--- a/غريب_في_طيبة.docx
+++ b/غريب_في_طيبة.docx
@@ -14194,13 +14194,7 @@
         <w:pStyle w:val="BodyText"/>
       </w:pPr>
       <w:r>
-        <w:t xml:space="preserve">«…need help… the portal… closed… can’t… go</w:t>
-      </w:r>
-      <w:r>
-        <w:t xml:space="preserve"> </w:t>
-      </w:r>
-      <w:r>
-        <w:t xml:space="preserve">back…»</w:t>
+        <w:t xml:space="preserve">«…النجدة… البوابة… مغلقة… لا أستطيع… العودة…»</w:t>
       </w:r>
     </w:p>
     <w:p>
@@ -14228,13 +14222,7 @@
         <w:t xml:space="preserve"> </w:t>
       </w:r>
       <w:r>
-        <w:t xml:space="preserve">بالإنجليزية بصوتٍ خافتٍ لا يسمعه سواهما: «Can you hear me?</w:t>
-      </w:r>
-      <w:r>
-        <w:t xml:space="preserve"> </w:t>
-      </w:r>
-      <w:r>
-        <w:t xml:space="preserve">Who are you?»</w:t>
+        <w:t xml:space="preserve">بالإنجليزية بصوتٍ خافتٍ لا يسمعه سواهما: «أتسمعني؟ من أنت؟»</w:t>
       </w:r>
     </w:p>
     <w:p>
@@ -14262,13 +14250,7 @@
         <w:pStyle w:val="BodyText"/>
       </w:pPr>
       <w:r>
-        <w:t xml:space="preserve">همس بصوتٍ واهنٍ متكسر: «You… you’re… like</w:t>
-      </w:r>
-      <w:r>
-        <w:t xml:space="preserve"> </w:t>
-      </w:r>
-      <w:r>
-        <w:t xml:space="preserve">me?»</w:t>
+        <w:t xml:space="preserve">همس بصوتٍ واهنٍ متكسر: «أنت… أنت… مثلي؟»</w:t>
       </w:r>
     </w:p>
     <w:p>
@@ -14336,13 +14318,7 @@
         <w:pStyle w:val="BodyText"/>
       </w:pPr>
       <w:r>
-        <w:t xml:space="preserve">«…the experiment… went wrong… 2087… supposed to be</w:t>
-      </w:r>
-      <w:r>
-        <w:t xml:space="preserve"> </w:t>
-      </w:r>
-      <w:r>
-        <w:t xml:space="preserve">Rome… ended up here…»</w:t>
+        <w:t xml:space="preserve">«…التجربة… أخفقت… ٢٠٨٧… كان يُفتَرض أن أصل إلى روما… انتهى بي المطاف هنا…»</w:t>
       </w:r>
     </w:p>
     <w:p>
@@ -14544,19 +14520,7 @@
         <w:pStyle w:val="BodyText"/>
       </w:pPr>
       <w:r>
-        <w:t xml:space="preserve">همس بالإنجليزية، وصوته أوضح مما كان طوال الليل: «The</w:t>
-      </w:r>
-      <w:r>
-        <w:t xml:space="preserve"> </w:t>
-      </w:r>
-      <w:r>
-        <w:t xml:space="preserve">key… I lost it… the portal… it’s closing… for</w:t>
-      </w:r>
-      <w:r>
-        <w:t xml:space="preserve"> </w:t>
-      </w:r>
-      <w:r>
-        <w:t xml:space="preserve">everyone…»</w:t>
+        <w:t xml:space="preserve">همس بالإنجليزية، وصوته أوضح مما كان طوال الليل: «المفتاح… أضعته… البوابة… تنغلق… على الجميع…»</w:t>
       </w:r>
     </w:p>
     <w:p>

--- a/غريب_في_طيبة.docx
+++ b/غريب_في_طيبة.docx
@@ -55628,7 +55628,13 @@
         </w:pict>
       </w:r>
     </w:p>
-    <w:sectPr/>
+    <w:sectPr>
+      <w:pgSz w:w="11906" w:h="16838"/>
+      <w:pgMar w:top="1418" w:right="1418" w:bottom="1418" w:left="1418" w:header="708" w:footer="708" w:gutter="0"/>
+      <w:bidi/>
+      <w:cols w:space="708"/>
+      <w:docGrid w:linePitch="360"/>
+    </w:sectPr>
   </w:body>
 </w:document>
 </file>
@@ -55926,15 +55932,17 @@
   <w:docDefaults>
     <w:rPrDefault>
       <w:rPr>
-        <w:rFonts w:asciiTheme="minorHAnsi" w:eastAsiaTheme="minorHAnsi" w:hAnsiTheme="minorHAnsi" w:cstheme="minorBidi"/>
-        <w:sz w:val="24"/>
-        <w:szCs w:val="24"/>
+        <w:rFonts w:asciiTheme="minorHAnsi" w:eastAsiaTheme="minorHAnsi" w:hAnsiTheme="minorHAnsi" w:cs="Amiri" w:cstheme="minorBidi"/>
+        <w:sz w:val="28"/>
+        <w:szCs w:val="28"/>
         <w:lang w:val="en-US" w:eastAsia="en-US" w:bidi="ar-SA"/>
       </w:rPr>
     </w:rPrDefault>
     <w:pPrDefault>
       <w:pPr>
+        <w:bidi/>
         <w:spacing w:after="200"/>
+        <w:jc w:val="both"/>
       </w:pPr>
     </w:pPrDefault>
   </w:docDefaults>
@@ -55942,12 +55950,16 @@
   <w:style w:type="paragraph" w:default="1" w:styleId="Normal">
     <w:name w:val="Normal"/>
     <w:qFormat/>
+    <w:pPr>
+      <w:bidi/>
+    </w:pPr>
   </w:style>
   <w:style w:type="paragraph" w:styleId="BodyText">
     <w:name w:val="Body Text"/>
     <w:basedOn w:val="Normal"/>
     <w:link w:val="BodyTextChar"/>
     <w:pPr>
+      <w:bidi/>
       <w:spacing w:before="180" w:after="180"/>
     </w:pPr>
     <w:qFormat/>
@@ -55957,12 +55969,16 @@
     <w:basedOn w:val="BodyText"/>
     <w:next w:val="BodyText"/>
     <w:qFormat/>
+    <w:pPr>
+      <w:bidi/>
+    </w:pPr>
   </w:style>
   <w:style w:type="paragraph" w:customStyle="1" w:styleId="Compact">
     <w:name w:val="Compact"/>
     <w:basedOn w:val="BodyText"/>
     <w:qFormat/>
     <w:pPr>
+      <w:bidi/>
       <w:spacing w:before="36" w:after="36"/>
     </w:pPr>
   </w:style>
@@ -55972,6 +55988,7 @@
     <w:next w:val="BodyText"/>
     <w:qFormat/>
     <w:pPr>
+      <w:bidi/>
       <w:keepNext/>
       <w:keepLines/>
       <w:spacing w:before="480" w:after="240"/>
@@ -55992,6 +56009,7 @@
     <w:next w:val="BodyText"/>
     <w:qFormat/>
     <w:pPr>
+      <w:bidi/>
       <w:keepNext/>
       <w:keepLines/>
       <w:spacing w:before="240" w:after="240"/>
@@ -56007,6 +56025,7 @@
     <w:next w:val="BodyText"/>
     <w:qFormat/>
     <w:pPr>
+      <w:bidi/>
       <w:keepNext/>
       <w:keepLines/>
       <w:jc w:val="center"/>
@@ -56017,6 +56036,7 @@
     <w:next w:val="BodyText"/>
     <w:qFormat/>
     <w:pPr>
+      <w:bidi/>
       <w:keepNext/>
       <w:keepLines/>
       <w:jc w:val="center"/>
@@ -56028,6 +56048,7 @@
     <w:next w:val="BodyText"/>
     <w:qFormat/>
     <w:pPr>
+      <w:bidi/>
       <w:keepNext/>
       <w:keepLines/>
       <w:spacing w:before="300" w:after="300"/>
@@ -56044,6 +56065,9 @@
     <w:qFormat/>
     <w:pPr/>
     <w:rPr/>
+    <w:pPr>
+      <w:bidi/>
+    </w:pPr>
   </w:style>
   <w:style w:type="paragraph" w:styleId="Heading1">
     <w:name w:val="Heading 1"/>
@@ -56052,6 +56076,7 @@
     <w:uiPriority w:val="9"/>
     <w:qFormat/>
     <w:pPr>
+      <w:bidi/>
       <w:keepNext/>
       <w:keepLines/>
       <w:spacing w:before="480" w:after="0"/>
@@ -56074,6 +56099,7 @@
     <w:unhideWhenUsed/>
     <w:qFormat/>
     <w:pPr>
+      <w:bidi/>
       <w:keepNext/>
       <w:keepLines/>
       <w:spacing w:before="200" w:after="0"/>
@@ -56096,6 +56122,7 @@
     <w:unhideWhenUsed/>
     <w:qFormat/>
     <w:pPr>
+      <w:bidi/>
       <w:keepNext/>
       <w:keepLines/>
       <w:spacing w:before="200" w:after="0"/>
@@ -56118,6 +56145,7 @@
     <w:unhideWhenUsed/>
     <w:qFormat/>
     <w:pPr>
+      <w:bidi/>
       <w:keepNext/>
       <w:keepLines/>
       <w:spacing w:before="200" w:after="0"/>
@@ -56140,6 +56168,7 @@
     <w:unhideWhenUsed/>
     <w:qFormat/>
     <w:pPr>
+      <w:bidi/>
       <w:keepNext/>
       <w:keepLines/>
       <w:spacing w:before="200" w:after="0"/>
@@ -56161,6 +56190,7 @@
     <w:unhideWhenUsed/>
     <w:qFormat/>
     <w:pPr>
+      <w:bidi/>
       <w:keepNext/>
       <w:keepLines/>
       <w:spacing w:before="200" w:after="0"/>
@@ -56181,6 +56211,7 @@
     <w:unhideWhenUsed/>
     <w:qFormat/>
     <w:pPr>
+      <w:bidi/>
       <w:keepNext/>
       <w:keepLines/>
       <w:spacing w:before="200" w:after="0"/>
@@ -56201,6 +56232,7 @@
     <w:unhideWhenUsed/>
     <w:qFormat/>
     <w:pPr>
+      <w:bidi/>
       <w:keepNext/>
       <w:keepLines/>
       <w:spacing w:before="200" w:after="0"/>
@@ -56221,6 +56253,7 @@
     <w:unhideWhenUsed/>
     <w:qFormat/>
     <w:pPr>
+      <w:bidi/>
       <w:keepNext/>
       <w:keepLines/>
       <w:spacing w:before="200" w:after="0"/>
@@ -56241,6 +56274,7 @@
     <w:unhideWhenUsed/>
     <w:qFormat/>
     <w:pPr>
+      <w:bidi/>
       <w:spacing w:before="100" w:after="100"/>
       <w:ind w:firstLine="0" w:left="480" w:right="480"/>
     </w:pPr>
@@ -56252,6 +56286,9 @@
     <w:uiPriority w:val="9"/>
     <w:unhideWhenUsed/>
     <w:qFormat/>
+    <w:pPr>
+      <w:bidi/>
+    </w:pPr>
   </w:style>
   <w:style w:type="character" w:default="1" w:styleId="DefaultParagraphFont">
     <w:name w:val="Default Paragraph Font"/>
@@ -56279,6 +56316,7 @@
     <w:basedOn w:val="Normal"/>
     <w:next w:val="Definition"/>
     <w:pPr>
+      <w:bidi/>
       <w:keepNext/>
       <w:keepLines/>
       <w:spacing w:after="0"/>
@@ -56290,12 +56328,16 @@
   <w:style w:type="paragraph" w:customStyle="1" w:styleId="Definition">
     <w:name w:val="Definition"/>
     <w:basedOn w:val="Normal"/>
+    <w:pPr>
+      <w:bidi/>
+    </w:pPr>
   </w:style>
   <w:style w:type="paragraph" w:styleId="Caption">
     <w:name w:val="Caption"/>
     <w:basedOn w:val="Normal"/>
     <w:link w:val="BodyTextChar"/>
     <w:pPr>
+      <w:bidi/>
       <w:spacing w:before="0" w:after="120"/>
     </w:pPr>
     <w:rPr>
@@ -56306,21 +56348,29 @@
     <w:name w:val="Table Caption"/>
     <w:basedOn w:val="Caption"/>
     <w:pPr>
+      <w:bidi/>
       <w:keepNext/>
     </w:pPr>
   </w:style>
   <w:style w:type="paragraph" w:customStyle="1" w:styleId="ImageCaption">
     <w:name w:val="Image Caption"/>
     <w:basedOn w:val="Caption"/>
+    <w:pPr>
+      <w:bidi/>
+    </w:pPr>
   </w:style>
   <w:style w:type="paragraph" w:customStyle="1" w:styleId="Figure">
     <w:name w:val="Figure"/>
     <w:basedOn w:val="Normal"/>
+    <w:pPr>
+      <w:bidi/>
+    </w:pPr>
   </w:style>
   <w:style w:type="paragraph" w:customStyle="1" w:styleId="CaptionedFigure">
     <w:name w:val="Captioned Figure"/>
     <w:basedOn w:val="Figure"/>
     <w:pPr>
+      <w:bidi/>
       <w:keepNext/>
     </w:pPr>
   </w:style>
@@ -56359,6 +56409,7 @@
     <w:unhideWhenUsed/>
     <w:qFormat/>
     <w:pPr>
+      <w:bidi/>
       <w:spacing w:before="240" w:line="259" w:lineRule="auto"/>
       <w:outlineLvl w:val="9"/>
     </w:pPr>

--- a/غريب_في_طيبة.docx
+++ b/غريب_في_طيبة.docx
@@ -22,7 +22,7 @@
     </w:p>
     <w:p>
       <w:pPr>
-        <w:pStyle w:val="GroupHeading"/>
+        <w:pStyle w:val="Author"/>
       </w:pPr>
       <w:r>
         <w:t xml:space="preserve">أحمد علَّام</w:t>

--- a/غريب_في_طيبة.docx
+++ b/غريب_في_طيبة.docx
@@ -4,6 +4,24 @@
   <w:body>
     <w:p>
       <w:pPr>
+        <w:bidi/>
+        <w:jc w:val="center"/>
+        <w:spacing w:before="4800" w:after="0" w:line="360" w:lineRule="auto"/>
+      </w:pPr>
+      <w:r>
+        <w:rPr>
+          <w:rFonts w:ascii="Amiri" w:hAnsi="Amiri" w:cs="Amiri"/>
+          <w:b/>
+          <w:bCs/>
+          <w:color w:val="1F4E79"/>
+          <w:sz w:val="56"/>
+          <w:szCs w:val="56"/>
+        </w:rPr>
+        <w:t xml:space="preserve">غريب في طيبة</w:t>
+      </w:r>
+    </w:p>
+    <w:p>
+      <w:pPr>
         <w:pStyle w:val="Heading1"/>
       </w:pPr>
       <w:bookmarkStart w:id="20" w:name="غريب-في-طيبة"/>
@@ -27,6 +45,17 @@
       <w:r>
         <w:t xml:space="preserve">أحمد علَّام</w:t>
       </w:r>
+    </w:p>
+    <w:p>
+      <w:pPr>
+        <w:sectPr>
+          <w:pgSz w:w="8391" w:h="11906"/>
+          <w:pgMar w:top="1134" w:right="1418" w:bottom="1134" w:left="1134" w:header="709" w:footer="709" w:gutter="0"/>
+          <w:bidi/>
+          <w:cols w:space="708"/>
+          <w:docGrid w:linePitch="360"/>
+        </w:sectPr>
+      </w:pPr>
     </w:p>
     <w:p>
       <w:pPr>
@@ -55315,10 +55344,16 @@
       </w:r>
     </w:p>
     <w:sectPr>
+      <w:headerReference r:id="rId100" w:type="default"/>
+      <w:headerReference r:id="rId101" w:type="first"/>
+      <w:footerReference r:id="rId102" w:type="default"/>
+      <w:footerReference r:id="rId103" w:type="first"/>
       <w:pgSz w:w="8391" w:h="11906"/>
       <w:pgMar w:top="1134" w:right="1418" w:bottom="1134" w:left="1134" w:header="709" w:footer="709" w:gutter="0"/>
+      <w:pgNumType w:fmt="hindiNumbers"/>
       <w:bidi/>
       <w:cols w:space="708"/>
+      <w:titlePg/>
       <w:docGrid w:linePitch="360"/>
     </w:sectPr>
   </w:body>
@@ -55329,6 +55364,56 @@
 <w:comments xmlns:w="http://schemas.openxmlformats.org/wordprocessingml/2006/main" xmlns:m="http://schemas.openxmlformats.org/officeDocument/2006/math" xmlns:r="http://schemas.openxmlformats.org/officeDocument/2006/relationships" xmlns:o="urn:schemas-microsoft-com:office:office" xmlns:v="urn:schemas-microsoft-com:vml" xmlns:w10="urn:schemas-microsoft-com:office:word" xmlns:a="http://schemas.openxmlformats.org/drawingml/2006/main" xmlns:pic="http://schemas.openxmlformats.org/drawingml/2006/picture" xmlns:wp="http://schemas.openxmlformats.org/drawingml/2006/wordprocessingDrawing"/>
 </file>
 
+<file path=word/footer1.xml><?xml version="1.0" encoding="utf-8"?>
+<w:ftr xmlns:w="http://schemas.openxmlformats.org/wordprocessingml/2006/main">
+  <w:p>
+    <w:pPr>
+      <w:bidi/>
+      <w:jc w:val="center"/>
+      <w:spacing w:before="120" w:after="0"/>
+    </w:pPr>
+    <w:r>
+      <w:rPr>
+        <w:rFonts w:ascii="Amiri" w:hAnsi="Amiri" w:cs="Amiri"/>
+        <w:color w:val="666666"/>
+        <w:sz w:val="20"/>
+        <w:szCs w:val="20"/>
+      </w:rPr>
+      <w:fldChar w:fldCharType="begin"/>
+    </w:r>
+    <w:r>
+      <w:rPr>
+        <w:rFonts w:ascii="Amiri" w:hAnsi="Amiri" w:cs="Amiri"/>
+        <w:color w:val="666666"/>
+        <w:sz w:val="20"/>
+        <w:szCs w:val="20"/>
+      </w:rPr>
+      <w:instrText xml:space="preserve"> PAGE \* MERGEFORMAT </w:instrText>
+    </w:r>
+    <w:r>
+      <w:rPr>
+        <w:rFonts w:ascii="Amiri" w:hAnsi="Amiri" w:cs="Amiri"/>
+        <w:color w:val="666666"/>
+        <w:sz w:val="20"/>
+        <w:szCs w:val="20"/>
+      </w:rPr>
+      <w:fldChar w:fldCharType="end"/>
+    </w:r>
+  </w:p>
+</w:ftr>
+</file>
+
+<file path=word/footer2.xml><?xml version="1.0" encoding="utf-8"?>
+<w:ftr xmlns:w="http://schemas.openxmlformats.org/wordprocessingml/2006/main">
+  <w:p>
+    <w:pPr>
+      <w:bidi/>
+      <w:jc w:val="center"/>
+    </w:pPr>
+  </w:p>
+</w:ftr>
+</file>
+
 <file path=word/footnotes.xml><?xml version="1.0" encoding="utf-8"?>
 <w:footnotes xmlns:w="http://schemas.openxmlformats.org/wordprocessingml/2006/main" xmlns:m="http://schemas.openxmlformats.org/officeDocument/2006/math" xmlns:r="http://schemas.openxmlformats.org/officeDocument/2006/relationships" xmlns:o="urn:schemas-microsoft-com:office:office" xmlns:v="urn:schemas-microsoft-com:vml" xmlns:w10="urn:schemas-microsoft-com:office:word" xmlns:a="http://schemas.openxmlformats.org/drawingml/2006/main" xmlns:pic="http://schemas.openxmlformats.org/drawingml/2006/picture" xmlns:wp="http://schemas.openxmlformats.org/drawingml/2006/wordprocessingDrawing">
   <w:footnote w:type="continuationSeparator" w:id="0">
@@ -55346,6 +55431,43 @@
     </w:p>
   </w:footnote>
 </w:footnotes>
+</file>
+
+<file path=word/header1.xml><?xml version="1.0" encoding="utf-8"?>
+<w:hdr xmlns:w="http://schemas.openxmlformats.org/wordprocessingml/2006/main">
+  <w:p>
+    <w:pPr>
+      <w:bidi/>
+      <w:jc w:val="center"/>
+      <w:pBdr>
+        <w:bottom w:val="single" w:sz="4" w:space="4" w:color="999999"/>
+      </w:pBdr>
+      <w:spacing w:before="0" w:after="120"/>
+    </w:pPr>
+    <w:r>
+      <w:rPr>
+        <w:rFonts w:ascii="Amiri" w:hAnsi="Amiri" w:cs="Amiri"/>
+        <w:i/>
+        <w:iCs/>
+        <w:color w:val="666666"/>
+        <w:sz w:val="20"/>
+        <w:szCs w:val="20"/>
+      </w:rPr>
+      <w:t xml:space="preserve">غريب في طيبة</w:t>
+    </w:r>
+  </w:p>
+</w:hdr>
+</file>
+
+<file path=word/header2.xml><?xml version="1.0" encoding="utf-8"?>
+<w:hdr xmlns:w="http://schemas.openxmlformats.org/wordprocessingml/2006/main">
+  <w:p>
+    <w:pPr>
+      <w:bidi/>
+      <w:jc w:val="center"/>
+    </w:pPr>
+  </w:p>
+</w:hdr>
 </file>
 
 <file path=word/numbering.xml><?xml version="1.0" encoding="utf-8"?>

--- a/غريب_في_طيبة.docx
+++ b/غريب_في_طيبة.docx
@@ -20571,7 +20571,7 @@
         <w:pStyle w:val="FirstParagraph"/>
       </w:pPr>
       <w:r>
-        <w:t xml:space="preserve">جلس نفرو على الحصيرة المهترئة كطائرٍ جريحٍ طوى جناحيه على ألمه، جسدُه</w:t>
+        <w:t xml:space="preserve">جلس نفرو على الحصيرة المهترئة، جسدُه</w:t>
       </w:r>
       <w:r>
         <w:t xml:space="preserve"> </w:t>
@@ -20583,7 +20583,7 @@
         <w:t xml:space="preserve"> </w:t>
       </w:r>
       <w:r>
-        <w:t xml:space="preserve">عيناه زائغتين تتحرّكان بلا توقّف كفراشتين محبوستين في قفص، تبحثان عن</w:t>
+        <w:t xml:space="preserve">عيناه زائغتين تتحرّكان بلا توقّف، تبحثان عن</w:t>
       </w:r>
       <w:r>
         <w:t xml:space="preserve"> </w:t>
@@ -20595,13 +20595,7 @@
         <w:t xml:space="preserve"> </w:t>
       </w:r>
       <w:r>
-        <w:t xml:space="preserve">الوجوه بدفئه الرطب، إلا أنّ الشابّ كان يرتجف كمن غُمس في مياه النيل في</w:t>
-      </w:r>
-      <w:r>
-        <w:t xml:space="preserve"> </w:t>
-      </w:r>
-      <w:r>
-        <w:t xml:space="preserve">ليلة شتاء.</w:t>
+        <w:t xml:space="preserve">الوجوه بدفئه الرطب، إلا أنّ الشابّ كان يرتجف.</w:t>
       </w:r>
     </w:p>
     <w:p>
@@ -20675,7 +20669,7 @@
         <w:pStyle w:val="BodyText"/>
       </w:pPr>
       <w:r>
-        <w:t xml:space="preserve">همس بصوتٍ مكسورٍ كخوار عجلٍ تائه: «أنت… أنت لست</w:t>
+        <w:t xml:space="preserve">همس بصوتٍ مكسور: «أنت… أنت لست</w:t>
       </w:r>
       <w:r>
         <w:t xml:space="preserve"> </w:t>
@@ -21224,13 +21218,13 @@
         <w:pStyle w:val="BodyText"/>
       </w:pPr>
       <w:r>
-        <w:t xml:space="preserve">كان يفحص طفلًا في الخامسة من عمره، صبيًّا صغيرًا بعينين واسعتين كعيني</w:t>
-      </w:r>
-      <w:r>
-        <w:t xml:space="preserve"> </w:t>
-      </w:r>
-      <w:r>
-        <w:t xml:space="preserve">غزال، يسبح فيهما مزيجٌ من الحيرة والخوف الطفوليّ البريء. كان المرض قد</w:t>
+        <w:t xml:space="preserve">كان يفحص طفلًا في الخامسة من عمره، صبيًّا صغيرًا بعينين واسعتين</w:t>
+      </w:r>
+      <w:r>
+        <w:t xml:space="preserve"> </w:t>
+      </w:r>
+      <w:r>
+        <w:t xml:space="preserve">يسبح فيهما مزيجٌ من الحيرة والخوف الطفوليّ البريء. كان المرض قد</w:t>
       </w:r>
       <w:r>
         <w:t xml:space="preserve"> </w:t>
@@ -21248,7 +21242,7 @@
         <w:t xml:space="preserve"> </w:t>
       </w:r>
       <w:r>
-        <w:t xml:space="preserve">أزيزًا مؤلمًا كصوت ناي مكسور.</w:t>
+        <w:t xml:space="preserve">أزيزًا مؤلمًا.</w:t>
       </w:r>
     </w:p>
     <w:p>
@@ -52915,15 +52909,7 @@
         <w:pStyle w:val="GroupHeading"/>
       </w:pPr>
       <w:r>
-        <w:t xml:space="preserve">الخاتمة</w:t>
-      </w:r>
-    </w:p>
-    <w:p>
-      <w:pPr>
-        <w:pStyle w:val="GroupHeading"/>
-      </w:pPr>
-      <w:r>
-        <w:t xml:space="preserve">معمل آثار، القاهرة، يناير ٢٠٢٥</w:t>
+        <w:t xml:space="preserve">معمل آثار، القاهرة — يناير ٢٠٢٥</w:t>
       </w:r>
     </w:p>
     <w:p>
@@ -53012,6 +52998,22 @@
       </w:pPr>
       <w:r>
         <w:t xml:space="preserve">في البداية، أقنعت نفسها أنّها تريد أن تفهم فحسب. لكن مع توالي السنين أدركت الحقيقة المرّة التي كانت تهرب منها: هي لم تكن تبحث عن فهم، بل كانت تبحث عنه هو.</w:t>
+      </w:r>
+    </w:p>
+    <w:p>
+      <w:pPr>
+        <w:pStyle w:val="BodyText"/>
+      </w:pPr>
+      <w:r>
+        <w:t xml:space="preserve">في السنة الخامسة من الدكتوراه، وقفت ذات صباحٍ أمام بردية إيبرس الطبية في متحف لايبزيغ، وقرأت سطرًا عن «خراج الجِلد» لم تستطع أن تجاوزه. ظلّت ساعةً كاملة تنظر إليه. لم تكن تعرف لماذا. غادرت دون أن تدوّن شيئًا. في تلك الليلة، في غرفة الفندق، كتبت في دفترها جملةً واحدة: «هل قرأ أحمد هذا السطر؟» ثم محتها. ثم أعادت كتابتها. ثم تركتها.</w:t>
+      </w:r>
+    </w:p>
+    <w:p>
+      <w:pPr>
+        <w:pStyle w:val="BodyText"/>
+      </w:pPr>
+      <w:r>
+        <w:t xml:space="preserve">وفي السنة الثامنة، حين دافعت عن أطروحتها أمام لجنة من خمسة أساتذة، سألها أكبرهم سؤالًا تقنيًّا عن ترتيبٍ زمنيٍّ في عهد رعمسيس الثاني. أجابت بدقّةٍ مهنيّة. صفّق لها الجميع. لكنّها وهي تنزل من المنصّة شعرت بشيءٍ غريب: لم تكن تدافع عن أطروحة. كانت تترافع عن غائب. وكان أصعب ما في الأمر أنّ الغائب لم يكن في القاعة ليسمع.</w:t>
       </w:r>
     </w:p>
     <w:p>

--- a/غريب_في_طيبة.docx
+++ b/غريب_في_طيبة.docx
@@ -6,7 +6,7 @@
       <w:pPr>
         <w:bidi/>
         <w:jc w:val="center"/>
-        <w:spacing w:before="4800" w:after="0" w:line="360" w:lineRule="auto"/>
+        <w:spacing w:before="4800" w:after="240" w:line="360" w:lineRule="auto"/>
       </w:pPr>
       <w:r>
         <w:rPr>
@@ -14,10 +14,28 @@
           <w:b/>
           <w:bCs/>
           <w:color w:val="1F4E79"/>
+          <w:spacing w:val="120"/>
           <w:sz w:val="56"/>
           <w:szCs w:val="56"/>
         </w:rPr>
         <w:t xml:space="preserve">غريب في طيبة</w:t>
+      </w:r>
+    </w:p>
+    <w:p>
+      <w:pPr>
+        <w:bidi/>
+        <w:jc w:val="center"/>
+        <w:spacing w:before="600" w:after="0"/>
+      </w:pPr>
+      <w:r>
+        <w:rPr>
+          <w:rFonts w:ascii="Amiri" w:hAnsi="Amiri" w:cs="Amiri"/>
+          <w:color w:val="C9A227"/>
+          <w:sz w:val="32"/>
+          <w:szCs w:val="32"/>
+          <w:spacing w:val="240"/>
+        </w:rPr>
+        <w:t xml:space="preserve">❖   ❖   ❖</w:t>
       </w:r>
     </w:p>
     <w:bookmarkStart w:id="21" w:name="غريب-في-طيبة"/>
@@ -77,10 +95,22 @@
       </w:r>
     </w:p>
     <w:p>
-      <w:r>
-        <w:pict>
-          <v:rect style="width:0;height:1.5pt" o:hralign="center" o:hrstd="t" o:hr="t"/>
-        </w:pict>
+      <w:pPr>
+        <w:bidi/>
+        <w:jc w:val="center"/>
+        <w:keepLines/>
+        <w:spacing w:before="360" w:after="360" w:line="360" w:lineRule="auto"/>
+        <w:contextualSpacing w:val="0"/>
+      </w:pPr>
+      <w:r>
+        <w:rPr>
+          <w:rFonts w:ascii="Amiri" w:hAnsi="Amiri" w:cs="Amiri"/>
+          <w:color w:val="C9A227"/>
+          <w:sz w:val="28"/>
+          <w:szCs w:val="28"/>
+          <w:spacing w:val="240"/>
+        </w:rPr>
+        <w:t xml:space="preserve">❖   ❖   ❖</w:t>
       </w:r>
     </w:p>
     <w:bookmarkStart w:id="20" w:name="الإهداء"/>
@@ -97,7 +127,18 @@
         <w:pStyle w:val="FirstParagraph"/>
       </w:pPr>
       <w:r>
-        <w:t xml:space="preserve">إلى أَبي،</w:t>
+        <w:rPr>
+          <w:rFonts w:ascii="Amiri" w:hAnsi="Amiri" w:cs="Amiri"/>
+          <w:b/>
+          <w:bCs/>
+          <w:color w:val="C9A227"/>
+          <w:sz w:val="36"/>
+          <w:szCs w:val="36"/>
+        </w:rPr>
+        <w:t xml:space="preserve">إلى</w:t>
+      </w:r>
+      <w:r>
+        <w:t xml:space="preserve"> أَبي،</w:t>
       </w:r>
       <w:r>
         <w:t xml:space="preserve"> </w:t>
@@ -143,7 +184,18 @@
         <w:pStyle w:val="FirstParagraph"/>
       </w:pPr>
       <w:r>
-        <w:t xml:space="preserve">وإلى كلِّ مَن يَمشي على أَرضِ مِصر</w:t>
+        <w:rPr>
+          <w:rFonts w:ascii="Amiri" w:hAnsi="Amiri" w:cs="Amiri"/>
+          <w:b/>
+          <w:bCs/>
+          <w:color w:val="C9A227"/>
+          <w:sz w:val="36"/>
+          <w:szCs w:val="36"/>
+        </w:rPr>
+        <w:t xml:space="preserve">وإلى</w:t>
+      </w:r>
+      <w:r>
+        <w:t xml:space="preserve"> كلِّ مَن يَمشي على أَرضِ مِصر</w:t>
       </w:r>
       <w:r>
         <w:t xml:space="preserve"> </w:t>
@@ -173,10 +225,22 @@
       </w:r>
     </w:p>
     <w:p>
-      <w:r>
-        <w:pict>
-          <v:rect style="width:0;height:1.5pt" o:hralign="center" o:hrstd="t" o:hr="t"/>
-        </w:pict>
+      <w:pPr>
+        <w:bidi/>
+        <w:jc w:val="center"/>
+        <w:keepLines/>
+        <w:spacing w:before="360" w:after="360" w:line="360" w:lineRule="auto"/>
+        <w:contextualSpacing w:val="0"/>
+      </w:pPr>
+      <w:r>
+        <w:rPr>
+          <w:rFonts w:ascii="Amiri" w:hAnsi="Amiri" w:cs="Amiri"/>
+          <w:color w:val="C9A227"/>
+          <w:sz w:val="28"/>
+          <w:szCs w:val="28"/>
+          <w:spacing w:val="240"/>
+        </w:rPr>
+        <w:t xml:space="preserve">❖   ❖   ❖</w:t>
       </w:r>
     </w:p>
     <w:bookmarkEnd w:id="20"/>
@@ -555,10 +619,22 @@
       </w:r>
     </w:p>
     <w:p>
-      <w:r>
-        <w:pict>
-          <v:rect style="width:0;height:1.5pt" o:hralign="center" o:hrstd="t" o:hr="t"/>
-        </w:pict>
+      <w:pPr>
+        <w:bidi/>
+        <w:jc w:val="center"/>
+        <w:keepLines/>
+        <w:spacing w:before="360" w:after="360" w:line="360" w:lineRule="auto"/>
+        <w:contextualSpacing w:val="0"/>
+      </w:pPr>
+      <w:r>
+        <w:rPr>
+          <w:rFonts w:ascii="Amiri" w:hAnsi="Amiri" w:cs="Amiri"/>
+          <w:color w:val="C9A227"/>
+          <w:sz w:val="28"/>
+          <w:szCs w:val="28"/>
+          <w:spacing w:val="240"/>
+        </w:rPr>
+        <w:t xml:space="preserve">❖   ❖   ❖</w:t>
       </w:r>
     </w:p>
     <w:p>
@@ -618,10 +694,22 @@
       </w:r>
     </w:p>
     <w:p>
-      <w:r>
-        <w:pict>
-          <v:rect style="width:0;height:1.5pt" o:hralign="center" o:hrstd="t" o:hr="t"/>
-        </w:pict>
+      <w:pPr>
+        <w:bidi/>
+        <w:jc w:val="center"/>
+        <w:keepLines/>
+        <w:spacing w:before="360" w:after="360" w:line="360" w:lineRule="auto"/>
+        <w:contextualSpacing w:val="0"/>
+      </w:pPr>
+      <w:r>
+        <w:rPr>
+          <w:rFonts w:ascii="Amiri" w:hAnsi="Amiri" w:cs="Amiri"/>
+          <w:color w:val="C9A227"/>
+          <w:sz w:val="28"/>
+          <w:szCs w:val="28"/>
+          <w:spacing w:val="240"/>
+        </w:rPr>
+        <w:t xml:space="preserve">❖   ❖   ❖</w:t>
       </w:r>
     </w:p>
     <w:bookmarkEnd w:id="22"/>
@@ -871,10 +959,22 @@
       </w:r>
     </w:p>
     <w:p>
-      <w:r>
-        <w:pict>
-          <v:rect style="width:0;height:1.5pt" o:hralign="center" o:hrstd="t" o:hr="t"/>
-        </w:pict>
+      <w:pPr>
+        <w:bidi/>
+        <w:jc w:val="center"/>
+        <w:keepLines/>
+        <w:spacing w:before="360" w:after="360" w:line="360" w:lineRule="auto"/>
+        <w:contextualSpacing w:val="0"/>
+      </w:pPr>
+      <w:r>
+        <w:rPr>
+          <w:rFonts w:ascii="Amiri" w:hAnsi="Amiri" w:cs="Amiri"/>
+          <w:color w:val="C9A227"/>
+          <w:sz w:val="28"/>
+          <w:szCs w:val="28"/>
+          <w:spacing w:val="240"/>
+        </w:rPr>
+        <w:t xml:space="preserve">❖   ❖   ❖</w:t>
       </w:r>
     </w:p>
     <w:bookmarkEnd w:id="23"/>
@@ -908,10 +1008,22 @@
       </w:r>
     </w:p>
     <w:p>
-      <w:r>
-        <w:pict>
-          <v:rect style="width:0;height:1.5pt" o:hralign="center" o:hrstd="t" o:hr="t"/>
-        </w:pict>
+      <w:pPr>
+        <w:bidi/>
+        <w:jc w:val="center"/>
+        <w:keepLines/>
+        <w:spacing w:before="360" w:after="360" w:line="360" w:lineRule="auto"/>
+        <w:contextualSpacing w:val="0"/>
+      </w:pPr>
+      <w:r>
+        <w:rPr>
+          <w:rFonts w:ascii="Amiri" w:hAnsi="Amiri" w:cs="Amiri"/>
+          <w:color w:val="C9A227"/>
+          <w:sz w:val="28"/>
+          <w:szCs w:val="28"/>
+          <w:spacing w:val="240"/>
+        </w:rPr>
+        <w:t xml:space="preserve">❖   ❖   ❖</w:t>
       </w:r>
     </w:p>
     <w:bookmarkStart w:id="24" w:name="المقدمة"/>
@@ -928,7 +1040,18 @@
         <w:pStyle w:val="FirstParagraph"/>
       </w:pPr>
       <w:r>
-        <w:t xml:space="preserve">الزَّمَنُ خادِعٌ ماكِر.</w:t>
+        <w:rPr>
+          <w:rFonts w:ascii="Amiri" w:hAnsi="Amiri" w:cs="Amiri"/>
+          <w:b/>
+          <w:bCs/>
+          <w:color w:val="C9A227"/>
+          <w:sz w:val="36"/>
+          <w:szCs w:val="36"/>
+        </w:rPr>
+        <w:t xml:space="preserve">الزَّمَنُ</w:t>
+      </w:r>
+      <w:r>
+        <w:t xml:space="preserve"> خادِعٌ ماكِر.</w:t>
       </w:r>
     </w:p>
     <w:p>
@@ -1004,10 +1127,22 @@
       </w:r>
     </w:p>
     <w:p>
-      <w:r>
-        <w:pict>
-          <v:rect style="width:0;height:1.5pt" o:hralign="center" o:hrstd="t" o:hr="t"/>
-        </w:pict>
+      <w:pPr>
+        <w:bidi/>
+        <w:jc w:val="center"/>
+        <w:keepLines/>
+        <w:spacing w:before="360" w:after="360" w:line="360" w:lineRule="auto"/>
+        <w:contextualSpacing w:val="0"/>
+      </w:pPr>
+      <w:r>
+        <w:rPr>
+          <w:rFonts w:ascii="Amiri" w:hAnsi="Amiri" w:cs="Amiri"/>
+          <w:color w:val="C9A227"/>
+          <w:sz w:val="28"/>
+          <w:szCs w:val="28"/>
+          <w:spacing w:val="240"/>
+        </w:rPr>
+        <w:t xml:space="preserve">❖   ❖   ❖</w:t>
       </w:r>
     </w:p>
     <w:bookmarkEnd w:id="24"/>
@@ -1025,7 +1160,18 @@
         <w:pStyle w:val="FirstParagraph"/>
       </w:pPr>
       <w:r>
-        <w:t xml:space="preserve">كانت القاهرة تختنق.</w:t>
+        <w:rPr>
+          <w:rFonts w:ascii="Amiri" w:hAnsi="Amiri" w:cs="Amiri"/>
+          <w:b/>
+          <w:bCs/>
+          <w:color w:val="C9A227"/>
+          <w:sz w:val="36"/>
+          <w:szCs w:val="36"/>
+        </w:rPr>
+        <w:t xml:space="preserve">كانت</w:t>
+      </w:r>
+      <w:r>
+        <w:t xml:space="preserve"> القاهرة تختنق.</w:t>
       </w:r>
     </w:p>
     <w:p>
@@ -1825,10 +1971,22 @@
       </w:r>
     </w:p>
     <w:p>
-      <w:r>
-        <w:pict>
-          <v:rect style="width:0;height:1.5pt" o:hralign="center" o:hrstd="t" o:hr="t"/>
-        </w:pict>
+      <w:pPr>
+        <w:bidi/>
+        <w:jc w:val="center"/>
+        <w:keepLines/>
+        <w:spacing w:before="360" w:after="360" w:line="360" w:lineRule="auto"/>
+        <w:contextualSpacing w:val="0"/>
+      </w:pPr>
+      <w:r>
+        <w:rPr>
+          <w:rFonts w:ascii="Amiri" w:hAnsi="Amiri" w:cs="Amiri"/>
+          <w:color w:val="C9A227"/>
+          <w:sz w:val="28"/>
+          <w:szCs w:val="28"/>
+          <w:spacing w:val="240"/>
+        </w:rPr>
+        <w:t xml:space="preserve">❖   ❖   ❖</w:t>
       </w:r>
     </w:p>
     <w:p>
@@ -1836,7 +1994,18 @@
         <w:pStyle w:val="FirstParagraph"/>
       </w:pPr>
       <w:r>
-        <w:t xml:space="preserve">أطفأ الأنوار بحركة آلية، وغادر العيادة. كانت السكرتيرة قد انصرفت قبل</w:t>
+        <w:rPr>
+          <w:rFonts w:ascii="Amiri" w:hAnsi="Amiri" w:cs="Amiri"/>
+          <w:b/>
+          <w:bCs/>
+          <w:color w:val="C9A227"/>
+          <w:sz w:val="36"/>
+          <w:szCs w:val="36"/>
+        </w:rPr>
+        <w:t xml:space="preserve">أطفأ</w:t>
+      </w:r>
+      <w:r>
+        <w:t xml:space="preserve"> الأنوار بحركة آلية، وغادر العيادة. كانت السكرتيرة قد انصرفت قبل</w:t>
       </w:r>
       <w:r>
         <w:t xml:space="preserve"> </w:t>
@@ -2096,10 +2265,22 @@
       </w:r>
     </w:p>
     <w:p>
-      <w:r>
-        <w:pict>
-          <v:rect style="width:0;height:1.5pt" o:hralign="center" o:hrstd="t" o:hr="t"/>
-        </w:pict>
+      <w:pPr>
+        <w:bidi/>
+        <w:jc w:val="center"/>
+        <w:keepLines/>
+        <w:spacing w:before="360" w:after="360" w:line="360" w:lineRule="auto"/>
+        <w:contextualSpacing w:val="0"/>
+      </w:pPr>
+      <w:r>
+        <w:rPr>
+          <w:rFonts w:ascii="Amiri" w:hAnsi="Amiri" w:cs="Amiri"/>
+          <w:color w:val="C9A227"/>
+          <w:sz w:val="28"/>
+          <w:szCs w:val="28"/>
+          <w:spacing w:val="240"/>
+        </w:rPr>
+        <w:t xml:space="preserve">❖   ❖   ❖</w:t>
       </w:r>
     </w:p>
     <w:p>
@@ -2107,7 +2288,18 @@
         <w:pStyle w:val="FirstParagraph"/>
       </w:pPr>
       <w:r>
-        <w:t xml:space="preserve">حين وصل إلى شقته في المعادي، كانت خاوية كالعادة، كقبر فسيح ومريح. لا</w:t>
+        <w:rPr>
+          <w:rFonts w:ascii="Amiri" w:hAnsi="Amiri" w:cs="Amiri"/>
+          <w:b/>
+          <w:bCs/>
+          <w:color w:val="C9A227"/>
+          <w:sz w:val="36"/>
+          <w:szCs w:val="36"/>
+        </w:rPr>
+        <w:t xml:space="preserve">حين</w:t>
+      </w:r>
+      <w:r>
+        <w:t xml:space="preserve"> وصل إلى شقته في المعادي، كانت خاوية كالعادة، كقبر فسيح ومريح. لا</w:t>
       </w:r>
       <w:r>
         <w:t xml:space="preserve"> </w:t>
@@ -2527,10 +2719,22 @@
       </w:r>
     </w:p>
     <w:p>
-      <w:r>
-        <w:pict>
-          <v:rect style="width:0;height:1.5pt" o:hralign="center" o:hrstd="t" o:hr="t"/>
-        </w:pict>
+      <w:pPr>
+        <w:bidi/>
+        <w:jc w:val="center"/>
+        <w:keepLines/>
+        <w:spacing w:before="360" w:after="360" w:line="360" w:lineRule="auto"/>
+        <w:contextualSpacing w:val="0"/>
+      </w:pPr>
+      <w:r>
+        <w:rPr>
+          <w:rFonts w:ascii="Amiri" w:hAnsi="Amiri" w:cs="Amiri"/>
+          <w:color w:val="C9A227"/>
+          <w:sz w:val="28"/>
+          <w:szCs w:val="28"/>
+          <w:spacing w:val="240"/>
+        </w:rPr>
+        <w:t xml:space="preserve">❖   ❖   ❖</w:t>
       </w:r>
     </w:p>
     <w:p>
@@ -2538,7 +2742,18 @@
         <w:pStyle w:val="FirstParagraph"/>
       </w:pPr>
       <w:r>
-        <w:t xml:space="preserve">في صباح يوم السفر، استيقظ أحمد قبل الفجر بساعة.</w:t>
+        <w:rPr>
+          <w:rFonts w:ascii="Amiri" w:hAnsi="Amiri" w:cs="Amiri"/>
+          <w:b/>
+          <w:bCs/>
+          <w:color w:val="C9A227"/>
+          <w:sz w:val="36"/>
+          <w:szCs w:val="36"/>
+        </w:rPr>
+        <w:t xml:space="preserve">في</w:t>
+      </w:r>
+      <w:r>
+        <w:t xml:space="preserve"> صباح يوم السفر، استيقظ أحمد قبل الفجر بساعة.</w:t>
       </w:r>
     </w:p>
     <w:p>
@@ -2880,10 +3095,22 @@
       </w:r>
     </w:p>
     <w:p>
-      <w:r>
-        <w:pict>
-          <v:rect style="width:0;height:1.5pt" o:hralign="center" o:hrstd="t" o:hr="t"/>
-        </w:pict>
+      <w:pPr>
+        <w:bidi/>
+        <w:jc w:val="center"/>
+        <w:keepLines/>
+        <w:spacing w:before="360" w:after="360" w:line="360" w:lineRule="auto"/>
+        <w:contextualSpacing w:val="0"/>
+      </w:pPr>
+      <w:r>
+        <w:rPr>
+          <w:rFonts w:ascii="Amiri" w:hAnsi="Amiri" w:cs="Amiri"/>
+          <w:color w:val="C9A227"/>
+          <w:sz w:val="28"/>
+          <w:szCs w:val="28"/>
+          <w:spacing w:val="240"/>
+        </w:rPr>
+        <w:t xml:space="preserve">❖   ❖   ❖</w:t>
       </w:r>
     </w:p>
     <w:bookmarkEnd w:id="25"/>
@@ -2901,7 +3128,18 @@
         <w:pStyle w:val="FirstParagraph"/>
       </w:pPr>
       <w:r>
-        <w:t xml:space="preserve">كانت الشمس تَغرَق خلف أفقِ الأقصرِ الغربيّ، تُلقي ظلَّها الطويلَ على</w:t>
+        <w:rPr>
+          <w:rFonts w:ascii="Amiri" w:hAnsi="Amiri" w:cs="Amiri"/>
+          <w:b/>
+          <w:bCs/>
+          <w:color w:val="C9A227"/>
+          <w:sz w:val="36"/>
+          <w:szCs w:val="36"/>
+        </w:rPr>
+        <w:t xml:space="preserve">كانت</w:t>
+      </w:r>
+      <w:r>
+        <w:t xml:space="preserve"> الشمس تَغرَق خلف أفقِ الأقصرِ الغربيّ، تُلقي ظلَّها الطويلَ على</w:t>
       </w:r>
       <w:r>
         <w:t xml:space="preserve"> </w:t>
@@ -3023,10 +3261,22 @@
       </w:r>
     </w:p>
     <w:p>
-      <w:r>
-        <w:pict>
-          <v:rect style="width:0;height:1.5pt" o:hralign="center" o:hrstd="t" o:hr="t"/>
-        </w:pict>
+      <w:pPr>
+        <w:bidi/>
+        <w:jc w:val="center"/>
+        <w:keepLines/>
+        <w:spacing w:before="360" w:after="360" w:line="360" w:lineRule="auto"/>
+        <w:contextualSpacing w:val="0"/>
+      </w:pPr>
+      <w:r>
+        <w:rPr>
+          <w:rFonts w:ascii="Amiri" w:hAnsi="Amiri" w:cs="Amiri"/>
+          <w:color w:val="C9A227"/>
+          <w:sz w:val="28"/>
+          <w:szCs w:val="28"/>
+          <w:spacing w:val="240"/>
+        </w:rPr>
+        <w:t xml:space="preserve">❖   ❖   ❖</w:t>
       </w:r>
     </w:p>
     <w:p>
@@ -3034,7 +3284,18 @@
         <w:pStyle w:val="FirstParagraph"/>
       </w:pPr>
       <w:r>
-        <w:t xml:space="preserve">كان قد وصل إلى الأقصر في ذلك الصباح، بعد رحلة بالقطار استغرقت عشر ساعات</w:t>
+        <w:rPr>
+          <w:rFonts w:ascii="Amiri" w:hAnsi="Amiri" w:cs="Amiri"/>
+          <w:b/>
+          <w:bCs/>
+          <w:color w:val="C9A227"/>
+          <w:sz w:val="36"/>
+          <w:szCs w:val="36"/>
+        </w:rPr>
+        <w:t xml:space="preserve">كان</w:t>
+      </w:r>
+      <w:r>
+        <w:t xml:space="preserve"> قد وصل إلى الأقصر في ذلك الصباح، بعد رحلة بالقطار استغرقت عشر ساعات</w:t>
       </w:r>
       <w:r>
         <w:t xml:space="preserve"> </w:t>
@@ -3174,10 +3435,22 @@
       </w:r>
     </w:p>
     <w:p>
-      <w:r>
-        <w:pict>
-          <v:rect style="width:0;height:1.5pt" o:hralign="center" o:hrstd="t" o:hr="t"/>
-        </w:pict>
+      <w:pPr>
+        <w:bidi/>
+        <w:jc w:val="center"/>
+        <w:keepLines/>
+        <w:spacing w:before="360" w:after="360" w:line="360" w:lineRule="auto"/>
+        <w:contextualSpacing w:val="0"/>
+      </w:pPr>
+      <w:r>
+        <w:rPr>
+          <w:rFonts w:ascii="Amiri" w:hAnsi="Amiri" w:cs="Amiri"/>
+          <w:color w:val="C9A227"/>
+          <w:sz w:val="28"/>
+          <w:szCs w:val="28"/>
+          <w:spacing w:val="240"/>
+        </w:rPr>
+        <w:t xml:space="preserve">❖   ❖   ❖</w:t>
       </w:r>
     </w:p>
     <w:p>
@@ -3185,7 +3458,18 @@
         <w:pStyle w:val="FirstParagraph"/>
       </w:pPr>
       <w:r>
-        <w:t xml:space="preserve">والآن، وهو يقف وسط المعبد العملاق، شعر بأنه وجد ما كان يبحث عنه. أو</w:t>
+        <w:rPr>
+          <w:rFonts w:ascii="Amiri" w:hAnsi="Amiri" w:cs="Amiri"/>
+          <w:b/>
+          <w:bCs/>
+          <w:color w:val="C9A227"/>
+          <w:sz w:val="36"/>
+          <w:szCs w:val="36"/>
+        </w:rPr>
+        <w:t xml:space="preserve">والآن،</w:t>
+      </w:r>
+      <w:r>
+        <w:t xml:space="preserve"> وهو يقف وسط المعبد العملاق، شعر بأنه وجد ما كان يبحث عنه. أو</w:t>
       </w:r>
       <w:r>
         <w:t xml:space="preserve"> </w:t>
@@ -3285,10 +3569,22 @@
       </w:r>
     </w:p>
     <w:p>
-      <w:r>
-        <w:pict>
-          <v:rect style="width:0;height:1.5pt" o:hralign="center" o:hrstd="t" o:hr="t"/>
-        </w:pict>
+      <w:pPr>
+        <w:bidi/>
+        <w:jc w:val="center"/>
+        <w:keepLines/>
+        <w:spacing w:before="360" w:after="360" w:line="360" w:lineRule="auto"/>
+        <w:contextualSpacing w:val="0"/>
+      </w:pPr>
+      <w:r>
+        <w:rPr>
+          <w:rFonts w:ascii="Amiri" w:hAnsi="Amiri" w:cs="Amiri"/>
+          <w:color w:val="C9A227"/>
+          <w:sz w:val="28"/>
+          <w:szCs w:val="28"/>
+          <w:spacing w:val="240"/>
+        </w:rPr>
+        <w:t xml:space="preserve">❖   ❖   ❖</w:t>
       </w:r>
     </w:p>
     <w:p>
@@ -3296,7 +3592,18 @@
         <w:pStyle w:val="FirstParagraph"/>
       </w:pPr>
       <w:r>
-        <w:t xml:space="preserve">قاطع تأمُّلاته صوتٌ هادئٌ عميقٌ بجانبه، صوتٌ قادمٌ من بعيد: «مذهل، أليس</w:t>
+        <w:rPr>
+          <w:rFonts w:ascii="Amiri" w:hAnsi="Amiri" w:cs="Amiri"/>
+          <w:b/>
+          <w:bCs/>
+          <w:color w:val="C9A227"/>
+          <w:sz w:val="36"/>
+          <w:szCs w:val="36"/>
+        </w:rPr>
+        <w:t xml:space="preserve">قاطع</w:t>
+      </w:r>
+      <w:r>
+        <w:t xml:space="preserve"> تأمُّلاته صوتٌ هادئٌ عميقٌ بجانبه، صوتٌ قادمٌ من بعيد: «مذهل، أليس</w:t>
       </w:r>
       <w:r>
         <w:t xml:space="preserve"> </w:t>
@@ -4548,10 +4855,22 @@
       </w:r>
     </w:p>
     <w:p>
-      <w:r>
-        <w:pict>
-          <v:rect style="width:0;height:1.5pt" o:hralign="center" o:hrstd="t" o:hr="t"/>
-        </w:pict>
+      <w:pPr>
+        <w:bidi/>
+        <w:jc w:val="center"/>
+        <w:keepLines/>
+        <w:spacing w:before="360" w:after="360" w:line="360" w:lineRule="auto"/>
+        <w:contextualSpacing w:val="0"/>
+      </w:pPr>
+      <w:r>
+        <w:rPr>
+          <w:rFonts w:ascii="Amiri" w:hAnsi="Amiri" w:cs="Amiri"/>
+          <w:color w:val="C9A227"/>
+          <w:sz w:val="28"/>
+          <w:szCs w:val="28"/>
+          <w:spacing w:val="240"/>
+        </w:rPr>
+        <w:t xml:space="preserve">❖   ❖   ❖</w:t>
       </w:r>
     </w:p>
     <w:bookmarkEnd w:id="26"/>
@@ -4569,7 +4888,18 @@
         <w:pStyle w:val="FirstParagraph"/>
       </w:pPr>
       <w:r>
-        <w:t xml:space="preserve">عاد أحمد إلى فندقه، لكن خطواته كانت وئيدةً ثقيلة، كخطوات من يحمل على</w:t>
+        <w:rPr>
+          <w:rFonts w:ascii="Amiri" w:hAnsi="Amiri" w:cs="Amiri"/>
+          <w:b/>
+          <w:bCs/>
+          <w:color w:val="C9A227"/>
+          <w:sz w:val="36"/>
+          <w:szCs w:val="36"/>
+        </w:rPr>
+        <w:t xml:space="preserve">عاد</w:t>
+      </w:r>
+      <w:r>
+        <w:t xml:space="preserve"> أحمد إلى فندقه، لكن خطواته كانت وئيدةً ثقيلة، كخطوات من يحمل على</w:t>
       </w:r>
       <w:r>
         <w:t xml:space="preserve"> </w:t>
@@ -5797,10 +6127,22 @@
       </w:r>
     </w:p>
     <w:p>
-      <w:r>
-        <w:pict>
-          <v:rect style="width:0;height:1.5pt" o:hralign="center" o:hrstd="t" o:hr="t"/>
-        </w:pict>
+      <w:pPr>
+        <w:bidi/>
+        <w:jc w:val="center"/>
+        <w:keepLines/>
+        <w:spacing w:before="360" w:after="360" w:line="360" w:lineRule="auto"/>
+        <w:contextualSpacing w:val="0"/>
+      </w:pPr>
+      <w:r>
+        <w:rPr>
+          <w:rFonts w:ascii="Amiri" w:hAnsi="Amiri" w:cs="Amiri"/>
+          <w:color w:val="C9A227"/>
+          <w:sz w:val="28"/>
+          <w:szCs w:val="28"/>
+          <w:spacing w:val="240"/>
+        </w:rPr>
+        <w:t xml:space="preserve">❖   ❖   ❖</w:t>
       </w:r>
     </w:p>
     <w:bookmarkEnd w:id="27"/>
@@ -5818,7 +6160,18 @@
         <w:pStyle w:val="FirstParagraph"/>
       </w:pPr>
       <w:r>
-        <w:t xml:space="preserve">بدا الكرنك مختلفًا تمامًا تحت جنح الظلام، كائنًا آخر غير ذلك الذي رآه</w:t>
+        <w:rPr>
+          <w:rFonts w:ascii="Amiri" w:hAnsi="Amiri" w:cs="Amiri"/>
+          <w:b/>
+          <w:bCs/>
+          <w:color w:val="C9A227"/>
+          <w:sz w:val="36"/>
+          <w:szCs w:val="36"/>
+        </w:rPr>
+        <w:t xml:space="preserve">بدا</w:t>
+      </w:r>
+      <w:r>
+        <w:t xml:space="preserve"> الكرنك مختلفًا تمامًا تحت جنح الظلام، كائنًا آخر غير ذلك الذي رآه</w:t>
       </w:r>
       <w:r>
         <w:t xml:space="preserve"> </w:t>
@@ -7176,10 +7529,22 @@
       </w:r>
     </w:p>
     <w:p>
-      <w:r>
-        <w:pict>
-          <v:rect style="width:0;height:1.5pt" o:hralign="center" o:hrstd="t" o:hr="t"/>
-        </w:pict>
+      <w:pPr>
+        <w:bidi/>
+        <w:jc w:val="center"/>
+        <w:keepLines/>
+        <w:spacing w:before="360" w:after="360" w:line="360" w:lineRule="auto"/>
+        <w:contextualSpacing w:val="0"/>
+      </w:pPr>
+      <w:r>
+        <w:rPr>
+          <w:rFonts w:ascii="Amiri" w:hAnsi="Amiri" w:cs="Amiri"/>
+          <w:color w:val="C9A227"/>
+          <w:sz w:val="28"/>
+          <w:szCs w:val="28"/>
+          <w:spacing w:val="240"/>
+        </w:rPr>
+        <w:t xml:space="preserve">❖   ❖   ❖</w:t>
       </w:r>
     </w:p>
     <w:bookmarkEnd w:id="28"/>
@@ -7214,10 +7579,22 @@
       </w:r>
     </w:p>
     <w:p>
-      <w:r>
-        <w:pict>
-          <v:rect style="width:0;height:1.5pt" o:hralign="center" o:hrstd="t" o:hr="t"/>
-        </w:pict>
+      <w:pPr>
+        <w:bidi/>
+        <w:jc w:val="center"/>
+        <w:keepLines/>
+        <w:spacing w:before="360" w:after="360" w:line="360" w:lineRule="auto"/>
+        <w:contextualSpacing w:val="0"/>
+      </w:pPr>
+      <w:r>
+        <w:rPr>
+          <w:rFonts w:ascii="Amiri" w:hAnsi="Amiri" w:cs="Amiri"/>
+          <w:color w:val="C9A227"/>
+          <w:sz w:val="28"/>
+          <w:szCs w:val="28"/>
+          <w:spacing w:val="240"/>
+        </w:rPr>
+        <w:t xml:space="preserve">❖   ❖   ❖</w:t>
       </w:r>
     </w:p>
     <w:bookmarkStart w:id="30" w:name="الفصل-الرابع-لغة-الشفاء"/>
@@ -7230,10 +7607,22 @@
       </w:r>
     </w:p>
     <w:p>
-      <w:r>
-        <w:pict>
-          <v:rect style="width:0;height:1.5pt" o:hralign="center" o:hrstd="t" o:hr="t"/>
-        </w:pict>
+      <w:pPr>
+        <w:bidi/>
+        <w:jc w:val="center"/>
+        <w:keepLines/>
+        <w:spacing w:before="360" w:after="360" w:line="360" w:lineRule="auto"/>
+        <w:contextualSpacing w:val="0"/>
+      </w:pPr>
+      <w:r>
+        <w:rPr>
+          <w:rFonts w:ascii="Amiri" w:hAnsi="Amiri" w:cs="Amiri"/>
+          <w:color w:val="C9A227"/>
+          <w:sz w:val="28"/>
+          <w:szCs w:val="28"/>
+          <w:spacing w:val="240"/>
+        </w:rPr>
+        <w:t xml:space="preserve">❖   ❖   ❖</w:t>
       </w:r>
     </w:p>
     <w:p>
@@ -7241,7 +7630,18 @@
         <w:pStyle w:val="FirstParagraph"/>
       </w:pPr>
       <w:r>
-        <w:t xml:space="preserve">مرّت ساعاتٌ، أو ربّما أيّام - فقد أضحى الزمن سائلًا بلا شكلٍ في تلك</w:t>
+        <w:rPr>
+          <w:rFonts w:ascii="Amiri" w:hAnsi="Amiri" w:cs="Amiri"/>
+          <w:b/>
+          <w:bCs/>
+          <w:color w:val="C9A227"/>
+          <w:sz w:val="36"/>
+          <w:szCs w:val="36"/>
+        </w:rPr>
+        <w:t xml:space="preserve">مرّت</w:t>
+      </w:r>
+      <w:r>
+        <w:t xml:space="preserve"> ساعاتٌ، أو ربّما أيّام - فقد أضحى الزمن سائلًا بلا شكلٍ في تلك</w:t>
       </w:r>
       <w:r>
         <w:t xml:space="preserve"> </w:t>
@@ -9253,7 +9653,18 @@
         <w:pStyle w:val="FirstParagraph"/>
       </w:pPr>
       <w:r>
-        <w:t xml:space="preserve">في لحظاتٍ معدودة، انسلخت غرفة العلاج الهادئة من سكينتها،</w:t>
+        <w:rPr>
+          <w:rFonts w:ascii="Amiri" w:hAnsi="Amiri" w:cs="Amiri"/>
+          <w:b/>
+          <w:bCs/>
+          <w:color w:val="C9A227"/>
+          <w:sz w:val="36"/>
+          <w:szCs w:val="36"/>
+        </w:rPr>
+        <w:t xml:space="preserve">في</w:t>
+      </w:r>
+      <w:r>
+        <w:t xml:space="preserve"> لحظاتٍ معدودة، انسلخت غرفة العلاج الهادئة من سكينتها،</w:t>
       </w:r>
       <w:r>
         <w:t xml:space="preserve"> </w:t>
@@ -9975,10 +10386,22 @@
       </w:r>
     </w:p>
     <w:p>
-      <w:r>
-        <w:pict>
-          <v:rect style="width:0;height:1.5pt" o:hralign="center" o:hrstd="t" o:hr="t"/>
-        </w:pict>
+      <w:pPr>
+        <w:bidi/>
+        <w:jc w:val="center"/>
+        <w:keepLines/>
+        <w:spacing w:before="360" w:after="360" w:line="360" w:lineRule="auto"/>
+        <w:contextualSpacing w:val="0"/>
+      </w:pPr>
+      <w:r>
+        <w:rPr>
+          <w:rFonts w:ascii="Amiri" w:hAnsi="Amiri" w:cs="Amiri"/>
+          <w:color w:val="C9A227"/>
+          <w:sz w:val="28"/>
+          <w:szCs w:val="28"/>
+          <w:spacing w:val="240"/>
+        </w:rPr>
+        <w:t xml:space="preserve">❖   ❖   ❖</w:t>
       </w:r>
     </w:p>
     <w:p>
@@ -9986,7 +10409,18 @@
         <w:pStyle w:val="FirstParagraph"/>
       </w:pPr>
       <w:r>
-        <w:t xml:space="preserve">مرّت الأيّام الثلاثة ببطءٍ معذّب.</w:t>
+        <w:rPr>
+          <w:rFonts w:ascii="Amiri" w:hAnsi="Amiri" w:cs="Amiri"/>
+          <w:b/>
+          <w:bCs/>
+          <w:color w:val="C9A227"/>
+          <w:sz w:val="36"/>
+          <w:szCs w:val="36"/>
+        </w:rPr>
+        <w:t xml:space="preserve">مرّت</w:t>
+      </w:r>
+      <w:r>
+        <w:t xml:space="preserve"> الأيّام الثلاثة ببطءٍ معذّب.</w:t>
       </w:r>
     </w:p>
     <w:p>
@@ -10298,10 +10732,22 @@
       </w:r>
     </w:p>
     <w:p>
-      <w:r>
-        <w:pict>
-          <v:rect style="width:0;height:1.5pt" o:hralign="center" o:hrstd="t" o:hr="t"/>
-        </w:pict>
+      <w:pPr>
+        <w:bidi/>
+        <w:jc w:val="center"/>
+        <w:keepLines/>
+        <w:spacing w:before="360" w:after="360" w:line="360" w:lineRule="auto"/>
+        <w:contextualSpacing w:val="0"/>
+      </w:pPr>
+      <w:r>
+        <w:rPr>
+          <w:rFonts w:ascii="Amiri" w:hAnsi="Amiri" w:cs="Amiri"/>
+          <w:color w:val="C9A227"/>
+          <w:sz w:val="28"/>
+          <w:szCs w:val="28"/>
+          <w:spacing w:val="240"/>
+        </w:rPr>
+        <w:t xml:space="preserve">❖   ❖   ❖</w:t>
       </w:r>
     </w:p>
     <w:p>
@@ -10309,7 +10755,18 @@
         <w:pStyle w:val="FirstParagraph"/>
       </w:pPr>
       <w:r>
-        <w:t xml:space="preserve">كالنار في الهشيم، سرى الخبر في أرجاء طيبة كلّها، من قصور</w:t>
+        <w:rPr>
+          <w:rFonts w:ascii="Amiri" w:hAnsi="Amiri" w:cs="Amiri"/>
+          <w:b/>
+          <w:bCs/>
+          <w:color w:val="C9A227"/>
+          <w:sz w:val="36"/>
+          <w:szCs w:val="36"/>
+        </w:rPr>
+        <w:t xml:space="preserve">كالنار</w:t>
+      </w:r>
+      <w:r>
+        <w:t xml:space="preserve"> في الهشيم، سرى الخبر في أرجاء طيبة كلّها، من قصور</w:t>
       </w:r>
       <w:r>
         <w:t xml:space="preserve"> </w:t>
@@ -10755,10 +11212,22 @@
       </w:r>
     </w:p>
     <w:p>
-      <w:r>
-        <w:pict>
-          <v:rect style="width:0;height:1.5pt" o:hralign="center" o:hrstd="t" o:hr="t"/>
-        </w:pict>
+      <w:pPr>
+        <w:bidi/>
+        <w:jc w:val="center"/>
+        <w:keepLines/>
+        <w:spacing w:before="360" w:after="360" w:line="360" w:lineRule="auto"/>
+        <w:contextualSpacing w:val="0"/>
+      </w:pPr>
+      <w:r>
+        <w:rPr>
+          <w:rFonts w:ascii="Amiri" w:hAnsi="Amiri" w:cs="Amiri"/>
+          <w:color w:val="C9A227"/>
+          <w:sz w:val="28"/>
+          <w:szCs w:val="28"/>
+          <w:spacing w:val="240"/>
+        </w:rPr>
+        <w:t xml:space="preserve">❖   ❖   ❖</w:t>
       </w:r>
     </w:p>
     <w:p>
@@ -10766,7 +11235,18 @@
         <w:pStyle w:val="FirstParagraph"/>
       </w:pPr>
       <w:r>
-        <w:t xml:space="preserve">في ذلك المساء الهادئ، جلس أحمد في عزلته داخل غرفته</w:t>
+        <w:rPr>
+          <w:rFonts w:ascii="Amiri" w:hAnsi="Amiri" w:cs="Amiri"/>
+          <w:b/>
+          <w:bCs/>
+          <w:color w:val="C9A227"/>
+          <w:sz w:val="36"/>
+          <w:szCs w:val="36"/>
+        </w:rPr>
+        <w:t xml:space="preserve">في</w:t>
+      </w:r>
+      <w:r>
+        <w:t xml:space="preserve"> ذلك المساء الهادئ، جلس أحمد في عزلته داخل غرفته</w:t>
       </w:r>
       <w:r>
         <w:t xml:space="preserve"> </w:t>
@@ -11136,10 +11616,22 @@
       </w:r>
     </w:p>
     <w:p>
-      <w:r>
-        <w:pict>
-          <v:rect style="width:0;height:1.5pt" o:hralign="center" o:hrstd="t" o:hr="t"/>
-        </w:pict>
+      <w:pPr>
+        <w:bidi/>
+        <w:jc w:val="center"/>
+        <w:keepLines/>
+        <w:spacing w:before="360" w:after="360" w:line="360" w:lineRule="auto"/>
+        <w:contextualSpacing w:val="0"/>
+      </w:pPr>
+      <w:r>
+        <w:rPr>
+          <w:rFonts w:ascii="Amiri" w:hAnsi="Amiri" w:cs="Amiri"/>
+          <w:color w:val="C9A227"/>
+          <w:sz w:val="28"/>
+          <w:szCs w:val="28"/>
+          <w:spacing w:val="240"/>
+        </w:rPr>
+        <w:t xml:space="preserve">❖   ❖   ❖</w:t>
       </w:r>
     </w:p>
     <w:p>
@@ -11147,7 +11639,18 @@
         <w:pStyle w:val="FirstParagraph"/>
       </w:pPr>
       <w:r>
-        <w:t xml:space="preserve">«هذا أحمد، الطبيب الغريب الذي يعمل في بيت الحياة. هو الذي أجرى</w:t>
+        <w:rPr>
+          <w:rFonts w:ascii="Amiri" w:hAnsi="Amiri" w:cs="Amiri"/>
+          <w:b/>
+          <w:bCs/>
+          <w:color w:val="C9A227"/>
+          <w:sz w:val="36"/>
+          <w:szCs w:val="36"/>
+        </w:rPr>
+        <w:t xml:space="preserve">«هذا</w:t>
+      </w:r>
+      <w:r>
+        <w:t xml:space="preserve"> أحمد، الطبيب الغريب الذي يعمل في بيت الحياة. هو الذي أجرى</w:t>
       </w:r>
       <w:r>
         <w:t xml:space="preserve"> </w:t>
@@ -11403,10 +11906,22 @@
       </w:r>
     </w:p>
     <w:p>
-      <w:r>
-        <w:pict>
-          <v:rect style="width:0;height:1.5pt" o:hralign="center" o:hrstd="t" o:hr="t"/>
-        </w:pict>
+      <w:pPr>
+        <w:bidi/>
+        <w:jc w:val="center"/>
+        <w:keepLines/>
+        <w:spacing w:before="360" w:after="360" w:line="360" w:lineRule="auto"/>
+        <w:contextualSpacing w:val="0"/>
+      </w:pPr>
+      <w:r>
+        <w:rPr>
+          <w:rFonts w:ascii="Amiri" w:hAnsi="Amiri" w:cs="Amiri"/>
+          <w:color w:val="C9A227"/>
+          <w:sz w:val="28"/>
+          <w:szCs w:val="28"/>
+          <w:spacing w:val="240"/>
+        </w:rPr>
+        <w:t xml:space="preserve">❖   ❖   ❖</w:t>
       </w:r>
     </w:p>
     <w:p>
@@ -11414,7 +11929,18 @@
         <w:pStyle w:val="FirstParagraph"/>
       </w:pPr>
       <w:r>
-        <w:t xml:space="preserve">مضت أسابيع قبل أن يعود حيرام إلى طيبة. جاء يحمل على عربته بضائع</w:t>
+        <w:rPr>
+          <w:rFonts w:ascii="Amiri" w:hAnsi="Amiri" w:cs="Amiri"/>
+          <w:b/>
+          <w:bCs/>
+          <w:color w:val="C9A227"/>
+          <w:sz w:val="36"/>
+          <w:szCs w:val="36"/>
+        </w:rPr>
+        <w:t xml:space="preserve">مضت</w:t>
+      </w:r>
+      <w:r>
+        <w:t xml:space="preserve"> أسابيع قبل أن يعود حيرام إلى طيبة. جاء يحمل على عربته بضائع</w:t>
       </w:r>
       <w:r>
         <w:t xml:space="preserve"> </w:t>
@@ -11548,10 +12074,22 @@
       </w:r>
     </w:p>
     <w:p>
-      <w:r>
-        <w:pict>
-          <v:rect style="width:0;height:1.5pt" o:hralign="center" o:hrstd="t" o:hr="t"/>
-        </w:pict>
+      <w:pPr>
+        <w:bidi/>
+        <w:jc w:val="center"/>
+        <w:keepLines/>
+        <w:spacing w:before="360" w:after="360" w:line="360" w:lineRule="auto"/>
+        <w:contextualSpacing w:val="0"/>
+      </w:pPr>
+      <w:r>
+        <w:rPr>
+          <w:rFonts w:ascii="Amiri" w:hAnsi="Amiri" w:cs="Amiri"/>
+          <w:color w:val="C9A227"/>
+          <w:sz w:val="28"/>
+          <w:szCs w:val="28"/>
+          <w:spacing w:val="240"/>
+        </w:rPr>
+        <w:t xml:space="preserve">❖   ❖   ❖</w:t>
       </w:r>
     </w:p>
     <w:p>
@@ -11559,7 +12097,18 @@
         <w:pStyle w:val="FirstParagraph"/>
       </w:pPr>
       <w:r>
-        <w:t xml:space="preserve">تجوّل أحمد في السوق، تاركًا قدميه تقودانه بين الأكشاك والباعة، يستنشق</w:t>
+        <w:rPr>
+          <w:rFonts w:ascii="Amiri" w:hAnsi="Amiri" w:cs="Amiri"/>
+          <w:b/>
+          <w:bCs/>
+          <w:color w:val="C9A227"/>
+          <w:sz w:val="36"/>
+          <w:szCs w:val="36"/>
+        </w:rPr>
+        <w:t xml:space="preserve">تجوّل</w:t>
+      </w:r>
+      <w:r>
+        <w:t xml:space="preserve"> أحمد في السوق، تاركًا قدميه تقودانه بين الأكشاك والباعة، يستنشق</w:t>
       </w:r>
       <w:r>
         <w:t xml:space="preserve"> </w:t>
@@ -11815,10 +12364,22 @@
       </w:r>
     </w:p>
     <w:p>
-      <w:r>
-        <w:pict>
-          <v:rect style="width:0;height:1.5pt" o:hralign="center" o:hrstd="t" o:hr="t"/>
-        </w:pict>
+      <w:pPr>
+        <w:bidi/>
+        <w:jc w:val="center"/>
+        <w:keepLines/>
+        <w:spacing w:before="360" w:after="360" w:line="360" w:lineRule="auto"/>
+        <w:contextualSpacing w:val="0"/>
+      </w:pPr>
+      <w:r>
+        <w:rPr>
+          <w:rFonts w:ascii="Amiri" w:hAnsi="Amiri" w:cs="Amiri"/>
+          <w:color w:val="C9A227"/>
+          <w:sz w:val="28"/>
+          <w:szCs w:val="28"/>
+          <w:spacing w:val="240"/>
+        </w:rPr>
+        <w:t xml:space="preserve">❖   ❖   ❖</w:t>
       </w:r>
     </w:p>
     <w:p>
@@ -11826,7 +12387,18 @@
         <w:pStyle w:val="FirstParagraph"/>
       </w:pPr>
       <w:r>
-        <w:t xml:space="preserve">وبينما كانا يستعدّان للمغادرة، وقد ثقلت أيديهما بحزم الأعشاب والجذور،</w:t>
+        <w:rPr>
+          <w:rFonts w:ascii="Amiri" w:hAnsi="Amiri" w:cs="Amiri"/>
+          <w:b/>
+          <w:bCs/>
+          <w:color w:val="C9A227"/>
+          <w:sz w:val="36"/>
+          <w:szCs w:val="36"/>
+        </w:rPr>
+        <w:t xml:space="preserve">وبينما</w:t>
+      </w:r>
+      <w:r>
+        <w:t xml:space="preserve"> كانا يستعدّان للمغادرة، وقد ثقلت أيديهما بحزم الأعشاب والجذور،</w:t>
       </w:r>
       <w:r>
         <w:t xml:space="preserve"> </w:t>
@@ -12296,10 +12868,22 @@
       </w:r>
     </w:p>
     <w:p>
-      <w:r>
-        <w:pict>
-          <v:rect style="width:0;height:1.5pt" o:hralign="center" o:hrstd="t" o:hr="t"/>
-        </w:pict>
+      <w:pPr>
+        <w:bidi/>
+        <w:jc w:val="center"/>
+        <w:keepLines/>
+        <w:spacing w:before="360" w:after="360" w:line="360" w:lineRule="auto"/>
+        <w:contextualSpacing w:val="0"/>
+      </w:pPr>
+      <w:r>
+        <w:rPr>
+          <w:rFonts w:ascii="Amiri" w:hAnsi="Amiri" w:cs="Amiri"/>
+          <w:color w:val="C9A227"/>
+          <w:sz w:val="28"/>
+          <w:szCs w:val="28"/>
+          <w:spacing w:val="240"/>
+        </w:rPr>
+        <w:t xml:space="preserve">❖   ❖   ❖</w:t>
       </w:r>
     </w:p>
     <w:p>
@@ -12307,7 +12891,18 @@
         <w:pStyle w:val="FirstParagraph"/>
       </w:pPr>
       <w:r>
-        <w:t xml:space="preserve">في اليوم التالي، مع انبلاج الفجر وتسلّل أول أشعة الشمس الذهبية عبر</w:t>
+        <w:rPr>
+          <w:rFonts w:ascii="Amiri" w:hAnsi="Amiri" w:cs="Amiri"/>
+          <w:b/>
+          <w:bCs/>
+          <w:color w:val="C9A227"/>
+          <w:sz w:val="36"/>
+          <w:szCs w:val="36"/>
+        </w:rPr>
+        <w:t xml:space="preserve">في</w:t>
+      </w:r>
+      <w:r>
+        <w:t xml:space="preserve"> اليوم التالي، مع انبلاج الفجر وتسلّل أول أشعة الشمس الذهبية عبر</w:t>
       </w:r>
       <w:r>
         <w:t xml:space="preserve"> </w:t>
@@ -12621,10 +13216,22 @@
       </w:r>
     </w:p>
     <w:p>
-      <w:r>
-        <w:pict>
-          <v:rect style="width:0;height:1.5pt" o:hralign="center" o:hrstd="t" o:hr="t"/>
-        </w:pict>
+      <w:pPr>
+        <w:bidi/>
+        <w:jc w:val="center"/>
+        <w:keepLines/>
+        <w:spacing w:before="360" w:after="360" w:line="360" w:lineRule="auto"/>
+        <w:contextualSpacing w:val="0"/>
+      </w:pPr>
+      <w:r>
+        <w:rPr>
+          <w:rFonts w:ascii="Amiri" w:hAnsi="Amiri" w:cs="Amiri"/>
+          <w:color w:val="C9A227"/>
+          <w:sz w:val="28"/>
+          <w:szCs w:val="28"/>
+          <w:spacing w:val="240"/>
+        </w:rPr>
+        <w:t xml:space="preserve">❖   ❖   ❖</w:t>
       </w:r>
     </w:p>
     <w:bookmarkEnd w:id="31"/>
@@ -12642,7 +13249,18 @@
         <w:pStyle w:val="FirstParagraph"/>
       </w:pPr>
       <w:r>
-        <w:t xml:space="preserve">انقضت أيامٌ عدّة، أيامٌ تشابهت فيها الصباحات وتماهت المساءات في إيقاعٍ</w:t>
+        <w:rPr>
+          <w:rFonts w:ascii="Amiri" w:hAnsi="Amiri" w:cs="Amiri"/>
+          <w:b/>
+          <w:bCs/>
+          <w:color w:val="C9A227"/>
+          <w:sz w:val="36"/>
+          <w:szCs w:val="36"/>
+        </w:rPr>
+        <w:t xml:space="preserve">انقضت</w:t>
+      </w:r>
+      <w:r>
+        <w:t xml:space="preserve"> أيامٌ عدّة، أيامٌ تشابهت فيها الصباحات وتماهت المساءات في إيقاعٍ</w:t>
       </w:r>
       <w:r>
         <w:t xml:space="preserve"> </w:t>
@@ -13608,10 +14226,22 @@
       </w:r>
     </w:p>
     <w:p>
-      <w:r>
-        <w:pict>
-          <v:rect style="width:0;height:1.5pt" o:hralign="center" o:hrstd="t" o:hr="t"/>
-        </w:pict>
+      <w:pPr>
+        <w:bidi/>
+        <w:jc w:val="center"/>
+        <w:keepLines/>
+        <w:spacing w:before="360" w:after="360" w:line="360" w:lineRule="auto"/>
+        <w:contextualSpacing w:val="0"/>
+      </w:pPr>
+      <w:r>
+        <w:rPr>
+          <w:rFonts w:ascii="Amiri" w:hAnsi="Amiri" w:cs="Amiri"/>
+          <w:color w:val="C9A227"/>
+          <w:sz w:val="28"/>
+          <w:szCs w:val="28"/>
+          <w:spacing w:val="240"/>
+        </w:rPr>
+        <w:t xml:space="preserve">❖   ❖   ❖</w:t>
       </w:r>
     </w:p>
     <w:p>
@@ -13619,7 +14249,18 @@
         <w:pStyle w:val="FirstParagraph"/>
       </w:pPr>
       <w:r>
-        <w:t xml:space="preserve">في تلك الليلة، وبينما كان أحمد يغط في نومٍ عميقٍ تتقاذفه فيه أمواج</w:t>
+        <w:rPr>
+          <w:rFonts w:ascii="Amiri" w:hAnsi="Amiri" w:cs="Amiri"/>
+          <w:b/>
+          <w:bCs/>
+          <w:color w:val="C9A227"/>
+          <w:sz w:val="36"/>
+          <w:szCs w:val="36"/>
+        </w:rPr>
+        <w:t xml:space="preserve">في</w:t>
+      </w:r>
+      <w:r>
+        <w:t xml:space="preserve"> تلك الليلة، وبينما كان أحمد يغط في نومٍ عميقٍ تتقاذفه فيه أمواج</w:t>
       </w:r>
       <w:r>
         <w:t xml:space="preserve"> </w:t>
@@ -13757,10 +14398,22 @@
       </w:r>
     </w:p>
     <w:p>
-      <w:r>
-        <w:pict>
-          <v:rect style="width:0;height:1.5pt" o:hralign="center" o:hrstd="t" o:hr="t"/>
-        </w:pict>
+      <w:pPr>
+        <w:bidi/>
+        <w:jc w:val="center"/>
+        <w:keepLines/>
+        <w:spacing w:before="360" w:after="360" w:line="360" w:lineRule="auto"/>
+        <w:contextualSpacing w:val="0"/>
+      </w:pPr>
+      <w:r>
+        <w:rPr>
+          <w:rFonts w:ascii="Amiri" w:hAnsi="Amiri" w:cs="Amiri"/>
+          <w:color w:val="C9A227"/>
+          <w:sz w:val="28"/>
+          <w:szCs w:val="28"/>
+          <w:spacing w:val="240"/>
+        </w:rPr>
+        <w:t xml:space="preserve">❖   ❖   ❖</w:t>
       </w:r>
     </w:p>
     <w:p>
@@ -13768,7 +14421,18 @@
         <w:pStyle w:val="FirstParagraph"/>
       </w:pPr>
       <w:r>
-        <w:t xml:space="preserve">في طريق عودته إلى غرفته عبر الأروقة الخافتة الإضاءة، لاحظ أحمد رجلًا</w:t>
+        <w:rPr>
+          <w:rFonts w:ascii="Amiri" w:hAnsi="Amiri" w:cs="Amiri"/>
+          <w:b/>
+          <w:bCs/>
+          <w:color w:val="C9A227"/>
+          <w:sz w:val="36"/>
+          <w:szCs w:val="36"/>
+        </w:rPr>
+        <w:t xml:space="preserve">في</w:t>
+      </w:r>
+      <w:r>
+        <w:t xml:space="preserve"> طريق عودته إلى غرفته عبر الأروقة الخافتة الإضاءة، لاحظ أحمد رجلًا</w:t>
       </w:r>
       <w:r>
         <w:t xml:space="preserve"> </w:t>
@@ -13948,10 +14612,22 @@
       </w:r>
     </w:p>
     <w:p>
-      <w:r>
-        <w:pict>
-          <v:rect style="width:0;height:1.5pt" o:hralign="center" o:hrstd="t" o:hr="t"/>
-        </w:pict>
+      <w:pPr>
+        <w:bidi/>
+        <w:jc w:val="center"/>
+        <w:keepLines/>
+        <w:spacing w:before="360" w:after="360" w:line="360" w:lineRule="auto"/>
+        <w:contextualSpacing w:val="0"/>
+      </w:pPr>
+      <w:r>
+        <w:rPr>
+          <w:rFonts w:ascii="Amiri" w:hAnsi="Amiri" w:cs="Amiri"/>
+          <w:color w:val="C9A227"/>
+          <w:sz w:val="28"/>
+          <w:szCs w:val="28"/>
+          <w:spacing w:val="240"/>
+        </w:rPr>
+        <w:t xml:space="preserve">❖   ❖   ❖</w:t>
       </w:r>
     </w:p>
     <w:bookmarkEnd w:id="32"/>
@@ -13969,7 +14645,18 @@
         <w:pStyle w:val="FirstParagraph"/>
       </w:pPr>
       <w:r>
-        <w:t xml:space="preserve">أتوا به في جوف الليل، حين تكون الأسرار أكثر جرأةً على</w:t>
+        <w:rPr>
+          <w:rFonts w:ascii="Amiri" w:hAnsi="Amiri" w:cs="Amiri"/>
+          <w:b/>
+          <w:bCs/>
+          <w:color w:val="C9A227"/>
+          <w:sz w:val="36"/>
+          <w:szCs w:val="36"/>
+        </w:rPr>
+        <w:t xml:space="preserve">أتوا</w:t>
+      </w:r>
+      <w:r>
+        <w:t xml:space="preserve"> به في جوف الليل، حين تكون الأسرار أكثر جرأةً على</w:t>
       </w:r>
       <w:r>
         <w:t xml:space="preserve"> </w:t>
@@ -14795,10 +15482,22 @@
       </w:r>
     </w:p>
     <w:p>
-      <w:r>
-        <w:pict>
-          <v:rect style="width:0;height:1.5pt" o:hralign="center" o:hrstd="t" o:hr="t"/>
-        </w:pict>
+      <w:pPr>
+        <w:bidi/>
+        <w:jc w:val="center"/>
+        <w:keepLines/>
+        <w:spacing w:before="360" w:after="360" w:line="360" w:lineRule="auto"/>
+        <w:contextualSpacing w:val="0"/>
+      </w:pPr>
+      <w:r>
+        <w:rPr>
+          <w:rFonts w:ascii="Amiri" w:hAnsi="Amiri" w:cs="Amiri"/>
+          <w:color w:val="C9A227"/>
+          <w:sz w:val="28"/>
+          <w:szCs w:val="28"/>
+          <w:spacing w:val="240"/>
+        </w:rPr>
+        <w:t xml:space="preserve">❖   ❖   ❖</w:t>
       </w:r>
     </w:p>
     <w:p>
@@ -14806,7 +15505,18 @@
         <w:pStyle w:val="FirstParagraph"/>
       </w:pPr>
       <w:r>
-        <w:t xml:space="preserve">دُفن الرجل الغامض في مقبرة الغرباء والمجهولين خارج أسوار المدينة</w:t>
+        <w:rPr>
+          <w:rFonts w:ascii="Amiri" w:hAnsi="Amiri" w:cs="Amiri"/>
+          <w:b/>
+          <w:bCs/>
+          <w:color w:val="C9A227"/>
+          <w:sz w:val="36"/>
+          <w:szCs w:val="36"/>
+        </w:rPr>
+        <w:t xml:space="preserve">دُفن</w:t>
+      </w:r>
+      <w:r>
+        <w:t xml:space="preserve"> الرجل الغامض في مقبرة الغرباء والمجهولين خارج أسوار المدينة</w:t>
       </w:r>
       <w:r>
         <w:t xml:space="preserve"> </w:t>
@@ -14920,10 +15630,22 @@
       </w:r>
     </w:p>
     <w:p>
-      <w:r>
-        <w:pict>
-          <v:rect style="width:0;height:1.5pt" o:hralign="center" o:hrstd="t" o:hr="t"/>
-        </w:pict>
+      <w:pPr>
+        <w:bidi/>
+        <w:jc w:val="center"/>
+        <w:keepLines/>
+        <w:spacing w:before="360" w:after="360" w:line="360" w:lineRule="auto"/>
+        <w:contextualSpacing w:val="0"/>
+      </w:pPr>
+      <w:r>
+        <w:rPr>
+          <w:rFonts w:ascii="Amiri" w:hAnsi="Amiri" w:cs="Amiri"/>
+          <w:color w:val="C9A227"/>
+          <w:sz w:val="28"/>
+          <w:szCs w:val="28"/>
+          <w:spacing w:val="240"/>
+        </w:rPr>
+        <w:t xml:space="preserve">❖   ❖   ❖</w:t>
       </w:r>
     </w:p>
     <w:bookmarkEnd w:id="33"/>
@@ -14941,7 +15663,18 @@
         <w:pStyle w:val="FirstParagraph"/>
       </w:pPr>
       <w:r>
-        <w:t xml:space="preserve">توالت لقاءاتهما في الأسابيع التي تلت موت الغريب، كأن الأقدار تنسج</w:t>
+        <w:rPr>
+          <w:rFonts w:ascii="Amiri" w:hAnsi="Amiri" w:cs="Amiri"/>
+          <w:b/>
+          <w:bCs/>
+          <w:color w:val="C9A227"/>
+          <w:sz w:val="36"/>
+          <w:szCs w:val="36"/>
+        </w:rPr>
+        <w:t xml:space="preserve">توالت</w:t>
+      </w:r>
+      <w:r>
+        <w:t xml:space="preserve"> لقاءاتهما في الأسابيع التي تلت موت الغريب، كأن الأقدار تنسج</w:t>
       </w:r>
       <w:r>
         <w:t xml:space="preserve"> </w:t>
@@ -15711,10 +16444,22 @@
       </w:r>
     </w:p>
     <w:p>
-      <w:r>
-        <w:pict>
-          <v:rect style="width:0;height:1.5pt" o:hralign="center" o:hrstd="t" o:hr="t"/>
-        </w:pict>
+      <w:pPr>
+        <w:bidi/>
+        <w:jc w:val="center"/>
+        <w:keepLines/>
+        <w:spacing w:before="360" w:after="360" w:line="360" w:lineRule="auto"/>
+        <w:contextualSpacing w:val="0"/>
+      </w:pPr>
+      <w:r>
+        <w:rPr>
+          <w:rFonts w:ascii="Amiri" w:hAnsi="Amiri" w:cs="Amiri"/>
+          <w:color w:val="C9A227"/>
+          <w:sz w:val="28"/>
+          <w:szCs w:val="28"/>
+          <w:spacing w:val="240"/>
+        </w:rPr>
+        <w:t xml:space="preserve">❖   ❖   ❖</w:t>
       </w:r>
     </w:p>
     <w:p>
@@ -15722,7 +16467,18 @@
         <w:pStyle w:val="FirstParagraph"/>
       </w:pPr>
       <w:r>
-        <w:t xml:space="preserve">«ولماذا لا تعود إلى زمنك؟» سألت بجدية بعد أيَّام، كأنَّها عادَت إلى</w:t>
+        <w:rPr>
+          <w:rFonts w:ascii="Amiri" w:hAnsi="Amiri" w:cs="Amiri"/>
+          <w:b/>
+          <w:bCs/>
+          <w:color w:val="C9A227"/>
+          <w:sz w:val="36"/>
+          <w:szCs w:val="36"/>
+        </w:rPr>
+        <w:t xml:space="preserve">«ولماذا</w:t>
+      </w:r>
+      <w:r>
+        <w:t xml:space="preserve"> لا تعود إلى زمنك؟» سألت بجدية بعد أيَّام، كأنَّها عادَت إلى</w:t>
       </w:r>
       <w:r>
         <w:t xml:space="preserve"> </w:t>
@@ -16450,7 +17206,18 @@
         <w:pStyle w:val="FirstParagraph"/>
       </w:pPr>
       <w:r>
-        <w:t xml:space="preserve">همست نفرتاري في إحدى الليالي الخامدة، حين كان القمر يتوارى خلف غيمةٍ</w:t>
+        <w:rPr>
+          <w:rFonts w:ascii="Amiri" w:hAnsi="Amiri" w:cs="Amiri"/>
+          <w:b/>
+          <w:bCs/>
+          <w:color w:val="C9A227"/>
+          <w:sz w:val="36"/>
+          <w:szCs w:val="36"/>
+        </w:rPr>
+        <w:t xml:space="preserve">همست</w:t>
+      </w:r>
+      <w:r>
+        <w:t xml:space="preserve"> نفرتاري في إحدى الليالي الخامدة، حين كان القمر يتوارى خلف غيمةٍ</w:t>
       </w:r>
       <w:r>
         <w:t xml:space="preserve"> </w:t>
@@ -16938,10 +17705,22 @@
       </w:r>
     </w:p>
     <w:p>
-      <w:r>
-        <w:pict>
-          <v:rect style="width:0;height:1.5pt" o:hralign="center" o:hrstd="t" o:hr="t"/>
-        </w:pict>
+      <w:pPr>
+        <w:bidi/>
+        <w:jc w:val="center"/>
+        <w:keepLines/>
+        <w:spacing w:before="360" w:after="360" w:line="360" w:lineRule="auto"/>
+        <w:contextualSpacing w:val="0"/>
+      </w:pPr>
+      <w:r>
+        <w:rPr>
+          <w:rFonts w:ascii="Amiri" w:hAnsi="Amiri" w:cs="Amiri"/>
+          <w:color w:val="C9A227"/>
+          <w:sz w:val="28"/>
+          <w:szCs w:val="28"/>
+          <w:spacing w:val="240"/>
+        </w:rPr>
+        <w:t xml:space="preserve">❖   ❖   ❖</w:t>
       </w:r>
     </w:p>
     <w:p>
@@ -16949,7 +17728,18 @@
         <w:pStyle w:val="FirstParagraph"/>
       </w:pPr>
       <w:r>
-        <w:t xml:space="preserve">في تلك الليلة، بعد أن انصرفت نفرتاري وأُغلقت الأبواب، غرق أحمد في حلمٍ</w:t>
+        <w:rPr>
+          <w:rFonts w:ascii="Amiri" w:hAnsi="Amiri" w:cs="Amiri"/>
+          <w:b/>
+          <w:bCs/>
+          <w:color w:val="C9A227"/>
+          <w:sz w:val="36"/>
+          <w:szCs w:val="36"/>
+        </w:rPr>
+        <w:t xml:space="preserve">في</w:t>
+      </w:r>
+      <w:r>
+        <w:t xml:space="preserve"> تلك الليلة، بعد أن انصرفت نفرتاري وأُغلقت الأبواب، غرق أحمد في حلمٍ</w:t>
       </w:r>
       <w:r>
         <w:t xml:space="preserve"> </w:t>
@@ -17541,10 +18331,22 @@
       </w:r>
     </w:p>
     <w:p>
-      <w:r>
-        <w:pict>
-          <v:rect style="width:0;height:1.5pt" o:hralign="center" o:hrstd="t" o:hr="t"/>
-        </w:pict>
+      <w:pPr>
+        <w:bidi/>
+        <w:jc w:val="center"/>
+        <w:keepLines/>
+        <w:spacing w:before="360" w:after="360" w:line="360" w:lineRule="auto"/>
+        <w:contextualSpacing w:val="0"/>
+      </w:pPr>
+      <w:r>
+        <w:rPr>
+          <w:rFonts w:ascii="Amiri" w:hAnsi="Amiri" w:cs="Amiri"/>
+          <w:color w:val="C9A227"/>
+          <w:sz w:val="28"/>
+          <w:szCs w:val="28"/>
+          <w:spacing w:val="240"/>
+        </w:rPr>
+        <w:t xml:space="preserve">❖   ❖   ❖</w:t>
       </w:r>
     </w:p>
     <w:p>
@@ -17552,7 +18354,18 @@
         <w:pStyle w:val="FirstParagraph"/>
       </w:pPr>
       <w:r>
-        <w:t xml:space="preserve">استيقظ أحمد فزعًا، وجسده كله يتصبّب عرقًا باردًا.</w:t>
+        <w:rPr>
+          <w:rFonts w:ascii="Amiri" w:hAnsi="Amiri" w:cs="Amiri"/>
+          <w:b/>
+          <w:bCs/>
+          <w:color w:val="C9A227"/>
+          <w:sz w:val="36"/>
+          <w:szCs w:val="36"/>
+        </w:rPr>
+        <w:t xml:space="preserve">استيقظ</w:t>
+      </w:r>
+      <w:r>
+        <w:t xml:space="preserve"> أحمد فزعًا، وجسده كله يتصبّب عرقًا باردًا.</w:t>
       </w:r>
     </w:p>
     <w:p>
@@ -17786,10 +18599,22 @@
       </w:r>
     </w:p>
     <w:p>
-      <w:r>
-        <w:pict>
-          <v:rect style="width:0;height:1.5pt" o:hralign="center" o:hrstd="t" o:hr="t"/>
-        </w:pict>
+      <w:pPr>
+        <w:bidi/>
+        <w:jc w:val="center"/>
+        <w:keepLines/>
+        <w:spacing w:before="360" w:after="360" w:line="360" w:lineRule="auto"/>
+        <w:contextualSpacing w:val="0"/>
+      </w:pPr>
+      <w:r>
+        <w:rPr>
+          <w:rFonts w:ascii="Amiri" w:hAnsi="Amiri" w:cs="Amiri"/>
+          <w:color w:val="C9A227"/>
+          <w:sz w:val="28"/>
+          <w:szCs w:val="28"/>
+          <w:spacing w:val="240"/>
+        </w:rPr>
+        <w:t xml:space="preserve">❖   ❖   ❖</w:t>
       </w:r>
     </w:p>
     <w:p>
@@ -17797,7 +18622,18 @@
         <w:pStyle w:val="FirstParagraph"/>
       </w:pPr>
       <w:r>
-        <w:t xml:space="preserve">لم يستطع العودة إلى النوم.</w:t>
+        <w:rPr>
+          <w:rFonts w:ascii="Amiri" w:hAnsi="Amiri" w:cs="Amiri"/>
+          <w:b/>
+          <w:bCs/>
+          <w:color w:val="C9A227"/>
+          <w:sz w:val="36"/>
+          <w:szCs w:val="36"/>
+        </w:rPr>
+        <w:t xml:space="preserve">لم</w:t>
+      </w:r>
+      <w:r>
+        <w:t xml:space="preserve"> يستطع العودة إلى النوم.</w:t>
       </w:r>
     </w:p>
     <w:p>
@@ -18415,10 +19251,22 @@
       </w:r>
     </w:p>
     <w:p>
-      <w:r>
-        <w:pict>
-          <v:rect style="width:0;height:1.5pt" o:hralign="center" o:hrstd="t" o:hr="t"/>
-        </w:pict>
+      <w:pPr>
+        <w:bidi/>
+        <w:jc w:val="center"/>
+        <w:keepLines/>
+        <w:spacing w:before="360" w:after="360" w:line="360" w:lineRule="auto"/>
+        <w:contextualSpacing w:val="0"/>
+      </w:pPr>
+      <w:r>
+        <w:rPr>
+          <w:rFonts w:ascii="Amiri" w:hAnsi="Amiri" w:cs="Amiri"/>
+          <w:color w:val="C9A227"/>
+          <w:sz w:val="28"/>
+          <w:szCs w:val="28"/>
+          <w:spacing w:val="240"/>
+        </w:rPr>
+        <w:t xml:space="preserve">❖   ❖   ❖</w:t>
       </w:r>
     </w:p>
     <w:p>
@@ -18426,7 +19274,18 @@
         <w:pStyle w:val="FirstParagraph"/>
       </w:pPr>
       <w:r>
-        <w:t xml:space="preserve">استيقظ هذه المرة بصرخةٍ حقيقية خرجت من حلقه.</w:t>
+        <w:rPr>
+          <w:rFonts w:ascii="Amiri" w:hAnsi="Amiri" w:cs="Amiri"/>
+          <w:b/>
+          <w:bCs/>
+          <w:color w:val="C9A227"/>
+          <w:sz w:val="36"/>
+          <w:szCs w:val="36"/>
+        </w:rPr>
+        <w:t xml:space="preserve">استيقظ</w:t>
+      </w:r>
+      <w:r>
+        <w:t xml:space="preserve"> هذه المرة بصرخةٍ حقيقية خرجت من حلقه.</w:t>
       </w:r>
     </w:p>
     <w:p>
@@ -18634,10 +19493,22 @@
       </w:r>
     </w:p>
     <w:p>
-      <w:r>
-        <w:pict>
-          <v:rect style="width:0;height:1.5pt" o:hralign="center" o:hrstd="t" o:hr="t"/>
-        </w:pict>
+      <w:pPr>
+        <w:bidi/>
+        <w:jc w:val="center"/>
+        <w:keepLines/>
+        <w:spacing w:before="360" w:after="360" w:line="360" w:lineRule="auto"/>
+        <w:contextualSpacing w:val="0"/>
+      </w:pPr>
+      <w:r>
+        <w:rPr>
+          <w:rFonts w:ascii="Amiri" w:hAnsi="Amiri" w:cs="Amiri"/>
+          <w:color w:val="C9A227"/>
+          <w:sz w:val="28"/>
+          <w:szCs w:val="28"/>
+          <w:spacing w:val="240"/>
+        </w:rPr>
+        <w:t xml:space="preserve">❖   ❖   ❖</w:t>
       </w:r>
     </w:p>
     <w:bookmarkEnd w:id="35"/>
@@ -18672,10 +19543,22 @@
       </w:r>
     </w:p>
     <w:p>
-      <w:r>
-        <w:pict>
-          <v:rect style="width:0;height:1.5pt" o:hralign="center" o:hrstd="t" o:hr="t"/>
-        </w:pict>
+      <w:pPr>
+        <w:bidi/>
+        <w:jc w:val="center"/>
+        <w:keepLines/>
+        <w:spacing w:before="360" w:after="360" w:line="360" w:lineRule="auto"/>
+        <w:contextualSpacing w:val="0"/>
+      </w:pPr>
+      <w:r>
+        <w:rPr>
+          <w:rFonts w:ascii="Amiri" w:hAnsi="Amiri" w:cs="Amiri"/>
+          <w:color w:val="C9A227"/>
+          <w:sz w:val="28"/>
+          <w:szCs w:val="28"/>
+          <w:spacing w:val="240"/>
+        </w:rPr>
+        <w:t xml:space="preserve">❖   ❖   ❖</w:t>
       </w:r>
     </w:p>
     <w:bookmarkStart w:id="37" w:name="الفصل-العاشر-نذر-الكارثة"/>
@@ -18692,7 +19575,18 @@
         <w:pStyle w:val="FirstParagraph"/>
       </w:pPr>
       <w:r>
-        <w:t xml:space="preserve">تسلّل الموت إلى طيبة كلصٍّ ماهر، لا يسمع له وقعٌ ولا يشمّ له</w:t>
+        <w:rPr>
+          <w:rFonts w:ascii="Amiri" w:hAnsi="Amiri" w:cs="Amiri"/>
+          <w:b/>
+          <w:bCs/>
+          <w:color w:val="C9A227"/>
+          <w:sz w:val="36"/>
+          <w:szCs w:val="36"/>
+        </w:rPr>
+        <w:t xml:space="preserve">تسلّل</w:t>
+      </w:r>
+      <w:r>
+        <w:t xml:space="preserve"> الموت إلى طيبة كلصٍّ ماهر، لا يسمع له وقعٌ ولا يشمّ له</w:t>
       </w:r>
       <w:r>
         <w:t xml:space="preserve"> </w:t>
@@ -18908,10 +19802,22 @@
       </w:r>
     </w:p>
     <w:p>
-      <w:r>
-        <w:pict>
-          <v:rect style="width:0;height:1.5pt" o:hralign="center" o:hrstd="t" o:hr="t"/>
-        </w:pict>
+      <w:pPr>
+        <w:bidi/>
+        <w:jc w:val="center"/>
+        <w:keepLines/>
+        <w:spacing w:before="360" w:after="360" w:line="360" w:lineRule="auto"/>
+        <w:contextualSpacing w:val="0"/>
+      </w:pPr>
+      <w:r>
+        <w:rPr>
+          <w:rFonts w:ascii="Amiri" w:hAnsi="Amiri" w:cs="Amiri"/>
+          <w:color w:val="C9A227"/>
+          <w:sz w:val="28"/>
+          <w:szCs w:val="28"/>
+          <w:spacing w:val="240"/>
+        </w:rPr>
+        <w:t xml:space="preserve">❖   ❖   ❖</w:t>
       </w:r>
     </w:p>
     <w:p>
@@ -18919,7 +19825,18 @@
         <w:pStyle w:val="FirstParagraph"/>
       </w:pPr>
       <w:r>
-        <w:t xml:space="preserve">كان الحيّ الجنوبيّ عالمًا آخر، لا يمتّ بأيّ صلةٍ لقلب طيبة</w:t>
+        <w:rPr>
+          <w:rFonts w:ascii="Amiri" w:hAnsi="Amiri" w:cs="Amiri"/>
+          <w:b/>
+          <w:bCs/>
+          <w:color w:val="C9A227"/>
+          <w:sz w:val="36"/>
+          <w:szCs w:val="36"/>
+        </w:rPr>
+        <w:t xml:space="preserve">كان</w:t>
+      </w:r>
+      <w:r>
+        <w:t xml:space="preserve"> الحيّ الجنوبيّ عالمًا آخر، لا يمتّ بأيّ صلةٍ لقلب طيبة</w:t>
       </w:r>
       <w:r>
         <w:t xml:space="preserve"> </w:t>
@@ -19247,10 +20164,22 @@
       </w:r>
     </w:p>
     <w:p>
-      <w:r>
-        <w:pict>
-          <v:rect style="width:0;height:1.5pt" o:hralign="center" o:hrstd="t" o:hr="t"/>
-        </w:pict>
+      <w:pPr>
+        <w:bidi/>
+        <w:jc w:val="center"/>
+        <w:keepLines/>
+        <w:spacing w:before="360" w:after="360" w:line="360" w:lineRule="auto"/>
+        <w:contextualSpacing w:val="0"/>
+      </w:pPr>
+      <w:r>
+        <w:rPr>
+          <w:rFonts w:ascii="Amiri" w:hAnsi="Amiri" w:cs="Amiri"/>
+          <w:color w:val="C9A227"/>
+          <w:sz w:val="28"/>
+          <w:szCs w:val="28"/>
+          <w:spacing w:val="240"/>
+        </w:rPr>
+        <w:t xml:space="preserve">❖   ❖   ❖</w:t>
       </w:r>
     </w:p>
     <w:p>
@@ -19258,7 +20187,18 @@
         <w:pStyle w:val="FirstParagraph"/>
       </w:pPr>
       <w:r>
-        <w:t xml:space="preserve">ما إن عادا إلى بيت الحياة، مخترقين شوارع طيبة التي بدت فجأةً أكثر</w:t>
+        <w:rPr>
+          <w:rFonts w:ascii="Amiri" w:hAnsi="Amiri" w:cs="Amiri"/>
+          <w:b/>
+          <w:bCs/>
+          <w:color w:val="C9A227"/>
+          <w:sz w:val="36"/>
+          <w:szCs w:val="36"/>
+        </w:rPr>
+        <w:t xml:space="preserve">ما</w:t>
+      </w:r>
+      <w:r>
+        <w:t xml:space="preserve"> إن عادا إلى بيت الحياة، مخترقين شوارع طيبة التي بدت فجأةً أكثر</w:t>
       </w:r>
       <w:r>
         <w:t xml:space="preserve"> </w:t>
@@ -19608,10 +20548,22 @@
       </w:r>
     </w:p>
     <w:p>
-      <w:r>
-        <w:pict>
-          <v:rect style="width:0;height:1.5pt" o:hralign="center" o:hrstd="t" o:hr="t"/>
-        </w:pict>
+      <w:pPr>
+        <w:bidi/>
+        <w:jc w:val="center"/>
+        <w:keepLines/>
+        <w:spacing w:before="360" w:after="360" w:line="360" w:lineRule="auto"/>
+        <w:contextualSpacing w:val="0"/>
+      </w:pPr>
+      <w:r>
+        <w:rPr>
+          <w:rFonts w:ascii="Amiri" w:hAnsi="Amiri" w:cs="Amiri"/>
+          <w:color w:val="C9A227"/>
+          <w:sz w:val="28"/>
+          <w:szCs w:val="28"/>
+          <w:spacing w:val="240"/>
+        </w:rPr>
+        <w:t xml:space="preserve">❖   ❖   ❖</w:t>
       </w:r>
     </w:p>
     <w:p>
@@ -19619,7 +20571,18 @@
         <w:pStyle w:val="FirstParagraph"/>
       </w:pPr>
       <w:r>
-        <w:t xml:space="preserve">في تلك الليلة، جلس أحمد وحيدًا في غرفته الصغيرة في بيت الحياة، وقد</w:t>
+        <w:rPr>
+          <w:rFonts w:ascii="Amiri" w:hAnsi="Amiri" w:cs="Amiri"/>
+          <w:b/>
+          <w:bCs/>
+          <w:color w:val="C9A227"/>
+          <w:sz w:val="36"/>
+          <w:szCs w:val="36"/>
+        </w:rPr>
+        <w:t xml:space="preserve">في</w:t>
+      </w:r>
+      <w:r>
+        <w:t xml:space="preserve"> تلك الليلة، جلس أحمد وحيدًا في غرفته الصغيرة في بيت الحياة، وقد</w:t>
       </w:r>
       <w:r>
         <w:t xml:space="preserve"> </w:t>
@@ -20235,7 +21198,18 @@
         <w:pStyle w:val="FirstParagraph"/>
       </w:pPr>
       <w:r>
-        <w:t xml:space="preserve">انتشر المرضُ كالنارِ في الهشيم، لا يعرفُ الرحمة ولا التمييز.</w:t>
+        <w:rPr>
+          <w:rFonts w:ascii="Amiri" w:hAnsi="Amiri" w:cs="Amiri"/>
+          <w:b/>
+          <w:bCs/>
+          <w:color w:val="C9A227"/>
+          <w:sz w:val="36"/>
+          <w:szCs w:val="36"/>
+        </w:rPr>
+        <w:t xml:space="preserve">انتشر</w:t>
+      </w:r>
+      <w:r>
+        <w:t xml:space="preserve"> المرضُ كالنارِ في الهشيم، لا يعرفُ الرحمة ولا التمييز.</w:t>
       </w:r>
     </w:p>
     <w:p>
@@ -20371,10 +21345,22 @@
       </w:r>
     </w:p>
     <w:p>
-      <w:r>
-        <w:pict>
-          <v:rect style="width:0;height:1.5pt" o:hralign="center" o:hrstd="t" o:hr="t"/>
-        </w:pict>
+      <w:pPr>
+        <w:bidi/>
+        <w:jc w:val="center"/>
+        <w:keepLines/>
+        <w:spacing w:before="360" w:after="360" w:line="360" w:lineRule="auto"/>
+        <w:contextualSpacing w:val="0"/>
+      </w:pPr>
+      <w:r>
+        <w:rPr>
+          <w:rFonts w:ascii="Amiri" w:hAnsi="Amiri" w:cs="Amiri"/>
+          <w:color w:val="C9A227"/>
+          <w:sz w:val="28"/>
+          <w:szCs w:val="28"/>
+          <w:spacing w:val="240"/>
+        </w:rPr>
+        <w:t xml:space="preserve">❖   ❖   ❖</w:t>
       </w:r>
     </w:p>
     <w:p>
@@ -20382,7 +21368,18 @@
         <w:pStyle w:val="FirstParagraph"/>
       </w:pPr>
       <w:r>
-        <w:t xml:space="preserve">حُوِّل جناحٌ كاملٌ من بيت الحياة إلى مستشفى طوارئ ميدانيّ، عالمٌ قائمٌ</w:t>
+        <w:rPr>
+          <w:rFonts w:ascii="Amiri" w:hAnsi="Amiri" w:cs="Amiri"/>
+          <w:b/>
+          <w:bCs/>
+          <w:color w:val="C9A227"/>
+          <w:sz w:val="36"/>
+          <w:szCs w:val="36"/>
+        </w:rPr>
+        <w:t xml:space="preserve">حُوِّل</w:t>
+      </w:r>
+      <w:r>
+        <w:t xml:space="preserve"> جناحٌ كاملٌ من بيت الحياة إلى مستشفى طوارئ ميدانيّ، عالمٌ قائمٌ</w:t>
       </w:r>
       <w:r>
         <w:t xml:space="preserve"> </w:t>
@@ -20582,10 +21579,22 @@
       </w:r>
     </w:p>
     <w:p>
-      <w:r>
-        <w:pict>
-          <v:rect style="width:0;height:1.5pt" o:hralign="center" o:hrstd="t" o:hr="t"/>
-        </w:pict>
+      <w:pPr>
+        <w:bidi/>
+        <w:jc w:val="center"/>
+        <w:keepLines/>
+        <w:spacing w:before="360" w:after="360" w:line="360" w:lineRule="auto"/>
+        <w:contextualSpacing w:val="0"/>
+      </w:pPr>
+      <w:r>
+        <w:rPr>
+          <w:rFonts w:ascii="Amiri" w:hAnsi="Amiri" w:cs="Amiri"/>
+          <w:color w:val="C9A227"/>
+          <w:sz w:val="28"/>
+          <w:szCs w:val="28"/>
+          <w:spacing w:val="240"/>
+        </w:rPr>
+        <w:t xml:space="preserve">❖   ❖   ❖</w:t>
       </w:r>
     </w:p>
     <w:p>
@@ -20593,7 +21602,18 @@
         <w:pStyle w:val="FirstParagraph"/>
       </w:pPr>
       <w:r>
-        <w:t xml:space="preserve">الفتاةُ كانَ اسمُها إيبِت.</w:t>
+        <w:rPr>
+          <w:rFonts w:ascii="Amiri" w:hAnsi="Amiri" w:cs="Amiri"/>
+          <w:b/>
+          <w:bCs/>
+          <w:color w:val="C9A227"/>
+          <w:sz w:val="36"/>
+          <w:szCs w:val="36"/>
+        </w:rPr>
+        <w:t xml:space="preserve">الفتاةُ</w:t>
+      </w:r>
+      <w:r>
+        <w:t xml:space="preserve"> كانَ اسمُها إيبِت.</w:t>
       </w:r>
     </w:p>
     <w:p>
@@ -20637,10 +21657,22 @@
       </w:r>
     </w:p>
     <w:p>
-      <w:r>
-        <w:pict>
-          <v:rect style="width:0;height:1.5pt" o:hralign="center" o:hrstd="t" o:hr="t"/>
-        </w:pict>
+      <w:pPr>
+        <w:bidi/>
+        <w:jc w:val="center"/>
+        <w:keepLines/>
+        <w:spacing w:before="360" w:after="360" w:line="360" w:lineRule="auto"/>
+        <w:contextualSpacing w:val="0"/>
+      </w:pPr>
+      <w:r>
+        <w:rPr>
+          <w:rFonts w:ascii="Amiri" w:hAnsi="Amiri" w:cs="Amiri"/>
+          <w:color w:val="C9A227"/>
+          <w:sz w:val="28"/>
+          <w:szCs w:val="28"/>
+          <w:spacing w:val="240"/>
+        </w:rPr>
+        <w:t xml:space="preserve">❖   ❖   ❖</w:t>
       </w:r>
     </w:p>
     <w:p>
@@ -20648,7 +21680,18 @@
         <w:pStyle w:val="FirstParagraph"/>
       </w:pPr>
       <w:r>
-        <w:t xml:space="preserve">قَضى أَحمد اللَّيلةَ كلَّها إلى جانِبِها. خَفَّضَ حَرارَتَها بِقِطَعِ القُماشِ المُبَلَّلِ بِماءِ النَّهر، سَقاها ذلكَ المَحلولَ المِلحيَّ البَسيطَ الذي كانَ قد عَلَّمَ إمحوتب إعدادَه قَبلَ أَيَّام، راقَبَ نَبضَها كلَّ نِصفِ ساعَة. حَولَه، كانَ آخَرونَ يَموتون — لَكِنَّه ثَبَّتَ نَظَرَه علَيها وَحدَها، كأنَّ انتِزاعَها مِنَ الوَباءِ انتِزاعٌ لِطيبةَ كلِّها.</w:t>
+        <w:rPr>
+          <w:rFonts w:ascii="Amiri" w:hAnsi="Amiri" w:cs="Amiri"/>
+          <w:b/>
+          <w:bCs/>
+          <w:color w:val="C9A227"/>
+          <w:sz w:val="36"/>
+          <w:szCs w:val="36"/>
+        </w:rPr>
+        <w:t xml:space="preserve">قَضى</w:t>
+      </w:r>
+      <w:r>
+        <w:t xml:space="preserve"> أَحمد اللَّيلةَ كلَّها إلى جانِبِها. خَفَّضَ حَرارَتَها بِقِطَعِ القُماشِ المُبَلَّلِ بِماءِ النَّهر، سَقاها ذلكَ المَحلولَ المِلحيَّ البَسيطَ الذي كانَ قد عَلَّمَ إمحوتب إعدادَه قَبلَ أَيَّام، راقَبَ نَبضَها كلَّ نِصفِ ساعَة. حَولَه، كانَ آخَرونَ يَموتون — لَكِنَّه ثَبَّتَ نَظَرَه علَيها وَحدَها، كأنَّ انتِزاعَها مِنَ الوَباءِ انتِزاعٌ لِطيبةَ كلِّها.</w:t>
       </w:r>
     </w:p>
     <w:p>
@@ -20700,10 +21743,22 @@
       </w:r>
     </w:p>
     <w:p>
-      <w:r>
-        <w:pict>
-          <v:rect style="width:0;height:1.5pt" o:hralign="center" o:hrstd="t" o:hr="t"/>
-        </w:pict>
+      <w:pPr>
+        <w:bidi/>
+        <w:jc w:val="center"/>
+        <w:keepLines/>
+        <w:spacing w:before="360" w:after="360" w:line="360" w:lineRule="auto"/>
+        <w:contextualSpacing w:val="0"/>
+      </w:pPr>
+      <w:r>
+        <w:rPr>
+          <w:rFonts w:ascii="Amiri" w:hAnsi="Amiri" w:cs="Amiri"/>
+          <w:color w:val="C9A227"/>
+          <w:sz w:val="28"/>
+          <w:szCs w:val="28"/>
+          <w:spacing w:val="240"/>
+        </w:rPr>
+        <w:t xml:space="preserve">❖   ❖   ❖</w:t>
       </w:r>
     </w:p>
     <w:p>
@@ -20711,7 +21766,18 @@
         <w:pStyle w:val="FirstParagraph"/>
       </w:pPr>
       <w:r>
-        <w:t xml:space="preserve">ماتَت بَعدَ يَومَين.</w:t>
+        <w:rPr>
+          <w:rFonts w:ascii="Amiri" w:hAnsi="Amiri" w:cs="Amiri"/>
+          <w:b/>
+          <w:bCs/>
+          <w:color w:val="C9A227"/>
+          <w:sz w:val="36"/>
+          <w:szCs w:val="36"/>
+        </w:rPr>
+        <w:t xml:space="preserve">ماتَت</w:t>
+      </w:r>
+      <w:r>
+        <w:t xml:space="preserve"> بَعدَ يَومَين.</w:t>
       </w:r>
     </w:p>
     <w:p>
@@ -20771,10 +21837,22 @@
       </w:r>
     </w:p>
     <w:p>
-      <w:r>
-        <w:pict>
-          <v:rect style="width:0;height:1.5pt" o:hralign="center" o:hrstd="t" o:hr="t"/>
-        </w:pict>
+      <w:pPr>
+        <w:bidi/>
+        <w:jc w:val="center"/>
+        <w:keepLines/>
+        <w:spacing w:before="360" w:after="360" w:line="360" w:lineRule="auto"/>
+        <w:contextualSpacing w:val="0"/>
+      </w:pPr>
+      <w:r>
+        <w:rPr>
+          <w:rFonts w:ascii="Amiri" w:hAnsi="Amiri" w:cs="Amiri"/>
+          <w:color w:val="C9A227"/>
+          <w:sz w:val="28"/>
+          <w:szCs w:val="28"/>
+          <w:spacing w:val="240"/>
+        </w:rPr>
+        <w:t xml:space="preserve">❖   ❖   ❖</w:t>
       </w:r>
     </w:p>
     <w:p>
@@ -20782,7 +21860,18 @@
         <w:pStyle w:val="FirstParagraph"/>
       </w:pPr>
       <w:r>
-        <w:t xml:space="preserve">جلس نفرو على الحصيرة المهترئة، جسدُه</w:t>
+        <w:rPr>
+          <w:rFonts w:ascii="Amiri" w:hAnsi="Amiri" w:cs="Amiri"/>
+          <w:b/>
+          <w:bCs/>
+          <w:color w:val="C9A227"/>
+          <w:sz w:val="36"/>
+          <w:szCs w:val="36"/>
+        </w:rPr>
+        <w:t xml:space="preserve">جلس</w:t>
+      </w:r>
+      <w:r>
+        <w:t xml:space="preserve"> نفرو على الحصيرة المهترئة، جسدُه</w:t>
       </w:r>
       <w:r>
         <w:t xml:space="preserve"> </w:t>
@@ -21410,10 +22499,22 @@
       </w:r>
     </w:p>
     <w:p>
-      <w:r>
-        <w:pict>
-          <v:rect style="width:0;height:1.5pt" o:hralign="center" o:hrstd="t" o:hr="t"/>
-        </w:pict>
+      <w:pPr>
+        <w:bidi/>
+        <w:jc w:val="center"/>
+        <w:keepLines/>
+        <w:spacing w:before="360" w:after="360" w:line="360" w:lineRule="auto"/>
+        <w:contextualSpacing w:val="0"/>
+      </w:pPr>
+      <w:r>
+        <w:rPr>
+          <w:rFonts w:ascii="Amiri" w:hAnsi="Amiri" w:cs="Amiri"/>
+          <w:color w:val="C9A227"/>
+          <w:sz w:val="28"/>
+          <w:szCs w:val="28"/>
+          <w:spacing w:val="240"/>
+        </w:rPr>
+        <w:t xml:space="preserve">❖   ❖   ❖</w:t>
       </w:r>
     </w:p>
     <w:p>
@@ -21421,7 +22522,18 @@
         <w:pStyle w:val="FirstParagraph"/>
       </w:pPr>
       <w:r>
-        <w:t xml:space="preserve">في اليوم الخامس عشر من معركته مع الوباء، انهار أحمد.</w:t>
+        <w:rPr>
+          <w:rFonts w:ascii="Amiri" w:hAnsi="Amiri" w:cs="Amiri"/>
+          <w:b/>
+          <w:bCs/>
+          <w:color w:val="C9A227"/>
+          <w:sz w:val="36"/>
+          <w:szCs w:val="36"/>
+        </w:rPr>
+        <w:t xml:space="preserve">في</w:t>
+      </w:r>
+      <w:r>
+        <w:t xml:space="preserve"> اليوم الخامس عشر من معركته مع الوباء، انهار أحمد.</w:t>
       </w:r>
     </w:p>
     <w:p>
@@ -21757,10 +22869,22 @@
       </w:r>
     </w:p>
     <w:p>
-      <w:r>
-        <w:pict>
-          <v:rect style="width:0;height:1.5pt" o:hralign="center" o:hrstd="t" o:hr="t"/>
-        </w:pict>
+      <w:pPr>
+        <w:bidi/>
+        <w:jc w:val="center"/>
+        <w:keepLines/>
+        <w:spacing w:before="360" w:after="360" w:line="360" w:lineRule="auto"/>
+        <w:contextualSpacing w:val="0"/>
+      </w:pPr>
+      <w:r>
+        <w:rPr>
+          <w:rFonts w:ascii="Amiri" w:hAnsi="Amiri" w:cs="Amiri"/>
+          <w:color w:val="C9A227"/>
+          <w:sz w:val="28"/>
+          <w:szCs w:val="28"/>
+          <w:spacing w:val="240"/>
+        </w:rPr>
+        <w:t xml:space="preserve">❖   ❖   ❖</w:t>
       </w:r>
     </w:p>
     <w:p>
@@ -21768,7 +22892,18 @@
         <w:pStyle w:val="FirstParagraph"/>
       </w:pPr>
       <w:r>
-        <w:t xml:space="preserve">بعد ساعة، أو ربّما دهرٍ كامل - فالزمن يتوقّف عن المعنى حين تفيض الروح</w:t>
+        <w:rPr>
+          <w:rFonts w:ascii="Amiri" w:hAnsi="Amiri" w:cs="Amiri"/>
+          <w:b/>
+          <w:bCs/>
+          <w:color w:val="C9A227"/>
+          <w:sz w:val="36"/>
+          <w:szCs w:val="36"/>
+        </w:rPr>
+        <w:t xml:space="preserve">بعد</w:t>
+      </w:r>
+      <w:r>
+        <w:t xml:space="preserve"> ساعة، أو ربّما دهرٍ كامل - فالزمن يتوقّف عن المعنى حين تفيض الروح</w:t>
       </w:r>
       <w:r>
         <w:t xml:space="preserve"> </w:t>
@@ -22024,10 +23159,22 @@
       </w:r>
     </w:p>
     <w:p>
-      <w:r>
-        <w:pict>
-          <v:rect style="width:0;height:1.5pt" o:hralign="center" o:hrstd="t" o:hr="t"/>
-        </w:pict>
+      <w:pPr>
+        <w:bidi/>
+        <w:jc w:val="center"/>
+        <w:keepLines/>
+        <w:spacing w:before="360" w:after="360" w:line="360" w:lineRule="auto"/>
+        <w:contextualSpacing w:val="0"/>
+      </w:pPr>
+      <w:r>
+        <w:rPr>
+          <w:rFonts w:ascii="Amiri" w:hAnsi="Amiri" w:cs="Amiri"/>
+          <w:color w:val="C9A227"/>
+          <w:sz w:val="28"/>
+          <w:szCs w:val="28"/>
+          <w:spacing w:val="240"/>
+        </w:rPr>
+        <w:t xml:space="preserve">❖   ❖   ❖</w:t>
       </w:r>
     </w:p>
     <w:p>
@@ -22035,7 +23182,18 @@
         <w:pStyle w:val="FirstParagraph"/>
       </w:pPr>
       <w:r>
-        <w:t xml:space="preserve">في تلك الليلة، حين آوى إلى غرفته الصغيرة وقد أنهكه التعب حتى كادت عظامه</w:t>
+        <w:rPr>
+          <w:rFonts w:ascii="Amiri" w:hAnsi="Amiri" w:cs="Amiri"/>
+          <w:b/>
+          <w:bCs/>
+          <w:color w:val="C9A227"/>
+          <w:sz w:val="36"/>
+          <w:szCs w:val="36"/>
+        </w:rPr>
+        <w:t xml:space="preserve">في</w:t>
+      </w:r>
+      <w:r>
+        <w:t xml:space="preserve"> تلك الليلة، حين آوى إلى غرفته الصغيرة وقد أنهكه التعب حتى كادت عظامه</w:t>
       </w:r>
       <w:r>
         <w:t xml:space="preserve"> </w:t>
@@ -22121,10 +23279,22 @@
       </w:r>
     </w:p>
     <w:p>
-      <w:r>
-        <w:pict>
-          <v:rect style="width:0;height:1.5pt" o:hralign="center" o:hrstd="t" o:hr="t"/>
-        </w:pict>
+      <w:pPr>
+        <w:bidi/>
+        <w:jc w:val="center"/>
+        <w:keepLines/>
+        <w:spacing w:before="360" w:after="360" w:line="360" w:lineRule="auto"/>
+        <w:contextualSpacing w:val="0"/>
+      </w:pPr>
+      <w:r>
+        <w:rPr>
+          <w:rFonts w:ascii="Amiri" w:hAnsi="Amiri" w:cs="Amiri"/>
+          <w:color w:val="C9A227"/>
+          <w:sz w:val="28"/>
+          <w:szCs w:val="28"/>
+          <w:spacing w:val="240"/>
+        </w:rPr>
+        <w:t xml:space="preserve">❖   ❖   ❖</w:t>
       </w:r>
     </w:p>
     <w:bookmarkEnd w:id="38"/>
@@ -22142,7 +23312,18 @@
         <w:pStyle w:val="FirstParagraph"/>
       </w:pPr>
       <w:r>
-        <w:t xml:space="preserve">بحلول الأسبوع الرابع، كان الطاعون قد فتك بما يقارب ثلث سكّان واست</w:t>
+        <w:rPr>
+          <w:rFonts w:ascii="Amiri" w:hAnsi="Amiri" w:cs="Amiri"/>
+          <w:b/>
+          <w:bCs/>
+          <w:color w:val="C9A227"/>
+          <w:sz w:val="36"/>
+          <w:szCs w:val="36"/>
+        </w:rPr>
+        <w:t xml:space="preserve">بحلول</w:t>
+      </w:r>
+      <w:r>
+        <w:t xml:space="preserve"> الأسبوع الرابع، كان الطاعون قد فتك بما يقارب ثلث سكّان واست</w:t>
       </w:r>
       <w:r>
         <w:t xml:space="preserve"> </w:t>
@@ -22218,10 +23399,22 @@
       </w:r>
     </w:p>
     <w:p>
-      <w:r>
-        <w:pict>
-          <v:rect style="width:0;height:1.5pt" o:hralign="center" o:hrstd="t" o:hr="t"/>
-        </w:pict>
+      <w:pPr>
+        <w:bidi/>
+        <w:jc w:val="center"/>
+        <w:keepLines/>
+        <w:spacing w:before="360" w:after="360" w:line="360" w:lineRule="auto"/>
+        <w:contextualSpacing w:val="0"/>
+      </w:pPr>
+      <w:r>
+        <w:rPr>
+          <w:rFonts w:ascii="Amiri" w:hAnsi="Amiri" w:cs="Amiri"/>
+          <w:color w:val="C9A227"/>
+          <w:sz w:val="28"/>
+          <w:szCs w:val="28"/>
+          <w:spacing w:val="240"/>
+        </w:rPr>
+        <w:t xml:space="preserve">❖   ❖   ❖</w:t>
       </w:r>
     </w:p>
     <w:p>
@@ -22229,7 +23422,18 @@
         <w:pStyle w:val="FirstParagraph"/>
       </w:pPr>
       <w:r>
-        <w:t xml:space="preserve">وفي صباح أحد تلك الأيام المتشابهة، جاءه نبأٌ كاد أن يسحقه تحت</w:t>
+        <w:rPr>
+          <w:rFonts w:ascii="Amiri" w:hAnsi="Amiri" w:cs="Amiri"/>
+          <w:b/>
+          <w:bCs/>
+          <w:color w:val="C9A227"/>
+          <w:sz w:val="36"/>
+          <w:szCs w:val="36"/>
+        </w:rPr>
+        <w:t xml:space="preserve">وفي</w:t>
+      </w:r>
+      <w:r>
+        <w:t xml:space="preserve"> صباح أحد تلك الأيام المتشابهة، جاءه نبأٌ كاد أن يسحقه تحت</w:t>
       </w:r>
       <w:r>
         <w:t xml:space="preserve"> </w:t>
@@ -22553,10 +23757,22 @@
       </w:r>
     </w:p>
     <w:p>
-      <w:r>
-        <w:pict>
-          <v:rect style="width:0;height:1.5pt" o:hralign="center" o:hrstd="t" o:hr="t"/>
-        </w:pict>
+      <w:pPr>
+        <w:bidi/>
+        <w:jc w:val="center"/>
+        <w:keepLines/>
+        <w:spacing w:before="360" w:after="360" w:line="360" w:lineRule="auto"/>
+        <w:contextualSpacing w:val="0"/>
+      </w:pPr>
+      <w:r>
+        <w:rPr>
+          <w:rFonts w:ascii="Amiri" w:hAnsi="Amiri" w:cs="Amiri"/>
+          <w:color w:val="C9A227"/>
+          <w:sz w:val="28"/>
+          <w:szCs w:val="28"/>
+          <w:spacing w:val="240"/>
+        </w:rPr>
+        <w:t xml:space="preserve">❖   ❖   ❖</w:t>
       </w:r>
     </w:p>
     <w:p>
@@ -22564,7 +23780,18 @@
         <w:pStyle w:val="FirstParagraph"/>
       </w:pPr>
       <w:r>
-        <w:t xml:space="preserve">أمضى أحمد اليومين التاليين سجينًا طوعيًّا بجانب فراش إمحوتب، يجرّب كلّ</w:t>
+        <w:rPr>
+          <w:rFonts w:ascii="Amiri" w:hAnsi="Amiri" w:cs="Amiri"/>
+          <w:b/>
+          <w:bCs/>
+          <w:color w:val="C9A227"/>
+          <w:sz w:val="36"/>
+          <w:szCs w:val="36"/>
+        </w:rPr>
+        <w:t xml:space="preserve">أمضى</w:t>
+      </w:r>
+      <w:r>
+        <w:t xml:space="preserve"> أحمد اليومين التاليين سجينًا طوعيًّا بجانب فراش إمحوتب، يجرّب كلّ</w:t>
       </w:r>
       <w:r>
         <w:t xml:space="preserve"> </w:t>
@@ -22852,10 +24079,22 @@
       </w:r>
     </w:p>
     <w:p>
-      <w:r>
-        <w:pict>
-          <v:rect style="width:0;height:1.5pt" o:hralign="center" o:hrstd="t" o:hr="t"/>
-        </w:pict>
+      <w:pPr>
+        <w:bidi/>
+        <w:jc w:val="center"/>
+        <w:keepLines/>
+        <w:spacing w:before="360" w:after="360" w:line="360" w:lineRule="auto"/>
+        <w:contextualSpacing w:val="0"/>
+      </w:pPr>
+      <w:r>
+        <w:rPr>
+          <w:rFonts w:ascii="Amiri" w:hAnsi="Amiri" w:cs="Amiri"/>
+          <w:color w:val="C9A227"/>
+          <w:sz w:val="28"/>
+          <w:szCs w:val="28"/>
+          <w:spacing w:val="240"/>
+        </w:rPr>
+        <w:t xml:space="preserve">❖   ❖   ❖</w:t>
       </w:r>
     </w:p>
     <w:p>
@@ -22863,7 +24102,18 @@
         <w:pStyle w:val="FirstParagraph"/>
       </w:pPr>
       <w:r>
-        <w:t xml:space="preserve">دُفن إمحوتب في مراسم متواضعة، أبسط بكثير ممّا تقتضيه مكانته العظيمة</w:t>
+        <w:rPr>
+          <w:rFonts w:ascii="Amiri" w:hAnsi="Amiri" w:cs="Amiri"/>
+          <w:b/>
+          <w:bCs/>
+          <w:color w:val="C9A227"/>
+          <w:sz w:val="36"/>
+          <w:szCs w:val="36"/>
+        </w:rPr>
+        <w:t xml:space="preserve">دُفن</w:t>
+      </w:r>
+      <w:r>
+        <w:t xml:space="preserve"> إمحوتب في مراسم متواضعة، أبسط بكثير ممّا تقتضيه مكانته العظيمة</w:t>
       </w:r>
       <w:r>
         <w:t xml:space="preserve"> </w:t>
@@ -22899,10 +24149,22 @@
       </w:r>
     </w:p>
     <w:p>
-      <w:r>
-        <w:pict>
-          <v:rect style="width:0;height:1.5pt" o:hralign="center" o:hrstd="t" o:hr="t"/>
-        </w:pict>
+      <w:pPr>
+        <w:bidi/>
+        <w:jc w:val="center"/>
+        <w:keepLines/>
+        <w:spacing w:before="360" w:after="360" w:line="360" w:lineRule="auto"/>
+        <w:contextualSpacing w:val="0"/>
+      </w:pPr>
+      <w:r>
+        <w:rPr>
+          <w:rFonts w:ascii="Amiri" w:hAnsi="Amiri" w:cs="Amiri"/>
+          <w:color w:val="C9A227"/>
+          <w:sz w:val="28"/>
+          <w:szCs w:val="28"/>
+          <w:spacing w:val="240"/>
+        </w:rPr>
+        <w:t xml:space="preserve">❖   ❖   ❖</w:t>
       </w:r>
     </w:p>
     <w:p>
@@ -22910,7 +24172,18 @@
         <w:pStyle w:val="FirstParagraph"/>
       </w:pPr>
       <w:r>
-        <w:t xml:space="preserve">في عصرِ اليومِ التالي للدفن، وقعَ ما لن يَنساه أحمدُ إلى آخرِ يومٍ في حياته.</w:t>
+        <w:rPr>
+          <w:rFonts w:ascii="Amiri" w:hAnsi="Amiri" w:cs="Amiri"/>
+          <w:b/>
+          <w:bCs/>
+          <w:color w:val="C9A227"/>
+          <w:sz w:val="36"/>
+          <w:szCs w:val="36"/>
+        </w:rPr>
+        <w:t xml:space="preserve">في</w:t>
+      </w:r>
+      <w:r>
+        <w:t xml:space="preserve"> عصرِ اليومِ التالي للدفن، وقعَ ما لن يَنساه أحمدُ إلى آخرِ يومٍ في حياته.</w:t>
       </w:r>
     </w:p>
     <w:p>
@@ -23166,10 +24439,22 @@
       </w:r>
     </w:p>
     <w:p>
-      <w:r>
-        <w:pict>
-          <v:rect style="width:0;height:1.5pt" o:hralign="center" o:hrstd="t" o:hr="t"/>
-        </w:pict>
+      <w:pPr>
+        <w:bidi/>
+        <w:jc w:val="center"/>
+        <w:keepLines/>
+        <w:spacing w:before="360" w:after="360" w:line="360" w:lineRule="auto"/>
+        <w:contextualSpacing w:val="0"/>
+      </w:pPr>
+      <w:r>
+        <w:rPr>
+          <w:rFonts w:ascii="Amiri" w:hAnsi="Amiri" w:cs="Amiri"/>
+          <w:color w:val="C9A227"/>
+          <w:sz w:val="28"/>
+          <w:szCs w:val="28"/>
+          <w:spacing w:val="240"/>
+        </w:rPr>
+        <w:t xml:space="preserve">❖   ❖   ❖</w:t>
       </w:r>
     </w:p>
     <w:p>
@@ -23177,7 +24462,18 @@
         <w:pStyle w:val="FirstParagraph"/>
       </w:pPr>
       <w:r>
-        <w:t xml:space="preserve">في مساء ذلك اليوم الحزين، وبينما كان أحمد يقف أمام القبر المتواضع يودّع</w:t>
+        <w:rPr>
+          <w:rFonts w:ascii="Amiri" w:hAnsi="Amiri" w:cs="Amiri"/>
+          <w:b/>
+          <w:bCs/>
+          <w:color w:val="C9A227"/>
+          <w:sz w:val="36"/>
+          <w:szCs w:val="36"/>
+        </w:rPr>
+        <w:t xml:space="preserve">في</w:t>
+      </w:r>
+      <w:r>
+        <w:t xml:space="preserve"> مساء ذلك اليوم الحزين، وبينما كان أحمد يقف أمام القبر المتواضع يودّع</w:t>
       </w:r>
       <w:r>
         <w:t xml:space="preserve"> </w:t>
@@ -24371,10 +25667,22 @@
       </w:r>
     </w:p>
     <w:p>
-      <w:r>
-        <w:pict>
-          <v:rect style="width:0;height:1.5pt" o:hralign="center" o:hrstd="t" o:hr="t"/>
-        </w:pict>
+      <w:pPr>
+        <w:bidi/>
+        <w:jc w:val="center"/>
+        <w:keepLines/>
+        <w:spacing w:before="360" w:after="360" w:line="360" w:lineRule="auto"/>
+        <w:contextualSpacing w:val="0"/>
+      </w:pPr>
+      <w:r>
+        <w:rPr>
+          <w:rFonts w:ascii="Amiri" w:hAnsi="Amiri" w:cs="Amiri"/>
+          <w:color w:val="C9A227"/>
+          <w:sz w:val="28"/>
+          <w:szCs w:val="28"/>
+          <w:spacing w:val="240"/>
+        </w:rPr>
+        <w:t xml:space="preserve">❖   ❖   ❖</w:t>
       </w:r>
     </w:p>
     <w:p>
@@ -24382,7 +25690,18 @@
         <w:pStyle w:val="FirstParagraph"/>
       </w:pPr>
       <w:r>
-        <w:t xml:space="preserve">«من الذي أرسلكم؟»</w:t>
+        <w:rPr>
+          <w:rFonts w:ascii="Amiri" w:hAnsi="Amiri" w:cs="Amiri"/>
+          <w:b/>
+          <w:bCs/>
+          <w:color w:val="C9A227"/>
+          <w:sz w:val="36"/>
+          <w:szCs w:val="36"/>
+        </w:rPr>
+        <w:t xml:space="preserve">«من</w:t>
+      </w:r>
+      <w:r>
+        <w:t xml:space="preserve"> الذي أرسلكم؟»</w:t>
       </w:r>
     </w:p>
     <w:p>
@@ -24914,10 +26233,22 @@
       </w:r>
     </w:p>
     <w:p>
-      <w:r>
-        <w:pict>
-          <v:rect style="width:0;height:1.5pt" o:hralign="center" o:hrstd="t" o:hr="t"/>
-        </w:pict>
+      <w:pPr>
+        <w:bidi/>
+        <w:jc w:val="center"/>
+        <w:keepLines/>
+        <w:spacing w:before="360" w:after="360" w:line="360" w:lineRule="auto"/>
+        <w:contextualSpacing w:val="0"/>
+      </w:pPr>
+      <w:r>
+        <w:rPr>
+          <w:rFonts w:ascii="Amiri" w:hAnsi="Amiri" w:cs="Amiri"/>
+          <w:color w:val="C9A227"/>
+          <w:sz w:val="28"/>
+          <w:szCs w:val="28"/>
+          <w:spacing w:val="240"/>
+        </w:rPr>
+        <w:t xml:space="preserve">❖   ❖   ❖</w:t>
       </w:r>
     </w:p>
     <w:p>
@@ -24925,7 +26256,18 @@
         <w:pStyle w:val="FirstParagraph"/>
       </w:pPr>
       <w:r>
-        <w:t xml:space="preserve">وبينما كانا يشقان طريقهما عبر الممرات المظلمة لبيت الحياة — ممراتٍ</w:t>
+        <w:rPr>
+          <w:rFonts w:ascii="Amiri" w:hAnsi="Amiri" w:cs="Amiri"/>
+          <w:b/>
+          <w:bCs/>
+          <w:color w:val="C9A227"/>
+          <w:sz w:val="36"/>
+          <w:szCs w:val="36"/>
+        </w:rPr>
+        <w:t xml:space="preserve">وبينما</w:t>
+      </w:r>
+      <w:r>
+        <w:t xml:space="preserve"> كانا يشقان طريقهما عبر الممرات المظلمة لبيت الحياة — ممراتٍ</w:t>
       </w:r>
       <w:r>
         <w:t xml:space="preserve"> </w:t>
@@ -25069,10 +26411,22 @@
       </w:r>
     </w:p>
     <w:p>
-      <w:r>
-        <w:pict>
-          <v:rect style="width:0;height:1.5pt" o:hralign="center" o:hrstd="t" o:hr="t"/>
-        </w:pict>
+      <w:pPr>
+        <w:bidi/>
+        <w:jc w:val="center"/>
+        <w:keepLines/>
+        <w:spacing w:before="360" w:after="360" w:line="360" w:lineRule="auto"/>
+        <w:contextualSpacing w:val="0"/>
+      </w:pPr>
+      <w:r>
+        <w:rPr>
+          <w:rFonts w:ascii="Amiri" w:hAnsi="Amiri" w:cs="Amiri"/>
+          <w:color w:val="C9A227"/>
+          <w:sz w:val="28"/>
+          <w:szCs w:val="28"/>
+          <w:spacing w:val="240"/>
+        </w:rPr>
+        <w:t xml:space="preserve">❖   ❖   ❖</w:t>
       </w:r>
     </w:p>
     <w:bookmarkEnd w:id="39"/>
@@ -25086,10 +26440,22 @@
       </w:r>
     </w:p>
     <w:p>
-      <w:r>
-        <w:pict>
-          <v:rect style="width:0;height:1.5pt" o:hralign="center" o:hrstd="t" o:hr="t"/>
-        </w:pict>
+      <w:pPr>
+        <w:bidi/>
+        <w:jc w:val="center"/>
+        <w:keepLines/>
+        <w:spacing w:before="360" w:after="360" w:line="360" w:lineRule="auto"/>
+        <w:contextualSpacing w:val="0"/>
+      </w:pPr>
+      <w:r>
+        <w:rPr>
+          <w:rFonts w:ascii="Amiri" w:hAnsi="Amiri" w:cs="Amiri"/>
+          <w:color w:val="C9A227"/>
+          <w:sz w:val="28"/>
+          <w:szCs w:val="28"/>
+          <w:spacing w:val="240"/>
+        </w:rPr>
+        <w:t xml:space="preserve">❖   ❖   ❖</w:t>
       </w:r>
     </w:p>
     <w:p>
@@ -25097,7 +26463,18 @@
         <w:pStyle w:val="FirstParagraph"/>
       </w:pPr>
       <w:r>
-        <w:t xml:space="preserve">قبل أن يُساق إلى المجلس كما تُساق الأضاحي إلى المذبح، وقع ما غيّر مجرى</w:t>
+        <w:rPr>
+          <w:rFonts w:ascii="Amiri" w:hAnsi="Amiri" w:cs="Amiri"/>
+          <w:b/>
+          <w:bCs/>
+          <w:color w:val="C9A227"/>
+          <w:sz w:val="36"/>
+          <w:szCs w:val="36"/>
+        </w:rPr>
+        <w:t xml:space="preserve">قبل</w:t>
+      </w:r>
+      <w:r>
+        <w:t xml:space="preserve"> أن يُساق إلى المجلس كما تُساق الأضاحي إلى المذبح، وقع ما غيّر مجرى</w:t>
       </w:r>
       <w:r>
         <w:t xml:space="preserve"> </w:t>
@@ -25465,10 +26842,22 @@
       </w:r>
     </w:p>
     <w:p>
-      <w:r>
-        <w:pict>
-          <v:rect style="width:0;height:1.5pt" o:hralign="center" o:hrstd="t" o:hr="t"/>
-        </w:pict>
+      <w:pPr>
+        <w:bidi/>
+        <w:jc w:val="center"/>
+        <w:keepLines/>
+        <w:spacing w:before="360" w:after="360" w:line="360" w:lineRule="auto"/>
+        <w:contextualSpacing w:val="0"/>
+      </w:pPr>
+      <w:r>
+        <w:rPr>
+          <w:rFonts w:ascii="Amiri" w:hAnsi="Amiri" w:cs="Amiri"/>
+          <w:color w:val="C9A227"/>
+          <w:sz w:val="28"/>
+          <w:szCs w:val="28"/>
+          <w:spacing w:val="240"/>
+        </w:rPr>
+        <w:t xml:space="preserve">❖   ❖   ❖</w:t>
       </w:r>
     </w:p>
     <w:p>
@@ -25476,7 +26865,18 @@
         <w:pStyle w:val="FirstParagraph"/>
       </w:pPr>
       <w:r>
-        <w:t xml:space="preserve">اقتادوه إلى مجلس الكهنة. كانت قاعةً مهيبة في قلب معبد آمون رع، قاعةً</w:t>
+        <w:rPr>
+          <w:rFonts w:ascii="Amiri" w:hAnsi="Amiri" w:cs="Amiri"/>
+          <w:b/>
+          <w:bCs/>
+          <w:color w:val="C9A227"/>
+          <w:sz w:val="36"/>
+          <w:szCs w:val="36"/>
+        </w:rPr>
+        <w:t xml:space="preserve">اقتادوه</w:t>
+      </w:r>
+      <w:r>
+        <w:t xml:space="preserve"> إلى مجلس الكهنة. كانت قاعةً مهيبة في قلب معبد آمون رع، قاعةً</w:t>
       </w:r>
       <w:r>
         <w:t xml:space="preserve"> </w:t>
@@ -25980,10 +27380,22 @@
       </w:r>
     </w:p>
     <w:p>
-      <w:r>
-        <w:pict>
-          <v:rect style="width:0;height:1.5pt" o:hralign="center" o:hrstd="t" o:hr="t"/>
-        </w:pict>
+      <w:pPr>
+        <w:bidi/>
+        <w:jc w:val="center"/>
+        <w:keepLines/>
+        <w:spacing w:before="360" w:after="360" w:line="360" w:lineRule="auto"/>
+        <w:contextualSpacing w:val="0"/>
+      </w:pPr>
+      <w:r>
+        <w:rPr>
+          <w:rFonts w:ascii="Amiri" w:hAnsi="Amiri" w:cs="Amiri"/>
+          <w:color w:val="C9A227"/>
+          <w:sz w:val="28"/>
+          <w:szCs w:val="28"/>
+          <w:spacing w:val="240"/>
+        </w:rPr>
+        <w:t xml:space="preserve">❖   ❖   ❖</w:t>
       </w:r>
     </w:p>
     <w:p>
@@ -25991,7 +27403,18 @@
         <w:pStyle w:val="FirstParagraph"/>
       </w:pPr>
       <w:r>
-        <w:t xml:space="preserve">ولكن، قبل أن ينطق أي من الكهنة بكلمة تأييد، قبل أن يُرفع صوتٌ واحد</w:t>
+        <w:rPr>
+          <w:rFonts w:ascii="Amiri" w:hAnsi="Amiri" w:cs="Amiri"/>
+          <w:b/>
+          <w:bCs/>
+          <w:color w:val="C9A227"/>
+          <w:sz w:val="36"/>
+          <w:szCs w:val="36"/>
+        </w:rPr>
+        <w:t xml:space="preserve">ولكن،</w:t>
+      </w:r>
+      <w:r>
+        <w:t xml:space="preserve"> قبل أن ينطق أي من الكهنة بكلمة تأييد، قبل أن يُرفع صوتٌ واحد</w:t>
       </w:r>
       <w:r>
         <w:t xml:space="preserve"> </w:t>
@@ -26289,10 +27712,22 @@
       </w:r>
     </w:p>
     <w:p>
-      <w:r>
-        <w:pict>
-          <v:rect style="width:0;height:1.5pt" o:hralign="center" o:hrstd="t" o:hr="t"/>
-        </w:pict>
+      <w:pPr>
+        <w:bidi/>
+        <w:jc w:val="center"/>
+        <w:keepLines/>
+        <w:spacing w:before="360" w:after="360" w:line="360" w:lineRule="auto"/>
+        <w:contextualSpacing w:val="0"/>
+      </w:pPr>
+      <w:r>
+        <w:rPr>
+          <w:rFonts w:ascii="Amiri" w:hAnsi="Amiri" w:cs="Amiri"/>
+          <w:color w:val="C9A227"/>
+          <w:sz w:val="28"/>
+          <w:szCs w:val="28"/>
+          <w:spacing w:val="240"/>
+        </w:rPr>
+        <w:t xml:space="preserve">❖   ❖   ❖</w:t>
       </w:r>
     </w:p>
     <w:p>
@@ -26300,7 +27735,18 @@
         <w:pStyle w:val="FirstParagraph"/>
       </w:pPr>
       <w:r>
-        <w:t xml:space="preserve">وبينما كانوا يغادرون القاعة، التفت أحمد نحو بنتاور للمرة</w:t>
+        <w:rPr>
+          <w:rFonts w:ascii="Amiri" w:hAnsi="Amiri" w:cs="Amiri"/>
+          <w:b/>
+          <w:bCs/>
+          <w:color w:val="C9A227"/>
+          <w:sz w:val="36"/>
+          <w:szCs w:val="36"/>
+        </w:rPr>
+        <w:t xml:space="preserve">وبينما</w:t>
+      </w:r>
+      <w:r>
+        <w:t xml:space="preserve"> كانوا يغادرون القاعة، التفت أحمد نحو بنتاور للمرة</w:t>
       </w:r>
       <w:r>
         <w:t xml:space="preserve"> </w:t>
@@ -26370,10 +27816,22 @@
       </w:r>
     </w:p>
     <w:p>
-      <w:r>
-        <w:pict>
-          <v:rect style="width:0;height:1.5pt" o:hralign="center" o:hrstd="t" o:hr="t"/>
-        </w:pict>
+      <w:pPr>
+        <w:bidi/>
+        <w:jc w:val="center"/>
+        <w:keepLines/>
+        <w:spacing w:before="360" w:after="360" w:line="360" w:lineRule="auto"/>
+        <w:contextualSpacing w:val="0"/>
+      </w:pPr>
+      <w:r>
+        <w:rPr>
+          <w:rFonts w:ascii="Amiri" w:hAnsi="Amiri" w:cs="Amiri"/>
+          <w:color w:val="C9A227"/>
+          <w:sz w:val="28"/>
+          <w:szCs w:val="28"/>
+          <w:spacing w:val="240"/>
+        </w:rPr>
+        <w:t xml:space="preserve">❖   ❖   ❖</w:t>
       </w:r>
     </w:p>
     <w:p>
@@ -26381,7 +27839,18 @@
         <w:pStyle w:val="FirstParagraph"/>
       </w:pPr>
       <w:r>
-        <w:t xml:space="preserve">في الخارج، كانت نفرتاري تنتظر. كانت تمشي جيئةً وذهابًا أمام بوابة</w:t>
+        <w:rPr>
+          <w:rFonts w:ascii="Amiri" w:hAnsi="Amiri" w:cs="Amiri"/>
+          <w:b/>
+          <w:bCs/>
+          <w:color w:val="C9A227"/>
+          <w:sz w:val="36"/>
+          <w:szCs w:val="36"/>
+        </w:rPr>
+        <w:t xml:space="preserve">في</w:t>
+      </w:r>
+      <w:r>
+        <w:t xml:space="preserve"> الخارج، كانت نفرتاري تنتظر. كانت تمشي جيئةً وذهابًا أمام بوابة</w:t>
       </w:r>
       <w:r>
         <w:t xml:space="preserve"> </w:t>
@@ -26501,10 +27970,22 @@
       </w:r>
     </w:p>
     <w:p>
-      <w:r>
-        <w:pict>
-          <v:rect style="width:0;height:1.5pt" o:hralign="center" o:hrstd="t" o:hr="t"/>
-        </w:pict>
+      <w:pPr>
+        <w:bidi/>
+        <w:jc w:val="center"/>
+        <w:keepLines/>
+        <w:spacing w:before="360" w:after="360" w:line="360" w:lineRule="auto"/>
+        <w:contextualSpacing w:val="0"/>
+      </w:pPr>
+      <w:r>
+        <w:rPr>
+          <w:rFonts w:ascii="Amiri" w:hAnsi="Amiri" w:cs="Amiri"/>
+          <w:color w:val="C9A227"/>
+          <w:sz w:val="28"/>
+          <w:szCs w:val="28"/>
+          <w:spacing w:val="240"/>
+        </w:rPr>
+        <w:t xml:space="preserve">❖   ❖   ❖</w:t>
       </w:r>
     </w:p>
     <w:p>
@@ -26512,7 +27993,18 @@
         <w:pStyle w:val="FirstParagraph"/>
       </w:pPr>
       <w:r>
-        <w:t xml:space="preserve">في تلك الليلة، جافى النوم عينيه.</w:t>
+        <w:rPr>
+          <w:rFonts w:ascii="Amiri" w:hAnsi="Amiri" w:cs="Amiri"/>
+          <w:b/>
+          <w:bCs/>
+          <w:color w:val="C9A227"/>
+          <w:sz w:val="36"/>
+          <w:szCs w:val="36"/>
+        </w:rPr>
+        <w:t xml:space="preserve">في</w:t>
+      </w:r>
+      <w:r>
+        <w:t xml:space="preserve"> تلك الليلة، جافى النوم عينيه.</w:t>
       </w:r>
     </w:p>
     <w:p>
@@ -26872,10 +28364,22 @@
       </w:r>
     </w:p>
     <w:p>
-      <w:r>
-        <w:pict>
-          <v:rect style="width:0;height:1.5pt" o:hralign="center" o:hrstd="t" o:hr="t"/>
-        </w:pict>
+      <w:pPr>
+        <w:bidi/>
+        <w:jc w:val="center"/>
+        <w:keepLines/>
+        <w:spacing w:before="360" w:after="360" w:line="360" w:lineRule="auto"/>
+        <w:contextualSpacing w:val="0"/>
+      </w:pPr>
+      <w:r>
+        <w:rPr>
+          <w:rFonts w:ascii="Amiri" w:hAnsi="Amiri" w:cs="Amiri"/>
+          <w:color w:val="C9A227"/>
+          <w:sz w:val="28"/>
+          <w:szCs w:val="28"/>
+          <w:spacing w:val="240"/>
+        </w:rPr>
+        <w:t xml:space="preserve">❖   ❖   ❖</w:t>
       </w:r>
     </w:p>
     <w:p>
@@ -26883,7 +28387,18 @@
         <w:pStyle w:val="FirstParagraph"/>
       </w:pPr>
       <w:r>
-        <w:t xml:space="preserve">حين بزغ فجر اليوم التالي، وانسلّت خيوط الشمس الذهبية عبر شقوق الجدران</w:t>
+        <w:rPr>
+          <w:rFonts w:ascii="Amiri" w:hAnsi="Amiri" w:cs="Amiri"/>
+          <w:b/>
+          <w:bCs/>
+          <w:color w:val="C9A227"/>
+          <w:sz w:val="36"/>
+          <w:szCs w:val="36"/>
+        </w:rPr>
+        <w:t xml:space="preserve">حين</w:t>
+      </w:r>
+      <w:r>
+        <w:t xml:space="preserve"> بزغ فجر اليوم التالي، وانسلّت خيوط الشمس الذهبية عبر شقوق الجدران</w:t>
       </w:r>
       <w:r>
         <w:t xml:space="preserve"> </w:t>
@@ -27145,7 +28660,18 @@
         <w:pStyle w:val="FirstParagraph"/>
       </w:pPr>
       <w:r>
-        <w:t xml:space="preserve">مع نهاية الأسبوع السادس، بدأ الوباء ينحسر أخيرًا، كوحشٍ شبع من فرائسه</w:t>
+        <w:rPr>
+          <w:rFonts w:ascii="Amiri" w:hAnsi="Amiri" w:cs="Amiri"/>
+          <w:b/>
+          <w:bCs/>
+          <w:color w:val="C9A227"/>
+          <w:sz w:val="36"/>
+          <w:szCs w:val="36"/>
+        </w:rPr>
+        <w:t xml:space="preserve">مع</w:t>
+      </w:r>
+      <w:r>
+        <w:t xml:space="preserve"> نهاية الأسبوع السادس، بدأ الوباء ينحسر أخيرًا، كوحشٍ شبع من فرائسه</w:t>
       </w:r>
       <w:r>
         <w:t xml:space="preserve"> </w:t>
@@ -27259,10 +28785,22 @@
       </w:r>
     </w:p>
     <w:p>
-      <w:r>
-        <w:pict>
-          <v:rect style="width:0;height:1.5pt" o:hralign="center" o:hrstd="t" o:hr="t"/>
-        </w:pict>
+      <w:pPr>
+        <w:bidi/>
+        <w:jc w:val="center"/>
+        <w:keepLines/>
+        <w:spacing w:before="360" w:after="360" w:line="360" w:lineRule="auto"/>
+        <w:contextualSpacing w:val="0"/>
+      </w:pPr>
+      <w:r>
+        <w:rPr>
+          <w:rFonts w:ascii="Amiri" w:hAnsi="Amiri" w:cs="Amiri"/>
+          <w:color w:val="C9A227"/>
+          <w:sz w:val="28"/>
+          <w:szCs w:val="28"/>
+          <w:spacing w:val="240"/>
+        </w:rPr>
+        <w:t xml:space="preserve">❖   ❖   ❖</w:t>
       </w:r>
     </w:p>
     <w:p>
@@ -27270,7 +28808,18 @@
         <w:pStyle w:val="FirstParagraph"/>
       </w:pPr>
       <w:r>
-        <w:t xml:space="preserve">«الليبيون يهاجمون!»</w:t>
+        <w:rPr>
+          <w:rFonts w:ascii="Amiri" w:hAnsi="Amiri" w:cs="Amiri"/>
+          <w:b/>
+          <w:bCs/>
+          <w:color w:val="C9A227"/>
+          <w:sz w:val="36"/>
+          <w:szCs w:val="36"/>
+        </w:rPr>
+        <w:t xml:space="preserve">«الليبيون</w:t>
+      </w:r>
+      <w:r>
+        <w:t xml:space="preserve"> يهاجمون!»</w:t>
       </w:r>
     </w:p>
     <w:p>
@@ -27404,10 +28953,22 @@
       </w:r>
     </w:p>
     <w:p>
-      <w:r>
-        <w:pict>
-          <v:rect style="width:0;height:1.5pt" o:hralign="center" o:hrstd="t" o:hr="t"/>
-        </w:pict>
+      <w:pPr>
+        <w:bidi/>
+        <w:jc w:val="center"/>
+        <w:keepLines/>
+        <w:spacing w:before="360" w:after="360" w:line="360" w:lineRule="auto"/>
+        <w:contextualSpacing w:val="0"/>
+      </w:pPr>
+      <w:r>
+        <w:rPr>
+          <w:rFonts w:ascii="Amiri" w:hAnsi="Amiri" w:cs="Amiri"/>
+          <w:color w:val="C9A227"/>
+          <w:sz w:val="28"/>
+          <w:szCs w:val="28"/>
+          <w:spacing w:val="240"/>
+        </w:rPr>
+        <w:t xml:space="preserve">❖   ❖   ❖</w:t>
       </w:r>
     </w:p>
     <w:p>
@@ -27415,7 +28976,18 @@
         <w:pStyle w:val="FirstParagraph"/>
       </w:pPr>
       <w:r>
-        <w:t xml:space="preserve">غدت طيبة في الأيام التالية ثكنةً عسكريةً ضخمة، كأن إلهًا محاربًا قد</w:t>
+        <w:rPr>
+          <w:rFonts w:ascii="Amiri" w:hAnsi="Amiri" w:cs="Amiri"/>
+          <w:b/>
+          <w:bCs/>
+          <w:color w:val="C9A227"/>
+          <w:sz w:val="36"/>
+          <w:szCs w:val="36"/>
+        </w:rPr>
+        <w:t xml:space="preserve">غدت</w:t>
+      </w:r>
+      <w:r>
+        <w:t xml:space="preserve"> طيبة في الأيام التالية ثكنةً عسكريةً ضخمة، كأن إلهًا محاربًا قد</w:t>
       </w:r>
       <w:r>
         <w:t xml:space="preserve"> </w:t>
@@ -27611,10 +29183,22 @@
       </w:r>
     </w:p>
     <w:p>
-      <w:r>
-        <w:pict>
-          <v:rect style="width:0;height:1.5pt" o:hralign="center" o:hrstd="t" o:hr="t"/>
-        </w:pict>
+      <w:pPr>
+        <w:bidi/>
+        <w:jc w:val="center"/>
+        <w:keepLines/>
+        <w:spacing w:before="360" w:after="360" w:line="360" w:lineRule="auto"/>
+        <w:contextualSpacing w:val="0"/>
+      </w:pPr>
+      <w:r>
+        <w:rPr>
+          <w:rFonts w:ascii="Amiri" w:hAnsi="Amiri" w:cs="Amiri"/>
+          <w:color w:val="C9A227"/>
+          <w:sz w:val="28"/>
+          <w:szCs w:val="28"/>
+          <w:spacing w:val="240"/>
+        </w:rPr>
+        <w:t xml:space="preserve">❖   ❖   ❖</w:t>
       </w:r>
     </w:p>
     <w:p>
@@ -27622,7 +29206,18 @@
         <w:pStyle w:val="FirstParagraph"/>
       </w:pPr>
       <w:r>
-        <w:t xml:space="preserve">أتته نفرتاري في تلك الليلة، حين كان القمر معلّقًا في السماء كعينٍ فضيةٍ</w:t>
+        <w:rPr>
+          <w:rFonts w:ascii="Amiri" w:hAnsi="Amiri" w:cs="Amiri"/>
+          <w:b/>
+          <w:bCs/>
+          <w:color w:val="C9A227"/>
+          <w:sz w:val="36"/>
+          <w:szCs w:val="36"/>
+        </w:rPr>
+        <w:t xml:space="preserve">أتته</w:t>
+      </w:r>
+      <w:r>
+        <w:t xml:space="preserve"> نفرتاري في تلك الليلة، حين كان القمر معلّقًا في السماء كعينٍ فضيةٍ</w:t>
       </w:r>
       <w:r>
         <w:t xml:space="preserve"> </w:t>
@@ -27904,10 +29499,22 @@
       </w:r>
     </w:p>
     <w:p>
-      <w:r>
-        <w:pict>
-          <v:rect style="width:0;height:1.5pt" o:hralign="center" o:hrstd="t" o:hr="t"/>
-        </w:pict>
+      <w:pPr>
+        <w:bidi/>
+        <w:jc w:val="center"/>
+        <w:keepLines/>
+        <w:spacing w:before="360" w:after="360" w:line="360" w:lineRule="auto"/>
+        <w:contextualSpacing w:val="0"/>
+      </w:pPr>
+      <w:r>
+        <w:rPr>
+          <w:rFonts w:ascii="Amiri" w:hAnsi="Amiri" w:cs="Amiri"/>
+          <w:color w:val="C9A227"/>
+          <w:sz w:val="28"/>
+          <w:szCs w:val="28"/>
+          <w:spacing w:val="240"/>
+        </w:rPr>
+        <w:t xml:space="preserve">❖   ❖   ❖</w:t>
       </w:r>
     </w:p>
     <w:p>
@@ -27915,7 +29522,18 @@
         <w:pStyle w:val="FirstParagraph"/>
       </w:pPr>
       <w:r>
-        <w:t xml:space="preserve">مع أول خيوط الفجر، حين بدأت السماء تتلوّن بتدرّجات البرتقالي والذهبي</w:t>
+        <w:rPr>
+          <w:rFonts w:ascii="Amiri" w:hAnsi="Amiri" w:cs="Amiri"/>
+          <w:b/>
+          <w:bCs/>
+          <w:color w:val="C9A227"/>
+          <w:sz w:val="36"/>
+          <w:szCs w:val="36"/>
+        </w:rPr>
+        <w:t xml:space="preserve">مع</w:t>
+      </w:r>
+      <w:r>
+        <w:t xml:space="preserve"> أول خيوط الفجر، حين بدأت السماء تتلوّن بتدرّجات البرتقالي والذهبي</w:t>
       </w:r>
       <w:r>
         <w:t xml:space="preserve"> </w:t>
@@ -28057,10 +29675,22 @@
       </w:r>
     </w:p>
     <w:p>
-      <w:r>
-        <w:pict>
-          <v:rect style="width:0;height:1.5pt" o:hralign="center" o:hrstd="t" o:hr="t"/>
-        </w:pict>
+      <w:pPr>
+        <w:bidi/>
+        <w:jc w:val="center"/>
+        <w:keepLines/>
+        <w:spacing w:before="360" w:after="360" w:line="360" w:lineRule="auto"/>
+        <w:contextualSpacing w:val="0"/>
+      </w:pPr>
+      <w:r>
+        <w:rPr>
+          <w:rFonts w:ascii="Amiri" w:hAnsi="Amiri" w:cs="Amiri"/>
+          <w:color w:val="C9A227"/>
+          <w:sz w:val="28"/>
+          <w:szCs w:val="28"/>
+          <w:spacing w:val="240"/>
+        </w:rPr>
+        <w:t xml:space="preserve">❖   ❖   ❖</w:t>
       </w:r>
     </w:p>
     <w:p>
@@ -28068,7 +29698,18 @@
         <w:pStyle w:val="FirstParagraph"/>
       </w:pPr>
       <w:r>
-        <w:t xml:space="preserve">سار الجيش لأيامٍ طوال، تحت شمسٍ لا ترحم.</w:t>
+        <w:rPr>
+          <w:rFonts w:ascii="Amiri" w:hAnsi="Amiri" w:cs="Amiri"/>
+          <w:b/>
+          <w:bCs/>
+          <w:color w:val="C9A227"/>
+          <w:sz w:val="36"/>
+          <w:szCs w:val="36"/>
+        </w:rPr>
+        <w:t xml:space="preserve">سار</w:t>
+      </w:r>
+      <w:r>
+        <w:t xml:space="preserve"> الجيش لأيامٍ طوال، تحت شمسٍ لا ترحم.</w:t>
       </w:r>
     </w:p>
     <w:p>
@@ -28454,10 +30095,22 @@
       </w:r>
     </w:p>
     <w:p>
-      <w:r>
-        <w:pict>
-          <v:rect style="width:0;height:1.5pt" o:hralign="center" o:hrstd="t" o:hr="t"/>
-        </w:pict>
+      <w:pPr>
+        <w:bidi/>
+        <w:jc w:val="center"/>
+        <w:keepLines/>
+        <w:spacing w:before="360" w:after="360" w:line="360" w:lineRule="auto"/>
+        <w:contextualSpacing w:val="0"/>
+      </w:pPr>
+      <w:r>
+        <w:rPr>
+          <w:rFonts w:ascii="Amiri" w:hAnsi="Amiri" w:cs="Amiri"/>
+          <w:color w:val="C9A227"/>
+          <w:sz w:val="28"/>
+          <w:szCs w:val="28"/>
+          <w:spacing w:val="240"/>
+        </w:rPr>
+        <w:t xml:space="preserve">❖   ❖   ❖</w:t>
       </w:r>
     </w:p>
     <w:bookmarkEnd w:id="41"/>
@@ -28475,7 +30128,18 @@
         <w:pStyle w:val="FirstParagraph"/>
       </w:pPr>
       <w:r>
-        <w:t xml:space="preserve">كان الفجر أحمر بلون الدم المسفوك.</w:t>
+        <w:rPr>
+          <w:rFonts w:ascii="Amiri" w:hAnsi="Amiri" w:cs="Amiri"/>
+          <w:b/>
+          <w:bCs/>
+          <w:color w:val="C9A227"/>
+          <w:sz w:val="36"/>
+          <w:szCs w:val="36"/>
+        </w:rPr>
+        <w:t xml:space="preserve">كان</w:t>
+      </w:r>
+      <w:r>
+        <w:t xml:space="preserve"> الفجر أحمر بلون الدم المسفوك.</w:t>
       </w:r>
     </w:p>
     <w:p>
@@ -28541,10 +30205,22 @@
       </w:r>
     </w:p>
     <w:p>
-      <w:r>
-        <w:pict>
-          <v:rect style="width:0;height:1.5pt" o:hralign="center" o:hrstd="t" o:hr="t"/>
-        </w:pict>
+      <w:pPr>
+        <w:bidi/>
+        <w:jc w:val="center"/>
+        <w:keepLines/>
+        <w:spacing w:before="360" w:after="360" w:line="360" w:lineRule="auto"/>
+        <w:contextualSpacing w:val="0"/>
+      </w:pPr>
+      <w:r>
+        <w:rPr>
+          <w:rFonts w:ascii="Amiri" w:hAnsi="Amiri" w:cs="Amiri"/>
+          <w:color w:val="C9A227"/>
+          <w:sz w:val="28"/>
+          <w:szCs w:val="28"/>
+          <w:spacing w:val="240"/>
+        </w:rPr>
+        <w:t xml:space="preserve">❖   ❖   ❖</w:t>
       </w:r>
     </w:p>
     <w:p>
@@ -28552,7 +30228,18 @@
         <w:pStyle w:val="FirstParagraph"/>
       </w:pPr>
       <w:r>
-        <w:t xml:space="preserve">صوت الأبواق النحاسية مزّق الصمت المتوتر.</w:t>
+        <w:rPr>
+          <w:rFonts w:ascii="Amiri" w:hAnsi="Amiri" w:cs="Amiri"/>
+          <w:b/>
+          <w:bCs/>
+          <w:color w:val="C9A227"/>
+          <w:sz w:val="36"/>
+          <w:szCs w:val="36"/>
+        </w:rPr>
+        <w:t xml:space="preserve">صوت</w:t>
+      </w:r>
+      <w:r>
+        <w:t xml:space="preserve"> الأبواق النحاسية مزّق الصمت المتوتر.</w:t>
       </w:r>
     </w:p>
     <w:p>
@@ -28808,10 +30495,22 @@
       </w:r>
     </w:p>
     <w:p>
-      <w:r>
-        <w:pict>
-          <v:rect style="width:0;height:1.5pt" o:hralign="center" o:hrstd="t" o:hr="t"/>
-        </w:pict>
+      <w:pPr>
+        <w:bidi/>
+        <w:jc w:val="center"/>
+        <w:keepLines/>
+        <w:spacing w:before="360" w:after="360" w:line="360" w:lineRule="auto"/>
+        <w:contextualSpacing w:val="0"/>
+      </w:pPr>
+      <w:r>
+        <w:rPr>
+          <w:rFonts w:ascii="Amiri" w:hAnsi="Amiri" w:cs="Amiri"/>
+          <w:color w:val="C9A227"/>
+          <w:sz w:val="28"/>
+          <w:szCs w:val="28"/>
+          <w:spacing w:val="240"/>
+        </w:rPr>
+        <w:t xml:space="preserve">❖   ❖   ❖</w:t>
       </w:r>
     </w:p>
     <w:p>
@@ -28819,7 +30518,18 @@
         <w:pStyle w:val="FirstParagraph"/>
       </w:pPr>
       <w:r>
-        <w:t xml:space="preserve">«تحرّكوا! الجرحى يصلون!»</w:t>
+        <w:rPr>
+          <w:rFonts w:ascii="Amiri" w:hAnsi="Amiri" w:cs="Amiri"/>
+          <w:b/>
+          <w:bCs/>
+          <w:color w:val="C9A227"/>
+          <w:sz w:val="36"/>
+          <w:szCs w:val="36"/>
+        </w:rPr>
+        <w:t xml:space="preserve">«تحرّكوا!</w:t>
+      </w:r>
+      <w:r>
+        <w:t xml:space="preserve"> الجرحى يصلون!»</w:t>
       </w:r>
     </w:p>
     <w:p>
@@ -28981,10 +30691,22 @@
       </w:r>
     </w:p>
     <w:p>
-      <w:r>
-        <w:pict>
-          <v:rect style="width:0;height:1.5pt" o:hralign="center" o:hrstd="t" o:hr="t"/>
-        </w:pict>
+      <w:pPr>
+        <w:bidi/>
+        <w:jc w:val="center"/>
+        <w:keepLines/>
+        <w:spacing w:before="360" w:after="360" w:line="360" w:lineRule="auto"/>
+        <w:contextualSpacing w:val="0"/>
+      </w:pPr>
+      <w:r>
+        <w:rPr>
+          <w:rFonts w:ascii="Amiri" w:hAnsi="Amiri" w:cs="Amiri"/>
+          <w:color w:val="C9A227"/>
+          <w:sz w:val="28"/>
+          <w:szCs w:val="28"/>
+          <w:spacing w:val="240"/>
+        </w:rPr>
+        <w:t xml:space="preserve">❖   ❖   ❖</w:t>
       </w:r>
     </w:p>
     <w:p>
@@ -28992,7 +30714,18 @@
         <w:pStyle w:val="FirstParagraph"/>
       </w:pPr>
       <w:r>
-        <w:t xml:space="preserve">ثم جاءه مرنبتاح.</w:t>
+        <w:rPr>
+          <w:rFonts w:ascii="Amiri" w:hAnsi="Amiri" w:cs="Amiri"/>
+          <w:b/>
+          <w:bCs/>
+          <w:color w:val="C9A227"/>
+          <w:sz w:val="36"/>
+          <w:szCs w:val="36"/>
+        </w:rPr>
+        <w:t xml:space="preserve">ثم</w:t>
+      </w:r>
+      <w:r>
+        <w:t xml:space="preserve"> جاءه مرنبتاح.</w:t>
       </w:r>
     </w:p>
     <w:p>
@@ -29326,10 +31059,22 @@
       </w:r>
     </w:p>
     <w:p>
-      <w:r>
-        <w:pict>
-          <v:rect style="width:0;height:1.5pt" o:hralign="center" o:hrstd="t" o:hr="t"/>
-        </w:pict>
+      <w:pPr>
+        <w:bidi/>
+        <w:jc w:val="center"/>
+        <w:keepLines/>
+        <w:spacing w:before="360" w:after="360" w:line="360" w:lineRule="auto"/>
+        <w:contextualSpacing w:val="0"/>
+      </w:pPr>
+      <w:r>
+        <w:rPr>
+          <w:rFonts w:ascii="Amiri" w:hAnsi="Amiri" w:cs="Amiri"/>
+          <w:color w:val="C9A227"/>
+          <w:sz w:val="28"/>
+          <w:szCs w:val="28"/>
+          <w:spacing w:val="240"/>
+        </w:rPr>
+        <w:t xml:space="preserve">❖   ❖   ❖</w:t>
       </w:r>
     </w:p>
     <w:p>
@@ -29337,7 +31082,18 @@
         <w:pStyle w:val="FirstParagraph"/>
       </w:pPr>
       <w:r>
-        <w:t xml:space="preserve">وفجأة، كالصاعقة التي تهبط بلا إنذار، انهارت الخطوط الخلفية.</w:t>
+        <w:rPr>
+          <w:rFonts w:ascii="Amiri" w:hAnsi="Amiri" w:cs="Amiri"/>
+          <w:b/>
+          <w:bCs/>
+          <w:color w:val="C9A227"/>
+          <w:sz w:val="36"/>
+          <w:szCs w:val="36"/>
+        </w:rPr>
+        <w:t xml:space="preserve">وفجأة،</w:t>
+      </w:r>
+      <w:r>
+        <w:t xml:space="preserve"> كالصاعقة التي تهبط بلا إنذار، انهارت الخطوط الخلفية.</w:t>
       </w:r>
     </w:p>
     <w:p>
@@ -29669,10 +31425,22 @@
       </w:r>
     </w:p>
     <w:p>
-      <w:r>
-        <w:pict>
-          <v:rect style="width:0;height:1.5pt" o:hralign="center" o:hrstd="t" o:hr="t"/>
-        </w:pict>
+      <w:pPr>
+        <w:bidi/>
+        <w:jc w:val="center"/>
+        <w:keepLines/>
+        <w:spacing w:before="360" w:after="360" w:line="360" w:lineRule="auto"/>
+        <w:contextualSpacing w:val="0"/>
+      </w:pPr>
+      <w:r>
+        <w:rPr>
+          <w:rFonts w:ascii="Amiri" w:hAnsi="Amiri" w:cs="Amiri"/>
+          <w:color w:val="C9A227"/>
+          <w:sz w:val="28"/>
+          <w:szCs w:val="28"/>
+          <w:spacing w:val="240"/>
+        </w:rPr>
+        <w:t xml:space="preserve">❖   ❖   ❖</w:t>
       </w:r>
     </w:p>
     <w:p>
@@ -29680,7 +31448,18 @@
         <w:pStyle w:val="FirstParagraph"/>
       </w:pPr>
       <w:r>
-        <w:t xml:space="preserve">لكن لم يكن هناك وقتٌ للتفكير. لم يكن هناك ترف التأمل</w:t>
+        <w:rPr>
+          <w:rFonts w:ascii="Amiri" w:hAnsi="Amiri" w:cs="Amiri"/>
+          <w:b/>
+          <w:bCs/>
+          <w:color w:val="C9A227"/>
+          <w:sz w:val="36"/>
+          <w:szCs w:val="36"/>
+        </w:rPr>
+        <w:t xml:space="preserve">لكن</w:t>
+      </w:r>
+      <w:r>
+        <w:t xml:space="preserve"> لم يكن هناك وقتٌ للتفكير. لم يكن هناك ترف التأمل</w:t>
       </w:r>
       <w:r>
         <w:t xml:space="preserve"> </w:t>
@@ -29760,10 +31539,22 @@
       </w:r>
     </w:p>
     <w:p>
-      <w:r>
-        <w:pict>
-          <v:rect style="width:0;height:1.5pt" o:hralign="center" o:hrstd="t" o:hr="t"/>
-        </w:pict>
+      <w:pPr>
+        <w:bidi/>
+        <w:jc w:val="center"/>
+        <w:keepLines/>
+        <w:spacing w:before="360" w:after="360" w:line="360" w:lineRule="auto"/>
+        <w:contextualSpacing w:val="0"/>
+      </w:pPr>
+      <w:r>
+        <w:rPr>
+          <w:rFonts w:ascii="Amiri" w:hAnsi="Amiri" w:cs="Amiri"/>
+          <w:color w:val="C9A227"/>
+          <w:sz w:val="28"/>
+          <w:szCs w:val="28"/>
+          <w:spacing w:val="240"/>
+        </w:rPr>
+        <w:t xml:space="preserve">❖   ❖   ❖</w:t>
       </w:r>
     </w:p>
     <w:bookmarkEnd w:id="42"/>
@@ -29777,10 +31568,22 @@
       </w:r>
     </w:p>
     <w:p>
-      <w:r>
-        <w:pict>
-          <v:rect style="width:0;height:1.5pt" o:hralign="center" o:hrstd="t" o:hr="t"/>
-        </w:pict>
+      <w:pPr>
+        <w:bidi/>
+        <w:jc w:val="center"/>
+        <w:keepLines/>
+        <w:spacing w:before="360" w:after="360" w:line="360" w:lineRule="auto"/>
+        <w:contextualSpacing w:val="0"/>
+      </w:pPr>
+      <w:r>
+        <w:rPr>
+          <w:rFonts w:ascii="Amiri" w:hAnsi="Amiri" w:cs="Amiri"/>
+          <w:color w:val="C9A227"/>
+          <w:sz w:val="28"/>
+          <w:szCs w:val="28"/>
+          <w:spacing w:val="240"/>
+        </w:rPr>
+        <w:t xml:space="preserve">❖   ❖   ❖</w:t>
       </w:r>
     </w:p>
     <w:p>
@@ -29788,7 +31591,18 @@
         <w:pStyle w:val="FirstParagraph"/>
       </w:pPr>
       <w:r>
-        <w:t xml:space="preserve">كان الفجر يتسلل من وراء الأفق بلونٍ أرجوانيٍّ كالح. والمعسكر من حوله</w:t>
+        <w:rPr>
+          <w:rFonts w:ascii="Amiri" w:hAnsi="Amiri" w:cs="Amiri"/>
+          <w:b/>
+          <w:bCs/>
+          <w:color w:val="C9A227"/>
+          <w:sz w:val="36"/>
+          <w:szCs w:val="36"/>
+        </w:rPr>
+        <w:t xml:space="preserve">كان</w:t>
+      </w:r>
+      <w:r>
+        <w:t xml:space="preserve"> الفجر يتسلل من وراء الأفق بلونٍ أرجوانيٍّ كالح. والمعسكر من حوله</w:t>
       </w:r>
       <w:r>
         <w:t xml:space="preserve"> </w:t>
@@ -29846,10 +31660,22 @@
       </w:r>
     </w:p>
     <w:p>
-      <w:r>
-        <w:pict>
-          <v:rect style="width:0;height:1.5pt" o:hralign="center" o:hrstd="t" o:hr="t"/>
-        </w:pict>
+      <w:pPr>
+        <w:bidi/>
+        <w:jc w:val="center"/>
+        <w:keepLines/>
+        <w:spacing w:before="360" w:after="360" w:line="360" w:lineRule="auto"/>
+        <w:contextualSpacing w:val="0"/>
+      </w:pPr>
+      <w:r>
+        <w:rPr>
+          <w:rFonts w:ascii="Amiri" w:hAnsi="Amiri" w:cs="Amiri"/>
+          <w:color w:val="C9A227"/>
+          <w:sz w:val="28"/>
+          <w:szCs w:val="28"/>
+          <w:spacing w:val="240"/>
+        </w:rPr>
+        <w:t xml:space="preserve">❖   ❖   ❖</w:t>
       </w:r>
     </w:p>
     <w:p>
@@ -29857,7 +31683,18 @@
         <w:pStyle w:val="FirstParagraph"/>
       </w:pPr>
       <w:r>
-        <w:t xml:space="preserve">استمرت رحى المعركة تدور دورتها العمياء لثلاثة أيامٍ أخرى.</w:t>
+        <w:rPr>
+          <w:rFonts w:ascii="Amiri" w:hAnsi="Amiri" w:cs="Amiri"/>
+          <w:b/>
+          <w:bCs/>
+          <w:color w:val="C9A227"/>
+          <w:sz w:val="36"/>
+          <w:szCs w:val="36"/>
+        </w:rPr>
+        <w:t xml:space="preserve">استمرت</w:t>
+      </w:r>
+      <w:r>
+        <w:t xml:space="preserve"> رحى المعركة تدور دورتها العمياء لثلاثة أيامٍ أخرى.</w:t>
       </w:r>
     </w:p>
     <w:p>
@@ -30141,10 +31978,22 @@
       </w:r>
     </w:p>
     <w:p>
-      <w:r>
-        <w:pict>
-          <v:rect style="width:0;height:1.5pt" o:hralign="center" o:hrstd="t" o:hr="t"/>
-        </w:pict>
+      <w:pPr>
+        <w:bidi/>
+        <w:jc w:val="center"/>
+        <w:keepLines/>
+        <w:spacing w:before="360" w:after="360" w:line="360" w:lineRule="auto"/>
+        <w:contextualSpacing w:val="0"/>
+      </w:pPr>
+      <w:r>
+        <w:rPr>
+          <w:rFonts w:ascii="Amiri" w:hAnsi="Amiri" w:cs="Amiri"/>
+          <w:color w:val="C9A227"/>
+          <w:sz w:val="28"/>
+          <w:szCs w:val="28"/>
+          <w:spacing w:val="240"/>
+        </w:rPr>
+        <w:t xml:space="preserve">❖   ❖   ❖</w:t>
       </w:r>
     </w:p>
     <w:p>
@@ -30152,7 +32001,18 @@
         <w:pStyle w:val="FirstParagraph"/>
       </w:pPr>
       <w:r>
-        <w:t xml:space="preserve">منذ تلك اللحظة، تغيَّر أحمد تغيُّرًا جذريًا لا رجعة فيه.</w:t>
+        <w:rPr>
+          <w:rFonts w:ascii="Amiri" w:hAnsi="Amiri" w:cs="Amiri"/>
+          <w:b/>
+          <w:bCs/>
+          <w:color w:val="C9A227"/>
+          <w:sz w:val="36"/>
+          <w:szCs w:val="36"/>
+        </w:rPr>
+        <w:t xml:space="preserve">منذ</w:t>
+      </w:r>
+      <w:r>
+        <w:t xml:space="preserve"> تلك اللحظة، تغيَّر أحمد تغيُّرًا جذريًا لا رجعة فيه.</w:t>
       </w:r>
     </w:p>
     <w:p>
@@ -30276,10 +32136,22 @@
       </w:r>
     </w:p>
     <w:p>
-      <w:r>
-        <w:pict>
-          <v:rect style="width:0;height:1.5pt" o:hralign="center" o:hrstd="t" o:hr="t"/>
-        </w:pict>
+      <w:pPr>
+        <w:bidi/>
+        <w:jc w:val="center"/>
+        <w:keepLines/>
+        <w:spacing w:before="360" w:after="360" w:line="360" w:lineRule="auto"/>
+        <w:contextualSpacing w:val="0"/>
+      </w:pPr>
+      <w:r>
+        <w:rPr>
+          <w:rFonts w:ascii="Amiri" w:hAnsi="Amiri" w:cs="Amiri"/>
+          <w:color w:val="C9A227"/>
+          <w:sz w:val="28"/>
+          <w:szCs w:val="28"/>
+          <w:spacing w:val="240"/>
+        </w:rPr>
+        <w:t xml:space="preserve">❖   ❖   ❖</w:t>
       </w:r>
     </w:p>
     <w:p>
@@ -30287,7 +32159,18 @@
         <w:pStyle w:val="FirstParagraph"/>
       </w:pPr>
       <w:r>
-        <w:t xml:space="preserve">في الليلة الثالثة، أتاه با-رع.</w:t>
+        <w:rPr>
+          <w:rFonts w:ascii="Amiri" w:hAnsi="Amiri" w:cs="Amiri"/>
+          <w:b/>
+          <w:bCs/>
+          <w:color w:val="C9A227"/>
+          <w:sz w:val="36"/>
+          <w:szCs w:val="36"/>
+        </w:rPr>
+        <w:t xml:space="preserve">في</w:t>
+      </w:r>
+      <w:r>
+        <w:t xml:space="preserve"> الليلة الثالثة، أتاه با-رع.</w:t>
       </w:r>
     </w:p>
     <w:p>
@@ -30593,10 +32476,22 @@
       </w:r>
     </w:p>
     <w:p>
-      <w:r>
-        <w:pict>
-          <v:rect style="width:0;height:1.5pt" o:hralign="center" o:hrstd="t" o:hr="t"/>
-        </w:pict>
+      <w:pPr>
+        <w:bidi/>
+        <w:jc w:val="center"/>
+        <w:keepLines/>
+        <w:spacing w:before="360" w:after="360" w:line="360" w:lineRule="auto"/>
+        <w:contextualSpacing w:val="0"/>
+      </w:pPr>
+      <w:r>
+        <w:rPr>
+          <w:rFonts w:ascii="Amiri" w:hAnsi="Amiri" w:cs="Amiri"/>
+          <w:color w:val="C9A227"/>
+          <w:sz w:val="28"/>
+          <w:szCs w:val="28"/>
+          <w:spacing w:val="240"/>
+        </w:rPr>
+        <w:t xml:space="preserve">❖   ❖   ❖</w:t>
       </w:r>
     </w:p>
     <w:p>
@@ -30604,7 +32499,18 @@
         <w:pStyle w:val="FirstParagraph"/>
       </w:pPr>
       <w:r>
-        <w:t xml:space="preserve">في اليوم الرابع، تحقق النصر للجيش المصري.</w:t>
+        <w:rPr>
+          <w:rFonts w:ascii="Amiri" w:hAnsi="Amiri" w:cs="Amiri"/>
+          <w:b/>
+          <w:bCs/>
+          <w:color w:val="C9A227"/>
+          <w:sz w:val="36"/>
+          <w:szCs w:val="36"/>
+        </w:rPr>
+        <w:t xml:space="preserve">في</w:t>
+      </w:r>
+      <w:r>
+        <w:t xml:space="preserve"> اليوم الرابع، تحقق النصر للجيش المصري.</w:t>
       </w:r>
     </w:p>
     <w:p>
@@ -30852,10 +32758,22 @@
       </w:r>
     </w:p>
     <w:p>
-      <w:r>
-        <w:pict>
-          <v:rect style="width:0;height:1.5pt" o:hralign="center" o:hrstd="t" o:hr="t"/>
-        </w:pict>
+      <w:pPr>
+        <w:bidi/>
+        <w:jc w:val="center"/>
+        <w:keepLines/>
+        <w:spacing w:before="360" w:after="360" w:line="360" w:lineRule="auto"/>
+        <w:contextualSpacing w:val="0"/>
+      </w:pPr>
+      <w:r>
+        <w:rPr>
+          <w:rFonts w:ascii="Amiri" w:hAnsi="Amiri" w:cs="Amiri"/>
+          <w:color w:val="C9A227"/>
+          <w:sz w:val="28"/>
+          <w:szCs w:val="28"/>
+          <w:spacing w:val="240"/>
+        </w:rPr>
+        <w:t xml:space="preserve">❖   ❖   ❖</w:t>
       </w:r>
     </w:p>
     <w:p>
@@ -30863,7 +32781,18 @@
         <w:pStyle w:val="FirstParagraph"/>
       </w:pPr>
       <w:r>
-        <w:t xml:space="preserve">عاد إلى المعسكر، وأهازيج النصر تملأ الأجواء من حوله كموجةٍ لا يستطيع</w:t>
+        <w:rPr>
+          <w:rFonts w:ascii="Amiri" w:hAnsi="Amiri" w:cs="Amiri"/>
+          <w:b/>
+          <w:bCs/>
+          <w:color w:val="C9A227"/>
+          <w:sz w:val="36"/>
+          <w:szCs w:val="36"/>
+        </w:rPr>
+        <w:t xml:space="preserve">عاد</w:t>
+      </w:r>
+      <w:r>
+        <w:t xml:space="preserve"> إلى المعسكر، وأهازيج النصر تملأ الأجواء من حوله كموجةٍ لا يستطيع</w:t>
       </w:r>
       <w:r>
         <w:t xml:space="preserve"> </w:t>
@@ -30937,10 +32866,22 @@
       </w:r>
     </w:p>
     <w:p>
-      <w:r>
-        <w:pict>
-          <v:rect style="width:0;height:1.5pt" o:hralign="center" o:hrstd="t" o:hr="t"/>
-        </w:pict>
+      <w:pPr>
+        <w:bidi/>
+        <w:jc w:val="center"/>
+        <w:keepLines/>
+        <w:spacing w:before="360" w:after="360" w:line="360" w:lineRule="auto"/>
+        <w:contextualSpacing w:val="0"/>
+      </w:pPr>
+      <w:r>
+        <w:rPr>
+          <w:rFonts w:ascii="Amiri" w:hAnsi="Amiri" w:cs="Amiri"/>
+          <w:color w:val="C9A227"/>
+          <w:sz w:val="28"/>
+          <w:szCs w:val="28"/>
+          <w:spacing w:val="240"/>
+        </w:rPr>
+        <w:t xml:space="preserve">❖   ❖   ❖</w:t>
       </w:r>
     </w:p>
     <w:bookmarkEnd w:id="43"/>
@@ -30954,10 +32895,22 @@
       </w:r>
     </w:p>
     <w:p>
-      <w:r>
-        <w:pict>
-          <v:rect style="width:0;height:1.5pt" o:hralign="center" o:hrstd="t" o:hr="t"/>
-        </w:pict>
+      <w:pPr>
+        <w:bidi/>
+        <w:jc w:val="center"/>
+        <w:keepLines/>
+        <w:spacing w:before="360" w:after="360" w:line="360" w:lineRule="auto"/>
+        <w:contextualSpacing w:val="0"/>
+      </w:pPr>
+      <w:r>
+        <w:rPr>
+          <w:rFonts w:ascii="Amiri" w:hAnsi="Amiri" w:cs="Amiri"/>
+          <w:color w:val="C9A227"/>
+          <w:sz w:val="28"/>
+          <w:szCs w:val="28"/>
+          <w:spacing w:val="240"/>
+        </w:rPr>
+        <w:t xml:space="preserve">❖   ❖   ❖</w:t>
       </w:r>
     </w:p>
     <w:p>
@@ -30965,7 +32918,18 @@
         <w:pStyle w:val="FirstParagraph"/>
       </w:pPr>
       <w:r>
-        <w:t xml:space="preserve">بعد أسبوعين من السير الحثيث عبر الصحراء اللاهبة، عاد الجيش المظفَّر إلى</w:t>
+        <w:rPr>
+          <w:rFonts w:ascii="Amiri" w:hAnsi="Amiri" w:cs="Amiri"/>
+          <w:b/>
+          <w:bCs/>
+          <w:color w:val="C9A227"/>
+          <w:sz w:val="36"/>
+          <w:szCs w:val="36"/>
+        </w:rPr>
+        <w:t xml:space="preserve">بعد</w:t>
+      </w:r>
+      <w:r>
+        <w:t xml:space="preserve"> أسبوعين من السير الحثيث عبر الصحراء اللاهبة، عاد الجيش المظفَّر إلى</w:t>
       </w:r>
       <w:r>
         <w:t xml:space="preserve"> </w:t>
@@ -31037,10 +33001,22 @@
       </w:r>
     </w:p>
     <w:p>
-      <w:r>
-        <w:pict>
-          <v:rect style="width:0;height:1.5pt" o:hralign="center" o:hrstd="t" o:hr="t"/>
-        </w:pict>
+      <w:pPr>
+        <w:bidi/>
+        <w:jc w:val="center"/>
+        <w:keepLines/>
+        <w:spacing w:before="360" w:after="360" w:line="360" w:lineRule="auto"/>
+        <w:contextualSpacing w:val="0"/>
+      </w:pPr>
+      <w:r>
+        <w:rPr>
+          <w:rFonts w:ascii="Amiri" w:hAnsi="Amiri" w:cs="Amiri"/>
+          <w:color w:val="C9A227"/>
+          <w:sz w:val="28"/>
+          <w:szCs w:val="28"/>
+          <w:spacing w:val="240"/>
+        </w:rPr>
+        <w:t xml:space="preserve">❖   ❖   ❖</w:t>
       </w:r>
     </w:p>
     <w:p>
@@ -31048,7 +33024,18 @@
         <w:pStyle w:val="FirstParagraph"/>
       </w:pPr>
       <w:r>
-        <w:t xml:space="preserve">وجدها تنتظره عند بوابة بيت الحياة.</w:t>
+        <w:rPr>
+          <w:rFonts w:ascii="Amiri" w:hAnsi="Amiri" w:cs="Amiri"/>
+          <w:b/>
+          <w:bCs/>
+          <w:color w:val="C9A227"/>
+          <w:sz w:val="36"/>
+          <w:szCs w:val="36"/>
+        </w:rPr>
+        <w:t xml:space="preserve">وجدها</w:t>
+      </w:r>
+      <w:r>
+        <w:t xml:space="preserve"> تنتظره عند بوابة بيت الحياة.</w:t>
       </w:r>
     </w:p>
     <w:p>
@@ -31194,10 +33181,22 @@
       </w:r>
     </w:p>
     <w:p>
-      <w:r>
-        <w:pict>
-          <v:rect style="width:0;height:1.5pt" o:hralign="center" o:hrstd="t" o:hr="t"/>
-        </w:pict>
+      <w:pPr>
+        <w:bidi/>
+        <w:jc w:val="center"/>
+        <w:keepLines/>
+        <w:spacing w:before="360" w:after="360" w:line="360" w:lineRule="auto"/>
+        <w:contextualSpacing w:val="0"/>
+      </w:pPr>
+      <w:r>
+        <w:rPr>
+          <w:rFonts w:ascii="Amiri" w:hAnsi="Amiri" w:cs="Amiri"/>
+          <w:color w:val="C9A227"/>
+          <w:sz w:val="28"/>
+          <w:szCs w:val="28"/>
+          <w:spacing w:val="240"/>
+        </w:rPr>
+        <w:t xml:space="preserve">❖   ❖   ❖</w:t>
       </w:r>
     </w:p>
     <w:p>
@@ -31205,7 +33204,18 @@
         <w:pStyle w:val="FirstParagraph"/>
       </w:pPr>
       <w:r>
-        <w:t xml:space="preserve">لم يُفِق إلا بعد يومين كاملين.</w:t>
+        <w:rPr>
+          <w:rFonts w:ascii="Amiri" w:hAnsi="Amiri" w:cs="Amiri"/>
+          <w:b/>
+          <w:bCs/>
+          <w:color w:val="C9A227"/>
+          <w:sz w:val="36"/>
+          <w:szCs w:val="36"/>
+        </w:rPr>
+        <w:t xml:space="preserve">لم</w:t>
+      </w:r>
+      <w:r>
+        <w:t xml:space="preserve"> يُفِق إلا بعد يومين كاملين.</w:t>
       </w:r>
     </w:p>
     <w:p>
@@ -31811,10 +33821,22 @@
       </w:r>
     </w:p>
     <w:p>
-      <w:r>
-        <w:pict>
-          <v:rect style="width:0;height:1.5pt" o:hralign="center" o:hrstd="t" o:hr="t"/>
-        </w:pict>
+      <w:pPr>
+        <w:bidi/>
+        <w:jc w:val="center"/>
+        <w:keepLines/>
+        <w:spacing w:before="360" w:after="360" w:line="360" w:lineRule="auto"/>
+        <w:contextualSpacing w:val="0"/>
+      </w:pPr>
+      <w:r>
+        <w:rPr>
+          <w:rFonts w:ascii="Amiri" w:hAnsi="Amiri" w:cs="Amiri"/>
+          <w:color w:val="C9A227"/>
+          <w:sz w:val="28"/>
+          <w:szCs w:val="28"/>
+          <w:spacing w:val="240"/>
+        </w:rPr>
+        <w:t xml:space="preserve">❖   ❖   ❖</w:t>
       </w:r>
     </w:p>
     <w:p>
@@ -31822,7 +33844,18 @@
         <w:pStyle w:val="FirstParagraph"/>
       </w:pPr>
       <w:r>
-        <w:t xml:space="preserve">في الأيام التالية، بدأ أحمد يتعافى ببطء.</w:t>
+        <w:rPr>
+          <w:rFonts w:ascii="Amiri" w:hAnsi="Amiri" w:cs="Amiri"/>
+          <w:b/>
+          <w:bCs/>
+          <w:color w:val="C9A227"/>
+          <w:sz w:val="36"/>
+          <w:szCs w:val="36"/>
+        </w:rPr>
+        <w:t xml:space="preserve">في</w:t>
+      </w:r>
+      <w:r>
+        <w:t xml:space="preserve"> الأيام التالية، بدأ أحمد يتعافى ببطء.</w:t>
       </w:r>
     </w:p>
     <w:p>
@@ -31940,10 +33973,22 @@
       </w:r>
     </w:p>
     <w:p>
-      <w:r>
-        <w:pict>
-          <v:rect style="width:0;height:1.5pt" o:hralign="center" o:hrstd="t" o:hr="t"/>
-        </w:pict>
+      <w:pPr>
+        <w:bidi/>
+        <w:jc w:val="center"/>
+        <w:keepLines/>
+        <w:spacing w:before="360" w:after="360" w:line="360" w:lineRule="auto"/>
+        <w:contextualSpacing w:val="0"/>
+      </w:pPr>
+      <w:r>
+        <w:rPr>
+          <w:rFonts w:ascii="Amiri" w:hAnsi="Amiri" w:cs="Amiri"/>
+          <w:color w:val="C9A227"/>
+          <w:sz w:val="28"/>
+          <w:szCs w:val="28"/>
+          <w:spacing w:val="240"/>
+        </w:rPr>
+        <w:t xml:space="preserve">❖   ❖   ❖</w:t>
       </w:r>
     </w:p>
     <w:p>
@@ -31951,7 +33996,18 @@
         <w:pStyle w:val="FirstParagraph"/>
       </w:pPr>
       <w:r>
-        <w:t xml:space="preserve">في صباحٍ من تلك الأيّام البطيئة، أيقظَتْه نفرتاري قبل الفجر.</w:t>
+        <w:rPr>
+          <w:rFonts w:ascii="Amiri" w:hAnsi="Amiri" w:cs="Amiri"/>
+          <w:b/>
+          <w:bCs/>
+          <w:color w:val="C9A227"/>
+          <w:sz w:val="36"/>
+          <w:szCs w:val="36"/>
+        </w:rPr>
+        <w:t xml:space="preserve">في</w:t>
+      </w:r>
+      <w:r>
+        <w:t xml:space="preserve"> صباحٍ من تلك الأيّام البطيئة، أيقظَتْه نفرتاري قبل الفجر.</w:t>
       </w:r>
     </w:p>
     <w:p>
@@ -32085,10 +34141,22 @@
       </w:r>
     </w:p>
     <w:p>
-      <w:r>
-        <w:pict>
-          <v:rect style="width:0;height:1.5pt" o:hralign="center" o:hrstd="t" o:hr="t"/>
-        </w:pict>
+      <w:pPr>
+        <w:bidi/>
+        <w:jc w:val="center"/>
+        <w:keepLines/>
+        <w:spacing w:before="360" w:after="360" w:line="360" w:lineRule="auto"/>
+        <w:contextualSpacing w:val="0"/>
+      </w:pPr>
+      <w:r>
+        <w:rPr>
+          <w:rFonts w:ascii="Amiri" w:hAnsi="Amiri" w:cs="Amiri"/>
+          <w:color w:val="C9A227"/>
+          <w:sz w:val="28"/>
+          <w:szCs w:val="28"/>
+          <w:spacing w:val="240"/>
+        </w:rPr>
+        <w:t xml:space="preserve">❖   ❖   ❖</w:t>
       </w:r>
     </w:p>
     <w:p>
@@ -32096,7 +34164,18 @@
         <w:pStyle w:val="FirstParagraph"/>
       </w:pPr>
       <w:r>
-        <w:t xml:space="preserve">ولكن في الظلال، كان بنتاور يراقب.</w:t>
+        <w:rPr>
+          <w:rFonts w:ascii="Amiri" w:hAnsi="Amiri" w:cs="Amiri"/>
+          <w:b/>
+          <w:bCs/>
+          <w:color w:val="C9A227"/>
+          <w:sz w:val="36"/>
+          <w:szCs w:val="36"/>
+        </w:rPr>
+        <w:t xml:space="preserve">ولكن</w:t>
+      </w:r>
+      <w:r>
+        <w:t xml:space="preserve"> في الظلال، كان بنتاور يراقب.</w:t>
       </w:r>
     </w:p>
     <w:p>
@@ -32164,10 +34243,22 @@
       </w:r>
     </w:p>
     <w:p>
-      <w:r>
-        <w:pict>
-          <v:rect style="width:0;height:1.5pt" o:hralign="center" o:hrstd="t" o:hr="t"/>
-        </w:pict>
+      <w:pPr>
+        <w:bidi/>
+        <w:jc w:val="center"/>
+        <w:keepLines/>
+        <w:spacing w:before="360" w:after="360" w:line="360" w:lineRule="auto"/>
+        <w:contextualSpacing w:val="0"/>
+      </w:pPr>
+      <w:r>
+        <w:rPr>
+          <w:rFonts w:ascii="Amiri" w:hAnsi="Amiri" w:cs="Amiri"/>
+          <w:color w:val="C9A227"/>
+          <w:sz w:val="28"/>
+          <w:szCs w:val="28"/>
+          <w:spacing w:val="240"/>
+        </w:rPr>
+        <w:t xml:space="preserve">❖   ❖   ❖</w:t>
       </w:r>
     </w:p>
     <w:bookmarkEnd w:id="44"/>
@@ -32202,10 +34293,22 @@
       </w:r>
     </w:p>
     <w:p>
-      <w:r>
-        <w:pict>
-          <v:rect style="width:0;height:1.5pt" o:hralign="center" o:hrstd="t" o:hr="t"/>
-        </w:pict>
+      <w:pPr>
+        <w:bidi/>
+        <w:jc w:val="center"/>
+        <w:keepLines/>
+        <w:spacing w:before="360" w:after="360" w:line="360" w:lineRule="auto"/>
+        <w:contextualSpacing w:val="0"/>
+      </w:pPr>
+      <w:r>
+        <w:rPr>
+          <w:rFonts w:ascii="Amiri" w:hAnsi="Amiri" w:cs="Amiri"/>
+          <w:color w:val="C9A227"/>
+          <w:sz w:val="28"/>
+          <w:szCs w:val="28"/>
+          <w:spacing w:val="240"/>
+        </w:rPr>
+        <w:t xml:space="preserve">❖   ❖   ❖</w:t>
       </w:r>
     </w:p>
     <w:bookmarkStart w:id="49" w:name="الفصل-الثامن-عشر-الظلال-تتحرك"/>
@@ -32222,7 +34325,18 @@
         <w:pStyle w:val="FirstParagraph"/>
       </w:pPr>
       <w:r>
-        <w:t xml:space="preserve">مرت أسابيع على عودة الجيش المنتصر، وطيبة تلملم جراحها.</w:t>
+        <w:rPr>
+          <w:rFonts w:ascii="Amiri" w:hAnsi="Amiri" w:cs="Amiri"/>
+          <w:b/>
+          <w:bCs/>
+          <w:color w:val="C9A227"/>
+          <w:sz w:val="36"/>
+          <w:szCs w:val="36"/>
+        </w:rPr>
+        <w:t xml:space="preserve">مرت</w:t>
+      </w:r>
+      <w:r>
+        <w:t xml:space="preserve"> أسابيع على عودة الجيش المنتصر، وطيبة تلملم جراحها.</w:t>
       </w:r>
     </w:p>
     <w:p>
@@ -32658,10 +34772,22 @@
       </w:r>
     </w:p>
     <w:p>
-      <w:r>
-        <w:pict>
-          <v:rect style="width:0;height:1.5pt" o:hralign="center" o:hrstd="t" o:hr="t"/>
-        </w:pict>
+      <w:pPr>
+        <w:bidi/>
+        <w:jc w:val="center"/>
+        <w:keepLines/>
+        <w:spacing w:before="360" w:after="360" w:line="360" w:lineRule="auto"/>
+        <w:contextualSpacing w:val="0"/>
+      </w:pPr>
+      <w:r>
+        <w:rPr>
+          <w:rFonts w:ascii="Amiri" w:hAnsi="Amiri" w:cs="Amiri"/>
+          <w:color w:val="C9A227"/>
+          <w:sz w:val="28"/>
+          <w:szCs w:val="28"/>
+          <w:spacing w:val="240"/>
+        </w:rPr>
+        <w:t xml:space="preserve">❖   ❖   ❖</w:t>
       </w:r>
     </w:p>
     <w:p>
@@ -32669,7 +34795,18 @@
         <w:pStyle w:val="FirstParagraph"/>
       </w:pPr>
       <w:r>
-        <w:t xml:space="preserve">هز رأسه بعنف في ظلمة غرفته، محاولًا طرد الصور التي تأبى أن تفارقه،</w:t>
+        <w:rPr>
+          <w:rFonts w:ascii="Amiri" w:hAnsi="Amiri" w:cs="Amiri"/>
+          <w:b/>
+          <w:bCs/>
+          <w:color w:val="C9A227"/>
+          <w:sz w:val="36"/>
+          <w:szCs w:val="36"/>
+        </w:rPr>
+        <w:t xml:space="preserve">هز</w:t>
+      </w:r>
+      <w:r>
+        <w:t xml:space="preserve"> رأسه بعنف في ظلمة غرفته، محاولًا طرد الصور التي تأبى أن تفارقه،</w:t>
       </w:r>
       <w:r>
         <w:t xml:space="preserve"> </w:t>
@@ -32903,10 +35040,22 @@
       </w:r>
     </w:p>
     <w:p>
-      <w:r>
-        <w:pict>
-          <v:rect style="width:0;height:1.5pt" o:hralign="center" o:hrstd="t" o:hr="t"/>
-        </w:pict>
+      <w:pPr>
+        <w:bidi/>
+        <w:jc w:val="center"/>
+        <w:keepLines/>
+        <w:spacing w:before="360" w:after="360" w:line="360" w:lineRule="auto"/>
+        <w:contextualSpacing w:val="0"/>
+      </w:pPr>
+      <w:r>
+        <w:rPr>
+          <w:rFonts w:ascii="Amiri" w:hAnsi="Amiri" w:cs="Amiri"/>
+          <w:color w:val="C9A227"/>
+          <w:sz w:val="28"/>
+          <w:szCs w:val="28"/>
+          <w:spacing w:val="240"/>
+        </w:rPr>
+        <w:t xml:space="preserve">❖   ❖   ❖</w:t>
       </w:r>
     </w:p>
     <w:p>
@@ -32914,7 +35063,18 @@
         <w:pStyle w:val="FirstParagraph"/>
       </w:pPr>
       <w:r>
-        <w:t xml:space="preserve">لكنه تعلم كيف يمضي قدمًا، خطوة مؤلمة بعد خطوة.</w:t>
+        <w:rPr>
+          <w:rFonts w:ascii="Amiri" w:hAnsi="Amiri" w:cs="Amiri"/>
+          <w:b/>
+          <w:bCs/>
+          <w:color w:val="C9A227"/>
+          <w:sz w:val="36"/>
+          <w:szCs w:val="36"/>
+        </w:rPr>
+        <w:t xml:space="preserve">لكنه</w:t>
+      </w:r>
+      <w:r>
+        <w:t xml:space="preserve"> تعلم كيف يمضي قدمًا، خطوة مؤلمة بعد خطوة.</w:t>
       </w:r>
     </w:p>
     <w:p>
@@ -33016,10 +35176,22 @@
       </w:r>
     </w:p>
     <w:p>
-      <w:r>
-        <w:pict>
-          <v:rect style="width:0;height:1.5pt" o:hralign="center" o:hrstd="t" o:hr="t"/>
-        </w:pict>
+      <w:pPr>
+        <w:bidi/>
+        <w:jc w:val="center"/>
+        <w:keepLines/>
+        <w:spacing w:before="360" w:after="360" w:line="360" w:lineRule="auto"/>
+        <w:contextualSpacing w:val="0"/>
+      </w:pPr>
+      <w:r>
+        <w:rPr>
+          <w:rFonts w:ascii="Amiri" w:hAnsi="Amiri" w:cs="Amiri"/>
+          <w:color w:val="C9A227"/>
+          <w:sz w:val="28"/>
+          <w:szCs w:val="28"/>
+          <w:spacing w:val="240"/>
+        </w:rPr>
+        <w:t xml:space="preserve">❖   ❖   ❖</w:t>
       </w:r>
     </w:p>
     <w:p>
@@ -33027,7 +35199,18 @@
         <w:pStyle w:val="FirstParagraph"/>
       </w:pPr>
       <w:r>
-        <w:t xml:space="preserve">ذات صباح، بينما كان أحمد منهمكًا في عمله ببيت الحياة، منحنيًا فوق مريض</w:t>
+        <w:rPr>
+          <w:rFonts w:ascii="Amiri" w:hAnsi="Amiri" w:cs="Amiri"/>
+          <w:b/>
+          <w:bCs/>
+          <w:color w:val="C9A227"/>
+          <w:sz w:val="36"/>
+          <w:szCs w:val="36"/>
+        </w:rPr>
+        <w:t xml:space="preserve">ذات</w:t>
+      </w:r>
+      <w:r>
+        <w:t xml:space="preserve"> صباح، بينما كان أحمد منهمكًا في عمله ببيت الحياة، منحنيًا فوق مريض</w:t>
       </w:r>
       <w:r>
         <w:t xml:space="preserve"> </w:t>
@@ -33123,10 +35306,22 @@
       </w:r>
     </w:p>
     <w:p>
-      <w:r>
-        <w:pict>
-          <v:rect style="width:0;height:1.5pt" o:hralign="center" o:hrstd="t" o:hr="t"/>
-        </w:pict>
+      <w:pPr>
+        <w:bidi/>
+        <w:jc w:val="center"/>
+        <w:keepLines/>
+        <w:spacing w:before="360" w:after="360" w:line="360" w:lineRule="auto"/>
+        <w:contextualSpacing w:val="0"/>
+      </w:pPr>
+      <w:r>
+        <w:rPr>
+          <w:rFonts w:ascii="Amiri" w:hAnsi="Amiri" w:cs="Amiri"/>
+          <w:color w:val="C9A227"/>
+          <w:sz w:val="28"/>
+          <w:szCs w:val="28"/>
+          <w:spacing w:val="240"/>
+        </w:rPr>
+        <w:t xml:space="preserve">❖   ❖   ❖</w:t>
       </w:r>
     </w:p>
     <w:p>
@@ -33134,7 +35329,18 @@
         <w:pStyle w:val="FirstParagraph"/>
       </w:pPr>
       <w:r>
-        <w:t xml:space="preserve">جاء سن-نفر عند المساء، حين بدأت الشمس تميل نحو الأفق وتصبغ سماء طيبة</w:t>
+        <w:rPr>
+          <w:rFonts w:ascii="Amiri" w:hAnsi="Amiri" w:cs="Amiri"/>
+          <w:b/>
+          <w:bCs/>
+          <w:color w:val="C9A227"/>
+          <w:sz w:val="36"/>
+          <w:szCs w:val="36"/>
+        </w:rPr>
+        <w:t xml:space="preserve">جاء</w:t>
+      </w:r>
+      <w:r>
+        <w:t xml:space="preserve"> سن-نفر عند المساء، حين بدأت الشمس تميل نحو الأفق وتصبغ سماء طيبة</w:t>
       </w:r>
       <w:r>
         <w:t xml:space="preserve"> </w:t>
@@ -33718,10 +35924,22 @@
       </w:r>
     </w:p>
     <w:p>
-      <w:r>
-        <w:pict>
-          <v:rect style="width:0;height:1.5pt" o:hralign="center" o:hrstd="t" o:hr="t"/>
-        </w:pict>
+      <w:pPr>
+        <w:bidi/>
+        <w:jc w:val="center"/>
+        <w:keepLines/>
+        <w:spacing w:before="360" w:after="360" w:line="360" w:lineRule="auto"/>
+        <w:contextualSpacing w:val="0"/>
+      </w:pPr>
+      <w:r>
+        <w:rPr>
+          <w:rFonts w:ascii="Amiri" w:hAnsi="Amiri" w:cs="Amiri"/>
+          <w:color w:val="C9A227"/>
+          <w:sz w:val="28"/>
+          <w:szCs w:val="28"/>
+          <w:spacing w:val="240"/>
+        </w:rPr>
+        <w:t xml:space="preserve">❖   ❖   ❖</w:t>
       </w:r>
     </w:p>
     <w:p>
@@ -33729,7 +35947,18 @@
         <w:pStyle w:val="FirstParagraph"/>
       </w:pPr>
       <w:r>
-        <w:t xml:space="preserve">بعد رحيل سن-نفر، جلس أحمد وحيدًا في غرفته، يصارع أفكاره المتشابكة كخيوط</w:t>
+        <w:rPr>
+          <w:rFonts w:ascii="Amiri" w:hAnsi="Amiri" w:cs="Amiri"/>
+          <w:b/>
+          <w:bCs/>
+          <w:color w:val="C9A227"/>
+          <w:sz w:val="36"/>
+          <w:szCs w:val="36"/>
+        </w:rPr>
+        <w:t xml:space="preserve">بعد</w:t>
+      </w:r>
+      <w:r>
+        <w:t xml:space="preserve"> رحيل سن-نفر، جلس أحمد وحيدًا في غرفته، يصارع أفكاره المتشابكة كخيوط</w:t>
       </w:r>
       <w:r>
         <w:t xml:space="preserve"> </w:t>
@@ -34073,10 +36302,22 @@
       </w:r>
     </w:p>
     <w:p>
-      <w:r>
-        <w:pict>
-          <v:rect style="width:0;height:1.5pt" o:hralign="center" o:hrstd="t" o:hr="t"/>
-        </w:pict>
+      <w:pPr>
+        <w:bidi/>
+        <w:jc w:val="center"/>
+        <w:keepLines/>
+        <w:spacing w:before="360" w:after="360" w:line="360" w:lineRule="auto"/>
+        <w:contextualSpacing w:val="0"/>
+      </w:pPr>
+      <w:r>
+        <w:rPr>
+          <w:rFonts w:ascii="Amiri" w:hAnsi="Amiri" w:cs="Amiri"/>
+          <w:color w:val="C9A227"/>
+          <w:sz w:val="28"/>
+          <w:szCs w:val="28"/>
+          <w:spacing w:val="240"/>
+        </w:rPr>
+        <w:t xml:space="preserve">❖   ❖   ❖</w:t>
       </w:r>
     </w:p>
     <w:p>
@@ -34084,7 +36325,18 @@
         <w:pStyle w:val="FirstParagraph"/>
       </w:pPr>
       <w:r>
-        <w:t xml:space="preserve">طُرق الباب بهدوء خافت، ثلاث طرقات متتالية حذرة.</w:t>
+        <w:rPr>
+          <w:rFonts w:ascii="Amiri" w:hAnsi="Amiri" w:cs="Amiri"/>
+          <w:b/>
+          <w:bCs/>
+          <w:color w:val="C9A227"/>
+          <w:sz w:val="36"/>
+          <w:szCs w:val="36"/>
+        </w:rPr>
+        <w:t xml:space="preserve">طُرق</w:t>
+      </w:r>
+      <w:r>
+        <w:t xml:space="preserve"> الباب بهدوء خافت، ثلاث طرقات متتالية حذرة.</w:t>
       </w:r>
     </w:p>
     <w:p>
@@ -34774,10 +37026,22 @@
       </w:r>
     </w:p>
     <w:p>
-      <w:r>
-        <w:pict>
-          <v:rect style="width:0;height:1.5pt" o:hralign="center" o:hrstd="t" o:hr="t"/>
-        </w:pict>
+      <w:pPr>
+        <w:bidi/>
+        <w:jc w:val="center"/>
+        <w:keepLines/>
+        <w:spacing w:before="360" w:after="360" w:line="360" w:lineRule="auto"/>
+        <w:contextualSpacing w:val="0"/>
+      </w:pPr>
+      <w:r>
+        <w:rPr>
+          <w:rFonts w:ascii="Amiri" w:hAnsi="Amiri" w:cs="Amiri"/>
+          <w:color w:val="C9A227"/>
+          <w:sz w:val="28"/>
+          <w:szCs w:val="28"/>
+          <w:spacing w:val="240"/>
+        </w:rPr>
+        <w:t xml:space="preserve">❖   ❖   ❖</w:t>
       </w:r>
     </w:p>
     <w:bookmarkStart w:id="46" w:name="عيد-الأوبت"/>
@@ -34794,7 +37058,18 @@
         <w:pStyle w:val="FirstParagraph"/>
       </w:pPr>
       <w:r>
-        <w:t xml:space="preserve">بعد أيام، اصطحبت نفرتاري أحمد إلى ضفة النيل، حيث كانت طيبة كلها تحتفل</w:t>
+        <w:rPr>
+          <w:rFonts w:ascii="Amiri" w:hAnsi="Amiri" w:cs="Amiri"/>
+          <w:b/>
+          <w:bCs/>
+          <w:color w:val="C9A227"/>
+          <w:sz w:val="36"/>
+          <w:szCs w:val="36"/>
+        </w:rPr>
+        <w:t xml:space="preserve">بعد</w:t>
+      </w:r>
+      <w:r>
+        <w:t xml:space="preserve"> أيام، اصطحبت نفرتاري أحمد إلى ضفة النيل، حيث كانت طيبة كلها تحتفل</w:t>
       </w:r>
       <w:r>
         <w:t xml:space="preserve"> </w:t>
@@ -34892,10 +37167,22 @@
       </w:r>
     </w:p>
     <w:p>
-      <w:r>
-        <w:pict>
-          <v:rect style="width:0;height:1.5pt" o:hralign="center" o:hrstd="t" o:hr="t"/>
-        </w:pict>
+      <w:pPr>
+        <w:bidi/>
+        <w:jc w:val="center"/>
+        <w:keepLines/>
+        <w:spacing w:before="360" w:after="360" w:line="360" w:lineRule="auto"/>
+        <w:contextualSpacing w:val="0"/>
+      </w:pPr>
+      <w:r>
+        <w:rPr>
+          <w:rFonts w:ascii="Amiri" w:hAnsi="Amiri" w:cs="Amiri"/>
+          <w:color w:val="C9A227"/>
+          <w:sz w:val="28"/>
+          <w:szCs w:val="28"/>
+          <w:spacing w:val="240"/>
+        </w:rPr>
+        <w:t xml:space="preserve">❖   ❖   ❖</w:t>
       </w:r>
     </w:p>
     <w:bookmarkEnd w:id="46"/>
@@ -34913,7 +37200,18 @@
         <w:pStyle w:val="FirstParagraph"/>
       </w:pPr>
       <w:r>
-        <w:t xml:space="preserve">وفي خِضَمِّ الاحتفال، وسط ضجيج الفرح، لمح أحمد فجأةً وجهًا مألوفًا في</w:t>
+        <w:rPr>
+          <w:rFonts w:ascii="Amiri" w:hAnsi="Amiri" w:cs="Amiri"/>
+          <w:b/>
+          <w:bCs/>
+          <w:color w:val="C9A227"/>
+          <w:sz w:val="36"/>
+          <w:szCs w:val="36"/>
+        </w:rPr>
+        <w:t xml:space="preserve">وفي</w:t>
+      </w:r>
+      <w:r>
+        <w:t xml:space="preserve"> خِضَمِّ الاحتفال، وسط ضجيج الفرح، لمح أحمد فجأةً وجهًا مألوفًا في</w:t>
       </w:r>
       <w:r>
         <w:t xml:space="preserve"> </w:t>
@@ -35207,10 +37505,22 @@
       </w:r>
     </w:p>
     <w:p>
-      <w:r>
-        <w:pict>
-          <v:rect style="width:0;height:1.5pt" o:hralign="center" o:hrstd="t" o:hr="t"/>
-        </w:pict>
+      <w:pPr>
+        <w:bidi/>
+        <w:jc w:val="center"/>
+        <w:keepLines/>
+        <w:spacing w:before="360" w:after="360" w:line="360" w:lineRule="auto"/>
+        <w:contextualSpacing w:val="0"/>
+      </w:pPr>
+      <w:r>
+        <w:rPr>
+          <w:rFonts w:ascii="Amiri" w:hAnsi="Amiri" w:cs="Amiri"/>
+          <w:color w:val="C9A227"/>
+          <w:sz w:val="28"/>
+          <w:szCs w:val="28"/>
+          <w:spacing w:val="240"/>
+        </w:rPr>
+        <w:t xml:space="preserve">❖   ❖   ❖</w:t>
       </w:r>
     </w:p>
     <w:p>
@@ -35218,7 +37528,18 @@
         <w:pStyle w:val="FirstParagraph"/>
       </w:pPr>
       <w:r>
-        <w:t xml:space="preserve">سارا معًا بين الجموع الصاخبة، أكتافهما تتلامس أحيانًا وسط</w:t>
+        <w:rPr>
+          <w:rFonts w:ascii="Amiri" w:hAnsi="Amiri" w:cs="Amiri"/>
+          <w:b/>
+          <w:bCs/>
+          <w:color w:val="C9A227"/>
+          <w:sz w:val="36"/>
+          <w:szCs w:val="36"/>
+        </w:rPr>
+        <w:t xml:space="preserve">سارا</w:t>
+      </w:r>
+      <w:r>
+        <w:t xml:space="preserve"> معًا بين الجموع الصاخبة، أكتافهما تتلامس أحيانًا وسط</w:t>
       </w:r>
       <w:r>
         <w:t xml:space="preserve"> </w:t>
@@ -35678,10 +37999,22 @@
       </w:r>
     </w:p>
     <w:p>
-      <w:r>
-        <w:pict>
-          <v:rect style="width:0;height:1.5pt" o:hralign="center" o:hrstd="t" o:hr="t"/>
-        </w:pict>
+      <w:pPr>
+        <w:bidi/>
+        <w:jc w:val="center"/>
+        <w:keepLines/>
+        <w:spacing w:before="360" w:after="360" w:line="360" w:lineRule="auto"/>
+        <w:contextualSpacing w:val="0"/>
+      </w:pPr>
+      <w:r>
+        <w:rPr>
+          <w:rFonts w:ascii="Amiri" w:hAnsi="Amiri" w:cs="Amiri"/>
+          <w:color w:val="C9A227"/>
+          <w:sz w:val="28"/>
+          <w:szCs w:val="28"/>
+          <w:spacing w:val="240"/>
+        </w:rPr>
+        <w:t xml:space="preserve">❖   ❖   ❖</w:t>
       </w:r>
     </w:p>
     <w:p>
@@ -35689,7 +38022,18 @@
         <w:pStyle w:val="FirstParagraph"/>
       </w:pPr>
       <w:r>
-        <w:t xml:space="preserve">خيَّم عليهما سكونٌ مليء لا فارغ، وكلاهما ينهل من</w:t>
+        <w:rPr>
+          <w:rFonts w:ascii="Amiri" w:hAnsi="Amiri" w:cs="Amiri"/>
+          <w:b/>
+          <w:bCs/>
+          <w:color w:val="C9A227"/>
+          <w:sz w:val="36"/>
+          <w:szCs w:val="36"/>
+        </w:rPr>
+        <w:t xml:space="preserve">خيَّم</w:t>
+      </w:r>
+      <w:r>
+        <w:t xml:space="preserve"> عليهما سكونٌ مليء لا فارغ، وكلاهما ينهل من</w:t>
       </w:r>
       <w:r>
         <w:t xml:space="preserve"> </w:t>
@@ -36147,10 +38491,22 @@
       </w:r>
     </w:p>
     <w:p>
-      <w:r>
-        <w:pict>
-          <v:rect style="width:0;height:1.5pt" o:hralign="center" o:hrstd="t" o:hr="t"/>
-        </w:pict>
+      <w:pPr>
+        <w:bidi/>
+        <w:jc w:val="center"/>
+        <w:keepLines/>
+        <w:spacing w:before="360" w:after="360" w:line="360" w:lineRule="auto"/>
+        <w:contextualSpacing w:val="0"/>
+      </w:pPr>
+      <w:r>
+        <w:rPr>
+          <w:rFonts w:ascii="Amiri" w:hAnsi="Amiri" w:cs="Amiri"/>
+          <w:color w:val="C9A227"/>
+          <w:sz w:val="28"/>
+          <w:szCs w:val="28"/>
+          <w:spacing w:val="240"/>
+        </w:rPr>
+        <w:t xml:space="preserve">❖   ❖   ❖</w:t>
       </w:r>
     </w:p>
     <w:p>
@@ -36158,7 +38514,18 @@
         <w:pStyle w:val="FirstParagraph"/>
       </w:pPr>
       <w:r>
-        <w:t xml:space="preserve">ولكن، بينما كانا غارقَيْن في لحظتهما الخاصة، مسحورَيْن بسكينة المشهد</w:t>
+        <w:rPr>
+          <w:rFonts w:ascii="Amiri" w:hAnsi="Amiri" w:cs="Amiri"/>
+          <w:b/>
+          <w:bCs/>
+          <w:color w:val="C9A227"/>
+          <w:sz w:val="36"/>
+          <w:szCs w:val="36"/>
+        </w:rPr>
+        <w:t xml:space="preserve">ولكن،</w:t>
+      </w:r>
+      <w:r>
+        <w:t xml:space="preserve"> بينما كانا غارقَيْن في لحظتهما الخاصة، مسحورَيْن بسكينة المشهد</w:t>
       </w:r>
       <w:r>
         <w:t xml:space="preserve"> </w:t>
@@ -36240,10 +38607,22 @@
       </w:r>
     </w:p>
     <w:p>
-      <w:r>
-        <w:pict>
-          <v:rect style="width:0;height:1.5pt" o:hralign="center" o:hrstd="t" o:hr="t"/>
-        </w:pict>
+      <w:pPr>
+        <w:bidi/>
+        <w:jc w:val="center"/>
+        <w:keepLines/>
+        <w:spacing w:before="360" w:after="360" w:line="360" w:lineRule="auto"/>
+        <w:contextualSpacing w:val="0"/>
+      </w:pPr>
+      <w:r>
+        <w:rPr>
+          <w:rFonts w:ascii="Amiri" w:hAnsi="Amiri" w:cs="Amiri"/>
+          <w:color w:val="C9A227"/>
+          <w:sz w:val="28"/>
+          <w:szCs w:val="28"/>
+          <w:spacing w:val="240"/>
+        </w:rPr>
+        <w:t xml:space="preserve">❖   ❖   ❖</w:t>
       </w:r>
     </w:p>
     <w:bookmarkEnd w:id="47"/>
@@ -36261,7 +38640,18 @@
         <w:pStyle w:val="FirstParagraph"/>
       </w:pPr>
       <w:r>
-        <w:t xml:space="preserve">في الفجرِ التاسعِ عشرَ من شهر «مِخير»، وُجِدَ مساعدُ أحمدَ الشابُّ</w:t>
+        <w:rPr>
+          <w:rFonts w:ascii="Amiri" w:hAnsi="Amiri" w:cs="Amiri"/>
+          <w:b/>
+          <w:bCs/>
+          <w:color w:val="C9A227"/>
+          <w:sz w:val="36"/>
+          <w:szCs w:val="36"/>
+        </w:rPr>
+        <w:t xml:space="preserve">في</w:t>
+      </w:r>
+      <w:r>
+        <w:t xml:space="preserve"> الفجرِ التاسعِ عشرَ من شهر «مِخير»، وُجِدَ مساعدُ أحمدَ الشابُّ</w:t>
       </w:r>
       <w:r>
         <w:t xml:space="preserve"> </w:t>
@@ -36562,7 +38952,18 @@
         <w:pStyle w:val="FirstParagraph"/>
       </w:pPr>
       <w:r>
-        <w:t xml:space="preserve">في اليوم التالي للاحتفال الكبير، قصد أحمد السوق وحيدًا.</w:t>
+        <w:rPr>
+          <w:rFonts w:ascii="Amiri" w:hAnsi="Amiri" w:cs="Amiri"/>
+          <w:b/>
+          <w:bCs/>
+          <w:color w:val="C9A227"/>
+          <w:sz w:val="36"/>
+          <w:szCs w:val="36"/>
+        </w:rPr>
+        <w:t xml:space="preserve">في</w:t>
+      </w:r>
+      <w:r>
+        <w:t xml:space="preserve"> اليوم التالي للاحتفال الكبير، قصد أحمد السوق وحيدًا.</w:t>
       </w:r>
     </w:p>
     <w:p>
@@ -36810,10 +39211,22 @@
       </w:r>
     </w:p>
     <w:p>
-      <w:r>
-        <w:pict>
-          <v:rect style="width:0;height:1.5pt" o:hralign="center" o:hrstd="t" o:hr="t"/>
-        </w:pict>
+      <w:pPr>
+        <w:bidi/>
+        <w:jc w:val="center"/>
+        <w:keepLines/>
+        <w:spacing w:before="360" w:after="360" w:line="360" w:lineRule="auto"/>
+        <w:contextualSpacing w:val="0"/>
+      </w:pPr>
+      <w:r>
+        <w:rPr>
+          <w:rFonts w:ascii="Amiri" w:hAnsi="Amiri" w:cs="Amiri"/>
+          <w:color w:val="C9A227"/>
+          <w:sz w:val="28"/>
+          <w:szCs w:val="28"/>
+          <w:spacing w:val="240"/>
+        </w:rPr>
+        <w:t xml:space="preserve">❖   ❖   ❖</w:t>
       </w:r>
     </w:p>
     <w:p>
@@ -36821,7 +39234,18 @@
         <w:pStyle w:val="FirstParagraph"/>
       </w:pPr>
       <w:r>
-        <w:t xml:space="preserve">بدأ قلبه يخفق بعنف، كطبلٍ يُقرع إنذارًا.</w:t>
+        <w:rPr>
+          <w:rFonts w:ascii="Amiri" w:hAnsi="Amiri" w:cs="Amiri"/>
+          <w:b/>
+          <w:bCs/>
+          <w:color w:val="C9A227"/>
+          <w:sz w:val="36"/>
+          <w:szCs w:val="36"/>
+        </w:rPr>
+        <w:t xml:space="preserve">بدأ</w:t>
+      </w:r>
+      <w:r>
+        <w:t xml:space="preserve"> قلبه يخفق بعنف، كطبلٍ يُقرع إنذارًا.</w:t>
       </w:r>
     </w:p>
     <w:p>
@@ -36973,10 +39397,22 @@
       </w:r>
     </w:p>
     <w:p>
-      <w:r>
-        <w:pict>
-          <v:rect style="width:0;height:1.5pt" o:hralign="center" o:hrstd="t" o:hr="t"/>
-        </w:pict>
+      <w:pPr>
+        <w:bidi/>
+        <w:jc w:val="center"/>
+        <w:keepLines/>
+        <w:spacing w:before="360" w:after="360" w:line="360" w:lineRule="auto"/>
+        <w:contextualSpacing w:val="0"/>
+      </w:pPr>
+      <w:r>
+        <w:rPr>
+          <w:rFonts w:ascii="Amiri" w:hAnsi="Amiri" w:cs="Amiri"/>
+          <w:color w:val="C9A227"/>
+          <w:sz w:val="28"/>
+          <w:szCs w:val="28"/>
+          <w:spacing w:val="240"/>
+        </w:rPr>
+        <w:t xml:space="preserve">❖   ❖   ❖</w:t>
       </w:r>
     </w:p>
     <w:p>
@@ -36984,7 +39420,18 @@
         <w:pStyle w:val="FirstParagraph"/>
       </w:pPr>
       <w:r>
-        <w:t xml:space="preserve">فوجئ بنفسه فجأة في زقاقٍ مسدود.</w:t>
+        <w:rPr>
+          <w:rFonts w:ascii="Amiri" w:hAnsi="Amiri" w:cs="Amiri"/>
+          <w:b/>
+          <w:bCs/>
+          <w:color w:val="C9A227"/>
+          <w:sz w:val="36"/>
+          <w:szCs w:val="36"/>
+        </w:rPr>
+        <w:t xml:space="preserve">فوجئ</w:t>
+      </w:r>
+      <w:r>
+        <w:t xml:space="preserve"> بنفسه فجأة في زقاقٍ مسدود.</w:t>
       </w:r>
     </w:p>
     <w:p>
@@ -37149,10 +39596,22 @@
       </w:r>
     </w:p>
     <w:p>
-      <w:r>
-        <w:pict>
-          <v:rect style="width:0;height:1.5pt" o:hralign="center" o:hrstd="t" o:hr="t"/>
-        </w:pict>
+      <w:pPr>
+        <w:bidi/>
+        <w:jc w:val="center"/>
+        <w:keepLines/>
+        <w:spacing w:before="360" w:after="360" w:line="360" w:lineRule="auto"/>
+        <w:contextualSpacing w:val="0"/>
+      </w:pPr>
+      <w:r>
+        <w:rPr>
+          <w:rFonts w:ascii="Amiri" w:hAnsi="Amiri" w:cs="Amiri"/>
+          <w:color w:val="C9A227"/>
+          <w:sz w:val="28"/>
+          <w:szCs w:val="28"/>
+          <w:spacing w:val="240"/>
+        </w:rPr>
+        <w:t xml:space="preserve">❖   ❖   ❖</w:t>
       </w:r>
     </w:p>
     <w:p>
@@ -37160,7 +39619,18 @@
         <w:pStyle w:val="FirstParagraph"/>
       </w:pPr>
       <w:r>
-        <w:t xml:space="preserve">تجمد العالم من حوله فجأة، كأن يدًا إلهية ضغطت على زرٍّ لا</w:t>
+        <w:rPr>
+          <w:rFonts w:ascii="Amiri" w:hAnsi="Amiri" w:cs="Amiri"/>
+          <w:b/>
+          <w:bCs/>
+          <w:color w:val="C9A227"/>
+          <w:sz w:val="36"/>
+          <w:szCs w:val="36"/>
+        </w:rPr>
+        <w:t xml:space="preserve">تجمد</w:t>
+      </w:r>
+      <w:r>
+        <w:t xml:space="preserve"> العالم من حوله فجأة، كأن يدًا إلهية ضغطت على زرٍّ لا</w:t>
       </w:r>
       <w:r>
         <w:t xml:space="preserve"> </w:t>
@@ -37512,10 +39982,22 @@
       </w:r>
     </w:p>
     <w:p>
-      <w:r>
-        <w:pict>
-          <v:rect style="width:0;height:1.5pt" o:hralign="center" o:hrstd="t" o:hr="t"/>
-        </w:pict>
+      <w:pPr>
+        <w:bidi/>
+        <w:jc w:val="center"/>
+        <w:keepLines/>
+        <w:spacing w:before="360" w:after="360" w:line="360" w:lineRule="auto"/>
+        <w:contextualSpacing w:val="0"/>
+      </w:pPr>
+      <w:r>
+        <w:rPr>
+          <w:rFonts w:ascii="Amiri" w:hAnsi="Amiri" w:cs="Amiri"/>
+          <w:color w:val="C9A227"/>
+          <w:sz w:val="28"/>
+          <w:szCs w:val="28"/>
+          <w:spacing w:val="240"/>
+        </w:rPr>
+        <w:t xml:space="preserve">❖   ❖   ❖</w:t>
       </w:r>
     </w:p>
     <w:p>
@@ -37523,7 +40005,18 @@
         <w:pStyle w:val="FirstParagraph"/>
       </w:pPr>
       <w:r>
-        <w:t xml:space="preserve">انتهت الرؤيا بالسرعة التي بدأت بها، كبرقٍ يومض ثم يختفي.</w:t>
+        <w:rPr>
+          <w:rFonts w:ascii="Amiri" w:hAnsi="Amiri" w:cs="Amiri"/>
+          <w:b/>
+          <w:bCs/>
+          <w:color w:val="C9A227"/>
+          <w:sz w:val="36"/>
+          <w:szCs w:val="36"/>
+        </w:rPr>
+        <w:t xml:space="preserve">انتهت</w:t>
+      </w:r>
+      <w:r>
+        <w:t xml:space="preserve"> الرؤيا بالسرعة التي بدأت بها، كبرقٍ يومض ثم يختفي.</w:t>
       </w:r>
     </w:p>
     <w:p>
@@ -37967,10 +40460,22 @@
       </w:r>
     </w:p>
     <w:p>
-      <w:r>
-        <w:pict>
-          <v:rect style="width:0;height:1.5pt" o:hralign="center" o:hrstd="t" o:hr="t"/>
-        </w:pict>
+      <w:pPr>
+        <w:bidi/>
+        <w:jc w:val="center"/>
+        <w:keepLines/>
+        <w:spacing w:before="360" w:after="360" w:line="360" w:lineRule="auto"/>
+        <w:contextualSpacing w:val="0"/>
+      </w:pPr>
+      <w:r>
+        <w:rPr>
+          <w:rFonts w:ascii="Amiri" w:hAnsi="Amiri" w:cs="Amiri"/>
+          <w:color w:val="C9A227"/>
+          <w:sz w:val="28"/>
+          <w:szCs w:val="28"/>
+          <w:spacing w:val="240"/>
+        </w:rPr>
+        <w:t xml:space="preserve">❖   ❖   ❖</w:t>
       </w:r>
     </w:p>
     <w:p>
@@ -37978,7 +40483,18 @@
         <w:pStyle w:val="FirstParagraph"/>
       </w:pPr>
       <w:r>
-        <w:t xml:space="preserve">في الأيام التالية، تكاثفت الغيوم السوداء في سماء حياته حتى حجبت كل</w:t>
+        <w:rPr>
+          <w:rFonts w:ascii="Amiri" w:hAnsi="Amiri" w:cs="Amiri"/>
+          <w:b/>
+          <w:bCs/>
+          <w:color w:val="C9A227"/>
+          <w:sz w:val="36"/>
+          <w:szCs w:val="36"/>
+        </w:rPr>
+        <w:t xml:space="preserve">في</w:t>
+      </w:r>
+      <w:r>
+        <w:t xml:space="preserve"> الأيام التالية، تكاثفت الغيوم السوداء في سماء حياته حتى حجبت كل</w:t>
       </w:r>
       <w:r>
         <w:t xml:space="preserve"> </w:t>
@@ -38080,10 +40596,22 @@
       </w:r>
     </w:p>
     <w:p>
-      <w:r>
-        <w:pict>
-          <v:rect style="width:0;height:1.5pt" o:hralign="center" o:hrstd="t" o:hr="t"/>
-        </w:pict>
+      <w:pPr>
+        <w:bidi/>
+        <w:jc w:val="center"/>
+        <w:keepLines/>
+        <w:spacing w:before="360" w:after="360" w:line="360" w:lineRule="auto"/>
+        <w:contextualSpacing w:val="0"/>
+      </w:pPr>
+      <w:r>
+        <w:rPr>
+          <w:rFonts w:ascii="Amiri" w:hAnsi="Amiri" w:cs="Amiri"/>
+          <w:color w:val="C9A227"/>
+          <w:sz w:val="28"/>
+          <w:szCs w:val="28"/>
+          <w:spacing w:val="240"/>
+        </w:rPr>
+        <w:t xml:space="preserve">❖   ❖   ❖</w:t>
       </w:r>
     </w:p>
     <w:p>
@@ -38091,7 +40619,18 @@
         <w:pStyle w:val="FirstParagraph"/>
       </w:pPr>
       <w:r>
-        <w:t xml:space="preserve">في ليلةٍ حالكة الظلام، حين كان القمر يختبئ خلف غلالةٍ كثيفةٍ من الغيوم</w:t>
+        <w:rPr>
+          <w:rFonts w:ascii="Amiri" w:hAnsi="Amiri" w:cs="Amiri"/>
+          <w:b/>
+          <w:bCs/>
+          <w:color w:val="C9A227"/>
+          <w:sz w:val="36"/>
+          <w:szCs w:val="36"/>
+        </w:rPr>
+        <w:t xml:space="preserve">في</w:t>
+      </w:r>
+      <w:r>
+        <w:t xml:space="preserve"> ليلةٍ حالكة الظلام، حين كان القمر يختبئ خلف غلالةٍ كثيفةٍ من الغيوم</w:t>
       </w:r>
       <w:r>
         <w:t xml:space="preserve"> </w:t>
@@ -38253,10 +40792,22 @@
       </w:r>
     </w:p>
     <w:p>
-      <w:r>
-        <w:pict>
-          <v:rect style="width:0;height:1.5pt" o:hralign="center" o:hrstd="t" o:hr="t"/>
-        </w:pict>
+      <w:pPr>
+        <w:bidi/>
+        <w:jc w:val="center"/>
+        <w:keepLines/>
+        <w:spacing w:before="360" w:after="360" w:line="360" w:lineRule="auto"/>
+        <w:contextualSpacing w:val="0"/>
+      </w:pPr>
+      <w:r>
+        <w:rPr>
+          <w:rFonts w:ascii="Amiri" w:hAnsi="Amiri" w:cs="Amiri"/>
+          <w:color w:val="C9A227"/>
+          <w:sz w:val="28"/>
+          <w:szCs w:val="28"/>
+          <w:spacing w:val="240"/>
+        </w:rPr>
+        <w:t xml:space="preserve">❖   ❖   ❖</w:t>
       </w:r>
     </w:p>
     <w:bookmarkEnd w:id="50"/>
@@ -38274,7 +40825,18 @@
         <w:pStyle w:val="FirstParagraph"/>
       </w:pPr>
       <w:r>
-        <w:t xml:space="preserve">أُلقِيَ بأحمد في زنزانةٍ تقبع في أعماق أقبية معبد آمون، حيث لا يصل نور</w:t>
+        <w:rPr>
+          <w:rFonts w:ascii="Amiri" w:hAnsi="Amiri" w:cs="Amiri"/>
+          <w:b/>
+          <w:bCs/>
+          <w:color w:val="C9A227"/>
+          <w:sz w:val="36"/>
+          <w:szCs w:val="36"/>
+        </w:rPr>
+        <w:t xml:space="preserve">أُلقِيَ</w:t>
+      </w:r>
+      <w:r>
+        <w:t xml:space="preserve"> بأحمد في زنزانةٍ تقبع في أعماق أقبية معبد آمون، حيث لا يصل نور</w:t>
       </w:r>
       <w:r>
         <w:t xml:space="preserve"> </w:t>
@@ -38752,10 +41314,22 @@
       </w:r>
     </w:p>
     <w:p>
-      <w:r>
-        <w:pict>
-          <v:rect style="width:0;height:1.5pt" o:hralign="center" o:hrstd="t" o:hr="t"/>
-        </w:pict>
+      <w:pPr>
+        <w:bidi/>
+        <w:jc w:val="center"/>
+        <w:keepLines/>
+        <w:spacing w:before="360" w:after="360" w:line="360" w:lineRule="auto"/>
+        <w:contextualSpacing w:val="0"/>
+      </w:pPr>
+      <w:r>
+        <w:rPr>
+          <w:rFonts w:ascii="Amiri" w:hAnsi="Amiri" w:cs="Amiri"/>
+          <w:color w:val="C9A227"/>
+          <w:sz w:val="28"/>
+          <w:szCs w:val="28"/>
+          <w:spacing w:val="240"/>
+        </w:rPr>
+        <w:t xml:space="preserve">❖   ❖   ❖</w:t>
       </w:r>
     </w:p>
     <w:p>
@@ -38763,7 +41337,18 @@
         <w:pStyle w:val="FirstParagraph"/>
       </w:pPr>
       <w:r>
-        <w:t xml:space="preserve">في الليلة الرابعة، حين خمد دبيب الحرّاس وانطفأت كل المشاعل</w:t>
+        <w:rPr>
+          <w:rFonts w:ascii="Amiri" w:hAnsi="Amiri" w:cs="Amiri"/>
+          <w:b/>
+          <w:bCs/>
+          <w:color w:val="C9A227"/>
+          <w:sz w:val="36"/>
+          <w:szCs w:val="36"/>
+        </w:rPr>
+        <w:t xml:space="preserve">في</w:t>
+      </w:r>
+      <w:r>
+        <w:t xml:space="preserve"> الليلة الرابعة، حين خمد دبيب الحرّاس وانطفأت كل المشاعل</w:t>
       </w:r>
       <w:r>
         <w:t xml:space="preserve"> </w:t>
@@ -39075,10 +41660,22 @@
       </w:r>
     </w:p>
     <w:p>
-      <w:r>
-        <w:pict>
-          <v:rect style="width:0;height:1.5pt" o:hralign="center" o:hrstd="t" o:hr="t"/>
-        </w:pict>
+      <w:pPr>
+        <w:bidi/>
+        <w:jc w:val="center"/>
+        <w:keepLines/>
+        <w:spacing w:before="360" w:after="360" w:line="360" w:lineRule="auto"/>
+        <w:contextualSpacing w:val="0"/>
+      </w:pPr>
+      <w:r>
+        <w:rPr>
+          <w:rFonts w:ascii="Amiri" w:hAnsi="Amiri" w:cs="Amiri"/>
+          <w:color w:val="C9A227"/>
+          <w:sz w:val="28"/>
+          <w:szCs w:val="28"/>
+          <w:spacing w:val="240"/>
+        </w:rPr>
+        <w:t xml:space="preserve">❖   ❖   ❖</w:t>
       </w:r>
     </w:p>
     <w:p>
@@ -39086,7 +41683,18 @@
         <w:pStyle w:val="FirstParagraph"/>
       </w:pPr>
       <w:r>
-        <w:t xml:space="preserve">في صباح اليوم الخامس، سمع صوت أقدامٍ ثقيلةٍ</w:t>
+        <w:rPr>
+          <w:rFonts w:ascii="Amiri" w:hAnsi="Amiri" w:cs="Amiri"/>
+          <w:b/>
+          <w:bCs/>
+          <w:color w:val="C9A227"/>
+          <w:sz w:val="36"/>
+          <w:szCs w:val="36"/>
+        </w:rPr>
+        <w:t xml:space="preserve">في</w:t>
+      </w:r>
+      <w:r>
+        <w:t xml:space="preserve"> صباح اليوم الخامس، سمع صوت أقدامٍ ثقيلةٍ</w:t>
       </w:r>
       <w:r>
         <w:t xml:space="preserve"> </w:t>
@@ -39318,10 +41926,22 @@
       </w:r>
     </w:p>
     <w:p>
-      <w:r>
-        <w:pict>
-          <v:rect style="width:0;height:1.5pt" o:hralign="center" o:hrstd="t" o:hr="t"/>
-        </w:pict>
+      <w:pPr>
+        <w:bidi/>
+        <w:jc w:val="center"/>
+        <w:keepLines/>
+        <w:spacing w:before="360" w:after="360" w:line="360" w:lineRule="auto"/>
+        <w:contextualSpacing w:val="0"/>
+      </w:pPr>
+      <w:r>
+        <w:rPr>
+          <w:rFonts w:ascii="Amiri" w:hAnsi="Amiri" w:cs="Amiri"/>
+          <w:color w:val="C9A227"/>
+          <w:sz w:val="28"/>
+          <w:szCs w:val="28"/>
+          <w:spacing w:val="240"/>
+        </w:rPr>
+        <w:t xml:space="preserve">❖   ❖   ❖</w:t>
       </w:r>
     </w:p>
     <w:p>
@@ -39329,7 +41949,18 @@
         <w:pStyle w:val="FirstParagraph"/>
       </w:pPr>
       <w:r>
-        <w:t xml:space="preserve">نهض بنتَاوَر من مقعده بحركةٍ مسرحيةٍ بطيئة، وبسط ذراعيه كجناحَيْ صقرٍ</w:t>
+        <w:rPr>
+          <w:rFonts w:ascii="Amiri" w:hAnsi="Amiri" w:cs="Amiri"/>
+          <w:b/>
+          <w:bCs/>
+          <w:color w:val="C9A227"/>
+          <w:sz w:val="36"/>
+          <w:szCs w:val="36"/>
+        </w:rPr>
+        <w:t xml:space="preserve">نهض</w:t>
+      </w:r>
+      <w:r>
+        <w:t xml:space="preserve"> بنتَاوَر من مقعده بحركةٍ مسرحيةٍ بطيئة، وبسط ذراعيه كجناحَيْ صقرٍ</w:t>
       </w:r>
       <w:r>
         <w:t xml:space="preserve"> </w:t>
@@ -39657,10 +42288,22 @@
       </w:r>
     </w:p>
     <w:p>
-      <w:r>
-        <w:pict>
-          <v:rect style="width:0;height:1.5pt" o:hralign="center" o:hrstd="t" o:hr="t"/>
-        </w:pict>
+      <w:pPr>
+        <w:bidi/>
+        <w:jc w:val="center"/>
+        <w:keepLines/>
+        <w:spacing w:before="360" w:after="360" w:line="360" w:lineRule="auto"/>
+        <w:contextualSpacing w:val="0"/>
+      </w:pPr>
+      <w:r>
+        <w:rPr>
+          <w:rFonts w:ascii="Amiri" w:hAnsi="Amiri" w:cs="Amiri"/>
+          <w:color w:val="C9A227"/>
+          <w:sz w:val="28"/>
+          <w:szCs w:val="28"/>
+          <w:spacing w:val="240"/>
+        </w:rPr>
+        <w:t xml:space="preserve">❖   ❖   ❖</w:t>
       </w:r>
     </w:p>
     <w:p>
@@ -39668,7 +42311,18 @@
         <w:pStyle w:val="FirstParagraph"/>
       </w:pPr>
       <w:r>
-        <w:t xml:space="preserve">رفع صوته ليطغى على الضجيج المتصاعد، ليشقّ طريقه عبر الهتافات والصراخ</w:t>
+        <w:rPr>
+          <w:rFonts w:ascii="Amiri" w:hAnsi="Amiri" w:cs="Amiri"/>
+          <w:b/>
+          <w:bCs/>
+          <w:color w:val="C9A227"/>
+          <w:sz w:val="36"/>
+          <w:szCs w:val="36"/>
+        </w:rPr>
+        <w:t xml:space="preserve">رفع</w:t>
+      </w:r>
+      <w:r>
+        <w:t xml:space="preserve"> صوته ليطغى على الضجيج المتصاعد، ليشقّ طريقه عبر الهتافات والصراخ</w:t>
       </w:r>
       <w:r>
         <w:t xml:space="preserve"> </w:t>
@@ -40056,10 +42710,22 @@
       </w:r>
     </w:p>
     <w:p>
-      <w:r>
-        <w:pict>
-          <v:rect style="width:0;height:1.5pt" o:hralign="center" o:hrstd="t" o:hr="t"/>
-        </w:pict>
+      <w:pPr>
+        <w:bidi/>
+        <w:jc w:val="center"/>
+        <w:keepLines/>
+        <w:spacing w:before="360" w:after="360" w:line="360" w:lineRule="auto"/>
+        <w:contextualSpacing w:val="0"/>
+      </w:pPr>
+      <w:r>
+        <w:rPr>
+          <w:rFonts w:ascii="Amiri" w:hAnsi="Amiri" w:cs="Amiri"/>
+          <w:color w:val="C9A227"/>
+          <w:sz w:val="28"/>
+          <w:szCs w:val="28"/>
+          <w:spacing w:val="240"/>
+        </w:rPr>
+        <w:t xml:space="preserve">❖   ❖   ❖</w:t>
       </w:r>
     </w:p>
     <w:bookmarkEnd w:id="51"/>
@@ -40077,7 +42743,18 @@
         <w:pStyle w:val="FirstParagraph"/>
       </w:pPr>
       <w:r>
-        <w:t xml:space="preserve">مرَّت الأيام الثلاثة دهرًا كاملًا، ثقيلة الوطء منحوتةً من رصاص،</w:t>
+        <w:rPr>
+          <w:rFonts w:ascii="Amiri" w:hAnsi="Amiri" w:cs="Amiri"/>
+          <w:b/>
+          <w:bCs/>
+          <w:color w:val="C9A227"/>
+          <w:sz w:val="36"/>
+          <w:szCs w:val="36"/>
+        </w:rPr>
+        <w:t xml:space="preserve">مرَّت</w:t>
+      </w:r>
+      <w:r>
+        <w:t xml:space="preserve"> الأيام الثلاثة دهرًا كاملًا، ثقيلة الوطء منحوتةً من رصاص،</w:t>
       </w:r>
       <w:r>
         <w:t xml:space="preserve"> </w:t>
@@ -40139,10 +42816,22 @@
       </w:r>
     </w:p>
     <w:p>
-      <w:r>
-        <w:pict>
-          <v:rect style="width:0;height:1.5pt" o:hralign="center" o:hrstd="t" o:hr="t"/>
-        </w:pict>
+      <w:pPr>
+        <w:bidi/>
+        <w:jc w:val="center"/>
+        <w:keepLines/>
+        <w:spacing w:before="360" w:after="360" w:line="360" w:lineRule="auto"/>
+        <w:contextualSpacing w:val="0"/>
+      </w:pPr>
+      <w:r>
+        <w:rPr>
+          <w:rFonts w:ascii="Amiri" w:hAnsi="Amiri" w:cs="Amiri"/>
+          <w:color w:val="C9A227"/>
+          <w:sz w:val="28"/>
+          <w:szCs w:val="28"/>
+          <w:spacing w:val="240"/>
+        </w:rPr>
+        <w:t xml:space="preserve">❖   ❖   ❖</w:t>
       </w:r>
     </w:p>
     <w:p>
@@ -40150,7 +42839,18 @@
         <w:pStyle w:val="FirstParagraph"/>
       </w:pPr>
       <w:r>
-        <w:t xml:space="preserve">في اليوم الثالث الموعود — ذلك اليوم الذي سيحفر اسمه في ذاكرة طيبة إلى</w:t>
+        <w:rPr>
+          <w:rFonts w:ascii="Amiri" w:hAnsi="Amiri" w:cs="Amiri"/>
+          <w:b/>
+          <w:bCs/>
+          <w:color w:val="C9A227"/>
+          <w:sz w:val="36"/>
+          <w:szCs w:val="36"/>
+        </w:rPr>
+        <w:t xml:space="preserve">في</w:t>
+      </w:r>
+      <w:r>
+        <w:t xml:space="preserve"> اليوم الثالث الموعود — ذلك اليوم الذي سيحفر اسمه في ذاكرة طيبة إلى</w:t>
       </w:r>
       <w:r>
         <w:t xml:space="preserve"> </w:t>
@@ -40456,10 +43156,22 @@
       </w:r>
     </w:p>
     <w:p>
-      <w:r>
-        <w:pict>
-          <v:rect style="width:0;height:1.5pt" o:hralign="center" o:hrstd="t" o:hr="t"/>
-        </w:pict>
+      <w:pPr>
+        <w:bidi/>
+        <w:jc w:val="center"/>
+        <w:keepLines/>
+        <w:spacing w:before="360" w:after="360" w:line="360" w:lineRule="auto"/>
+        <w:contextualSpacing w:val="0"/>
+      </w:pPr>
+      <w:r>
+        <w:rPr>
+          <w:rFonts w:ascii="Amiri" w:hAnsi="Amiri" w:cs="Amiri"/>
+          <w:color w:val="C9A227"/>
+          <w:sz w:val="28"/>
+          <w:szCs w:val="28"/>
+          <w:spacing w:val="240"/>
+        </w:rPr>
+        <w:t xml:space="preserve">❖   ❖   ❖</w:t>
       </w:r>
     </w:p>
     <w:p>
@@ -40467,7 +43179,18 @@
         <w:pStyle w:val="FirstParagraph"/>
       </w:pPr>
       <w:r>
-        <w:t xml:space="preserve">توالت الدقائق ببطءٍ قاتل، كل واحدةٍ منها تمتد كالدهر.</w:t>
+        <w:rPr>
+          <w:rFonts w:ascii="Amiri" w:hAnsi="Amiri" w:cs="Amiri"/>
+          <w:b/>
+          <w:bCs/>
+          <w:color w:val="C9A227"/>
+          <w:sz w:val="36"/>
+          <w:szCs w:val="36"/>
+        </w:rPr>
+        <w:t xml:space="preserve">توالت</w:t>
+      </w:r>
+      <w:r>
+        <w:t xml:space="preserve"> الدقائق ببطءٍ قاتل، كل واحدةٍ منها تمتد كالدهر.</w:t>
       </w:r>
     </w:p>
     <w:p>
@@ -40619,10 +43342,22 @@
       </w:r>
     </w:p>
     <w:p>
-      <w:r>
-        <w:pict>
-          <v:rect style="width:0;height:1.5pt" o:hralign="center" o:hrstd="t" o:hr="t"/>
-        </w:pict>
+      <w:pPr>
+        <w:bidi/>
+        <w:jc w:val="center"/>
+        <w:keepLines/>
+        <w:spacing w:before="360" w:after="360" w:line="360" w:lineRule="auto"/>
+        <w:contextualSpacing w:val="0"/>
+      </w:pPr>
+      <w:r>
+        <w:rPr>
+          <w:rFonts w:ascii="Amiri" w:hAnsi="Amiri" w:cs="Amiri"/>
+          <w:color w:val="C9A227"/>
+          <w:sz w:val="28"/>
+          <w:szCs w:val="28"/>
+          <w:spacing w:val="240"/>
+        </w:rPr>
+        <w:t xml:space="preserve">❖   ❖   ❖</w:t>
       </w:r>
     </w:p>
     <w:p>
@@ -40630,7 +43365,18 @@
         <w:pStyle w:val="FirstParagraph"/>
       </w:pPr>
       <w:r>
-        <w:t xml:space="preserve">ظهرت قضمةٌ صغيرةٌ سوداءُ على الحافة اليمنى من قرص الشمس.</w:t>
+        <w:rPr>
+          <w:rFonts w:ascii="Amiri" w:hAnsi="Amiri" w:cs="Amiri"/>
+          <w:b/>
+          <w:bCs/>
+          <w:color w:val="C9A227"/>
+          <w:sz w:val="36"/>
+          <w:szCs w:val="36"/>
+        </w:rPr>
+        <w:t xml:space="preserve">ظهرت</w:t>
+      </w:r>
+      <w:r>
+        <w:t xml:space="preserve"> قضمةٌ صغيرةٌ سوداءُ على الحافة اليمنى من قرص الشمس.</w:t>
       </w:r>
     </w:p>
     <w:p>
@@ -40868,10 +43614,22 @@
       </w:r>
     </w:p>
     <w:p>
-      <w:r>
-        <w:pict>
-          <v:rect style="width:0;height:1.5pt" o:hralign="center" o:hrstd="t" o:hr="t"/>
-        </w:pict>
+      <w:pPr>
+        <w:bidi/>
+        <w:jc w:val="center"/>
+        <w:keepLines/>
+        <w:spacing w:before="360" w:after="360" w:line="360" w:lineRule="auto"/>
+        <w:contextualSpacing w:val="0"/>
+      </w:pPr>
+      <w:r>
+        <w:rPr>
+          <w:rFonts w:ascii="Amiri" w:hAnsi="Amiri" w:cs="Amiri"/>
+          <w:color w:val="C9A227"/>
+          <w:sz w:val="28"/>
+          <w:szCs w:val="28"/>
+          <w:spacing w:val="240"/>
+        </w:rPr>
+        <w:t xml:space="preserve">❖   ❖   ❖</w:t>
       </w:r>
     </w:p>
     <w:p>
@@ -40879,7 +43637,18 @@
         <w:pStyle w:val="FirstParagraph"/>
       </w:pPr>
       <w:r>
-        <w:t xml:space="preserve">أخذ الظلام يطبق على المكان أكثر فأكثر، لحظةً بعد لحظة، كأن غطاءً أسود</w:t>
+        <w:rPr>
+          <w:rFonts w:ascii="Amiri" w:hAnsi="Amiri" w:cs="Amiri"/>
+          <w:b/>
+          <w:bCs/>
+          <w:color w:val="C9A227"/>
+          <w:sz w:val="36"/>
+          <w:szCs w:val="36"/>
+        </w:rPr>
+        <w:t xml:space="preserve">أخذ</w:t>
+      </w:r>
+      <w:r>
+        <w:t xml:space="preserve"> الظلام يطبق على المكان أكثر فأكثر، لحظةً بعد لحظة، كأن غطاءً أسود</w:t>
       </w:r>
       <w:r>
         <w:t xml:space="preserve"> </w:t>
@@ -41007,10 +43776,22 @@
       </w:r>
     </w:p>
     <w:p>
-      <w:r>
-        <w:pict>
-          <v:rect style="width:0;height:1.5pt" o:hralign="center" o:hrstd="t" o:hr="t"/>
-        </w:pict>
+      <w:pPr>
+        <w:bidi/>
+        <w:jc w:val="center"/>
+        <w:keepLines/>
+        <w:spacing w:before="360" w:after="360" w:line="360" w:lineRule="auto"/>
+        <w:contextualSpacing w:val="0"/>
+      </w:pPr>
+      <w:r>
+        <w:rPr>
+          <w:rFonts w:ascii="Amiri" w:hAnsi="Amiri" w:cs="Amiri"/>
+          <w:color w:val="C9A227"/>
+          <w:sz w:val="28"/>
+          <w:szCs w:val="28"/>
+          <w:spacing w:val="240"/>
+        </w:rPr>
+        <w:t xml:space="preserve">❖   ❖   ❖</w:t>
       </w:r>
     </w:p>
     <w:p>
@@ -41018,7 +43799,18 @@
         <w:pStyle w:val="FirstParagraph"/>
       </w:pPr>
       <w:r>
-        <w:t xml:space="preserve">ثم — بنفسِ البطءِ الذي ابتلعت به الشمسُ — بدأَ القمرُ ينحسِر.</w:t>
+        <w:rPr>
+          <w:rFonts w:ascii="Amiri" w:hAnsi="Amiri" w:cs="Amiri"/>
+          <w:b/>
+          <w:bCs/>
+          <w:color w:val="C9A227"/>
+          <w:sz w:val="36"/>
+          <w:szCs w:val="36"/>
+        </w:rPr>
+        <w:t xml:space="preserve">ثم</w:t>
+      </w:r>
+      <w:r>
+        <w:t xml:space="preserve"> — بنفسِ البطءِ الذي ابتلعت به الشمسُ — بدأَ القمرُ ينحسِر.</w:t>
       </w:r>
     </w:p>
     <w:p>
@@ -41130,10 +43922,22 @@
       </w:r>
     </w:p>
     <w:p>
-      <w:r>
-        <w:pict>
-          <v:rect style="width:0;height:1.5pt" o:hralign="center" o:hrstd="t" o:hr="t"/>
-        </w:pict>
+      <w:pPr>
+        <w:bidi/>
+        <w:jc w:val="center"/>
+        <w:keepLines/>
+        <w:spacing w:before="360" w:after="360" w:line="360" w:lineRule="auto"/>
+        <w:contextualSpacing w:val="0"/>
+      </w:pPr>
+      <w:r>
+        <w:rPr>
+          <w:rFonts w:ascii="Amiri" w:hAnsi="Amiri" w:cs="Amiri"/>
+          <w:color w:val="C9A227"/>
+          <w:sz w:val="28"/>
+          <w:szCs w:val="28"/>
+          <w:spacing w:val="240"/>
+        </w:rPr>
+        <w:t xml:space="preserve">❖   ❖   ❖</w:t>
       </w:r>
     </w:p>
     <w:bookmarkEnd w:id="52"/>
@@ -41178,10 +43982,22 @@
       </w:r>
     </w:p>
     <w:p>
-      <w:r>
-        <w:pict>
-          <v:rect style="width:0;height:1.5pt" o:hralign="center" o:hrstd="t" o:hr="t"/>
-        </w:pict>
+      <w:pPr>
+        <w:bidi/>
+        <w:jc w:val="center"/>
+        <w:keepLines/>
+        <w:spacing w:before="360" w:after="360" w:line="360" w:lineRule="auto"/>
+        <w:contextualSpacing w:val="0"/>
+      </w:pPr>
+      <w:r>
+        <w:rPr>
+          <w:rFonts w:ascii="Amiri" w:hAnsi="Amiri" w:cs="Amiri"/>
+          <w:color w:val="C9A227"/>
+          <w:sz w:val="28"/>
+          <w:szCs w:val="28"/>
+          <w:spacing w:val="240"/>
+        </w:rPr>
+        <w:t xml:space="preserve">❖   ❖   ❖</w:t>
       </w:r>
     </w:p>
     <w:bookmarkStart w:id="58" w:name="الفصل-الثاني-والعشرون-ما-بعد-الظلام"/>
@@ -41207,7 +44023,18 @@
         <w:pStyle w:val="FirstParagraph"/>
       </w:pPr>
       <w:r>
-        <w:t xml:space="preserve">لم يعد شيءٌ كما كان بعد الكسوف. ولم تعد عينُه كما كانت.</w:t>
+        <w:rPr>
+          <w:rFonts w:ascii="Amiri" w:hAnsi="Amiri" w:cs="Amiri"/>
+          <w:b/>
+          <w:bCs/>
+          <w:color w:val="C9A227"/>
+          <w:sz w:val="36"/>
+          <w:szCs w:val="36"/>
+        </w:rPr>
+        <w:t xml:space="preserve">لم</w:t>
+      </w:r>
+      <w:r>
+        <w:t xml:space="preserve"> يعد شيءٌ كما كان بعد الكسوف. ولم تعد عينُه كما كانت.</w:t>
       </w:r>
     </w:p>
     <w:p>
@@ -41365,10 +44192,22 @@
       </w:r>
     </w:p>
     <w:p>
-      <w:r>
-        <w:pict>
-          <v:rect style="width:0;height:1.5pt" o:hralign="center" o:hrstd="t" o:hr="t"/>
-        </w:pict>
+      <w:pPr>
+        <w:bidi/>
+        <w:jc w:val="center"/>
+        <w:keepLines/>
+        <w:spacing w:before="360" w:after="360" w:line="360" w:lineRule="auto"/>
+        <w:contextualSpacing w:val="0"/>
+      </w:pPr>
+      <w:r>
+        <w:rPr>
+          <w:rFonts w:ascii="Amiri" w:hAnsi="Amiri" w:cs="Amiri"/>
+          <w:color w:val="C9A227"/>
+          <w:sz w:val="28"/>
+          <w:szCs w:val="28"/>
+          <w:spacing w:val="240"/>
+        </w:rPr>
+        <w:t xml:space="preserve">❖   ❖   ❖</w:t>
       </w:r>
     </w:p>
     <w:p>
@@ -41376,7 +44215,18 @@
         <w:pStyle w:val="FirstParagraph"/>
       </w:pPr>
       <w:r>
-        <w:t xml:space="preserve">اجتاح الخبرُ طيبةَ، فتقلب كل شيءٍ رأسًا على عقب: الطبيب الغريب قد مدَّ</w:t>
+        <w:rPr>
+          <w:rFonts w:ascii="Amiri" w:hAnsi="Amiri" w:cs="Amiri"/>
+          <w:b/>
+          <w:bCs/>
+          <w:color w:val="C9A227"/>
+          <w:sz w:val="36"/>
+          <w:szCs w:val="36"/>
+        </w:rPr>
+        <w:t xml:space="preserve">اجتاح</w:t>
+      </w:r>
+      <w:r>
+        <w:t xml:space="preserve"> الخبرُ طيبةَ، فتقلب كل شيءٍ رأسًا على عقب: الطبيب الغريب قد مدَّ</w:t>
       </w:r>
       <w:r>
         <w:t xml:space="preserve"> </w:t>
@@ -41770,10 +44620,22 @@
       </w:r>
     </w:p>
     <w:p>
-      <w:r>
-        <w:pict>
-          <v:rect style="width:0;height:1.5pt" o:hralign="center" o:hrstd="t" o:hr="t"/>
-        </w:pict>
+      <w:pPr>
+        <w:bidi/>
+        <w:jc w:val="center"/>
+        <w:keepLines/>
+        <w:spacing w:before="360" w:after="360" w:line="360" w:lineRule="auto"/>
+        <w:contextualSpacing w:val="0"/>
+      </w:pPr>
+      <w:r>
+        <w:rPr>
+          <w:rFonts w:ascii="Amiri" w:hAnsi="Amiri" w:cs="Amiri"/>
+          <w:color w:val="C9A227"/>
+          <w:sz w:val="28"/>
+          <w:szCs w:val="28"/>
+          <w:spacing w:val="240"/>
+        </w:rPr>
+        <w:t xml:space="preserve">❖   ❖   ❖</w:t>
       </w:r>
     </w:p>
     <w:p>
@@ -41781,7 +44643,18 @@
         <w:pStyle w:val="FirstParagraph"/>
       </w:pPr>
       <w:r>
-        <w:t xml:space="preserve">في اليوم التالي، جاء الخبر الذي غيَّر كل شيء.</w:t>
+        <w:rPr>
+          <w:rFonts w:ascii="Amiri" w:hAnsi="Amiri" w:cs="Amiri"/>
+          <w:b/>
+          <w:bCs/>
+          <w:color w:val="C9A227"/>
+          <w:sz w:val="36"/>
+          <w:szCs w:val="36"/>
+        </w:rPr>
+        <w:t xml:space="preserve">في</w:t>
+      </w:r>
+      <w:r>
+        <w:t xml:space="preserve"> اليوم التالي، جاء الخبر الذي غيَّر كل شيء.</w:t>
       </w:r>
     </w:p>
     <w:p>
@@ -41999,10 +44872,22 @@
       </w:r>
     </w:p>
     <w:p>
-      <w:r>
-        <w:pict>
-          <v:rect style="width:0;height:1.5pt" o:hralign="center" o:hrstd="t" o:hr="t"/>
-        </w:pict>
+      <w:pPr>
+        <w:bidi/>
+        <w:jc w:val="center"/>
+        <w:keepLines/>
+        <w:spacing w:before="360" w:after="360" w:line="360" w:lineRule="auto"/>
+        <w:contextualSpacing w:val="0"/>
+      </w:pPr>
+      <w:r>
+        <w:rPr>
+          <w:rFonts w:ascii="Amiri" w:hAnsi="Amiri" w:cs="Amiri"/>
+          <w:color w:val="C9A227"/>
+          <w:sz w:val="28"/>
+          <w:szCs w:val="28"/>
+          <w:spacing w:val="240"/>
+        </w:rPr>
+        <w:t xml:space="preserve">❖   ❖   ❖</w:t>
       </w:r>
     </w:p>
     <w:p>
@@ -42010,7 +44895,18 @@
         <w:pStyle w:val="FirstParagraph"/>
       </w:pPr>
       <w:r>
-        <w:t xml:space="preserve">استغرقت الرحلة إلى بي-رعمسيس أربعة أيامٍ كاملة.</w:t>
+        <w:rPr>
+          <w:rFonts w:ascii="Amiri" w:hAnsi="Amiri" w:cs="Amiri"/>
+          <w:b/>
+          <w:bCs/>
+          <w:color w:val="C9A227"/>
+          <w:sz w:val="36"/>
+          <w:szCs w:val="36"/>
+        </w:rPr>
+        <w:t xml:space="preserve">استغرقت</w:t>
+      </w:r>
+      <w:r>
+        <w:t xml:space="preserve"> الرحلة إلى بي-رعمسيس أربعة أيامٍ كاملة.</w:t>
       </w:r>
     </w:p>
     <w:p>
@@ -42318,10 +45214,22 @@
       </w:r>
     </w:p>
     <w:p>
-      <w:r>
-        <w:pict>
-          <v:rect style="width:0;height:1.5pt" o:hralign="center" o:hrstd="t" o:hr="t"/>
-        </w:pict>
+      <w:pPr>
+        <w:bidi/>
+        <w:jc w:val="center"/>
+        <w:keepLines/>
+        <w:spacing w:before="360" w:after="360" w:line="360" w:lineRule="auto"/>
+        <w:contextualSpacing w:val="0"/>
+      </w:pPr>
+      <w:r>
+        <w:rPr>
+          <w:rFonts w:ascii="Amiri" w:hAnsi="Amiri" w:cs="Amiri"/>
+          <w:color w:val="C9A227"/>
+          <w:sz w:val="28"/>
+          <w:szCs w:val="28"/>
+          <w:spacing w:val="240"/>
+        </w:rPr>
+        <w:t xml:space="preserve">❖   ❖   ❖</w:t>
       </w:r>
     </w:p>
     <w:p>
@@ -42329,7 +45237,18 @@
         <w:pStyle w:val="FirstParagraph"/>
       </w:pPr>
       <w:r>
-        <w:t xml:space="preserve">كانت بي-رعمسيس مختلفةً تمامًا عن طيبة.</w:t>
+        <w:rPr>
+          <w:rFonts w:ascii="Amiri" w:hAnsi="Amiri" w:cs="Amiri"/>
+          <w:b/>
+          <w:bCs/>
+          <w:color w:val="C9A227"/>
+          <w:sz w:val="36"/>
+          <w:szCs w:val="36"/>
+        </w:rPr>
+        <w:t xml:space="preserve">كانت</w:t>
+      </w:r>
+      <w:r>
+        <w:t xml:space="preserve"> بي-رعمسيس مختلفةً تمامًا عن طيبة.</w:t>
       </w:r>
     </w:p>
     <w:p>
@@ -42537,10 +45456,22 @@
       </w:r>
     </w:p>
     <w:p>
-      <w:r>
-        <w:pict>
-          <v:rect style="width:0;height:1.5pt" o:hralign="center" o:hrstd="t" o:hr="t"/>
-        </w:pict>
+      <w:pPr>
+        <w:bidi/>
+        <w:jc w:val="center"/>
+        <w:keepLines/>
+        <w:spacing w:before="360" w:after="360" w:line="360" w:lineRule="auto"/>
+        <w:contextualSpacing w:val="0"/>
+      </w:pPr>
+      <w:r>
+        <w:rPr>
+          <w:rFonts w:ascii="Amiri" w:hAnsi="Amiri" w:cs="Amiri"/>
+          <w:color w:val="C9A227"/>
+          <w:sz w:val="28"/>
+          <w:szCs w:val="28"/>
+          <w:spacing w:val="240"/>
+        </w:rPr>
+        <w:t xml:space="preserve">❖   ❖   ❖</w:t>
       </w:r>
     </w:p>
     <w:p>
@@ -42548,7 +45479,18 @@
         <w:pStyle w:val="FirstParagraph"/>
       </w:pPr>
       <w:r>
-        <w:t xml:space="preserve">مرّت ساعة.</w:t>
+        <w:rPr>
+          <w:rFonts w:ascii="Amiri" w:hAnsi="Amiri" w:cs="Amiri"/>
+          <w:b/>
+          <w:bCs/>
+          <w:color w:val="C9A227"/>
+          <w:sz w:val="36"/>
+          <w:szCs w:val="36"/>
+        </w:rPr>
+        <w:t xml:space="preserve">مرّت</w:t>
+      </w:r>
+      <w:r>
+        <w:t xml:space="preserve"> ساعة.</w:t>
       </w:r>
     </w:p>
     <w:p>
@@ -42696,10 +45638,22 @@
       </w:r>
     </w:p>
     <w:p>
-      <w:r>
-        <w:pict>
-          <v:rect style="width:0;height:1.5pt" o:hralign="center" o:hrstd="t" o:hr="t"/>
-        </w:pict>
+      <w:pPr>
+        <w:bidi/>
+        <w:jc w:val="center"/>
+        <w:keepLines/>
+        <w:spacing w:before="360" w:after="360" w:line="360" w:lineRule="auto"/>
+        <w:contextualSpacing w:val="0"/>
+      </w:pPr>
+      <w:r>
+        <w:rPr>
+          <w:rFonts w:ascii="Amiri" w:hAnsi="Amiri" w:cs="Amiri"/>
+          <w:color w:val="C9A227"/>
+          <w:sz w:val="28"/>
+          <w:szCs w:val="28"/>
+          <w:spacing w:val="240"/>
+        </w:rPr>
+        <w:t xml:space="preserve">❖   ❖   ❖</w:t>
       </w:r>
     </w:p>
     <w:p>
@@ -42707,7 +45661,18 @@
         <w:pStyle w:val="FirstParagraph"/>
       </w:pPr>
       <w:r>
-        <w:t xml:space="preserve">خطا أحمد إلى داخل قاعة العرش.</w:t>
+        <w:rPr>
+          <w:rFonts w:ascii="Amiri" w:hAnsi="Amiri" w:cs="Amiri"/>
+          <w:b/>
+          <w:bCs/>
+          <w:color w:val="C9A227"/>
+          <w:sz w:val="36"/>
+          <w:szCs w:val="36"/>
+        </w:rPr>
+        <w:t xml:space="preserve">خطا</w:t>
+      </w:r>
+      <w:r>
+        <w:t xml:space="preserve"> أحمد إلى داخل قاعة العرش.</w:t>
       </w:r>
     </w:p>
     <w:p>
@@ -42807,10 +45772,22 @@
       </w:r>
     </w:p>
     <w:p>
-      <w:r>
-        <w:pict>
-          <v:rect style="width:0;height:1.5pt" o:hralign="center" o:hrstd="t" o:hr="t"/>
-        </w:pict>
+      <w:pPr>
+        <w:bidi/>
+        <w:jc w:val="center"/>
+        <w:keepLines/>
+        <w:spacing w:before="360" w:after="360" w:line="360" w:lineRule="auto"/>
+        <w:contextualSpacing w:val="0"/>
+      </w:pPr>
+      <w:r>
+        <w:rPr>
+          <w:rFonts w:ascii="Amiri" w:hAnsi="Amiri" w:cs="Amiri"/>
+          <w:color w:val="C9A227"/>
+          <w:sz w:val="28"/>
+          <w:szCs w:val="28"/>
+          <w:spacing w:val="240"/>
+        </w:rPr>
+        <w:t xml:space="preserve">❖   ❖   ❖</w:t>
       </w:r>
     </w:p>
     <w:p>
@@ -42818,7 +45795,18 @@
         <w:pStyle w:val="FirstParagraph"/>
       </w:pPr>
       <w:r>
-        <w:t xml:space="preserve">مشى أحمد نحوه.</w:t>
+        <w:rPr>
+          <w:rFonts w:ascii="Amiri" w:hAnsi="Amiri" w:cs="Amiri"/>
+          <w:b/>
+          <w:bCs/>
+          <w:color w:val="C9A227"/>
+          <w:sz w:val="36"/>
+          <w:szCs w:val="36"/>
+        </w:rPr>
+        <w:t xml:space="preserve">مشى</w:t>
+      </w:r>
+      <w:r>
+        <w:t xml:space="preserve"> أحمد نحوه.</w:t>
       </w:r>
     </w:p>
     <w:p>
@@ -43000,10 +45988,22 @@
       </w:r>
     </w:p>
     <w:p>
-      <w:r>
-        <w:pict>
-          <v:rect style="width:0;height:1.5pt" o:hralign="center" o:hrstd="t" o:hr="t"/>
-        </w:pict>
+      <w:pPr>
+        <w:bidi/>
+        <w:jc w:val="center"/>
+        <w:keepLines/>
+        <w:spacing w:before="360" w:after="360" w:line="360" w:lineRule="auto"/>
+        <w:contextualSpacing w:val="0"/>
+      </w:pPr>
+      <w:r>
+        <w:rPr>
+          <w:rFonts w:ascii="Amiri" w:hAnsi="Amiri" w:cs="Amiri"/>
+          <w:color w:val="C9A227"/>
+          <w:sz w:val="28"/>
+          <w:szCs w:val="28"/>
+          <w:spacing w:val="240"/>
+        </w:rPr>
+        <w:t xml:space="preserve">❖   ❖   ❖</w:t>
       </w:r>
     </w:p>
     <w:p>
@@ -43011,7 +46011,18 @@
         <w:pStyle w:val="FirstParagraph"/>
       </w:pPr>
       <w:r>
-        <w:t xml:space="preserve">للحظةٍ طالت كالأبد، لم يتحدث أيٌّ منهما.</w:t>
+        <w:rPr>
+          <w:rFonts w:ascii="Amiri" w:hAnsi="Amiri" w:cs="Amiri"/>
+          <w:b/>
+          <w:bCs/>
+          <w:color w:val="C9A227"/>
+          <w:sz w:val="36"/>
+          <w:szCs w:val="36"/>
+        </w:rPr>
+        <w:t xml:space="preserve">للحظةٍ</w:t>
+      </w:r>
+      <w:r>
+        <w:t xml:space="preserve"> طالت كالأبد، لم يتحدث أيٌّ منهما.</w:t>
       </w:r>
     </w:p>
     <w:p>
@@ -43295,10 +46306,22 @@
       </w:r>
     </w:p>
     <w:p>
-      <w:r>
-        <w:pict>
-          <v:rect style="width:0;height:1.5pt" o:hralign="center" o:hrstd="t" o:hr="t"/>
-        </w:pict>
+      <w:pPr>
+        <w:bidi/>
+        <w:jc w:val="center"/>
+        <w:keepLines/>
+        <w:spacing w:before="360" w:after="360" w:line="360" w:lineRule="auto"/>
+        <w:contextualSpacing w:val="0"/>
+      </w:pPr>
+      <w:r>
+        <w:rPr>
+          <w:rFonts w:ascii="Amiri" w:hAnsi="Amiri" w:cs="Amiri"/>
+          <w:color w:val="C9A227"/>
+          <w:sz w:val="28"/>
+          <w:szCs w:val="28"/>
+          <w:spacing w:val="240"/>
+        </w:rPr>
+        <w:t xml:space="preserve">❖   ❖   ❖</w:t>
       </w:r>
     </w:p>
     <w:bookmarkEnd w:id="54"/>
@@ -43316,7 +46339,18 @@
         <w:pStyle w:val="FirstParagraph"/>
       </w:pPr>
       <w:r>
-        <w:t xml:space="preserve">أشار الفرعون بيده، فتحرك الخدم الصامتون.</w:t>
+        <w:rPr>
+          <w:rFonts w:ascii="Amiri" w:hAnsi="Amiri" w:cs="Amiri"/>
+          <w:b/>
+          <w:bCs/>
+          <w:color w:val="C9A227"/>
+          <w:sz w:val="36"/>
+          <w:szCs w:val="36"/>
+        </w:rPr>
+        <w:t xml:space="preserve">أشار</w:t>
+      </w:r>
+      <w:r>
+        <w:t xml:space="preserve"> الفرعون بيده، فتحرك الخدم الصامتون.</w:t>
       </w:r>
     </w:p>
     <w:p>
@@ -43836,10 +46870,22 @@
       </w:r>
     </w:p>
     <w:p>
-      <w:r>
-        <w:pict>
-          <v:rect style="width:0;height:1.5pt" o:hralign="center" o:hrstd="t" o:hr="t"/>
-        </w:pict>
+      <w:pPr>
+        <w:bidi/>
+        <w:jc w:val="center"/>
+        <w:keepLines/>
+        <w:spacing w:before="360" w:after="360" w:line="360" w:lineRule="auto"/>
+        <w:contextualSpacing w:val="0"/>
+      </w:pPr>
+      <w:r>
+        <w:rPr>
+          <w:rFonts w:ascii="Amiri" w:hAnsi="Amiri" w:cs="Amiri"/>
+          <w:color w:val="C9A227"/>
+          <w:sz w:val="28"/>
+          <w:szCs w:val="28"/>
+          <w:spacing w:val="240"/>
+        </w:rPr>
+        <w:t xml:space="preserve">❖   ❖   ❖</w:t>
       </w:r>
     </w:p>
     <w:p>
@@ -43847,7 +46893,18 @@
         <w:pStyle w:val="FirstParagraph"/>
       </w:pPr>
       <w:r>
-        <w:t xml:space="preserve">تحدثا لساعاتٍ طوال.</w:t>
+        <w:rPr>
+          <w:rFonts w:ascii="Amiri" w:hAnsi="Amiri" w:cs="Amiri"/>
+          <w:b/>
+          <w:bCs/>
+          <w:color w:val="C9A227"/>
+          <w:sz w:val="36"/>
+          <w:szCs w:val="36"/>
+        </w:rPr>
+        <w:t xml:space="preserve">تحدثا</w:t>
+      </w:r>
+      <w:r>
+        <w:t xml:space="preserve"> لساعاتٍ طوال.</w:t>
       </w:r>
     </w:p>
     <w:p>
@@ -44219,10 +47276,22 @@
       </w:r>
     </w:p>
     <w:p>
-      <w:r>
-        <w:pict>
-          <v:rect style="width:0;height:1.5pt" o:hralign="center" o:hrstd="t" o:hr="t"/>
-        </w:pict>
+      <w:pPr>
+        <w:bidi/>
+        <w:jc w:val="center"/>
+        <w:keepLines/>
+        <w:spacing w:before="360" w:after="360" w:line="360" w:lineRule="auto"/>
+        <w:contextualSpacing w:val="0"/>
+      </w:pPr>
+      <w:r>
+        <w:rPr>
+          <w:rFonts w:ascii="Amiri" w:hAnsi="Amiri" w:cs="Amiri"/>
+          <w:color w:val="C9A227"/>
+          <w:sz w:val="28"/>
+          <w:szCs w:val="28"/>
+          <w:spacing w:val="240"/>
+        </w:rPr>
+        <w:t xml:space="preserve">❖   ❖   ❖</w:t>
       </w:r>
     </w:p>
     <w:p>
@@ -44230,7 +47299,18 @@
         <w:pStyle w:val="FirstParagraph"/>
       </w:pPr>
       <w:r>
-        <w:t xml:space="preserve">كان صوت الفرعون مختلفًا هذه المرة. أخفض. أكثر شخصية.</w:t>
+        <w:rPr>
+          <w:rFonts w:ascii="Amiri" w:hAnsi="Amiri" w:cs="Amiri"/>
+          <w:b/>
+          <w:bCs/>
+          <w:color w:val="C9A227"/>
+          <w:sz w:val="36"/>
+          <w:szCs w:val="36"/>
+        </w:rPr>
+        <w:t xml:space="preserve">كان</w:t>
+      </w:r>
+      <w:r>
+        <w:t xml:space="preserve"> صوت الفرعون مختلفًا هذه المرة. أخفض. أكثر شخصية.</w:t>
       </w:r>
     </w:p>
     <w:p>
@@ -44278,10 +47358,22 @@
       </w:r>
     </w:p>
     <w:p>
-      <w:r>
-        <w:pict>
-          <v:rect style="width:0;height:1.5pt" o:hralign="center" o:hrstd="t" o:hr="t"/>
-        </w:pict>
+      <w:pPr>
+        <w:bidi/>
+        <w:jc w:val="center"/>
+        <w:keepLines/>
+        <w:spacing w:before="360" w:after="360" w:line="360" w:lineRule="auto"/>
+        <w:contextualSpacing w:val="0"/>
+      </w:pPr>
+      <w:r>
+        <w:rPr>
+          <w:rFonts w:ascii="Amiri" w:hAnsi="Amiri" w:cs="Amiri"/>
+          <w:color w:val="C9A227"/>
+          <w:sz w:val="28"/>
+          <w:szCs w:val="28"/>
+          <w:spacing w:val="240"/>
+        </w:rPr>
+        <w:t xml:space="preserve">❖   ❖   ❖</w:t>
       </w:r>
     </w:p>
     <w:bookmarkEnd w:id="55"/>
@@ -44299,7 +47391,18 @@
         <w:pStyle w:val="FirstParagraph"/>
       </w:pPr>
       <w:r>
-        <w:t xml:space="preserve">في تلك الليلة، جلسا في حديقة القصر الخاصة.</w:t>
+        <w:rPr>
+          <w:rFonts w:ascii="Amiri" w:hAnsi="Amiri" w:cs="Amiri"/>
+          <w:b/>
+          <w:bCs/>
+          <w:color w:val="C9A227"/>
+          <w:sz w:val="36"/>
+          <w:szCs w:val="36"/>
+        </w:rPr>
+        <w:t xml:space="preserve">في</w:t>
+      </w:r>
+      <w:r>
+        <w:t xml:space="preserve"> تلك الليلة، جلسا في حديقة القصر الخاصة.</w:t>
       </w:r>
     </w:p>
     <w:p>
@@ -44429,10 +47532,22 @@
       </w:r>
     </w:p>
     <w:p>
-      <w:r>
-        <w:pict>
-          <v:rect style="width:0;height:1.5pt" o:hralign="center" o:hrstd="t" o:hr="t"/>
-        </w:pict>
+      <w:pPr>
+        <w:bidi/>
+        <w:jc w:val="center"/>
+        <w:keepLines/>
+        <w:spacing w:before="360" w:after="360" w:line="360" w:lineRule="auto"/>
+        <w:contextualSpacing w:val="0"/>
+      </w:pPr>
+      <w:r>
+        <w:rPr>
+          <w:rFonts w:ascii="Amiri" w:hAnsi="Amiri" w:cs="Amiri"/>
+          <w:color w:val="C9A227"/>
+          <w:sz w:val="28"/>
+          <w:szCs w:val="28"/>
+          <w:spacing w:val="240"/>
+        </w:rPr>
+        <w:t xml:space="preserve">❖   ❖   ❖</w:t>
       </w:r>
     </w:p>
     <w:p>
@@ -44440,7 +47555,18 @@
         <w:pStyle w:val="FirstParagraph"/>
       </w:pPr>
       <w:r>
-        <w:t xml:space="preserve">شعر أحمد بأن قلبه قد توقف للحظة.</w:t>
+        <w:rPr>
+          <w:rFonts w:ascii="Amiri" w:hAnsi="Amiri" w:cs="Amiri"/>
+          <w:b/>
+          <w:bCs/>
+          <w:color w:val="C9A227"/>
+          <w:sz w:val="36"/>
+          <w:szCs w:val="36"/>
+        </w:rPr>
+        <w:t xml:space="preserve">شعر</w:t>
+      </w:r>
+      <w:r>
+        <w:t xml:space="preserve"> أحمد بأن قلبه قد توقف للحظة.</w:t>
       </w:r>
     </w:p>
     <w:p>
@@ -44753,10 +47879,22 @@
       </w:r>
     </w:p>
     <w:p>
-      <w:r>
-        <w:pict>
-          <v:rect style="width:0;height:1.5pt" o:hralign="center" o:hrstd="t" o:hr="t"/>
-        </w:pict>
+      <w:pPr>
+        <w:bidi/>
+        <w:jc w:val="center"/>
+        <w:keepLines/>
+        <w:spacing w:before="360" w:after="360" w:line="360" w:lineRule="auto"/>
+        <w:contextualSpacing w:val="0"/>
+      </w:pPr>
+      <w:r>
+        <w:rPr>
+          <w:rFonts w:ascii="Amiri" w:hAnsi="Amiri" w:cs="Amiri"/>
+          <w:color w:val="C9A227"/>
+          <w:sz w:val="28"/>
+          <w:szCs w:val="28"/>
+          <w:spacing w:val="240"/>
+        </w:rPr>
+        <w:t xml:space="preserve">❖   ❖   ❖</w:t>
       </w:r>
     </w:p>
     <w:p>
@@ -44764,7 +47902,18 @@
         <w:pStyle w:val="FirstParagraph"/>
       </w:pPr>
       <w:r>
-        <w:t xml:space="preserve">كانت قاعة المحاكمة تغصّ بالأجساد حتى لم يعد فيها موضعٌ</w:t>
+        <w:rPr>
+          <w:rFonts w:ascii="Amiri" w:hAnsi="Amiri" w:cs="Amiri"/>
+          <w:b/>
+          <w:bCs/>
+          <w:color w:val="C9A227"/>
+          <w:sz w:val="36"/>
+          <w:szCs w:val="36"/>
+        </w:rPr>
+        <w:t xml:space="preserve">كانت</w:t>
+      </w:r>
+      <w:r>
+        <w:t xml:space="preserve"> قاعة المحاكمة تغصّ بالأجساد حتى لم يعد فيها موضعٌ</w:t>
       </w:r>
       <w:r>
         <w:t xml:space="preserve"> </w:t>
@@ -44880,10 +48029,22 @@
       </w:r>
     </w:p>
     <w:p>
-      <w:r>
-        <w:pict>
-          <v:rect style="width:0;height:1.5pt" o:hralign="center" o:hrstd="t" o:hr="t"/>
-        </w:pict>
+      <w:pPr>
+        <w:bidi/>
+        <w:jc w:val="center"/>
+        <w:keepLines/>
+        <w:spacing w:before="360" w:after="360" w:line="360" w:lineRule="auto"/>
+        <w:contextualSpacing w:val="0"/>
+      </w:pPr>
+      <w:r>
+        <w:rPr>
+          <w:rFonts w:ascii="Amiri" w:hAnsi="Amiri" w:cs="Amiri"/>
+          <w:color w:val="C9A227"/>
+          <w:sz w:val="28"/>
+          <w:szCs w:val="28"/>
+          <w:spacing w:val="240"/>
+        </w:rPr>
+        <w:t xml:space="preserve">❖   ❖   ❖</w:t>
       </w:r>
     </w:p>
     <w:p>
@@ -44891,7 +48052,18 @@
         <w:pStyle w:val="FirstParagraph"/>
       </w:pPr>
       <w:r>
-        <w:t xml:space="preserve">تمطّت المحاكمة ساعاتٍ بدت كأيام.</w:t>
+        <w:rPr>
+          <w:rFonts w:ascii="Amiri" w:hAnsi="Amiri" w:cs="Amiri"/>
+          <w:b/>
+          <w:bCs/>
+          <w:color w:val="C9A227"/>
+          <w:sz w:val="36"/>
+          <w:szCs w:val="36"/>
+        </w:rPr>
+        <w:t xml:space="preserve">تمطّت</w:t>
+      </w:r>
+      <w:r>
+        <w:t xml:space="preserve"> المحاكمة ساعاتٍ بدت كأيام.</w:t>
       </w:r>
     </w:p>
     <w:p>
@@ -45023,10 +48195,22 @@
       </w:r>
     </w:p>
     <w:p>
-      <w:r>
-        <w:pict>
-          <v:rect style="width:0;height:1.5pt" o:hralign="center" o:hrstd="t" o:hr="t"/>
-        </w:pict>
+      <w:pPr>
+        <w:bidi/>
+        <w:jc w:val="center"/>
+        <w:keepLines/>
+        <w:spacing w:before="360" w:after="360" w:line="360" w:lineRule="auto"/>
+        <w:contextualSpacing w:val="0"/>
+      </w:pPr>
+      <w:r>
+        <w:rPr>
+          <w:rFonts w:ascii="Amiri" w:hAnsi="Amiri" w:cs="Amiri"/>
+          <w:color w:val="C9A227"/>
+          <w:sz w:val="28"/>
+          <w:szCs w:val="28"/>
+          <w:spacing w:val="240"/>
+        </w:rPr>
+        <w:t xml:space="preserve">❖   ❖   ❖</w:t>
       </w:r>
     </w:p>
     <w:p>
@@ -45034,7 +48218,18 @@
         <w:pStyle w:val="FirstParagraph"/>
       </w:pPr>
       <w:r>
-        <w:t xml:space="preserve">حين مال قرص الشمس نحو الأفق، وصبغ السماء بلون الدم، صدر</w:t>
+        <w:rPr>
+          <w:rFonts w:ascii="Amiri" w:hAnsi="Amiri" w:cs="Amiri"/>
+          <w:b/>
+          <w:bCs/>
+          <w:color w:val="C9A227"/>
+          <w:sz w:val="36"/>
+          <w:szCs w:val="36"/>
+        </w:rPr>
+        <w:t xml:space="preserve">حين</w:t>
+      </w:r>
+      <w:r>
+        <w:t xml:space="preserve"> مال قرص الشمس نحو الأفق، وصبغ السماء بلون الدم، صدر</w:t>
       </w:r>
       <w:r>
         <w:t xml:space="preserve"> </w:t>
@@ -45092,10 +48287,22 @@
       </w:r>
     </w:p>
     <w:p>
-      <w:r>
-        <w:pict>
-          <v:rect style="width:0;height:1.5pt" o:hralign="center" o:hrstd="t" o:hr="t"/>
-        </w:pict>
+      <w:pPr>
+        <w:bidi/>
+        <w:jc w:val="center"/>
+        <w:keepLines/>
+        <w:spacing w:before="360" w:after="360" w:line="360" w:lineRule="auto"/>
+        <w:contextualSpacing w:val="0"/>
+      </w:pPr>
+      <w:r>
+        <w:rPr>
+          <w:rFonts w:ascii="Amiri" w:hAnsi="Amiri" w:cs="Amiri"/>
+          <w:color w:val="C9A227"/>
+          <w:sz w:val="28"/>
+          <w:szCs w:val="28"/>
+          <w:spacing w:val="240"/>
+        </w:rPr>
+        <w:t xml:space="preserve">❖   ❖   ❖</w:t>
       </w:r>
     </w:p>
     <w:p>
@@ -45103,7 +48310,18 @@
         <w:pStyle w:val="FirstParagraph"/>
       </w:pPr>
       <w:r>
-        <w:t xml:space="preserve">بينما كان الحراس يقتادون بنتاور كالثور الذي يُساق إلى المذبح، توقّف</w:t>
+        <w:rPr>
+          <w:rFonts w:ascii="Amiri" w:hAnsi="Amiri" w:cs="Amiri"/>
+          <w:b/>
+          <w:bCs/>
+          <w:color w:val="C9A227"/>
+          <w:sz w:val="36"/>
+          <w:szCs w:val="36"/>
+        </w:rPr>
+        <w:t xml:space="preserve">بينما</w:t>
+      </w:r>
+      <w:r>
+        <w:t xml:space="preserve"> كان الحراس يقتادون بنتاور كالثور الذي يُساق إلى المذبح، توقّف</w:t>
       </w:r>
       <w:r>
         <w:t xml:space="preserve"> </w:t>
@@ -45245,10 +48463,22 @@
       </w:r>
     </w:p>
     <w:p>
-      <w:r>
-        <w:pict>
-          <v:rect style="width:0;height:1.5pt" o:hralign="center" o:hrstd="t" o:hr="t"/>
-        </w:pict>
+      <w:pPr>
+        <w:bidi/>
+        <w:jc w:val="center"/>
+        <w:keepLines/>
+        <w:spacing w:before="360" w:after="360" w:line="360" w:lineRule="auto"/>
+        <w:contextualSpacing w:val="0"/>
+      </w:pPr>
+      <w:r>
+        <w:rPr>
+          <w:rFonts w:ascii="Amiri" w:hAnsi="Amiri" w:cs="Amiri"/>
+          <w:color w:val="C9A227"/>
+          <w:sz w:val="28"/>
+          <w:szCs w:val="28"/>
+          <w:spacing w:val="240"/>
+        </w:rPr>
+        <w:t xml:space="preserve">❖   ❖   ❖</w:t>
       </w:r>
     </w:p>
     <w:bookmarkEnd w:id="56"/>
@@ -45266,7 +48496,18 @@
         <w:pStyle w:val="FirstParagraph"/>
       </w:pPr>
       <w:r>
-        <w:t xml:space="preserve">مرّت سنواتٌ ثلاث على المحاكمة، وعاد الهدوء إلى طيبة كما يعود</w:t>
+        <w:rPr>
+          <w:rFonts w:ascii="Amiri" w:hAnsi="Amiri" w:cs="Amiri"/>
+          <w:b/>
+          <w:bCs/>
+          <w:color w:val="C9A227"/>
+          <w:sz w:val="36"/>
+          <w:szCs w:val="36"/>
+        </w:rPr>
+        <w:t xml:space="preserve">مرّت</w:t>
+      </w:r>
+      <w:r>
+        <w:t xml:space="preserve"> سنواتٌ ثلاث على المحاكمة، وعاد الهدوء إلى طيبة كما يعود</w:t>
       </w:r>
       <w:r>
         <w:t xml:space="preserve"> </w:t>
@@ -45594,10 +48835,22 @@
       </w:r>
     </w:p>
     <w:p>
-      <w:r>
-        <w:pict>
-          <v:rect style="width:0;height:1.5pt" o:hralign="center" o:hrstd="t" o:hr="t"/>
-        </w:pict>
+      <w:pPr>
+        <w:bidi/>
+        <w:jc w:val="center"/>
+        <w:keepLines/>
+        <w:spacing w:before="360" w:after="360" w:line="360" w:lineRule="auto"/>
+        <w:contextualSpacing w:val="0"/>
+      </w:pPr>
+      <w:r>
+        <w:rPr>
+          <w:rFonts w:ascii="Amiri" w:hAnsi="Amiri" w:cs="Amiri"/>
+          <w:color w:val="C9A227"/>
+          <w:sz w:val="28"/>
+          <w:szCs w:val="28"/>
+          <w:spacing w:val="240"/>
+        </w:rPr>
+        <w:t xml:space="preserve">❖   ❖   ❖</w:t>
       </w:r>
     </w:p>
     <w:p>
@@ -45605,7 +48858,18 @@
         <w:pStyle w:val="FirstParagraph"/>
       </w:pPr>
       <w:r>
-        <w:t xml:space="preserve">سافر أحمد إلى بر-رعمسيس على ظهر بغلٍ مكتري، وفي عينيه أرقٌ</w:t>
+        <w:rPr>
+          <w:rFonts w:ascii="Amiri" w:hAnsi="Amiri" w:cs="Amiri"/>
+          <w:b/>
+          <w:bCs/>
+          <w:color w:val="C9A227"/>
+          <w:sz w:val="36"/>
+          <w:szCs w:val="36"/>
+        </w:rPr>
+        <w:t xml:space="preserve">سافر</w:t>
+      </w:r>
+      <w:r>
+        <w:t xml:space="preserve"> أحمد إلى بر-رعمسيس على ظهر بغلٍ مكتري، وفي عينيه أرقٌ</w:t>
       </w:r>
       <w:r>
         <w:t xml:space="preserve"> </w:t>
@@ -45825,10 +49089,22 @@
       </w:r>
     </w:p>
     <w:p>
-      <w:r>
-        <w:pict>
-          <v:rect style="width:0;height:1.5pt" o:hralign="center" o:hrstd="t" o:hr="t"/>
-        </w:pict>
+      <w:pPr>
+        <w:bidi/>
+        <w:jc w:val="center"/>
+        <w:keepLines/>
+        <w:spacing w:before="360" w:after="360" w:line="360" w:lineRule="auto"/>
+        <w:contextualSpacing w:val="0"/>
+      </w:pPr>
+      <w:r>
+        <w:rPr>
+          <w:rFonts w:ascii="Amiri" w:hAnsi="Amiri" w:cs="Amiri"/>
+          <w:color w:val="C9A227"/>
+          <w:sz w:val="28"/>
+          <w:szCs w:val="28"/>
+          <w:spacing w:val="240"/>
+        </w:rPr>
+        <w:t xml:space="preserve">❖   ❖   ❖</w:t>
       </w:r>
     </w:p>
     <w:p>
@@ -45836,7 +49112,18 @@
         <w:pStyle w:val="FirstParagraph"/>
       </w:pPr>
       <w:r>
-        <w:t xml:space="preserve">أمضى الطريقَ كلَّه عائدًا إلى طيبة وهو يتساءل: هل كان يجبُ</w:t>
+        <w:rPr>
+          <w:rFonts w:ascii="Amiri" w:hAnsi="Amiri" w:cs="Amiri"/>
+          <w:b/>
+          <w:bCs/>
+          <w:color w:val="C9A227"/>
+          <w:sz w:val="36"/>
+          <w:szCs w:val="36"/>
+        </w:rPr>
+        <w:t xml:space="preserve">أمضى</w:t>
+      </w:r>
+      <w:r>
+        <w:t xml:space="preserve"> الطريقَ كلَّه عائدًا إلى طيبة وهو يتساءل: هل كان يجبُ</w:t>
       </w:r>
       <w:r>
         <w:t xml:space="preserve"> </w:t>
@@ -46078,10 +49365,22 @@
       </w:r>
     </w:p>
     <w:p>
-      <w:r>
-        <w:pict>
-          <v:rect style="width:0;height:1.5pt" o:hralign="center" o:hrstd="t" o:hr="t"/>
-        </w:pict>
+      <w:pPr>
+        <w:bidi/>
+        <w:jc w:val="center"/>
+        <w:keepLines/>
+        <w:spacing w:before="360" w:after="360" w:line="360" w:lineRule="auto"/>
+        <w:contextualSpacing w:val="0"/>
+      </w:pPr>
+      <w:r>
+        <w:rPr>
+          <w:rFonts w:ascii="Amiri" w:hAnsi="Amiri" w:cs="Amiri"/>
+          <w:color w:val="C9A227"/>
+          <w:sz w:val="28"/>
+          <w:szCs w:val="28"/>
+          <w:spacing w:val="240"/>
+        </w:rPr>
+        <w:t xml:space="preserve">❖   ❖   ❖</w:t>
       </w:r>
     </w:p>
     <w:p>
@@ -46089,7 +49388,18 @@
         <w:pStyle w:val="FirstParagraph"/>
       </w:pPr>
       <w:r>
-        <w:t xml:space="preserve">في الصباحِ التالي، طرقت يدٌ صغيرةٌ بابَ بيته. فتحَ أحمدُ ليجدَ أمامه</w:t>
+        <w:rPr>
+          <w:rFonts w:ascii="Amiri" w:hAnsi="Amiri" w:cs="Amiri"/>
+          <w:b/>
+          <w:bCs/>
+          <w:color w:val="C9A227"/>
+          <w:sz w:val="36"/>
+          <w:szCs w:val="36"/>
+        </w:rPr>
+        <w:t xml:space="preserve">في</w:t>
+      </w:r>
+      <w:r>
+        <w:t xml:space="preserve"> الصباحِ التالي، طرقت يدٌ صغيرةٌ بابَ بيته. فتحَ أحمدُ ليجدَ أمامه</w:t>
       </w:r>
       <w:r>
         <w:t xml:space="preserve"> </w:t>
@@ -46254,7 +49564,18 @@
         <w:pStyle w:val="FirstParagraph"/>
       </w:pPr>
       <w:r>
-        <w:t xml:space="preserve">بدأ الأمر بشرخٍ ضئيلٍ لا يكاد يُرى، كتصدّعٍ خفيٍّ يزحف في جدار حصنٍ</w:t>
+        <w:rPr>
+          <w:rFonts w:ascii="Amiri" w:hAnsi="Amiri" w:cs="Amiri"/>
+          <w:b/>
+          <w:bCs/>
+          <w:color w:val="C9A227"/>
+          <w:sz w:val="36"/>
+          <w:szCs w:val="36"/>
+        </w:rPr>
+        <w:t xml:space="preserve">بدأ</w:t>
+      </w:r>
+      <w:r>
+        <w:t xml:space="preserve"> الأمر بشرخٍ ضئيلٍ لا يكاد يُرى، كتصدّعٍ خفيٍّ يزحف في جدار حصنٍ</w:t>
       </w:r>
       <w:r>
         <w:t xml:space="preserve"> </w:t>
@@ -46394,10 +49715,22 @@
       </w:r>
     </w:p>
     <w:p>
-      <w:r>
-        <w:pict>
-          <v:rect style="width:0;height:1.5pt" o:hralign="center" o:hrstd="t" o:hr="t"/>
-        </w:pict>
+      <w:pPr>
+        <w:bidi/>
+        <w:jc w:val="center"/>
+        <w:keepLines/>
+        <w:spacing w:before="360" w:after="360" w:line="360" w:lineRule="auto"/>
+        <w:contextualSpacing w:val="0"/>
+      </w:pPr>
+      <w:r>
+        <w:rPr>
+          <w:rFonts w:ascii="Amiri" w:hAnsi="Amiri" w:cs="Amiri"/>
+          <w:color w:val="C9A227"/>
+          <w:sz w:val="28"/>
+          <w:szCs w:val="28"/>
+          <w:spacing w:val="240"/>
+        </w:rPr>
+        <w:t xml:space="preserve">❖   ❖   ❖</w:t>
       </w:r>
     </w:p>
     <w:p>
@@ -46405,7 +49738,18 @@
         <w:pStyle w:val="FirstParagraph"/>
       </w:pPr>
       <w:r>
-        <w:t xml:space="preserve">حاول أن يستحضر اسم الشارع الذي احتضن عيادته في حيّ المعادي</w:t>
+        <w:rPr>
+          <w:rFonts w:ascii="Amiri" w:hAnsi="Amiri" w:cs="Amiri"/>
+          <w:b/>
+          <w:bCs/>
+          <w:color w:val="C9A227"/>
+          <w:sz w:val="36"/>
+          <w:szCs w:val="36"/>
+        </w:rPr>
+        <w:t xml:space="preserve">حاول</w:t>
+      </w:r>
+      <w:r>
+        <w:t xml:space="preserve"> أن يستحضر اسم الشارع الذي احتضن عيادته في حيّ المعادي</w:t>
       </w:r>
       <w:r>
         <w:t xml:space="preserve"> </w:t>
@@ -46473,10 +49817,22 @@
       </w:r>
     </w:p>
     <w:p>
-      <w:r>
-        <w:pict>
-          <v:rect style="width:0;height:1.5pt" o:hralign="center" o:hrstd="t" o:hr="t"/>
-        </w:pict>
+      <w:pPr>
+        <w:bidi/>
+        <w:jc w:val="center"/>
+        <w:keepLines/>
+        <w:spacing w:before="360" w:after="360" w:line="360" w:lineRule="auto"/>
+        <w:contextualSpacing w:val="0"/>
+      </w:pPr>
+      <w:r>
+        <w:rPr>
+          <w:rFonts w:ascii="Amiri" w:hAnsi="Amiri" w:cs="Amiri"/>
+          <w:color w:val="C9A227"/>
+          <w:sz w:val="28"/>
+          <w:szCs w:val="28"/>
+          <w:spacing w:val="240"/>
+        </w:rPr>
+        <w:t xml:space="preserve">❖   ❖   ❖</w:t>
       </w:r>
     </w:p>
     <w:p>
@@ -46484,7 +49840,18 @@
         <w:pStyle w:val="FirstParagraph"/>
       </w:pPr>
       <w:r>
-        <w:t xml:space="preserve">وفي ليلةٍ قمرُها مكتمل، جلس وحيدًا في حجرته، يحدّق في سواد الأركان.</w:t>
+        <w:rPr>
+          <w:rFonts w:ascii="Amiri" w:hAnsi="Amiri" w:cs="Amiri"/>
+          <w:b/>
+          <w:bCs/>
+          <w:color w:val="C9A227"/>
+          <w:sz w:val="36"/>
+          <w:szCs w:val="36"/>
+        </w:rPr>
+        <w:t xml:space="preserve">وفي</w:t>
+      </w:r>
+      <w:r>
+        <w:t xml:space="preserve"> ليلةٍ قمرُها مكتمل، جلس وحيدًا في حجرته، يحدّق في سواد الأركان.</w:t>
       </w:r>
     </w:p>
     <w:p>
@@ -46642,10 +50009,22 @@
       </w:r>
     </w:p>
     <w:p>
-      <w:r>
-        <w:pict>
-          <v:rect style="width:0;height:1.5pt" o:hralign="center" o:hrstd="t" o:hr="t"/>
-        </w:pict>
+      <w:pPr>
+        <w:bidi/>
+        <w:jc w:val="center"/>
+        <w:keepLines/>
+        <w:spacing w:before="360" w:after="360" w:line="360" w:lineRule="auto"/>
+        <w:contextualSpacing w:val="0"/>
+      </w:pPr>
+      <w:r>
+        <w:rPr>
+          <w:rFonts w:ascii="Amiri" w:hAnsi="Amiri" w:cs="Amiri"/>
+          <w:color w:val="C9A227"/>
+          <w:sz w:val="28"/>
+          <w:szCs w:val="28"/>
+          <w:spacing w:val="240"/>
+        </w:rPr>
+        <w:t xml:space="preserve">❖   ❖   ❖</w:t>
       </w:r>
     </w:p>
     <w:p>
@@ -46653,7 +50032,18 @@
         <w:pStyle w:val="FirstParagraph"/>
       </w:pPr>
       <w:r>
-        <w:t xml:space="preserve">في صباح اليوم التالي، لم تحتج نفرتاري إلى اعترافٍ منه.</w:t>
+        <w:rPr>
+          <w:rFonts w:ascii="Amiri" w:hAnsi="Amiri" w:cs="Amiri"/>
+          <w:b/>
+          <w:bCs/>
+          <w:color w:val="C9A227"/>
+          <w:sz w:val="36"/>
+          <w:szCs w:val="36"/>
+        </w:rPr>
+        <w:t xml:space="preserve">في</w:t>
+      </w:r>
+      <w:r>
+        <w:t xml:space="preserve"> صباح اليوم التالي، لم تحتج نفرتاري إلى اعترافٍ منه.</w:t>
       </w:r>
     </w:p>
     <w:p>
@@ -46877,10 +50267,22 @@
       </w:r>
     </w:p>
     <w:p>
-      <w:r>
-        <w:pict>
-          <v:rect style="width:0;height:1.5pt" o:hralign="center" o:hrstd="t" o:hr="t"/>
-        </w:pict>
+      <w:pPr>
+        <w:bidi/>
+        <w:jc w:val="center"/>
+        <w:keepLines/>
+        <w:spacing w:before="360" w:after="360" w:line="360" w:lineRule="auto"/>
+        <w:contextualSpacing w:val="0"/>
+      </w:pPr>
+      <w:r>
+        <w:rPr>
+          <w:rFonts w:ascii="Amiri" w:hAnsi="Amiri" w:cs="Amiri"/>
+          <w:color w:val="C9A227"/>
+          <w:sz w:val="28"/>
+          <w:szCs w:val="28"/>
+          <w:spacing w:val="240"/>
+        </w:rPr>
+        <w:t xml:space="preserve">❖   ❖   ❖</w:t>
       </w:r>
     </w:p>
     <w:p>
@@ -46888,7 +50290,18 @@
         <w:pStyle w:val="FirstParagraph"/>
       </w:pPr>
       <w:r>
-        <w:t xml:space="preserve">أطبق الصمت دقائق طويلة.</w:t>
+        <w:rPr>
+          <w:rFonts w:ascii="Amiri" w:hAnsi="Amiri" w:cs="Amiri"/>
+          <w:b/>
+          <w:bCs/>
+          <w:color w:val="C9A227"/>
+          <w:sz w:val="36"/>
+          <w:szCs w:val="36"/>
+        </w:rPr>
+        <w:t xml:space="preserve">أطبق</w:t>
+      </w:r>
+      <w:r>
+        <w:t xml:space="preserve"> الصمت دقائق طويلة.</w:t>
       </w:r>
     </w:p>
     <w:p>
@@ -47042,10 +50455,22 @@
       </w:r>
     </w:p>
     <w:p>
-      <w:r>
-        <w:pict>
-          <v:rect style="width:0;height:1.5pt" o:hralign="center" o:hrstd="t" o:hr="t"/>
-        </w:pict>
+      <w:pPr>
+        <w:bidi/>
+        <w:jc w:val="center"/>
+        <w:keepLines/>
+        <w:spacing w:before="360" w:after="360" w:line="360" w:lineRule="auto"/>
+        <w:contextualSpacing w:val="0"/>
+      </w:pPr>
+      <w:r>
+        <w:rPr>
+          <w:rFonts w:ascii="Amiri" w:hAnsi="Amiri" w:cs="Amiri"/>
+          <w:color w:val="C9A227"/>
+          <w:sz w:val="28"/>
+          <w:szCs w:val="28"/>
+          <w:spacing w:val="240"/>
+        </w:rPr>
+        <w:t xml:space="preserve">❖   ❖   ❖</w:t>
       </w:r>
     </w:p>
     <w:p>
@@ -47105,10 +50530,22 @@
       </w:r>
     </w:p>
     <w:p>
-      <w:r>
-        <w:pict>
-          <v:rect style="width:0;height:1.5pt" o:hralign="center" o:hrstd="t" o:hr="t"/>
-        </w:pict>
+      <w:pPr>
+        <w:bidi/>
+        <w:jc w:val="center"/>
+        <w:keepLines/>
+        <w:spacing w:before="360" w:after="360" w:line="360" w:lineRule="auto"/>
+        <w:contextualSpacing w:val="0"/>
+      </w:pPr>
+      <w:r>
+        <w:rPr>
+          <w:rFonts w:ascii="Amiri" w:hAnsi="Amiri" w:cs="Amiri"/>
+          <w:color w:val="C9A227"/>
+          <w:sz w:val="28"/>
+          <w:szCs w:val="28"/>
+          <w:spacing w:val="240"/>
+        </w:rPr>
+        <w:t xml:space="preserve">❖   ❖   ❖</w:t>
       </w:r>
     </w:p>
     <w:p>
@@ -47116,7 +50553,18 @@
         <w:pStyle w:val="FirstParagraph"/>
       </w:pPr>
       <w:r>
-        <w:t xml:space="preserve">حين ابتلع الأفق آخر خيطٍ من الضوء، كان قد توغّل عميقًا في أحضان</w:t>
+        <w:rPr>
+          <w:rFonts w:ascii="Amiri" w:hAnsi="Amiri" w:cs="Amiri"/>
+          <w:b/>
+          <w:bCs/>
+          <w:color w:val="C9A227"/>
+          <w:sz w:val="36"/>
+          <w:szCs w:val="36"/>
+        </w:rPr>
+        <w:t xml:space="preserve">حين</w:t>
+      </w:r>
+      <w:r>
+        <w:t xml:space="preserve"> ابتلع الأفق آخر خيطٍ من الضوء، كان قد توغّل عميقًا في أحضان</w:t>
       </w:r>
       <w:r>
         <w:t xml:space="preserve"> </w:t>
@@ -47156,10 +50604,22 @@
       </w:r>
     </w:p>
     <w:p>
-      <w:r>
-        <w:pict>
-          <v:rect style="width:0;height:1.5pt" o:hralign="center" o:hrstd="t" o:hr="t"/>
-        </w:pict>
+      <w:pPr>
+        <w:bidi/>
+        <w:jc w:val="center"/>
+        <w:keepLines/>
+        <w:spacing w:before="360" w:after="360" w:line="360" w:lineRule="auto"/>
+        <w:contextualSpacing w:val="0"/>
+      </w:pPr>
+      <w:r>
+        <w:rPr>
+          <w:rFonts w:ascii="Amiri" w:hAnsi="Amiri" w:cs="Amiri"/>
+          <w:color w:val="C9A227"/>
+          <w:sz w:val="28"/>
+          <w:szCs w:val="28"/>
+          <w:spacing w:val="240"/>
+        </w:rPr>
+        <w:t xml:space="preserve">❖   ❖   ❖</w:t>
       </w:r>
     </w:p>
     <w:p>
@@ -47167,8 +50627,19 @@
         <w:pStyle w:val="FirstParagraph"/>
       </w:pPr>
       <w:r>
+        <w:rPr>
+          <w:rFonts w:ascii="Amiri" w:hAnsi="Amiri" w:cs="Amiri"/>
+          <w:b/>
+          <w:bCs/>
+          <w:color w:val="C9A227"/>
+          <w:sz w:val="36"/>
+          <w:szCs w:val="36"/>
+        </w:rPr>
         <w:t xml:space="preserve">السماء.</w:t>
       </w:r>
+      <w:r>
+        <w:t xml:space="preserve"/>
+      </w:r>
     </w:p>
     <w:p>
       <w:pPr>
@@ -47265,10 +50736,22 @@
       </w:r>
     </w:p>
     <w:p>
-      <w:r>
-        <w:pict>
-          <v:rect style="width:0;height:1.5pt" o:hralign="center" o:hrstd="t" o:hr="t"/>
-        </w:pict>
+      <w:pPr>
+        <w:bidi/>
+        <w:jc w:val="center"/>
+        <w:keepLines/>
+        <w:spacing w:before="360" w:after="360" w:line="360" w:lineRule="auto"/>
+        <w:contextualSpacing w:val="0"/>
+      </w:pPr>
+      <w:r>
+        <w:rPr>
+          <w:rFonts w:ascii="Amiri" w:hAnsi="Amiri" w:cs="Amiri"/>
+          <w:color w:val="C9A227"/>
+          <w:sz w:val="28"/>
+          <w:szCs w:val="28"/>
+          <w:spacing w:val="240"/>
+        </w:rPr>
+        <w:t xml:space="preserve">❖   ❖   ❖</w:t>
       </w:r>
     </w:p>
     <w:p>
@@ -47276,7 +50759,18 @@
         <w:pStyle w:val="FirstParagraph"/>
       </w:pPr>
       <w:r>
-        <w:t xml:space="preserve">جلس ساعاتٍ لا يعرف عددها، غارقًا في هذا اللانهاية.</w:t>
+        <w:rPr>
+          <w:rFonts w:ascii="Amiri" w:hAnsi="Amiri" w:cs="Amiri"/>
+          <w:b/>
+          <w:bCs/>
+          <w:color w:val="C9A227"/>
+          <w:sz w:val="36"/>
+          <w:szCs w:val="36"/>
+        </w:rPr>
+        <w:t xml:space="preserve">جلس</w:t>
+      </w:r>
+      <w:r>
+        <w:t xml:space="preserve"> ساعاتٍ لا يعرف عددها، غارقًا في هذا اللانهاية.</w:t>
       </w:r>
     </w:p>
     <w:p>
@@ -47382,10 +50876,22 @@
       </w:r>
     </w:p>
     <w:p>
-      <w:r>
-        <w:pict>
-          <v:rect style="width:0;height:1.5pt" o:hralign="center" o:hrstd="t" o:hr="t"/>
-        </w:pict>
+      <w:pPr>
+        <w:bidi/>
+        <w:jc w:val="center"/>
+        <w:keepLines/>
+        <w:spacing w:before="360" w:after="360" w:line="360" w:lineRule="auto"/>
+        <w:contextualSpacing w:val="0"/>
+      </w:pPr>
+      <w:r>
+        <w:rPr>
+          <w:rFonts w:ascii="Amiri" w:hAnsi="Amiri" w:cs="Amiri"/>
+          <w:color w:val="C9A227"/>
+          <w:sz w:val="28"/>
+          <w:szCs w:val="28"/>
+          <w:spacing w:val="240"/>
+        </w:rPr>
+        <w:t xml:space="preserve">❖   ❖   ❖</w:t>
       </w:r>
     </w:p>
     <w:p>
@@ -47393,7 +50899,18 @@
         <w:pStyle w:val="FirstParagraph"/>
       </w:pPr>
       <w:r>
-        <w:t xml:space="preserve">الكون لا يكترث لوجودي. هذه حقيقة باردة كالصقيع.</w:t>
+        <w:rPr>
+          <w:rFonts w:ascii="Amiri" w:hAnsi="Amiri" w:cs="Amiri"/>
+          <w:b/>
+          <w:bCs/>
+          <w:color w:val="C9A227"/>
+          <w:sz w:val="36"/>
+          <w:szCs w:val="36"/>
+        </w:rPr>
+        <w:t xml:space="preserve">الكون</w:t>
+      </w:r>
+      <w:r>
+        <w:t xml:space="preserve"> لا يكترث لوجودي. هذه حقيقة باردة كالصقيع.</w:t>
       </w:r>
     </w:p>
     <w:p>
@@ -47447,10 +50964,22 @@
       </w:r>
     </w:p>
     <w:p>
-      <w:r>
-        <w:pict>
-          <v:rect style="width:0;height:1.5pt" o:hralign="center" o:hrstd="t" o:hr="t"/>
-        </w:pict>
+      <w:pPr>
+        <w:bidi/>
+        <w:jc w:val="center"/>
+        <w:keepLines/>
+        <w:spacing w:before="360" w:after="360" w:line="360" w:lineRule="auto"/>
+        <w:contextualSpacing w:val="0"/>
+      </w:pPr>
+      <w:r>
+        <w:rPr>
+          <w:rFonts w:ascii="Amiri" w:hAnsi="Amiri" w:cs="Amiri"/>
+          <w:color w:val="C9A227"/>
+          <w:sz w:val="28"/>
+          <w:szCs w:val="28"/>
+          <w:spacing w:val="240"/>
+        </w:rPr>
+        <w:t xml:space="preserve">❖   ❖   ❖</w:t>
       </w:r>
     </w:p>
     <w:p>
@@ -47458,7 +50987,18 @@
         <w:pStyle w:val="FirstParagraph"/>
       </w:pPr>
       <w:r>
-        <w:t xml:space="preserve">هبط عليه سلامٌ غريبٌ، نزل على روحه كالندى على الزهر.</w:t>
+        <w:rPr>
+          <w:rFonts w:ascii="Amiri" w:hAnsi="Amiri" w:cs="Amiri"/>
+          <w:b/>
+          <w:bCs/>
+          <w:color w:val="C9A227"/>
+          <w:sz w:val="36"/>
+          <w:szCs w:val="36"/>
+        </w:rPr>
+        <w:t xml:space="preserve">هبط</w:t>
+      </w:r>
+      <w:r>
+        <w:t xml:space="preserve"> عليه سلامٌ غريبٌ، نزل على روحه كالندى على الزهر.</w:t>
       </w:r>
     </w:p>
     <w:p>
@@ -47520,10 +51060,22 @@
       </w:r>
     </w:p>
     <w:p>
-      <w:r>
-        <w:pict>
-          <v:rect style="width:0;height:1.5pt" o:hralign="center" o:hrstd="t" o:hr="t"/>
-        </w:pict>
+      <w:pPr>
+        <w:bidi/>
+        <w:jc w:val="center"/>
+        <w:keepLines/>
+        <w:spacing w:before="360" w:after="360" w:line="360" w:lineRule="auto"/>
+        <w:contextualSpacing w:val="0"/>
+      </w:pPr>
+      <w:r>
+        <w:rPr>
+          <w:rFonts w:ascii="Amiri" w:hAnsi="Amiri" w:cs="Amiri"/>
+          <w:color w:val="C9A227"/>
+          <w:sz w:val="28"/>
+          <w:szCs w:val="28"/>
+          <w:spacing w:val="240"/>
+        </w:rPr>
+        <w:t xml:space="preserve">❖   ❖   ❖</w:t>
       </w:r>
     </w:p>
     <w:p>
@@ -47531,7 +51083,18 @@
         <w:pStyle w:val="FirstParagraph"/>
       </w:pPr>
       <w:r>
-        <w:t xml:space="preserve">ثم حدث ما لم يتوقعه.</w:t>
+        <w:rPr>
+          <w:rFonts w:ascii="Amiri" w:hAnsi="Amiri" w:cs="Amiri"/>
+          <w:b/>
+          <w:bCs/>
+          <w:color w:val="C9A227"/>
+          <w:sz w:val="36"/>
+          <w:szCs w:val="36"/>
+        </w:rPr>
+        <w:t xml:space="preserve">ثم</w:t>
+      </w:r>
+      <w:r>
+        <w:t xml:space="preserve"> حدث ما لم يتوقعه.</w:t>
       </w:r>
     </w:p>
     <w:p>
@@ -47589,10 +51152,22 @@
       </w:r>
     </w:p>
     <w:p>
-      <w:r>
-        <w:pict>
-          <v:rect style="width:0;height:1.5pt" o:hralign="center" o:hrstd="t" o:hr="t"/>
-        </w:pict>
+      <w:pPr>
+        <w:bidi/>
+        <w:jc w:val="center"/>
+        <w:keepLines/>
+        <w:spacing w:before="360" w:after="360" w:line="360" w:lineRule="auto"/>
+        <w:contextualSpacing w:val="0"/>
+      </w:pPr>
+      <w:r>
+        <w:rPr>
+          <w:rFonts w:ascii="Amiri" w:hAnsi="Amiri" w:cs="Amiri"/>
+          <w:color w:val="C9A227"/>
+          <w:sz w:val="28"/>
+          <w:szCs w:val="28"/>
+          <w:spacing w:val="240"/>
+        </w:rPr>
+        <w:t xml:space="preserve">❖   ❖   ❖</w:t>
       </w:r>
     </w:p>
     <w:p>
@@ -47600,7 +51175,18 @@
         <w:pStyle w:val="FirstParagraph"/>
       </w:pPr>
       <w:r>
-        <w:t xml:space="preserve">عبد الحكيم.</w:t>
+        <w:rPr>
+          <w:rFonts w:ascii="Amiri" w:hAnsi="Amiri" w:cs="Amiri"/>
+          <w:b/>
+          <w:bCs/>
+          <w:color w:val="C9A227"/>
+          <w:sz w:val="36"/>
+          <w:szCs w:val="36"/>
+        </w:rPr>
+        <w:t xml:space="preserve">عبد</w:t>
+      </w:r>
+      <w:r>
+        <w:t xml:space="preserve"> الحكيم.</w:t>
       </w:r>
     </w:p>
     <w:p>
@@ -47720,10 +51306,22 @@
       </w:r>
     </w:p>
     <w:p>
-      <w:r>
-        <w:pict>
-          <v:rect style="width:0;height:1.5pt" o:hralign="center" o:hrstd="t" o:hr="t"/>
-        </w:pict>
+      <w:pPr>
+        <w:bidi/>
+        <w:jc w:val="center"/>
+        <w:keepLines/>
+        <w:spacing w:before="360" w:after="360" w:line="360" w:lineRule="auto"/>
+        <w:contextualSpacing w:val="0"/>
+      </w:pPr>
+      <w:r>
+        <w:rPr>
+          <w:rFonts w:ascii="Amiri" w:hAnsi="Amiri" w:cs="Amiri"/>
+          <w:color w:val="C9A227"/>
+          <w:sz w:val="28"/>
+          <w:szCs w:val="28"/>
+          <w:spacing w:val="240"/>
+        </w:rPr>
+        <w:t xml:space="preserve">❖   ❖   ❖</w:t>
       </w:r>
     </w:p>
     <w:p>
@@ -47731,7 +51329,18 @@
         <w:pStyle w:val="FirstParagraph"/>
       </w:pPr>
       <w:r>
-        <w:t xml:space="preserve">هبط أحمد على الرمال، وجلس عبد الحكيم قبالته كمعلمٍ أمام</w:t>
+        <w:rPr>
+          <w:rFonts w:ascii="Amiri" w:hAnsi="Amiri" w:cs="Amiri"/>
+          <w:b/>
+          <w:bCs/>
+          <w:color w:val="C9A227"/>
+          <w:sz w:val="36"/>
+          <w:szCs w:val="36"/>
+        </w:rPr>
+        <w:t xml:space="preserve">هبط</w:t>
+      </w:r>
+      <w:r>
+        <w:t xml:space="preserve"> أحمد على الرمال، وجلس عبد الحكيم قبالته كمعلمٍ أمام</w:t>
       </w:r>
       <w:r>
         <w:t xml:space="preserve"> </w:t>
@@ -47919,10 +51528,22 @@
       </w:r>
     </w:p>
     <w:p>
-      <w:r>
-        <w:pict>
-          <v:rect style="width:0;height:1.5pt" o:hralign="center" o:hrstd="t" o:hr="t"/>
-        </w:pict>
+      <w:pPr>
+        <w:bidi/>
+        <w:jc w:val="center"/>
+        <w:keepLines/>
+        <w:spacing w:before="360" w:after="360" w:line="360" w:lineRule="auto"/>
+        <w:contextualSpacing w:val="0"/>
+      </w:pPr>
+      <w:r>
+        <w:rPr>
+          <w:rFonts w:ascii="Amiri" w:hAnsi="Amiri" w:cs="Amiri"/>
+          <w:color w:val="C9A227"/>
+          <w:sz w:val="28"/>
+          <w:szCs w:val="28"/>
+          <w:spacing w:val="240"/>
+        </w:rPr>
+        <w:t xml:space="preserve">❖   ❖   ❖</w:t>
       </w:r>
     </w:p>
     <w:p>
@@ -47930,7 +51551,18 @@
         <w:pStyle w:val="FirstParagraph"/>
       </w:pPr>
       <w:r>
-        <w:t xml:space="preserve">سكت الليل، ولم يتكلم سوى النجوم.</w:t>
+        <w:rPr>
+          <w:rFonts w:ascii="Amiri" w:hAnsi="Amiri" w:cs="Amiri"/>
+          <w:b/>
+          <w:bCs/>
+          <w:color w:val="C9A227"/>
+          <w:sz w:val="36"/>
+          <w:szCs w:val="36"/>
+        </w:rPr>
+        <w:t xml:space="preserve">سكت</w:t>
+      </w:r>
+      <w:r>
+        <w:t xml:space="preserve"> الليل، ولم يتكلم سوى النجوم.</w:t>
       </w:r>
     </w:p>
     <w:p>
@@ -48144,10 +51776,22 @@
       </w:r>
     </w:p>
     <w:p>
-      <w:r>
-        <w:pict>
-          <v:rect style="width:0;height:1.5pt" o:hralign="center" o:hrstd="t" o:hr="t"/>
-        </w:pict>
+      <w:pPr>
+        <w:bidi/>
+        <w:jc w:val="center"/>
+        <w:keepLines/>
+        <w:spacing w:before="360" w:after="360" w:line="360" w:lineRule="auto"/>
+        <w:contextualSpacing w:val="0"/>
+      </w:pPr>
+      <w:r>
+        <w:rPr>
+          <w:rFonts w:ascii="Amiri" w:hAnsi="Amiri" w:cs="Amiri"/>
+          <w:color w:val="C9A227"/>
+          <w:sz w:val="28"/>
+          <w:szCs w:val="28"/>
+          <w:spacing w:val="240"/>
+        </w:rPr>
+        <w:t xml:space="preserve">❖   ❖   ❖</w:t>
       </w:r>
     </w:p>
     <w:p>
@@ -48155,7 +51799,18 @@
         <w:pStyle w:val="FirstParagraph"/>
       </w:pPr>
       <w:r>
-        <w:t xml:space="preserve">وقف أحمد وحيدًا في قلب الصحراء الصامتة.</w:t>
+        <w:rPr>
+          <w:rFonts w:ascii="Amiri" w:hAnsi="Amiri" w:cs="Amiri"/>
+          <w:b/>
+          <w:bCs/>
+          <w:color w:val="C9A227"/>
+          <w:sz w:val="36"/>
+          <w:szCs w:val="36"/>
+        </w:rPr>
+        <w:t xml:space="preserve">وقف</w:t>
+      </w:r>
+      <w:r>
+        <w:t xml:space="preserve"> أحمد وحيدًا في قلب الصحراء الصامتة.</w:t>
       </w:r>
     </w:p>
     <w:p>
@@ -48257,10 +51912,22 @@
       </w:r>
     </w:p>
     <w:p>
-      <w:r>
-        <w:pict>
-          <v:rect style="width:0;height:1.5pt" o:hralign="center" o:hrstd="t" o:hr="t"/>
-        </w:pict>
+      <w:pPr>
+        <w:bidi/>
+        <w:jc w:val="center"/>
+        <w:keepLines/>
+        <w:spacing w:before="360" w:after="360" w:line="360" w:lineRule="auto"/>
+        <w:contextualSpacing w:val="0"/>
+      </w:pPr>
+      <w:r>
+        <w:rPr>
+          <w:rFonts w:ascii="Amiri" w:hAnsi="Amiri" w:cs="Amiri"/>
+          <w:color w:val="C9A227"/>
+          <w:sz w:val="28"/>
+          <w:szCs w:val="28"/>
+          <w:spacing w:val="240"/>
+        </w:rPr>
+        <w:t xml:space="preserve">❖   ❖   ❖</w:t>
       </w:r>
     </w:p>
     <w:p>
@@ -48268,7 +51935,18 @@
         <w:pStyle w:val="FirstParagraph"/>
       </w:pPr>
       <w:r>
-        <w:t xml:space="preserve">تلك الليلة، اتخذ أحمد قرارًا حاسمًا.</w:t>
+        <w:rPr>
+          <w:rFonts w:ascii="Amiri" w:hAnsi="Amiri" w:cs="Amiri"/>
+          <w:b/>
+          <w:bCs/>
+          <w:color w:val="C9A227"/>
+          <w:sz w:val="36"/>
+          <w:szCs w:val="36"/>
+        </w:rPr>
+        <w:t xml:space="preserve">تلك</w:t>
+      </w:r>
+      <w:r>
+        <w:t xml:space="preserve"> الليلة، اتخذ أحمد قرارًا حاسمًا.</w:t>
       </w:r>
     </w:p>
     <w:p>
@@ -48430,10 +52108,22 @@
       </w:r>
     </w:p>
     <w:p>
-      <w:r>
-        <w:pict>
-          <v:rect style="width:0;height:1.5pt" o:hralign="center" o:hrstd="t" o:hr="t"/>
-        </w:pict>
+      <w:pPr>
+        <w:bidi/>
+        <w:jc w:val="center"/>
+        <w:keepLines/>
+        <w:spacing w:before="360" w:after="360" w:line="360" w:lineRule="auto"/>
+        <w:contextualSpacing w:val="0"/>
+      </w:pPr>
+      <w:r>
+        <w:rPr>
+          <w:rFonts w:ascii="Amiri" w:hAnsi="Amiri" w:cs="Amiri"/>
+          <w:color w:val="C9A227"/>
+          <w:sz w:val="28"/>
+          <w:szCs w:val="28"/>
+          <w:spacing w:val="240"/>
+        </w:rPr>
+        <w:t xml:space="preserve">❖   ❖   ❖</w:t>
       </w:r>
     </w:p>
     <w:p>
@@ -48441,7 +52131,18 @@
         <w:pStyle w:val="FirstParagraph"/>
       </w:pPr>
       <w:r>
-        <w:t xml:space="preserve">وبينما كان يكتب، لاحظ شيئًا مقلقًا.</w:t>
+        <w:rPr>
+          <w:rFonts w:ascii="Amiri" w:hAnsi="Amiri" w:cs="Amiri"/>
+          <w:b/>
+          <w:bCs/>
+          <w:color w:val="C9A227"/>
+          <w:sz w:val="36"/>
+          <w:szCs w:val="36"/>
+        </w:rPr>
+        <w:t xml:space="preserve">وبينما</w:t>
+      </w:r>
+      <w:r>
+        <w:t xml:space="preserve"> كان يكتب، لاحظ شيئًا مقلقًا.</w:t>
       </w:r>
     </w:p>
     <w:p>
@@ -48533,10 +52234,22 @@
       </w:r>
     </w:p>
     <w:p>
-      <w:r>
-        <w:pict>
-          <v:rect style="width:0;height:1.5pt" o:hralign="center" o:hrstd="t" o:hr="t"/>
-        </w:pict>
+      <w:pPr>
+        <w:bidi/>
+        <w:jc w:val="center"/>
+        <w:keepLines/>
+        <w:spacing w:before="360" w:after="360" w:line="360" w:lineRule="auto"/>
+        <w:contextualSpacing w:val="0"/>
+      </w:pPr>
+      <w:r>
+        <w:rPr>
+          <w:rFonts w:ascii="Amiri" w:hAnsi="Amiri" w:cs="Amiri"/>
+          <w:color w:val="C9A227"/>
+          <w:sz w:val="28"/>
+          <w:szCs w:val="28"/>
+          <w:spacing w:val="240"/>
+        </w:rPr>
+        <w:t xml:space="preserve">❖   ❖   ❖</w:t>
       </w:r>
     </w:p>
     <w:p>
@@ -48544,7 +52257,18 @@
         <w:pStyle w:val="FirstParagraph"/>
       </w:pPr>
       <w:r>
-        <w:t xml:space="preserve">وفي إحدى الليالي، توقف عن الكتابة فجأة.</w:t>
+        <w:rPr>
+          <w:rFonts w:ascii="Amiri" w:hAnsi="Amiri" w:cs="Amiri"/>
+          <w:b/>
+          <w:bCs/>
+          <w:color w:val="C9A227"/>
+          <w:sz w:val="36"/>
+          <w:szCs w:val="36"/>
+        </w:rPr>
+        <w:t xml:space="preserve">وفي</w:t>
+      </w:r>
+      <w:r>
+        <w:t xml:space="preserve"> إحدى الليالي، توقف عن الكتابة فجأة.</w:t>
       </w:r>
     </w:p>
     <w:p>
@@ -48730,10 +52454,22 @@
       </w:r>
     </w:p>
     <w:p>
-      <w:r>
-        <w:pict>
-          <v:rect style="width:0;height:1.5pt" o:hralign="center" o:hrstd="t" o:hr="t"/>
-        </w:pict>
+      <w:pPr>
+        <w:bidi/>
+        <w:jc w:val="center"/>
+        <w:keepLines/>
+        <w:spacing w:before="360" w:after="360" w:line="360" w:lineRule="auto"/>
+        <w:contextualSpacing w:val="0"/>
+      </w:pPr>
+      <w:r>
+        <w:rPr>
+          <w:rFonts w:ascii="Amiri" w:hAnsi="Amiri" w:cs="Amiri"/>
+          <w:color w:val="C9A227"/>
+          <w:sz w:val="28"/>
+          <w:szCs w:val="28"/>
+          <w:spacing w:val="240"/>
+        </w:rPr>
+        <w:t xml:space="preserve">❖   ❖   ❖</w:t>
       </w:r>
     </w:p>
     <w:bookmarkEnd w:id="59"/>
@@ -48747,10 +52483,22 @@
       </w:r>
     </w:p>
     <w:p>
-      <w:r>
-        <w:pict>
-          <v:rect style="width:0;height:1.5pt" o:hralign="center" o:hrstd="t" o:hr="t"/>
-        </w:pict>
+      <w:pPr>
+        <w:bidi/>
+        <w:jc w:val="center"/>
+        <w:keepLines/>
+        <w:spacing w:before="360" w:after="360" w:line="360" w:lineRule="auto"/>
+        <w:contextualSpacing w:val="0"/>
+      </w:pPr>
+      <w:r>
+        <w:rPr>
+          <w:rFonts w:ascii="Amiri" w:hAnsi="Amiri" w:cs="Amiri"/>
+          <w:color w:val="C9A227"/>
+          <w:sz w:val="28"/>
+          <w:szCs w:val="28"/>
+          <w:spacing w:val="240"/>
+        </w:rPr>
+        <w:t xml:space="preserve">❖   ❖   ❖</w:t>
       </w:r>
     </w:p>
     <w:bookmarkStart w:id="60" w:name="الجزء-الأول-البردية"/>
@@ -48767,7 +52515,18 @@
         <w:pStyle w:val="FirstParagraph"/>
       </w:pPr>
       <w:r>
-        <w:t xml:space="preserve">كانت قد بدأت قبل أن يَبدأ الشَرخُ في ذاكرته بسنوات.</w:t>
+        <w:rPr>
+          <w:rFonts w:ascii="Amiri" w:hAnsi="Amiri" w:cs="Amiri"/>
+          <w:b/>
+          <w:bCs/>
+          <w:color w:val="C9A227"/>
+          <w:sz w:val="36"/>
+          <w:szCs w:val="36"/>
+        </w:rPr>
+        <w:t xml:space="preserve">كانت</w:t>
+      </w:r>
+      <w:r>
+        <w:t xml:space="preserve"> قد بدأت قبل أن يَبدأ الشَرخُ في ذاكرته بسنوات.</w:t>
       </w:r>
     </w:p>
     <w:p>
@@ -49148,10 +52907,22 @@
       </w:r>
     </w:p>
     <w:p>
-      <w:r>
-        <w:pict>
-          <v:rect style="width:0;height:1.5pt" o:hralign="center" o:hrstd="t" o:hr="t"/>
-        </w:pict>
+      <w:pPr>
+        <w:bidi/>
+        <w:jc w:val="center"/>
+        <w:keepLines/>
+        <w:spacing w:before="360" w:after="360" w:line="360" w:lineRule="auto"/>
+        <w:contextualSpacing w:val="0"/>
+      </w:pPr>
+      <w:r>
+        <w:rPr>
+          <w:rFonts w:ascii="Amiri" w:hAnsi="Amiri" w:cs="Amiri"/>
+          <w:color w:val="C9A227"/>
+          <w:sz w:val="28"/>
+          <w:szCs w:val="28"/>
+          <w:spacing w:val="240"/>
+        </w:rPr>
+        <w:t xml:space="preserve">❖   ❖   ❖</w:t>
       </w:r>
     </w:p>
     <w:p>
@@ -49159,7 +52930,18 @@
         <w:pStyle w:val="FirstParagraph"/>
       </w:pPr>
       <w:r>
-        <w:t xml:space="preserve">كانت نفرتاري تساعده أحيانًا في عمله الليلي.</w:t>
+        <w:rPr>
+          <w:rFonts w:ascii="Amiri" w:hAnsi="Amiri" w:cs="Amiri"/>
+          <w:b/>
+          <w:bCs/>
+          <w:color w:val="C9A227"/>
+          <w:sz w:val="36"/>
+          <w:szCs w:val="36"/>
+        </w:rPr>
+        <w:t xml:space="preserve">كانت</w:t>
+      </w:r>
+      <w:r>
+        <w:t xml:space="preserve"> نفرتاري تساعده أحيانًا في عمله الليلي.</w:t>
       </w:r>
     </w:p>
     <w:p>
@@ -49507,10 +53289,22 @@
       </w:r>
     </w:p>
     <w:p>
-      <w:r>
-        <w:pict>
-          <v:rect style="width:0;height:1.5pt" o:hralign="center" o:hrstd="t" o:hr="t"/>
-        </w:pict>
+      <w:pPr>
+        <w:bidi/>
+        <w:jc w:val="center"/>
+        <w:keepLines/>
+        <w:spacing w:before="360" w:after="360" w:line="360" w:lineRule="auto"/>
+        <w:contextualSpacing w:val="0"/>
+      </w:pPr>
+      <w:r>
+        <w:rPr>
+          <w:rFonts w:ascii="Amiri" w:hAnsi="Amiri" w:cs="Amiri"/>
+          <w:color w:val="C9A227"/>
+          <w:sz w:val="28"/>
+          <w:szCs w:val="28"/>
+          <w:spacing w:val="240"/>
+        </w:rPr>
+        <w:t xml:space="preserve">❖   ❖   ❖</w:t>
       </w:r>
     </w:p>
     <w:p>
@@ -49518,7 +53312,18 @@
         <w:pStyle w:val="FirstParagraph"/>
       </w:pPr>
       <w:r>
-        <w:t xml:space="preserve">حين اكتملت البردية، كانت عملًا ضخمًا يفوق كل تصوراته.</w:t>
+        <w:rPr>
+          <w:rFonts w:ascii="Amiri" w:hAnsi="Amiri" w:cs="Amiri"/>
+          <w:b/>
+          <w:bCs/>
+          <w:color w:val="C9A227"/>
+          <w:sz w:val="36"/>
+          <w:szCs w:val="36"/>
+        </w:rPr>
+        <w:t xml:space="preserve">حين</w:t>
+      </w:r>
+      <w:r>
+        <w:t xml:space="preserve"> اكتملت البردية، كانت عملًا ضخمًا يفوق كل تصوراته.</w:t>
       </w:r>
     </w:p>
     <w:p>
@@ -49638,10 +53443,22 @@
       </w:r>
     </w:p>
     <w:p>
-      <w:r>
-        <w:pict>
-          <v:rect style="width:0;height:1.5pt" o:hralign="center" o:hrstd="t" o:hr="t"/>
-        </w:pict>
+      <w:pPr>
+        <w:bidi/>
+        <w:jc w:val="center"/>
+        <w:keepLines/>
+        <w:spacing w:before="360" w:after="360" w:line="360" w:lineRule="auto"/>
+        <w:contextualSpacing w:val="0"/>
+      </w:pPr>
+      <w:r>
+        <w:rPr>
+          <w:rFonts w:ascii="Amiri" w:hAnsi="Amiri" w:cs="Amiri"/>
+          <w:color w:val="C9A227"/>
+          <w:sz w:val="28"/>
+          <w:szCs w:val="28"/>
+          <w:spacing w:val="240"/>
+        </w:rPr>
+        <w:t xml:space="preserve">❖   ❖   ❖</w:t>
       </w:r>
     </w:p>
     <w:p>
@@ -49649,7 +53466,18 @@
         <w:pStyle w:val="FirstParagraph"/>
       </w:pPr>
       <w:r>
-        <w:t xml:space="preserve">تسلل أحمد إلى المعبد في جوف الليل الأخير من الشهر، حين يكون القمر</w:t>
+        <w:rPr>
+          <w:rFonts w:ascii="Amiri" w:hAnsi="Amiri" w:cs="Amiri"/>
+          <w:b/>
+          <w:bCs/>
+          <w:color w:val="C9A227"/>
+          <w:sz w:val="36"/>
+          <w:szCs w:val="36"/>
+        </w:rPr>
+        <w:t xml:space="preserve">تسلل</w:t>
+      </w:r>
+      <w:r>
+        <w:t xml:space="preserve"> أحمد إلى المعبد في جوف الليل الأخير من الشهر، حين يكون القمر</w:t>
       </w:r>
       <w:r>
         <w:t xml:space="preserve"> </w:t>
@@ -49841,10 +53669,22 @@
       </w:r>
     </w:p>
     <w:p>
-      <w:r>
-        <w:pict>
-          <v:rect style="width:0;height:1.5pt" o:hralign="center" o:hrstd="t" o:hr="t"/>
-        </w:pict>
+      <w:pPr>
+        <w:bidi/>
+        <w:jc w:val="center"/>
+        <w:keepLines/>
+        <w:spacing w:before="360" w:after="360" w:line="360" w:lineRule="auto"/>
+        <w:contextualSpacing w:val="0"/>
+      </w:pPr>
+      <w:r>
+        <w:rPr>
+          <w:rFonts w:ascii="Amiri" w:hAnsi="Amiri" w:cs="Amiri"/>
+          <w:color w:val="C9A227"/>
+          <w:sz w:val="28"/>
+          <w:szCs w:val="28"/>
+          <w:spacing w:val="240"/>
+        </w:rPr>
+        <w:t xml:space="preserve">❖   ❖   ❖</w:t>
       </w:r>
     </w:p>
     <w:p>
@@ -49852,7 +53692,18 @@
         <w:pStyle w:val="FirstParagraph"/>
       </w:pPr>
       <w:r>
-        <w:t xml:space="preserve">ثم حدث شيءٌ هزَّ كيانه حتى النخاع.</w:t>
+        <w:rPr>
+          <w:rFonts w:ascii="Amiri" w:hAnsi="Amiri" w:cs="Amiri"/>
+          <w:b/>
+          <w:bCs/>
+          <w:color w:val="C9A227"/>
+          <w:sz w:val="36"/>
+          <w:szCs w:val="36"/>
+        </w:rPr>
+        <w:t xml:space="preserve">ثم</w:t>
+      </w:r>
+      <w:r>
+        <w:t xml:space="preserve"> حدث شيءٌ هزَّ كيانه حتى النخاع.</w:t>
       </w:r>
     </w:p>
     <w:p>
@@ -50192,10 +54043,22 @@
       </w:r>
     </w:p>
     <w:p>
-      <w:r>
-        <w:pict>
-          <v:rect style="width:0;height:1.5pt" o:hralign="center" o:hrstd="t" o:hr="t"/>
-        </w:pict>
+      <w:pPr>
+        <w:bidi/>
+        <w:jc w:val="center"/>
+        <w:keepLines/>
+        <w:spacing w:before="360" w:after="360" w:line="360" w:lineRule="auto"/>
+        <w:contextualSpacing w:val="0"/>
+      </w:pPr>
+      <w:r>
+        <w:rPr>
+          <w:rFonts w:ascii="Amiri" w:hAnsi="Amiri" w:cs="Amiri"/>
+          <w:color w:val="C9A227"/>
+          <w:sz w:val="28"/>
+          <w:szCs w:val="28"/>
+          <w:spacing w:val="240"/>
+        </w:rPr>
+        <w:t xml:space="preserve">❖   ❖   ❖</w:t>
       </w:r>
     </w:p>
     <w:p>
@@ -50203,7 +54066,18 @@
         <w:pStyle w:val="FirstParagraph"/>
       </w:pPr>
       <w:r>
-        <w:t xml:space="preserve">جلس في عتمة الغرفة السرية وقتًا لا يعرف مداه، محاولًا أن يستوعب هول ما</w:t>
+        <w:rPr>
+          <w:rFonts w:ascii="Amiri" w:hAnsi="Amiri" w:cs="Amiri"/>
+          <w:b/>
+          <w:bCs/>
+          <w:color w:val="C9A227"/>
+          <w:sz w:val="36"/>
+          <w:szCs w:val="36"/>
+        </w:rPr>
+        <w:t xml:space="preserve">جلس</w:t>
+      </w:r>
+      <w:r>
+        <w:t xml:space="preserve"> في عتمة الغرفة السرية وقتًا لا يعرف مداه، محاولًا أن يستوعب هول ما</w:t>
       </w:r>
       <w:r>
         <w:t xml:space="preserve"> </w:t>
@@ -50371,10 +54245,22 @@
       </w:r>
     </w:p>
     <w:p>
-      <w:r>
-        <w:pict>
-          <v:rect style="width:0;height:1.5pt" o:hralign="center" o:hrstd="t" o:hr="t"/>
-        </w:pict>
+      <w:pPr>
+        <w:bidi/>
+        <w:jc w:val="center"/>
+        <w:keepLines/>
+        <w:spacing w:before="360" w:after="360" w:line="360" w:lineRule="auto"/>
+        <w:contextualSpacing w:val="0"/>
+      </w:pPr>
+      <w:r>
+        <w:rPr>
+          <w:rFonts w:ascii="Amiri" w:hAnsi="Amiri" w:cs="Amiri"/>
+          <w:color w:val="C9A227"/>
+          <w:sz w:val="28"/>
+          <w:szCs w:val="28"/>
+          <w:spacing w:val="240"/>
+        </w:rPr>
+        <w:t xml:space="preserve">❖   ❖   ❖</w:t>
       </w:r>
     </w:p>
     <w:bookmarkEnd w:id="60"/>
@@ -50392,7 +54278,18 @@
         <w:pStyle w:val="FirstParagraph"/>
       </w:pPr>
       <w:r>
-        <w:t xml:space="preserve">انقضت أسابيعٌ عدة، وعاد أحمد لممارسة حياته المعتادة.</w:t>
+        <w:rPr>
+          <w:rFonts w:ascii="Amiri" w:hAnsi="Amiri" w:cs="Amiri"/>
+          <w:b/>
+          <w:bCs/>
+          <w:color w:val="C9A227"/>
+          <w:sz w:val="36"/>
+          <w:szCs w:val="36"/>
+        </w:rPr>
+        <w:t xml:space="preserve">انقضت</w:t>
+      </w:r>
+      <w:r>
+        <w:t xml:space="preserve"> أسابيعٌ عدة، وعاد أحمد لممارسة حياته المعتادة.</w:t>
       </w:r>
     </w:p>
     <w:p>
@@ -50506,10 +54403,22 @@
       </w:r>
     </w:p>
     <w:p>
-      <w:r>
-        <w:pict>
-          <v:rect style="width:0;height:1.5pt" o:hralign="center" o:hrstd="t" o:hr="t"/>
-        </w:pict>
+      <w:pPr>
+        <w:bidi/>
+        <w:jc w:val="center"/>
+        <w:keepLines/>
+        <w:spacing w:before="360" w:after="360" w:line="360" w:lineRule="auto"/>
+        <w:contextualSpacing w:val="0"/>
+      </w:pPr>
+      <w:r>
+        <w:rPr>
+          <w:rFonts w:ascii="Amiri" w:hAnsi="Amiri" w:cs="Amiri"/>
+          <w:color w:val="C9A227"/>
+          <w:sz w:val="28"/>
+          <w:szCs w:val="28"/>
+          <w:spacing w:val="240"/>
+        </w:rPr>
+        <w:t xml:space="preserve">❖   ❖   ❖</w:t>
       </w:r>
     </w:p>
     <w:p>
@@ -50517,7 +54426,18 @@
         <w:pStyle w:val="FirstParagraph"/>
       </w:pPr>
       <w:r>
-        <w:t xml:space="preserve">في إحدى الليالي، قرر أن يحسم أمره نهائيًا.</w:t>
+        <w:rPr>
+          <w:rFonts w:ascii="Amiri" w:hAnsi="Amiri" w:cs="Amiri"/>
+          <w:b/>
+          <w:bCs/>
+          <w:color w:val="C9A227"/>
+          <w:sz w:val="36"/>
+          <w:szCs w:val="36"/>
+        </w:rPr>
+        <w:t xml:space="preserve">في</w:t>
+      </w:r>
+      <w:r>
+        <w:t xml:space="preserve"> إحدى الليالي، قرر أن يحسم أمره نهائيًا.</w:t>
       </w:r>
     </w:p>
     <w:p>
@@ -50795,10 +54715,22 @@
       </w:r>
     </w:p>
     <w:p>
-      <w:r>
-        <w:pict>
-          <v:rect style="width:0;height:1.5pt" o:hralign="center" o:hrstd="t" o:hr="t"/>
-        </w:pict>
+      <w:pPr>
+        <w:bidi/>
+        <w:jc w:val="center"/>
+        <w:keepLines/>
+        <w:spacing w:before="360" w:after="360" w:line="360" w:lineRule="auto"/>
+        <w:contextualSpacing w:val="0"/>
+      </w:pPr>
+      <w:r>
+        <w:rPr>
+          <w:rFonts w:ascii="Amiri" w:hAnsi="Amiri" w:cs="Amiri"/>
+          <w:color w:val="C9A227"/>
+          <w:sz w:val="28"/>
+          <w:szCs w:val="28"/>
+          <w:spacing w:val="240"/>
+        </w:rPr>
+        <w:t xml:space="preserve">❖   ❖   ❖</w:t>
       </w:r>
     </w:p>
     <w:p>
@@ -50806,7 +54738,18 @@
         <w:pStyle w:val="FirstParagraph"/>
       </w:pPr>
       <w:r>
-        <w:t xml:space="preserve">«لن أدعك تفلت منّي، أيها الساحر الدجال!»</w:t>
+        <w:rPr>
+          <w:rFonts w:ascii="Amiri" w:hAnsi="Amiri" w:cs="Amiri"/>
+          <w:b/>
+          <w:bCs/>
+          <w:color w:val="C9A227"/>
+          <w:sz w:val="36"/>
+          <w:szCs w:val="36"/>
+        </w:rPr>
+        <w:t xml:space="preserve">«لن</w:t>
+      </w:r>
+      <w:r>
+        <w:t xml:space="preserve"> أدعك تفلت منّي، أيها الساحر الدجال!»</w:t>
       </w:r>
     </w:p>
     <w:p>
@@ -51158,10 +55101,22 @@
       </w:r>
     </w:p>
     <w:p>
-      <w:r>
-        <w:pict>
-          <v:rect style="width:0;height:1.5pt" o:hralign="center" o:hrstd="t" o:hr="t"/>
-        </w:pict>
+      <w:pPr>
+        <w:bidi/>
+        <w:jc w:val="center"/>
+        <w:keepLines/>
+        <w:spacing w:before="360" w:after="360" w:line="360" w:lineRule="auto"/>
+        <w:contextualSpacing w:val="0"/>
+      </w:pPr>
+      <w:r>
+        <w:rPr>
+          <w:rFonts w:ascii="Amiri" w:hAnsi="Amiri" w:cs="Amiri"/>
+          <w:color w:val="C9A227"/>
+          <w:sz w:val="28"/>
+          <w:szCs w:val="28"/>
+          <w:spacing w:val="240"/>
+        </w:rPr>
+        <w:t xml:space="preserve">❖   ❖   ❖</w:t>
       </w:r>
     </w:p>
     <w:p>
@@ -51169,7 +55124,18 @@
         <w:pStyle w:val="FirstParagraph"/>
       </w:pPr>
       <w:r>
-        <w:t xml:space="preserve">لم يتحرك الرجال على الفور.</w:t>
+        <w:rPr>
+          <w:rFonts w:ascii="Amiri" w:hAnsi="Amiri" w:cs="Amiri"/>
+          <w:b/>
+          <w:bCs/>
+          <w:color w:val="C9A227"/>
+          <w:sz w:val="36"/>
+          <w:szCs w:val="36"/>
+        </w:rPr>
+        <w:t xml:space="preserve">لم</w:t>
+      </w:r>
+      <w:r>
+        <w:t xml:space="preserve"> يتحرك الرجال على الفور.</w:t>
       </w:r>
     </w:p>
     <w:p>
@@ -51321,10 +55287,22 @@
       </w:r>
     </w:p>
     <w:p>
-      <w:r>
-        <w:pict>
-          <v:rect style="width:0;height:1.5pt" o:hralign="center" o:hrstd="t" o:hr="t"/>
-        </w:pict>
+      <w:pPr>
+        <w:bidi/>
+        <w:jc w:val="center"/>
+        <w:keepLines/>
+        <w:spacing w:before="360" w:after="360" w:line="360" w:lineRule="auto"/>
+        <w:contextualSpacing w:val="0"/>
+      </w:pPr>
+      <w:r>
+        <w:rPr>
+          <w:rFonts w:ascii="Amiri" w:hAnsi="Amiri" w:cs="Amiri"/>
+          <w:color w:val="C9A227"/>
+          <w:sz w:val="28"/>
+          <w:szCs w:val="28"/>
+          <w:spacing w:val="240"/>
+        </w:rPr>
+        <w:t xml:space="preserve">❖   ❖   ❖</w:t>
       </w:r>
     </w:p>
     <w:p>
@@ -51332,7 +55310,18 @@
         <w:pStyle w:val="FirstParagraph"/>
       </w:pPr>
       <w:r>
-        <w:t xml:space="preserve">بنتاور، الذي كان لا يزال ملقىً على الأرض بجانب أحمد كجثةٍ لم تُدفن بعد،</w:t>
+        <w:rPr>
+          <w:rFonts w:ascii="Amiri" w:hAnsi="Amiri" w:cs="Amiri"/>
+          <w:b/>
+          <w:bCs/>
+          <w:color w:val="C9A227"/>
+          <w:sz w:val="36"/>
+          <w:szCs w:val="36"/>
+        </w:rPr>
+        <w:t xml:space="preserve">بنتاور،</w:t>
+      </w:r>
+      <w:r>
+        <w:t xml:space="preserve"> الذي كان لا يزال ملقىً على الأرض بجانب أحمد كجثةٍ لم تُدفن بعد،</w:t>
       </w:r>
       <w:r>
         <w:t xml:space="preserve"> </w:t>
@@ -51418,10 +55407,22 @@
       </w:r>
     </w:p>
     <w:p>
-      <w:r>
-        <w:pict>
-          <v:rect style="width:0;height:1.5pt" o:hralign="center" o:hrstd="t" o:hr="t"/>
-        </w:pict>
+      <w:pPr>
+        <w:bidi/>
+        <w:jc w:val="center"/>
+        <w:keepLines/>
+        <w:spacing w:before="360" w:after="360" w:line="360" w:lineRule="auto"/>
+        <w:contextualSpacing w:val="0"/>
+      </w:pPr>
+      <w:r>
+        <w:rPr>
+          <w:rFonts w:ascii="Amiri" w:hAnsi="Amiri" w:cs="Amiri"/>
+          <w:color w:val="C9A227"/>
+          <w:sz w:val="28"/>
+          <w:szCs w:val="28"/>
+          <w:spacing w:val="240"/>
+        </w:rPr>
+        <w:t xml:space="preserve">❖   ❖   ❖</w:t>
       </w:r>
     </w:p>
     <w:p>
@@ -51429,7 +55430,18 @@
         <w:pStyle w:val="FirstParagraph"/>
       </w:pPr>
       <w:r>
-        <w:t xml:space="preserve">لم يتحرك التمساح.</w:t>
+        <w:rPr>
+          <w:rFonts w:ascii="Amiri" w:hAnsi="Amiri" w:cs="Amiri"/>
+          <w:b/>
+          <w:bCs/>
+          <w:color w:val="C9A227"/>
+          <w:sz w:val="36"/>
+          <w:szCs w:val="36"/>
+        </w:rPr>
+        <w:t xml:space="preserve">لم</w:t>
+      </w:r>
+      <w:r>
+        <w:t xml:space="preserve"> يتحرك التمساح.</w:t>
       </w:r>
     </w:p>
     <w:p>
@@ -51629,10 +55641,22 @@
       </w:r>
     </w:p>
     <w:p>
-      <w:r>
-        <w:pict>
-          <v:rect style="width:0;height:1.5pt" o:hralign="center" o:hrstd="t" o:hr="t"/>
-        </w:pict>
+      <w:pPr>
+        <w:bidi/>
+        <w:jc w:val="center"/>
+        <w:keepLines/>
+        <w:spacing w:before="360" w:after="360" w:line="360" w:lineRule="auto"/>
+        <w:contextualSpacing w:val="0"/>
+      </w:pPr>
+      <w:r>
+        <w:rPr>
+          <w:rFonts w:ascii="Amiri" w:hAnsi="Amiri" w:cs="Amiri"/>
+          <w:color w:val="C9A227"/>
+          <w:sz w:val="28"/>
+          <w:szCs w:val="28"/>
+          <w:spacing w:val="240"/>
+        </w:rPr>
+        <w:t xml:space="preserve">❖   ❖   ❖</w:t>
       </w:r>
     </w:p>
     <w:p>
@@ -51640,7 +55664,18 @@
         <w:pStyle w:val="FirstParagraph"/>
       </w:pPr>
       <w:r>
-        <w:t xml:space="preserve">للحظةٍ بدت كالأبدية، لحظةٍ تمددت حتى ابتلعت الزمن ذاته، لم يحدث</w:t>
+        <w:rPr>
+          <w:rFonts w:ascii="Amiri" w:hAnsi="Amiri" w:cs="Amiri"/>
+          <w:b/>
+          <w:bCs/>
+          <w:color w:val="C9A227"/>
+          <w:sz w:val="36"/>
+          <w:szCs w:val="36"/>
+        </w:rPr>
+        <w:t xml:space="preserve">للحظةٍ</w:t>
+      </w:r>
+      <w:r>
+        <w:t xml:space="preserve"> بدت كالأبدية، لحظةٍ تمددت حتى ابتلعت الزمن ذاته، لم يحدث</w:t>
       </w:r>
       <w:r>
         <w:t xml:space="preserve"> </w:t>
@@ -51810,10 +55845,22 @@
       </w:r>
     </w:p>
     <w:p>
-      <w:r>
-        <w:pict>
-          <v:rect style="width:0;height:1.5pt" o:hralign="center" o:hrstd="t" o:hr="t"/>
-        </w:pict>
+      <w:pPr>
+        <w:bidi/>
+        <w:jc w:val="center"/>
+        <w:keepLines/>
+        <w:spacing w:before="360" w:after="360" w:line="360" w:lineRule="auto"/>
+        <w:contextualSpacing w:val="0"/>
+      </w:pPr>
+      <w:r>
+        <w:rPr>
+          <w:rFonts w:ascii="Amiri" w:hAnsi="Amiri" w:cs="Amiri"/>
+          <w:color w:val="C9A227"/>
+          <w:sz w:val="28"/>
+          <w:szCs w:val="28"/>
+          <w:spacing w:val="240"/>
+        </w:rPr>
+        <w:t xml:space="preserve">❖   ❖   ❖</w:t>
       </w:r>
     </w:p>
     <w:p>
@@ -51821,7 +55868,18 @@
         <w:pStyle w:val="FirstParagraph"/>
       </w:pPr>
       <w:r>
-        <w:t xml:space="preserve">بقي بنتاور واقفًا في الماء، وجسده يرتجف من رأسه حتى أخمص قدميه كورقةٍ</w:t>
+        <w:rPr>
+          <w:rFonts w:ascii="Amiri" w:hAnsi="Amiri" w:cs="Amiri"/>
+          <w:b/>
+          <w:bCs/>
+          <w:color w:val="C9A227"/>
+          <w:sz w:val="36"/>
+          <w:szCs w:val="36"/>
+        </w:rPr>
+        <w:t xml:space="preserve">بقي</w:t>
+      </w:r>
+      <w:r>
+        <w:t xml:space="preserve"> بنتاور واقفًا في الماء، وجسده يرتجف من رأسه حتى أخمص قدميه كورقةٍ</w:t>
       </w:r>
       <w:r>
         <w:t xml:space="preserve"> </w:t>
@@ -51939,10 +55997,22 @@
       </w:r>
     </w:p>
     <w:p>
-      <w:r>
-        <w:pict>
-          <v:rect style="width:0;height:1.5pt" o:hralign="center" o:hrstd="t" o:hr="t"/>
-        </w:pict>
+      <w:pPr>
+        <w:bidi/>
+        <w:jc w:val="center"/>
+        <w:keepLines/>
+        <w:spacing w:before="360" w:after="360" w:line="360" w:lineRule="auto"/>
+        <w:contextualSpacing w:val="0"/>
+      </w:pPr>
+      <w:r>
+        <w:rPr>
+          <w:rFonts w:ascii="Amiri" w:hAnsi="Amiri" w:cs="Amiri"/>
+          <w:color w:val="C9A227"/>
+          <w:sz w:val="28"/>
+          <w:szCs w:val="28"/>
+          <w:spacing w:val="240"/>
+        </w:rPr>
+        <w:t xml:space="preserve">❖   ❖   ❖</w:t>
       </w:r>
     </w:p>
     <w:p>
@@ -51950,7 +56020,18 @@
         <w:pStyle w:val="FirstParagraph"/>
       </w:pPr>
       <w:r>
-        <w:t xml:space="preserve">نظر إلى رجاله، فوجدهم ساجدين على الأرض، ووجوههم مدفونة في التراب،</w:t>
+        <w:rPr>
+          <w:rFonts w:ascii="Amiri" w:hAnsi="Amiri" w:cs="Amiri"/>
+          <w:b/>
+          <w:bCs/>
+          <w:color w:val="C9A227"/>
+          <w:sz w:val="36"/>
+          <w:szCs w:val="36"/>
+        </w:rPr>
+        <w:t xml:space="preserve">نظر</w:t>
+      </w:r>
+      <w:r>
+        <w:t xml:space="preserve"> إلى رجاله، فوجدهم ساجدين على الأرض، ووجوههم مدفونة في التراب،</w:t>
       </w:r>
       <w:r>
         <w:t xml:space="preserve"> </w:t>
@@ -52084,10 +56165,22 @@
       </w:r>
     </w:p>
     <w:p>
-      <w:r>
-        <w:pict>
-          <v:rect style="width:0;height:1.5pt" o:hralign="center" o:hrstd="t" o:hr="t"/>
-        </w:pict>
+      <w:pPr>
+        <w:bidi/>
+        <w:jc w:val="center"/>
+        <w:keepLines/>
+        <w:spacing w:before="360" w:after="360" w:line="360" w:lineRule="auto"/>
+        <w:contextualSpacing w:val="0"/>
+      </w:pPr>
+      <w:r>
+        <w:rPr>
+          <w:rFonts w:ascii="Amiri" w:hAnsi="Amiri" w:cs="Amiri"/>
+          <w:color w:val="C9A227"/>
+          <w:sz w:val="28"/>
+          <w:szCs w:val="28"/>
+          <w:spacing w:val="240"/>
+        </w:rPr>
+        <w:t xml:space="preserve">❖   ❖   ❖</w:t>
       </w:r>
     </w:p>
     <w:p>
@@ -52349,10 +56442,22 @@
       </w:r>
     </w:p>
     <w:p>
-      <w:r>
-        <w:pict>
-          <v:rect style="width:0;height:1.5pt" o:hralign="center" o:hrstd="t" o:hr="t"/>
-        </w:pict>
+      <w:pPr>
+        <w:bidi/>
+        <w:jc w:val="center"/>
+        <w:keepLines/>
+        <w:spacing w:before="360" w:after="360" w:line="360" w:lineRule="auto"/>
+        <w:contextualSpacing w:val="0"/>
+      </w:pPr>
+      <w:r>
+        <w:rPr>
+          <w:rFonts w:ascii="Amiri" w:hAnsi="Amiri" w:cs="Amiri"/>
+          <w:color w:val="C9A227"/>
+          <w:sz w:val="28"/>
+          <w:szCs w:val="28"/>
+          <w:spacing w:val="240"/>
+        </w:rPr>
+        <w:t xml:space="preserve">❖   ❖   ❖</w:t>
       </w:r>
     </w:p>
     <w:p>
@@ -52360,7 +56465,18 @@
         <w:pStyle w:val="FirstParagraph"/>
       </w:pPr>
       <w:r>
-        <w:t xml:space="preserve">رفع رأسه ببطء وتطلع إلى السماء.</w:t>
+        <w:rPr>
+          <w:rFonts w:ascii="Amiri" w:hAnsi="Amiri" w:cs="Amiri"/>
+          <w:b/>
+          <w:bCs/>
+          <w:color w:val="C9A227"/>
+          <w:sz w:val="36"/>
+          <w:szCs w:val="36"/>
+        </w:rPr>
+        <w:t xml:space="preserve">رفع</w:t>
+      </w:r>
+      <w:r>
+        <w:t xml:space="preserve"> رأسه ببطء وتطلع إلى السماء.</w:t>
       </w:r>
     </w:p>
     <w:p>
@@ -52432,10 +56548,22 @@
       </w:r>
     </w:p>
     <w:p>
-      <w:r>
-        <w:pict>
-          <v:rect style="width:0;height:1.5pt" o:hralign="center" o:hrstd="t" o:hr="t"/>
-        </w:pict>
+      <w:pPr>
+        <w:bidi/>
+        <w:jc w:val="center"/>
+        <w:keepLines/>
+        <w:spacing w:before="360" w:after="360" w:line="360" w:lineRule="auto"/>
+        <w:contextualSpacing w:val="0"/>
+      </w:pPr>
+      <w:r>
+        <w:rPr>
+          <w:rFonts w:ascii="Amiri" w:hAnsi="Amiri" w:cs="Amiri"/>
+          <w:color w:val="C9A227"/>
+          <w:sz w:val="28"/>
+          <w:szCs w:val="28"/>
+          <w:spacing w:val="240"/>
+        </w:rPr>
+        <w:t xml:space="preserve">❖   ❖   ❖</w:t>
       </w:r>
     </w:p>
     <w:p>
@@ -52609,10 +56737,22 @@
       </w:r>
     </w:p>
     <w:p>
-      <w:r>
-        <w:pict>
-          <v:rect style="width:0;height:1.5pt" o:hralign="center" o:hrstd="t" o:hr="t"/>
-        </w:pict>
+      <w:pPr>
+        <w:bidi/>
+        <w:jc w:val="center"/>
+        <w:keepLines/>
+        <w:spacing w:before="360" w:after="360" w:line="360" w:lineRule="auto"/>
+        <w:contextualSpacing w:val="0"/>
+      </w:pPr>
+      <w:r>
+        <w:rPr>
+          <w:rFonts w:ascii="Amiri" w:hAnsi="Amiri" w:cs="Amiri"/>
+          <w:color w:val="C9A227"/>
+          <w:sz w:val="28"/>
+          <w:szCs w:val="28"/>
+          <w:spacing w:val="240"/>
+        </w:rPr>
+        <w:t xml:space="preserve">❖   ❖   ❖</w:t>
       </w:r>
     </w:p>
     <w:p>
@@ -52620,7 +56760,18 @@
         <w:pStyle w:val="FirstParagraph"/>
       </w:pPr>
       <w:r>
-        <w:t xml:space="preserve">أغمض عينيه بقوَّةٍ، والدَّوارُ يجتاحه. ثم فتحهما.</w:t>
+        <w:rPr>
+          <w:rFonts w:ascii="Amiri" w:hAnsi="Amiri" w:cs="Amiri"/>
+          <w:b/>
+          <w:bCs/>
+          <w:color w:val="C9A227"/>
+          <w:sz w:val="36"/>
+          <w:szCs w:val="36"/>
+        </w:rPr>
+        <w:t xml:space="preserve">أغمض</w:t>
+      </w:r>
+      <w:r>
+        <w:t xml:space="preserve"> عينيه بقوَّةٍ، والدَّوارُ يجتاحه. ثم فتحهما.</w:t>
       </w:r>
     </w:p>
     <w:p>
@@ -52740,10 +56891,22 @@
       </w:r>
     </w:p>
     <w:p>
-      <w:r>
-        <w:pict>
-          <v:rect style="width:0;height:1.5pt" o:hralign="center" o:hrstd="t" o:hr="t"/>
-        </w:pict>
+      <w:pPr>
+        <w:bidi/>
+        <w:jc w:val="center"/>
+        <w:keepLines/>
+        <w:spacing w:before="360" w:after="360" w:line="360" w:lineRule="auto"/>
+        <w:contextualSpacing w:val="0"/>
+      </w:pPr>
+      <w:r>
+        <w:rPr>
+          <w:rFonts w:ascii="Amiri" w:hAnsi="Amiri" w:cs="Amiri"/>
+          <w:color w:val="C9A227"/>
+          <w:sz w:val="28"/>
+          <w:szCs w:val="28"/>
+          <w:spacing w:val="240"/>
+        </w:rPr>
+        <w:t xml:space="preserve">❖   ❖   ❖</w:t>
       </w:r>
     </w:p>
     <w:p>
@@ -52751,7 +56914,18 @@
         <w:pStyle w:val="FirstParagraph"/>
       </w:pPr>
       <w:r>
-        <w:t xml:space="preserve">همس لنفسه، وصوته يرتجف من الفهم المرعب: «نسيج الزمن… إنه ليس</w:t>
+        <w:rPr>
+          <w:rFonts w:ascii="Amiri" w:hAnsi="Amiri" w:cs="Amiri"/>
+          <w:b/>
+          <w:bCs/>
+          <w:color w:val="C9A227"/>
+          <w:sz w:val="36"/>
+          <w:szCs w:val="36"/>
+        </w:rPr>
+        <w:t xml:space="preserve">همس</w:t>
+      </w:r>
+      <w:r>
+        <w:t xml:space="preserve"> لنفسه، وصوته يرتجف من الفهم المرعب: «نسيج الزمن… إنه ليس</w:t>
       </w:r>
       <w:r>
         <w:t xml:space="preserve"> </w:t>
@@ -52889,10 +57063,22 @@
       </w:r>
     </w:p>
     <w:p>
-      <w:r>
-        <w:pict>
-          <v:rect style="width:0;height:1.5pt" o:hralign="center" o:hrstd="t" o:hr="t"/>
-        </w:pict>
+      <w:pPr>
+        <w:bidi/>
+        <w:jc w:val="center"/>
+        <w:keepLines/>
+        <w:spacing w:before="360" w:after="360" w:line="360" w:lineRule="auto"/>
+        <w:contextualSpacing w:val="0"/>
+      </w:pPr>
+      <w:r>
+        <w:rPr>
+          <w:rFonts w:ascii="Amiri" w:hAnsi="Amiri" w:cs="Amiri"/>
+          <w:color w:val="C9A227"/>
+          <w:sz w:val="28"/>
+          <w:szCs w:val="28"/>
+          <w:spacing w:val="240"/>
+        </w:rPr>
+        <w:t xml:space="preserve">❖   ❖   ❖</w:t>
       </w:r>
     </w:p>
     <w:p>
@@ -52900,7 +57086,18 @@
         <w:pStyle w:val="FirstParagraph"/>
       </w:pPr>
       <w:r>
-        <w:t xml:space="preserve">همس لنفسه، والكلمات تخرج منه كاعترافٍ أخير: «إذًا… هنا سأبقى. هنا</w:t>
+        <w:rPr>
+          <w:rFonts w:ascii="Amiri" w:hAnsi="Amiri" w:cs="Amiri"/>
+          <w:b/>
+          <w:bCs/>
+          <w:color w:val="C9A227"/>
+          <w:sz w:val="36"/>
+          <w:szCs w:val="36"/>
+        </w:rPr>
+        <w:t xml:space="preserve">همس</w:t>
+      </w:r>
+      <w:r>
+        <w:t xml:space="preserve"> لنفسه، والكلمات تخرج منه كاعترافٍ أخير: «إذًا… هنا سأبقى. هنا</w:t>
       </w:r>
       <w:r>
         <w:t xml:space="preserve"> </w:t>
@@ -52960,10 +57157,22 @@
       </w:r>
     </w:p>
     <w:p>
-      <w:r>
-        <w:pict>
-          <v:rect style="width:0;height:1.5pt" o:hralign="center" o:hrstd="t" o:hr="t"/>
-        </w:pict>
+      <w:pPr>
+        <w:bidi/>
+        <w:jc w:val="center"/>
+        <w:keepLines/>
+        <w:spacing w:before="360" w:after="360" w:line="360" w:lineRule="auto"/>
+        <w:contextualSpacing w:val="0"/>
+      </w:pPr>
+      <w:r>
+        <w:rPr>
+          <w:rFonts w:ascii="Amiri" w:hAnsi="Amiri" w:cs="Amiri"/>
+          <w:color w:val="C9A227"/>
+          <w:sz w:val="28"/>
+          <w:szCs w:val="28"/>
+          <w:spacing w:val="240"/>
+        </w:rPr>
+        <w:t xml:space="preserve">❖   ❖   ❖</w:t>
       </w:r>
     </w:p>
     <w:p>
@@ -52971,7 +57180,18 @@
         <w:pStyle w:val="FirstParagraph"/>
       </w:pPr>
       <w:r>
-        <w:t xml:space="preserve">ألقى نظرةً أخيرة على النيل.</w:t>
+        <w:rPr>
+          <w:rFonts w:ascii="Amiri" w:hAnsi="Amiri" w:cs="Amiri"/>
+          <w:b/>
+          <w:bCs/>
+          <w:color w:val="C9A227"/>
+          <w:sz w:val="36"/>
+          <w:szCs w:val="36"/>
+        </w:rPr>
+        <w:t xml:space="preserve">ألقى</w:t>
+      </w:r>
+      <w:r>
+        <w:t xml:space="preserve"> نظرةً أخيرة على النيل.</w:t>
       </w:r>
     </w:p>
     <w:p>
@@ -53065,10 +57285,22 @@
       </w:r>
     </w:p>
     <w:p>
-      <w:r>
-        <w:pict>
-          <v:rect style="width:0;height:1.5pt" o:hralign="center" o:hrstd="t" o:hr="t"/>
-        </w:pict>
+      <w:pPr>
+        <w:bidi/>
+        <w:jc w:val="center"/>
+        <w:keepLines/>
+        <w:spacing w:before="360" w:after="360" w:line="360" w:lineRule="auto"/>
+        <w:contextualSpacing w:val="0"/>
+      </w:pPr>
+      <w:r>
+        <w:rPr>
+          <w:rFonts w:ascii="Amiri" w:hAnsi="Amiri" w:cs="Amiri"/>
+          <w:color w:val="C9A227"/>
+          <w:sz w:val="28"/>
+          <w:szCs w:val="28"/>
+          <w:spacing w:val="240"/>
+        </w:rPr>
+        <w:t xml:space="preserve">❖   ❖   ❖</w:t>
       </w:r>
     </w:p>
     <w:p>
@@ -53076,7 +57308,18 @@
         <w:pStyle w:val="FirstParagraph"/>
       </w:pPr>
       <w:r>
-        <w:t xml:space="preserve">وبينما كانا يسيران عائدَين نحو المدينة على الطريق الترابيِّ المضاءِ بنورِ</w:t>
+        <w:rPr>
+          <w:rFonts w:ascii="Amiri" w:hAnsi="Amiri" w:cs="Amiri"/>
+          <w:b/>
+          <w:bCs/>
+          <w:color w:val="C9A227"/>
+          <w:sz w:val="36"/>
+          <w:szCs w:val="36"/>
+        </w:rPr>
+        <w:t xml:space="preserve">وبينما</w:t>
+      </w:r>
+      <w:r>
+        <w:t xml:space="preserve"> كانا يسيران عائدَين نحو المدينة على الطريق الترابيِّ المضاءِ بنورِ</w:t>
       </w:r>
       <w:r>
         <w:t xml:space="preserve"> </w:t>
@@ -53164,10 +57407,22 @@
       </w:r>
     </w:p>
     <w:p>
-      <w:r>
-        <w:pict>
-          <v:rect style="width:0;height:1.5pt" o:hralign="center" o:hrstd="t" o:hr="t"/>
-        </w:pict>
+      <w:pPr>
+        <w:bidi/>
+        <w:jc w:val="center"/>
+        <w:keepLines/>
+        <w:spacing w:before="360" w:after="360" w:line="360" w:lineRule="auto"/>
+        <w:contextualSpacing w:val="0"/>
+      </w:pPr>
+      <w:r>
+        <w:rPr>
+          <w:rFonts w:ascii="Amiri" w:hAnsi="Amiri" w:cs="Amiri"/>
+          <w:color w:val="C9A227"/>
+          <w:sz w:val="28"/>
+          <w:szCs w:val="28"/>
+          <w:spacing w:val="240"/>
+        </w:rPr>
+        <w:t xml:space="preserve">❖   ❖   ❖</w:t>
       </w:r>
     </w:p>
     <w:p>
@@ -53175,7 +57430,18 @@
         <w:pStyle w:val="FirstParagraph"/>
       </w:pPr>
       <w:r>
-        <w:t xml:space="preserve">ولأول مرةٍ في حياته، لم يعد أحمد يعرف إن كان حرًّا يختار مصيره بإرادته</w:t>
+        <w:rPr>
+          <w:rFonts w:ascii="Amiri" w:hAnsi="Amiri" w:cs="Amiri"/>
+          <w:b/>
+          <w:bCs/>
+          <w:color w:val="C9A227"/>
+          <w:sz w:val="36"/>
+          <w:szCs w:val="36"/>
+        </w:rPr>
+        <w:t xml:space="preserve">ولأول</w:t>
+      </w:r>
+      <w:r>
+        <w:t xml:space="preserve"> مرةٍ في حياته، لم يعد أحمد يعرف إن كان حرًّا يختار مصيره بإرادته</w:t>
       </w:r>
       <w:r>
         <w:t xml:space="preserve"> </w:t>
@@ -53504,10 +57770,22 @@
       </w:r>
     </w:p>
     <w:p>
-      <w:r>
-        <w:pict>
-          <v:rect style="width:0;height:1.5pt" o:hralign="center" o:hrstd="t" o:hr="t"/>
-        </w:pict>
+      <w:pPr>
+        <w:bidi/>
+        <w:jc w:val="center"/>
+        <w:keepLines/>
+        <w:spacing w:before="360" w:after="360" w:line="360" w:lineRule="auto"/>
+        <w:contextualSpacing w:val="0"/>
+      </w:pPr>
+      <w:r>
+        <w:rPr>
+          <w:rFonts w:ascii="Amiri" w:hAnsi="Amiri" w:cs="Amiri"/>
+          <w:color w:val="C9A227"/>
+          <w:sz w:val="28"/>
+          <w:szCs w:val="28"/>
+          <w:spacing w:val="240"/>
+        </w:rPr>
+        <w:t xml:space="preserve">❖   ❖   ❖</w:t>
       </w:r>
     </w:p>
     <w:p>
@@ -53515,8 +57793,19 @@
         <w:pStyle w:val="FirstParagraph"/>
       </w:pPr>
       <w:r>
+        <w:rPr>
+          <w:rFonts w:ascii="Amiri" w:hAnsi="Amiri" w:cs="Amiri"/>
+          <w:b/>
+          <w:bCs/>
+          <w:color w:val="C9A227"/>
+          <w:sz w:val="36"/>
+          <w:szCs w:val="36"/>
+        </w:rPr>
         <w:t xml:space="preserve">«انتظروا!»</w:t>
       </w:r>
+      <w:r>
+        <w:t xml:space="preserve"/>
+      </w:r>
     </w:p>
     <w:p>
       <w:pPr>
@@ -53647,10 +57936,22 @@
       </w:r>
     </w:p>
     <w:p>
-      <w:r>
-        <w:pict>
-          <v:rect style="width:0;height:1.5pt" o:hralign="center" o:hrstd="t" o:hr="t"/>
-        </w:pict>
+      <w:pPr>
+        <w:bidi/>
+        <w:jc w:val="center"/>
+        <w:keepLines/>
+        <w:spacing w:before="360" w:after="360" w:line="360" w:lineRule="auto"/>
+        <w:contextualSpacing w:val="0"/>
+      </w:pPr>
+      <w:r>
+        <w:rPr>
+          <w:rFonts w:ascii="Amiri" w:hAnsi="Amiri" w:cs="Amiri"/>
+          <w:color w:val="C9A227"/>
+          <w:sz w:val="28"/>
+          <w:szCs w:val="28"/>
+          <w:spacing w:val="240"/>
+        </w:rPr>
+        <w:t xml:space="preserve">❖   ❖   ❖</w:t>
       </w:r>
     </w:p>
     <w:p>
@@ -53658,7 +57959,18 @@
         <w:pStyle w:val="FirstParagraph"/>
       </w:pPr>
       <w:r>
-        <w:t xml:space="preserve">انحنت الدكتورة ليلى والتقطت اللوح الحجريّ الصغير بحذرٍ شديد. كان باردًا تحت أصابعها، أملس من كثرة ما لمس عبر العصور.</w:t>
+        <w:rPr>
+          <w:rFonts w:ascii="Amiri" w:hAnsi="Amiri" w:cs="Amiri"/>
+          <w:b/>
+          <w:bCs/>
+          <w:color w:val="C9A227"/>
+          <w:sz w:val="36"/>
+          <w:szCs w:val="36"/>
+        </w:rPr>
+        <w:t xml:space="preserve">انحنت</w:t>
+      </w:r>
+      <w:r>
+        <w:t xml:space="preserve"> الدكتورة ليلى والتقطت اللوح الحجريّ الصغير بحذرٍ شديد. كان باردًا تحت أصابعها، أملس من كثرة ما لمس عبر العصور.</w:t>
       </w:r>
     </w:p>
     <w:p>
@@ -53718,10 +58030,22 @@
       </w:r>
     </w:p>
     <w:p>
-      <w:r>
-        <w:pict>
-          <v:rect style="width:0;height:1.5pt" o:hralign="center" o:hrstd="t" o:hr="t"/>
-        </w:pict>
+      <w:pPr>
+        <w:bidi/>
+        <w:jc w:val="center"/>
+        <w:keepLines/>
+        <w:spacing w:before="360" w:after="360" w:line="360" w:lineRule="auto"/>
+        <w:contextualSpacing w:val="0"/>
+      </w:pPr>
+      <w:r>
+        <w:rPr>
+          <w:rFonts w:ascii="Amiri" w:hAnsi="Amiri" w:cs="Amiri"/>
+          <w:color w:val="C9A227"/>
+          <w:sz w:val="28"/>
+          <w:szCs w:val="28"/>
+          <w:spacing w:val="240"/>
+        </w:rPr>
+        <w:t xml:space="preserve">❖   ❖   ❖</w:t>
       </w:r>
     </w:p>
     <w:p>
@@ -53729,7 +58053,18 @@
         <w:pStyle w:val="FirstParagraph"/>
       </w:pPr>
       <w:r>
-        <w:t xml:space="preserve">جلست الدكتورة ليلى على الأرض الحجريّة الباردة. لم تعد ساقاها قادرتين على حملها.</w:t>
+        <w:rPr>
+          <w:rFonts w:ascii="Amiri" w:hAnsi="Amiri" w:cs="Amiri"/>
+          <w:b/>
+          <w:bCs/>
+          <w:color w:val="C9A227"/>
+          <w:sz w:val="36"/>
+          <w:szCs w:val="36"/>
+        </w:rPr>
+        <w:t xml:space="preserve">جلست</w:t>
+      </w:r>
+      <w:r>
+        <w:t xml:space="preserve"> الدكتورة ليلى على الأرض الحجريّة الباردة. لم تعد ساقاها قادرتين على حملها.</w:t>
       </w:r>
     </w:p>
     <w:p>
@@ -53757,10 +58092,22 @@
       </w:r>
     </w:p>
     <w:p>
-      <w:r>
-        <w:pict>
-          <v:rect style="width:0;height:1.5pt" o:hralign="center" o:hrstd="t" o:hr="t"/>
-        </w:pict>
+      <w:pPr>
+        <w:bidi/>
+        <w:jc w:val="center"/>
+        <w:keepLines/>
+        <w:spacing w:before="360" w:after="360" w:line="360" w:lineRule="auto"/>
+        <w:contextualSpacing w:val="0"/>
+      </w:pPr>
+      <w:r>
+        <w:rPr>
+          <w:rFonts w:ascii="Amiri" w:hAnsi="Amiri" w:cs="Amiri"/>
+          <w:color w:val="C9A227"/>
+          <w:sz w:val="28"/>
+          <w:szCs w:val="28"/>
+          <w:spacing w:val="240"/>
+        </w:rPr>
+        <w:t xml:space="preserve">❖   ❖   ❖</w:t>
       </w:r>
     </w:p>
     <w:p>
@@ -53768,8 +58115,19 @@
         <w:pStyle w:val="FirstParagraph"/>
       </w:pPr>
       <w:r>
+        <w:rPr>
+          <w:rFonts w:ascii="Amiri" w:hAnsi="Amiri" w:cs="Amiri"/>
+          <w:b/>
+          <w:bCs/>
+          <w:color w:val="C9A227"/>
+          <w:sz w:val="36"/>
+          <w:szCs w:val="36"/>
+        </w:rPr>
         <w:t xml:space="preserve">«ليلى،</w:t>
       </w:r>
+      <w:r>
+        <w:t xml:space="preserve"/>
+      </w:r>
     </w:p>
     <w:p>
       <w:pPr>
@@ -54016,10 +58374,22 @@
       </w:r>
     </w:p>
     <w:p>
-      <w:r>
-        <w:pict>
-          <v:rect style="width:0;height:1.5pt" o:hralign="center" o:hrstd="t" o:hr="t"/>
-        </w:pict>
+      <w:pPr>
+        <w:bidi/>
+        <w:jc w:val="center"/>
+        <w:keepLines/>
+        <w:spacing w:before="360" w:after="360" w:line="360" w:lineRule="auto"/>
+        <w:contextualSpacing w:val="0"/>
+      </w:pPr>
+      <w:r>
+        <w:rPr>
+          <w:rFonts w:ascii="Amiri" w:hAnsi="Amiri" w:cs="Amiri"/>
+          <w:color w:val="C9A227"/>
+          <w:sz w:val="28"/>
+          <w:szCs w:val="28"/>
+          <w:spacing w:val="240"/>
+        </w:rPr>
+        <w:t xml:space="preserve">❖   ❖   ❖</w:t>
       </w:r>
     </w:p>
     <w:p>
@@ -54027,8 +58397,19 @@
         <w:pStyle w:val="FirstParagraph"/>
       </w:pPr>
       <w:r>
+        <w:rPr>
+          <w:rFonts w:ascii="Amiri" w:hAnsi="Amiri" w:cs="Amiri"/>
+          <w:b/>
+          <w:bCs/>
+          <w:color w:val="C9A227"/>
+          <w:sz w:val="36"/>
+          <w:szCs w:val="36"/>
+        </w:rPr>
         <w:t xml:space="preserve">صمت.</w:t>
       </w:r>
+      <w:r>
+        <w:t xml:space="preserve"/>
+      </w:r>
     </w:p>
     <w:p>
       <w:pPr>
@@ -54149,10 +58530,22 @@
       </w:r>
     </w:p>
     <w:p>
-      <w:r>
-        <w:pict>
-          <v:rect style="width:0;height:1.5pt" o:hralign="center" o:hrstd="t" o:hr="t"/>
-        </w:pict>
+      <w:pPr>
+        <w:bidi/>
+        <w:jc w:val="center"/>
+        <w:keepLines/>
+        <w:spacing w:before="360" w:after="360" w:line="360" w:lineRule="auto"/>
+        <w:contextualSpacing w:val="0"/>
+      </w:pPr>
+      <w:r>
+        <w:rPr>
+          <w:rFonts w:ascii="Amiri" w:hAnsi="Amiri" w:cs="Amiri"/>
+          <w:color w:val="C9A227"/>
+          <w:sz w:val="28"/>
+          <w:szCs w:val="28"/>
+          <w:spacing w:val="240"/>
+        </w:rPr>
+        <w:t xml:space="preserve">❖   ❖   ❖</w:t>
       </w:r>
     </w:p>
     <w:p>
@@ -54160,7 +58553,18 @@
         <w:pStyle w:val="FirstParagraph"/>
       </w:pPr>
       <w:r>
-        <w:t xml:space="preserve">في تلك الليلة، عادت إلى شقّتها وحيدةً كما كانت تعود منذ عشرين سنة.</w:t>
+        <w:rPr>
+          <w:rFonts w:ascii="Amiri" w:hAnsi="Amiri" w:cs="Amiri"/>
+          <w:b/>
+          <w:bCs/>
+          <w:color w:val="C9A227"/>
+          <w:sz w:val="36"/>
+          <w:szCs w:val="36"/>
+        </w:rPr>
+        <w:t xml:space="preserve">في</w:t>
+      </w:r>
+      <w:r>
+        <w:t xml:space="preserve"> تلك الليلة، عادت إلى شقّتها وحيدةً كما كانت تعود منذ عشرين سنة.</w:t>
       </w:r>
       <w:r>
         <w:t xml:space="preserve"> </w:t>
@@ -54256,10 +58660,22 @@
       </w:r>
     </w:p>
     <w:p>
-      <w:r>
-        <w:pict>
-          <v:rect style="width:0;height:1.5pt" o:hralign="center" o:hrstd="t" o:hr="t"/>
-        </w:pict>
+      <w:pPr>
+        <w:bidi/>
+        <w:jc w:val="center"/>
+        <w:keepLines/>
+        <w:spacing w:before="360" w:after="360" w:line="360" w:lineRule="auto"/>
+        <w:contextualSpacing w:val="0"/>
+      </w:pPr>
+      <w:r>
+        <w:rPr>
+          <w:rFonts w:ascii="Amiri" w:hAnsi="Amiri" w:cs="Amiri"/>
+          <w:color w:val="C9A227"/>
+          <w:sz w:val="28"/>
+          <w:szCs w:val="28"/>
+          <w:spacing w:val="240"/>
+        </w:rPr>
+        <w:t xml:space="preserve">❖   ❖   ❖</w:t>
       </w:r>
     </w:p>
     <w:p>
@@ -54279,10 +58695,22 @@
       </w:r>
     </w:p>
     <w:p>
-      <w:r>
-        <w:pict>
-          <v:rect style="width:0;height:1.5pt" o:hralign="center" o:hrstd="t" o:hr="t"/>
-        </w:pict>
+      <w:pPr>
+        <w:bidi/>
+        <w:jc w:val="center"/>
+        <w:keepLines/>
+        <w:spacing w:before="360" w:after="360" w:line="360" w:lineRule="auto"/>
+        <w:contextualSpacing w:val="0"/>
+      </w:pPr>
+      <w:r>
+        <w:rPr>
+          <w:rFonts w:ascii="Amiri" w:hAnsi="Amiri" w:cs="Amiri"/>
+          <w:color w:val="C9A227"/>
+          <w:sz w:val="28"/>
+          <w:szCs w:val="28"/>
+          <w:spacing w:val="240"/>
+        </w:rPr>
+        <w:t xml:space="preserve">❖   ❖   ❖</w:t>
       </w:r>
     </w:p>
     <w:bookmarkEnd w:id="63"/>
@@ -54301,7 +58729,18 @@
         <w:pStyle w:val="FirstParagraph"/>
       </w:pPr>
       <w:r>
-        <w:t xml:space="preserve">أَعتَرِفُ لك بِشَيءٍ قَبلَ أن نَفتَرق: أنا لَستُ طَبيبًا.</w:t>
+        <w:rPr>
+          <w:rFonts w:ascii="Amiri" w:hAnsi="Amiri" w:cs="Amiri"/>
+          <w:b/>
+          <w:bCs/>
+          <w:color w:val="C9A227"/>
+          <w:sz w:val="36"/>
+          <w:szCs w:val="36"/>
+        </w:rPr>
+        <w:t xml:space="preserve">أَعتَرِفُ</w:t>
+      </w:r>
+      <w:r>
+        <w:t xml:space="preserve"> لك بِشَيءٍ قَبلَ أن نَفتَرق: أنا لَستُ طَبيبًا.</w:t>
       </w:r>
     </w:p>
     <w:p>
@@ -54353,10 +58792,22 @@
       </w:r>
     </w:p>
     <w:p>
-      <w:r>
-        <w:pict>
-          <v:rect style="width:0;height:1.5pt" o:hralign="center" o:hrstd="t" o:hr="t"/>
-        </w:pict>
+      <w:pPr>
+        <w:bidi/>
+        <w:jc w:val="center"/>
+        <w:keepLines/>
+        <w:spacing w:before="360" w:after="360" w:line="360" w:lineRule="auto"/>
+        <w:contextualSpacing w:val="0"/>
+      </w:pPr>
+      <w:r>
+        <w:rPr>
+          <w:rFonts w:ascii="Amiri" w:hAnsi="Amiri" w:cs="Amiri"/>
+          <w:color w:val="C9A227"/>
+          <w:sz w:val="28"/>
+          <w:szCs w:val="28"/>
+          <w:spacing w:val="240"/>
+        </w:rPr>
+        <w:t xml:space="preserve">❖   ❖   ❖</w:t>
       </w:r>
     </w:p>
     <w:p>
@@ -54364,7 +58815,18 @@
         <w:pStyle w:val="FirstParagraph"/>
       </w:pPr>
       <w:r>
-        <w:t xml:space="preserve">نَحنُ — المِصريِّين — نَعيشُ فَوق حَضارةٍ لا نَعرِفُها. نَمُرُّ على مَعابِدَ بَنَاها أَجدادُنا ونَنظُرُ إليها كأنَّها سياحَةٌ لِغَيرِنا. نَحفَظُ أَسماءَ مُلوكٍ إنجليز، ونَنسَى اسمَ حَتشَبسوت. نَعرِفُ عن روما القديمةِ أَكثرَ ممَّا نَعرِفُ عن طيبة. كَأنَّ سَبعةَ آلافِ سَنَةٍ نَامَت في أَرضِنا ولم يُوقِظها أَحَد.</w:t>
+        <w:rPr>
+          <w:rFonts w:ascii="Amiri" w:hAnsi="Amiri" w:cs="Amiri"/>
+          <w:b/>
+          <w:bCs/>
+          <w:color w:val="C9A227"/>
+          <w:sz w:val="36"/>
+          <w:szCs w:val="36"/>
+        </w:rPr>
+        <w:t xml:space="preserve">نَحنُ</w:t>
+      </w:r>
+      <w:r>
+        <w:t xml:space="preserve"> — المِصريِّين — نَعيشُ فَوق حَضارةٍ لا نَعرِفُها. نَمُرُّ على مَعابِدَ بَنَاها أَجدادُنا ونَنظُرُ إليها كأنَّها سياحَةٌ لِغَيرِنا. نَحفَظُ أَسماءَ مُلوكٍ إنجليز، ونَنسَى اسمَ حَتشَبسوت. نَعرِفُ عن روما القديمةِ أَكثرَ ممَّا نَعرِفُ عن طيبة. كَأنَّ سَبعةَ آلافِ سَنَةٍ نَامَت في أَرضِنا ولم يُوقِظها أَحَد.</w:t>
       </w:r>
     </w:p>
     <w:p>
@@ -54400,10 +58862,22 @@
       </w:r>
     </w:p>
     <w:p>
-      <w:r>
-        <w:pict>
-          <v:rect style="width:0;height:1.5pt" o:hralign="center" o:hrstd="t" o:hr="t"/>
-        </w:pict>
+      <w:pPr>
+        <w:bidi/>
+        <w:jc w:val="center"/>
+        <w:keepLines/>
+        <w:spacing w:before="360" w:after="360" w:line="360" w:lineRule="auto"/>
+        <w:contextualSpacing w:val="0"/>
+      </w:pPr>
+      <w:r>
+        <w:rPr>
+          <w:rFonts w:ascii="Amiri" w:hAnsi="Amiri" w:cs="Amiri"/>
+          <w:color w:val="C9A227"/>
+          <w:sz w:val="28"/>
+          <w:szCs w:val="28"/>
+          <w:spacing w:val="240"/>
+        </w:rPr>
+        <w:t xml:space="preserve">❖   ❖   ❖</w:t>
       </w:r>
     </w:p>
     <w:p>
@@ -54411,7 +58885,18 @@
         <w:pStyle w:val="FirstParagraph"/>
       </w:pPr>
       <w:r>
-        <w:t xml:space="preserve">لماذا طَبيب؟</w:t>
+        <w:rPr>
+          <w:rFonts w:ascii="Amiri" w:hAnsi="Amiri" w:cs="Amiri"/>
+          <w:b/>
+          <w:bCs/>
+          <w:color w:val="C9A227"/>
+          <w:sz w:val="36"/>
+          <w:szCs w:val="36"/>
+        </w:rPr>
+        <w:t xml:space="preserve">لماذا</w:t>
+      </w:r>
+      <w:r>
+        <w:t xml:space="preserve"> طَبيب؟</w:t>
       </w:r>
     </w:p>
     <w:p>
@@ -54439,10 +58924,22 @@
       </w:r>
     </w:p>
     <w:p>
-      <w:r>
-        <w:pict>
-          <v:rect style="width:0;height:1.5pt" o:hralign="center" o:hrstd="t" o:hr="t"/>
-        </w:pict>
+      <w:pPr>
+        <w:bidi/>
+        <w:jc w:val="center"/>
+        <w:keepLines/>
+        <w:spacing w:before="360" w:after="360" w:line="360" w:lineRule="auto"/>
+        <w:contextualSpacing w:val="0"/>
+      </w:pPr>
+      <w:r>
+        <w:rPr>
+          <w:rFonts w:ascii="Amiri" w:hAnsi="Amiri" w:cs="Amiri"/>
+          <w:color w:val="C9A227"/>
+          <w:sz w:val="28"/>
+          <w:szCs w:val="28"/>
+          <w:spacing w:val="240"/>
+        </w:rPr>
+        <w:t xml:space="preserve">❖   ❖   ❖</w:t>
       </w:r>
     </w:p>
     <w:bookmarkStart w:id="65" w:name="عن-الدقة-التاريخية"/>
@@ -54459,7 +58956,18 @@
         <w:pStyle w:val="FirstParagraph"/>
       </w:pPr>
       <w:r>
-        <w:t xml:space="preserve">اختَرتُ عامَ ١٢٥٠ ق.م. لأنَّه يَقَعُ في قَلبِ عَصر الأُسرة التاسعة عَشرة، في عَهدِ الفِرعون رَعمسيس الثاني. هذا هو العَصرُ الذَّهبيُّ لِمصر القَديمة: الجَيشُ قَوِيّ، والاقتصادُ مُزدَهر، والطِّبُّ المصريُّ في أَوج تَطَوُّره. اختَرتُه أيضًا لأنَّ مَصادرَنا عَنه أَكثرُ مِمَّا نَملِكُه عَن كَثيرٍ من العُصور الأُخرى.</w:t>
+        <w:rPr>
+          <w:rFonts w:ascii="Amiri" w:hAnsi="Amiri" w:cs="Amiri"/>
+          <w:b/>
+          <w:bCs/>
+          <w:color w:val="C9A227"/>
+          <w:sz w:val="36"/>
+          <w:szCs w:val="36"/>
+        </w:rPr>
+        <w:t xml:space="preserve">اختَرتُ</w:t>
+      </w:r>
+      <w:r>
+        <w:t xml:space="preserve"> عامَ ١٢٥٠ ق.م. لأنَّه يَقَعُ في قَلبِ عَصر الأُسرة التاسعة عَشرة، في عَهدِ الفِرعون رَعمسيس الثاني. هذا هو العَصرُ الذَّهبيُّ لِمصر القَديمة: الجَيشُ قَوِيّ، والاقتصادُ مُزدَهر، والطِّبُّ المصريُّ في أَوج تَطَوُّره. اختَرتُه أيضًا لأنَّ مَصادرَنا عَنه أَكثرُ مِمَّا نَملِكُه عَن كَثيرٍ من العُصور الأُخرى.</w:t>
       </w:r>
     </w:p>
     <w:p>
@@ -54554,7 +59062,18 @@
         <w:pStyle w:val="FirstParagraph"/>
       </w:pPr>
       <w:r>
-        <w:t xml:space="preserve">الرِّوايةُ ليست كِتابَ تاريخ. أَخَذتُ حُرِّيَّاتٍ في:</w:t>
+        <w:rPr>
+          <w:rFonts w:ascii="Amiri" w:hAnsi="Amiri" w:cs="Amiri"/>
+          <w:b/>
+          <w:bCs/>
+          <w:color w:val="C9A227"/>
+          <w:sz w:val="36"/>
+          <w:szCs w:val="36"/>
+        </w:rPr>
+        <w:t xml:space="preserve">الرِّوايةُ</w:t>
+      </w:r>
+      <w:r>
+        <w:t xml:space="preserve"> ليست كِتابَ تاريخ. أَخَذتُ حُرِّيَّاتٍ في:</w:t>
       </w:r>
     </w:p>
     <w:p>
@@ -54616,7 +59135,18 @@
         <w:pStyle w:val="FirstParagraph"/>
       </w:pPr>
       <w:r>
-        <w:t xml:space="preserve">سَأَعتَرِفُ بِشَيءٍ أَخير: كنتُ خائفًا وأنا أَكتُب.</w:t>
+        <w:rPr>
+          <w:rFonts w:ascii="Amiri" w:hAnsi="Amiri" w:cs="Amiri"/>
+          <w:b/>
+          <w:bCs/>
+          <w:color w:val="C9A227"/>
+          <w:sz w:val="36"/>
+          <w:szCs w:val="36"/>
+        </w:rPr>
+        <w:t xml:space="preserve">سَأَعتَرِفُ</w:t>
+      </w:r>
+      <w:r>
+        <w:t xml:space="preserve"> بِشَيءٍ أَخير: كنتُ خائفًا وأنا أَكتُب.</w:t>
       </w:r>
     </w:p>
     <w:p>
@@ -54658,7 +59188,18 @@
         <w:pStyle w:val="FirstParagraph"/>
       </w:pPr>
       <w:r>
-        <w:t xml:space="preserve">إن كُنتَ قد وَصَلتَ إلى هذه الكَلِمات، فأنتَ قَضَيتَ مَعي عِدَّةَ ساعاتٍ من حَياتِك. هذه هَديَّةٌ لا أَعرفُ كيفَ أَشكُرُك عليها.</w:t>
+        <w:rPr>
+          <w:rFonts w:ascii="Amiri" w:hAnsi="Amiri" w:cs="Amiri"/>
+          <w:b/>
+          <w:bCs/>
+          <w:color w:val="C9A227"/>
+          <w:sz w:val="36"/>
+          <w:szCs w:val="36"/>
+        </w:rPr>
+        <w:t xml:space="preserve">إن</w:t>
+      </w:r>
+      <w:r>
+        <w:t xml:space="preserve"> كُنتَ قد وَصَلتَ إلى هذه الكَلِمات، فأنتَ قَضَيتَ مَعي عِدَّةَ ساعاتٍ من حَياتِك. هذه هَديَّةٌ لا أَعرفُ كيفَ أَشكُرُك عليها.</w:t>
       </w:r>
     </w:p>
     <w:p>
@@ -54696,10 +59237,22 @@
       </w:r>
     </w:p>
     <w:p>
-      <w:r>
-        <w:pict>
-          <v:rect style="width:0;height:1.5pt" o:hralign="center" o:hrstd="t" o:hr="t"/>
-        </w:pict>
+      <w:pPr>
+        <w:bidi/>
+        <w:jc w:val="center"/>
+        <w:keepLines/>
+        <w:spacing w:before="360" w:after="360" w:line="360" w:lineRule="auto"/>
+        <w:contextualSpacing w:val="0"/>
+      </w:pPr>
+      <w:r>
+        <w:rPr>
+          <w:rFonts w:ascii="Amiri" w:hAnsi="Amiri" w:cs="Amiri"/>
+          <w:color w:val="C9A227"/>
+          <w:sz w:val="28"/>
+          <w:szCs w:val="28"/>
+          <w:spacing w:val="240"/>
+        </w:rPr>
+        <w:t xml:space="preserve">❖   ❖   ❖</w:t>
       </w:r>
     </w:p>
     <w:bookmarkEnd w:id="68"/>
@@ -54718,7 +59271,18 @@
         <w:pStyle w:val="FirstParagraph"/>
       </w:pPr>
       <w:r>
-        <w:t xml:space="preserve">لِهذِه الرِّوايةِ دَينٌ لِعَشَراتِ الأَشخاص:</w:t>
+        <w:rPr>
+          <w:rFonts w:ascii="Amiri" w:hAnsi="Amiri" w:cs="Amiri"/>
+          <w:b/>
+          <w:bCs/>
+          <w:color w:val="C9A227"/>
+          <w:sz w:val="36"/>
+          <w:szCs w:val="36"/>
+        </w:rPr>
+        <w:t xml:space="preserve">لِهذِه</w:t>
+      </w:r>
+      <w:r>
+        <w:t xml:space="preserve"> الرِّوايةِ دَينٌ لِعَشَراتِ الأَشخاص:</w:t>
       </w:r>
     </w:p>
     <w:p>
@@ -54770,10 +59334,22 @@
       </w:r>
     </w:p>
     <w:p>
-      <w:r>
-        <w:pict>
-          <v:rect style="width:0;height:1.5pt" o:hralign="center" o:hrstd="t" o:hr="t"/>
-        </w:pict>
+      <w:pPr>
+        <w:bidi/>
+        <w:jc w:val="center"/>
+        <w:keepLines/>
+        <w:spacing w:before="360" w:after="360" w:line="360" w:lineRule="auto"/>
+        <w:contextualSpacing w:val="0"/>
+      </w:pPr>
+      <w:r>
+        <w:rPr>
+          <w:rFonts w:ascii="Amiri" w:hAnsi="Amiri" w:cs="Amiri"/>
+          <w:color w:val="C9A227"/>
+          <w:sz w:val="28"/>
+          <w:szCs w:val="28"/>
+          <w:spacing w:val="240"/>
+        </w:rPr>
+        <w:t xml:space="preserve">❖   ❖   ❖</w:t>
       </w:r>
     </w:p>
     <w:bookmarkEnd w:id="70"/>
@@ -54792,10 +59368,17 @@
       </w:pPr>
       <w:r>
         <w:rPr>
-          <w:iCs/>
-          <w:i/>
+          <w:rFonts w:ascii="Amiri" w:hAnsi="Amiri" w:cs="Amiri"/>
+          <w:b/>
+          <w:bCs/>
+          <w:color w:val="C9A227"/>
+          <w:sz w:val="36"/>
+          <w:szCs w:val="36"/>
         </w:rPr>
-        <w:t xml:space="preserve">مفتاحٌ مُختَصَر لأَسماءِ الأَماكِنِ والآلِهَةِ والمُؤَسَّساتِ والأَدَواتِ التي تَرِدُ في الرِّواية.</w:t>
+        <w:t xml:space="preserve">مفتاحٌ</w:t>
+      </w:r>
+      <w:r>
+        <w:t xml:space="preserve"> مُختَصَر لأَسماءِ الأَماكِنِ والآلِهَةِ والمُؤَسَّساتِ والأَدَواتِ التي تَرِدُ في الرِّواية.</w:t>
       </w:r>
     </w:p>
     <w:bookmarkStart w:id="71" w:name="الأماكن"/>
@@ -55596,10 +60179,22 @@
       </w:r>
     </w:p>
     <w:p>
-      <w:r>
-        <w:pict>
-          <v:rect style="width:0;height:1.5pt" o:hralign="center" o:hrstd="t" o:hr="t"/>
-        </w:pict>
+      <w:pPr>
+        <w:bidi/>
+        <w:jc w:val="center"/>
+        <w:keepLines/>
+        <w:spacing w:before="360" w:after="360" w:line="360" w:lineRule="auto"/>
+        <w:contextualSpacing w:val="0"/>
+      </w:pPr>
+      <w:r>
+        <w:rPr>
+          <w:rFonts w:ascii="Amiri" w:hAnsi="Amiri" w:cs="Amiri"/>
+          <w:color w:val="C9A227"/>
+          <w:sz w:val="28"/>
+          <w:szCs w:val="28"/>
+          <w:spacing w:val="240"/>
+        </w:rPr>
+        <w:t xml:space="preserve">❖   ❖   ❖</w:t>
       </w:r>
     </w:p>
     <w:bookmarkEnd w:id="75"/>
@@ -55619,10 +60214,17 @@
       </w:pPr>
       <w:r>
         <w:rPr>
+          <w:rFonts w:ascii="Amiri" w:hAnsi="Amiri" w:cs="Amiri"/>
+          <w:b/>
           <w:bCs/>
-          <w:b/>
+          <w:color w:val="C9A227"/>
+          <w:sz w:val="36"/>
+          <w:szCs w:val="36"/>
         </w:rPr>
-        <w:t xml:space="preserve">أحمد علَّام</w:t>
+        <w:t xml:space="preserve">أحمد</w:t>
+      </w:r>
+      <w:r>
+        <w:t xml:space="preserve"> علَّام</w:t>
       </w:r>
       <w:r>
         <w:t xml:space="preserve"> </w:t>
@@ -55648,10 +60250,22 @@
       </w:r>
     </w:p>
     <w:p>
-      <w:r>
-        <w:pict>
-          <v:rect style="width:0;height:1.5pt" o:hralign="center" o:hrstd="t" o:hr="t"/>
-        </w:pict>
+      <w:pPr>
+        <w:bidi/>
+        <w:jc w:val="center"/>
+        <w:keepLines/>
+        <w:spacing w:before="360" w:after="360" w:line="360" w:lineRule="auto"/>
+        <w:contextualSpacing w:val="0"/>
+      </w:pPr>
+      <w:r>
+        <w:rPr>
+          <w:rFonts w:ascii="Amiri" w:hAnsi="Amiri" w:cs="Amiri"/>
+          <w:color w:val="C9A227"/>
+          <w:sz w:val="28"/>
+          <w:szCs w:val="28"/>
+          <w:spacing w:val="240"/>
+        </w:rPr>
+        <w:t xml:space="preserve">❖   ❖   ❖</w:t>
       </w:r>
     </w:p>
     <w:bookmarkEnd w:id="77"/>
@@ -55669,7 +60283,18 @@
         <w:pStyle w:val="FirstParagraph"/>
       </w:pPr>
       <w:r>
-        <w:t xml:space="preserve">في لَيلَةٍ تَحتَ أَعمِدَةِ الكَرنَك، يَسمَعُ الدكتورُ</w:t>
+        <w:rPr>
+          <w:rFonts w:ascii="Amiri" w:hAnsi="Amiri" w:cs="Amiri"/>
+          <w:b/>
+          <w:bCs/>
+          <w:color w:val="C9A227"/>
+          <w:sz w:val="36"/>
+          <w:szCs w:val="36"/>
+        </w:rPr>
+        <w:t xml:space="preserve">في</w:t>
+      </w:r>
+      <w:r>
+        <w:t xml:space="preserve"> لَيلَةٍ تَحتَ أَعمِدَةِ الكَرنَك، يَسمَعُ الدكتورُ</w:t>
       </w:r>
       <w:r>
         <w:t xml:space="preserve"> </w:t>
@@ -55733,15 +60358,28 @@
       </w:r>
     </w:p>
     <w:p>
-      <w:r>
-        <w:pict>
-          <v:rect style="width:0;height:1.5pt" o:hralign="center" o:hrstd="t" o:hr="t"/>
-        </w:pict>
+      <w:pPr>
+        <w:bidi/>
+        <w:jc w:val="center"/>
+        <w:keepLines/>
+        <w:spacing w:before="360" w:after="360" w:line="360" w:lineRule="auto"/>
+        <w:contextualSpacing w:val="0"/>
+      </w:pPr>
+      <w:r>
+        <w:rPr>
+          <w:rFonts w:ascii="Amiri" w:hAnsi="Amiri" w:cs="Amiri"/>
+          <w:color w:val="C9A227"/>
+          <w:sz w:val="28"/>
+          <w:szCs w:val="28"/>
+          <w:spacing w:val="240"/>
+        </w:rPr>
+        <w:t xml:space="preserve">❖   ❖   ❖</w:t>
       </w:r>
     </w:p>
     <w:bookmarkEnd w:id="78"/>
     <w:sectPr>
       <w:headerReference r:id="rId100" w:type="default"/>
+      <w:headerReference r:id="rId104" w:type="even"/>
       <w:headerReference r:id="rId101" w:type="first"/>
       <w:footerReference r:id="rId102" w:type="default"/>
       <w:footerReference r:id="rId103" w:type="first"/>
@@ -55772,29 +60410,48 @@
     <w:r>
       <w:rPr>
         <w:rFonts w:ascii="Amiri" w:hAnsi="Amiri" w:cs="Amiri"/>
-        <w:color w:val="666666"/>
+        <w:color w:val="C9A227"/>
         <w:sz w:val="20"/>
         <w:szCs w:val="20"/>
+      </w:rPr>
+      <w:t xml:space="preserve">  ❖  </w:t>
+    </w:r>
+    <w:r>
+      <w:rPr>
+        <w:rFonts w:ascii="Amiri" w:hAnsi="Amiri" w:cs="Amiri"/>
+        <w:color w:val="8C8C8C"/>
+        <w:sz w:val="22"/>
+        <w:szCs w:val="22"/>
+        <w:spacing w:val="40"/>
       </w:rPr>
       <w:fldChar w:fldCharType="begin"/>
     </w:r>
     <w:r>
       <w:rPr>
         <w:rFonts w:ascii="Amiri" w:hAnsi="Amiri" w:cs="Amiri"/>
-        <w:color w:val="666666"/>
-        <w:sz w:val="20"/>
-        <w:szCs w:val="20"/>
+        <w:color w:val="8C8C8C"/>
+        <w:sz w:val="22"/>
+        <w:szCs w:val="22"/>
       </w:rPr>
       <w:instrText xml:space="preserve"> PAGE \* MERGEFORMAT </w:instrText>
     </w:r>
     <w:r>
       <w:rPr>
         <w:rFonts w:ascii="Amiri" w:hAnsi="Amiri" w:cs="Amiri"/>
-        <w:color w:val="666666"/>
+        <w:color w:val="8C8C8C"/>
+        <w:sz w:val="22"/>
+        <w:szCs w:val="22"/>
+      </w:rPr>
+      <w:fldChar w:fldCharType="end"/>
+    </w:r>
+    <w:r>
+      <w:rPr>
+        <w:rFonts w:ascii="Amiri" w:hAnsi="Amiri" w:cs="Amiri"/>
+        <w:color w:val="C9A227"/>
         <w:sz w:val="20"/>
         <w:szCs w:val="20"/>
       </w:rPr>
-      <w:fldChar w:fldCharType="end"/>
+      <w:t xml:space="preserve">  ❖  </w:t>
     </w:r>
   </w:p>
 </w:ftr>
@@ -55837,7 +60494,7 @@
       <w:bidi/>
       <w:jc w:val="center"/>
       <w:pBdr>
-        <w:bottom w:val="single" w:sz="4" w:space="4" w:color="999999"/>
+        <w:bottom w:val="single" w:sz="6" w:space="6" w:color="C9A227"/>
       </w:pBdr>
       <w:spacing w:before="0" w:after="120"/>
     </w:pPr>
@@ -55846,11 +60503,52 @@
         <w:rFonts w:ascii="Amiri" w:hAnsi="Amiri" w:cs="Amiri"/>
         <w:i/>
         <w:iCs/>
-        <w:color w:val="666666"/>
+        <w:color w:val="8C8C8C"/>
+        <w:sz w:val="20"/>
+        <w:szCs w:val="20"/>
+        <w:spacing w:val="40"/>
+      </w:rPr>
+      <w:fldChar w:fldCharType="begin"/>
+    </w:r>
+    <w:r>
+      <w:rPr>
+        <w:rFonts w:ascii="Amiri" w:hAnsi="Amiri" w:cs="Amiri"/>
+        <w:i/>
+        <w:iCs/>
+        <w:color w:val="8C8C8C"/>
         <w:sz w:val="20"/>
         <w:szCs w:val="20"/>
       </w:rPr>
+      <w:instrText xml:space="preserve"> STYLEREF "Heading 2" \* MERGEFORMAT </w:instrText>
+    </w:r>
+    <w:r>
+      <w:rPr>
+        <w:rFonts w:ascii="Amiri" w:hAnsi="Amiri" w:cs="Amiri"/>
+        <w:i/>
+        <w:iCs/>
+        <w:color w:val="8C8C8C"/>
+        <w:sz w:val="20"/>
+        <w:szCs w:val="20"/>
+      </w:rPr>
+      <w:fldChar w:fldCharType="separate"/>
+    </w:r>
+    <w:r>
+      <w:rPr>
+        <w:rFonts w:ascii="Amiri" w:hAnsi="Amiri" w:cs="Amiri"/>
+        <w:i/>
+        <w:iCs/>
+        <w:color w:val="8C8C8C"/>
+        <w:sz w:val="20"/>
+        <w:szCs w:val="20"/>
+        <w:spacing w:val="40"/>
+      </w:rPr>
       <w:t xml:space="preserve">غريب في طيبة</w:t>
+    </w:r>
+    <w:r>
+      <w:rPr>
+        <w:rFonts w:ascii="Amiri" w:hAnsi="Amiri" w:cs="Amiri"/>
+      </w:rPr>
+      <w:fldChar w:fldCharType="end"/>
     </w:r>
   </w:p>
 </w:hdr>
@@ -55863,6 +60561,33 @@
       <w:bidi/>
       <w:jc w:val="center"/>
     </w:pPr>
+  </w:p>
+</w:hdr>
+</file>
+
+<file path=word/header3.xml><?xml version="1.0" encoding="utf-8"?>
+<w:hdr xmlns:w="http://schemas.openxmlformats.org/wordprocessingml/2006/main">
+  <w:p>
+    <w:pPr>
+      <w:bidi/>
+      <w:jc w:val="center"/>
+      <w:pBdr>
+        <w:bottom w:val="single" w:sz="6" w:space="6" w:color="C9A227"/>
+      </w:pBdr>
+      <w:spacing w:before="0" w:after="120"/>
+    </w:pPr>
+    <w:r>
+      <w:rPr>
+        <w:rFonts w:ascii="Amiri" w:hAnsi="Amiri" w:cs="Amiri"/>
+        <w:i/>
+        <w:iCs/>
+        <w:color w:val="C9A227"/>
+        <w:sz w:val="20"/>
+        <w:szCs w:val="20"/>
+        <w:spacing w:val="100"/>
+      </w:rPr>
+      <w:t xml:space="preserve">غريب في طيبة</w:t>
+    </w:r>
   </w:p>
 </w:hdr>
 </file>
@@ -56089,8 +60814,13 @@
     <w:pPrDefault>
       <w:pPr>
         <w:bidi/>
+        <w:widowControl/>
+        <w:autoSpaceDE w:val="0"/>
+        <w:autoSpaceDN w:val="0"/>
+        <w:adjustRightInd w:val="0"/>
         <w:spacing w:after="120" w:before="0" w:line="360" w:lineRule="auto"/>
         <w:jc w:val="both"/>
+        <w:textAlignment w:val="baseline"/>
       </w:pPr>
     </w:pPrDefault>
   </w:docDefaults>
@@ -56109,6 +60839,7 @@
     <w:qFormat/>
     <w:pPr>
       <w:bidi/>
+      <w:widowControl/>
       <w:spacing w:after="0" w:before="0" w:line="360" w:lineRule="auto"/>
       <w:ind w:firstLine="567"/>
       <w:jc w:val="both"/>
@@ -56126,7 +60857,8 @@
     <w:qFormat/>
     <w:pPr>
       <w:bidi/>
-      <w:spacing w:after="0" w:before="240" w:line="360" w:lineRule="auto"/>
+      <w:widowControl/>
+      <w:spacing w:after="0" w:before="360" w:line="360" w:lineRule="auto"/>
       <w:ind w:firstLine="0"/>
       <w:jc w:val="both"/>
     </w:pPr>
@@ -56154,6 +60886,7 @@
       <w:bidi/>
       <w:keepNext/>
       <w:keepLines/>
+      <w:widowControl/>
       <w:pageBreakBefore/>
       <w:spacing w:after="800" w:before="3600" w:line="360" w:lineRule="auto"/>
       <w:jc w:val="center"/>
@@ -56163,6 +60896,7 @@
       <w:b/>
       <w:bCs/>
       <w:color w:val="1F4E79"/>
+      <w:spacing w:val="100"/>
       <w:sz w:val="72"/>
       <w:szCs w:val="72"/>
     </w:rPr>
@@ -56175,6 +60909,7 @@
     <w:pPr>
       <w:bidi/>
       <w:keepNext/>
+      <w:widowControl/>
       <w:pageBreakBefore w:val="0"/>
       <w:spacing w:after="400" w:before="600" w:line="360" w:lineRule="auto"/>
       <w:jc w:val="center"/>
@@ -56183,6 +60918,8 @@
       <w:rFonts w:ascii="Amiri" w:cs="Amiri" w:hAnsi="Amiri"/>
       <w:i/>
       <w:iCs/>
+      <w:color w:val="C9A227"/>
+      <w:spacing w:val="120"/>
       <w:sz w:val="32"/>
       <w:szCs w:val="32"/>
     </w:rPr>
@@ -56194,6 +60931,7 @@
     <w:qFormat/>
     <w:pPr>
       <w:bidi/>
+      <w:widowControl/>
       <w:pageBreakBefore w:val="0"/>
       <w:spacing w:after="2400" w:before="200" w:line="360" w:lineRule="auto"/>
       <w:jc w:val="center"/>
@@ -56202,6 +60940,8 @@
       <w:rFonts w:ascii="Amiri" w:cs="Amiri" w:hAnsi="Amiri"/>
       <w:b/>
       <w:bCs/>
+      <w:color w:val="1F4E79"/>
+      <w:spacing w:val="80"/>
       <w:sz w:val="32"/>
       <w:szCs w:val="32"/>
     </w:rPr>
@@ -56253,7 +60993,12 @@
       <w:bidi/>
       <w:keepNext/>
       <w:keepLines/>
+      <w:widowControl/>
       <w:pageBreakBefore/>
+      <w:pBdr>
+        <w:top w:color="C9A227" w:space="14" w:sz="6" w:val="double"/>
+        <w:bottom w:color="C9A227" w:space="14" w:sz="6" w:val="double"/>
+      </w:pBdr>
       <w:spacing w:after="1200" w:before="3600" w:line="360" w:lineRule="auto"/>
       <w:jc w:val="center"/>
       <w:outlineLvl w:val="0"/>
@@ -56263,6 +61008,7 @@
       <w:b/>
       <w:bCs/>
       <w:color w:val="1F4E79"/>
+      <w:spacing w:val="100"/>
       <w:sz w:val="44"/>
       <w:szCs w:val="44"/>
     </w:rPr>
@@ -56276,7 +61022,11 @@
       <w:bidi/>
       <w:keepNext/>
       <w:keepLines/>
+      <w:widowControl/>
       <w:pageBreakBefore/>
+      <w:pBdr>
+        <w:bottom w:color="C9A227" w:space="14" w:sz="8" w:val="single"/>
+      </w:pBdr>
       <w:spacing w:after="800" w:before="2400" w:line="360" w:lineRule="auto"/>
       <w:jc w:val="center"/>
       <w:outlineLvl w:val="1"/>
@@ -56286,6 +61036,7 @@
       <w:b/>
       <w:bCs/>
       <w:color w:val="1F4E79"/>
+      <w:spacing w:val="80"/>
       <w:sz w:val="36"/>
       <w:szCs w:val="36"/>
     </w:rPr>
@@ -56299,6 +61050,7 @@
       <w:bidi/>
       <w:keepNext/>
       <w:keepLines/>
+      <w:widowControl/>
       <w:spacing w:after="240" w:before="600" w:line="360" w:lineRule="auto"/>
       <w:jc w:val="center"/>
       <w:outlineLvl w:val="2"/>
@@ -56310,6 +61062,7 @@
       <w:i/>
       <w:iCs/>
       <w:color w:val="2E75B6"/>
+      <w:spacing w:val="40"/>
       <w:sz w:val="30"/>
       <w:szCs w:val="30"/>
     </w:rPr>
@@ -56449,8 +61202,14 @@
     <w:qFormat/>
     <w:pPr>
       <w:bidi/>
-      <w:spacing w:after="240" w:before="240" w:line="360" w:lineRule="auto"/>
-      <w:ind w:left="567" w:right="567"/>
+      <w:widowControl/>
+      <w:keepLines/>
+      <w:pBdr>
+        <w:top w:color="C9A227" w:space="10" w:sz="4" w:val="single"/>
+        <w:bottom w:color="C9A227" w:space="10" w:sz="4" w:val="single"/>
+      </w:pBdr>
+      <w:spacing w:after="360" w:before="360" w:line="360" w:lineRule="auto"/>
+      <w:ind w:left="850" w:right="850"/>
       <w:jc w:val="center"/>
     </w:pPr>
     <w:rPr>
@@ -56631,6 +61390,7 @@
       <w:bidi/>
       <w:keepNext/>
       <w:keepLines/>
+      <w:widowControl/>
       <w:spacing w:after="240" w:before="480" w:line="360" w:lineRule="auto"/>
       <w:jc w:val="center"/>
     </w:pPr>
@@ -56639,6 +61399,7 @@
       <w:b/>
       <w:bCs/>
       <w:color w:val="1F4E79"/>
+      <w:spacing w:val="60"/>
       <w:sz w:val="30"/>
       <w:szCs w:val="30"/>
     </w:rPr>

--- a/غريب_في_طيبة.docx
+++ b/غريب_في_طيبة.docx
@@ -2218,7 +2218,7 @@
         <w:t xml:space="preserve"> </w:t>
       </w:r>
       <w:r>
-        <w:t xml:space="preserve">أسطو��ة جميلة، شأنها شأن كل الأساطير التي يتعلق بها الحالمون. فالعالم</w:t>
+        <w:t xml:space="preserve">أسطو����ة جميلة، شأنها شأن كل الأساطير التي يتعلق بها الحالمون. فالعالم</w:t>
       </w:r>
       <w:r>
         <w:t xml:space="preserve"> </w:t>
@@ -2368,7 +2368,7 @@
         <w:pStyle w:val="BodyText"/>
       </w:pPr>
       <w:r>
-        <w:t xml:space="preserve">مَرَّرَ أصابِعَه على كُعوبِ الكُتُب، كَمَن يُوَدِّعُ أَصدِقاءَ قُدامى. تَوَقَّفَ عِندَ كِتابٍ مُهتَرِئِ الغِلاف: «أَسرارُ الطِّبِّ الفِرعَونيّ» — أَوَّلُ كِتابٍ أَهداهُ إيَّاه جَدُّه حينَ كانَ في العاشِرَة. فَتَحَه على الصَّفحَةِ الأُولى، فَقَرَأَ إهداءَ جَدِّه:</w:t>
+        <w:t xml:space="preserve">مَرَّرَ أصابِعَه على كُعوبِ الكُتُب، كَمَن يُوَدِّعُ أَصدِقاءَ قُدامى. تَوَق��ّفَ عِندَ كِتابٍ مُهتَرِئِ الغِلاف: «أَسرارُ الطِّبِّ الفِرعَونيّ» — أَوَّلُ كِتابٍ أَهداهُ إيَّاه جَدُّه حينَ كانَ في العاشِرَة. فَتَحَه على الصَّفحَةِ الأُولى، فَقَرَأَ إهداءَ جَدِّه:</w:t>
       </w:r>
     </w:p>
     <w:p>
@@ -2744,7 +2744,7 @@
         <w:pStyle w:val="BodyText"/>
       </w:pPr>
       <w:r>
-        <w:t xml:space="preserve">«الأَرواحُ لا تَهمِس، يا دكتور. الأَرواحُ تَتَكَلَّمُ بِوُ����وح. لَكِنَّ النَّاسَ صَمُّوا آذانَهم بِضَجيجِ الحاضِر. وأَنتَ — لا تَبحَثُ عن صَدًى، بل عَنِ المَنبَع.»</w:t>
+        <w:t xml:space="preserve">«الأَرواحُ لا تَهمِس، يا دكتور. الأَرواحُ تَتَكَلَّمُ ��ِوُ����وح. لَكِنَّ النَّاسَ صَمُّوا آذانَهم بِضَجيجِ الحاضِر. وأَنتَ — لا تَبحَثُ عن صَدًى، بل عَنِ المَنبَع.»</w:t>
       </w:r>
     </w:p>
     <w:p>
@@ -3052,7 +3052,7 @@
         <w:pStyle w:val="BodyText"/>
       </w:pPr>
       <w:r>
-        <w:t xml:space="preserve">في ساعَتَين، امتَلَأَت صَفحَتانِ بِالرُّسومات. النُّقوشُ مُعَقَّدَة، طَبَقاتٌ من الرُّموز. لكنَّها لم تَكُن عَشوائيَّةً قَطّ. كانَ ثَمَّةَ نَمَطٌ رياضيٌّ يَختَبِئُ خَلفَ الفَوضى.</w:t>
+        <w:t xml:space="preserve">في ساعَتَين، امتَلَأَت صَفحَتانِ بِالرُّسومات. النُّقوشُ مُعَقَّدَة، طَبَقاتٌ من الرُّموز. لكنَّها لم تَك��ن عَشوائيَّةً قَطّ. كانَ ثَمَّةَ نَمَطٌ رياضيٌّ يَختَبِئُ خَلفَ الفَوضى.</w:t>
       </w:r>
     </w:p>
     <w:p>
@@ -3424,7 +3424,7 @@
         <w:pStyle w:val="BodyText"/>
       </w:pPr>
       <w:r>
-        <w:t xml:space="preserve">وَصَلَ إلى قُدسِ الأَقداس بَعدَ نِصفِ ساعَة. القاعَةُ الدَّاخِليَّةُ في قَلبِ المَعبَد، حيثُ كانَ تِمثالُ آمون-رع الذَّهَبيُّ يُحفَظ في غابِرِ الأَزمان. كانَ المَكانُ غارِقًا في ظَلامٍ دامِس، إلَّا مِن خُيوطِ ضَوءِ القَمَرِ المُتَسَلِّلَةِ مِن شُقوقٍ في السَّقف.</w:t>
+        <w:t xml:space="preserve">وَصَلَ إلى قُدسِ الأَقداس بَعدَ نِصفِ ساعَة. القاعَةُ الدَّاخِليَّةُ في قَلبِ المَعبَد، حيثُ كانَ تِمثالُ آمون-رع الذَّهَبيُّ يُحفَظ في غابِرِ الأَزمان. كانَ ا��مَكانُ غارِقًا في ظَلامٍ دامِس، إلَّا مِن خُيوطِ ضَوءِ القَمَرِ المُتَسَلِّلَةِ مِن شُقوقٍ في السَّقف.</w:t>
       </w:r>
     </w:p>
     <w:p>
@@ -4360,7 +4360,7 @@
         <w:pStyle w:val="BodyText"/>
       </w:pPr>
       <w:r>
-        <w:t xml:space="preserve">تقدّم الرجل المسنّ خطوةً واحدةً داخل الزنزانة، وتوقّف. كان وجهه</w:t>
+        <w:t xml:space="preserve">تقدّم الرجل المسنّ خ��وةً واحدةً داخل الزنزانة، وتوقّف. كان وجهه</w:t>
       </w:r>
       <w:r>
         <w:t xml:space="preserve"> </w:t>
@@ -5462,7 +5462,7 @@
         <w:t xml:space="preserve"> </w:t>
       </w:r>
       <w:r>
-        <w:t xml:space="preserve">المتقدّمين، فأجبت بدقةٍ وتفصيلٍ يفوق ما أسمعه من كثيرٍ من الأطبّاء</w:t>
+        <w:t xml:space="preserve">ال��تقدّمين، فأجبت بدقةٍ وتفصيلٍ يفوق ما أسمعه من كثيرٍ من الأطبّاء</w:t>
       </w:r>
       <w:r>
         <w:t xml:space="preserve"> </w:t>
@@ -6505,7 +6505,7 @@
         <w:t xml:space="preserve"> </w:t>
       </w:r>
       <w:r>
-        <w:t xml:space="preserve">الخاصّة. الغشاء البريتونيّ أوّلًا، بغرزاتٍ متّصلةٍ دقيقة. ثمّ</w:t>
+        <w:t xml:space="preserve">الخاصّة. الغشاء البريتوني�� أوّلًا، بغرزاتٍ متّصلةٍ دقيقة. ثمّ</w:t>
       </w:r>
       <w:r>
         <w:t xml:space="preserve"> </w:t>
@@ -7739,7 +7739,7 @@
         <w:t xml:space="preserve"> </w:t>
       </w:r>
       <w:r>
-        <w:t xml:space="preserve">لي.»</w:t>
+        <w:t xml:space="preserve">لي.��</w:t>
       </w:r>
     </w:p>
     <w:p>
@@ -8083,19 +8083,7 @@
         <w:pStyle w:val="BodyText"/>
       </w:pPr>
       <w:r>
-        <w:t xml:space="preserve">وهكذا، في تلك اللحظة التي تشابكت فيها الأيدي، ولدت صداقةٌ غريبة في قلب</w:t>
-      </w:r>
-      <w:r>
-        <w:t xml:space="preserve"> </w:t>
-      </w:r>
-      <w:r>
-        <w:t xml:space="preserve">سوق طيبة العابق بالبخور والتوابل، بين طبيبٍ حمله الزمن من م��تقبلٍ بعيد،</w:t>
-      </w:r>
-      <w:r>
-        <w:t xml:space="preserve"> </w:t>
-      </w:r>
-      <w:r>
-        <w:t xml:space="preserve">وتاجرٍ فينيقي يجوب البحار بحثًا عمّا لا يباع ولا يشترى.</w:t>
+        <w:t xml:space="preserve">وهكذا — مِن مُصافَحَةٍ في سوقِ طيبة، بَينَ رائحَةِ البَخورِ والتَّوابِل — وُلِدَت صَداقَةٌ غَريبَة بَينَ طَبيبٍ حَمَلَه الزَّمَنُ من مُستَقبَلٍ بَعيد، وتاجِرٍ فينيقيٍّ يَجوبُ البِحارَ بَحثًا عَمَّا لا يُباعُ ولا يُشتَرى.</w:t>
       </w:r>
     </w:p>
     <w:p>
@@ -8139,7 +8127,7 @@
         <w:t xml:space="preserve"> </w:t>
       </w:r>
       <w:r>
-        <w:t xml:space="preserve">جديدة: أقمشةً أرجوانية من صور، وزجاجًا شفافًا من صيدا، وعطورًا من جزر</w:t>
+        <w:t xml:space="preserve">جديدة: أقمشةً أرجوانية ��ن صور، وزجاجًا شفافًا من صيدا، وعطورًا من جزر</w:t>
       </w:r>
       <w:r>
         <w:t xml:space="preserve"> </w:t>
@@ -8869,7 +8857,7 @@
         <w:t xml:space="preserve"> </w:t>
       </w:r>
       <w:r>
-        <w:t xml:space="preserve">دافئةً صادقة على وجهه، ابتسامةً حاول أن يضع فيها كل ما يريد قوله: أنا</w:t>
+        <w:t xml:space="preserve">دافئةً صادقة على وجهه، اب��سامةً حاول أن يضع فيها كل ما يريد قوله: أنا</w:t>
       </w:r>
       <w:r>
         <w:t xml:space="preserve"> </w:t>
@@ -10543,13 +10531,7 @@
         <w:pStyle w:val="BodyText"/>
       </w:pPr>
       <w:r>
-        <w:t xml:space="preserve">مدت أصابعها الرقيقة نحوه، فلمسته بحذر. في تلك اللحظة، سرى دفءٌ غريبٌ في</w:t>
-      </w:r>
-      <w:r>
-        <w:t xml:space="preserve"> </w:t>
-      </w:r>
-      <w:r>
-        <w:t xml:space="preserve">أطراف أصابعها، دفءٌ يشبه لمسة يدٍ حانية، أو نبض قلبٍ مستيقظ. ارتعشت،</w:t>
+        <w:t xml:space="preserve">مَدَّت أَصابِعَها نَحوَه، فَلَمَسَتهُ بِحَذَر. وَخَزَ دِفءٌ غَريبٌ أَطرافَ أَصابِعِها، دِفءٌ يُشبِهُ لَمسَةَ يَدٍ حانِيَة، أو نَبضَ قَلبٍ مُستَيقِظ. ارتعشت،</w:t>
       </w:r>
       <w:r>
         <w:t xml:space="preserve"> </w:t>
@@ -10587,7 +10569,7 @@
         <w:t xml:space="preserve"> </w:t>
       </w:r>
       <w:r>
-        <w:t xml:space="preserve">لم يكن أيٌّ منهما يتخيله.</w:t>
+        <w:t xml:space="preserve">لم يكن أيٌّ منهما يتخيل��.</w:t>
       </w:r>
     </w:p>
     <w:p>
@@ -11065,7 +11047,7 @@
         <w:pStyle w:val="BodyText"/>
       </w:pPr>
       <w:r>
-        <w:t xml:space="preserve">لكن الأهم من كل ذلك — الأهم من الجراح والملابس الغريبة — كان ما</w:t>
+        <w:t xml:space="preserve">لكن الأهم من كل ذلك — الأهم من الجرا�� والملابس الغريبة — كان ما</w:t>
       </w:r>
       <w:r>
         <w:t xml:space="preserve"> </w:t>
@@ -12040,7 +12022,7 @@
         <w:t xml:space="preserve">‘</w:t>
       </w:r>
       <w:r>
-        <w:t xml:space="preserve">من بلدٍ بعيد</w:t>
+        <w:t xml:space="preserve">من بلدٍ ب��يد</w:t>
       </w:r>
       <w:r>
         <w:t xml:space="preserve">’</w:t>
@@ -12369,7 +12351,7 @@
         <w:t xml:space="preserve"> </w:t>
       </w:r>
       <w:r>
-        <w:t xml:space="preserve">تجري فيه مشيئة الآلهة وحدها، والمرأة التي ترى أمامها رجلًا يقدّم للجرحى</w:t>
+        <w:t xml:space="preserve">تج��ي فيه مشيئة الآلهة وحدها، والمرأة التي ترى أمامها رجلًا يقدّم للجرحى</w:t>
       </w:r>
       <w:r>
         <w:t xml:space="preserve"> </w:t>
@@ -12967,7 +12949,7 @@
         <w:t xml:space="preserve"> </w:t>
       </w:r>
       <w:r>
-        <w:t xml:space="preserve">كلها.</w:t>
+        <w:t xml:space="preserve">كل��ا.</w:t>
       </w:r>
     </w:p>
     <w:p>
@@ -13600,7 +13582,7 @@
         <w:t xml:space="preserve"> </w:t>
       </w:r>
       <w:r>
-        <w:t xml:space="preserve">مخاوف. ثم أقرّت بصوتٍ أضعف من النسيم، صوتٍ يحمل اعترافًا</w:t>
+        <w:t xml:space="preserve">مخاوف. ثم أقرّت بصوتٍ أضعف من النسيم، صوتٍ يحمل اعترافً��</w:t>
       </w:r>
       <w:r>
         <w:t xml:space="preserve"> </w:t>
@@ -14636,7 +14618,7 @@
         <w:t xml:space="preserve"> </w:t>
       </w:r>
       <w:r>
-        <w:t xml:space="preserve">وطئت قدماه هذه الأرض القديمة.</w:t>
+        <w:t xml:space="preserve">وطئت قدماه هذه الأرض ا��قديمة.</w:t>
       </w:r>
     </w:p>
     <w:p>
@@ -14906,7 +14888,7 @@
         <w:t xml:space="preserve"> </w:t>
       </w:r>
       <w:r>
-        <w:t xml:space="preserve">آخر.</w:t>
+        <w:t xml:space="preserve">��خر.</w:t>
       </w:r>
     </w:p>
     <w:p>
@@ -15738,13 +15720,13 @@
     </w:p>
     <w:bookmarkEnd w:id="35"/>
     <w:bookmarkEnd w:id="36"/>
-    <w:bookmarkStart w:id="45" w:name="القسم-الثالث-الأزمة-الكبرى"/>
+    <w:bookmarkStart w:id="45" w:name="القسم-الثالث-الأمة-الكبرى"/>
     <w:p>
       <w:pPr>
         <w:pStyle w:val="Heading1"/>
       </w:pPr>
       <w:r>
-        <w:t xml:space="preserve">القسم الثالث: الأزمة الكبرى</w:t>
+        <w:t xml:space="preserve">القسم الثالث: الأ��مة الكبرى</w:t>
       </w:r>
     </w:p>
     <w:p>
@@ -16183,7 +16165,7 @@
         <w:t xml:space="preserve"> </w:t>
       </w:r>
       <w:r>
-        <w:t xml:space="preserve">أكثر من أيّ صراخ، دموعها تنهمر على وجنتيها الضامرتين دون أن</w:t>
+        <w:t xml:space="preserve">أكثر من أيّ صراخ، دموعها ��نهمر على وجنتيها الضامرتين دون أن</w:t>
       </w:r>
       <w:r>
         <w:t xml:space="preserve"> </w:t>
@@ -17518,7 +17500,7 @@
         <w:t xml:space="preserve"> </w:t>
       </w:r>
       <w:r>
-        <w:t xml:space="preserve">القصوى، وإن فعلوا، ساروا بمحاذاةِ الجدران، يغطّون وجوههم بقطعِ القماش،</w:t>
+        <w:t xml:space="preserve">القصوى، وإن فعلوا، ساروا بمحاذاةِ الجدران، ي��طّون وجوههم بقطعِ القماش،</w:t>
       </w:r>
       <w:r>
         <w:t xml:space="preserve"> </w:t>
@@ -17964,7 +17946,7 @@
         <w:pStyle w:val="BodyText"/>
       </w:pPr>
       <w:r>
-        <w:t xml:space="preserve">أَغمَضَتْ عَينَيها. ظَنَّها نامَت. كانَ الأَمرُ أَحسَنَ مِن ذلك قَليلًا: لَقد نامَت في نَومٍ لا يُشبِهُ اللَّيلةَ السَّابِقَة.</w:t>
+        <w:t xml:space="preserve">أَغمَضَتْ عَينَيها. ظَنَّها نامَت. ك��نَ الأَمرُ أَحسَنَ مِن ذلك قَليلًا: لَقد نامَت في نَومٍ لا يُشبِهُ اللَّيلةَ السَّابِقَة.</w:t>
       </w:r>
     </w:p>
     <w:p>
@@ -18384,7 +18366,7 @@
         <w:pStyle w:val="BodyText"/>
       </w:pPr>
       <w:r>
-        <w:t xml:space="preserve">قال بهدوءٍ عميقٍ ينبع من قرارة روحه: «نفرو، استمع إليّ جيّدًا. ما تشعر</w:t>
+        <w:t xml:space="preserve">ق��ل بهدوءٍ عميقٍ ينبع من قرارة روحه: «نفرو، استمع إليّ جيّدًا. ما تشعر</w:t>
       </w:r>
       <w:r>
         <w:t xml:space="preserve"> </w:t>
@@ -18536,7 +18518,7 @@
         <w:t xml:space="preserve"> </w:t>
       </w:r>
       <w:r>
-        <w:t xml:space="preserve">ذرّةٍ من كيانه، استمع كمن يتلقّى أقدس الأسرار.</w:t>
+        <w:t xml:space="preserve">ذرّةٍ من كيانه، استمع كمن يتلقّى أق��س الأسرار.</w:t>
       </w:r>
     </w:p>
     <w:p>
@@ -18606,7 +18588,7 @@
         <w:t xml:space="preserve"> </w:t>
       </w:r>
       <w:r>
-        <w:t xml:space="preserve">آنيةٌ ثمينة سقطت وتحطّمت، وهو الآن يحاول بصبرٍ أن يجمع شظاياها ويرمّم</w:t>
+        <w:t xml:space="preserve">آنيةٌ ثمينة سقطت وتحطّمت، وهو الآن يحاول ب��برٍ أن يجمع شظاياها ويرمّم</w:t>
       </w:r>
       <w:r>
         <w:t xml:space="preserve"> </w:t>
@@ -19600,7 +19582,7 @@
         <w:pStyle w:val="BodyText"/>
       </w:pPr>
       <w:r>
-        <w:t xml:space="preserve">وفي قلب هذا الخراب، كان أحمد يعمل بلا هوادة.</w:t>
+        <w:t xml:space="preserve">وفي قلب هذا الخراب، كان أحمد يعمل بلا هوا��ة.</w:t>
       </w:r>
     </w:p>
     <w:p>
@@ -23125,7 +23107,7 @@
         <w:t xml:space="preserve"> </w:t>
       </w:r>
       <w:r>
-        <w:t xml:space="preserve">مُرصّعًا بنجومٍ ذهبية تتلألأ في ضوء المشاعل كأنها حقيقية.</w:t>
+        <w:t xml:space="preserve">مُرصّعًا بن��ومٍ ذهبية تتلألأ في ضوء المشاعل كأنها حقيقية.</w:t>
       </w:r>
     </w:p>
     <w:p>
@@ -23639,7 +23621,7 @@
         <w:t xml:space="preserve">ولكن،</w:t>
       </w:r>
       <w:r>
-        <w:t xml:space="preserve"> قبل أن ينطق أي من الكهنة بكلمة تأييد، قبل أن يُرفع صوتٌ واحد</w:t>
+        <w:t xml:space="preserve"> قبل أن ينطق أي من الكهنة بكلمة تأييد�� قبل أن يُرفع صوتٌ واحد</w:t>
       </w:r>
       <w:r>
         <w:t xml:space="preserve"> </w:t>
@@ -24485,7 +24467,7 @@
         <w:pStyle w:val="BodyText"/>
       </w:pPr>
       <w:r>
-        <w:t xml:space="preserve">مفارقة الجدّ. الحلقة المغلقة التي تلتهم ذيلها كالأفعى الأسطورية. كل ما</w:t>
+        <w:t xml:space="preserve">مفارقة الجدّ. الحلقة المغلقة التي تلتهم ذيلها كالأف��ى الأسطورية. كل ما</w:t>
       </w:r>
       <w:r>
         <w:t xml:space="preserve"> </w:t>
@@ -25764,7 +25746,7 @@
         <w:t xml:space="preserve"> </w:t>
       </w:r>
       <w:r>
-        <w:t xml:space="preserve">كلوحةٍ يرسمها رع بنفسه، تحرّك الجيش العظيم خارجًا من بوّابات</w:t>
+        <w:t xml:space="preserve">كلوحةٍ يرسمها رع بنفسه، تحرّك الجيش العظ��م خارجًا من بوّابات</w:t>
       </w:r>
       <w:r>
         <w:t xml:space="preserve"> </w:t>
@@ -28915,7 +28897,7 @@
         <w:pStyle w:val="BodyText"/>
       </w:pPr>
       <w:r>
-        <w:t xml:space="preserve">همس بصوتٍ لا يكاد يُسمع، بصوتٍ مختنقٍ بالدموع التي لا تسقط:</w:t>
+        <w:t xml:space="preserve">ه��س بصوتٍ لا يكاد يُسمع، بصوتٍ مختنقٍ بالدموع التي لا تسقط:</w:t>
       </w:r>
     </w:p>
     <w:p>
@@ -30969,19 +30951,7 @@
         <w:pStyle w:val="BodyText"/>
       </w:pPr>
       <w:r>
-        <w:t xml:space="preserve">في تلك اللحظة، وسط جحيم المعركة، أدرك أحمد بيقين بارد قاطع أنه لم يعد</w:t>
-      </w:r>
-      <w:r>
-        <w:t xml:space="preserve"> </w:t>
-      </w:r>
-      <w:r>
-        <w:t xml:space="preserve">الرجل الذي كان عليه. شيء ما مات في داخله في تلك الثانية، شيء ما قُتل حين</w:t>
-      </w:r>
-      <w:r>
-        <w:t xml:space="preserve"> </w:t>
-      </w:r>
-      <w:r>
-        <w:t xml:space="preserve">قتل. الطبيب الذي أقسم أن يحيي لا أن يميت، الرجل الذي كان يؤمن بقدسية</w:t>
+        <w:t xml:space="preserve">وَسَطَ جَحيمِ المَعرَكَة، أَدرَكَ أَحمدُ بِيَقينٍ بارِدٍ قاطِع أَنَّه لم يَعُد الرَّجُلَ الَّذي كانَ علَيه. شَيءٌ ما ماتَ في داخِلِه حينَ قَتَل. الطبيب الذي أقسم أن يحيي لا أن يميت، الرجل الذي كان يؤمن بقدسية</w:t>
       </w:r>
       <w:r>
         <w:t xml:space="preserve"> </w:t>
@@ -31221,7 +31191,7 @@
         <w:t xml:space="preserve"> </w:t>
       </w:r>
       <w:r>
-        <w:t xml:space="preserve">عن النفس؟ هل يمكن للمرء أن يكون طبيبًا يحيي النفوس بالنهار وجنديًا يزهق</w:t>
+        <w:t xml:space="preserve">عن النفس؟ هل يمكن للمرء أن يكون طبيبًا يحيي النفوس بالنهار وجنديًا ��زهق</w:t>
       </w:r>
       <w:r>
         <w:t xml:space="preserve"> </w:t>
@@ -31371,7 +31341,7 @@
         <w:pStyle w:val="BodyText"/>
       </w:pPr>
       <w:r>
-        <w:t xml:space="preserve">وكل مساء، كانت نفرتاري تأتي.</w:t>
+        <w:t xml:space="preserve">وكل مساء، كانت نفرتاري ت��تي.</w:t>
       </w:r>
     </w:p>
     <w:p>
@@ -32321,7 +32291,7 @@
         <w:pStyle w:val="BodyText"/>
       </w:pPr>
       <w:r>
-        <w:t xml:space="preserve">نهض ببطء، وسار إلى النافذة الصغيرة. نظر إلى سماء طيبة الحالكة المخملية.</w:t>
+        <w:t xml:space="preserve">نهض ببطء، و��ار إلى النافذة الصغيرة. نظر إلى سماء طيبة الحالكة المخملية.</w:t>
       </w:r>
       <w:r>
         <w:t xml:space="preserve"> </w:t>
@@ -32487,7 +32457,7 @@
         <w:t xml:space="preserve"> </w:t>
       </w:r>
       <w:r>
-        <w:t xml:space="preserve">النادرة التي تشرق كشمس بعد عاصفة. نفرتاري بصمتها المريح الذي يقول أكثر</w:t>
+        <w:t xml:space="preserve">النادرة التي تشرق كشمس بعد عاصفة. نفرتاري بصمتها المريح الذ�� يقول أكثر</w:t>
       </w:r>
       <w:r>
         <w:t xml:space="preserve"> </w:t>
@@ -35050,7 +35020,7 @@
         <w:t xml:space="preserve"> </w:t>
       </w:r>
       <w:r>
-        <w:t xml:space="preserve">ولا يَترُكُ أثرًا. وأنا لا أَملكُ ما يُقدَّمُ للفرعونِ كدليل.»</w:t>
+        <w:t xml:space="preserve">ول�� يَترُكُ أثرًا. وأنا لا أَملكُ ما يُقدَّمُ للفرعونِ كدليل.»</w:t>
       </w:r>
     </w:p>
     <w:p>
@@ -35977,7 +35947,7 @@
         <w:t xml:space="preserve"> </w:t>
       </w:r>
       <w:r>
-        <w:t xml:space="preserve">أعلى من أي معبدٍ أو هرم. أضواءٌ ساطعة في كل مكان — ليس مشاعل ولا شموع،</w:t>
+        <w:t xml:space="preserve">أعلى من أي معبدٍ أو هرم. أضوا��ٌ ساطعة في كل مكان — ليس مشاعل ولا شموع،</w:t>
       </w:r>
       <w:r>
         <w:t xml:space="preserve"> </w:t>
@@ -38637,7 +38607,7 @@
         <w:t xml:space="preserve"> </w:t>
       </w:r>
       <w:r>
-        <w:t xml:space="preserve">لست وأبيب. حسنًا…» ابتسم ابتسامةً غامضةً مُرعبة. «سأُريكم الآن قوةً</w:t>
+        <w:t xml:space="preserve">لست وأبيب. ح��نًا…» ابتسم ابتسامةً غامضةً مُرعبة. «سأُريكم الآن قوةً</w:t>
       </w:r>
       <w:r>
         <w:t xml:space="preserve"> </w:t>
@@ -39917,7 +39887,7 @@
         <w:t xml:space="preserve"> </w:t>
       </w:r>
       <w:r>
-        <w:t xml:space="preserve">في وسطِ مجالِ بصرِه الأيمن. كان يعرفُ في قرارةِ نفسِه أنّ هذا قد يُكلِّفُه</w:t>
+        <w:t xml:space="preserve">في وسطِ مجالِ بصرِه الأيمن. كان يعرفُ في ق��ارةِ نفسِه أنّ هذا قد يُكلِّفُه</w:t>
       </w:r>
       <w:r>
         <w:t xml:space="preserve"> </w:t>
@@ -39951,7 +39921,7 @@
         <w:pStyle w:val="BodyText"/>
       </w:pPr>
       <w:r>
-        <w:t xml:space="preserve">استجمعَ أحمدُ ما تبقّى له من قوّة، ورفعَ صوتَه فوقَ رؤوسِ الحشدِ</w:t>
+        <w:t xml:space="preserve">استجمعَ أحمدُ ما تبقّى له من قوّة، ورفعَ صو��َه فوقَ رؤوسِ الحشدِ</w:t>
       </w:r>
       <w:r>
         <w:t xml:space="preserve"> </w:t>
@@ -43385,7 +43355,7 @@
         <w:t xml:space="preserve"> </w:t>
       </w:r>
       <w:r>
-        <w:t xml:space="preserve">يكفي للمسها. لا أضواء كهربائية هنا لتلوث الظلام، لا دخان مصانع يحجب</w:t>
+        <w:t xml:space="preserve">يكفي للمسها. ل�� أضواء كهربائية هنا لتلوث الظلام، لا دخان مصانع يحجب</w:t>
       </w:r>
       <w:r>
         <w:t xml:space="preserve"> </w:t>
@@ -46206,7 +46176,7 @@
         <w:t xml:space="preserve"> </w:t>
       </w:r>
       <w:r>
-        <w:t xml:space="preserve">بعد صفحة، يومًا إثر يوم. الليلة الفائتة، حاولت أن أستحضر وجه أمي. أمي يا</w:t>
+        <w:t xml:space="preserve">بع�� صفحة، يومًا إثر يوم. الليلة الفائتة، حاولت أن أستحضر وجه أمي. أمي يا</w:t>
       </w:r>
       <w:r>
         <w:t xml:space="preserve"> </w:t>
@@ -46989,7 +46959,7 @@
         <w:pStyle w:val="BodyText"/>
       </w:pPr>
       <w:r>
-        <w:t xml:space="preserve">فقط… قَبول. قَبولٌ شاملٌ كاملٌ لكل شيء.</w:t>
+        <w:t xml:space="preserve">فقط… قَبول. قَبولٌ شاملٌ كاملٌ لك�� شيء.</w:t>
       </w:r>
     </w:p>
     <w:p>
@@ -48581,7 +48551,7 @@
         <w:t xml:space="preserve"> </w:t>
       </w:r>
       <w:r>
-        <w:t xml:space="preserve">إلى غرفته الصغيرة في جناح الكهنة، ويَجلسُ على ضوءِ الشموع الخافت.</w:t>
+        <w:t xml:space="preserve">إلى غرفته ��لصغيرة في جناح الكهنة، ويَجلسُ على ضوءِ الشموع الخافت.</w:t>
       </w:r>
     </w:p>
     <w:p>
@@ -49862,7 +49832,7 @@
         <w:pStyle w:val="BodyText"/>
       </w:pPr>
       <w:r>
-        <w:t xml:space="preserve">المكان الذي يقف فيه…</w:t>
+        <w:t xml:space="preserve">المكان الذي يقف ��يه…</w:t>
       </w:r>
     </w:p>
     <w:p>
@@ -50536,7 +50506,7 @@
         <w:pStyle w:val="BodyText"/>
       </w:pPr>
       <w:r>
-        <w:t xml:space="preserve">ومرَّ في خاطره وجه الغريب المحتضر الذي جاءه إلى «بيت الحياة» قبل</w:t>
+        <w:t xml:space="preserve">ومرَّ في خاطره وجه الغريب المحتضر ا��ذي جاءه إلى «بيت الحياة» قبل</w:t>
       </w:r>
       <w:r>
         <w:t xml:space="preserve"> </w:t>
@@ -51212,7 +51182,7 @@
         <w:t xml:space="preserve"> </w:t>
       </w:r>
       <w:r>
-        <w:t xml:space="preserve">كجِذعٍ مَيِّت. تَمساحٌ نيليٌّ أَصلَع، أَحَدُ تلك الوحوشِ القديمةِ التي</w:t>
+        <w:t xml:space="preserve">كجِذعٍ مَيِّت. تَمساحٌ نيليٌّ أ��صلَع، أَحَدُ تلك الوحوشِ القديمةِ التي</w:t>
       </w:r>
       <w:r>
         <w:t xml:space="preserve"> </w:t>
@@ -52429,7 +52399,7 @@
         <w:t xml:space="preserve"> </w:t>
       </w:r>
       <w:r>
-        <w:t xml:space="preserve">عرفه منذ اللحظة التي أخرج فيها الجُعران من جيبه ونظر إليه كنظرة الوداع.</w:t>
+        <w:t xml:space="preserve">عرفه منذ الل��ظة التي أخرج فيها الجُعران من جيبه ونظر إليه كنظرة الوداع.</w:t>
       </w:r>
       <w:r>
         <w:t xml:space="preserve"> </w:t>
@@ -53376,7 +53346,7 @@
         <w:t xml:space="preserve"> </w:t>
       </w:r>
       <w:r>
-        <w:t xml:space="preserve">يدري إن كانت كلمات الشيخ نبوءةً أم رجاءً، ولا إن كان «الأثر» الذي تحدَّث</w:t>
+        <w:t xml:space="preserve">يدري إن كانت كلمات ا��شيخ نبوءةً أم رجاءً، ولا إن كان «الأثر» الذي تحدَّث</w:t>
       </w:r>
       <w:r>
         <w:t xml:space="preserve"> </w:t>
@@ -53907,7 +53877,7 @@
         <w:pStyle w:val="BodyText"/>
       </w:pPr>
       <w:r>
-        <w:t xml:space="preserve">سيبقى هذا المعبد ما دامت الشمس تشرق ��لى أرض كيمت. ومن قرأ هذه السطور بعد ألف عامٍ فليعلم: في هذه الأرض مرّ رجلٌ أسماه الناس غريبًا، وكان أقرب إلينا من أنفسنا».</w:t>
+        <w:t xml:space="preserve">سيبقى هذا المعبد ما دامت الشمس تشرق ��لى أرض كيمت. ومن قرأ هذه السطور بعد ألف عامٍ فليعل��: في هذه الأرض مرّ رجلٌ أسماه الناس غريبًا، وكان أقرب إلينا من أنفسنا».</w:t>
       </w:r>
     </w:p>
     <w:p>
@@ -54807,7 +54777,7 @@
         <w:pStyle w:val="BodyText"/>
       </w:pPr>
       <w:r>
-        <w:t xml:space="preserve">سَأُجيبُك بِصِدق. هذه الرِّوايةُ لم تَبدأْ من مَعرِفةٍ طِبِّيَّة. بَدأتْ من سُؤالٍ ظَلَّ يُلاحِقُني منذُ كُنتُ طِفلًا أَمشي في شَوارعِ القاهرة ويَدي في يَدِ أَبي:</w:t>
+        <w:t xml:space="preserve">سَأُجيبُك بِصِدق. هذه الرِّوايةُ لم تَبدأْ من مَعرِفةٍ طِبِّيَّة. بَدأتْ من سُؤالٍ ظَلَّ يُلاحِقُني منذُ كُنتُ طِفلًا أَمشي في شَوارعِ القاهرة ويَدي في يَدِ أَب��:</w:t>
       </w:r>
     </w:p>
     <w:p>
@@ -55168,7 +55138,7 @@
         </w:numPr>
       </w:pPr>
       <w:r>
-        <w:t xml:space="preserve">الجُعران: أَداةٌ سَرديَّةٌ لا أَكثَر. ليس في المَصادرِ التاريخيَّةِ ما يُشيرُ إلى أنَّ المصريِّين القُدامى امتَلَكوا وَسيلةَ سَفَرٍ عَبرَ الزَّمَن. لكن مَن يَدري؟ قَبلَ مِئَةِ عامٍ كُنَّا نَضحَكُ من فِكرَةِ الهاتِفِ المَحمول. رُبَّما، بَعدَ مِئَةِ عامٍ من الآن، يَقرأُ كاتبٌ آخَرُ هذه الرِّواية ويَبتَسِم: «هذا ما كانوا يَتَخَيَّلونَه. ما لم يَعرفوه هو أنَّ الأَمرَ أَبسَطُ بِكَثير.»</w:t>
+        <w:t xml:space="preserve">الجُعران: أَداةٌ سَرديَّةٌ لا أَكثَر. ليس في المَصادرِ التاريخيَّةِ ما يُشيرُ إلى أنَّ المصريِّين القُدامى امتَلَكوا وَسيلةَ سَفَرٍ عَبرَ الزَّمَن. لكن مَن يَدري؟ قَبلَ مِئَةِ عام�� كُنَّا نَضحَكُ من فِكرَةِ الهاتِفِ المَحمول. رُبَّما، بَعدَ مِئَةِ عامٍ من الآن، يَقرأُ كاتبٌ آخَرُ هذه الرِّواية ويَبتَسِم: «هذا ما كانوا يَتَخَيَّلونَه. ما لم يَعرفوه هو أنَّ الأَمرَ أَبسَطُ بِكَثير.»</w:t>
       </w:r>
     </w:p>
     <w:bookmarkEnd w:id="66"/>
@@ -55213,7 +55183,7 @@
         <w:pStyle w:val="BodyText"/>
       </w:pPr>
       <w:r>
-        <w:t xml:space="preserve">لَكِنِّي تَعَلَّمتُ شَيئًا أَثناءَ الكِتابَة: لا أَحَدَ يَكتُبُ من الداخِل وَحدَه. كلُّ كاتِبٍ هو غَريبٌ يَزورُ مِهنَةً ليست مِهنَتَه. يوسف زيدان ليسَ راهِبًا. نجيب محفوظ لم يَكُن خَنَّاسًا ولا بائعَ فول. أومبرتو إيكو لم يَكُن راهِبًا في القُرونِ الوُسطى. الكُتَّابُ غُرَباءُ دائمًا. إن لَم يَكونوا كذلك، لَما كُتِبَت الرِّواية.</w:t>
+        <w:t xml:space="preserve">لَ��ِنِّي تَعَلَّمتُ شَيئًا أَثناءَ الكِتابَة: لا أَحَدَ يَكتُبُ من الداخِل وَحدَه. كلُّ كاتِبٍ هو غَريبٌ يَزورُ مِهنَةً ليست مِهنَتَه. يوسف زيدان ليسَ راهِبًا. نجيب محفوظ لم يَكُن خَنَّاسًا ولا بائعَ فول. أومبرتو إيكو لم يَكُن راهِبًا في القُرونِ الوُسطى. الكُتَّابُ غُرَباءُ دائمًا. إن لَم يَكونوا كذلك، لَما كُتِبَت الرِّواية.</w:t>
       </w:r>
     </w:p>
     <w:p>

--- a/غريب_في_طيبة.docx
+++ b/غريب_في_طيبة.docx
@@ -2776,7 +2776,7 @@
         <w:pStyle w:val="BodyText"/>
       </w:pPr>
       <w:r>
-        <w:t xml:space="preserve">ثُمَّ أَضافَ بِصَوتٍ خافِت: «وفي عَينَي��َ ظَمَأٌ لا يَرويهِ ماءُ الحاضِر. تَبحَثُ عن مَعنًى، يا بُنَيّ. عن سَبَبٍ يَجعَلُ قَسَمَكَ أَكثَرَ مِن حِبرٍ على وَرَق.»</w:t>
+        <w:t xml:space="preserve">ثُمَّ أَضافَ بِ��َوتٍ خافِت: «وفي عَينَي��َ ظَمَأٌ لا يَرويهِ ماءُ الحاضِر. تَبحَثُ عن مَعنًى، يا بُنَيّ. عن سَبَبٍ يَجعَلُ قَسَمَكَ أَكثَرَ مِن حِبرٍ على وَرَق.»</w:t>
       </w:r>
     </w:p>
     <w:p>
@@ -2928,7 +2928,7 @@
         <w:pStyle w:val="BodyText"/>
       </w:pPr>
       <w:r>
-        <w:t xml:space="preserve">عِندَ البَوَّابَةِ سَأَلَ حارِسًا أَربَعينيًّا عَن عَبدِ الحَكيم.</w:t>
+        <w:t xml:space="preserve">عِندَ البَوَّابَةِ سَأَل�� حارِسًا أَربَعينيًّا عَن عَبدِ الحَكيم.</w:t>
       </w:r>
     </w:p>
     <w:p>
@@ -3440,7 +3440,7 @@
         <w:pStyle w:val="BodyText"/>
       </w:pPr>
       <w:r>
-        <w:t xml:space="preserve">خَمسَ عَشرَةَ دَقيقَة.</w:t>
+        <w:t xml:space="preserve">خ��مسَ عَشرَةَ دَقيقَة.</w:t>
       </w:r>
     </w:p>
     <w:p>
@@ -4100,7 +4100,7 @@
         <w:t xml:space="preserve"> </w:t>
       </w:r>
       <w:r>
-        <w:t xml:space="preserve">عليه، كما ينتزع الصيّاد فريسته الثمينة. رآهم يتقاذفونه بينهم،</w:t>
+        <w:t xml:space="preserve">عليه�� كما ينتزع الصيّاد فريسته الثمينة. رآهم يتقاذفونه بينهم،</w:t>
       </w:r>
       <w:r>
         <w:t xml:space="preserve"> </w:t>
@@ -4352,7 +4352,7 @@
         <w:t xml:space="preserve"> </w:t>
       </w:r>
       <w:r>
-        <w:t xml:space="preserve">ترى ما لا يراه البشر العاديّون.</w:t>
+        <w:t xml:space="preserve">ترى ما لا يراه البشر ال��ادي��ون.</w:t>
       </w:r>
     </w:p>
     <w:p>
@@ -4404,7 +4404,7 @@
         <w:pStyle w:val="BodyText"/>
       </w:pPr>
       <w:r>
-        <w:t xml:space="preserve">تحدّث الرجل ببطءٍ متعمّد، بصوتٍ هادئٍ عميقٍ كصوت بئرٍ قديمة، تنبعث</w:t>
+        <w:t xml:space="preserve">تحدّث الر��ل ببطءٍ متعمّد، بصوتٍ هادئٍ عميقٍ كصوت بئرٍ قديمة، تنبعث</w:t>
       </w:r>
       <w:r>
         <w:t xml:space="preserve"> </w:t>
@@ -4906,7 +4906,7 @@
         <w:t xml:space="preserve"> </w:t>
       </w:r>
       <w:r>
-        <w:t xml:space="preserve">أحد أبنائه باسم الحكيم الأعظم، تبرّكًا بذكراه وتيمّنًا بروحه.</w:t>
+        <w:t xml:space="preserve">أحد أبنائه باسم الحكيم الأعظم، تبرّكً�� بذكراه وتيمّنًا بروحه.</w:t>
       </w:r>
       <w:r>
         <w:t xml:space="preserve"> </w:t>
@@ -5118,7 +5118,7 @@
         <w:t xml:space="preserve"> </w:t>
       </w:r>
       <w:r>
-        <w:t xml:space="preserve">القيء نجا. وإن زادت الحمّى والتشوّش… فالأمر لله… للآلهة.»</w:t>
+        <w:t xml:space="preserve">القيء ن��ا. وإن زادت الحمّى والتشوّش… فالأمر لله… للآلهة.»</w:t>
       </w:r>
     </w:p>
     <w:p>
@@ -5404,7 +5404,7 @@
         <w:t xml:space="preserve"> </w:t>
       </w:r>
       <w:r>
-        <w:t xml:space="preserve">شديد. هذا يساعد على طرد الفساد والعفونة إلى الخارج. لكن يجب أن</w:t>
+        <w:t xml:space="preserve">شديد. هذا يساعد على طرد الفساد والعفون�� إلى الخ��رج. لكن يجب أن</w:t>
       </w:r>
       <w:r>
         <w:t xml:space="preserve"> </w:t>
@@ -6013,7 +6013,7 @@
         <w:pStyle w:val="BodyText"/>
       </w:pPr>
       <w:r>
-        <w:t xml:space="preserve">أَعطى الصَّبيَّ جُرعَةً كَبيرَةً مِن مَغلِيِّ الخَشخاشِ الدَّافِئ، وأسند ر��سه</w:t>
+        <w:t xml:space="preserve">أَعطى الصَّبيَّ جُرعَةً كَبيرَةً مِن مَغلِيِّ الخَشخاشِ الد��ّافِئ، وأسند ر��سه</w:t>
       </w:r>
       <w:r>
         <w:t xml:space="preserve"> </w:t>
@@ -6499,7 +6499,7 @@
         <w:pStyle w:val="BodyText"/>
       </w:pPr>
       <w:r>
-        <w:t xml:space="preserve">ثمّ بدأ في خياطة الجرح. طبقةً بعد طبقة، كلّ طبقةٍ بخيوطها</w:t>
+        <w:t xml:space="preserve">ثمّ بدأ في خياطة الجرح. طبقةً بعد طبقة، كلّ ط��قةٍ بخيوطها</w:t>
       </w:r>
       <w:r>
         <w:t xml:space="preserve"> </w:t>
@@ -6543,7 +6543,7 @@
         <w:t xml:space="preserve"> </w:t>
       </w:r>
       <w:r>
-        <w:t xml:space="preserve">تحوّلت إلى خليطٍ من البياض والقرمزيّ والبنّيّ، لكنّ الصبيّ كان</w:t>
+        <w:t xml:space="preserve">تحوّلت إلى خليطٍ من البياض والقرمزيّ والبنّيّ، لكنّ ال��بيّ كان</w:t>
       </w:r>
       <w:r>
         <w:t xml:space="preserve"> </w:t>
@@ -7169,7 +7169,7 @@
         <w:t xml:space="preserve"> </w:t>
       </w:r>
       <w:r>
-        <w:t xml:space="preserve">أيّ خدمةٍ يمكن أن يقدّماها. من حيث جئت، نؤمن بأنّ كلّ إنسانٍ</w:t>
+        <w:t xml:space="preserve">أيّ خدمة�� يمكن أن يقدّماها. من حيث جئت، نؤمن بأنّ كلّ إنسانٍ</w:t>
       </w:r>
       <w:r>
         <w:t xml:space="preserve"> </w:t>
@@ -7733,7 +7733,7 @@
         <w:t xml:space="preserve"> </w:t>
       </w:r>
       <w:r>
-        <w:t xml:space="preserve">ومنح أحمد كامل انتباهه. «أيّ نوعٍ من الأدوات تقصد؟ صفها</w:t>
+        <w:t xml:space="preserve">ومنح أحمد كامل ان��باهه. «أيّ نوعٍ من الأدوات تقصد؟ صفها</w:t>
       </w:r>
       <w:r>
         <w:t xml:space="preserve"> </w:t>
@@ -8015,7 +8015,7 @@
         <w:t xml:space="preserve"> </w:t>
       </w:r>
       <w:r>
-        <w:t xml:space="preserve">هذا العصر؟ أم أنهم مجرد عباقرة ولدوا قبل أوانهم؟</w:t>
+        <w:t xml:space="preserve">هذا العصر؟ أم أنهم ��جرد عباقرة ولدوا قبل أوانهم؟</w:t>
       </w:r>
     </w:p>
     <w:p>
@@ -8121,7 +8121,7 @@
         <w:t xml:space="preserve">مضت</w:t>
       </w:r>
       <w:r>
-        <w:t xml:space="preserve"> أسابيع قبل أن يعود حيرام إلى طيبة. جاء ��حمل على عربته بضائع</w:t>
+        <w:t xml:space="preserve"> أسابيع قبل أن ��عود حيرام إلى طيبة. جاء ��حمل على عربته بضائع</w:t>
       </w:r>
       <w:r>
         <w:t xml:space="preserve"> </w:t>
@@ -8845,13 +8845,13 @@
         <w:pStyle w:val="BodyText"/>
       </w:pPr>
       <w:r>
-        <w:t xml:space="preserve">بحركةٍ هادئة محسوبة، جثا أحمد على ركبتيه في تراب السوق، غير آبهٍ بالوسخ</w:t>
-      </w:r>
-      <w:r>
-        <w:t xml:space="preserve"> </w:t>
-      </w:r>
-      <w:r>
-        <w:t xml:space="preserve">الذي لطّخ ثوبه، حتى أصبحت عيناه في مستوى عينيها تمامًا. ثم رسم ابتسامةً</w:t>
+        <w:t xml:space="preserve">بحركةٍ هادئة محسوبة، جثا أحمد على ركبتيه في تراب السوق، غير آبهٍ بالو��خ</w:t>
+      </w:r>
+      <w:r>
+        <w:t xml:space="preserve"> </w:t>
+      </w:r>
+      <w:r>
+        <w:t xml:space="preserve">الذي لطّخ ثوبه، حتى أ��بحت عيناه في مستوى عينيها تمامًا. ثم رسم ابتسامةً</w:t>
       </w:r>
       <w:r>
         <w:t xml:space="preserve"> </w:t>
@@ -8897,7 +8897,7 @@
         <w:t xml:space="preserve"> </w:t>
       </w:r>
       <w:r>
-        <w:t xml:space="preserve">تحاولان قراءة نواياه من ملام��ه.</w:t>
+        <w:t xml:space="preserve">تحا��لان قراءة نواياه من ملام��ه.</w:t>
       </w:r>
     </w:p>
     <w:p>
@@ -8957,7 +8957,7 @@
         <w:pStyle w:val="BodyText"/>
       </w:pPr>
       <w:r>
-        <w:t xml:space="preserve">مدّت ذراعها النحيلة ببطءٍ نحوه.</w:t>
+        <w:t xml:space="preserve">مدّ�� ذراعها النحيلة ببطءٍ نحوه.</w:t>
       </w:r>
     </w:p>
     <w:p>
@@ -9749,7 +9749,7 @@
         <w:t xml:space="preserve"> </w:t>
       </w:r>
       <w:r>
-        <w:t xml:space="preserve">لكنّه يشبهه شيئًا فشيئًا. وفي يومٍ من تلك الأيّام، رآها مجدّدًا.</w:t>
+        <w:t xml:space="preserve">لكنّه يشبهه شيئًا فشيئًا. وفي ��ومٍ من تلك الأيّام، رآها مجدّدًا.</w:t>
       </w:r>
     </w:p>
     <w:p>
@@ -9789,111 +9789,47 @@
         <w:pStyle w:val="BodyText"/>
       </w:pPr>
       <w:r>
-        <w:t xml:space="preserve">حينها داعب مسامعه صوت خطواتٍ ناعمة خلفه، خطواتٌ خفيفة كوقع حوافر غزالة</w:t>
-      </w:r>
-      <w:r>
-        <w:t xml:space="preserve"> </w:t>
-      </w:r>
-      <w:r>
-        <w:t xml:space="preserve">على رمال الصحراء.</w:t>
-      </w:r>
-    </w:p>
-    <w:p>
-      <w:pPr>
-        <w:pStyle w:val="BodyText"/>
-      </w:pPr>
-      <w:r>
-        <w:t xml:space="preserve">«إذًا، أنت هو الطبيب الغريب الذي يملأ الألسنة».</w:t>
-      </w:r>
-    </w:p>
-    <w:p>
-      <w:pPr>
-        <w:pStyle w:val="BodyText"/>
-      </w:pPr>
-      <w:r>
-        <w:t xml:space="preserve">التفت فجأةً، فارتطم قلبه بأضلاعه. كانت نفرتاري تقف على بعد خطواتٍ منه،</w:t>
-      </w:r>
-      <w:r>
-        <w:t xml:space="preserve"> </w:t>
-      </w:r>
-      <w:r>
-        <w:t xml:space="preserve">واقفةً في إطار الباب كلوحةٍ فرعونية نابضة بالحياة، تتأمّله بفضولٍ صريحٍ</w:t>
-      </w:r>
-      <w:r>
-        <w:t xml:space="preserve"> </w:t>
-      </w:r>
-      <w:r>
-        <w:t xml:space="preserve">لا مواربة فيه ولا خجل. كانت ترتدي ثوبًا أبيض من الكتّان الناعم يتدلّى من</w:t>
-      </w:r>
-      <w:r>
-        <w:t xml:space="preserve"> </w:t>
-      </w:r>
-      <w:r>
-        <w:t xml:space="preserve">كتفيها، وتتزيّن عنقها بقلادةٍ ذهبية تحمل رمز «عنخ»، علامة الحياة.</w:t>
-      </w:r>
-      <w:r>
-        <w:t xml:space="preserve"> </w:t>
-      </w:r>
-      <w:r>
-        <w:t xml:space="preserve">وشعرها الأسود الفاحم ينسدل على كتفيها كشلالٍ من الليل.</w:t>
-      </w:r>
-    </w:p>
-    <w:p>
-      <w:pPr>
-        <w:pStyle w:val="BodyText"/>
-      </w:pPr>
-      <w:r>
-        <w:t xml:space="preserve">انتفض واقفًا على عجل، وأوشكت البردية أن تسقط من يديه المرتبكتين.</w:t>
-      </w:r>
-      <w:r>
-        <w:t xml:space="preserve"> </w:t>
-      </w:r>
-      <w:r>
-        <w:t xml:space="preserve">«أنا… نعم. اسمي أحمد».</w:t>
-      </w:r>
-    </w:p>
-    <w:p>
-      <w:pPr>
-        <w:pStyle w:val="BodyText"/>
-      </w:pPr>
-      <w:r>
-        <w:t xml:space="preserve">«أعرف اسمك جيدًا. فالجميع في طيبة يتحدثون عنك، من القصر إلى أكواخ</w:t>
-      </w:r>
-      <w:r>
-        <w:t xml:space="preserve"> </w:t>
-      </w:r>
-      <w:r>
-        <w:t xml:space="preserve">الفقراء». اقتربت منه بخطواتٍ واثقةٍ متّزنة، وتفحّصته بنظرةٍ ثاقبة تشبه</w:t>
-      </w:r>
-      <w:r>
-        <w:t xml:space="preserve"> </w:t>
-      </w:r>
-      <w:r>
-        <w:t xml:space="preserve">نظرة الطبيب لمريضه، أو نظرة الصقر لفريسته. «الرجل الذي انبثق من العدم</w:t>
-      </w:r>
-      <w:r>
-        <w:t xml:space="preserve"> </w:t>
-      </w:r>
-      <w:r>
-        <w:t xml:space="preserve">ذات ليلةٍ مظلمة، يرتدي ثيابًا عجيبة لم ير أحدٌ مثلها، ويتحدث لغتنا</w:t>
-      </w:r>
-      <w:r>
-        <w:t xml:space="preserve"> </w:t>
-      </w:r>
-      <w:r>
-        <w:t xml:space="preserve">بلكنةٍ غريبة وكأنه طفلٌ يتعلّم الكلام من جديد، ولكنه يمتلك من المعرفة</w:t>
-      </w:r>
-      <w:r>
-        <w:t xml:space="preserve"> </w:t>
-      </w:r>
-      <w:r>
-        <w:t xml:space="preserve">بالجسد البشري وأسراره ما يفوق إمحوتب نفسه، الكاهن الأكبر الذي درس خمسين</w:t>
-      </w:r>
-      <w:r>
-        <w:t xml:space="preserve"> </w:t>
-      </w:r>
-      <w:r>
-        <w:t xml:space="preserve">عامًا».</w:t>
+        <w:t xml:space="preserve">داعَبَ مَسامِعَهُ صَوتُ خُطُواتٍ خَلفَهُ.</w:t>
+      </w:r>
+    </w:p>
+    <w:p>
+      <w:pPr>
+        <w:pStyle w:val="BodyText"/>
+      </w:pPr>
+      <w:r>
+        <w:t xml:space="preserve">«إذًا، أنتَ هُوَ الطَّبيبُ الغَريبُ الَّذي يَملَأُ الأَلسِنَة.»</w:t>
+      </w:r>
+    </w:p>
+    <w:p>
+      <w:pPr>
+        <w:pStyle w:val="BodyText"/>
+      </w:pPr>
+      <w:r>
+        <w:t xml:space="preserve">التَفَتَ. كانَت نَفَرتاري تَقِفُ في إطارِ الباب. ثَوبٌ أَبيَضُ من الكَتَّان، قِلادَةٌ ذَهَبيَّةٌ تَحمِلُ رَمزَ «عنخ». لكنَّ ما لَفَتَهُ لم يَكُن الزِّيّ، بَل الطَّريقَة الَّتي كانَت تَتَأَمَّلُهُ بِها — كَأَنَّها تَقرَأُ بَردِيَّةً جَديدَة.</w:t>
+      </w:r>
+    </w:p>
+    <w:p>
+      <w:pPr>
+        <w:pStyle w:val="BodyText"/>
+      </w:pPr>
+      <w:r>
+        <w:t xml:space="preserve">انتَفَضَ واقِفًا. كادَتِ البَردِيَّةُ أن تَسقُطَ من يَدَيه.</w:t>
+      </w:r>
+    </w:p>
+    <w:p>
+      <w:pPr>
+        <w:pStyle w:val="BodyText"/>
+      </w:pPr>
+      <w:r>
+        <w:t xml:space="preserve">«أنا… نَعَم. اسمي أَحمد.»</w:t>
+      </w:r>
+    </w:p>
+    <w:p>
+      <w:pPr>
+        <w:pStyle w:val="BodyText"/>
+      </w:pPr>
+      <w:r>
+        <w:t xml:space="preserve">«أَعرِفُ اسمَك. الجَميعُ في طيبَةَ يَتَحَدَّثُ عَنك.» اقتَرَبَت بِخُطُواتٍ مُتَّزِنَة. «الرَّجُلُ الَّذي انبَثَقَ من العَدَمِ ذاتَ ليلَةٍ مُظلِمَة، يَرتَدي ثِيابًا عَجيبَة، ويَتَحَدَّثُ لُغَتَنا كَأَنَّه طِفلٌ يَتَعَلَّمُ الكَلامَ من جَديد، لكِنَّه يَعرِفُ من أَسرارِ الجَسَدِ ما يَفوقُ إمحوتب نَفسَه.»</w:t>
       </w:r>
     </w:p>
     <w:p>
@@ -9931,7 +9867,7 @@
         <w:t xml:space="preserve"> </w:t>
       </w:r>
       <w:r>
-        <w:t xml:space="preserve">القديمة. حين يتحدث، كان يبدو كأجنبيٍّ تعلّم اللغة من الكتب لا من الحياة،</w:t>
+        <w:t xml:space="preserve">القديمة. حين يتحدث، كان يبدو كأجنبيٍّ تعلّم اللغة من ال��تب لا من الحياة،</w:t>
       </w:r>
       <w:r>
         <w:t xml:space="preserve"> </w:t>
@@ -10033,43 +9969,7 @@
         <w:pStyle w:val="BodyText"/>
       </w:pPr>
       <w:r>
-        <w:t xml:space="preserve">تأمّلها مليًّا، يحاول أن يقرأ ما وراء كلماتها. كانت تبدو أصغر منه</w:t>
-      </w:r>
-      <w:r>
-        <w:t xml:space="preserve"> </w:t>
-      </w:r>
-      <w:r>
-        <w:t xml:space="preserve">سنًّا بقليل، ربما في منتصف عقدها الثاني من العمر. كان وجهها جميلًا</w:t>
-      </w:r>
-      <w:r>
-        <w:t xml:space="preserve"> </w:t>
-      </w:r>
-      <w:r>
-        <w:t xml:space="preserve">بالتأكيد، جمالًا فرعونيًا كلاسيكيًا بعظام وجنتين بارزتين وأنفٍ مستقيم</w:t>
-      </w:r>
-      <w:r>
-        <w:t xml:space="preserve"> </w:t>
-      </w:r>
-      <w:r>
-        <w:t xml:space="preserve">وشفتين مرسومتين بعناية. لكن ما استرعى اهتمامه حقًا واستحوذ على انتباهه</w:t>
-      </w:r>
-      <w:r>
-        <w:t xml:space="preserve"> </w:t>
-      </w:r>
-      <w:r>
-        <w:t xml:space="preserve">لم يكن جمالها الخارجي، بل بريق الذكاء الحادّ الذي يتوهّج في عينيها</w:t>
-      </w:r>
-      <w:r>
-        <w:t xml:space="preserve"> </w:t>
-      </w:r>
-      <w:r>
-        <w:t xml:space="preserve">الداكنتين، وذلك الفضول الأصيل العميق الذي يشعّ منهما كضوء مصباحٍ في</w:t>
-      </w:r>
-      <w:r>
-        <w:t xml:space="preserve"> </w:t>
-      </w:r>
-      <w:r>
-        <w:t xml:space="preserve">ظلام.</w:t>
+        <w:t xml:space="preserve">تَأَمَّلَها. كانَت أَصغَرَ مِنه سِنًّا بِقَليل. وَجهٌ مِصريٌّ كلاسيكيّ — عَظَمَتا وَجنَتَين، أَنفٌ مُستَقيم. لكن ما لَفَتَهُ كانَ الذَّكاءَ في عَينَيها، والفُضولَ الَّذي لا يَخجَل.</w:t>
       </w:r>
     </w:p>
     <w:p>
@@ -10117,143 +10017,47 @@
         <w:pStyle w:val="BodyText"/>
       </w:pPr>
       <w:r>
-        <w:t xml:space="preserve">صمت أحمد للحظات، وقد وجدت كلماتها صدىً لشيءٍ عميق مدفون في داخله. كم من</w:t>
-      </w:r>
-      <w:r>
-        <w:t xml:space="preserve"> </w:t>
-      </w:r>
-      <w:r>
-        <w:t xml:space="preserve">مرة شعر هو نفسه بهذا الشعور ذاته في عصره؟ كم من مرة تساءل عن جدوى</w:t>
-      </w:r>
-      <w:r>
-        <w:t xml:space="preserve"> </w:t>
-      </w:r>
-      <w:r>
-        <w:t xml:space="preserve">الروتين والتكرار، وتاق إلى فهمٍ أعمق يتجاوز السطح؟ كم من مرة شعر بأن ما</w:t>
-      </w:r>
-      <w:r>
-        <w:t xml:space="preserve"> </w:t>
-      </w:r>
-      <w:r>
-        <w:t xml:space="preserve">يعلّم في الكليات لا يكفي، وأن هناك أسئلةً أهم لا يجرؤ أحد على</w:t>
-      </w:r>
-      <w:r>
-        <w:t xml:space="preserve"> </w:t>
-      </w:r>
-      <w:r>
-        <w:t xml:space="preserve">طرحها؟</w:t>
-      </w:r>
-    </w:p>
-    <w:p>
-      <w:pPr>
-        <w:pStyle w:val="BodyText"/>
-      </w:pPr>
-      <w:r>
-        <w:t xml:space="preserve">قال أخيرًا، وقد اتّخذ قراره: «حسنًا، سأشرح لك ما أستطيع شرحه. لكن قد</w:t>
-      </w:r>
-      <w:r>
-        <w:t xml:space="preserve"> </w:t>
-      </w:r>
-      <w:r>
-        <w:t xml:space="preserve">لا تصدّقين بعض ما سأقوله. قد يبدو غريبًا، بل مجنونًا».</w:t>
-      </w:r>
-    </w:p>
-    <w:p>
-      <w:pPr>
-        <w:pStyle w:val="BodyText"/>
-      </w:pPr>
-      <w:r>
-        <w:t xml:space="preserve">اعتدلت في جلستها، وعيناها مثبّتتان على وجهه لا تحيدان عنه قيد أنملة،</w:t>
-      </w:r>
-      <w:r>
-        <w:t xml:space="preserve"> </w:t>
-      </w:r>
-      <w:r>
-        <w:t xml:space="preserve">كصيّادٍ يراقب فريسته.</w:t>
-      </w:r>
-    </w:p>
-    <w:p>
-      <w:pPr>
-        <w:pStyle w:val="BodyText"/>
-      </w:pPr>
-      <w:r>
-        <w:t xml:space="preserve">«جرّبني. فقد سمعت أشياء غريبة كثيرة في حياتي، ولم تهزّني واحدة</w:t>
-      </w:r>
-      <w:r>
-        <w:t xml:space="preserve"> </w:t>
-      </w:r>
-      <w:r>
-        <w:t xml:space="preserve">منها».</w:t>
-      </w:r>
-    </w:p>
-    <w:p>
-      <w:pPr>
-        <w:pStyle w:val="BodyText"/>
-      </w:pPr>
-      <w:r>
-        <w:t xml:space="preserve">وبدأ أحمد يشرح. ليس كل شيء بالطبع، فذلك مستحيلٌ وخطير. لكنه شرح المبادئ</w:t>
-      </w:r>
-      <w:r>
-        <w:t xml:space="preserve"> </w:t>
-      </w:r>
-      <w:r>
-        <w:t xml:space="preserve">الأساسية التي يقوم عليها فهمه للجسد والمرض. تحدث عن تكوين الجسد من</w:t>
-      </w:r>
-      <w:r>
-        <w:t xml:space="preserve"> </w:t>
-      </w:r>
-      <w:r>
-        <w:t xml:space="preserve">أجهزةٍ متكاملة تعمل معًا في انسجام: جهازٌ للهضم، وآخر للتنفس، وثالث لضخّ</w:t>
-      </w:r>
-      <w:r>
-        <w:t xml:space="preserve"> </w:t>
-      </w:r>
-      <w:r>
-        <w:t xml:space="preserve">الدم. تحدث عن أمراضٍ تسبّبها كائناتٌ دقيقة جدًا جدًا، أصغر من أن تراها</w:t>
-      </w:r>
-      <w:r>
-        <w:t xml:space="preserve"> </w:t>
-      </w:r>
-      <w:r>
-        <w:t xml:space="preserve">العين المجرّدة، كائناتٌ تغزو الجسد وتفسده من الداخل. وتحدث عن كيفية منع</w:t>
-      </w:r>
-      <w:r>
-        <w:t xml:space="preserve"> </w:t>
-      </w:r>
-      <w:r>
-        <w:t xml:space="preserve">العدوى والتلوث من خلال التنظيف الدقيق والتعقيم بالنار</w:t>
-      </w:r>
-      <w:r>
-        <w:t xml:space="preserve"> </w:t>
-      </w:r>
-      <w:r>
-        <w:t xml:space="preserve">والغليان.</w:t>
-      </w:r>
-    </w:p>
-    <w:p>
-      <w:pPr>
-        <w:pStyle w:val="BodyText"/>
-      </w:pPr>
-      <w:r>
-        <w:t xml:space="preserve">استمعت نفرتاري بتركيزٍ شديد يكاد ي��ون مؤلمًا، رأسها مائلٌ قليلًا إلى</w:t>
-      </w:r>
-      <w:r>
-        <w:t xml:space="preserve"> </w:t>
-      </w:r>
-      <w:r>
-        <w:t xml:space="preserve">الجانب، وحاجباها معقودان في تفكير. كانت تقاطعه بين الحين والآخر بأسئلةٍ</w:t>
-      </w:r>
-      <w:r>
-        <w:t xml:space="preserve"> </w:t>
-      </w:r>
-      <w:r>
-        <w:t xml:space="preserve">حادة دقيقة تنمّ عن ذكاءٍ لمّاع وعقلٍ نقدي لا يقبل الأجوبة</w:t>
-      </w:r>
-      <w:r>
-        <w:t xml:space="preserve"> </w:t>
-      </w:r>
-      <w:r>
-        <w:t xml:space="preserve">السهلة.</w:t>
+        <w:t xml:space="preserve">صَمَتَ أَحمدُ. كَلِماتُها وَجَدَت صَدًى لِشَيءٍ مَدفونٍ فيه. كم مَرَّةً تَساءَلَ هو نَفسُه عن جَدوى الرُّوتين، وتاقَ إلى فَهمٍ أَعمَقَ من السَّطح؟</w:t>
+      </w:r>
+    </w:p>
+    <w:p>
+      <w:pPr>
+        <w:pStyle w:val="BodyText"/>
+      </w:pPr>
+      <w:r>
+        <w:t xml:space="preserve">«حَسَنًا. سَأَشرَحُ ما أَستَطيع. لكن قد لا تُصَدِّقين.»</w:t>
+      </w:r>
+    </w:p>
+    <w:p>
+      <w:pPr>
+        <w:pStyle w:val="BodyText"/>
+      </w:pPr>
+      <w:r>
+        <w:t xml:space="preserve">اعتَدَلَت في جَلسَتِها.</w:t>
+      </w:r>
+    </w:p>
+    <w:p>
+      <w:pPr>
+        <w:pStyle w:val="BodyText"/>
+      </w:pPr>
+      <w:r>
+        <w:t xml:space="preserve">«جَرِّبني.»</w:t>
+      </w:r>
+    </w:p>
+    <w:p>
+      <w:pPr>
+        <w:pStyle w:val="BodyText"/>
+      </w:pPr>
+      <w:r>
+        <w:t xml:space="preserve">شَرَحَ المَبادِئَ الأَساسيَّة. تَكوينُ الجَسَدِ مِن أَجهِزَةٍ تَعمَلُ مَعًا. كائِناتٌ دَقيقَةٌ أَصغَرُ من أن تَراها العَين، تَغزو الجَسَدَ وتُفسِدُهُ من الدَّاخِل. الوِقايَةُ بِالغَلي والنَّار.</w:t>
+      </w:r>
+    </w:p>
+    <w:p>
+      <w:pPr>
+        <w:pStyle w:val="BodyText"/>
+      </w:pPr>
+      <w:r>
+        <w:t xml:space="preserve">استَمَعَت نَفَرتاري بِتَركيزٍ شَديد، رَأسُها مائِلٌ قَليلًا إلى الجانِب. كانَت تُقاطِعُه بِأَسئِلَةٍ حادَّة.</w:t>
       </w:r>
     </w:p>
     <w:p>
@@ -10329,81 +10133,39 @@
         <w:pStyle w:val="BodyText"/>
       </w:pPr>
       <w:r>
-        <w:t xml:space="preserve">ضحكت نفرتاري ضحكةً حقيقية صافية كرنين الجرس الفضي، ضحكةً أضاءت وجهها</w:t>
-      </w:r>
-      <w:r>
-        <w:t xml:space="preserve"> </w:t>
-      </w:r>
-      <w:r>
-        <w:t xml:space="preserve">وكشفت عن أسنانٍ ناصعة البياض. «أنت غريبٌ حقًا، يا أحمد الطبيب. غريبٌ</w:t>
-      </w:r>
-      <w:r>
-        <w:t xml:space="preserve"> </w:t>
-      </w:r>
-      <w:r>
-        <w:t xml:space="preserve">بطريقةٍ لم أعرفها من قبل. لكن غرابتك هذه… تروق لي. تروق لي</w:t>
-      </w:r>
-      <w:r>
-        <w:t xml:space="preserve"> </w:t>
-      </w:r>
-      <w:r>
-        <w:t xml:space="preserve">كثيرًا».</w:t>
-      </w:r>
-    </w:p>
-    <w:p>
-      <w:pPr>
-        <w:pStyle w:val="BodyText"/>
-      </w:pPr>
-      <w:r>
-        <w:t xml:space="preserve">«شكرًا لك… أظنّ أن هذا مديح».</w:t>
-      </w:r>
-    </w:p>
-    <w:p>
-      <w:pPr>
-        <w:pStyle w:val="BodyText"/>
-      </w:pPr>
-      <w:r>
-        <w:t xml:space="preserve">«ليست مجاملةً جوفاء، بل ملاحظة». مالت نحوه قليلًا. «أكثر الرجال هنا</w:t>
-      </w:r>
-      <w:r>
-        <w:t xml:space="preserve"> </w:t>
-      </w:r>
-      <w:r>
-        <w:t xml:space="preserve">يخافون السؤال كأنه سكينٌ على المذبح. أنت لا تخافه. وهذا نادر.»</w:t>
-      </w:r>
-    </w:p>
-    <w:p>
-      <w:pPr>
-        <w:pStyle w:val="BodyText"/>
-      </w:pPr>
-      <w:r>
-        <w:t xml:space="preserve">«وأنت أيضًا مختلفة عمّا توقّعت»، قال بصدق. «أكثر مما توقّعت».</w:t>
-      </w:r>
-    </w:p>
-    <w:p>
-      <w:pPr>
-        <w:pStyle w:val="BodyText"/>
-      </w:pPr>
-      <w:r>
-        <w:t xml:space="preserve">سار أحمد خلف إمحوتب، لكن شيئًا منه ظل في تلك اللحظة العابرة. عيناها</w:t>
-      </w:r>
-      <w:r>
-        <w:t xml:space="preserve"> </w:t>
-      </w:r>
-      <w:r>
-        <w:t xml:space="preserve">العسليتان، وعدها بإكمال الحديث، وطريقتها في الإصغاء؛ كل ذلك بقي معه</w:t>
-      </w:r>
-      <w:r>
-        <w:t xml:space="preserve"> </w:t>
-      </w:r>
-      <w:r>
-        <w:t xml:space="preserve">طوال الطريق. ولأول مرة منذ ألقت به الأقدار في هذا الزمن، شعر أن الغربة</w:t>
-      </w:r>
-      <w:r>
-        <w:t xml:space="preserve"> </w:t>
-      </w:r>
-      <w:r>
-        <w:t xml:space="preserve">يمكن أن يكون لها وجهٌ رحيم.</w:t>
+        <w:t xml:space="preserve">ضَحِكَت نَفَرتاري ضَحكَةً حَقيقيَّةً صافيَة. «أنتَ غَريبٌ حَقًّا، يا أَحمَد الطَّبيب. لكن غَرابَتُك هذه… تَروقُ لي.»</w:t>
+      </w:r>
+    </w:p>
+    <w:p>
+      <w:pPr>
+        <w:pStyle w:val="BodyText"/>
+      </w:pPr>
+      <w:r>
+        <w:t xml:space="preserve">«شُكرًا… أَظُنُّ أنَّ هذا مَديح.»</w:t>
+      </w:r>
+    </w:p>
+    <w:p>
+      <w:pPr>
+        <w:pStyle w:val="BodyText"/>
+      </w:pPr>
+      <w:r>
+        <w:t xml:space="preserve">«مُلاحَظَة، لا مُجامَلَة.» مالَت نَحوَه قَليلًا. «أَكثَرُ الرِّجالِ هُنا يَخافونَ السُّؤال. أنتَ لا تَخافُه. وهذا نادِر.»</w:t>
+      </w:r>
+    </w:p>
+    <w:p>
+      <w:pPr>
+        <w:pStyle w:val="BodyText"/>
+      </w:pPr>
+      <w:r>
+        <w:t xml:space="preserve">«وأنتِ أيضًا مُختَلِفَةٌ عَمَّا تَوَقَّعت.»</w:t>
+      </w:r>
+    </w:p>
+    <w:p>
+      <w:pPr>
+        <w:pStyle w:val="BodyText"/>
+      </w:pPr>
+      <w:r>
+        <w:t xml:space="preserve">سارَ أَحمدُ خَلفَ إمحوتب، لكنَّ شَيئًا مِنه بَقِيَ هُناك. ولِأَوَّلِ مَرَّةٍ مُنذُ ألقَت بِه الأَقدارُ في هذا الزَّمَن، شَعَرَ أنَّ الغُربَةَ يُمكِنُ أن يَكونَ لَها وَجهٌ رَحيم.</w:t>
       </w:r>
     </w:p>
     <w:p>
@@ -10493,83 +10255,23 @@
         <w:pStyle w:val="BodyText"/>
       </w:pPr>
       <w:r>
-        <w:t xml:space="preserve">راحت تبحث في الصناديق القديمة المتراصة كتوابيت الأسرار، تقلّب بين</w:t>
-      </w:r>
-      <w:r>
-        <w:t xml:space="preserve"> </w:t>
-      </w:r>
-      <w:r>
-        <w:t xml:space="preserve">التمائم المصادرة من الجواسيس والمجانين والغرباء عبر السنين. كانت هناك</w:t>
-      </w:r>
-      <w:r>
-        <w:t xml:space="preserve"> </w:t>
-      </w:r>
-      <w:r>
-        <w:t xml:space="preserve">عشرات القطع: خرزٌ ملون، وتعاويذ باهتة، وحجارة منقوشة بكلماتٍ نصف ممحوة.</w:t>
-      </w:r>
-      <w:r>
-        <w:t xml:space="preserve"> </w:t>
-      </w:r>
-      <w:r>
-        <w:t xml:space="preserve">لكن واحدةً فقط استأثرت بانتباهها كما يستأثر القمر بنظر المسافر التائه:</w:t>
-      </w:r>
-      <w:r>
-        <w:t xml:space="preserve"> </w:t>
-      </w:r>
-      <w:r>
-        <w:t xml:space="preserve">جعرانٌ من اللازورد الأزرق العميق، يتلألأ بضوءٍ خافتٍ في عتمة المكان،</w:t>
-      </w:r>
-      <w:r>
-        <w:t xml:space="preserve"> </w:t>
-      </w:r>
-      <w:r>
-        <w:t xml:space="preserve">وكأن بداخله شمسًا صغيرةً تأبى أن تنطفئ.</w:t>
-      </w:r>
-    </w:p>
-    <w:p>
-      <w:pPr>
-        <w:pStyle w:val="BodyText"/>
-      </w:pPr>
-      <w:r>
-        <w:t xml:space="preserve">مَدَّت أَصابِعَها نَحوَه، فَلَمَسَتهُ بِحَذَر. وَخَزَ دِفءٌ غَريبٌ أَطرافَ أَصابِعِها، دِفءٌ يُشبِهُ لَمسَةَ يَدٍ حانِيَة، أو نَبضَ قَلبٍ مُستَيقِظ. ارتعشت،</w:t>
-      </w:r>
-      <w:r>
-        <w:t xml:space="preserve"> </w:t>
-      </w:r>
-      <w:r>
-        <w:t xml:space="preserve">لكنها لم تتراجع. كان ثمة شيءٌ في هذا الجعران يناديها، شيءٌ يتجاوز الحجر</w:t>
-      </w:r>
-      <w:r>
-        <w:t xml:space="preserve"> </w:t>
-      </w:r>
-      <w:r>
-        <w:t xml:space="preserve">واللون والشكل.</w:t>
-      </w:r>
-    </w:p>
-    <w:p>
-      <w:pPr>
-        <w:pStyle w:val="BodyText"/>
-      </w:pPr>
-      <w:r>
-        <w:t xml:space="preserve">أخفته بين طيات ثيابها الكتانية، وقد عقدت العزم على إعادته إلى صاحبه حين</w:t>
-      </w:r>
-      <w:r>
-        <w:t xml:space="preserve"> </w:t>
-      </w:r>
-      <w:r>
-        <w:t xml:space="preserve">تسنح الفرصة. لم تكن تعلم أنها بهذا الفعل البسيط — فعلٍ لم يستغرق أكثر</w:t>
-      </w:r>
-      <w:r>
-        <w:t xml:space="preserve"> </w:t>
-      </w:r>
-      <w:r>
-        <w:t xml:space="preserve">من لحظات معدودة — قد أنقذت مستقبله، ورسمت لمصيرهما معًا مسارًا جديدًا</w:t>
-      </w:r>
-      <w:r>
-        <w:t xml:space="preserve"> </w:t>
-      </w:r>
-      <w:r>
-        <w:t xml:space="preserve">لم يكن أيٌّ منهما يتخيل��.</w:t>
+        <w:t xml:space="preserve">راحَت تَبحَثُ في الصَّناديقِ القَديمَة، تُقَلِّبُ بَينَ التَّمائِمِ المُصادَرَة من الجَواسيسِ والمَجانينِ والغُرَباءِ عَبرَ السِّنين. خَرَزٌ مُلَوَّن، تَعاويذُ باهِتَة، حِجارَةٌ مَنقوشَةٌ بِكَلِماتٍ نِصفِ مَمحُوَّة. لكنَّ واحِدَةً فَقَط شَدَّتها: جُعرانٌ من اللَّازَوَردِ الأَزرَقِ العَميق، يَتَلَأَلَأ بِضَوءٍ خافِتٍ في عَتَمَةِ المَكان.</w:t>
+      </w:r>
+    </w:p>
+    <w:p>
+      <w:pPr>
+        <w:pStyle w:val="BodyText"/>
+      </w:pPr>
+      <w:r>
+        <w:t xml:space="preserve">مَدَّت أَصابِعَها، فَلَمَسَتهُ بِحَذَر. وَخَزَ دِفءٌ غَريبٌ أَطرافَ أَصابِعِها. ارتَعَشَت، لكِنَّها لم تَتَراجَع.</w:t>
+      </w:r>
+    </w:p>
+    <w:p>
+      <w:pPr>
+        <w:pStyle w:val="BodyText"/>
+      </w:pPr>
+      <w:r>
+        <w:t xml:space="preserve">أَخفَتهُ بَينَ طَيَّاتِ ثيابِها، وعَقَدَتِ العَزمَ على إعادَتِه إلى صاحِبِه.</w:t>
       </w:r>
     </w:p>
     <w:p>
@@ -10607,183 +10309,63 @@
         <w:t xml:space="preserve">في</w:t>
       </w:r>
       <w:r>
-        <w:t xml:space="preserve"> طريق عودته إلى غرفته عبر الأروقة الخافتة الإضاءة، لاحظ أحمد رجلًا</w:t>
-      </w:r>
-      <w:r>
-        <w:t xml:space="preserve"> </w:t>
-      </w:r>
-      <w:r>
-        <w:t xml:space="preserve">يراقبه من بعيد، واقفًا في ظل عمودٍ كأنه جزءٌ من الظلام نفسه. كان طبيبًا</w:t>
-      </w:r>
-      <w:r>
-        <w:t xml:space="preserve"> </w:t>
-      </w:r>
-      <w:r>
-        <w:t xml:space="preserve">شابًا يدعى حُتي، رآه في بيت الحياة مراتٍ عديدة. وفي كل مرة، كانت نظراته</w:t>
-      </w:r>
-      <w:r>
-        <w:t xml:space="preserve"> </w:t>
-      </w:r>
-      <w:r>
-        <w:t xml:space="preserve">تحمل مزيجًا غريبًا من الفضول الحاد والغيرة المكتومة، كجمرةٍ تتقد تحت</w:t>
-      </w:r>
-      <w:r>
-        <w:t xml:space="preserve"> </w:t>
-      </w:r>
-      <w:r>
-        <w:t xml:space="preserve">طبقةٍ رقيقةٍ من الرماد.</w:t>
-      </w:r>
-    </w:p>
-    <w:p>
-      <w:pPr>
-        <w:pStyle w:val="BodyText"/>
-      </w:pPr>
-      <w:r>
-        <w:t xml:space="preserve">تقدم حُتي نحوه بخطواتٍ مترددة، كمن يصارع نفسه بين الإقدام والتراجع. كان</w:t>
-      </w:r>
-      <w:r>
-        <w:t xml:space="preserve"> </w:t>
-      </w:r>
-      <w:r>
-        <w:t xml:space="preserve">وجهه الحاد الملامح يحمل تعبيرًا معقدًا: شيءٌ بين الإعجاب المنكر</w:t>
-      </w:r>
-      <w:r>
-        <w:t xml:space="preserve"> </w:t>
-      </w:r>
-      <w:r>
-        <w:t xml:space="preserve">والعداء المبطّن.</w:t>
-      </w:r>
-    </w:p>
-    <w:p>
-      <w:pPr>
-        <w:pStyle w:val="BodyText"/>
-      </w:pPr>
-      <w:r>
-        <w:t xml:space="preserve">قال بنبرةٍ تقطر سخريةً لاذعة، وقد رفع ذقنه بكبرياء: «ها هو ذا الغريب</w:t>
-      </w:r>
-      <w:r>
-        <w:t xml:space="preserve"> </w:t>
-      </w:r>
-      <w:r>
-        <w:t xml:space="preserve">الذي يشفي بالمبضع كأنه يعزف على قيثارة! الجميع يتحدثون عنك كأنك إلهٌ هبط</w:t>
-      </w:r>
-      <w:r>
-        <w:t xml:space="preserve"> </w:t>
-      </w:r>
-      <w:r>
-        <w:t xml:space="preserve">من السماء».</w:t>
-      </w:r>
-    </w:p>
-    <w:p>
-      <w:pPr>
-        <w:pStyle w:val="BodyText"/>
-      </w:pPr>
-      <w:r>
-        <w:t xml:space="preserve">أجاب أحمد بهدوءٍ حذر، مدركًا أن كل كلمة قد تستخدم ضده: «أنا فقط أفعل</w:t>
-      </w:r>
-      <w:r>
-        <w:t xml:space="preserve"> </w:t>
-      </w:r>
-      <w:r>
-        <w:t xml:space="preserve">ما تعلمته، لا أكثر ولا أقل».</w:t>
-      </w:r>
-    </w:p>
-    <w:p>
-      <w:pPr>
-        <w:pStyle w:val="BodyText"/>
-      </w:pPr>
-      <w:r>
-        <w:t xml:space="preserve">«تعلمته؟» ضيّق حُتي عينيه كصقرٍ يتفحص فريسته. «من أين بالضبط؟ لا أحد</w:t>
-      </w:r>
-      <w:r>
-        <w:t xml:space="preserve"> </w:t>
-      </w:r>
-      <w:r>
-        <w:t xml:space="preserve">يعلم من أين أتيت، أو كيف تعرف ما تعرفه. كأنك ولدت من العدم، أو خرجت من</w:t>
-      </w:r>
-      <w:r>
-        <w:t xml:space="preserve"> </w:t>
-      </w:r>
-      <w:r>
-        <w:t xml:space="preserve">بطن الأرض». اقترب خطوةً، وصوته يهبط إلى همسٍ متآمر: «البعض يتهامسون</w:t>
-      </w:r>
-      <w:r>
-        <w:t xml:space="preserve"> </w:t>
-      </w:r>
-      <w:r>
-        <w:t xml:space="preserve">بأنك ساحر يستعين بقوى الظلام. وآخرون يقولون إنك جاسوس للحيثيين أرسلت</w:t>
-      </w:r>
-      <w:r>
-        <w:t xml:space="preserve"> </w:t>
-      </w:r>
-      <w:r>
-        <w:t xml:space="preserve">لتتغلغل في قلب المملكة».</w:t>
-      </w:r>
-    </w:p>
-    <w:p>
-      <w:pPr>
-        <w:pStyle w:val="BodyText"/>
-      </w:pPr>
-      <w:r>
-        <w:t xml:space="preserve">ابتسم أحمد ابتسامةً مرهقةً فيها شيءٌ من الحزن. «أنا مجرد طبيب يا حُتي.</w:t>
-      </w:r>
-      <w:r>
-        <w:t xml:space="preserve"> </w:t>
-      </w:r>
-      <w:r>
-        <w:t xml:space="preserve">مثلك تمامًا. أسعى لشفاء المرضى، لا أكثر».</w:t>
-      </w:r>
-    </w:p>
-    <w:p>
-      <w:pPr>
-        <w:pStyle w:val="BodyText"/>
-      </w:pPr>
-      <w:r>
-        <w:t xml:space="preserve">«لست مثلي»، قاطعه حُتي بحدة، وقد اشتعلت في عينيه جذوة غضبٍ مكبوت.</w:t>
-      </w:r>
-      <w:r>
-        <w:t xml:space="preserve"> </w:t>
-      </w:r>
-      <w:r>
-        <w:t xml:space="preserve">«أنا ابن هذه الأرض، وأنت غريب. ومهما فعلت، ومهما شفيت من مرضى، ومهما</w:t>
-      </w:r>
-      <w:r>
-        <w:t xml:space="preserve"> </w:t>
-      </w:r>
-      <w:r>
-        <w:t xml:space="preserve">نلت من إعجاب… ستظل غريبًا. الغرابة وصمةٌ لا تمحى».</w:t>
-      </w:r>
-    </w:p>
-    <w:p>
-      <w:pPr>
-        <w:pStyle w:val="BodyText"/>
-      </w:pPr>
-      <w:r>
-        <w:t xml:space="preserve">استدار ومضى مبتعدًا بخطواتٍ ثابتة، تاركًا خلفه صدى كلماته يتردد في</w:t>
-      </w:r>
-      <w:r>
-        <w:t xml:space="preserve"> </w:t>
-      </w:r>
-      <w:r>
-        <w:t xml:space="preserve">الممر كصفعةٍ لم ترد. ظل أحمد واقفًا يتساءل وقد تجمدت قدماه: هل حُتي</w:t>
-      </w:r>
-      <w:r>
-        <w:t xml:space="preserve"> </w:t>
-      </w:r>
-      <w:r>
-        <w:t xml:space="preserve">مجرد منافس تغلي الغيرة في صدره كقدرٍ على النار، أم أنه يمثل خطرًا أكبر،</w:t>
-      </w:r>
-      <w:r>
-        <w:t xml:space="preserve"> </w:t>
-      </w:r>
-      <w:r>
-        <w:t xml:space="preserve">خطرًا قد يهدد كل ما بناه بعناء؟ كانت في عينيه تلك اللمعة التي رآها من</w:t>
-      </w:r>
-      <w:r>
-        <w:t xml:space="preserve"> </w:t>
-      </w:r>
-      <w:r>
-        <w:t xml:space="preserve">قبل في عيون من لا يكتفون بالحقد الصامت، بل يسعون إلى الفعل.</w:t>
+        <w:t xml:space="preserve"> طَريقِ عَودَتِه إلى غُرفَتِه، لاحَظَ أَحمد رَجُلًا يُراقِبُه من بَعيد، واقِفًا في ظِلِّ عَمود. طَبيبٌ شابٌّ يُدعى حُتي. رَآه في بَيتِ الحَياةِ مَرَّاتٍ عَديدَة. وفي كلِّ مَرَّة، كانَت نَظَراتُه تَحمِلُ مَزيجًا من الفُضولِ الحادِّ والغَيرَةِ المَكتومَة.</w:t>
+      </w:r>
+    </w:p>
+    <w:p>
+      <w:pPr>
+        <w:pStyle w:val="BodyText"/>
+      </w:pPr>
+      <w:r>
+        <w:t xml:space="preserve">تَقَدَّمَ حُتي بِخُطُواتٍ مُتَرَدِّدَة.</w:t>
+      </w:r>
+    </w:p>
+    <w:p>
+      <w:pPr>
+        <w:pStyle w:val="BodyText"/>
+      </w:pPr>
+      <w:r>
+        <w:t xml:space="preserve">«ها هو ذا الغَريبُ الَّذي يَشفي بِالمِبضَعِ كَأَنَّه يَعزِفُ. الجَميعُ يَتَحَدَّثونَ عَنكَ كَأَنَّكَ إلهٌ هَبَطَ من السَّماء.»</w:t>
+      </w:r>
+    </w:p>
+    <w:p>
+      <w:pPr>
+        <w:pStyle w:val="BodyText"/>
+      </w:pPr>
+      <w:r>
+        <w:t xml:space="preserve">«أَفعَلُ ما تَعَلَّمتُه. لا أَكثَر.»</w:t>
+      </w:r>
+    </w:p>
+    <w:p>
+      <w:pPr>
+        <w:pStyle w:val="BodyText"/>
+      </w:pPr>
+      <w:r>
+        <w:t xml:space="preserve">«تَعَلَّمتَه؟ من أَينَ بِالضَّبط؟ لا أَحَدَ يَعلَمُ من أَينَ أَتَيت.» اقتَرَبَ خُطوَة، صَوتُه يَهبِطُ إلى هَمسٍ مُتَآمِر: «البَعضُ يَتَهامَسونَ بأَنَّكَ ساحِر. وآخَرونَ يَقولونَ إنَّكَ جاسوسٌ لِلحيثيِّين.»</w:t>
+      </w:r>
+    </w:p>
+    <w:p>
+      <w:pPr>
+        <w:pStyle w:val="BodyText"/>
+      </w:pPr>
+      <w:r>
+        <w:t xml:space="preserve">ابتَسَمَ أَحمدُ ابتِسامَةً مُرهَقَة. «أنا مُجَرَّدُ طَبيب، يا حُتي. مِثلُكَ تَمامًا.»</w:t>
+      </w:r>
+    </w:p>
+    <w:p>
+      <w:pPr>
+        <w:pStyle w:val="BodyText"/>
+      </w:pPr>
+      <w:r>
+        <w:t xml:space="preserve">«لَستَ مِثلي. أنا ابنُ هذه الأَرضِ، وأَنتَ غَريب. مَهما فَعَلتَ ومَهما شَفَيتَ، ستَظَلُّ غَريبًا. الغُربَةُ وَصمَةٌ لا تُمحى.»</w:t>
+      </w:r>
+    </w:p>
+    <w:p>
+      <w:pPr>
+        <w:pStyle w:val="BodyText"/>
+      </w:pPr>
+      <w:r>
+        <w:t xml:space="preserve">استَدارَ ومَضى. ظَلَّ أَحمدُ واقِفًا يَتَساءَل: هل حُتي مُجَرَّدُ مُنافِسٍ تَغلي الغَيرَةُ في صَدرِه، أم أنَّه يُمَثِّلُ خَطَرًا أَكبَر؟ كانَ في عَينَيه تلكَ اللَّمعَةُ الَّتي رَآها من قَبلُ في عُيونِ مَن لا يَكتَفونَ بِالحِقدِ الصَّامِت.</w:t>
       </w:r>
     </w:p>
     <w:p>
@@ -11729,7 +11311,7 @@
         <w:t xml:space="preserve"> </w:t>
       </w:r>
       <w:r>
-        <w:t xml:space="preserve">الشمس قد بدأت رحلتها في كبد السماء، لكنه لم يشعر بدفئها. كان باردًا من</w:t>
+        <w:t xml:space="preserve">الشمس قد بدأت ر��لتها في كبد السماء، لكنه لم يشعر بدفئها. كان باردًا من</w:t>
       </w:r>
       <w:r>
         <w:t xml:space="preserve"> </w:t>
@@ -12239,7 +11821,7 @@
         <w:t xml:space="preserve"> </w:t>
       </w:r>
       <w:r>
-        <w:t xml:space="preserve">سافرت عبر الزمن نفسه؟ كما تسافر السفن عبر النهر؟»</w:t>
+        <w:t xml:space="preserve">سافرت عبر الزمن نفسه؟ كما تساف�� السفن عبر النهر؟»</w:t>
       </w:r>
     </w:p>
     <w:p>
@@ -12469,7 +12051,7 @@
         <w:pStyle w:val="BodyText"/>
       </w:pPr>
       <w:r>
-        <w:t xml:space="preserve">لكنَّ ضحكته لم تَدُم. كان في عينَيها شيءٌ لم يَرَه من قبل، شيءٌ أبعَدُ</w:t>
+        <w:t xml:space="preserve">لكنَّ ضحكته لم تَدُم. كان في عينَيها شيءٌ لم يَرَه ��ن قبل، شيءٌ أبعَدُ</w:t>
       </w:r>
       <w:r>
         <w:t xml:space="preserve"> </w:t>
@@ -13656,7 +13238,7 @@
         <w:pStyle w:val="BodyText"/>
       </w:pPr>
       <w:r>
-        <w:t xml:space="preserve">كانَ لَه ابنةٌ — اسمُها مَريت-آمون. كانت في السَّابِعة، وكان يَعشَقُها كَما لا يَعشَقُ الكَهَنَةُ شَيئًا غَيرَ آلِهَتِهم. أَمسَت ذاتَ مَساءٍ بِحُمَّى. ظنَّها أَوَّلَ الأَمرِ مِمَّا يَزولُ بِالنُّوم. ثُمَّ ارتَفَعَت. ثُمَّ ارتَفَعَت أَكثَر. حَملَها بِنفسه إلى مَشفى المَوتى عِندَ نِصفِ اللَّيل، وكان أَكبَرُ كَهَنَةِ سخمت في تلكَ السَّنَة شَيخًا قد كَلَّ بَصَرُه. تَلا تَعويذاتِه فَوقَ الطِّفلَة، ووَضَعَ كَفَّه على جَبهَتِها، وأَفتى بأنَّ غَضَبَ سخمت يُطَهِّرُ ولا يُداوى.</w:t>
+        <w:t xml:space="preserve">كانَ لَه ابنةٌ — اسمُها مَريت-آمون. كانت في السَّابِعة، وكان يَعشَقُها كَما لا يَعشَقُ الكَهَنَةُ شَيئًا غَيرَ آلِهَتِهم. أَمسَت ذاتَ مَساءٍ بِح��مَّى. ظنَّها أَوَّلَ الأَمرِ مِمَّا يَزولُ بِالنُّوم. ثُمَّ ارتَفَعَت. ثُمَّ ارتَفَعَت أَكثَر. حَملَها بِنفسه إلى مَشفى المَوتى عِندَ نِصفِ اللَّيل، وكان أَكبَرُ كَهَنَةِ سخمت في تلكَ السَّنَة شَيخًا قد كَلَّ بَصَرُه. تَلا تَعويذاتِه فَوقَ الطِّفلَة، ووَضَعَ كَفَّه على جَبهَتِها، وأَفتى بأنَّ غَضَبَ سخمت يُطَهِّرُ ولا يُداوى.</w:t>
       </w:r>
     </w:p>
     <w:p>
@@ -14592,7 +14174,7 @@
         <w:t xml:space="preserve"> </w:t>
       </w:r>
       <w:r>
-        <w:t xml:space="preserve">الإوز عند ضفّة النيل في البعيد، وأصوات طيبة تستيقظ لتبدأ يومًا جديدًا.</w:t>
+        <w:t xml:space="preserve">الإوز عند ضفّة النيل في البعيد، وأصوات طيبة تستيقظ لتبدأ يومً�� جديدًا.</w:t>
       </w:r>
     </w:p>
     <w:p>
@@ -14704,7 +14286,7 @@
         <w:pStyle w:val="BodyText"/>
       </w:pPr>
       <w:r>
-        <w:t xml:space="preserve">كل خطوةٍ يخطوها في هذا العالم القديم، كانت خطوةً تبعده عن عالمه الذي</w:t>
+        <w:t xml:space="preserve">كل خطوةٍ يخطوها في هذا العالم القديم، كانت خطوة�� تبعده عن عالمه الذي</w:t>
       </w:r>
       <w:r>
         <w:t xml:space="preserve"> </w:t>
@@ -16153,7 +15735,7 @@
         <w:pStyle w:val="BodyText"/>
       </w:pPr>
       <w:r>
-        <w:t xml:space="preserve">كانت زوجته تجلس إلى جواره على الأرض الترابية، امرأةٌ في الثلاثين</w:t>
+        <w:t xml:space="preserve">كانت زوجته تجلس إ��ى جواره على الأرض الترابية، امرأةٌ في الثلاثين</w:t>
       </w:r>
       <w:r>
         <w:t xml:space="preserve"> </w:t>
@@ -16425,7 +16007,7 @@
         <w:pStyle w:val="BodyText"/>
       </w:pPr>
       <w:r>
-        <w:t xml:space="preserve">اجتمعوا في القاعة الكبرى، نحو عشرين رجلًا بين طبيبٍ ومعالجٍ وكاهن.</w:t>
+        <w:t xml:space="preserve">اجتمعوا في القاعة الكبرى، ��حو عشرين رجلًا بين طبيبٍ ومعالجٍ وكاهن.</w:t>
       </w:r>
       <w:r>
         <w:t xml:space="preserve"> </w:t>
@@ -17510,7 +17092,7 @@
         <w:pStyle w:val="BodyText"/>
       </w:pPr>
       <w:r>
-        <w:t xml:space="preserve">والرَّوائِح: قَيحٌ مُتَعَفِّن، بَولٌ وبَراز، عَرَقٌ حامِضي، ورائحَةٌ أُخرى لم يَستَطِع أَحمدُ وَصفَها إلَّا بِـ«رائحَةِ الهَلَع» — تلكَ الرَّائحَةُ المَعدَنيَّة الَّتي يُفرِزُها الجَسَدُ حينَ يُدرِكُ — قَبلَ العَقل — أنَّ النِّهايَةَ قَريبَة.</w:t>
+        <w:t xml:space="preserve">والرَّوائِح: قَيحٌ مُتَعَفِّن، بَولٌ وبَراز، عَرَقٌ حامِضي، ورائحَةٌ أ��خرى لم يَستَطِع أَحمدُ وَصفَها إلَّا بِـ«رائحَةِ الهَلَع» — تلكَ الرَّائحَةُ المَعدَنيَّة الَّتي يُفرِزُها الجَسَدُ حينَ يُدرِكُ — قَبلَ العَقل — أنَّ النِّهايَةَ قَريبَة.</w:t>
       </w:r>
     </w:p>
     <w:p>
@@ -18262,7 +17844,7 @@
         <w:t xml:space="preserve"> </w:t>
       </w:r>
       <w:r>
-        <w:t xml:space="preserve">يسبح فيهما مزيجٌ من الحيرة والخوف الطفوليّ البريء. كان المرض قد</w:t>
+        <w:t xml:space="preserve">يسبح فيهما مزيجٌ من الحيرة والخ��ف الطفوليّ البريء. كان المرض قد</w:t>
       </w:r>
       <w:r>
         <w:t xml:space="preserve"> </w:t>
@@ -18836,7 +18418,7 @@
         <w:t xml:space="preserve"> </w:t>
       </w:r>
       <w:r>
-        <w:t xml:space="preserve">حقيقةٌ أجمل. وما بينهما… تلك المساحة الضيّقة التي نقف فيها الآن…</w:t>
+        <w:t xml:space="preserve">حق��قةٌ أجمل. وما بينهما… تلك المساحة الضيّقة التي نقف فيها الآن…</w:t>
       </w:r>
       <w:r>
         <w:t xml:space="preserve"> </w:t>
@@ -19825,7 +19407,7 @@
           <w:sz w:val="36"/>
           <w:szCs w:val="36"/>
         </w:rPr>
-        <w:t xml:space="preserve">دُفن</w:t>
+        <w:t xml:space="preserve">��ُفن</w:t>
       </w:r>
       <w:r>
         <w:t xml:space="preserve"> إمحوتب في مراسم متواضعة، أبسط بكثير ممّا تقتضيه مكانته العظيمة</w:t>
@@ -20832,7 +20414,7 @@
         <w:t xml:space="preserve"> </w:t>
       </w:r>
       <w:r>
-        <w:t xml:space="preserve">يدركها بشرٌ عادي، أسرارًا تتجاوز حدود الفهم. كانت جدّتي تأتي إليها طلبًا</w:t>
+        <w:t xml:space="preserve">يدركها بشرٌ عادي، أسرارًا تتجاوز حدود ا��فهم. كانت جدّتي تأتي إليها طلبًا</w:t>
       </w:r>
       <w:r>
         <w:t xml:space="preserve"> </w:t>
@@ -21054,7 +20636,7 @@
         <w:t xml:space="preserve"> </w:t>
       </w:r>
       <w:r>
-        <w:t xml:space="preserve">المصقول، انعكاس ضوء القمر على حافته القاطعة، القبضة المعروقة التي تمسك</w:t>
+        <w:t xml:space="preserve">المصقول، انعكاس ضوء القمر على حافته القاطعة، القبضة المعرو��ة التي تمسك</w:t>
       </w:r>
       <w:r>
         <w:t xml:space="preserve"> </w:t>
@@ -21982,7 +21564,7 @@
         <w:t xml:space="preserve">وبينما</w:t>
       </w:r>
       <w:r>
-        <w:t xml:space="preserve"> كانا يشقان طريقهما عبر الممرات المظلمة لبيت الحياة — ممراتٍ</w:t>
+        <w:t xml:space="preserve"> كانا يشقان ط��يقهما عبر الممرات المظلمة لبيت الحياة — ممراتٍ</w:t>
       </w:r>
       <w:r>
         <w:t xml:space="preserve"> </w:t>
@@ -23187,7 +22769,7 @@
         <w:t xml:space="preserve"> </w:t>
       </w:r>
       <w:r>
-        <w:t xml:space="preserve">الوقح؟ هذه محكمة دينية! لا يجوز…»</w:t>
+        <w:t xml:space="preserve">الو��ح؟ هذه محكمة دينية! لا يجوز…»</w:t>
       </w:r>
     </w:p>
     <w:p>
@@ -23839,7 +23421,7 @@
         <w:t xml:space="preserve"> </w:t>
       </w:r>
       <w:r>
-        <w:t xml:space="preserve">الفصل الخامس بعنوان «كوارث البناء في مصر القديمة»، وكان قد قرأه من باب</w:t>
+        <w:t xml:space="preserve">الفصل الخامس بعنوان «كوارث البناء في مصر ا��قديمة»، وكان قد قرأه من باب</w:t>
       </w:r>
       <w:r>
         <w:t xml:space="preserve"> </w:t>
@@ -24131,7 +23713,7 @@
         <w:t xml:space="preserve"> </w:t>
       </w:r>
       <w:r>
-        <w:t xml:space="preserve">الداكنة تحتهما تشهد على ليلةٍ طويلة من الصراع الصامت مع أشباحٍ لا يراها</w:t>
+        <w:t xml:space="preserve">الداك��ة تحتهما تشهد على ليلةٍ طويلة من الصراع الصامت مع أشباحٍ لا يراها</w:t>
       </w:r>
       <w:r>
         <w:t xml:space="preserve"> </w:t>
@@ -25662,7 +25244,7 @@
         <w:t xml:space="preserve"> </w:t>
       </w:r>
       <w:r>
-        <w:t xml:space="preserve">تُخلّد في المعابد، وأن اسمي سيُنقش على الجدران.» هزّ رأسه بسخرية من</w:t>
+        <w:t xml:space="preserve">تُخلّد في المعابد، وأن اسمي سيُنقش على الجدران.» هزّ رأسه بسخر��ة من</w:t>
       </w:r>
       <w:r>
         <w:t xml:space="preserve"> </w:t>
@@ -25982,7 +25564,7 @@
         <w:t xml:space="preserve"> </w:t>
       </w:r>
       <w:r>
-        <w:t xml:space="preserve">الأرض. دقّات الحوافر كطبولٍ تعزف لحن الفناء.</w:t>
+        <w:t xml:space="preserve">الأرض. دقّات الح��افر كطبولٍ تعزف لحن الفناء.</w:t>
       </w:r>
     </w:p>
     <w:p>
@@ -26040,7 +25622,7 @@
         <w:pStyle w:val="BodyText"/>
       </w:pPr>
       <w:r>
-        <w:t xml:space="preserve">مزيجٌ خانق لا ينسى: الدم الساخن النحاسي الطازج، والعرق الحامض المتخمّر</w:t>
+        <w:t xml:space="preserve">مزيجٌ خانق لا ينسى: الدم ��لساخن النحاسي الطازج، والعرق الحامض المتخمّر</w:t>
       </w:r>
       <w:r>
         <w:t xml:space="preserve"> </w:t>
@@ -26720,7 +26302,7 @@
         <w:pStyle w:val="BodyText"/>
       </w:pPr>
       <w:r>
-        <w:t xml:space="preserve">«ألا يستطيع طبيبٌ من المستقبل أن ينقذ جنديًّا في الماضي؟»</w:t>
+        <w:t xml:space="preserve">«ألا يستطيع طبيبٌ من المستقبل أن ينقذ جنديًّا في الما��ي؟»</w:t>
       </w:r>
     </w:p>
     <w:p>
@@ -27471,225 +27053,79 @@
         <w:pStyle w:val="BodyText"/>
       </w:pPr>
       <w:r>
-        <w:t xml:space="preserve">كان الفتى لا يتجاوز السادسة عشرة من عمره على الأرجح — وجهٌ غضٌّ لم</w:t>
-      </w:r>
-      <w:r>
-        <w:t xml:space="preserve"> </w:t>
-      </w:r>
-      <w:r>
-        <w:t xml:space="preserve">تكتمل ملامح الرجولة فيه بعد، وعينان واسعتان تلمعان بمزيجٍ من الخوف</w:t>
-      </w:r>
-      <w:r>
-        <w:t xml:space="preserve"> </w:t>
-      </w:r>
-      <w:r>
-        <w:t xml:space="preserve">والغضب والحاجة الماسة لإثبات الذات. كان نحيلًا كقصبةٍ في مواجهة العاصفة،</w:t>
-      </w:r>
-      <w:r>
-        <w:t xml:space="preserve"> </w:t>
-      </w:r>
-      <w:r>
-        <w:t xml:space="preserve">وذراعه الممدودة بالخنجر ترتجف رغم إصراره.</w:t>
-      </w:r>
-    </w:p>
-    <w:p>
-      <w:pPr>
-        <w:pStyle w:val="BodyText"/>
-      </w:pPr>
-      <w:r>
-        <w:t xml:space="preserve">تحركت يد أحمد من تلقاء نفسها. لم يفكِّر، لم يختر، لم يقرر — فقط تحركت</w:t>
-      </w:r>
-      <w:r>
-        <w:t xml:space="preserve"> </w:t>
-      </w:r>
-      <w:r>
-        <w:t xml:space="preserve">اليد كما لو أن لها إرادةً مستقلة. السيف الذي أمسى جزءًا منه خلال أيام</w:t>
-      </w:r>
-      <w:r>
-        <w:t xml:space="preserve"> </w:t>
-      </w:r>
-      <w:r>
-        <w:t xml:space="preserve">القتال هذه، السيف الذي صار امتدادًا لذراعه بحكم الضرورة، انغرس في صدر</w:t>
-      </w:r>
-      <w:r>
-        <w:t xml:space="preserve"> </w:t>
-      </w:r>
-      <w:r>
-        <w:t xml:space="preserve">الفتى بحركةٍ واحدةٍ سريعةٍ كومضة البرق.</w:t>
-      </w:r>
-    </w:p>
-    <w:p>
-      <w:pPr>
-        <w:pStyle w:val="BodyText"/>
-      </w:pPr>
-      <w:r>
-        <w:t xml:space="preserve">أحسَّ أحمد بالمقاومة — تلك المقاومة اللعينة التي يحدثها اللحم والعظم</w:t>
-      </w:r>
-      <w:r>
-        <w:t xml:space="preserve"> </w:t>
-      </w:r>
-      <w:r>
-        <w:t xml:space="preserve">حين يخترقهما الفولاذ — ثم بالاستسلام، بالرخاوة المفاجئة، بالحياة</w:t>
-      </w:r>
-      <w:r>
-        <w:t xml:space="preserve"> </w:t>
-      </w:r>
-      <w:r>
-        <w:t xml:space="preserve">وهي تتسرب من جسدٍ كان ينبض منذ لحظة.</w:t>
-      </w:r>
-    </w:p>
-    <w:p>
-      <w:pPr>
-        <w:pStyle w:val="BodyText"/>
-      </w:pPr>
-      <w:r>
-        <w:t xml:space="preserve">سقط الشاب أمامه على الأرض المبللة بالدماء، وعيناه متسعتان من فرط الدهشة</w:t>
-      </w:r>
-      <w:r>
-        <w:t xml:space="preserve"> </w:t>
-      </w:r>
-      <w:r>
-        <w:t xml:space="preserve">والخوف كعيني طفلٍ رأى وحشًا للمرة الأولى. كانت يده الصغيرة — تلك اليد</w:t>
-      </w:r>
-      <w:r>
-        <w:t xml:space="preserve"> </w:t>
-      </w:r>
-      <w:r>
-        <w:t xml:space="preserve">التي لم تعتد بعد على حمل السلاح — تتحسس موضع الجرح الذي يتدفق منه دمه</w:t>
-      </w:r>
-      <w:r>
-        <w:t xml:space="preserve"> </w:t>
-      </w:r>
-      <w:r>
-        <w:t xml:space="preserve">حارًا بين أصابعه النحيلة، لا يصدِّق ما يحدث، يظنُّه كابوسًا</w:t>
-      </w:r>
-      <w:r>
-        <w:t xml:space="preserve"> </w:t>
-      </w:r>
-      <w:r>
-        <w:t xml:space="preserve">سيستيقظ منه في أي لحظة.</w:t>
-      </w:r>
-    </w:p>
-    <w:p>
-      <w:pPr>
-        <w:pStyle w:val="BodyText"/>
-      </w:pPr>
-      <w:r>
-        <w:t xml:space="preserve">ثم همس بكلماتٍ متهدجة بلغته الأم، بلهجةٍ طفولية تكسَّرت على حافة الموت:</w:t>
-      </w:r>
-      <w:r>
-        <w:t xml:space="preserve"> </w:t>
-      </w:r>
-      <w:r>
-        <w:t xml:space="preserve">«أمي… أمي…»</w:t>
-      </w:r>
-    </w:p>
-    <w:p>
-      <w:pPr>
-        <w:pStyle w:val="BodyText"/>
-      </w:pPr>
-      <w:r>
-        <w:t xml:space="preserve">كانت عيناه تبحثان عن وجهٍ ليس هنا، عن يدٍ تمتد لتحميه، عن دفءٍ لن يجده</w:t>
-      </w:r>
-      <w:r>
-        <w:t xml:space="preserve"> </w:t>
-      </w:r>
-      <w:r>
-        <w:t xml:space="preserve">أبدًا في هذه الصحراء الموحشة.</w:t>
-      </w:r>
-    </w:p>
-    <w:p>
-      <w:pPr>
-        <w:pStyle w:val="BodyText"/>
-      </w:pPr>
-      <w:r>
-        <w:t xml:space="preserve">ثم أُطفئ النور في عينيه. ارتخى جسده، ولم يبقَ سوى صمتٍ لا يرد.</w:t>
-      </w:r>
-    </w:p>
-    <w:p>
-      <w:pPr>
-        <w:pStyle w:val="BodyText"/>
-      </w:pPr>
-      <w:r>
-        <w:t xml:space="preserve">تجمَّد أحمد مكانه، واقفًا فوق جثمانه كتمثالٍ من الملح. كان السيف لا</w:t>
-      </w:r>
-      <w:r>
-        <w:t xml:space="preserve"> </w:t>
-      </w:r>
-      <w:r>
-        <w:t xml:space="preserve">يزال مشهَرًا في يده، والدم الطازج يقطر من نصله قطراتٍ ثقيلة تصطدم بالأرض</w:t>
-      </w:r>
-      <w:r>
-        <w:t xml:space="preserve"> </w:t>
-      </w:r>
-      <w:r>
-        <w:t xml:space="preserve">بصوتٍ يسمعه هو وحده.</w:t>
-      </w:r>
-    </w:p>
-    <w:p>
-      <w:pPr>
-        <w:pStyle w:val="BodyText"/>
-      </w:pPr>
-      <w:r>
-        <w:t xml:space="preserve">نظر إلى الوجه الغض الذي لم يكتمل نضجه بعد. نظر إلى الملامح الناعمة التي</w:t>
-      </w:r>
-      <w:r>
-        <w:t xml:space="preserve"> </w:t>
-      </w:r>
-      <w:r>
-        <w:t xml:space="preserve">كانت تحمل بقايا طفولةٍ لم تُمحَ تمامًا. نظر إلى الشفتين المفترقتين</w:t>
-      </w:r>
-      <w:r>
-        <w:t xml:space="preserve"> </w:t>
-      </w:r>
-      <w:r>
-        <w:t xml:space="preserve">اللتين تجمَّدتا على نداء الأم. نظر إلى الحياة التي خبت قبل أن تبدأ</w:t>
-      </w:r>
-      <w:r>
-        <w:t xml:space="preserve"> </w:t>
-      </w:r>
-      <w:r>
-        <w:t xml:space="preserve">حقًا.</w:t>
-      </w:r>
-    </w:p>
-    <w:p>
-      <w:pPr>
-        <w:pStyle w:val="BodyText"/>
-      </w:pPr>
-      <w:r>
-        <w:t xml:space="preserve">لقد كان طفلًا في نهاية المطاف. مجرد طفلٍ أُقحم في حربٍ لم يخترها، حربٍ</w:t>
-      </w:r>
-      <w:r>
-        <w:t xml:space="preserve"> </w:t>
-      </w:r>
-      <w:r>
-        <w:t xml:space="preserve">صنعها الرجال الكبار من أجل الأرض والذهب والمجد الزائف. طفلٌ ربما كان</w:t>
-      </w:r>
-      <w:r>
-        <w:t xml:space="preserve"> </w:t>
-      </w:r>
-      <w:r>
-        <w:t xml:space="preserve">يرعى الماعز في قريته قبل أشهرٍ قليلة، طفلٌ كانت آخر كلماته نداءً لأمه</w:t>
-      </w:r>
-      <w:r>
-        <w:t xml:space="preserve"> </w:t>
-      </w:r>
-      <w:r>
-        <w:t xml:space="preserve">التي تنتظره هناك، خلف الأفق، لا تدري أن ابنها لن يعود أبدًا.</w:t>
-      </w:r>
-    </w:p>
-    <w:p>
-      <w:pPr>
-        <w:pStyle w:val="BodyText"/>
-      </w:pPr>
-      <w:r>
-        <w:t xml:space="preserve">وهو — أحمد — من قتله. هو من انتزع تلك الحياة. هو من جعل تلك الأم</w:t>
-      </w:r>
-      <w:r>
-        <w:t xml:space="preserve"> </w:t>
-      </w:r>
-      <w:r>
-        <w:t xml:space="preserve">ثكلى إلى الأبد.</w:t>
+        <w:t xml:space="preserve">كانَ الفَتى لا يَتَجاوَزُ السَّادِسَةَ عَشرَة. وَجهٌ غَضٌّ، عَينانِ واسِعَتانِ تَلمَعانِ بِمَزيجٍ من الخَوفِ والغَضَبِ والحاجَةِ المُلِحَّةِ لِإثباتِ الذَّات. ذِراعُه المَمدودَةُ بِالخَنجَرِ تَرتَجِفُ رَغمَ إصرارِه.</w:t>
+      </w:r>
+    </w:p>
+    <w:p>
+      <w:pPr>
+        <w:pStyle w:val="BodyText"/>
+      </w:pPr>
+      <w:r>
+        <w:t xml:space="preserve">تَحَرَّكَت يَدُ أَحمدَ من تِلقاءِ نَفسِها. لم يُفَكِّر، لم يَختَر. السَّيفُ انغَرَسَ في صَدرِ الفَتى بِحَرَكَةٍ واحِدَة.</w:t>
+      </w:r>
+    </w:p>
+    <w:p>
+      <w:pPr>
+        <w:pStyle w:val="BodyText"/>
+      </w:pPr>
+      <w:r>
+        <w:t xml:space="preserve">أَحَسَّ بِالمُقاوَمَة — تلكَ المُقاوَمَةُ الَّتي يُحدِثُها اللَّحمُ والعَظمُ حينَ يَختَرِقُهُما الفولاذ — ثُمَّ بِالاستِسلامِ المُفاجِئ.</w:t>
+      </w:r>
+    </w:p>
+    <w:p>
+      <w:pPr>
+        <w:pStyle w:val="BodyText"/>
+      </w:pPr>
+      <w:r>
+        <w:t xml:space="preserve">سَقَطَ الشَّابُّ. كانَت يَدُه تَتَحَسَّسُ مَوضِعَ الجُرحِ، لا يُصَدِّقُ ما يَحدُث.</w:t>
+      </w:r>
+    </w:p>
+    <w:p>
+      <w:pPr>
+        <w:pStyle w:val="BodyText"/>
+      </w:pPr>
+      <w:r>
+        <w:t xml:space="preserve">ثُمَّ هَمَسَ بِلُغَتِه الأُمّ:</w:t>
+      </w:r>
+    </w:p>
+    <w:p>
+      <w:pPr>
+        <w:pStyle w:val="BodyText"/>
+      </w:pPr>
+      <w:r>
+        <w:t xml:space="preserve">«أُمِّي… أُمِّي…»</w:t>
+      </w:r>
+    </w:p>
+    <w:p>
+      <w:pPr>
+        <w:pStyle w:val="BodyText"/>
+      </w:pPr>
+      <w:r>
+        <w:t xml:space="preserve">ثُمَّ أُطفِئَ النُّورُ في عَينَيه.</w:t>
+      </w:r>
+    </w:p>
+    <w:p>
+      <w:pPr>
+        <w:pStyle w:val="BodyText"/>
+      </w:pPr>
+      <w:r>
+        <w:t xml:space="preserve">تَجَمَّدَ أَحمدُ. السَّيفُ لا يَزالُ في يَدِه، والدَّمُ يَقطُرُ من نَصلِه.</w:t>
+      </w:r>
+    </w:p>
+    <w:p>
+      <w:pPr>
+        <w:pStyle w:val="BodyText"/>
+      </w:pPr>
+      <w:r>
+        <w:t xml:space="preserve">كانَ طِفلًا في نِهايَةِ المَطاف. مُجَرَّد طِفلٍ أُقحِمَ في حَربٍ لم يَختَرها. وكانَت آخِرُ كَلِماتِه نِداءً لِأُمِّه الَّتي لا تَدري أنَّ ابنَها لَن يَعودَ أَبَدًا.</w:t>
+      </w:r>
+    </w:p>
+    <w:p>
+      <w:pPr>
+        <w:pStyle w:val="BodyText"/>
+      </w:pPr>
+      <w:r>
+        <w:t xml:space="preserve">وهو — أَحمَد — مَن قَتَلَه.</w:t>
       </w:r>
     </w:p>
     <w:p>
@@ -27724,130 +27160,34 @@
           <w:sz w:val="36"/>
           <w:szCs w:val="36"/>
         </w:rPr>
-        <w:t xml:space="preserve">منذ</w:t>
-      </w:r>
-      <w:r>
-        <w:t xml:space="preserve"> تلك اللحظة، تغيَّر أحمد تغيُّرًا جذريًا لا رجعة فيه.</w:t>
-      </w:r>
-    </w:p>
-    <w:p>
-      <w:pPr>
-        <w:pStyle w:val="BodyText"/>
-      </w:pPr>
-      <w:r>
-        <w:t xml:space="preserve">لم يعد يأكل إلا ما يُجبَر عليه — لقيماتٍ جافة يدفعها في فمه كمن</w:t>
-      </w:r>
-      <w:r>
-        <w:t xml:space="preserve"> </w:t>
-      </w:r>
-      <w:r>
-        <w:t xml:space="preserve">يتناول الرماد. وكفَّ عن الكلام إلا للضرورة القصوى — جملٌ مبتورة، مقاطع</w:t>
-      </w:r>
-      <w:r>
-        <w:t xml:space="preserve"> </w:t>
-      </w:r>
-      <w:r>
-        <w:t xml:space="preserve">أحادية، همهماتٌ غامضة لا تقول شيئًا.</w:t>
-      </w:r>
-    </w:p>
-    <w:p>
-      <w:pPr>
-        <w:pStyle w:val="BodyText"/>
-      </w:pPr>
-      <w:r>
-        <w:t xml:space="preserve">غدت عيناه فارغتين، تطلان على خرابٍ لا يجد له اسمًا.</w:t>
-      </w:r>
-    </w:p>
-    <w:p>
-      <w:pPr>
-        <w:pStyle w:val="BodyText"/>
-      </w:pPr>
-      <w:r>
-        <w:t xml:space="preserve">كان لا يزال يعالج الجرحى — فهذا واجبه الذي لا يملك التنصل منه —</w:t>
-      </w:r>
-      <w:r>
-        <w:t xml:space="preserve"> </w:t>
-      </w:r>
-      <w:r>
-        <w:t xml:space="preserve">لكنه كان يفعل ذلك بحركةٍ آلية خالية من أي حضورٍ حقيقي. كانت يداه تعملان</w:t>
-      </w:r>
-      <w:r>
-        <w:t xml:space="preserve"> </w:t>
-      </w:r>
-      <w:r>
-        <w:t xml:space="preserve">بمهارةٍ لا تنقصها الدقة، تُنظِّفان الجروح وتضمِّدانها وتكويان ما يحتاج</w:t>
-      </w:r>
-      <w:r>
-        <w:t xml:space="preserve"> </w:t>
-      </w:r>
-      <w:r>
-        <w:t xml:space="preserve">للكي، بينما عقله غائبٌ في مكانٍ سحيق، في هوةٍ مظلمة لا قرار</w:t>
-      </w:r>
-      <w:r>
-        <w:t xml:space="preserve"> </w:t>
-      </w:r>
-      <w:r>
-        <w:t xml:space="preserve">لها.</w:t>
-      </w:r>
-    </w:p>
-    <w:p>
-      <w:pPr>
-        <w:pStyle w:val="BodyText"/>
-      </w:pPr>
-      <w:r>
-        <w:t xml:space="preserve">صحيحٌ أنه أنقذ عشرات الأرواح في تلك الأيام، عشرات الرجال الذين سيعودون</w:t>
-      </w:r>
-      <w:r>
-        <w:t xml:space="preserve"> </w:t>
-      </w:r>
-      <w:r>
-        <w:t xml:space="preserve">لأهلهم وأطفالهم بفضل يديه. لكنه لم يعد يشعر بشيء. لا فرح حين ينجو مريض،</w:t>
-      </w:r>
-      <w:r>
-        <w:t xml:space="preserve"> </w:t>
-      </w:r>
-      <w:r>
-        <w:t xml:space="preserve">لا رضا حين يلتئم جرح، لا شيء على الإطلاق.</w:t>
-      </w:r>
-    </w:p>
-    <w:p>
-      <w:pPr>
-        <w:pStyle w:val="BodyText"/>
-      </w:pPr>
-      <w:r>
-        <w:t xml:space="preserve">فقط الفراغ الهائل الذي يتسع في صدره يومًا بعد يوم. والصور التي تلاحقه</w:t>
-      </w:r>
-      <w:r>
-        <w:t xml:space="preserve"> </w:t>
-      </w:r>
-      <w:r>
-        <w:t xml:space="preserve">كلما أغمض عينيه، كأفعى تنتظر الظلام لتنقض.</w:t>
-      </w:r>
-    </w:p>
-    <w:p>
-      <w:pPr>
-        <w:pStyle w:val="BodyText"/>
-      </w:pPr>
-      <w:r>
-        <w:t xml:space="preserve">وجه الفتى الليبي. تلك العينان الواسعتان المذعورتان. نداء «أمي» الأخير</w:t>
-      </w:r>
-      <w:r>
-        <w:t xml:space="preserve"> </w:t>
-      </w:r>
-      <w:r>
-        <w:t xml:space="preserve">الذي يتردد في أذنيه بلا انقطاع. والدم الذي يلطِّخ يديه — الدم الذي</w:t>
-      </w:r>
-      <w:r>
-        <w:t xml:space="preserve"> </w:t>
-      </w:r>
-      <w:r>
-        <w:t xml:space="preserve">يراه حتى بعد أن يغسل يديه مراتٍ ومرات، الدم الذي صار جزءًا</w:t>
-      </w:r>
-      <w:r>
-        <w:t xml:space="preserve"> </w:t>
-      </w:r>
-      <w:r>
-        <w:t xml:space="preserve">منه.</w:t>
+        <w:t xml:space="preserve">مُنذُ</w:t>
+      </w:r>
+      <w:r>
+        <w:t xml:space="preserve"> تلكَ اللَّحظَة، تَغَيَّرَ أَحمد.</w:t>
+      </w:r>
+    </w:p>
+    <w:p>
+      <w:pPr>
+        <w:pStyle w:val="BodyText"/>
+      </w:pPr>
+      <w:r>
+        <w:t xml:space="preserve">لم يَعُد يَأكُلُ إلَّا ما يُجبَرُ علَيه. وكَفَّ عن الكَلامِ إلَّا لِلضَّرورَة. عَيناه فارِغَتان.</w:t>
+      </w:r>
+    </w:p>
+    <w:p>
+      <w:pPr>
+        <w:pStyle w:val="BodyText"/>
+      </w:pPr>
+      <w:r>
+        <w:t xml:space="preserve">كانَ لا يَزالُ يُعالِجُ الجَرحى — فَهذا واجِبُه — لكِنَّ يَدَيه تَعمَلانِ آليًّا، بَينَما عَقلُه غائِبٌ في هُوَّةٍ مُظلِمَة.</w:t>
+      </w:r>
+    </w:p>
+    <w:p>
+      <w:pPr>
+        <w:pStyle w:val="BodyText"/>
+      </w:pPr>
+      <w:r>
+        <w:t xml:space="preserve">أَنقَذَ عَشَراتِ الأَرواحِ في تلكَ الأَيَّام. لكِنَّه لم يَعُد يَشعُرُ بِشَيء. فَقَط الفَراغُ الَّذي يَتَّسِعُ في صَدرِه. والصُّوَرُ الَّتي تُلاحِقُه كُلَّما أَغمَضَ عَينَيه: وَجهُ الفَتى الليبيّ. نِداءُ «أُمِّي» الأَخير. والدَّمُ على يَدَيه، الدَّمُ الَّذي يَراهُ حَتَّى بَعدَ أن يَغسِلَهُما مَرَّاتٍ ومَرَّات.</w:t>
       </w:r>
     </w:p>
     <w:p>
@@ -28161,33 +27501,7 @@
         <w:pStyle w:val="BodyText"/>
       </w:pPr>
       <w:r>
-        <w:t xml:space="preserve">جلسا معًا في صمتٍ مشترك بعد ذلك، كتفًا لكتف، يتقاسمان عبء أرواحٍ لم</w:t>
-      </w:r>
-      <w:r>
-        <w:t xml:space="preserve"> </w:t>
-      </w:r>
-      <w:r>
-        <w:t xml:space="preserve">يختارا إزهاقها. كان الصمت بينهما لغةً خاصة — لغة المحاربين الذين رأوا</w:t>
-      </w:r>
-      <w:r>
-        <w:t xml:space="preserve"> </w:t>
-      </w:r>
-      <w:r>
-        <w:t xml:space="preserve">ما لا يُقال، وحملوا ما لا يُحمل.</w:t>
-      </w:r>
-    </w:p>
-    <w:p>
-      <w:pPr>
-        <w:pStyle w:val="BodyText"/>
-      </w:pPr>
-      <w:r>
-        <w:t xml:space="preserve">جلسا هكذا حتى طلع الفجر، والسماء تتحول ببطءٍ من السواد إلى الرمادي إلى</w:t>
-      </w:r>
-      <w:r>
-        <w:t xml:space="preserve"> </w:t>
-      </w:r>
-      <w:r>
-        <w:t xml:space="preserve">الأرجواني إلى الذهبي. ولم يحتج أيٌّ منهما لكلمةٍ أخرى.</w:t>
+        <w:t xml:space="preserve">جَلَسا مَعًا في صَمتٍ مُشتَرَك. كانَ الصَّمتُ بَينَهُما لُغَة. حَتَّى طَلَعَ الفَجر.</w:t>
       </w:r>
     </w:p>
     <w:p>
@@ -28319,157 +27633,39 @@
         <w:pStyle w:val="BodyText"/>
       </w:pPr>
       <w:r>
-        <w:t xml:space="preserve">رأى بينهم — عيناه تبحثان عنه دون وعي — الفتى الذي قتله. كان لا</w:t>
-      </w:r>
-      <w:r>
-        <w:t xml:space="preserve"> </w:t>
-      </w:r>
-      <w:r>
-        <w:t xml:space="preserve">يزال ملقى حيث سقط، في نفس الوضعية، لم يتحرك منذ لحظة سقوطه. وجهه</w:t>
-      </w:r>
-      <w:r>
-        <w:t xml:space="preserve"> </w:t>
-      </w:r>
-      <w:r>
-        <w:t xml:space="preserve">متجهٌ نحو السماء، وعيناه المفتوحتان — تانك العينان اللتان ستلاحقانه</w:t>
-      </w:r>
-      <w:r>
-        <w:t xml:space="preserve"> </w:t>
-      </w:r>
-      <w:r>
-        <w:t xml:space="preserve">إلى الأبد — تحدِّقان في الأزرق اللامتناهي بلا هدفٍ ولا</w:t>
-      </w:r>
-      <w:r>
-        <w:t xml:space="preserve"> </w:t>
-      </w:r>
-      <w:r>
-        <w:t xml:space="preserve">معنى.</w:t>
-      </w:r>
-    </w:p>
-    <w:p>
-      <w:pPr>
-        <w:pStyle w:val="BodyText"/>
-      </w:pPr>
-      <w:r>
-        <w:t xml:space="preserve">مشى أحمد نحوه بخطىً وئيدةٍ ثقيلة، كمن يمشي في مياهٍ عميقة. كان يسمع صوت</w:t>
-      </w:r>
-      <w:r>
-        <w:t xml:space="preserve"> </w:t>
-      </w:r>
-      <w:r>
-        <w:t xml:space="preserve">احتفالات النصر خلفه كضجيجٍ بعيد، كصوتٍ قادمٍ من عالمٍ آخر لا ينتمي</w:t>
-      </w:r>
-      <w:r>
-        <w:t xml:space="preserve"> </w:t>
-      </w:r>
-      <w:r>
-        <w:t xml:space="preserve">إليه.</w:t>
-      </w:r>
-    </w:p>
-    <w:p>
-      <w:pPr>
-        <w:pStyle w:val="BodyText"/>
-      </w:pPr>
-      <w:r>
-        <w:t xml:space="preserve">انحنى فوق الجسد الساكن. رأى الوجه عن قرب — الوجه الذي لم يكتمل نضجه،</w:t>
-      </w:r>
-      <w:r>
-        <w:t xml:space="preserve"> </w:t>
-      </w:r>
-      <w:r>
-        <w:t xml:space="preserve">الملامح الناعمة التي تحمل بقايا الطفولة، الشفتين المفترقتين كأنهما ما</w:t>
-      </w:r>
-      <w:r>
-        <w:t xml:space="preserve"> </w:t>
-      </w:r>
-      <w:r>
-        <w:t xml:space="preserve">��التا تنطقان بذلك النداء الأخير.</w:t>
-      </w:r>
-    </w:p>
-    <w:p>
-      <w:pPr>
-        <w:pStyle w:val="BodyText"/>
-      </w:pPr>
-      <w:r>
-        <w:t xml:space="preserve">مدَّ يده بتردد. كانت ترتجف وهي تلامس جفني الفتى الباردين. ثم أغمض له</w:t>
-      </w:r>
-      <w:r>
-        <w:t xml:space="preserve"> </w:t>
-      </w:r>
-      <w:r>
-        <w:t xml:space="preserve">عينيه برفق.</w:t>
-      </w:r>
-    </w:p>
-    <w:p>
-      <w:pPr>
-        <w:pStyle w:val="BodyText"/>
-      </w:pPr>
-      <w:r>
-        <w:t xml:space="preserve">ه��س بصوتٍ لا يكاد يُسمع، بصوتٍ مختنقٍ بالدموع التي لا تسقط:</w:t>
-      </w:r>
-    </w:p>
-    <w:p>
-      <w:pPr>
-        <w:pStyle w:val="BodyText"/>
-      </w:pPr>
-      <w:r>
-        <w:t xml:space="preserve">«أنا آسف… آسفٌ أكثر مما يمكن للكلمات أن تقول… لم أُرِدْ هذا…</w:t>
-      </w:r>
-      <w:r>
-        <w:t xml:space="preserve"> </w:t>
-      </w:r>
-      <w:r>
-        <w:t xml:space="preserve">لم أختره… لم أكن أريد أن أقتل أحدًا، خاصةً طفلًا مثلك».</w:t>
-      </w:r>
-    </w:p>
-    <w:p>
-      <w:pPr>
-        <w:pStyle w:val="BodyText"/>
-      </w:pPr>
-      <w:r>
-        <w:t xml:space="preserve">صمت لحظة، والكلمات تتزاحم في حلقه.</w:t>
-      </w:r>
-    </w:p>
-    <w:p>
-      <w:pPr>
-        <w:pStyle w:val="BodyText"/>
-      </w:pPr>
-      <w:r>
-        <w:t xml:space="preserve">«كان يمكن أن تكون ابني في زمنٍ آخر. كان يمكن أن أعالجك بدلًا من أن</w:t>
-      </w:r>
-      <w:r>
-        <w:t xml:space="preserve"> </w:t>
-      </w:r>
-      <w:r>
-        <w:t xml:space="preserve">أقتلك. كان يمكن…» انقطع صوته. «آمل أن تجد السلام أينما ذهبت. آمل أن</w:t>
-      </w:r>
-      <w:r>
-        <w:t xml:space="preserve"> </w:t>
-      </w:r>
-      <w:r>
-        <w:t xml:space="preserve">تجد أمك التي ناديتها».</w:t>
-      </w:r>
-    </w:p>
-    <w:p>
-      <w:pPr>
-        <w:pStyle w:val="BodyText"/>
-      </w:pPr>
-      <w:r>
-        <w:t xml:space="preserve">لم يغيِّر الاعتذار شيئًا. فلن يعيد الحياة للفتى، ولن يمحو تلك اللحظة من</w:t>
-      </w:r>
-      <w:r>
-        <w:t xml:space="preserve"> </w:t>
-      </w:r>
-      <w:r>
-        <w:t xml:space="preserve">الوجود، ولن يخفف الثقل عن قلب أحمد.</w:t>
-      </w:r>
-    </w:p>
-    <w:p>
-      <w:pPr>
-        <w:pStyle w:val="BodyText"/>
-      </w:pPr>
-      <w:r>
-        <w:t xml:space="preserve">ولكنه كان كل ما يملك أن يقدمه. وكان عليه أن يقدمه.</w:t>
+        <w:t xml:space="preserve">رَأى الفَتى الَّذي قَتَلَه. كانَ لا يَزالُ مُلقًى حَيثُ سَقَط، وَجهُه إلى السَّماء، عَيناهُ المَفتوحَتانِ تُحَدِّقانِ في الأَزرَقِ اللَّامُتَناهي.</w:t>
+      </w:r>
+    </w:p>
+    <w:p>
+      <w:pPr>
+        <w:pStyle w:val="BodyText"/>
+      </w:pPr>
+      <w:r>
+        <w:t xml:space="preserve">مَشى أَحمدُ نَحوَهُ بِخُطُواتٍ ثَقيلَة. انحَنى. مَدَّ يَدَه — كانَت تَرتَجِفُ — وأَغمَضَ لَه عَينَيهِ بِرِفق.</w:t>
+      </w:r>
+    </w:p>
+    <w:p>
+      <w:pPr>
+        <w:pStyle w:val="BodyText"/>
+      </w:pPr>
+      <w:r>
+        <w:t xml:space="preserve">هَمَسَ بِصَوتٍ مُختَنِقٍ بِدُموعٍ لا تَسقُط:</w:t>
+      </w:r>
+    </w:p>
+    <w:p>
+      <w:pPr>
+        <w:pStyle w:val="BodyText"/>
+      </w:pPr>
+      <w:r>
+        <w:t xml:space="preserve">«أنا آسِف… لم أُرِد هذا. آمُلُ أن تَجِدَ أُمَّكَ الَّتي ناديتَها.»</w:t>
+      </w:r>
+    </w:p>
+    <w:p>
+      <w:pPr>
+        <w:pStyle w:val="BodyText"/>
+      </w:pPr>
+      <w:r>
+        <w:t xml:space="preserve">لَن يُغَيِّرَ الاعتِذارُ شَيئًا. لكِنَّه كانَ كلَّ ما يَملِك.</w:t>
       </w:r>
     </w:p>
     <w:p>
@@ -28864,7 +28060,7 @@
         <w:pStyle w:val="BodyText"/>
       </w:pPr>
       <w:r>
-        <w:t xml:space="preserve">فتح فمه. حاول أن يتكلم. رأت نفرتاري حركة الشفتين والجهد في ملامحه،</w:t>
+        <w:t xml:space="preserve">فتح فمه. حاول أن يتكلم. رأت نفرتا��ي حركة الشفتين والجهد في ملامحه،</w:t>
       </w:r>
       <w:r>
         <w:t xml:space="preserve"> </w:t>
@@ -28978,7 +28174,7 @@
         <w:t xml:space="preserve"> </w:t>
       </w:r>
       <w:r>
-        <w:t xml:space="preserve">منهكًا إلى أقصى حد — جسدك ونفسك وروحك — فاستسلم جسدك أخيرًا. احتجت</w:t>
+        <w:t xml:space="preserve">منهكًا إلى أقصى حد — جسدك ونفسك وروحك ��� فاستسلم جسدك أخيرًا. احتجت</w:t>
       </w:r>
       <w:r>
         <w:t xml:space="preserve"> </w:t>
@@ -28992,7 +28188,7 @@
         <w:pStyle w:val="BodyText"/>
       </w:pPr>
       <w:r>
-        <w:t xml:space="preserve">حاول أن ينهض، أن يجلس على الأقل، لكن يدها الرقيقة ضغطت على صدره بحزمٍ</w:t>
+        <w:t xml:space="preserve">حاول أن ينهض، أن ��جلس على الأقل، لكن يدها الرقيقة ضغطت على صدره بحزمٍ</w:t>
       </w:r>
       <w:r>
         <w:t xml:space="preserve"> </w:t>
@@ -29174,7 +28370,7 @@
         <w:t xml:space="preserve"> </w:t>
       </w:r>
       <w:r>
-        <w:t xml:space="preserve">كانت آخر كلماته نداءً لأمه، الذي مات بيده هو — أحمد — الطبيب الذي</w:t>
+        <w:t xml:space="preserve">كانت آخر كلماته نداءً لأمه، الذي مات بيده هو — أحم�� — الطبيب الذي</w:t>
       </w:r>
       <w:r>
         <w:t xml:space="preserve"> </w:t>
@@ -29612,7 +28808,7 @@
         <w:t xml:space="preserve"> </w:t>
       </w:r>
       <w:r>
-        <w:t xml:space="preserve">أحيانًا، ودرَّس الأطباء الشباب ما تعلَّمه من عصره ومن هذا العصر، وواصل</w:t>
+        <w:t xml:space="preserve">أحيانً��، ودرَّس الأطباء الشباب ما تعلَّمه من عصره ومن هذا العصر، وواصل</w:t>
       </w:r>
       <w:r>
         <w:t xml:space="preserve"> </w:t>
@@ -30509,7 +29705,7 @@
         <w:t xml:space="preserve">هز</w:t>
       </w:r>
       <w:r>
-        <w:t xml:space="preserve"> رأسه بعنف في ظلمة غرفته، محاولًا طرد الصور التي تأبى أن تفارقه،</w:t>
+        <w:t xml:space="preserve"> رأسه بعنف في ظلمة غرف��ه، محاولًا طرد الصور التي تأبى أن تفارقه،</w:t>
       </w:r>
       <w:r>
         <w:t xml:space="preserve"> </w:t>
@@ -32239,7 +31435,7 @@
         <w:pStyle w:val="BodyText"/>
       </w:pPr>
       <w:r>
-        <w:t xml:space="preserve">أجاب سن-نفر، وفي صوته نبرة إعجاب لا تخفى:</w:t>
+        <w:t xml:space="preserve">أجاب سن-نفر، وفي صوته نبر�� إعجاب لا تخفى:</w:t>
       </w:r>
     </w:p>
     <w:p>
@@ -33574,7 +32770,7 @@
         <w:t xml:space="preserve"> </w:t>
       </w:r>
       <w:r>
-        <w:t xml:space="preserve">ولا معابد كهذه الصروح العظيمة، ولا كهنة ولا طقوس…» تردد، يحاول أن</w:t>
+        <w:t xml:space="preserve">ولا معابد كهذه الصروح الع��يمة، ولا كهنة ولا طقوس…» تردد، يحاول أن</w:t>
       </w:r>
       <w:r>
         <w:t xml:space="preserve"> </w:t>
@@ -33790,7 +32986,7 @@
         <w:t xml:space="preserve"> </w:t>
       </w:r>
       <w:r>
-        <w:t xml:space="preserve">يكن هكذا دائمًا. لم يُولد شريرًا.»</w:t>
+        <w:t xml:space="preserve">يك�� هكذا دائمًا. لم يُولد شريرًا.»</w:t>
       </w:r>
     </w:p>
     <w:p>
@@ -34178,7 +33374,7 @@
         <w:pStyle w:val="BodyText"/>
       </w:pPr>
       <w:r>
-        <w:t xml:space="preserve">«لن يغيِّر حقيقة أنه يسعى لإيذائك بكل ما يملك من قوة. لن يجعله أقل</w:t>
+        <w:t xml:space="preserve">«لن يغيِّر حقيقة أنه يسع�� لإيذائك بكل ما يملك من قوة. لن يجعله أقل</w:t>
       </w:r>
       <w:r>
         <w:t xml:space="preserve"> </w:t>
@@ -34776,7 +33972,7 @@
         <w:t xml:space="preserve"> </w:t>
       </w:r>
       <w:r>
-        <w:t xml:space="preserve">القرفة والكمون والزنجبيل المجفف — تمتزج برائحة الفواكه اليانعة من أكوام</w:t>
+        <w:t xml:space="preserve">القرفة والكمون والزنجبيل المجفف — تمتزج ب��ائحة الفواكه اليانعة من أكوام</w:t>
       </w:r>
       <w:r>
         <w:t xml:space="preserve"> </w:t>
@@ -35455,7 +34651,7 @@
         <w:t xml:space="preserve"> </w:t>
       </w:r>
       <w:r>
-        <w:t xml:space="preserve">أعلى من أي معبدٍ أو هرم. أضوا��ٌ ساطعة في كل مكان — ليس مشاعل ولا شموع،</w:t>
+        <w:t xml:space="preserve">أعلى من أي معبدٍ أو هرم. أضوا��ٌ ساطعة في كل مكان — ليس مشاعل ول�� شموع،</w:t>
       </w:r>
       <w:r>
         <w:t xml:space="preserve"> </w:t>
@@ -35553,7 +34749,7 @@
         <w:t xml:space="preserve"> </w:t>
       </w:r>
       <w:r>
-        <w:t xml:space="preserve">سكنت الحركة، وثبتت العينان اللتان كانتا عينيه هو، تحدقان في السماء بلا</w:t>
+        <w:t xml:space="preserve">سكنت الحركة، وثبتت العينان اللتان كانتا عينيه هو، تحد��ان في السماء بلا</w:t>
       </w:r>
       <w:r>
         <w:t xml:space="preserve"> </w:t>
@@ -35753,7 +34949,7 @@
         <w:t xml:space="preserve"> </w:t>
       </w:r>
       <w:r>
-        <w:t xml:space="preserve">بل… شيئًا آخر. طاقةً جديدة تسري في عروقه. دافعًا قويًا للبقاء،</w:t>
+        <w:t xml:space="preserve">بل… شيئًا ��خر. طاقةً جديدة تسري في عروقه. دافعًا قويًا للبقاء،</w:t>
       </w:r>
       <w:r>
         <w:t xml:space="preserve"> </w:t>
@@ -36067,7 +35263,7 @@
         <w:t xml:space="preserve"> </w:t>
       </w:r>
       <w:r>
-        <w:t xml:space="preserve">يبتعد: «إذًا… ماذا أفعل؟ ماذا بوسعي أن أفعل وأنا غريبٌ في زمنٍ ليس</w:t>
+        <w:t xml:space="preserve">يبتع��: «إذًا… ماذا أفعل؟ ماذا بوسعي أن أفعل وأنا غريبٌ في زمنٍ ليس</w:t>
       </w:r>
       <w:r>
         <w:t xml:space="preserve"> </w:t>
@@ -36681,7 +35877,7 @@
         <w:t xml:space="preserve"> </w:t>
       </w:r>
       <w:r>
-        <w:t xml:space="preserve">والقلب الذي تحوّل إلى حجر. كيف صعد بهذه السرعة المخيفة في سلّم الكهنوت؟</w:t>
+        <w:t xml:space="preserve">والقلب الذي تحوّل إلى حجر. كيف صعد بهذه ا��سرعة المخيفة في سلّم الكهنوت؟</w:t>
       </w:r>
       <w:r>
         <w:t xml:space="preserve"> </w:t>
@@ -36779,7 +35975,7 @@
         <w:pStyle w:val="BodyText"/>
       </w:pPr>
       <w:r>
-        <w:t xml:space="preserve">ثم، في غياهب تلك الظلمة التي لا نهاية لها، لمع في ذهنه شيءٌ ما —</w:t>
+        <w:t xml:space="preserve">ثم، في غياهب تلك ��لظلمة التي لا نهاية لها، لمع في ذهنه شيءٌ ما —</w:t>
       </w:r>
       <w:r>
         <w:t xml:space="preserve"> </w:t>
@@ -37253,7 +36449,7 @@
         <w:t xml:space="preserve"> </w:t>
       </w:r>
       <w:r>
-        <w:t xml:space="preserve">صامتة، أو موتٌ مُدوٍّ».</w:t>
+        <w:t xml:space="preserve">صامتة، ��و موتٌ مُدوٍّ».</w:t>
       </w:r>
     </w:p>
     <w:p>
@@ -38473,7 +37669,7 @@
         <w:pStyle w:val="BodyText"/>
       </w:pPr>
       <w:r>
-        <w:t xml:space="preserve">فَسَّرَ أَحمدُ ذلك بِأَحَدِ تَفسيرَين: إمَّا أنَّهم يَخشَونَ أن يَموتَ هُزالًا قَبلَ أن يَحتَرِقَ على المَلَأ، وإمَّا أنَّهم يَرتَجِفونَ سِرًّا من احتِمالِ أن يَكونَ صادِقًا.</w:t>
+        <w:t xml:space="preserve">فَسَّرَ أَحمدُ ذلك بِأَحَدِ تَفسيرَين: إمَّا أنَّهم يَخشَونَ أن يَموتَ هُزالًا قَبلَ أن يَحتَرِقَ على المَلَأ، وإمَّا أنَّهم يَرتَجِفو��َ سِرًّا من احتِمالِ أن يَكونَ صادِقًا.</w:t>
       </w:r>
     </w:p>
     <w:p>
@@ -38559,7 +37755,7 @@
         <w:pStyle w:val="BodyText"/>
       </w:pPr>
       <w:r>
-        <w:t xml:space="preserve">لَمَحَ نَفَرتاري في الصُّفوفِ الأَماميَّة، تَتَشَبَّثُ بِيَدِ امرَأَةٍ عَجوزٍ. شَفَتاها تَرتَجِفانِ بِصَلاةٍ صامِتَة.</w:t>
+        <w:t xml:space="preserve">لَمَحَ نَف��رتاري في الصُّفوفِ الأَماميَّة، تَتَشَبَّثُ بِيَدِ امرَأَةٍ عَجوزٍ. شَفَتاها تَرتَجِفانِ بِصَلاةٍ صامِتَة.</w:t>
       </w:r>
     </w:p>
     <w:p>
@@ -40560,106 +39756,50 @@
           <w:sz w:val="36"/>
           <w:szCs w:val="36"/>
         </w:rPr>
-        <w:t xml:space="preserve">خطا</w:t>
-      </w:r>
-      <w:r>
-        <w:t xml:space="preserve"> أحمد إلى داخل قاعة العرش.</w:t>
-      </w:r>
-    </w:p>
-    <w:p>
-      <w:pPr>
-        <w:pStyle w:val="BodyText"/>
-      </w:pPr>
-      <w:r>
-        <w:t xml:space="preserve">وتوقف أنفاسه.</w:t>
-      </w:r>
-    </w:p>
-    <w:p>
-      <w:pPr>
-        <w:pStyle w:val="BodyText"/>
-      </w:pPr>
-      <w:r>
-        <w:t xml:space="preserve">كانت أضخم قاعةٍ رآها في حياته كلها. أضخم من أي قاعة في أي مستشفى أو</w:t>
-      </w:r>
-      <w:r>
-        <w:t xml:space="preserve"> </w:t>
-      </w:r>
-      <w:r>
-        <w:t xml:space="preserve">جامعة أو متحف زاره في القرن الحادي والعشرين. أعمدةٌ عملاقة ترتفع نحو</w:t>
-      </w:r>
-      <w:r>
-        <w:t xml:space="preserve"> </w:t>
-      </w:r>
-      <w:r>
-        <w:t xml:space="preserve">السماء، كل واحد منها بسمك شجرة سنديان قديمة، منقوش من قاعدته إلى قمته</w:t>
-      </w:r>
-      <w:r>
-        <w:t xml:space="preserve"> </w:t>
-      </w:r>
-      <w:r>
-        <w:t xml:space="preserve">بصور الآلهة والملوك والمعارك. السقف بعيد، بعيد جدًا، مرصع بنجوم زرقاء</w:t>
-      </w:r>
-      <w:r>
-        <w:t xml:space="preserve"> </w:t>
-      </w:r>
-      <w:r>
-        <w:t xml:space="preserve">على خلفية سوداء، يبدو وكأنه سماء الليل ذاتها وقد سُجنت داخل</w:t>
-      </w:r>
-      <w:r>
-        <w:t xml:space="preserve"> </w:t>
-      </w:r>
-      <w:r>
-        <w:t xml:space="preserve">جدران.</w:t>
-      </w:r>
-    </w:p>
-    <w:p>
-      <w:pPr>
-        <w:pStyle w:val="BodyText"/>
-      </w:pPr>
-      <w:r>
-        <w:t xml:space="preserve">الضوء يتسلل من نوافذ عالية، فيخلق أعمدة ذهبية تتقاطع في الهواء، ترقص</w:t>
-      </w:r>
-      <w:r>
-        <w:t xml:space="preserve"> </w:t>
-      </w:r>
-      <w:r>
-        <w:t xml:space="preserve">فيها ذرات الغبار كأرواح صغيرة. البخور يتصاعد من مباخر نحاسية، يملأ</w:t>
-      </w:r>
-      <w:r>
-        <w:t xml:space="preserve"> </w:t>
-      </w:r>
-      <w:r>
-        <w:t xml:space="preserve">الهواء برائحة اللبان والمر، رائحة القداسة والسلطة.</w:t>
-      </w:r>
-    </w:p>
-    <w:p>
-      <w:pPr>
-        <w:pStyle w:val="BodyText"/>
-      </w:pPr>
-      <w:r>
-        <w:t xml:space="preserve">وفي نهاية القاعة البعيدة، على بعد ما بدا كمسيرة ألف خطوة، على عرشٍ مذهب</w:t>
-      </w:r>
-      <w:r>
-        <w:t xml:space="preserve"> </w:t>
-      </w:r>
-      <w:r>
-        <w:t xml:space="preserve">يرتفع فوق عدة درجات من الحجر الأسود…</w:t>
-      </w:r>
-    </w:p>
-    <w:p>
-      <w:pPr>
-        <w:pStyle w:val="BodyText"/>
-      </w:pPr>
-      <w:r>
-        <w:t xml:space="preserve">جلس رجل.</w:t>
-      </w:r>
-    </w:p>
-    <w:p>
-      <w:pPr>
-        <w:pStyle w:val="BodyText"/>
-      </w:pPr>
-      <w:r>
-        <w:t xml:space="preserve">رعمسيس الثاني.</w:t>
+        <w:t xml:space="preserve">خَطا</w:t>
+      </w:r>
+      <w:r>
+        <w:t xml:space="preserve"> أَحمدُ إلى داخِلِ قاعَةِ العَرش.</w:t>
+      </w:r>
+    </w:p>
+    <w:p>
+      <w:pPr>
+        <w:pStyle w:val="BodyText"/>
+      </w:pPr>
+      <w:r>
+        <w:t xml:space="preserve">وتَوَقَّفَت أَنفاسُه.</w:t>
+      </w:r>
+    </w:p>
+    <w:p>
+      <w:pPr>
+        <w:pStyle w:val="BodyText"/>
+      </w:pPr>
+      <w:r>
+        <w:t xml:space="preserve">كانَت أَضخَمَ قاعَةٍ رآها في حَياتِه. أَعمِدَةٌ عِملاقَة، كُلُّ واحِدٍ مِنها بِسُمكِ شَجَرَةِ سِنديانٍ قَديمَة، مَنقوشٌ مِن قاعِدَتِه إلى قِمَّتِه. السَّقفُ بَعيدٌ جِدًّا، مُرَصَّعٌ بِنُجومٍ زَرقاءَ على خَلفيَّةٍ سَوداء، كَأَنَّه سَماءُ اللَّيلِ سُجِنَت داخِلَ جِدران.</w:t>
+      </w:r>
+    </w:p>
+    <w:p>
+      <w:pPr>
+        <w:pStyle w:val="BodyText"/>
+      </w:pPr>
+      <w:r>
+        <w:t xml:space="preserve">البَخورُ يَتَصاعَدُ من مَباخِرَ نُحاسيَّة. رائحَةُ اللُّبانِ والمُرّ.</w:t>
+      </w:r>
+    </w:p>
+    <w:p>
+      <w:pPr>
+        <w:pStyle w:val="BodyText"/>
+      </w:pPr>
+      <w:r>
+        <w:t xml:space="preserve">وفي نِهايَةِ القاعَةِ البَعيدَة، على عَرشٍ مُذَهَّ�� يَرتَفِعُ فَوقَ دَرَجاتٍ من الحَجَرِ الأَسوَد، جَلَسَ رَجُل.</w:t>
+      </w:r>
+    </w:p>
+    <w:p>
+      <w:pPr>
+        <w:pStyle w:val="BodyText"/>
+      </w:pPr>
+      <w:r>
+        <w:t xml:space="preserve">رَعمسيس الثَّاني.</w:t>
       </w:r>
     </w:p>
     <w:p>
@@ -40694,116 +39834,34 @@
           <w:sz w:val="36"/>
           <w:szCs w:val="36"/>
         </w:rPr>
-        <w:t xml:space="preserve">مشى</w:t>
-      </w:r>
-      <w:r>
-        <w:t xml:space="preserve"> أحمد نحوه.</w:t>
-      </w:r>
-    </w:p>
-    <w:p>
-      <w:pPr>
-        <w:pStyle w:val="BodyText"/>
-      </w:pPr>
-      <w:r>
-        <w:t xml:space="preserve">كانت خطواته ترنُّ على الأرضية المرمرية، وكلُّ خطوةٍ كصوت طبلٍ في سكون</w:t>
-      </w:r>
-      <w:r>
-        <w:t xml:space="preserve"> </w:t>
-      </w:r>
-      <w:r>
-        <w:t xml:space="preserve">القاعة. عيون الحرَّاس تتبعه، وثقل القرون يضغط على كتفيه،</w:t>
-      </w:r>
-      <w:r>
-        <w:t xml:space="preserve"> </w:t>
-      </w:r>
-      <w:r>
-        <w:t xml:space="preserve">والتاريخ نفسه يتوقَّف لينظر.</w:t>
-      </w:r>
-    </w:p>
-    <w:p>
-      <w:pPr>
-        <w:pStyle w:val="BodyText"/>
-      </w:pPr>
-      <w:r>
-        <w:t xml:space="preserve">ومع كل خطوة، كان الفرعون يقترب، يتضح، يتحول من شكل بعيد إلى إنسان</w:t>
-      </w:r>
-      <w:r>
-        <w:t xml:space="preserve"> </w:t>
-      </w:r>
-      <w:r>
-        <w:t xml:space="preserve">حقيقي.</w:t>
-      </w:r>
-    </w:p>
-    <w:p>
-      <w:pPr>
-        <w:pStyle w:val="BodyText"/>
-      </w:pPr>
-      <w:r>
-        <w:t xml:space="preserve">رعمسيس الثاني كان قد جاوز السبعين من عمره. ستة وستون عامًا على العرش،</w:t>
-      </w:r>
-      <w:r>
-        <w:t xml:space="preserve"> </w:t>
-      </w:r>
-      <w:r>
-        <w:t xml:space="preserve">أو ربما أكثر. لكنه… لكنه لم يكن الشيخ الهرم الذي توقعه</w:t>
-      </w:r>
-      <w:r>
-        <w:t xml:space="preserve"> </w:t>
-      </w:r>
-      <w:r>
-        <w:t xml:space="preserve">أحمد.</w:t>
-      </w:r>
-    </w:p>
-    <w:p>
-      <w:pPr>
-        <w:pStyle w:val="BodyText"/>
-      </w:pPr>
-      <w:r>
-        <w:t xml:space="preserve">نعم، كان الشعر أبيض تحت التاج المزدوج، والوجه محفور بخطوط السنين كسطح</w:t>
-      </w:r>
-      <w:r>
-        <w:t xml:space="preserve"> </w:t>
-      </w:r>
-      <w:r>
-        <w:t xml:space="preserve">صحراء قديمة. لكن العينين… العينين كانتا حيتين، متوقدتين، تومضان بذكاء</w:t>
-      </w:r>
-      <w:r>
-        <w:t xml:space="preserve"> </w:t>
-      </w:r>
-      <w:r>
-        <w:t xml:space="preserve">لم تخمد جذوته. وكان الجسد نحيلًا، لكنه منتصب بكبرياء، منتصب كرمح لا</w:t>
-      </w:r>
-      <w:r>
-        <w:t xml:space="preserve"> </w:t>
-      </w:r>
-      <w:r>
-        <w:t xml:space="preserve">ينحني.</w:t>
-      </w:r>
-    </w:p>
-    <w:p>
-      <w:pPr>
-        <w:pStyle w:val="BodyText"/>
-      </w:pPr>
-      <w:r>
-        <w:t xml:space="preserve">على رأسه استقر التاج المزدوج لمصر العليا والسفلى، التاج الأبيض داخل</w:t>
-      </w:r>
-      <w:r>
-        <w:t xml:space="preserve"> </w:t>
-      </w:r>
-      <w:r>
-        <w:t xml:space="preserve">التاج الأحمر، رمز الوحدة والسيادة. وفي يده الصولجان الذهبي للسلطة،</w:t>
-      </w:r>
-      <w:r>
-        <w:t xml:space="preserve"> </w:t>
-      </w:r>
-      <w:r>
-        <w:t xml:space="preserve">مُمسَك بقبضة لم يُرخِها العمر. ومن خلف لحيته الاصطناعية المذهبة، كانت</w:t>
-      </w:r>
-      <w:r>
-        <w:t xml:space="preserve"> </w:t>
-      </w:r>
-      <w:r>
-        <w:t xml:space="preserve">ملامحه الحادة تراقب الغريب الذي يقترب.</w:t>
+        <w:t xml:space="preserve">مَشى</w:t>
+      </w:r>
+      <w:r>
+        <w:t xml:space="preserve"> أَحمدُ نَحوَه. خُطُواتُه تَرِنُّ على الأَرضيَّةِ المَرمَريَّة. عُيونُ الحُرَّاسِ تَتبَعُه.</w:t>
+      </w:r>
+    </w:p>
+    <w:p>
+      <w:pPr>
+        <w:pStyle w:val="BodyText"/>
+      </w:pPr>
+      <w:r>
+        <w:t xml:space="preserve">ومع كلِّ خُطوَة، كانَ الفِرعَونُ يَقتَرِبُ، يَتَّضِحُ، يَتَحَوَّلُ من شَكلٍ بَعيدٍ إلى إنسانٍ حَقيقيّ.</w:t>
+      </w:r>
+    </w:p>
+    <w:p>
+      <w:pPr>
+        <w:pStyle w:val="BodyText"/>
+      </w:pPr>
+      <w:r>
+        <w:t xml:space="preserve">كانَ قد جاوَزَ السَّبعينَ من عُمرِه. سِتَّةٌ وسِتُّونَ عامًا على العَرش، أو رُبَّما أَكثَر. شَعرٌ أَبيَضُ تَحتَ التَّاجِ المُزدَوَج. وَجهٌ مَحفورٌ بِخُطوطِ السِّنين. لكنَّ العَينَين كانَتا حَيَّتَين، تَومُضانِ بِذَكاءٍ لم تَخمُد جَذوَتُه. والجَسَدُ نَحيلٌ، لكنَّه مُنتَصِب.</w:t>
+      </w:r>
+    </w:p>
+    <w:p>
+      <w:pPr>
+        <w:pStyle w:val="BodyText"/>
+      </w:pPr>
+      <w:r>
+        <w:t xml:space="preserve">على رَأسِه التَّاجُ المُزدَوَج لِمِصرَ العُليا والسُّفلى. وفي يَدِه الصَّولَجانُ الذَّهَبيّ، مُمسَكٌ بِقَبضَةٍ لم يُرخِها العُمر.</w:t>
       </w:r>
     </w:p>
     <w:p>
@@ -40910,58 +39968,34 @@
           <w:sz w:val="36"/>
           <w:szCs w:val="36"/>
         </w:rPr>
-        <w:t xml:space="preserve">للحظةٍ</w:t>
-      </w:r>
-      <w:r>
-        <w:t xml:space="preserve"> طالت كالأبد، لم يتحدث أيٌّ منهما.</w:t>
-      </w:r>
-    </w:p>
-    <w:p>
-      <w:pPr>
-        <w:pStyle w:val="BodyText"/>
-      </w:pPr>
-      <w:r>
-        <w:t xml:space="preserve">كان الفرعون يدرسه بتلك العينين الثاقبتين، يقرأ قسمات وجهه كما يقرأ</w:t>
-      </w:r>
-      <w:r>
-        <w:t xml:space="preserve"> </w:t>
-      </w:r>
-      <w:r>
-        <w:t xml:space="preserve">الكاهن أحشاء القربان. يحاول أن يفهم هذا الغريب الذي أثار كل هذه الضجة في</w:t>
-      </w:r>
-      <w:r>
-        <w:t xml:space="preserve"> </w:t>
-      </w:r>
-      <w:r>
-        <w:t xml:space="preserve">مملكته، هذا الرجل الذي جاء من لا مكان ويدَّعي معرفة ما لا يعرفه</w:t>
-      </w:r>
-      <w:r>
-        <w:t xml:space="preserve"> </w:t>
-      </w:r>
-      <w:r>
-        <w:t xml:space="preserve">أحد.</w:t>
-      </w:r>
-    </w:p>
-    <w:p>
-      <w:pPr>
-        <w:pStyle w:val="BodyText"/>
-      </w:pPr>
-      <w:r>
-        <w:t xml:space="preserve">وأحمد، من جانبه، كان يحاول أن يرى ما وراء القناع الملكي. كان يحاول أن</w:t>
-      </w:r>
-      <w:r>
-        <w:t xml:space="preserve"> </w:t>
-      </w:r>
-      <w:r>
-        <w:t xml:space="preserve">يجد الإنسان خلف الأسطورة، الرجل خلف الإله.</w:t>
-      </w:r>
-    </w:p>
-    <w:p>
-      <w:pPr>
-        <w:pStyle w:val="BodyText"/>
-      </w:pPr>
-      <w:r>
-        <w:t xml:space="preserve">أخيرًا، نطق الفرعون.</w:t>
+        <w:t xml:space="preserve">طالَ</w:t>
+      </w:r>
+      <w:r>
+        <w:t xml:space="preserve"> الصَّمتُ بَينَهُما.</w:t>
+      </w:r>
+    </w:p>
+    <w:p>
+      <w:pPr>
+        <w:pStyle w:val="BodyText"/>
+      </w:pPr>
+      <w:r>
+        <w:t xml:space="preserve">كانَ الفِرعَونُ يَدرُسُه بِتَينِكَ العَينَين الثَّاقِبَتَين. يُحاوِلُ أن يَفهَمَ هذا الغَريبَ الَّذي أَثارَ كلَّ هذه الضَّجَّةِ في مَملَكَتِه.</w:t>
+      </w:r>
+    </w:p>
+    <w:p>
+      <w:pPr>
+        <w:pStyle w:val="BodyText"/>
+      </w:pPr>
+      <w:r>
+        <w:t xml:space="preserve">وأَحمَد، مِن جانِبِه، كانَ يُحاوِلُ أن يَرى الإنسانَ خَلفَ الأُسطورَة.</w:t>
+      </w:r>
+    </w:p>
+    <w:p>
+      <w:pPr>
+        <w:pStyle w:val="BodyText"/>
+      </w:pPr>
+      <w:r>
+        <w:t xml:space="preserve">أَخيرًا، نَطَقَ الفِرعَون.</w:t>
       </w:r>
     </w:p>
     <w:p>
@@ -41109,7 +40143,7 @@
         <w:t xml:space="preserve"> </w:t>
       </w:r>
       <w:r>
-        <w:t xml:space="preserve">«أوَليس هذا ما يريده الفرعون من رعاياه؟ أن يقولوا له الحقيقة، لا أن</w:t>
+        <w:t xml:space="preserve">«أوَليس هذا ما يريده الفرعون من رعاي��ه؟ أن يقولوا له الحقيقة، لا أن</w:t>
       </w:r>
       <w:r>
         <w:t xml:space="preserve"> </w:t>
@@ -41123,49 +40157,23 @@
         <w:pStyle w:val="BodyText"/>
       </w:pPr>
       <w:r>
-        <w:t xml:space="preserve">صمت آخر. أطول هذه المرة.</w:t>
-      </w:r>
-    </w:p>
-    <w:p>
-      <w:pPr>
-        <w:pStyle w:val="BodyText"/>
-      </w:pPr>
-      <w:r>
-        <w:t xml:space="preserve">يمكن أن تسمع أنفاس الحراس البعيدين. يمكن أن تسمع تصاعد البخور. يمكن أن</w:t>
-      </w:r>
-      <w:r>
-        <w:t xml:space="preserve"> </w:t>
-      </w:r>
-      <w:r>
-        <w:t xml:space="preserve">تسمع قلب أحمد وهو يدق بعنف في صدره.</w:t>
-      </w:r>
-    </w:p>
-    <w:p>
-      <w:pPr>
-        <w:pStyle w:val="BodyText"/>
-      </w:pPr>
-      <w:r>
-        <w:t xml:space="preserve">ثم، ببطءٍ شديد، كتغيُّر الفصول، ارتسمت ابتسامةٌ خفيفة على شفتي</w:t>
-      </w:r>
-      <w:r>
-        <w:t xml:space="preserve"> </w:t>
-      </w:r>
-      <w:r>
-        <w:t xml:space="preserve">رعمسيس.</w:t>
-      </w:r>
-    </w:p>
-    <w:p>
-      <w:pPr>
-        <w:pStyle w:val="BodyText"/>
-      </w:pPr>
-      <w:r>
-        <w:t xml:space="preserve">لم تكن ابتسامة سخرية أو غضب. كانت شيئًا آخر. شيئًا أشبه</w:t>
-      </w:r>
-      <w:r>
-        <w:t xml:space="preserve"> </w:t>
-      </w:r>
-      <w:r>
-        <w:t xml:space="preserve">بالاعتراف.</w:t>
+        <w:t xml:space="preserve">صَمتٌ آخَر، أَطوَلُ هذه المَرَّة.</w:t>
+      </w:r>
+    </w:p>
+    <w:p>
+      <w:pPr>
+        <w:pStyle w:val="BodyText"/>
+      </w:pPr>
+      <w:r>
+        <w:t xml:space="preserve">يُمكِنُ أن تَسمَعَ أَنفاسَ الحُرَّاسِ البَعيدين. يُمكِنُ أن تَسمَعَ قَلبَ أَحمدَ يَدُقُّ في صَدرِه.</w:t>
+      </w:r>
+    </w:p>
+    <w:p>
+      <w:pPr>
+        <w:pStyle w:val="BodyText"/>
+      </w:pPr>
+      <w:r>
+        <w:t xml:space="preserve">ثُمَّ ارتَسَمَت ابتِسامَةٌ خَفيفَةٌ على شَفَتَي رَعمسيس. لم تَكُن ابتِسامَةَ سُخريَة أو غَضَب. كانَت شَيئًا أَشبَهَ بِالاعتِراف.</w:t>
       </w:r>
     </w:p>
     <w:p>
@@ -41369,45 +40377,15 @@
         <w:pStyle w:val="BodyText"/>
       </w:pPr>
       <w:r>
-        <w:t xml:space="preserve">قال أخيرًا، منتقيًا كلماته بعناية جرَّاح يشق طريقه بين</w:t>
-      </w:r>
-      <w:r>
-        <w:t xml:space="preserve"> </w:t>
-      </w:r>
-      <w:r>
-        <w:t xml:space="preserve">الشرايين:</w:t>
-      </w:r>
-    </w:p>
-    <w:p>
-      <w:pPr>
-        <w:pStyle w:val="BodyText"/>
-      </w:pPr>
-      <w:r>
-        <w:t xml:space="preserve">«أتيتُ من مكانٍ بعيد، يا جلالة الملك. مكانٌ لا تعرفه الخرائط، ولا تصله</w:t>
-      </w:r>
-      <w:r>
-        <w:t xml:space="preserve"> </w:t>
-      </w:r>
-      <w:r>
-        <w:t xml:space="preserve">القوافل، ولا تُبحر إليه السفن.» توقف، ثم أضاف بصدق: «هناك، درستُ الطب</w:t>
-      </w:r>
-      <w:r>
-        <w:t xml:space="preserve"> </w:t>
-      </w:r>
-      <w:r>
-        <w:t xml:space="preserve">لسنواتٍ طوال. تعلمتُ على أيدي معلمين… معلمين كانوا يعرفون أشياء</w:t>
-      </w:r>
-      <w:r>
-        <w:t xml:space="preserve"> </w:t>
-      </w:r>
-      <w:r>
-        <w:t xml:space="preserve">كثيرة. أشياء تختلف عما يعرفه أطب��ء مصر. أشياء تبدو غريبة هنا، لكنها في</w:t>
-      </w:r>
-      <w:r>
-        <w:t xml:space="preserve"> </w:t>
-      </w:r>
-      <w:r>
-        <w:t xml:space="preserve">ذلك المكان… عادية.»</w:t>
+        <w:t xml:space="preserve">قالَ أَخيرًا، مُنتَقِيًا كَلِماتِه بِعِنايَة:</w:t>
+      </w:r>
+    </w:p>
+    <w:p>
+      <w:pPr>
+        <w:pStyle w:val="BodyText"/>
+      </w:pPr>
+      <w:r>
+        <w:t xml:space="preserve">«أَتَيتُ مِن مَكانٍ بَعيد، يا جَلالَةَ المَلِك. مَكانٌ لا تَعرِفُهُ الخَرائِط، ولا تَصِلُه القَوافِل.» تَوَقَّف، ثُمَّ أَضافَ بِصِدق: «هُناكَ دَرَستُ الطِّبَّ لِسَنَواتٍ طِوال. تَعَلَّمتُ على أَيدي مُعَلِّمينَ كانوا يَعرِفونَ أَشياءَ كَثيرَة، أَشياءَ تَختَلِفُ عَمَّا يَعرِفُه أَطِبَّاءُ مِصر. تَبدو غَريبَةً هُنا، لكِنَّها في ذلكَ المَكانِ عادِيَّة.»</w:t>
       </w:r>
     </w:p>
     <w:p>
@@ -42603,7 +41581,7 @@
         <w:pStyle w:val="BodyText"/>
       </w:pPr>
       <w:r>
-        <w:t xml:space="preserve">«نعم، بعد كل ما اقترفت يداه». هبط على حافة الكرسي كمن أنهكه حملٌ</w:t>
+        <w:t xml:space="preserve">«نعم، بعد كل ما ��قترفت يداه». هبط على حافة الكرسي كمن أنهكه حملٌ</w:t>
       </w:r>
       <w:r>
         <w:t xml:space="preserve"> </w:t>
@@ -43398,7 +42376,7 @@
         <w:t xml:space="preserve">مرّت</w:t>
       </w:r>
       <w:r>
-        <w:t xml:space="preserve"> سنواتٌ ثلاث على المحاكمة، وعاد الهدوء إلى طيبة كما يعود</w:t>
+        <w:t xml:space="preserve"> سنواتٌ ثلاث على المحاكمة، وعاد الهدوء إلى طيبة كما يع��د</w:t>
       </w:r>
       <w:r>
         <w:t xml:space="preserve"> </w:t>
@@ -43832,7 +42810,7 @@
         <w:pStyle w:val="BodyText"/>
       </w:pPr>
       <w:r>
-        <w:t xml:space="preserve">كان الشابُّ صادقًا في امتنانه؛ ذلك واضحٌ في صوته كصدقِ النيلِ</w:t>
+        <w:t xml:space="preserve">كان الشابُّ صادقًا في امتنانه؛ ذلك واضحٌ في صوته كصد��ِ النيلِ</w:t>
       </w:r>
       <w:r>
         <w:t xml:space="preserve"> </w:t>
@@ -44568,7 +43546,7 @@
         <w:t xml:space="preserve"> </w:t>
       </w:r>
       <w:r>
-        <w:t xml:space="preserve">نجمٍ بعيد لا يراه. لكن الرقم لم يفتح في داخله وجهًا ولا صوتًا. لم يسمع</w:t>
+        <w:t xml:space="preserve">نج��ٍ بعيد لا يراه. لكن الرقم لم يفتح في داخله وجهًا ولا صوتًا. لم يسمع</w:t>
       </w:r>
       <w:r>
         <w:t xml:space="preserve"> </w:t>
@@ -46279,7 +45257,7 @@
         <w:t xml:space="preserve"> </w:t>
       </w:r>
       <w:r>
-        <w:t xml:space="preserve">مراقٍ لا تحلم بها. ثم سقطت، ولم يبقَ منها سوى أثرٍ هنا وأثرٍ</w:t>
+        <w:t xml:space="preserve">مرا��ٍ لا تحلم بها. ثم سقطت، ولم يبقَ منها سوى أثرٍ هنا وأثرٍ</w:t>
       </w:r>
       <w:r>
         <w:t xml:space="preserve"> </w:t>
@@ -46981,7 +45959,7 @@
         <w:t xml:space="preserve"> </w:t>
       </w:r>
       <w:r>
-        <w:t xml:space="preserve">الإرهاق، وعيناه تحترقان من السَّهر، لكنَّه لم يتوقَّف. كان يكتبُ فرارًا من مطاردة.</w:t>
+        <w:t xml:space="preserve">الإرهاق، وعيناه تحترقان من السَّهر، لكنَّه لم يتوقَّف. كان يكتبُ فرارًا من ��طاردة.</w:t>
       </w:r>
     </w:p>
     <w:p>
@@ -48310,7 +47288,7 @@
         <w:t xml:space="preserve"> </w:t>
       </w:r>
       <w:r>
-        <w:t xml:space="preserve">وهو يحمل لوحه وقلمه. الحجر الثالث من اليسار في الصف الخامس من الأرض -</w:t>
+        <w:t xml:space="preserve">وهو يحمل لوحه وقلمه. الحجر الثالث من اليسا�� في الصف الخامس من الأرض -</w:t>
       </w:r>
       <w:r>
         <w:t xml:space="preserve"> </w:t>
@@ -48996,7 +47974,7 @@
         <w:pStyle w:val="BodyText"/>
       </w:pPr>
       <w:r>
-        <w:t xml:space="preserve">هل كان حرًّا في يومٍ من الأيام؟ هل كان أي قرارٍ اتخذه في حياته قراره</w:t>
+        <w:t xml:space="preserve">هل كان حرًّا ف�� يومٍ من الأيام؟ هل كان أي قرارٍ اتخذه في حياته قراره</w:t>
       </w:r>
       <w:r>
         <w:t xml:space="preserve"> </w:t>
@@ -49042,7 +48020,7 @@
         <w:pStyle w:val="BodyText"/>
       </w:pPr>
       <w:r>
-        <w:t xml:space="preserve">لم يجد لأسئلته جوابًا. كانت تدور في رأسه دون أن تستقر.</w:t>
+        <w:t xml:space="preserve">لم يجد ��أسئلته جوابًا. كانت تدور في رأسه دون أن تستقر.</w:t>
       </w:r>
     </w:p>
     <w:p>
@@ -49898,7 +48876,7 @@
         <w:t xml:space="preserve"> </w:t>
       </w:r>
       <w:r>
-        <w:t xml:space="preserve">سأهيمن على الكهنة والطقوس والأموال! كنت سأكون أقوى من الفرعون نفسه في</w:t>
+        <w:t xml:space="preserve">سأهيمن على الكهنة والطقوس والأموال! كنت سأ��ون أقوى من الفرعون نفسه في</w:t>
       </w:r>
       <w:r>
         <w:t xml:space="preserve"> </w:t>
@@ -50254,7 +49232,7 @@
         <w:pStyle w:val="BodyText"/>
       </w:pPr>
       <w:r>
-        <w:t xml:space="preserve">صرخ بجنون، وقد تحولت كل سنوات تدريبه الكهنوتي إلى هباءٍ منثور: «لا!</w:t>
+        <w:t xml:space="preserve">صرخ بجنون، ��قد تحولت كل سنوات تدريبه الكهنوتي إلى هباءٍ منثور: «لا!</w:t>
       </w:r>
       <w:r>
         <w:t xml:space="preserve"> </w:t>
@@ -50378,7 +49356,7 @@
         <w:t xml:space="preserve"> </w:t>
       </w:r>
       <w:r>
-        <w:t xml:space="preserve">بإرادته إلى فم الموت.</w:t>
+        <w:t xml:space="preserve">بإرادته إلى فم الم��ت.</w:t>
       </w:r>
     </w:p>
     <w:p>
@@ -50912,7 +49890,7 @@
         <w:pStyle w:val="BodyText"/>
       </w:pPr>
       <w:r>
-        <w:t xml:space="preserve">«هذا ما لا أَستَطيعُ أن أُسامِحَكَ علَيه. لَيسَ لِأَنَّكَ هَدَّدتَني. بَل لِأَنَّكَ بِمُجَرَّدِ وُجودِكَ، أَخبَرتَني أنَّ ابنَتي ماتَت لِأَنَّ هذا العالَمَ كانَ أَجهَلَ مِن أن يُنقِذَها. لا لِأَنَّ الآلِهَةَ شاءَت.»</w:t>
+        <w:t xml:space="preserve">«هذ�� ما لا أَستَطيعُ أن أُسامِحَكَ علَيه. لَيسَ لِأَنَّكَ هَدَّدتَني. بَل لِأَنَّكَ بِمُجَرَّدِ وُجودِكَ، أَخبَرتَني أنَّ ابنَتي ماتَت لِأَنَّ هذا العالَمَ كانَ أَجهَلَ مِن أن يُنقِذَها. لا لِأَنَّ الآلِهَةَ شاءَت.»</w:t>
       </w:r>
     </w:p>
     <w:p>
@@ -51010,7 +49988,7 @@
         <w:pStyle w:val="BodyText"/>
       </w:pPr>
       <w:r>
-        <w:t xml:space="preserve">استدار بنتاور ببطءٍ، كَمَن يدور في حلم.</w:t>
+        <w:t xml:space="preserve">استدار بنتاور ببطءٍ، ��َمَن يدور في حلم.</w:t>
       </w:r>
     </w:p>
     <w:p>
@@ -51074,7 +50052,7 @@
         <w:t xml:space="preserve"> </w:t>
       </w:r>
       <w:r>
-        <w:t xml:space="preserve">متسولًا في واحةٍ نائية على أطراف الصحراء الغربية، واحةٍ لا يعرفها أحد</w:t>
+        <w:t xml:space="preserve">متسولًا في واحةٍ نائية على أطراف الصحراء الغربية، ��احةٍ لا يعرفها أحد</w:t>
       </w:r>
       <w:r>
         <w:t xml:space="preserve"> </w:t>
@@ -51644,7 +50622,7 @@
         <w:t xml:space="preserve"> </w:t>
       </w:r>
       <w:r>
-        <w:t xml:space="preserve">يحملون صناديق سوداء صغيرة لامعة يوجهونها نحو كل شيء، نحو الأعمدة</w:t>
+        <w:t xml:space="preserve">يحملون صناديق سوداء صغيرة لامعة يوجهونها نحو ��ل شيء، نحو الأعمدة</w:t>
       </w:r>
       <w:r>
         <w:t xml:space="preserve"> </w:t>
@@ -51746,7 +50724,7 @@
         <w:pStyle w:val="BodyText"/>
       </w:pPr>
       <w:r>
-        <w:t xml:space="preserve">لكنه رأى شيئًا آخر. شيئًا جعل شعر رقبته يقف.</w:t>
+        <w:t xml:space="preserve">لكنه رأى شيئًا آ��ر. شيئًا جعل شعر رقبته يقف.</w:t>
       </w:r>
     </w:p>
     <w:p>
@@ -52292,63 +51270,15 @@
         <w:pStyle w:val="BodyText"/>
       </w:pPr>
       <w:r>
-        <w:t xml:space="preserve">ابتسم أحمد لنفسه في الظلام، ابتسامةً مرَّةً ممزوجةً بسلامٍ غريب. لم يعد</w:t>
-      </w:r>
-      <w:r>
-        <w:t xml:space="preserve"> </w:t>
-      </w:r>
-      <w:r>
-        <w:t xml:space="preserve">يدري إن كانت كلمات ا��شيخ نبوءةً أم رجاءً، ولا إن كان «الأثر» الذي تحدَّث</w:t>
-      </w:r>
-      <w:r>
-        <w:t xml:space="preserve"> </w:t>
-      </w:r>
-      <w:r>
-        <w:t xml:space="preserve">عنه عظيمًا أم متواضعًا. ربَّما لم يكن الخلود الحقيقيُّ ما بحث عنه</w:t>
-      </w:r>
-      <w:r>
-        <w:t xml:space="preserve"> </w:t>
-      </w:r>
-      <w:r>
-        <w:t xml:space="preserve">الفراعنة في أهراماتهم ومقابرهم المذهَّبة. ربَّما لم يكن أن تَحيا إلى</w:t>
-      </w:r>
-      <w:r>
-        <w:t xml:space="preserve"> </w:t>
-      </w:r>
-      <w:r>
-        <w:t xml:space="preserve">الأبد في جسدٍ لا يفنى، بل أن تترك في حياة إنسانٍ واحدٍ — مهما كان</w:t>
-      </w:r>
-      <w:r>
-        <w:t xml:space="preserve"> </w:t>
-      </w:r>
-      <w:r>
-        <w:t xml:space="preserve">صغيرًا، مهما كان مجهولًا — شيئًا لا يُمحى. صوتًا. كلمةً. لمسةً. ضوءًا</w:t>
-      </w:r>
-      <w:r>
-        <w:t xml:space="preserve"> </w:t>
-      </w:r>
-      <w:r>
-        <w:t xml:space="preserve">في غرفةٍ مظلمة.</w:t>
-      </w:r>
-    </w:p>
-    <w:p>
-      <w:pPr>
-        <w:pStyle w:val="BodyText"/>
-      </w:pPr>
-      <w:r>
-        <w:t xml:space="preserve">ولم يعد يهمُّ مَن سيتذكَّر أحمد بعد ألفِ عامٍ، أو إن كان أحدٌ سيتذكَّره</w:t>
-      </w:r>
-      <w:r>
-        <w:t xml:space="preserve"> </w:t>
-      </w:r>
-      <w:r>
-        <w:t xml:space="preserve">أصلًا. ما يهمُّ هو أنَّه أحبَّ، وعالج، وكتب، وعاش. وأنَّ هذه الأرض التي</w:t>
-      </w:r>
-      <w:r>
-        <w:t xml:space="preserve"> </w:t>
-      </w:r>
-      <w:r>
-        <w:t xml:space="preserve">ابتلعتْه ستبتلعه أيضًا حين يحين الأجل، وستستمر بعده كما استمرَّت قبله.</w:t>
+        <w:t xml:space="preserve">ابتَسَمَ أَحمَدُ لِنَفسِه في الظَّلام، ابتِسامَةً مَرَّةً مَمزوجَةً بِسَلام. لم يَعُد يَدري إن كانَت كَلِماتُ الشَّيخِ نُبوءَةً أم رَجاء. ولم يَعُد يَهُمُّ مَن سَيَتَذَكَّرُ أَحمَدَ بَعدَ أَلفِ عامٍ، أو إن كانَ أَحَدٌ سَيَتَذَكَّرُه أَصلًا.</w:t>
+      </w:r>
+    </w:p>
+    <w:p>
+      <w:pPr>
+        <w:pStyle w:val="BodyText"/>
+      </w:pPr>
+      <w:r>
+        <w:t xml:space="preserve">ما يَهُمُّ هو أنَّه أَحَبَّ، وعالَجَ، وكَتَبَ، وعاش.</w:t>
       </w:r>
     </w:p>
     <w:p>
@@ -52383,36 +51313,10 @@
           <w:sz w:val="36"/>
           <w:szCs w:val="36"/>
         </w:rPr>
-        <w:t xml:space="preserve">ولأول</w:t>
-      </w:r>
-      <w:r>
-        <w:t xml:space="preserve"> مرةٍ في حياته، لم يعد أحمد يعرف إن كان حرًّا يختار مصيره بإرادته</w:t>
-      </w:r>
-      <w:r>
-        <w:t xml:space="preserve"> </w:t>
-      </w:r>
-      <w:r>
-        <w:t xml:space="preserve">الكاملة… أم سجينًا في دائرةٍ كتبها القدر منذ الأزل، دائرةٍ مغلقة لا</w:t>
-      </w:r>
-      <w:r>
-        <w:t xml:space="preserve"> </w:t>
-      </w:r>
-      <w:r>
-        <w:t xml:space="preserve">بداية لها ولا نهاية.</w:t>
-      </w:r>
-    </w:p>
-    <w:p>
-      <w:pPr>
-        <w:pStyle w:val="BodyText"/>
-      </w:pPr>
-      <w:r>
-        <w:t xml:space="preserve">لكنه، وللمرة الأولى أيضًا�� تقبّل ذلك بسلامٍ عميق. لم يعد يهم. حريةً</w:t>
-      </w:r>
-      <w:r>
-        <w:t xml:space="preserve"> </w:t>
-      </w:r>
-      <w:r>
-        <w:t xml:space="preserve">كانت أم قدرًا، فهو هنا. هنا حيث يجب أن يكون. وهذا يكفي.</w:t>
+        <w:t xml:space="preserve">حُرِّيَّةً</w:t>
+      </w:r>
+      <w:r>
+        <w:t xml:space="preserve"> كانَت أم قَدَرًا، فَهُوَ هُنا. وهذا يَكفي.</w:t>
       </w:r>
     </w:p>
     <w:bookmarkEnd w:id="61"/>
@@ -52431,119 +51335,71 @@
         <w:pStyle w:val="GroupHeading"/>
       </w:pPr>
       <w:r>
-        <w:t xml:space="preserve">معمل آثار، القاهرة — يناير ٢٠٢٥</w:t>
-      </w:r>
-    </w:p>
-    <w:p>
-      <w:pPr>
-        <w:pStyle w:val="BodyText"/>
-      </w:pPr>
-      <w:r>
-        <w:t xml:space="preserve">كان الغبار سيّد المكان.</w:t>
-      </w:r>
-    </w:p>
-    <w:p>
-      <w:pPr>
-        <w:pStyle w:val="BodyText"/>
-      </w:pPr>
-      <w:r>
-        <w:t xml:space="preserve">غبارٌ ناعمٌ ذهبيّ اللون تراكم عبر آلاف السنين، يحمل في ذرّاته أنفاس الموتى وهمسات التاريخ. كان يتراقص في شعاع الضوء الذي تسرّب من المصباح، كأنّه أرواحٌ صغيرة تستيقظ من سباتها الأبدي.</w:t>
-      </w:r>
-    </w:p>
-    <w:p>
-      <w:pPr>
-        <w:pStyle w:val="BodyText"/>
-      </w:pPr>
-      <w:r>
-        <w:t xml:space="preserve">وقفت الدكتورة ليلى حسن عند مدخل الغرفة المكتشفة حديثًا، قابضةً على مصباحها بيدٍ ترتجف ارتجافًا طفيفًا لم تستطع إخفاءه. خلفها، وقف فريقها المكوّن من خمسة باحثين يترقّبون في صمتٍ مشحون بالتوتّر، وقد حبسوا أنفاسهم وكأنّ التنفّس ذاته قد يفسد قدسيّة اللحظة.</w:t>
-      </w:r>
-    </w:p>
-    <w:p>
-      <w:pPr>
-        <w:pStyle w:val="BodyText"/>
-      </w:pPr>
-      <w:r>
-        <w:t xml:space="preserve">لم يكن أحدٌ من الفريق يعرف قصّتها الكاملة.</w:t>
-      </w:r>
-    </w:p>
-    <w:p>
-      <w:pPr>
-        <w:pStyle w:val="BodyText"/>
-      </w:pPr>
-      <w:r>
-        <w:t xml:space="preserve">لم يعرفوا أنّها كانت ذات يومٍ متزوّجةً من طبيبٍ يدعى أحمد سليم، طبيبٍ كان يقضي لياليه في قراءة كتب التاريخ القديم بدلًا من مشاهدة التلفاز معها، طبيبٍ كانت عيناه تلمعان حين يتحدّث عن الفراعنة أكثر ممّا تلمعان حين ينظر إليها.</w:t>
-      </w:r>
-    </w:p>
-    <w:p>
-      <w:pPr>
-        <w:pStyle w:val="BodyText"/>
-      </w:pPr>
-      <w:r>
-        <w:t xml:space="preserve">لم يعرفوا أنّها هجرته قبل سنواتٍ طويلة، في ليلةٍ ماطرة لا تزال تتذكّر صوت المطر على النافذة، متّهمةً إيّاه بأنّه «يعيش في الماضي أكثر ممّا يعيش في الحاضر»، بأنّه «متزوّجٌ من الموتى لا من الأحياء».</w:t>
-      </w:r>
-    </w:p>
-    <w:p>
-      <w:pPr>
-        <w:pStyle w:val="BodyText"/>
-      </w:pPr>
-      <w:r>
-        <w:t xml:space="preserve">ولم يعرفوا أنّ الرجل اختفى بعدها بأشهرٍ قليلة، خلال رحلةٍ إلى الأقصر كان يخطّط لها منذ سنوات، ولم يظهر له أثرٌ بعدها قطّ. كأنّ الأرض ابتلعته، أو كأنّ الزمن نفسه أخذه. أغلقت الشرطة الملفّ في النهاية بوصفه «حالة اختفاءٍ غامض».</w:t>
-      </w:r>
-    </w:p>
-    <w:p>
-      <w:pPr>
-        <w:pStyle w:val="BodyText"/>
-      </w:pPr>
-      <w:r>
-        <w:t xml:space="preserve">غير أنّ ليلى لم تستطع قطّ أن تطوي صفحته في قلبها. كان الشعور بالذنب ينخر روحها كسوسةٍ لا تتوقّف، وكلماتها الأخيرة له تطاردها كلّ ليلة: «أنت متعلّقٌ بالموتى أكثر من الأحياء. اختر: إمّا أنا وإمّا ماضيك الميت».</w:t>
-      </w:r>
-    </w:p>
-    <w:p>
-      <w:pPr>
-        <w:pStyle w:val="BodyText"/>
-      </w:pPr>
-      <w:r>
-        <w:t xml:space="preserve">اختار. أو ربّما اختار القدر عنه.</w:t>
-      </w:r>
-    </w:p>
-    <w:p>
-      <w:pPr>
-        <w:pStyle w:val="BodyText"/>
-      </w:pPr>
-      <w:r>
-        <w:t xml:space="preserve">ثم فعلت شيئًا لم يتوقّعه أحد. تخلّت عن مسيرتها في المحاماة، وعادت إلى مقاعد الدراسة الجامعيّة، وتخصّصت في علم المصريّات. أمضت عشر سنواتٍ تنهل من العلم الذي عشقه أحمد، عشر سنواتٍ في محاولةٍ يائسة لفهم ما الذي أسره في ذلك العالم السحيق. وكأنّها كانت تنقّب عنه هو بين الأحجار والبرديّات المنسيّة.</w:t>
-      </w:r>
-    </w:p>
-    <w:p>
-      <w:pPr>
-        <w:pStyle w:val="BodyText"/>
-      </w:pPr>
-      <w:r>
-        <w:t xml:space="preserve">في البداية، أقنعت نفسها أنّها تريد أن تفهم فحسب. لكن مع توالي السنين أدركت الحقيقة المرّة التي كانت تهرب منها: هي لم تكن تبحث عن فهم، بل كانت تبحث عنه هو.</w:t>
-      </w:r>
-    </w:p>
-    <w:p>
-      <w:pPr>
-        <w:pStyle w:val="BodyText"/>
-      </w:pPr>
-      <w:r>
-        <w:t xml:space="preserve">في السنة الخامسة من الدكتوراه، وقفت ذات صباحٍ أمام بردية إيبرس الطبية في متحف لايبزيغ، وقرأت سطرًا عن «خراج الجِلد» لم تستطع أن تجاوزه. ظلّت ساعةً كاملة تنظر إليه. لم تكن تعرف لماذا. غادرت دون أن تدوّن شيئًا. في تلك الليلة، في غرفة الفندق، كتبت في دفترها جملةً واحدة: «هل قرأ أحمد هذا السطر؟» ثم محتها. ثم أعادت كتابتها. ثم تركتها.</w:t>
-      </w:r>
-    </w:p>
-    <w:p>
-      <w:pPr>
-        <w:pStyle w:val="BodyText"/>
-      </w:pPr>
-      <w:r>
-        <w:t xml:space="preserve">وفي السنة الثامنة، حين دافعت عن أطروحتها أمام لجنة من خمسة أساتذة، سألها أكبرهم سؤالًا تقنيًّا عن ترتيبٍ زمنيٍّ في عهد رعمسيس الثاني. أجابت بدقّةٍ مهنيّة. صفّق لها الجميع. لكنّها وهي تنزل من المنصّة شعرت بشيءٍ غريب: لم تكن تدافع عن أطروحة. كانت تترافع عن غائب. وكان أصعب ما في الأمر أنّ الغائب لم يكن في القاعة ليسمع.</w:t>
-      </w:r>
-    </w:p>
-    <w:p>
-      <w:pPr>
-        <w:pStyle w:val="BodyText"/>
-      </w:pPr>
-      <w:r>
-        <w:t xml:space="preserve">والآن، بعد كلّ هذه السنوات، ها هي تقف أمام اكتشافٍ لم تكن لتتخيّله في أجرأ أحلامها.</w:t>
+        <w:t xml:space="preserve">مَعمَلُ آثار، القاهِرَة — يَناير ٢٠٢٥</w:t>
+      </w:r>
+    </w:p>
+    <w:p>
+      <w:pPr>
+        <w:pStyle w:val="BodyText"/>
+      </w:pPr>
+      <w:r>
+        <w:t xml:space="preserve">وَقَفَتِ الدكتورةُ ليلى حسن عِندَ مَدخَلِ الغُرفَةِ المُكتَشَفَةِ حَديثًا. خَلفَها، فَريقٌ من خَمسَةِ باحِثينَ في صَمت.</w:t>
+      </w:r>
+    </w:p>
+    <w:p>
+      <w:pPr>
+        <w:pStyle w:val="BodyText"/>
+      </w:pPr>
+      <w:r>
+        <w:t xml:space="preserve">لم يَكُن أَحَدٌ مِنهُم يَعرِفُ قِصَّتَها الكامِلَة.</w:t>
+      </w:r>
+    </w:p>
+    <w:p>
+      <w:pPr>
+        <w:pStyle w:val="BodyText"/>
+      </w:pPr>
+      <w:r>
+        <w:t xml:space="preserve">لم يَعرِفوا أنَّها كانَت ذاتَ يَومٍ مُتَزَوِّجَةً من طَبيبٍ اسمُه أَحمد سليم، يَقضي ليالِيَه في كُتُبِ التَّاريخِ القَديم. ولا أنَّها هَجَرَتهُ في لَيلَةٍ ماطِرَة، مُتَّهِمَةً إيَّاهُ بأَنَّه «مُتَزَوِّجٌ من المَوتى لا من الأَحياء». ولا أنَّ الرَّجُلَ اختَفى بَعدَها بِأَشهُرٍ قَليلَة، في رِحلَةٍ إلى الأُقصُر، فأُغلِقَ ملَفُّه في النِّهايَةِ بِوَصفِه «حالَةَ اختِفاءٍ غامِض».</w:t>
+      </w:r>
+    </w:p>
+    <w:p>
+      <w:pPr>
+        <w:pStyle w:val="BodyText"/>
+      </w:pPr>
+      <w:r>
+        <w:t xml:space="preserve">ثُمَّ فَعَلَت شَيئًا لم يَتَوَقَّعه أَحَد. تَخَلَّت عن مَسيرَتِها في المُحاماة، وعادَت إلى مَقاعِدِ الدِّراسَة، وتَخَصَّصَت في عِلمِ المِصرِيَّات. أَمضَت عَشرَ سَنَواتٍ تَنهَلُ من العِلمِ الَّذي عَشِقَهُ أَحمد.</w:t>
+      </w:r>
+    </w:p>
+    <w:p>
+      <w:pPr>
+        <w:pStyle w:val="BodyText"/>
+      </w:pPr>
+      <w:r>
+        <w:t xml:space="preserve">في البِدايَة، أَقنَعَت نَفسَها أنَّها تُريدُ أن تَفهَم. لكِن مع تَوالي السِّنينَ أَدرَكَت أنَّها لم تَكُن تَبحَثُ عن فَهم، بَل كانَت تَبحَثُ عَنه هو.</w:t>
+      </w:r>
+    </w:p>
+    <w:p>
+      <w:pPr>
+        <w:pStyle w:val="BodyText"/>
+      </w:pPr>
+      <w:r>
+        <w:t xml:space="preserve">في السَّنَةِ الخامِسَةِ من الدُّكتوراه، وَقَفَت ذاتَ صَباحٍ أَمامَ بَردِيَّةِ إيبرس الطِّبِّيَّة في مَتحَفِ لايبزيغ، وقَرَأَت سَطرًا عن «خُراجِ الجِلد» لم تَستَطِع أن تَتَجاوَزَه. ظَلَّت ساعَةً كامِلَةً تَنظُرُ إلَيه. في تلكَ اللَّيلَة، كَتَبَت في دَفتَرِها جُملَةً واحِدَة: «هل قَرَأَ أَحمدُ هذا السَّطر؟» ثُمَّ مَحَتها. ثُمَّ أَعادَت كِتابَتَها.</w:t>
+      </w:r>
+    </w:p>
+    <w:p>
+      <w:pPr>
+        <w:pStyle w:val="BodyText"/>
+      </w:pPr>
+      <w:r>
+        <w:t xml:space="preserve">وفي السَّنَةِ الثَّامِنَة، حينَ دافَعَت عن أُطروحَتِها، أَدرَكَت وهي تَنزِلُ من المَنَصَّة أنَّها لم تَكُن تُدافِعُ عن أُطروحَة. كانَت تَتَرافَعُ عن غائِب.</w:t>
+      </w:r>
+    </w:p>
+    <w:p>
+      <w:pPr>
+        <w:pStyle w:val="BodyText"/>
+      </w:pPr>
+      <w:r>
+        <w:t xml:space="preserve">والآنَ، بَعدَ كلِّ هذه السَّنَوات، ها هي تَقِفُ أَمامَ اكتِشافٍ لم تَكُن لِتَتَخَيَّلَهُ في أَجرَأ أَحلامِها.</w:t>
       </w:r>
     </w:p>
     <w:p>
@@ -52567,135 +51423,103 @@
         <w:pStyle w:val="BodyText"/>
       </w:pPr>
       <w:r>
-        <w:t xml:space="preserve">دلفت إلى الداخل بحذر، بخطواتٍ بطيئةٍ مترددة، وكأنّها تخطو على أرضٍ مقدّسة.</w:t>
-      </w:r>
-    </w:p>
-    <w:p>
-      <w:pPr>
-        <w:pStyle w:val="BodyText"/>
-      </w:pPr>
-      <w:r>
-        <w:t xml:space="preserve">كشف شعاع مصباحها عن حجرةٍ صغيرة، أصغر ممّا توقّعت، لكنّها مصانةٌ بعنايةٍ فائقة تنمّ عن حبٍّ عميق. كانت الجدران مغطّاةً بالكامل بنقوشٍ ورسوماتٍ بديعة، ألوانها لا تزال زاهيةً رغم مرور القرون. في وسط الحجرة، استقرّت منصّةٌ حجريّة مهيبة من الغرانيت الورديّ. وعلى المنصّة…</w:t>
-      </w:r>
-    </w:p>
-    <w:p>
-      <w:pPr>
-        <w:pStyle w:val="BodyText"/>
-      </w:pPr>
-      <w:r>
-        <w:t xml:space="preserve">همس أحد الباحثين: «يا إلهي… هذا…»</w:t>
-      </w:r>
-    </w:p>
-    <w:p>
-      <w:pPr>
-        <w:pStyle w:val="BodyText"/>
-      </w:pPr>
-      <w:r>
-        <w:t xml:space="preserve">موميّاوان.</w:t>
-      </w:r>
-    </w:p>
-    <w:p>
-      <w:pPr>
-        <w:pStyle w:val="BodyText"/>
-      </w:pPr>
-      <w:r>
-        <w:t xml:space="preserve">لم تكونا في تابوتين ملكيّين مذهّبين كما هو معتاد مع النبلاء والكهنة، بل كانتا مسجّاتين جنبًا إلى جنب، في تكفينٍ بسيطٍ من الكتّان الأبيض ينمّ عن احترامٍ عميقٍ وحبٍّ لا يخطئه القلب.</w:t>
-      </w:r>
-    </w:p>
-    <w:p>
-      <w:pPr>
-        <w:pStyle w:val="BodyText"/>
-      </w:pPr>
-      <w:r>
-        <w:t xml:space="preserve">حولهما تناثرت أوانٍ فخاريّة صغيرة للقرابين، وتماثيل أوشابتي دقيقة الصنع، ومجموعةٌ من الأدوات…</w:t>
-      </w:r>
-    </w:p>
-    <w:p>
-      <w:pPr>
-        <w:pStyle w:val="BodyText"/>
-      </w:pPr>
-      <w:r>
-        <w:t xml:space="preserve">أدوات طبيّة.</w:t>
-      </w:r>
-    </w:p>
-    <w:p>
-      <w:pPr>
-        <w:pStyle w:val="BodyText"/>
-      </w:pPr>
-      <w:r>
-        <w:t xml:space="preserve">لكنّها لم تكن كأيّ أدواتٍ طبيّة رأتها ليلى من قبل في أيّ موقعٍ أثري. كانت معقّدة، متطوّرة بشكلٍ لا يتناسب مع العصر. ملاقط ذات تصميمٍ هندسيٍّ دقيق، وأدواتٌ جراحيّة تبدو… حديثة.</w:t>
-      </w:r>
-    </w:p>
-    <w:p>
-      <w:pPr>
-        <w:pStyle w:val="BodyText"/>
-      </w:pPr>
-      <w:r>
-        <w:t xml:space="preserve">سرت في ظهرها قشعريرة.</w:t>
-      </w:r>
-    </w:p>
-    <w:p>
-      <w:pPr>
-        <w:pStyle w:val="BodyText"/>
-      </w:pPr>
-      <w:r>
-        <w:t xml:space="preserve">اقتربت من الجدار الأيمن، ومرّت بنظرها على النقوش الهيروغليفيّة، وهي تقرأ بصمتٍ متوتّر، شفتاها تتحرّكان دون صوت.</w:t>
-      </w:r>
-    </w:p>
-    <w:p>
-      <w:pPr>
-        <w:pStyle w:val="BodyText"/>
-      </w:pPr>
-      <w:r>
-        <w:t xml:space="preserve">ثم توقّفت.</w:t>
-      </w:r>
-    </w:p>
-    <w:p>
-      <w:pPr>
-        <w:pStyle w:val="BodyText"/>
-      </w:pPr>
-      <w:r>
-        <w:t xml:space="preserve">توقّف قلبها.</w:t>
-      </w:r>
-    </w:p>
-    <w:p>
-      <w:pPr>
-        <w:pStyle w:val="BodyText"/>
-      </w:pPr>
-      <w:r>
-        <w:t xml:space="preserve">«أحمد الحكيم… الطبيب الغريب الذي جاء من بعيد…»</w:t>
-      </w:r>
-    </w:p>
-    <w:p>
-      <w:pPr>
-        <w:pStyle w:val="BodyText"/>
-      </w:pPr>
-      <w:r>
-        <w:t xml:space="preserve">أحمد.</w:t>
-      </w:r>
-    </w:p>
-    <w:p>
-      <w:pPr>
-        <w:pStyle w:val="BodyText"/>
-      </w:pPr>
-      <w:r>
-        <w:t xml:space="preserve">الاسم اخترق صدرها كشفرة سكّينٍ جليديّة. ارتجفت ساقاها تحتها، وفقدتا فجأةً قدرتهما على حملها. هوت على ركبتيها.</w:t>
-      </w:r>
-    </w:p>
-    <w:p>
-      <w:pPr>
-        <w:pStyle w:val="BodyText"/>
-      </w:pPr>
-      <w:r>
-        <w:t xml:space="preserve">خرجت من حنجرتها صرخةٌ مكتومة، صرخةٌ موجوعة تحمل فيها عشرين عامًا من السؤال الذي لم يجب.</w:t>
-      </w:r>
-    </w:p>
-    <w:p>
-      <w:pPr>
-        <w:pStyle w:val="BodyText"/>
-      </w:pPr>
-      <w:r>
-        <w:t xml:space="preserve">على ورق البردي العتيق، تجلّت رسومٌ تشريحيّة بدقّةٍ تخطف الأنفاس: القلب البشريّ مرسومًا بتفاصيله الدقيقة التي لم تكشف للبشريّة إلّا في القرن التاسع عشر؛ والدورة الدمويّة موصوفةً بوضو��ٍ لا يقبل اللبس؛ والأعضاء الداخليّة مرسومةً بأسلوبٍ علميٍّ صرف، يستحيل أن ينتمي إلى عصرٍ كان فيه الطبّ مزيجًا من السحر والتخمين والدعاء.</w:t>
+        <w:t xml:space="preserve">دَلَفَت إلى الدَّاخِلِ بِحَذَر.</w:t>
+      </w:r>
+    </w:p>
+    <w:p>
+      <w:pPr>
+        <w:pStyle w:val="BodyText"/>
+      </w:pPr>
+      <w:r>
+        <w:t xml:space="preserve">كَشَفَ شُعاعُ مِصباحِها عن حُجرَةٍ صَغيرَة. الجُدرانُ مُغَطَّاةٌ بِنُقوشٍ، أَلوانُها لا تَزالُ زاهِيَةً رَغمَ القُرون. في وَسَطِها، مِنَصَّةٌ من الغرانيتِ الوَردي. وعلَيها…</w:t>
+      </w:r>
+    </w:p>
+    <w:p>
+      <w:pPr>
+        <w:pStyle w:val="BodyText"/>
+      </w:pPr>
+      <w:r>
+        <w:t xml:space="preserve">هَمَسَ أَحَدُ الباحِثين: «يا إلهي…»</w:t>
+      </w:r>
+    </w:p>
+    <w:p>
+      <w:pPr>
+        <w:pStyle w:val="BodyText"/>
+      </w:pPr>
+      <w:r>
+        <w:t xml:space="preserve">مومياوان. لم تَكونا في تابوتَينِ مُذَهَّبَين، بَل مُسَجَّاتَينِ جَنبًا إلى جَنب، في تَكفينٍ بَسيطٍ من الكَتَّانِ الأَبيَض.</w:t>
+      </w:r>
+    </w:p>
+    <w:p>
+      <w:pPr>
+        <w:pStyle w:val="BodyText"/>
+      </w:pPr>
+      <w:r>
+        <w:t xml:space="preserve">حَولَهُما أَوانٍ فَخَّارِيَّة، وتَماثيلُ أوشابتي، ومَجموعَةٌ من الأَدَوات.</w:t>
+      </w:r>
+    </w:p>
+    <w:p>
+      <w:pPr>
+        <w:pStyle w:val="BodyText"/>
+      </w:pPr>
+      <w:r>
+        <w:t xml:space="preserve">أَدَواتٌ طِبِّيَّة. لكِنَّها لم تَكُن كَأَيِّ أَدَواتٍ طِبِّيَّةٍ رَأَتها ليلى في أَيِّ مَوقِعٍ أَثَري. مَلاقِطُ ذاتُ تَصميمٍ هَندَسيٍّ دَقيق. أَدَواتٌ جِراحِيَّةٌ تَبدو… حَديثَة.</w:t>
+      </w:r>
+    </w:p>
+    <w:p>
+      <w:pPr>
+        <w:pStyle w:val="BodyText"/>
+      </w:pPr>
+      <w:r>
+        <w:t xml:space="preserve">سَرَت في ظَهرِها قُشَعريرَة.</w:t>
+      </w:r>
+    </w:p>
+    <w:p>
+      <w:pPr>
+        <w:pStyle w:val="BodyText"/>
+      </w:pPr>
+      <w:r>
+        <w:t xml:space="preserve">اقتَرَبَت من الجِدارِ الأَيمَن، وقَرَأَتِ النُّقوشَ الهيروغليفيَّةَ بِصَمت.</w:t>
+      </w:r>
+    </w:p>
+    <w:p>
+      <w:pPr>
+        <w:pStyle w:val="BodyText"/>
+      </w:pPr>
+      <w:r>
+        <w:t xml:space="preserve">ثُمَّ تَوَقَّفَت.</w:t>
+      </w:r>
+    </w:p>
+    <w:p>
+      <w:pPr>
+        <w:pStyle w:val="BodyText"/>
+      </w:pPr>
+      <w:r>
+        <w:t xml:space="preserve">«أَحمد الحَكيم… الطَّبيبُ الغَريبُ الَّذي جاءَ من بَعيد…»</w:t>
+      </w:r>
+    </w:p>
+    <w:p>
+      <w:pPr>
+        <w:pStyle w:val="BodyText"/>
+      </w:pPr>
+      <w:r>
+        <w:t xml:space="preserve">أَحمد.</w:t>
+      </w:r>
+    </w:p>
+    <w:p>
+      <w:pPr>
+        <w:pStyle w:val="BodyText"/>
+      </w:pPr>
+      <w:r>
+        <w:t xml:space="preserve">الاسمُ اختَرَقَ صَدرَها. ارتَجَفَت ساقاها. هَوَت على رُكبَتَيها.</w:t>
+      </w:r>
+    </w:p>
+    <w:p>
+      <w:pPr>
+        <w:pStyle w:val="BodyText"/>
+      </w:pPr>
+      <w:r>
+        <w:t xml:space="preserve">على وَرَقِ البَردي، تَجَلَّت رُسومٌ تَشريحيَّة: القَلبُ البَشَريُّ بِتَفاصيلِه الَّتي لم تُكشَف لِلبَشَريَّة إلَّا في القَرنِ التَّاسِعَ عَشَر. الدَّورَةُ الدَّمَوِيَّةُ مَوصوفَةً بِوُضوح. والأَعضاءُ الدَّاخِلِيَّةُ بِأُسلوبٍ عِلميٍّ صِرف، يَستَحيلُ أن يَنتَميَ إلى عَصرٍ كانَ فيه الطِّبُّ مَزيجًا من السِّحرِ والتَّخمين.</w:t>
       </w:r>
     </w:p>
     <w:p>
@@ -52805,7 +51629,7 @@
         <w:pStyle w:val="BodyText"/>
       </w:pPr>
       <w:r>
-        <w:t xml:space="preserve">«أنا مري-إيت، الفتاة التي ولدت صمّاء فحسبها الكهنة لعنةً على بيتها، فألقوا بها في الزقاق. التقطها الطبيب الغريب أحمد الحكيم وأنا في الثانية عشرة من عمري. علّمني أن أتكلّم بيديّ حين عجز لساني عن الكلام، وعلّمني أن أكتب حين رفض الكهنة أن يعلّموا فتاةً صمّاء.</w:t>
+        <w:t xml:space="preserve">«أنا مري-إيت، الفتاة التي ولدت صمّاء فحسبها الكهنة لعنةً على بيتها، فألقوا بها في الزقاق. التقطها الطبيب الغر��ب أحمد الحكيم وأنا في الثانية عشرة من عمري. علّمني أن أتكلّم بيديّ حين عجز لساني عن الكلام، وعلّمني أن أكتب حين رفض الكهنة أن يعلّموا فتاةً صمّاء.</w:t>
       </w:r>
     </w:p>
     <w:p>
@@ -53423,47 +52247,23 @@
         <w:pStyle w:val="BodyText"/>
       </w:pPr>
       <w:r>
-        <w:t xml:space="preserve">في رأسها كانت جملةٌ واحدة: «هي علّمته أن ينظر في عيون</w:t>
-      </w:r>
-      <w:r>
-        <w:t xml:space="preserve"> </w:t>
-      </w:r>
-      <w:r>
-        <w:t xml:space="preserve">الأحياء. أنا لم أستطع.»</w:t>
-      </w:r>
-    </w:p>
-    <w:p>
-      <w:pPr>
-        <w:pStyle w:val="BodyText"/>
-      </w:pPr>
-      <w:r>
-        <w:t xml:space="preserve">لم تكن هذه فكرة هزيمة. كانت فكرة إدراك. شيءٌ صعبٌ ومرٌّ يسكن</w:t>
-      </w:r>
-      <w:r>
-        <w:t xml:space="preserve"> </w:t>
-      </w:r>
-      <w:r>
-        <w:t xml:space="preserve">في الصدر ولا ينزع. كانت قد رحلت منذ عشرين عامًا لأنّها كانت</w:t>
-      </w:r>
-      <w:r>
-        <w:t xml:space="preserve"> </w:t>
-      </w:r>
-      <w:r>
-        <w:t xml:space="preserve">محقّة. والآن تكتشف أنّ شخصًا آخر، في زمنٍ آخر، فعل به ما لم</w:t>
-      </w:r>
-      <w:r>
-        <w:t xml:space="preserve"> </w:t>
-      </w:r>
-      <w:r>
-        <w:t xml:space="preserve">تستطع هي أن تفعله.</w:t>
-      </w:r>
-    </w:p>
-    <w:p>
-      <w:pPr>
-        <w:pStyle w:val="BodyText"/>
-      </w:pPr>
-      <w:r>
-        <w:t xml:space="preserve">ولم تكن غيرةً. كانت شيئًا أصعب من الغيرة: كانت امتنانًا مكسورًا.</w:t>
+        <w:t xml:space="preserve">في رَأسِها كانَت جُملَةٌ واحِدَة: «هي عَلَّمَتهُ أن يَنظُرَ في عُيونِ الأَحياء. أنا لم أَستَطِع.»</w:t>
+      </w:r>
+    </w:p>
+    <w:p>
+      <w:pPr>
+        <w:pStyle w:val="BodyText"/>
+      </w:pPr>
+      <w:r>
+        <w:t xml:space="preserve">كانَت قد رَحَلَت مُنذُ عِشرينَ عامًا لِأَنَّها كانَت مُحِقَّة. والآنَ تَكتَشِفُ أنَّ شَخصًا آخَر، في زَمَنٍ آخَر، فَعَلَ بِهِ ما لم تَستَطِع هي أن تَفعَلَه.</w:t>
+      </w:r>
+    </w:p>
+    <w:p>
+      <w:pPr>
+        <w:pStyle w:val="BodyText"/>
+      </w:pPr>
+      <w:r>
+        <w:t xml:space="preserve">لم تَكُن غَيرَة. كانَت شَيئًا أَصعَبَ: امتِنانًا مَكسورًا.</w:t>
       </w:r>
     </w:p>
     <w:p>
@@ -54135,7 +52935,7 @@
         <w:pStyle w:val="BodyText"/>
       </w:pPr>
       <w:r>
-        <w:t xml:space="preserve">لَ��ِنِّي تَعَلَّمتُ شَيئًا أَثناءَ الكِتابَة: لا أَحَدَ يَكتُبُ من الداخِل وَحدَه. كلُّ كاتِبٍ هو غَريبٌ يَزورُ مِهنَةً ليست مِهنَتَه. يوسف زيدان ليسَ راهِبًا. نجيب محفوظ لم يَكُن خَنَّاسًا ولا بائعَ فول. أومبرتو إيكو لم يَكُن راهِبًا في القُرونِ الوُسطى. الكُتَّابُ غُرَباءُ دائمًا. إن لَم يَكونوا كذلك، لَما كُتِبَت الرِّواية.</w:t>
+        <w:t xml:space="preserve">لَ��ِنِّي تَعَلَّمتُ شَيئًا أَثناءَ الكِتابَة: لا أَ��َدَ يَكتُبُ من الداخِل وَحدَه. كلُّ كاتِبٍ هو غَريبٌ يَزورُ مِهنَةً ليست مِهنَتَه. يوسف زيدان ليسَ راهِبًا. نجيب محفوظ لم يَكُن خَنَّاسًا ولا بائعَ فول. أومبرتو إيكو لم يَكُن راهِبًا في القُرونِ الوُسطى. الكُتَّابُ غُرَباءُ دائمًا. إن لَم يَكونوا كذلك، لَما كُتِبَت الرِّواية.</w:t>
       </w:r>
     </w:p>
     <w:p>
@@ -54874,7 +53674,7 @@
         <w:t xml:space="preserve"> </w:t>
       </w:r>
       <w:r>
-        <w:t xml:space="preserve">— خُنفُساءٌ مُقَدَّسَة، رَمزُ التَّحَوُّلِ والوِلادَةِ المُتَجَدِّدَة (لأَنَّ المِصريِّينَ رَأَوها تَخرُجُ من الأَرضِ فَظَنُّوا أنَّها تَخلُقُ نَفسَها). تُصنَعُ كَتَمائِمَ من الحَجَرِ والفَيَنس.</w:t>
+        <w:t xml:space="preserve">— خُنفُساءٌ مُقَدَّسَة، رَم��ُ التَّحَوُّلِ والوِلادَةِ المُتَجَدِّدَة (لأَنَّ المِصريِّينَ رَأَوها تَخرُجُ من الأَرضِ فَظَنُّوا أنَّها تَخلُقُ نَفسَها). تُصنَعُ كَتَمائِمَ من الحَجَرِ والفَيَنس.</w:t>
       </w:r>
     </w:p>
     <w:p>
@@ -55028,7 +53828,7 @@
         <w:t xml:space="preserve"> </w:t>
       </w:r>
       <w:r>
-        <w:t xml:space="preserve">— شَرابُ العامَّةِ اليَوميّ، تُصنَعُ مِنَ الشَّعيرِ المُخَمَّر. كانَت حامِضَةً قَليلَةَ الكُحولِ بِالنَّظَر إلى مَعاييرِ اليَوم.</w:t>
+        <w:t xml:space="preserve">— شَرابُ العامَّةِ اليَوميّ، تُصنَعُ مِنَ الشَّعيرِ المُخَمَّر. كانَت حامِضَةً قَليلَةَ ا��كُحولِ بِالنَّظَر إلى مَعاييرِ اليَوم.</w:t>
       </w:r>
     </w:p>
     <w:p>

--- a/غريب_في_طيبة.docx
+++ b/غريب_في_طيبة.docx
@@ -2218,7 +2218,7 @@
         <w:t xml:space="preserve"> </w:t>
       </w:r>
       <w:r>
-        <w:t xml:space="preserve">أسطو������ة جميلة، شأنها شأن كل الأساطير التي يتعلق بها الحالمون. فالعالم</w:t>
+        <w:t xml:space="preserve">أسطو��������ة جميلة، شأنها شأن كل الأساطير التي يتعلق بها الحالمون. فالعالم</w:t>
       </w:r>
       <w:r>
         <w:t xml:space="preserve"> </w:t>
@@ -3052,7 +3052,7 @@
         <w:pStyle w:val="BodyText"/>
       </w:pPr>
       <w:r>
-        <w:t xml:space="preserve">في ساعَتَين، امتَلَأَت صَفحَتانِ بِالرُّسومات. النُّقوشُ مُعَقَّدَة، طَبَقاتٌ من الرُّموز. لكنَّه�� لم تَك��ن عَشوائيَّةً قَطّ. كانَ ثَمَّةَ نَمَطٌ رياضيٌّ يَختَبِئُ خَلفَ الفَوضى.</w:t>
+        <w:t xml:space="preserve">في ساعَتَين، امتَلَأَت صَفحَتانِ بِالرُّسومات. النُّقوشُ مُعَقَّدَة، طَبَقاتٌ من الرُ��موز. لكنَّه�� لم تَك��ن عَشوائيَّةً قَطّ. كانَ ثَمَّةَ نَمَطٌ رياضيٌّ يَختَبِئُ خَلفَ الفَوضى.</w:t>
       </w:r>
     </w:p>
     <w:p>
@@ -3608,7 +3608,7 @@
         <w:pStyle w:val="BodyText"/>
       </w:pPr>
       <w:r>
-        <w:t xml:space="preserve">نَظَرَ أَحمدُ إل�� مَلابِسِه. الجينز. القَميص. حِذاءُ نايكي. شَيءٌ مُستَحيلٌ في هذا الزَّمَن.</w:t>
+        <w:t xml:space="preserve">��َظَرَ أَحمدُ إل�� مَلابِسِه. الجينز. القَميص. حِذاءُ نايكي. شَيءٌ مُستَحيلٌ في هذا الزَّمَن.</w:t>
       </w:r>
     </w:p>
     <w:p>
@@ -3744,7 +3744,7 @@
         <w:pStyle w:val="BodyText"/>
       </w:pPr>
       <w:r>
-        <w:t xml:space="preserve">لقد فَعَلَها. لقد وَصَلَ إلى طيبَة. عاصِمَةُ الإمبِراطوريَّةِ المِصريَّةِ في أَوجِ مَجدِها. قَبلَ أَكثَرَ من ثَلاثَةِ آلافِ عامٍ مِن مولِدِه.</w:t>
+        <w:t xml:space="preserve">لقد فَعَلَها. لقد وَصَلَ إلى طيبَة. عاصِمَةُ الإمبِراطوريَّةِ المِصريَّةِ في أَوجِ مَجدِها. قَبلَ أَكثَرَ من ثَلاثَةِ آلافِ عا��ٍ مِن مولِدِه.</w:t>
       </w:r>
     </w:p>
     <w:p>
@@ -4396,7 +4396,7 @@
         <w:t xml:space="preserve"> </w:t>
       </w:r>
       <w:r>
-        <w:t xml:space="preserve">الدقيق.</w:t>
+        <w:t xml:space="preserve">الدق��ق.</w:t>
       </w:r>
     </w:p>
     <w:p>
@@ -4906,7 +4906,7 @@
         <w:t xml:space="preserve"> </w:t>
       </w:r>
       <w:r>
-        <w:t xml:space="preserve">أحد أبنائه باسم الحكيم الأعظم، تبرّكً�� بذكراه وتيمّنًا بروحه.</w:t>
+        <w:t xml:space="preserve">أحد أبنائه باسم الحكي�� الأعظم، تبرّكً�� بذكراه وتيمّنًا بروحه.</w:t>
       </w:r>
       <w:r>
         <w:t xml:space="preserve"> </w:t>
@@ -6499,7 +6499,7 @@
         <w:pStyle w:val="BodyText"/>
       </w:pPr>
       <w:r>
-        <w:t xml:space="preserve">ثمّ بدأ في خياطة الجرح. طبقةً بعد طبقة، كلّ ط��قةٍ بخيوطها</w:t>
+        <w:t xml:space="preserve">ثمّ بدأ في خياطة ا��جرح. طبقةً بعد طبقة، كلّ ط��قةٍ بخيوطها</w:t>
       </w:r>
       <w:r>
         <w:t xml:space="preserve"> </w:t>
@@ -6543,7 +6543,7 @@
         <w:t xml:space="preserve"> </w:t>
       </w:r>
       <w:r>
-        <w:t xml:space="preserve">تحوّلت إلى خليطٍ من البياض والقرمزيّ والبنّيّ، لكنّ ال��بيّ كان</w:t>
+        <w:t xml:space="preserve">تحوّلت إلى خليطٍ من ا��بياض والقرمزيّ والبنّيّ، لكنّ ال��بيّ كان</w:t>
       </w:r>
       <w:r>
         <w:t xml:space="preserve"> </w:t>
@@ -7163,7 +7163,7 @@
         <w:pStyle w:val="BodyText"/>
       </w:pPr>
       <w:r>
-        <w:t xml:space="preserve">هزّ أحمد رأسه. «لا عيب فيهما. لكنّ حريّتهما أثمن في نظري من</w:t>
+        <w:t xml:space="preserve">هزّ أحمد رأسه. «لا عيب فيهما. لك��ّ حريّتهما أثمن في نظري من</w:t>
       </w:r>
       <w:r>
         <w:t xml:space="preserve"> </w:t>
@@ -8083,7 +8083,7 @@
         <w:pStyle w:val="BodyText"/>
       </w:pPr>
       <w:r>
-        <w:t xml:space="preserve">وهكذا — مِن مُصافَحَةٍ في سوقِ طيبة، بَينَ رائحَةِ البَخورِ والتَّوابِل — وُلِدَت صَداقَةٌ غَريبَة بَينَ طَبيبٍ حَمَلَه الزَّمَنُ من مُستَقبَلٍ بَعيد، وتاجِرٍ فينيقيٍّ يَجوبُ البِحارَ بَحثًا عَمَّا لا يُباعُ ولا يُشتَرى.</w:t>
+        <w:t xml:space="preserve">وهكذا — مِن مُصافَحَةٍ في سوقِ طيبة، بَينَ رائحَةِ البَخورِ والتَّوابِل — وُلِدَت صَداقَةٌ غَريبَة بَينَ طَبيبٍ حَمَلَه الزَّمَنُ من مُستَقبَلٍ بَعيد، وتاجِرٍ فينيقيٍّ يَجوبُ البِحارَ بَحثًا عَمَّا لا يُبا��ُ ولا يُشتَرى.</w:t>
       </w:r>
     </w:p>
     <w:p>
@@ -8891,7 +8891,7 @@
         <w:pStyle w:val="BodyText"/>
       </w:pPr>
       <w:r>
-        <w:t xml:space="preserve">نظرت إليه الطفلة بفضولٍ حذر. كانت عيناها تدرسانه بذكاءٍ يفوق سنّها،</w:t>
+        <w:t xml:space="preserve">نظرت إليه الطفلة بفضولٍ حذر. كانت عيناها تدرسانه بذكاء�� يفوق سنّها،</w:t>
       </w:r>
       <w:r>
         <w:t xml:space="preserve"> </w:t>
@@ -8943,7 +8943,7 @@
         <w:t xml:space="preserve"> </w:t>
       </w:r>
       <w:r>
-        <w:t xml:space="preserve">رآها، أشرق في ع��نيها شيءٌ آخر غير الخوف: ومضةٌ خافتة من الفضول، وبداية</w:t>
+        <w:t xml:space="preserve">رآها، أشرق في ع��نيها شيءٌ آخر غير الخوف: ومضةٌ خ��فتة من الفضول، وبداية</w:t>
       </w:r>
       <w:r>
         <w:t xml:space="preserve"> </w:t>
@@ -9867,7 +9867,7 @@
         <w:t xml:space="preserve"> </w:t>
       </w:r>
       <w:r>
-        <w:t xml:space="preserve">القديمة. حين يتحدث، كان يبدو كأجنبيٍّ تعلّم اللغة من ال��تب لا من الحياة،</w:t>
+        <w:t xml:space="preserve">القديمة. حين يتحدث، كان يبدو كأ��نبيٍّ تعلّم اللغة من ال��تب لا من الحياة،</w:t>
       </w:r>
       <w:r>
         <w:t xml:space="preserve"> </w:t>
@@ -10445,7 +10445,7 @@
         <w:t xml:space="preserve"> </w:t>
       </w:r>
       <w:r>
-        <w:t xml:space="preserve">الشديد لم يره عليه من قبل. كان يتنفس بسرعة، وعلى جبينه حبات عرقٍ تلمع في</w:t>
+        <w:t xml:space="preserve">ا��شديد لم يره عليه من قبل. كان يتنفس بسرعة، وعلى جبينه حبات عرقٍ تلمع في</w:t>
       </w:r>
       <w:r>
         <w:t xml:space="preserve"> </w:t>
@@ -12051,7 +12051,7 @@
         <w:pStyle w:val="BodyText"/>
       </w:pPr>
       <w:r>
-        <w:t xml:space="preserve">لكنَّ ضحكته لم تَدُم. كان في عينَيها شيءٌ لم يَرَه ��ن قبل، شيءٌ أبعَدُ</w:t>
+        <w:t xml:space="preserve">لكنَّ ضحكته لم تَدُم. كا�� في عينَيها شيءٌ لم يَرَه ��ن قبل، شيءٌ أبعَدُ</w:t>
       </w:r>
       <w:r>
         <w:t xml:space="preserve"> </w:t>
@@ -13294,7 +13294,7 @@
         <w:pStyle w:val="BodyText"/>
       </w:pPr>
       <w:r>
-        <w:t xml:space="preserve">«وماذا فَعَلَ بِخُصومِه؟»</w:t>
+        <w:t xml:space="preserve">«وماذا فَعَلَ بِخُصومِه؟��</w:t>
       </w:r>
     </w:p>
     <w:p>
@@ -13956,7 +13956,7 @@
         <w:t xml:space="preserve"> </w:t>
       </w:r>
       <w:r>
-        <w:t xml:space="preserve">السيارات، وخفتت أصواتها حتى صارت همهمةً بعيدة ثم صمتًا. تحوّل البشر إلى</w:t>
+        <w:t xml:space="preserve">السيارات، وخفتت أصواتها حتى صارت همهمةً بعيدة ثم صمتًا. تح��ّل البشر إلى</w:t>
       </w:r>
       <w:r>
         <w:t xml:space="preserve"> </w:t>
@@ -14540,7 +14540,7 @@
         <w:pStyle w:val="BodyText"/>
       </w:pPr>
       <w:r>
-        <w:t xml:space="preserve">أحسّ بفراغٍ في صدره. نظر إلى أسفل، ورأى أن قميصه مفتوح، وأن ثقبًا أسود</w:t>
+        <w:t xml:space="preserve">أحسّ بفراغٍ في صدره. نظر إلى أس��ل، ورأى أن قميصه مفتوح، وأن ثقبًا أسود</w:t>
       </w:r>
       <w:r>
         <w:t xml:space="preserve"> </w:t>
@@ -15581,7 +15581,7 @@
         <w:pStyle w:val="BodyText"/>
       </w:pPr>
       <w:r>
-        <w:t xml:space="preserve">أجاب أحمد بحزم: «أعرف الخطر. لكنّني لن أستطيع فهم ما نواجهه وأنا</w:t>
+        <w:t xml:space="preserve">أجاب أحم�� بحزم: «أعرف الخطر. لكنّني لن أستطيع فهم ما نواجهه وأنا</w:t>
       </w:r>
       <w:r>
         <w:t xml:space="preserve"> </w:t>
@@ -16181,7 +16181,7 @@
         <w:t xml:space="preserve"> </w:t>
       </w:r>
       <w:r>
-        <w:t xml:space="preserve">تعرف طبيعة هذه الأرض. ما هي إلا بضع حالاتٍ قليلةٍ في حيٍّ فقير، ربّما</w:t>
+        <w:t xml:space="preserve">تعرف طبيعة هذه الأر��. ما هي إلا بضع حالاتٍ قليلةٍ في حيٍّ فقير، ربّما</w:t>
       </w:r>
       <w:r>
         <w:t xml:space="preserve"> </w:t>
@@ -17208,7 +17208,7 @@
         <w:t xml:space="preserve">قَضى</w:t>
       </w:r>
       <w:r>
-        <w:t xml:space="preserve"> أَحمد اللَّيلةَ كلَّها إلى جانِبِها. خَفَّضَ حَرارَتَها بِقِطَعِ القُماشِ المُبَلَّلِ بِماءِ النَّهر، سَقاها ذلكَ المَحلولَ المِلحيَّ البَسيطَ الذي كانَ قد عَلَّمَ إمحوتب إعدادَه قَبلَ أَيَّام، راقَبَ نَبضَها كلَّ نِصفِ ساعَة. حَولَه، كانَ آخَرونَ يَموتون — لَكِنَّه ثَبَّتَ نَظَرَه علَيها وَحدَها، كأنَّ انتِزاعَها مِنَ الوَباءِ انتِزاعٌ لِطيبةَ كلِّها.</w:t>
+        <w:t xml:space="preserve"> أَحمد ا��لَّيلةَ كلَّها إلى جانِبِها. خَفَّضَ حَرارَتَها بِقِطَعِ القُماشِ المُبَلَّلِ بِماءِ النَّهر، سَقاها ذلكَ المَحلولَ المِلحيَّ البَسيطَ الذي كانَ قد عَلَّمَ إمحوتب إعدادَه قَبلَ أَيَّام، راقَبَ نَبضَها كلَّ نِصفِ ساعَة. حَولَه، كانَ آخَرونَ يَموتون — لَكِنَّه ثَبَّتَ نَظَرَه علَيها وَحدَها، كأنَّ انتِزاعَها مِنَ الوَباءِ انتِزاعٌ لِطيبةَ كلِّها.</w:t>
       </w:r>
     </w:p>
     <w:p>
@@ -17678,7 +17678,7 @@
         <w:t xml:space="preserve"> </w:t>
       </w:r>
       <w:r>
-        <w:t xml:space="preserve">آنيةٌ ثمينة سقطت وتحطّمت، وهو الآن يحاول ب��برٍ أن يجمع شظاياها ويرمّم</w:t>
+        <w:t xml:space="preserve">آنيةٌ ثمينة سقطت وتحطّمت، وهو الآن يحاول ب��برٍ أن يجمع شظاياه�� ويرمّم</w:t>
       </w:r>
       <w:r>
         <w:t xml:space="preserve"> </w:t>
@@ -18412,7 +18412,7 @@
         <w:t xml:space="preserve"> </w:t>
       </w:r>
       <w:r>
-        <w:t xml:space="preserve">حقيقيّون يا أحمد. كلانا حقيقيّ. الموت حقيقةٌ لا مفرّ منها، والحياة</w:t>
+        <w:t xml:space="preserve">حقيقيّون يا أحمد. كلانا حقيقيّ. المو�� حقيقةٌ لا مفرّ منها، والحياة</w:t>
       </w:r>
       <w:r>
         <w:t xml:space="preserve"> </w:t>
@@ -19770,7 +19770,7 @@
         <w:t xml:space="preserve">في</w:t>
       </w:r>
       <w:r>
-        <w:t xml:space="preserve"> مساء ذلك اليوم الحزين، وبينما كان أحمد يقف أمام القبر المتواضع يودّع</w:t>
+        <w:t xml:space="preserve"> مساء ذلك اليوم الحزين، وبينما كان أحمد يقف أمام القب�� المتواضع يودّع</w:t>
       </w:r>
       <w:r>
         <w:t xml:space="preserve"> </w:t>
@@ -20348,7 +20348,7 @@
         <w:pStyle w:val="BodyText"/>
       </w:pPr>
       <w:r>
-        <w:t xml:space="preserve">«الإجابات لا تأتي إلا لمن استحقّها بالعمل والتضحية.» ابتسمت ابتسامةً</w:t>
+        <w:t xml:space="preserve">«الإجابات لا تأتي إلا لمن استحقّها بالعمل وال��ضحية.» ابتسمت ابتسامةً</w:t>
       </w:r>
       <w:r>
         <w:t xml:space="preserve"> </w:t>
@@ -21883,7 +21883,7 @@
         <w:pStyle w:val="BodyText"/>
       </w:pPr>
       <w:r>
-        <w:t xml:space="preserve">لم يفكر أحمد للحظة. سقطت كل المخاوف، كل التهم، كل الحراس — سقط كل شيء</w:t>
+        <w:t xml:space="preserve">لم يفكر أحمد ��لحظة. سقطت كل المخاوف، كل التهم، كل الحراس — سقط كل شيء</w:t>
       </w:r>
       <w:r>
         <w:t xml:space="preserve"> </w:t>
@@ -22109,7 +22109,7 @@
         <w:pStyle w:val="BodyText"/>
       </w:pPr>
       <w:r>
-        <w:t xml:space="preserve">دار رأس أحمد. هذا الاسم أيضًا كان مألوفًا — مألوفًا جدًا. كان يطرق</w:t>
+        <w:t xml:space="preserve">دار رأس أ��مد. هذا الاسم أيضًا كان مألوفًا — مألوفًا جدًا. كان يطرق</w:t>
       </w:r>
       <w:r>
         <w:t xml:space="preserve"> </w:t>
@@ -23043,7 +23043,7 @@
         <w:t xml:space="preserve">وبينما</w:t>
       </w:r>
       <w:r>
-        <w:t xml:space="preserve"> كانوا يغادرون القاعة، التفت أحمد نحو بنتاور للمرة</w:t>
+        <w:t xml:space="preserve"> كا��وا يغادرون القاعة، التفت أحمد نحو بنتاور للمرة</w:t>
       </w:r>
       <w:r>
         <w:t xml:space="preserve"> </w:t>
@@ -23485,7 +23485,7 @@
         <w:t xml:space="preserve"> </w:t>
       </w:r>
       <w:r>
-        <w:t xml:space="preserve">في العام الثالث والثلاثين من حكمه. كانت</w:t>
+        <w:t xml:space="preserve">في العام السادس والثلاثين من حكمه. كانت</w:t>
       </w:r>
       <w:r>
         <w:t xml:space="preserve"> </w:t>
@@ -23982,7 +23982,7 @@
         <w:pStyle w:val="BodyText"/>
       </w:pPr>
       <w:r>
-        <w:t xml:space="preserve">لم يكن ذلك بفضل جهود أحمد وحدها، مهما تضخّم غروره ليوهمه بذلك، بل لأن</w:t>
+        <w:t xml:space="preserve">لم يكن ذلك بفضل جهود أحمد وحدها، مهما تضخّم غرور�� ليوهمه بذلك، بل لأن</w:t>
       </w:r>
       <w:r>
         <w:t xml:space="preserve"> </w:t>
@@ -24246,7 +24246,7 @@
         <w:t xml:space="preserve"> </w:t>
       </w:r>
       <w:r>
-        <w:t xml:space="preserve">تفرّق بين المحارب والطبيب، بين السيف والمشرط.</w:t>
+        <w:t xml:space="preserve">تفرّق ب��ن المحارب والطبيب، بين السيف والمشرط.</w:t>
       </w:r>
     </w:p>
     <w:p>
@@ -25250,7 +25250,7 @@
         <w:t xml:space="preserve"> </w:t>
       </w:r>
       <w:r>
-        <w:t xml:space="preserve">نفسه. «لكن كل ما أفكّر فيه الآن هو كيف أُبقي رأسي على كتفيّ، وكيف أحتفظ</w:t>
+        <w:t xml:space="preserve">نفسه. «��كن كل ما أفكّر فيه الآن هو كيف أُبقي رأسي على كتفيّ، وكيف أحتفظ</w:t>
       </w:r>
       <w:r>
         <w:t xml:space="preserve"> </w:t>
@@ -25888,7 +25888,7 @@
         <w:pStyle w:val="BodyText"/>
       </w:pPr>
       <w:r>
-        <w:t xml:space="preserve">وعمل أحمد كالممسوس بروحٍ لا تعرف الراحة. يخيط الجروح الغائرة بإبرٍ من</w:t>
+        <w:t xml:space="preserve">وعمل أحمد كالممسوس بروحٍ لا تعرف الراحة. يخيط الجروح الغائرة ب��برٍ من</w:t>
       </w:r>
       <w:r>
         <w:t xml:space="preserve"> </w:t>
@@ -26604,7 +26604,7 @@
         <w:t xml:space="preserve"> </w:t>
       </w:r>
       <w:r>
-        <w:t xml:space="preserve">واصطدم بالعظم وتجاوزه. رأى الدهشة الخالصة في عيني الرجل، دهشةً مطابقة</w:t>
+        <w:t xml:space="preserve">واصطدم بالعظم وتجاوزه. رأى الدهشة الخال��ة في عيني الرجل، دهشةً مطابقة</w:t>
       </w:r>
       <w:r>
         <w:t xml:space="preserve"> </w:t>
@@ -29483,7 +29483,7 @@
         <w:t xml:space="preserve"> </w:t>
       </w:r>
       <w:r>
-        <w:t xml:space="preserve">على صدغه الأيسر وشم قبلي صغير - ثلاثة خطوط متوازية بلون النيلي.</w:t>
+        <w:t xml:space="preserve">على صدغه الأيسر وشم قبلي صغير - ثلاثة ��طوط متوازية بلون النيلي.</w:t>
       </w:r>
     </w:p>
     <w:p>
@@ -30127,7 +30127,7 @@
         <w:t xml:space="preserve"> </w:t>
       </w:r>
       <w:r>
-        <w:t xml:space="preserve">لمدة سبعة أيام» - أتاه خبر غير متوقع.</w:t>
+        <w:t xml:space="preserve">لمدة س��عة أيام» - أتاه خبر غير متوقع.</w:t>
       </w:r>
     </w:p>
     <w:p>
@@ -30761,7 +30761,7 @@
         <w:pStyle w:val="BodyText"/>
       </w:pPr>
       <w:r>
-        <w:t xml:space="preserve">«محاولة التسميم في الطعام. محاولة الاغتيال في الحي الفقير حين أُرسل</w:t>
+        <w:t xml:space="preserve">«محاولة التسميم في الطعام. محاولة الاغ��يال في الحي الفقير حين أُرسل</w:t>
       </w:r>
       <w:r>
         <w:t xml:space="preserve"> </w:t>
@@ -31427,7 +31427,7 @@
         <w:pStyle w:val="BodyText"/>
       </w:pPr>
       <w:r>
-        <w:t xml:space="preserve">همس بصوت مرتجف بالكاد يُسمع: «كيف…؟»</w:t>
+        <w:t xml:space="preserve">همس بصوت مرتجف بالكاد يُسمع: «ك��ف…؟»</w:t>
       </w:r>
     </w:p>
     <w:p>
@@ -33038,7 +33038,7 @@
         <w:t xml:space="preserve"> </w:t>
       </w:r>
       <w:r>
-        <w:t xml:space="preserve">أنا وأخواتي، ويروي لنا أساطير الآلهة بصوته الدافئ، ويُعلِّمنا أسرار</w:t>
+        <w:t xml:space="preserve">أنا وأخواتي، ويروي لنا أساطير الآلهة بصوته الدافئ، ويُع��ِّمنا أسرار</w:t>
       </w:r>
       <w:r>
         <w:t xml:space="preserve"> </w:t>
@@ -33502,7 +33502,7 @@
         <w:t xml:space="preserve"> </w:t>
       </w:r>
       <w:r>
-        <w:t xml:space="preserve">التي لا يراها أحدٌ حتى يقع فيها.</w:t>
+        <w:t xml:space="preserve">التي لا ي��اها أحدٌ حتى يقع فيها.</w:t>
       </w:r>
     </w:p>
     <w:p>
@@ -33966,7 +33966,7 @@
         <w:pStyle w:val="BodyText"/>
       </w:pPr>
       <w:r>
-        <w:t xml:space="preserve">امتلأ أنف أحمد بروائح السوق المتشابكة: التوابل العطرة من كشك العطار —</w:t>
+        <w:t xml:space="preserve">امتلأ أنف أحمد بروائح السوق المتشابكة: التوابل العطرة من كشك ا��عطار —</w:t>
       </w:r>
       <w:r>
         <w:t xml:space="preserve"> </w:t>
@@ -34651,7 +34651,7 @@
         <w:t xml:space="preserve"> </w:t>
       </w:r>
       <w:r>
-        <w:t xml:space="preserve">أعلى من أي معبدٍ أو هرم. أضوا��ٌ ساطعة في كل مكان — ليس مشاعل ول�� شموع،</w:t>
+        <w:t xml:space="preserve">أعلى من أي مع��دٍ أو هرم. أضوا��ٌ ساطعة في كل مكان — ليس مشاعل ول�� شموع،</w:t>
       </w:r>
       <w:r>
         <w:t xml:space="preserve"> </w:t>
@@ -34743,7 +34743,7 @@
         <w:t xml:space="preserve"> </w:t>
       </w:r>
       <w:r>
-        <w:t xml:space="preserve">على صدره، والدم — دمٌ أحمر قانٍ — يتدفق بين أصابعه كنهرٍ لا يتوقف. ثم</w:t>
+        <w:t xml:space="preserve">على صدره، والدم — دمٌ أحمر قانٍ — يتدفق بين أصابعه كنهرٍ لا يتوقف. ��م</w:t>
       </w:r>
       <w:r>
         <w:t xml:space="preserve"> </w:t>
@@ -35871,7 +35871,7 @@
         <w:t xml:space="preserve"> </w:t>
       </w:r>
       <w:r>
-        <w:t xml:space="preserve">رواها له إمحوتب — قصة الابنة الراحلة، والزوجة التي ذوت من الحسرة،</w:t>
+        <w:t xml:space="preserve">رواها له إمحوتب — قصة الابنة الراحلة، والز��جة التي ذوت من الحسرة،</w:t>
       </w:r>
       <w:r>
         <w:t xml:space="preserve"> </w:t>
@@ -37669,7 +37669,7 @@
         <w:pStyle w:val="BodyText"/>
       </w:pPr>
       <w:r>
-        <w:t xml:space="preserve">فَسَّرَ أَحمدُ ذلك بِأَحَدِ تَفسيرَين: إمَّا أنَّهم يَخشَونَ أن يَموتَ هُزالًا قَبلَ أن يَحتَرِقَ على المَلَأ، وإمَّا أنَّهم يَرتَجِفو��َ سِرًّا من احتِمالِ أن يَكونَ صادِقًا.</w:t>
+        <w:t xml:space="preserve">فَسَّرَ أَحمدُ ذلك بِأَحَدِ تَفسيرَين: إمَّا أنَّهم يَخشَونَ أن ي��موتَ هُزالًا قَبلَ أن يَحتَرِقَ على المَلَأ، وإمَّا أنَّهم يَرتَجِفو��َ سِرًّا من احتِمالِ أن يَكونَ صادِقًا.</w:t>
       </w:r>
     </w:p>
     <w:p>
@@ -38161,7 +38161,7 @@
         <w:pStyle w:val="BodyText"/>
       </w:pPr>
       <w:r>
-        <w:t xml:space="preserve">عاد الضوءُ قطرةً قطرة. أوّلَ ما أُضيءَ كان قمّةَ المعبد، ثمّ قِمَمُ</w:t>
+        <w:t xml:space="preserve">عاد الضوءُ قطرةً قطرة. أوّلَ ما أُضيءَ كان قمّةَ المعبد، ��مّ قِمَمُ</w:t>
       </w:r>
       <w:r>
         <w:t xml:space="preserve"> </w:t>
@@ -38303,7 +38303,7 @@
           <w:iCs/>
           <w:i/>
         </w:rPr>
-        <w:t xml:space="preserve">«جيلٌ يَمضي وآخَرُ يَبقى. والَّذينَ كانوا قَبلُ يَرقُدونَ الآنَ في مَقابِرِهِم.</w:t>
+        <w:t xml:space="preserve">«جيلٌ يَمضي وآخَرُ ي��بقى. والَّذينَ كانوا قَبلُ يَرقُدونَ الآنَ في مَقابِرِهِم.</w:t>
       </w:r>
       <w:r>
         <w:t xml:space="preserve"> </w:t>
@@ -38809,7 +38809,7 @@
         <w:t xml:space="preserve"> </w:t>
       </w:r>
       <w:r>
-        <w:t xml:space="preserve">يقاطعها. «أنصت إليَّ. أنت استخدمت ما تعرفه لإنقاذ حياتك من بنتاور</w:t>
+        <w:t xml:space="preserve">يقاطعها. «أنصت إليَّ. أنت استخدمت ما تعرفه ��إنقاذ حياتك من بنتاور</w:t>
       </w:r>
       <w:r>
         <w:t xml:space="preserve"> </w:t>
@@ -39481,7 +39481,7 @@
         <w:t xml:space="preserve"> </w:t>
       </w:r>
       <w:r>
-        <w:t xml:space="preserve">بضآلته، بهشاشته، بحجمه الحقيقي أمام عظمة الفرعون.</w:t>
+        <w:t xml:space="preserve">بضآلته، بهشا��ته، بحجمه الحقيقي أمام عظمة الفرعون.</w:t>
       </w:r>
     </w:p>
     <w:p>
@@ -39853,7 +39853,7 @@
         <w:pStyle w:val="BodyText"/>
       </w:pPr>
       <w:r>
-        <w:t xml:space="preserve">كانَ قد جاوَزَ السَّبعينَ من عُمرِه. سِتَّةٌ وسِتُّونَ عامًا على العَرش، أو رُبَّما أَكثَر. شَعرٌ أَبيَضُ تَحتَ التَّاجِ المُزدَوَج. وَجهٌ مَحفورٌ بِخُطوطِ السِّنين. لكنَّ العَينَين كانَتا حَيَّتَين، تَومُضانِ بِذَكاءٍ لم تَخمُد جَذوَتُه. والجَسَدُ نَحيلٌ، لكنَّه مُنتَصِب.</w:t>
+        <w:t xml:space="preserve">كانَ قد جاوَزَ الخامِسَةَ والخَمسينَ من عُمرِه. اثنانِ وثَلاثونَ عامًا على العَرش، حافِلَةً بِالحَربِ والبِناء. شَعرٌ يَبدَأُ يَشيبُ تَحتَ التَّاجِ المُزدَوَج. وَجهٌ مَحفورٌ بِخُطوطِ السِّنين. لكنَّ العَينَين كانَتا حَيَّتَين، تَومُضانِ بِذَكاءٍ لم تَخمُد جَذوَتُه. والجَسَدُ نَحيلٌ، لكنَّه مُنتَصِب.</w:t>
       </w:r>
     </w:p>
     <w:p>
@@ -40579,7 +40579,7 @@
         <w:pStyle w:val="BodyText"/>
       </w:pPr>
       <w:r>
-        <w:t xml:space="preserve">«لقد حكمتُ مصر لأكثر من ستين عامًا. بنيتُ معابد لم ��بنِ أحد مثلها من</w:t>
+        <w:t xml:space="preserve">«لقد حكمتُ مصر لأكثر من ثلاثين عامًا. بنيتُ معابد لم ��بنِ أحد مثلها من</w:t>
       </w:r>
       <w:r>
         <w:t xml:space="preserve"> </w:t>
@@ -41341,19 +41341,19 @@
         <w:pStyle w:val="BodyText"/>
       </w:pPr>
       <w:r>
-        <w:t xml:space="preserve">كان يرتدي رداءً بسيطًا من الكتان الأبيض، شعره الأبيض مطلق على كتفيه بلا</w:t>
-      </w:r>
-      <w:r>
-        <w:t xml:space="preserve"> </w:t>
-      </w:r>
-      <w:r>
-        <w:t xml:space="preserve">تزيين. بدا… إنسانًا. رجلًا عجوزًا يحمل ثقل ستين عامًا من الحكم على</w:t>
-      </w:r>
-      <w:r>
-        <w:t xml:space="preserve"> </w:t>
-      </w:r>
-      <w:r>
-        <w:t xml:space="preserve">كتفيه، ستين عامًا من القرارات المستحيلة والأعباء التي لا</w:t>
+        <w:t xml:space="preserve">كان يرتدي رداءً بسيطًا من الكتان الأبيض، شعره المُلَوَّحُ بالشَّيب مطلق على كتفيه بلا</w:t>
+      </w:r>
+      <w:r>
+        <w:t xml:space="preserve"> </w:t>
+      </w:r>
+      <w:r>
+        <w:t xml:space="preserve">تزيين. بدا… إنسانًا. رجلًا في خَريفِ عُمرِه يحمل ثقل ثلاثين عامًا من الحكم على</w:t>
+      </w:r>
+      <w:r>
+        <w:t xml:space="preserve"> </w:t>
+      </w:r>
+      <w:r>
+        <w:t xml:space="preserve">كتفيه، ثلاثين عامًا من القرارات المستحيلة والأعباء التي لا</w:t>
       </w:r>
       <w:r>
         <w:t xml:space="preserve"> </w:t>
@@ -43566,7 +43566,7 @@
         <w:pStyle w:val="BodyText"/>
       </w:pPr>
       <w:r>
-        <w:t xml:space="preserve">كانت الأرقام أمامه صحيحة. وهو الذي صار غريبًا عنها.</w:t>
+        <w:t xml:space="preserve">كانت الأر��ام أمامه صحيحة. وهو الذي صار غريبًا عنها.</w:t>
       </w:r>
     </w:p>
     <w:p>
@@ -44433,7 +44433,7 @@
         <w:t xml:space="preserve">حين</w:t>
       </w:r>
       <w:r>
-        <w:t xml:space="preserve"> ابتلع الأفق آخر خيطٍ من الضوء، كان قد توغّل عميقًا في أحضان</w:t>
+        <w:t xml:space="preserve"> ابتلع الأفق آخر خيطٍ من الضوء، كان قد توغّ�� عميقًا في أحضان</w:t>
       </w:r>
       <w:r>
         <w:t xml:space="preserve"> </w:t>
@@ -45279,7 +45279,7 @@
         <w:pStyle w:val="BodyText"/>
       </w:pPr>
       <w:r>
-        <w:t xml:space="preserve">«للكون قوانين صارمة يا أحمد. لكنها ليست جدرانًا صمّاء. فيها مفاصل. ومن</w:t>
+        <w:t xml:space="preserve">«للكون قوانين صارمة يا أحمد. لكنها ليست جدرانًا صمّاء. فيها مفاصل. ��من</w:t>
       </w:r>
       <w:r>
         <w:t xml:space="preserve"> </w:t>
@@ -46661,7 +46661,7 @@
         <w:t xml:space="preserve"> </w:t>
       </w:r>
       <w:r>
-        <w:t xml:space="preserve">الصحيح، وكيفية ربط الأوعية الدموية لمنع النزيف. كتب عن إعادة العظام</w:t>
+        <w:t xml:space="preserve">الصحيح، وكيفية ربط الأوعية الدموية لمنع النزيف. كتب عن ��عادة العظام</w:t>
       </w:r>
       <w:r>
         <w:t xml:space="preserve"> </w:t>
@@ -47386,7 +47386,7 @@
         <w:pStyle w:val="BodyText"/>
       </w:pPr>
       <w:r>
-        <w:t xml:space="preserve">كان المعبد مهيبًا في الظلام، أكثر رهبةً مما كان في ضوء النهار.</w:t>
+        <w:t xml:space="preserve">كان المعبد مهيبًا في الظلام، أكثر ��هبةً مما كان في ضوء النهار.</w:t>
       </w:r>
       <w:r>
         <w:t xml:space="preserve"> </w:t>
@@ -48006,7 +48006,7 @@
         <w:pStyle w:val="BodyText"/>
       </w:pPr>
       <w:r>
-        <w:t xml:space="preserve">أم كان كالنهر الذي يظن أنه يختار مجراه، بينما الوادي مرسومٌ له منذ</w:t>
+        <w:t xml:space="preserve">أم كان كالنهر ��لذي يظن أنه يختار مجراه، بينما الوادي مرسومٌ له منذ</w:t>
       </w:r>
       <w:r>
         <w:t xml:space="preserve"> </w:t>
@@ -48360,7 +48360,7 @@
         <w:t xml:space="preserve"> </w:t>
       </w:r>
       <w:r>
-        <w:t xml:space="preserve">السريَّة. لم تسأله عمَّا رآه هناك، لكنَّها أَدرَكَت ثِقلَه عليه، ثِقلَ المعرفة التي</w:t>
+        <w:t xml:space="preserve">السريَّة. لم تسأله عمَّا رآه هناك، لكنَّها أَدرَكَت ثِقل��ه عليه، ثِقلَ المعرفة التي</w:t>
       </w:r>
       <w:r>
         <w:t xml:space="preserve"> </w:t>
@@ -49266,7 +49266,7 @@
         <w:t xml:space="preserve"> </w:t>
       </w:r>
       <w:r>
-        <w:t xml:space="preserve">الأسود، محاولًا الوصول إلى حيث اختفى الجُعران، غير عابئٍ بأن الموت ذاته</w:t>
+        <w:t xml:space="preserve">الأسود، محاولًا الوصول إلى حيث اختفى الجُعران، غير عابئٍ ��أن الموت ذاته</w:t>
       </w:r>
       <w:r>
         <w:t xml:space="preserve"> </w:t>
@@ -49330,7 +49330,7 @@
         <w:t xml:space="preserve"> </w:t>
       </w:r>
       <w:r>
-        <w:t xml:space="preserve">كمرآتين تعكسان أعماق النيل ذاته، باردتين كالأبدية، قاسيتين كحكم</w:t>
+        <w:t xml:space="preserve">كمرآت��ن تعكسان أعماق النيل ذاته، باردتين كالأبدية، قاسيتين كحكم</w:t>
       </w:r>
       <w:r>
         <w:t xml:space="preserve"> </w:t>
@@ -49954,7 +49954,7 @@
         <w:t xml:space="preserve">نظر</w:t>
       </w:r>
       <w:r>
-        <w:t xml:space="preserve"> إلى رجاله، فوجدهم ساجدين على الأرض، ووجوههم مدفونة في التراب،</w:t>
+        <w:t xml:space="preserve"> إلى رجاله، فوجدهم ساجدين على الأرض، ��وجوههم مدفونة في التراب،</w:t>
       </w:r>
       <w:r>
         <w:t xml:space="preserve"> </w:t>
@@ -50616,7 +50616,7 @@
         <w:t xml:space="preserve"> </w:t>
       </w:r>
       <w:r>
-        <w:t xml:space="preserve">يرَ مثلها حتى في عصره الأصلي. كانوا يسيرون بين الأطلال في مجموعات،</w:t>
+        <w:t xml:space="preserve">يرَ مثلها حتى في عصره الأصلي. ��انوا يسيرون بين الأطلال في مجموعات،</w:t>
       </w:r>
       <w:r>
         <w:t xml:space="preserve"> </w:t>
@@ -51391,7 +51391,7 @@
         <w:pStyle w:val="BodyText"/>
       </w:pPr>
       <w:r>
-        <w:t xml:space="preserve">وفي السَّنَةِ الثَّامِنَة، حينَ دافَعَت عن أُطروحَتِها، أَدرَكَت وهي تَنزِلُ من المَنَصَّة أنَّها لم تَكُن تُدافِعُ عن أُطروحَة. كانَت تَتَرافَعُ عن غائِب.</w:t>
+        <w:t xml:space="preserve">وفي السَّنَةِ الثَّامِنَة، حينَ دافَعَت عن أُطروحَتِها، أَدرَكَت وهي تَنزِلُ من المَنَصَّة أنَّها لم تَكُن تُدافِعُ ع�� أُطروحَة. كانَت تَتَرافَعُ عن غائِب.</w:t>
       </w:r>
     </w:p>
     <w:p>
@@ -51747,7 +51747,7 @@
         <w:pStyle w:val="BodyText"/>
       </w:pPr>
       <w:r>
-        <w:t xml:space="preserve">قَلَبَتهُ بَينَ يَدَيها، فَلَفَتَ نَظَرَها أنَّ على ظَهرِه نَقشًا هيروغليفيًّا صَغيرًا، أَدَقَّ بِكَثيرٍ مِنَ الكِتابَةِ على الوَجهِ الآخَر، كَأَنَّ يَدًا أُنثَويَّةً صَبورَةً نَقَشَته.</w:t>
+        <w:t xml:space="preserve">قَلَبَتهُ بَينَ يَدَيها، فَلَفَتَ نَظَرَها أنَّ على ظَهرِه نَقشًا هيروغليفيًّا صَغيرًا، أَدَقَّ بِكَثيرٍ مِنَ الكِتابَةِ على الوَجهِ الآخَر، كَأَنَّ يَد��ا أُنثَويَّةً صَبورَةً نَقَشَته.</w:t>
       </w:r>
     </w:p>
     <w:p>
@@ -51823,7 +51823,7 @@
         <w:pStyle w:val="BodyText"/>
       </w:pPr>
       <w:r>
-        <w:t xml:space="preserve">أَجابَتهُ ليلى بِصَوتٍ بِالكاد سُمِع: «كَتَبَها هو. بِخَطِّ يَدِه. ثُمَّ أَملاها — حَرفًا حَرفًا — على فَتاةٍ صَمَّاءَ تُحِبُّه، فَنَقَشَتها كَما تَنقُشُ الأُمُّ اسمَ ابنِها على شاهِد. لَم تَفهَم كَلِمَةً واحِدَة. لكِنَّها نَقَشَتها بِإتقانٍ لِأَنَّها أَحَبَّتهُ بِما يَكفي لِتَنقُشَ ما لا تَفهَم.»</w:t>
+        <w:t xml:space="preserve">أَجابَتهُ لي��ى بِصَوتٍ بِالكاد سُمِع: «كَتَبَها هو. بِخَطِّ يَدِه. ثُمَّ أَملاها — حَرفًا حَرفًا — على فَتاةٍ صَمَّاءَ تُحِبُّه، فَنَقَشَتها كَما تَنقُشُ الأُمُّ اسمَ ابنِها على شاهِد. لَم تَفهَم كَلِمَةً واحِدَة. لكِنَّها نَقَشَتها بِإتقانٍ لِأَنَّها أَحَبَّتهُ بِما يَكفي لِتَنقُشَ ما لا تَفهَم.»</w:t>
       </w:r>
     </w:p>
     <w:p>
@@ -52003,7 +52003,7 @@
         <w:pStyle w:val="BodyText"/>
       </w:pPr>
       <w:r>
-        <w:t xml:space="preserve">عشت هنا. لم أكن سعيدًا تمامًا، ولن أكذب عليك. لكنّي عشت حياةً</w:t>
+        <w:t xml:space="preserve">عشت هنا. لم أكن سعيدًا تمامًا، ولن أكذب عليك. لكنّي عشت ��ياةً</w:t>
       </w:r>
       <w:r>
         <w:t xml:space="preserve"> </w:t>
@@ -52795,7 +52795,7 @@
         </w:numPr>
       </w:pPr>
       <w:r>
-        <w:t xml:space="preserve">كُسوفُ الشَّمس المَذكور في الرواية يَستَنِدُ إلى كُسوفٍ حَقيقيٍّ حَدَثَ في مصرَ قُرابةَ تلكَ الحِقبَة.</w:t>
+        <w:t xml:space="preserve">كُسوف�� الشَّمس المَذكور في الرواية يَستَنِدُ إلى كُسوفٍ حَقيقيٍّ حَدَثَ في مصرَ قُرابةَ تلكَ الحِقبَة.</w:t>
       </w:r>
     </w:p>
     <w:p>
@@ -52857,7 +52857,7 @@
         </w:numPr>
       </w:pPr>
       <w:r>
-        <w:t xml:space="preserve">الحِوارات: تَرجَمتُها إلى عَرَبيَّةٍ فُصحى مُعاصِرَة. اللُّغَةُ المصريَّةُ القَديمَةُ لم تَكُن عَرَبيَّة. اللُّغَةُ التي يَتَحَدَّثُها أحمد مع نَفَرتاري وبِنتاور تَرجَمَةٌ أَدَبيَّةٌ لِما كان ي��مكِنُ أن يُقال، لا نَقلٌ حَرفيّ.</w:t>
+        <w:t xml:space="preserve">الحِوارات: تَرجَمتُها إلى عَرَبيَّةٍ فُصحى مُعاصِرَة. اللُّغَةُ المصريَّةُ القَديمَةُ لم تَكُن ع��رَبيَّة. اللُّغَةُ التي يَتَحَدَّثُها أحمد مع نَفَرتاري وبِنتاور تَرجَمَةٌ أَدَبيَّةٌ لِما كان ي��مكِنُ أن يُقال، لا نَقلٌ حَرفيّ.</w:t>
       </w:r>
     </w:p>
     <w:p>
@@ -53270,7 +53270,7 @@
         <w:t xml:space="preserve"> </w:t>
       </w:r>
       <w:r>
-        <w:t xml:space="preserve">(بِر-عَنخ) — مُؤَسَّسَةٌ عِلميَّةٌ مُلحَقَةٌ بِالمَعابِدِ الكُبرى، جَمَعَت في سَقفٍ واحِد: المَدرَسَةَ والمَكتَبَةَ والمُستَشفى ومَركَزَ نَسخِ البَرديَّات.</w:t>
+        <w:t xml:space="preserve">(بِر-عَنخ) — مُؤَسَّسَةٌ عِلميَّةٌ مُلحَقَةٌ بِالمَعابِدِ الكُبرى، جَمَعَت في سَقفٍ واحِد: المَدرَسَةَ والمَكتَبَةَ والمُ��تَشفى ومَركَزَ نَسخِ البَرديَّات.</w:t>
       </w:r>
     </w:p>
     <w:bookmarkEnd w:id="71"/>
@@ -53948,7 +53948,7 @@
         <w:t xml:space="preserve"> </w:t>
       </w:r>
       <w:r>
-        <w:t xml:space="preserve">— نَحوَ ١٢٩٥–١١٨٦ ق.م. فَراعِنَتُها البارِزون: سيتي الأَوَّل، رَعمسيس الثاني، مَرنبتاح. زَمَنُ هذه الرِّواية.</w:t>
+        <w:t xml:space="preserve">— نَحوَ ١٢٩٥–١١٨٦ ق.م. فَراعِنَتُها البارِزون: سيتي الأَوَ��ل، رَعمسيس الثاني، مَرنبتاح. زَمَنُ هذه الرِّواية.</w:t>
       </w:r>
     </w:p>
     <w:p>

--- a/غريب_في_طيبة.docx
+++ b/غريب_في_طيبة.docx
@@ -146,7 +146,7 @@
         <w:pStyle w:val="BodyText"/>
       </w:pPr>
       <w:r>
-        <w:t xml:space="preserve">كانَ يُمسِكُ بِيَدي ونحنُ نَعبُرُ شارِعَ المُعِزّ، ويَقولُ بِصَوتٍ خافِت: »هؤلاءِ الناس، يا بُنَيّ، أَجدادُهم بَنَوا الأَهرامات.«</w:t>
+        <w:t xml:space="preserve">كانَ يُمسِكُ بِيَدي ونحنُ نَعبُرُ شارِعَ المُعِزّ، ويَقولُ بِصَوتٍ خافِت: »هؤلاءِ الناس، يا بُنَيّ، أَجدادُنا بَنَوا الأَهرامات.«</w:t>
       </w:r>
       <w:r>
         <w:t xml:space="preserve"> </w:t>
@@ -1256,7 +1256,7 @@
           <w:iCs/>
           <w:i/>
         </w:rPr>
-        <w:t xml:space="preserve">المفقود.«</w:t>
+        <w:t xml:space="preserve">الم��قود.«</w:t>
       </w:r>
     </w:p>
     <w:p>
@@ -2218,7 +2218,7 @@
         <w:t xml:space="preserve"> </w:t>
       </w:r>
       <w:r>
-        <w:t xml:space="preserve">أسطو��������ة جميلة، شأنها شأن كل الأساطير التي يتعلق بها الحالمون. فالعالم</w:t>
+        <w:t xml:space="preserve">أسطو����������ة جميلة، شأنها شأن كل الأساطير التي يتعلق بها الحالمون. فالعالم</w:t>
       </w:r>
       <w:r>
         <w:t xml:space="preserve"> </w:t>
@@ -2368,7 +2368,7 @@
         <w:pStyle w:val="BodyText"/>
       </w:pPr>
       <w:r>
-        <w:t xml:space="preserve">مَرَّرَ أصابِعَه على كُعوبِ الكُتُب، كَمَن يُوَدِّعُ أَصدِقاءَ قُدامى. تَ��َق��ّفَ عِندَ كِتابٍ مُهتَرِئِ الغِلاف: »أَسرارُ الطِّبِّ الفِرعَونيّ« — أَوَّلُ كِتابٍ أَهداهُ إيَّاه جَدُّه حينَ كانَ في العاشِرَة. فَتَحَه على الصَّفحَةِ الأُولى، فَقَرَأَ إهداءَ جَدِّه:</w:t>
+        <w:t xml:space="preserve">مَرَّرَ أصابِعَه على كُعوبِ الكُتُب، كَمَن يُوَدِّعُ أَصدِقاءَ قُد��مى. تَ��َق��ّفَ عِندَ كِتابٍ مُهتَرِئِ الغِلاف: »أَسرارُ الطِّبِّ الفِرعَونيّ« — أَوَّلُ كِتابٍ أَهداهُ إيَّاه جَدُّه حينَ كانَ في العاشِرَة. فَتَحَه على الصَّفحَةِ الأُولى، فَقَرَأَ إهداءَ جَدِّه:</w:t>
       </w:r>
     </w:p>
     <w:p>
@@ -2444,13 +2444,7 @@
         <w:pStyle w:val="BodyText"/>
       </w:pPr>
       <w:r>
-        <w:t xml:space="preserve">»ستة أيام فقط،« قال لنفسه بصوت عالٍ، كأنه يحاول إقناع شخص آخر. »ستة</w:t>
-      </w:r>
-      <w:r>
-        <w:t xml:space="preserve"> </w:t>
-      </w:r>
-      <w:r>
-        <w:t xml:space="preserve">أيام وأعود.«</w:t>
+        <w:t xml:space="preserve">قال لنفسه بصوت عالٍ، كأنه يحاول إقناع شخص آخر: »ستة أيام فقط. ستة أيام وأعود.«</w:t>
       </w:r>
     </w:p>
     <w:p>
@@ -2666,7 +2660,7 @@
         <w:pStyle w:val="BodyText"/>
       </w:pPr>
       <w:r>
-        <w:t xml:space="preserve">»كَم مِن قِصَصٍ تُخَبِّئين؟« هَمَسَ لِلعَمود.</w:t>
+        <w:t xml:space="preserve">هَمَسَ لِلعَمود: »كَم مِن قِصَصٍ تُخَبِّئين؟«</w:t>
       </w:r>
     </w:p>
     <w:p>
@@ -2728,7 +2722,7 @@
         <w:pStyle w:val="BodyText"/>
       </w:pPr>
       <w:r>
-        <w:t xml:space="preserve">»نَعَم، يا عَمّ.« أَجابَ أَحمد. »مَهما زُرتُه، أَشعُرُ بِالرَّهبَةِ ذاتِها.«</w:t>
+        <w:t xml:space="preserve">أَجابَ أَحمد: »نَعَم، يا عَمّ. مَهما زُرتُه، أَشعُرُ بِالرَّهبَةِ ذاتِها.«</w:t>
       </w:r>
     </w:p>
     <w:p>
@@ -2744,7 +2738,7 @@
         <w:pStyle w:val="BodyText"/>
       </w:pPr>
       <w:r>
-        <w:t xml:space="preserve">»الأَرواحُ لا تَهمِس، يا دكتور. الأَرواحُ تَتَكَلَّمُ ��ِوُ����وح. لَكِنَّ النَّاسَ صَمُّوا آذانَهم بِضَجيجِ الحاضِر. وأَنتَ — لا تَبحَثُ عن صَدًى، بل عَنِ المَنبَع.«</w:t>
+        <w:t xml:space="preserve">»الأَرواحُ لا تَهمِس، يا دكتور. الأَرو����حُ تَتَكَلَّمُ ��ِوُ����وح. لَكِنَّ النَّاسَ صَمُّوا آذانَهم بِضَجيجِ الحاضِر. وأَنتَ — لا تَبحَثُ عن صَدًى، بل عَنِ المَنبَع.«</w:t>
       </w:r>
     </w:p>
     <w:p>
@@ -2776,7 +2770,7 @@
         <w:pStyle w:val="BodyText"/>
       </w:pPr>
       <w:r>
-        <w:t xml:space="preserve">ثُمَّ أَضافَ بِ��َوتٍ خافِت: »وفي عَينَي��َ ظَمَأٌ لا يَرويهِ ماءُ الحاضِر. تَبحَثُ عن مَعنًى، يا بُنَيّ. عن سَبَبٍ يَجعَلُ قَسَمَكَ أَكثَرَ مِن حِبرٍ على وَرَق.«</w:t>
+        <w:t xml:space="preserve">ثُمَّ أَضافَ بِ��َوتٍ خافِت: »وفي عَينَي��َ ظَمَأٌ لا يَرويهِ ماءُ الحاضِر. تَبحَثُ عن مَعنًى، يا بُنَيّ. عن سَبَبٍ يَجعَلُ قَسَمَكَ أَكثَرَ مِ�� حِبرٍ على وَرَق.«</w:t>
       </w:r>
     </w:p>
     <w:p>
@@ -2800,7 +2794,7 @@
         <w:pStyle w:val="BodyText"/>
       </w:pPr>
       <w:r>
-        <w:t xml:space="preserve">»مِفتاحُ الزَّمَن؟« تَمتَمَ أَحمد. »هذه أَسطورَة.«</w:t>
+        <w:t xml:space="preserve">تَمتَمَ أَحمد: »مِفتاحُ الزَّمَن؟ هذه أَسطورَة.«</w:t>
       </w:r>
     </w:p>
     <w:p>
@@ -3052,7 +3046,7 @@
         <w:pStyle w:val="BodyText"/>
       </w:pPr>
       <w:r>
-        <w:t xml:space="preserve">في ساعَتَين، امتَلَأَت صَفحَتانِ بِالرُّسومات. النُّقوشُ مُعَقَّدَة، طَبَقاتٌ من الرُ��موز. لكنَّه�� لم تَك��ن عَشوائيَّةً قَطّ. كانَ ثَمَّةَ نَمَطٌ رياضيٌّ يَختَبِئُ خَلفَ الفَوضى.</w:t>
+        <w:t xml:space="preserve">في ساعَتَين، امتَلَأَت صَفحَتانِ بِالرُّسومات. النُّقوشُ مُعَقَّدَة، طَبَقاتٌ من ا��رُ��موز. لكنَّه�� لم تَك��ن عَشوائيَّةً قَطّ. كانَ ثَمَّةَ نَمَطٌ رياضيٌّ يَختَبِئُ خَلفَ الفَوضى.</w:t>
       </w:r>
     </w:p>
     <w:p>
@@ -3424,15 +3418,15 @@
         <w:pStyle w:val="BodyText"/>
       </w:pPr>
       <w:r>
-        <w:t xml:space="preserve">وَصَلَ إلى قُدسِ الأَقداس بَعدَ نِصفِ ساعَة. القاعَةُ الدَّاخِليَّةُ في قَلبِ المَعبَد، حيثُ كانَ تِمثالُ آمون-رع الذَّهَبيُّ يُحفَظ في غابِرِ الأَزمان. كانَ ا��مَكانُ غارِقًا في ظَلامٍ دامِس، إلَّا مِن خُيوطِ ضَوءِ القَمَرِ المُتَسَلِّلَةِ مِن شُقوقٍ في السَّقف.</w:t>
-      </w:r>
-    </w:p>
-    <w:p>
-      <w:pPr>
-        <w:pStyle w:val="BodyText"/>
-      </w:pPr>
-      <w:r>
-        <w:t xml:space="preserve">وَقَفَ في المَركَز. كانَتِ السَّاعَةُ تُشيرُ إلى الثَّانيَة وخَمسٍ وأربَعينَ دَقيقَة فَجرًا.</w:t>
+        <w:t xml:space="preserve">وَصَلَ إلى قُدسِ الأَقداس بَعدَ نِصفِ ساعَة. القاعَةُ الدَّاخِليَّةُ في قَلبِ المَعبَد، حيثُ كانَ تِمثالُ آمون-رع الذَّهَبيُّ يُح��َظ في غابِرِ الأَزمان. كانَ ا��مَكانُ غارِقًا في ظَلامٍ دامِس، إلَّا مِن خُيوطِ ضَوءِ القَمَرِ المُتَسَلِّلَةِ مِن شُقوقٍ في السَّقف.</w:t>
+      </w:r>
+    </w:p>
+    <w:p>
+      <w:pPr>
+        <w:pStyle w:val="BodyText"/>
+      </w:pPr>
+      <w:r>
+        <w:t xml:space="preserve">وَقَفَ في المَركَز. كانَتِ السَّاعَةُ تُشيرُ إلى الثَّانيَة وخَمسٍ وأربَعينَ دَقي��َة فَجرًا.</w:t>
       </w:r>
     </w:p>
     <w:p>
@@ -3536,7 +3530,7 @@
         <w:pStyle w:val="BodyText"/>
       </w:pPr>
       <w:r>
-        <w:t xml:space="preserve">استَنشَقَ الهَواءَ السَّاخِنَ بِعُمق، وأَخرَجَه بِبُطء. »أنتَ طَبيب«، قالَ لِنَفسِه. »تَتَعامَلُ مَعَ المَوتِ كلَّ يَوم. تَماسَك.«</w:t>
+        <w:t xml:space="preserve">استَنشَقَ الهَواءَ السَّاخِنَ بِعُمق، وأَخرَجَه بِبُطء. قالَ لِنَفسِه: »أنتَ طَبيب. تَتَعامَلُ مَعَ المَوتِ كلَّ يَوم. تَماسَك.«</w:t>
       </w:r>
     </w:p>
     <w:p>
@@ -4176,7 +4170,7 @@
         <w:pStyle w:val="BodyText"/>
       </w:pPr>
       <w:r>
-        <w:t xml:space="preserve">همس لنفسه في الظلام الحالك، وصوته بالكاد يتجاوز شف��يه</w:t>
+        <w:t xml:space="preserve">��مس لنفسه في الظلام الحالك، وصوته بالكاد يتجاوز شف��يه</w:t>
       </w:r>
       <w:r>
         <w:t xml:space="preserve"> </w:t>
@@ -4328,7 +4322,7 @@
         <w:t xml:space="preserve"> </w:t>
       </w:r>
       <w:r>
-        <w:t xml:space="preserve">عضلاته من سنواتٍ من حمل السلاح والوقوف في الشمس. والآخر رجلٌ مسنٌّ</w:t>
+        <w:t xml:space="preserve">عضلاته من سنواتٍ من حمل السلاح والوقوف في ��لشمس. والآخر رجلٌ مسنٌّ</w:t>
       </w:r>
       <w:r>
         <w:t xml:space="preserve"> </w:t>
@@ -4352,7 +4346,7 @@
         <w:t xml:space="preserve"> </w:t>
       </w:r>
       <w:r>
-        <w:t xml:space="preserve">ترى ما لا يراه البشر ال��ادي��ون.</w:t>
+        <w:t xml:space="preserve">تر�� ما لا يراه البشر ال��ادي��ون.</w:t>
       </w:r>
     </w:p>
     <w:p>
@@ -4390,7 +4384,7 @@
         <w:t xml:space="preserve"> </w:t>
       </w:r>
       <w:r>
-        <w:t xml:space="preserve">- ويداه طويلتا الأصابع، نحيلتان، لكنّهما يدا رجلٍ اعتاد العمل</w:t>
+        <w:t xml:space="preserve">- ويداه طويلتا الأصابع، نحيلتان، لكنّهما يدا رجلٍ ��عتاد العمل</w:t>
       </w:r>
       <w:r>
         <w:t xml:space="preserve"> </w:t>
@@ -4724,13 +4718,7 @@
         <w:pStyle w:val="BodyText"/>
       </w:pPr>
       <w:r>
-        <w:t xml:space="preserve">»كلّ الغرباء يقولون ذلك.« ردّ الرجل بنبرةٍ جافّةٍ لا تخلو من</w:t>
-      </w:r>
-      <w:r>
-        <w:t xml:space="preserve"> </w:t>
-      </w:r>
-      <w:r>
-        <w:t xml:space="preserve">سخرية، لكنّ عينيه ظلّتا تراقبان أحمد باهتمامٍ لا يتضاءل. ثمّ أشار</w:t>
+        <w:t xml:space="preserve">ردّ الرجل بنبرةٍ جافّةٍ لا تخلو من سخرية، لكنّ عينيه ظلّتا تراقبان أحمد باهتمامٍ لا يتضاءل: »كلّ الغرباء يقولون ذلك.« ثمّ أشار</w:t>
       </w:r>
       <w:r>
         <w:t xml:space="preserve"> </w:t>
@@ -4998,7 +4986,7 @@
         <w:pStyle w:val="BodyText"/>
       </w:pPr>
       <w:r>
-        <w:t xml:space="preserve">»حسنًا، أيّها الغريب الجريء.« قالها بنبرةٍ تمزج بين التحدّي</w:t>
+        <w:t xml:space="preserve">قالها بنبرةٍ تمزج بين التحدّي والاحترام: »حسنًا، أيّها الغريب الجريء.«</w:t>
       </w:r>
       <w:r>
         <w:t xml:space="preserve"> </w:t>
@@ -5118,7 +5106,7 @@
         <w:t xml:space="preserve"> </w:t>
       </w:r>
       <w:r>
-        <w:t xml:space="preserve">القيء ن��ا. وإن زادت الحمّى والتشوّش… فالأمر لله… للآلهة.«</w:t>
+        <w:t xml:space="preserve">الق��ء ن��ا. وإن زادت الحمّى والتشوّش… فالأمر لله… للآلهة.«</w:t>
       </w:r>
     </w:p>
     <w:p>
@@ -5282,13 +5270,7 @@
         <w:pStyle w:val="BodyText"/>
       </w:pPr>
       <w:r>
-        <w:t xml:space="preserve">»هذا مرضٌ خطيرٌ جدًا.« أجاب أحمد، وملامحه تتّسم الآن بجديّة</w:t>
-      </w:r>
-      <w:r>
-        <w:t xml:space="preserve"> </w:t>
-      </w:r>
-      <w:r>
-        <w:t xml:space="preserve">الطبيب أمام حالةٍ حرجة. »ما تصفه هو التهابٌ في الرحم أو في</w:t>
+        <w:t xml:space="preserve">أجاب أحمد، وملامحه تتّسم الآن بجديّة الطبيب أمام حالةٍ حرجة: »هذا مرضٌ خطيرٌ جدًا. ما تصفه هو التهابٌ في الرحم أو في</w:t>
       </w:r>
       <w:r>
         <w:t xml:space="preserve"> </w:t>
@@ -5450,7 +5432,7 @@
         <w:pStyle w:val="BodyText"/>
       </w:pPr>
       <w:r>
-        <w:t xml:space="preserve">قال أخيرًا بصوتٍ أخفض من قبل، كمن يفضي بسرٍّ: »معرفتك… غير</w:t>
+        <w:t xml:space="preserve">قال أخيرًا بصوتٍ أخفض من قبل، كمن يفضي بسرٍّ: »معرف��ك… غير</w:t>
       </w:r>
       <w:r>
         <w:t xml:space="preserve"> </w:t>
@@ -6013,7 +5995,7 @@
         <w:pStyle w:val="BodyText"/>
       </w:pPr>
       <w:r>
-        <w:t xml:space="preserve">أَعطى الصَّبيَّ جُرعَةً كَبيرَةً مِن مَغلِيِّ الخَشخاشِ الد��ّافِئ، وأسند ر��سه</w:t>
+        <w:t xml:space="preserve">أَعطى الصَّبيَّ جُرعَ��ً كَبيرَةً مِن مَغلِيِّ الخَشخاشِ الد��ّافِئ، وأسند ر��سه</w:t>
       </w:r>
       <w:r>
         <w:t xml:space="preserve"> </w:t>
@@ -6491,7 +6473,7 @@
         <w:t xml:space="preserve"> </w:t>
       </w:r>
       <w:r>
-        <w:t xml:space="preserve">أجداد هؤلاء الناس قبل أن يفهموا لماذا يعمل.</w:t>
+        <w:t xml:space="preserve">أجداد هؤلاء الناس قبل أن يفهمو�� لماذا يعمل.</w:t>
       </w:r>
     </w:p>
     <w:p>
@@ -7727,7 +7709,7 @@
         <w:pStyle w:val="BodyText"/>
       </w:pPr>
       <w:r>
-        <w:t xml:space="preserve">رفع إمحوتب حاجبيه في اهتمامٍ حقيقيٍّ لم يخفه. وضع قلمه جانبًا،</w:t>
+        <w:t xml:space="preserve">رفع إمحو��ب حاجبيه في اهتمامٍ حقيقيٍّ لم يخفه. وضع قلمه جانبًا،</w:t>
       </w:r>
       <w:r>
         <w:t xml:space="preserve"> </w:t>
@@ -7957,13 +7939,7 @@
         <w:pStyle w:val="BodyText"/>
       </w:pPr>
       <w:r>
-        <w:t xml:space="preserve">»غرباء؟« سأل أحمد، وقد شعر بوخزةٍ باردة في أسفل عموده</w:t>
-      </w:r>
-      <w:r>
-        <w:t xml:space="preserve"> </w:t>
-      </w:r>
-      <w:r>
-        <w:t xml:space="preserve">الفقري.</w:t>
+        <w:t xml:space="preserve">سأل أحمد، وقد شعر بوخزةٍ باردة في أسفل عموده الفقري: »غرباء؟«</w:t>
       </w:r>
     </w:p>
     <w:p>
@@ -8015,7 +7991,7 @@
         <w:t xml:space="preserve"> </w:t>
       </w:r>
       <w:r>
-        <w:t xml:space="preserve">هذا العصر؟ أم أنهم ��جرد عباقرة ولدوا قبل أوانهم؟</w:t>
+        <w:t xml:space="preserve">هذا العصر؟ أم أنهم ����رد عباقرة ولدوا قبل أوانهم؟</w:t>
       </w:r>
     </w:p>
     <w:p>
@@ -8083,7 +8059,7 @@
         <w:pStyle w:val="BodyText"/>
       </w:pPr>
       <w:r>
-        <w:t xml:space="preserve">وهكذا — مِن مُصافَحَةٍ في سوقِ طيبة، بَينَ رائحَةِ البَخورِ والتَّوابِل — وُلِدَت صَداقَةٌ غَريبَة بَينَ طَبيبٍ حَمَلَه الزَّمَنُ من مُستَقبَلٍ بَعيد، وتاجِرٍ فينيقيٍّ يَجوبُ البِحارَ بَحثًا عَمَّا لا يُبا��ُ ولا يُشتَرى.</w:t>
+        <w:t xml:space="preserve">وهكذا — مِن مُصافَحَةٍ في سوقِ طيبة، بَينَ رائحَةِ البَخورِ والتَّوابِل — وُلِدَت صَداقَةٌ غَريبَة بَينَ طَبيبٍ حَمَلَه الزَّمَنُ من مُستَقبَلٍ بَعيد، وتاجِرٍ فينيقيٍّ يَجوبُ البِحارَ ب��حثًا عَمَّا لا يُبا��ُ ولا يُشتَرى.</w:t>
       </w:r>
     </w:p>
     <w:p>
@@ -8347,7 +8323,7 @@
         <w:t xml:space="preserve"> </w:t>
       </w:r>
       <w:r>
-        <w:t xml:space="preserve">العميقة، يسرّع الالتئام ويطرد الفساد. أجدادنا كانوا يستخدمونه منذ عهد</w:t>
+        <w:t xml:space="preserve">العميقة، يسرّع الالتئ��م ويطرد الفساد. أجدادنا كانوا يستخدمونه منذ عهد</w:t>
       </w:r>
       <w:r>
         <w:t xml:space="preserve"> </w:t>
@@ -8361,7 +8337,7 @@
         <w:pStyle w:val="BodyText"/>
       </w:pPr>
       <w:r>
-        <w:t xml:space="preserve">»وهذا؟« أشار أحمد إ��ى بذورٍ صغيرة بنية اللون.</w:t>
+        <w:t xml:space="preserve">أشار أحمد إلى بذورٍ صغيرة بنية اللون: »وهذا؟«</w:t>
       </w:r>
     </w:p>
     <w:p>
@@ -8891,7 +8867,7 @@
         <w:pStyle w:val="BodyText"/>
       </w:pPr>
       <w:r>
-        <w:t xml:space="preserve">نظرت إليه الطفلة بفضولٍ حذر. كانت عيناها تدرسانه بذكاء�� يفوق سنّها،</w:t>
+        <w:t xml:space="preserve">نظرت إليه الطفلة بفضولٍ حذر. كان�� عيناها تدرسانه بذكاء�� يفوق سنّها،</w:t>
       </w:r>
       <w:r>
         <w:t xml:space="preserve"> </w:t>
@@ -8943,7 +8919,7 @@
         <w:t xml:space="preserve"> </w:t>
       </w:r>
       <w:r>
-        <w:t xml:space="preserve">رآها، أشرق في ع��نيها شيءٌ آخر غير الخوف: ومضةٌ خ��فتة من الفضول، وبداية</w:t>
+        <w:t xml:space="preserve">��آها، أشرق في ع��نيها ش��ءٌ آخر غير الخوف: ومضةٌ خ��فتة من الفضول، وبداية</w:t>
       </w:r>
       <w:r>
         <w:t xml:space="preserve"> </w:t>
@@ -9511,7 +9487,7 @@
         <w:pStyle w:val="BodyText"/>
       </w:pPr>
       <w:r>
-        <w:t xml:space="preserve">وتعلّم أن يأكل. لم يتعوّد لسانه على الجعّة الحامضة</w:t>
+        <w:t xml:space="preserve">وتعلّم أن يأكل. لم يتعو��د لسانه على الجعّة الحامضة</w:t>
       </w:r>
       <w:r>
         <w:t xml:space="preserve"> </w:t>
@@ -9743,7 +9719,7 @@
         <w:pStyle w:val="BodyText"/>
       </w:pPr>
       <w:r>
-        <w:t xml:space="preserve">ومضت الأيّام هكذا، حتى استقرّت روحه على إيقاعٍ جديدٍ ليس إيقاعه،</w:t>
+        <w:t xml:space="preserve">ومضت الأيّام هكذا�� حتى استقرّت روحه على إيقاعٍ جديدٍ ليس إيقاعه،</w:t>
       </w:r>
       <w:r>
         <w:t xml:space="preserve"> </w:t>
@@ -9861,13 +9837,13 @@
         <w:t xml:space="preserve"> </w:t>
       </w:r>
       <w:r>
-        <w:t xml:space="preserve">مخارج حروفٍ عربية حديثة لا تتطابق تمامًا مع أصوات اللغة الفرعونية</w:t>
-      </w:r>
-      <w:r>
-        <w:t xml:space="preserve"> </w:t>
-      </w:r>
-      <w:r>
-        <w:t xml:space="preserve">القديمة. حين يتحدث، كان يبدو كأ��نبيٍّ تعلّم اللغة من ال��تب لا من الحياة،</w:t>
+        <w:t xml:space="preserve">مخارج حروفٍ عربية حديثة لا تتطابق تمامًا مع ��صوات اللغة الفرعونية</w:t>
+      </w:r>
+      <w:r>
+        <w:t xml:space="preserve"> </w:t>
+      </w:r>
+      <w:r>
+        <w:t xml:space="preserve">القدي��ة. حين يتحدث، كان يبدو كأ��نبيٍّ تعلّم اللغة من ال��تب لا من الحياة،</w:t>
       </w:r>
       <w:r>
         <w:t xml:space="preserve"> </w:t>
@@ -9881,7 +9857,7 @@
         <w:pStyle w:val="BodyText"/>
       </w:pPr>
       <w:r>
-        <w:t xml:space="preserve">»هذه مبالغةٌ لا أستحقها«، قال بتواضعٍ صادق.</w:t>
+        <w:t xml:space="preserve">قال بتواضعٍ صادق: »هذه مبالغةٌ لا أستحقها.«</w:t>
       </w:r>
     </w:p>
     <w:p>
@@ -9977,13 +9953,7 @@
         <w:pStyle w:val="BodyText"/>
       </w:pPr>
       <w:r>
-        <w:t xml:space="preserve">»ولماذا ترغبين في المعرفة بهذا الإلحاح؟« سأل بحذر. »أنت كاهنة في</w:t>
-      </w:r>
-      <w:r>
-        <w:t xml:space="preserve"> </w:t>
-      </w:r>
-      <w:r>
-        <w:t xml:space="preserve">معبد آمون العظيم، ولست طبيبة. ما شأنك بما أفعله؟«</w:t>
+        <w:t xml:space="preserve">سأل بحذر: »ولماذا ترغبين في المعرفة بهذا الإلحاح؟ أنت كاهنة في معبد آمون العظيم، ولست طبيبة. ما شأنك بما أفعله؟«</w:t>
       </w:r>
     </w:p>
     <w:p>
@@ -10997,13 +10967,7 @@
         <w:pStyle w:val="BodyText"/>
       </w:pPr>
       <w:r>
-        <w:t xml:space="preserve">»أي مفتاح؟« سأل أحمد بهمسٍ حادٍ ملحّ، ميالًا نحوه حتى كادت أنفاسهما</w:t>
-      </w:r>
-      <w:r>
-        <w:t xml:space="preserve"> </w:t>
-      </w:r>
-      <w:r>
-        <w:t xml:space="preserve">تتلاقى. »أين هو؟ ماذا تعني؟«</w:t>
+        <w:t xml:space="preserve">سأل أحمد بهمسٍ حادٍ ملحّ، ميالًا نحوه حتى كادت أنفاسهما تتلاقى: »أي مفتاح؟ أين هو؟ ماذا تعني؟«</w:t>
       </w:r>
     </w:p>
     <w:p>
@@ -11189,7 +11153,7 @@
         <w:pStyle w:val="BodyText"/>
       </w:pPr>
       <w:r>
-        <w:t xml:space="preserve">سأل إمحوتب وهو يتأمل القطعة بفضولٍ ممزوجٍ بالريبة: »ما هذا الشيء</w:t>
+        <w:t xml:space="preserve">سأل إمحوتب وهو يتأمل القطعة بفضولٍ مم��وجٍ بالريبة: »ما هذا الشيء</w:t>
       </w:r>
       <w:r>
         <w:t xml:space="preserve"> </w:t>
@@ -11702,13 +11666,7 @@
         <w:pStyle w:val="BodyText"/>
       </w:pPr>
       <w:r>
-        <w:t xml:space="preserve">»جرّبني«، قالت بهدوءٍ واثق، وفي صوتها تحدٍّ ناعم. »فأنا لم أعد</w:t>
-      </w:r>
-      <w:r>
-        <w:t xml:space="preserve"> </w:t>
-      </w:r>
-      <w:r>
-        <w:t xml:space="preserve">أُفاجأ بسهولة منذ التقيتك«.</w:t>
+        <w:t xml:space="preserve">قالت بهدوءٍ واثق، وفي صوتها تحدٍّ ناعم: »جرّبني. فأنا لم أعد أُفاجأ بسهولة منذ التقيتك.«</w:t>
       </w:r>
     </w:p>
     <w:p>
@@ -12005,7 +11963,7 @@
         <w:pStyle w:val="BodyText"/>
       </w:pPr>
       <w:r>
-        <w:t xml:space="preserve">»لا أعرف تمامًا«، اعترفت بصدق. »لكنني لا أظنك كاذبًا، فليس في عينيك</w:t>
+        <w:t xml:space="preserve">اعترفت بصدق: »لا أعرف تمامًا. لكنني لا أظنك كاذبًا، فليس في عينيك</w:t>
       </w:r>
       <w:r>
         <w:t xml:space="preserve"> </w:t>
@@ -12043,7 +12001,7 @@
         <w:t xml:space="preserve"> </w:t>
       </w:r>
       <w:r>
-        <w:t xml:space="preserve">بعيد. »شكرًا… أظن أن هذا مديحٌ على طريقتك«.</w:t>
+        <w:t xml:space="preserve">بعيد. »شكرًا… أظن ��ن هذا مديحٌ على طريق��ك«.</w:t>
       </w:r>
     </w:p>
     <w:p>
@@ -12145,7 +12103,7 @@
         <w:pStyle w:val="BodyText"/>
       </w:pPr>
       <w:r>
-        <w:t xml:space="preserve">»لم يَنتَهِ«، قالَت بِه��دوءٍ لا جِدالَ فيه. »ما زالَت في عَينَيك حين</w:t>
+        <w:t xml:space="preserve">قالَت بِهُدوءٍ لا جِدالَ فيه: »لم يَنتَهِ. ما زالَت في عَينَيك حين</w:t>
       </w:r>
       <w:r>
         <w:t xml:space="preserve"> </w:t>
@@ -12255,25 +12213,7 @@
         <w:pStyle w:val="BodyText"/>
       </w:pPr>
       <w:r>
-        <w:t xml:space="preserve">»الجعران…«، قال وقد عاد الهمّ إلى صوته. »إنه مفتاحي، البوابة التي</w:t>
-      </w:r>
-      <w:r>
-        <w:t xml:space="preserve"> </w:t>
-      </w:r>
-      <w:r>
-        <w:t xml:space="preserve">جئت منها لن تفتح بدونه. لقد صُودر مني حين أُلقي القبض عليَّ واتُّهمت</w:t>
-      </w:r>
-      <w:r>
-        <w:t xml:space="preserve"> </w:t>
-      </w:r>
-      <w:r>
-        <w:t xml:space="preserve">بالسحر والجنون. ولا أعرف مكانه الآن، لا أعرف إن كان لا يزال موجودًا</w:t>
-      </w:r>
-      <w:r>
-        <w:t xml:space="preserve"> </w:t>
-      </w:r>
-      <w:r>
-        <w:t xml:space="preserve">حتى«.</w:t>
+        <w:t xml:space="preserve">قال وقد عاد الهمّ إلى صوته: »الجعران… إنه مفتاحي، البوابة التي جئت منها لن تفتح بدونه. لقد صُودر مني حين أُلقي القبض عليَّ واتُّهمت بالسحر والجنون. ولا أعرف مكانه الآن، لا أعرف إن كان لا يزال موجودًا حتى.«</w:t>
       </w:r>
     </w:p>
     <w:p>
@@ -12377,21 +12317,15 @@
         <w:pStyle w:val="BodyText"/>
       </w:pPr>
       <w:r>
-        <w:t xml:space="preserve">»شكرًا«، قال بصوتٍ مختنق بالعاطفة. »لا أعرف كيف أشكرك«.</w:t>
-      </w:r>
-    </w:p>
-    <w:p>
-      <w:pPr>
-        <w:pStyle w:val="BodyText"/>
-      </w:pPr>
-      <w:r>
-        <w:t xml:space="preserve">»يمكنك أن تخبرني المزيد عن عالمك«، قالت بفضولٍ متجدد. »ويمكنك أن</w:t>
-      </w:r>
-      <w:r>
-        <w:t xml:space="preserve"> </w:t>
-      </w:r>
-      <w:r>
-        <w:t xml:space="preserve">تعلمني المزيد من طبك العجيب. هذا سيكون شكرًا كافيًا«.</w:t>
+        <w:t xml:space="preserve">قال بصوتٍ مختنق بالعاطفة: »شكرًا. لا أعرف كيف أشكرك.«</w:t>
+      </w:r>
+    </w:p>
+    <w:p>
+      <w:pPr>
+        <w:pStyle w:val="BodyText"/>
+      </w:pPr>
+      <w:r>
+        <w:t xml:space="preserve">قالت بفضولٍ متجدد: »يمكنك أن تخبرني المزيد عن عالمك. ويمكنك أن تعلمني المزيد من طبك العجيب. هذا سيكون شكرًا كافيًا.«</w:t>
       </w:r>
     </w:p>
     <w:p>
@@ -12461,7 +12395,7 @@
         <w:pStyle w:val="BodyText"/>
       </w:pPr>
       <w:r>
-        <w:t xml:space="preserve">»لا أعرف«، اعترف أخيرًا. »كنت أظن أنني أعرف ما أريد. كنت متأكدًا</w:t>
+        <w:t xml:space="preserve">اعترف أخيرًا: »لا أعرف. كنت أظن أنني أعرف ما أريد. كنت متأكدًا</w:t>
       </w:r>
       <w:r>
         <w:t xml:space="preserve"> </w:t>
@@ -12539,31 +12473,7 @@
         <w:pStyle w:val="BodyText"/>
       </w:pPr>
       <w:r>
-        <w:t xml:space="preserve">»لأنك الشخص الوحيد الذي خاطبني كإنسانٍ كامل، لا كامرأةٍ يجب إسكاتها أو</w:t>
-      </w:r>
-      <w:r>
-        <w:t xml:space="preserve"> </w:t>
-      </w:r>
-      <w:r>
-        <w:t xml:space="preserve">تجاهل رأيها«، قالت ببطء، تستخرج الكلمات من مكانٍ عميقٍ في</w:t>
-      </w:r>
-      <w:r>
-        <w:t xml:space="preserve"> </w:t>
-      </w:r>
-      <w:r>
-        <w:t xml:space="preserve">داخلها. »لأنك تجيب عن أسئلتي بصدقٍ وصبر، بدلًا من أن تأمرني بالصمت</w:t>
-      </w:r>
-      <w:r>
-        <w:t xml:space="preserve"> </w:t>
-      </w:r>
-      <w:r>
-        <w:t xml:space="preserve">والطاعة كما يفعل الآخرون. لأنك تنظر إليّ حين أتكلم، وتسمع ما أقوله،</w:t>
-      </w:r>
-      <w:r>
-        <w:t xml:space="preserve"> </w:t>
-      </w:r>
-      <w:r>
-        <w:t xml:space="preserve">وتفكر فيه كأنه يستحق التفكير. لأنك…«</w:t>
+        <w:t xml:space="preserve">قالت ببطء، تستخرج الكلمات من مكانٍ عميقٍ في داخلها: »لأنك الشخص الوحيد الذي خاطبني كإنسانٍ كامل، لا كامرأةٍ يجب إسكاتها أو تجاهل رأيها. لأنك تجيب عن أسئلتي بصدقٍ وصبر، بدلًا من أن تأمرني بالصمت والطاعة كما يفعل الآخرون. لأنك تنظر إليّ حين أتكلم، وتسمع ما أقوله، وتفكر فيه كأنه يستحق التفكير. لأنك…«</w:t>
       </w:r>
     </w:p>
     <w:p>
@@ -12585,7 +12495,7 @@
         <w:pStyle w:val="BodyText"/>
       </w:pPr>
       <w:r>
-        <w:t xml:space="preserve">»لأنني ماذا؟«، سأل بهدوء، وصوته يكاد يكون همسًا.</w:t>
+        <w:t xml:space="preserve">سأل بهدوء، وصوته يكاد يكون همسًا: »لأنني ماذا؟«</w:t>
       </w:r>
     </w:p>
     <w:p>
@@ -12773,31 +12683,7 @@
         <w:pStyle w:val="BodyText"/>
       </w:pPr>
       <w:r>
-        <w:t xml:space="preserve">»مات«، قالت ببساطةٍ جافة. »قبل أسابيع قليلة من موعد الزفاف. أصابه</w:t>
-      </w:r>
-      <w:r>
-        <w:t xml:space="preserve"> </w:t>
-      </w:r>
-      <w:r>
-        <w:t xml:space="preserve">مرضٌ غامضٌ فتّاك، بدأ بحمى خفيفة ثم تحول إلى كابوس. وقف أمامه كل أطباء</w:t>
-      </w:r>
-      <w:r>
-        <w:t xml:space="preserve"> </w:t>
-      </w:r>
-      <w:r>
-        <w:t xml:space="preserve">طيبة عاجزين حائرين، يرددون تعاويذهم ويحرقون بخورهم، لكن الموت كان أقوى</w:t>
-      </w:r>
-      <w:r>
-        <w:t xml:space="preserve"> </w:t>
-      </w:r>
-      <w:r>
-        <w:t xml:space="preserve">منهم جميعًا. راقبته يتلاشى يومًا بعد يوم، كشمعةٍ تأكلها النار</w:t>
-      </w:r>
-      <w:r>
-        <w:t xml:space="preserve"> </w:t>
-      </w:r>
-      <w:r>
-        <w:t xml:space="preserve">ببطء«.</w:t>
+        <w:t xml:space="preserve">قالت ببساطةٍ جافة: »مات. قبل أسابيع قليلة من موعد الزفاف. أصابه مرضٌ غامضٌ فتّاك، بدأ بحمى خفيفة ثم تحول إلى كابوس. وقف أمامه كل أطباء طيبة عاجزين حائرين، يرددون تعاويذهم ويحرقون بخورهم، لكن الموت كان أقوى منهم جميعًا. راقبته يتلاشى يومًا بعد يوم، كشمعةٍ تأكلها النار ببطء.«</w:t>
       </w:r>
     </w:p>
     <w:p>
@@ -12931,13 +12817,7 @@
         <w:pStyle w:val="BodyText"/>
       </w:pPr>
       <w:r>
-        <w:t xml:space="preserve">»أنا لا أريده«، قالت بحزمٍ لا يقبل الجدل. »إنه لا يريد شريكةً يتحدث</w:t>
-      </w:r>
-      <w:r>
-        <w:t xml:space="preserve"> </w:t>
-      </w:r>
-      <w:r>
-        <w:t xml:space="preserve">إليها ويسمع منها. يريد زوجةً صامتةً جميل��ً تطيع أوامره ولا تسأل.«</w:t>
+        <w:t xml:space="preserve">قالت بحزمٍ لا يقبل الجدل: »أنا لا أريده. إنه لا يريد شريكةً يتحدث إليها ويسمع منها. يريد زوجةً صامتةً جميلةً تطيع أوامره ولا تسأل.«</w:t>
       </w:r>
     </w:p>
     <w:p>
@@ -13238,7 +13118,7 @@
         <w:pStyle w:val="BodyText"/>
       </w:pPr>
       <w:r>
-        <w:t xml:space="preserve">كانَ لَه ابنةٌ — اسمُها مَريت-آمون. كانت في السَّابِعة، وكان يَعشَقُها كَما لا يَعشَقُ الكَهَنَةُ شَيئًا غَيرَ آلِهَتِهم. أَمسَت ذاتَ مَساءٍ بِح��مَّى. ظنَّها أَوَّلَ الأَمرِ مِمَّا يَزولُ بِالنُّوم. ثُمَّ ارتَفَعَت. ثُمَّ ارتَفَعَت أَكثَر. حَملَها بِنفسه إلى مَشفى المَوتى عِندَ نِصفِ اللَّيل، وكان أَكبَرُ كَهَنَةِ سخمت في تلكَ السَّنَة شَيخًا قد كَلَّ بَصَرُه. تَلا تَعويذاتِه فَوقَ الطِّفلَة، ووَضَعَ كَفَّه على جَبهَتِها، وأَفتى بأنَّ غَضَبَ سخمت يُطَهِّرُ ولا يُداوى.</w:t>
+        <w:t xml:space="preserve">كانَ لَه ابنةٌ — اسمُها مَريت-آمون. كانت في السَّابِعة، وكان يَعشَقُها كَما لا يَعشَقُ الكَهَنَة�� شَيئًا غَيرَ آلِهَتِهم. أَمسَت ذاتَ مَساءٍ بِح��مَّى. ظنَّها أَوَّلَ الأَمرِ مِمَّا يَزولُ بِالنُّوم. ثُمَّ ارتَفَعَت. ثُمَّ ارتَفَعَت أَكثَر. حَملَها بِنفسه إلى مَشفى المَوتى عِندَ نِصفِ اللَّيل، وكان أَكبَرُ كَهَنَةِ سخمت في تلكَ السَّنَة شَيخًا قد كَلَّ بَصَرُه. تَلا تَعويذاتِه فَوقَ الطِّفلَة، ووَضَعَ كَفَّه على جَبهَتِها، وأَفتى بأنَّ غَضَبَ سخمت يُطَهِّرُ ولا يُداوى.</w:t>
       </w:r>
     </w:p>
     <w:p>
@@ -13262,7 +13142,7 @@
         <w:pStyle w:val="BodyText"/>
       </w:pPr>
       <w:r>
-        <w:t xml:space="preserve">ثُمَّ خَرَجَ من غُرفَتِه رَجُلًا آخَر. لا يَثِقُ في شَيءٍ إلَّا النِّظام. ولا يُحِبُّ إلَّا أن يَكونَ كلُّ شَيءٍ في مَكانِه — لأنَّه إن خَرَجَ شَيءٌ عَن مَكانِه، تَموتُ ابنَة. الرِّجالُ الَّذين كَسَرَتهم المُصيبَةُ أَخطَرُ من الرِّجالِ الَّذين وُلِدوا شِرِّيرين، لأنَّ لَهم قَضيَّة.</w:t>
+        <w:t xml:space="preserve">ثُمَّ خَرَجَ من غُرفَتِه رَجُلًا آخَر. لا يَثِقُ في شَيءٍ إلَّا النِّظام. ولا يُحِبُّ إلَّا أن يَكونَ كلُّ شَيءٍ في مَكانِه — لأنَّه إن خَرَجَ شَيءٌ عَن مَكانِه، تَموتُ ابنَة. الرِّجالُ الَّذين كَسَرَتهم المُصيبَةُ أَخطَرُ من الرِّجالِ الَّذين وُلِدوا شِرِّير��ن، لأنَّ لَهم قَضيَّة.</w:t>
       </w:r>
     </w:p>
     <w:p>
@@ -13956,7 +13836,7 @@
         <w:t xml:space="preserve"> </w:t>
       </w:r>
       <w:r>
-        <w:t xml:space="preserve">السيارات، وخفتت أصواتها حتى صارت همهمةً بعيدة ثم صمتًا. تح��ّل البشر إلى</w:t>
+        <w:t xml:space="preserve">السيارات، وخفتت أصوات��ا حتى صارت همهمةً بعيدة ثم صمتًا. تح��ّل البشر إلى</w:t>
       </w:r>
       <w:r>
         <w:t xml:space="preserve"> </w:t>
@@ -14272,7 +14152,7 @@
         <w:t xml:space="preserve"> </w:t>
       </w:r>
       <w:r>
-        <w:t xml:space="preserve">الظلمة. وجد عملًا له معنى أعمق من أيِّ عملٍ مارسه في حياته السابقة.</w:t>
+        <w:t xml:space="preserve">الظلمة. وجد عملًا له ��عنى أعمق من أيِّ عملٍ مارسه في حياته السابقة.</w:t>
       </w:r>
       <w:r>
         <w:t xml:space="preserve"> </w:t>
@@ -14532,7 +14412,7 @@
         <w:pStyle w:val="BodyText"/>
       </w:pPr>
       <w:r>
-        <w:t xml:space="preserve">وعلى الكفة الأخرى…</w:t>
+        <w:t xml:space="preserve">وعلى الكفة الأخرى���</w:t>
       </w:r>
     </w:p>
     <w:p>
@@ -14742,7 +14622,7 @@
         <w:pStyle w:val="BodyText"/>
       </w:pPr>
       <w:r>
-        <w:t xml:space="preserve">قلبه النابض على جانب، وريشة الحقيقة على الجانب الآخر.</w:t>
+        <w:t xml:space="preserve">قلبه النابض على جانب، وريش�� الحقيقة على الجانب الآخر.</w:t>
       </w:r>
     </w:p>
     <w:p>
@@ -15993,7 +15873,7 @@
         <w:t xml:space="preserve"> </w:t>
       </w:r>
       <w:r>
-        <w:t xml:space="preserve">قتامةً رغم سطوع الشمس، حتى طلب أحمد اجتماعًا عاجلًا مع سائر الأطباء</w:t>
+        <w:t xml:space="preserve">قتامةً رغم سطوع الشمس، حتى طلب أحمد اجتماعًا عاجلًا ���ع سائر الأطباء</w:t>
       </w:r>
       <w:r>
         <w:t xml:space="preserve"> </w:t>
@@ -16175,7 +16055,7 @@
         <w:t xml:space="preserve"> </w:t>
       </w:r>
       <w:r>
-        <w:t xml:space="preserve">الأمر: »إنّك تبالغ يا طبيبنا الشاب. إنّك حديث العهد بيننا، ولا</w:t>
+        <w:t xml:space="preserve">الأمر: »إنّك تبالغ يا طبيبنا الشاب. إنّك حدي�� العهد بيننا، ولا</w:t>
       </w:r>
       <w:r>
         <w:t xml:space="preserve"> </w:t>
@@ -16411,7 +16291,7 @@
         <w:t xml:space="preserve"> </w:t>
       </w:r>
       <w:r>
-        <w:t xml:space="preserve">يستطيع إيقافه، يحصد الأبرياء والأطفال والشيوخ دون تمييز.</w:t>
+        <w:t xml:space="preserve">يستطيع إيقافه، يحصد الأبري��ء والأطفال والشيوخ دون تمييز.</w:t>
       </w:r>
     </w:p>
     <w:p>
@@ -16775,7 +16655,7 @@
         <w:t xml:space="preserve"> </w:t>
       </w:r>
       <w:r>
-        <w:t xml:space="preserve">الحياة؟«</w:t>
+        <w:t xml:space="preserve">ا��حياة؟«</w:t>
       </w:r>
     </w:p>
     <w:p>
@@ -17084,7 +16964,7 @@
         <w:pStyle w:val="BodyText"/>
       </w:pPr>
       <w:r>
-        <w:t xml:space="preserve">صُفوفٌ لا تَنتَهي من الحُصُرِ على الأَرضِ الحَجَرِيَّة. أَجسادٌ تَتَلَوَّى. أُخرى راقِدَة في غَيبوبَةِ الحُمَّى. أَصواتُ السُّعالِ تَختَلِطُ بِأَصواتِ القَيء.</w:t>
+        <w:t xml:space="preserve">صُفوفٌ لا تَنتَهي من الحُصُرِ على الأَرضِ الحَجَرِيَّة. أَجسادٌ تَتَلَوَّى. أُخرى راقِدَة في غَيبوبَةِ الحُمَّى. أَصواتُ السُّعالِ تَختَلِطُ بِأَصواتِ الق��يء.</w:t>
       </w:r>
     </w:p>
     <w:p>
@@ -17714,25 +17594,7 @@
         <w:pStyle w:val="BodyText"/>
       </w:pPr>
       <w:r>
-        <w:t xml:space="preserve">»لا أعرف. لن أكذب عليك وأقول إنّك ستعود كما كنت.« كان الصدق عهدًا</w:t>
-      </w:r>
-      <w:r>
-        <w:t xml:space="preserve"> </w:t>
-      </w:r>
-      <w:r>
-        <w:t xml:space="preserve">بينهما لا يخلفه. »لكنّك ستتعلّم كيف تحمل هذا الثقل دون أن ينوء به ظهرك.</w:t>
-      </w:r>
-      <w:r>
-        <w:t xml:space="preserve"> </w:t>
-      </w:r>
-      <w:r>
-        <w:t xml:space="preserve">ستتعلّم كيف تمشي به، يومًا بعد يوم، خطوةً بعد خطوة، حتى يصبح جزءًا منك</w:t>
-      </w:r>
-      <w:r>
-        <w:t xml:space="preserve"> </w:t>
-      </w:r>
-      <w:r>
-        <w:t xml:space="preserve">لا عدوًّا يطاردك.«</w:t>
+        <w:t xml:space="preserve">أجاب أحمد، وقد كان الصدق عهدًا بينهما لا يخلفه: »لا أعرف. لن أكذب عليك وأقول إنّك ستعود كما كنت. لكنّك ستتعلّم كيف تحمل هذا الثقل دون أن ينوء به ظهرك. ستتعلّم كيف تمشي به، يومًا بعد يوم، خطوةً بعد خطوة، حتى يصبح جزءًا منك لا عدوًّا يطاردك.«</w:t>
       </w:r>
     </w:p>
     <w:p>
@@ -18116,7 +17978,7 @@
         <w:pStyle w:val="BodyText"/>
       </w:pPr>
       <w:r>
-        <w:t xml:space="preserve">جلست إلى جانبه في سكونٍ وقورٍ؛ سكون من يفهم أنّ بعض الآلام لا تحتاج</w:t>
+        <w:t xml:space="preserve">جلست إلى جانبه في سكونٍ وقورٍ؛ سكون من ي��هم أنّ بعض الآلام ل�� تحتاج</w:t>
       </w:r>
       <w:r>
         <w:t xml:space="preserve"> </w:t>
@@ -18406,7 +18268,7 @@
         <w:pStyle w:val="BodyText"/>
       </w:pPr>
       <w:r>
-        <w:t xml:space="preserve">ارتسمت على شفتيها ابتسامةٌ صغيرةٌ حزينةٌ كابتسامة الأمّهات. »نحن</w:t>
+        <w:t xml:space="preserve">ارتسمت على شفتيها ابتسامةٌ صغيرةٌ حزينةٌ كابتسامة ا��أمّهات. »نحن</w:t>
       </w:r>
       <w:r>
         <w:t xml:space="preserve"> </w:t>
@@ -19500,7 +19362,7 @@
         <w:t xml:space="preserve"> </w:t>
       </w:r>
       <w:r>
-        <w:t xml:space="preserve">المغلقة، عيونُ المرضى التي ينظرون إليه برجاء، عيونٌ كثيرةٌ كثيرة.</w:t>
+        <w:t xml:space="preserve">المغلق��، عيونُ المرضى التي ي��ظرون إليه برجاء، عيونٌ كثيرةٌ كثيرة.</w:t>
       </w:r>
     </w:p>
     <w:p>
@@ -19542,19 +19404,7 @@
         <w:pStyle w:val="BodyText"/>
       </w:pPr>
       <w:r>
-        <w:t xml:space="preserve">»ليس الطاعون،« قالَ بثقةٍ مُتعَبة. »وَخْزَةُ نحلٍ التهبَتْ، أو خرَاجٌ</w:t>
-      </w:r>
-      <w:r>
-        <w:t xml:space="preserve"> </w:t>
-      </w:r>
-      <w:r>
-        <w:t xml:space="preserve">سطحيّ. ضَعوا عليها العسلَ والكتّان، وأعطوه شرابَ الصفصاف. خُذوا الفتى</w:t>
-      </w:r>
-      <w:r>
-        <w:t xml:space="preserve"> </w:t>
-      </w:r>
-      <w:r>
-        <w:t xml:space="preserve">إلى البيت. أَريدُ السريرَ لمصابٍ بالطاعون.«</w:t>
+        <w:t xml:space="preserve">قالَ بثقةٍ مُتعَبة: »ليس الطاعون. وَخْزَةُ نحلٍ التهبَتْ، أو خرَاجٌ سطحيّ. ضَعوا عليها العسلَ والكتّان، وأعطوه شرابَ الصفصاف. خُذوا الفتى إلى البيت. أَريدُ السريرَ لمصابٍ بالطاعون.«</w:t>
       </w:r>
     </w:p>
     <w:p>
@@ -20446,7 +20296,7 @@
         <w:pStyle w:val="BodyText"/>
       </w:pPr>
       <w:r>
-        <w:t xml:space="preserve">»هذا مستحيلٌ بكلِّ المعايير،« تَمتَمَ أحمدُ لنفسه، ثم سَكَت.</w:t>
+        <w:t xml:space="preserve">تَمتَمَ أحمدُ لنفسه، ثم سَكَت: »هذا مستحيلٌ بكلِّ المعايير.«</w:t>
       </w:r>
     </w:p>
     <w:p>
@@ -20630,7 +20480,7 @@
         <w:pStyle w:val="BodyText"/>
       </w:pPr>
       <w:r>
-        <w:t xml:space="preserve">الزمن تجمّد للحظةٍ واحدة — رآه كل شيء بوضوحٍ مرعب: بريق الفولاذ</w:t>
+        <w:t xml:space="preserve">الزمن تج��ّد للحظةٍ واحدة — رآه كل شيء بوضوحٍ مرعب: بريق الفولاذ</w:t>
       </w:r>
       <w:r>
         <w:t xml:space="preserve"> </w:t>
@@ -20792,7 +20642,7 @@
         <w:t xml:space="preserve"> </w:t>
       </w:r>
       <w:r>
-        <w:t xml:space="preserve">بردائه وجذبه بقوةٍ إلى الوراء، وأحسّ كأنما انتُزع من الهواء نفسه. ثم شعر</w:t>
+        <w:t xml:space="preserve">بردائ�� وجذبه بقوةٍ إلى الوراء، وأحسّ كأنما انتُزع من الهواء نفسه. ثم شعر</w:t>
       </w:r>
       <w:r>
         <w:t xml:space="preserve"> </w:t>
@@ -21146,19 +20996,7 @@
         <w:pStyle w:val="BodyText"/>
       </w:pPr>
       <w:r>
-        <w:t xml:space="preserve">»بنتاور!« صرخ الأسير بصوتٍ تمزّقت فيه كل كبريائه. »بنتاور هو من</w:t>
-      </w:r>
-      <w:r>
-        <w:t xml:space="preserve"> </w:t>
-      </w:r>
-      <w:r>
-        <w:t xml:space="preserve">أرسلنا! قال إن الغريب يجب أن يموت قبل أن تتاح له فرصة مقابلة الفرعون!</w:t>
-      </w:r>
-      <w:r>
-        <w:t xml:space="preserve"> </w:t>
-      </w:r>
-      <w:r>
-        <w:t xml:space="preserve">قال إنه خطرٌ على النظام المقدس، وإن بقاءه سيجلب الخراب!«</w:t>
+        <w:t xml:space="preserve">صرخ الأسير بصوتٍ تمزّقت فيه كل كبريائه: »بنتاور! بنتاور هو من أرسلنا! قال إن الغريب يجب أن يموت قبل أن تتاح له فرصة مقابلة الفرعون! قال إنه خطرٌ على النظام المقدس، وإن بقاءه سيجلب الخراب!«</w:t>
       </w:r>
     </w:p>
     <w:p>
@@ -21644,7 +21482,7 @@
         <w:pStyle w:val="BodyText"/>
       </w:pPr>
       <w:r>
-        <w:t xml:space="preserve">»بأي تهمة؟« سأل أحمد محاولًا الحفاظ على رباطة جأشه، رغم أن قلبه بدأ</w:t>
+        <w:t xml:space="preserve">سأل أحمد محاولًا الحفاظ على رباطة جأشه، رغم أن قلبه بدأ يدقّ بعنف: »بأي تهمة؟«</w:t>
       </w:r>
       <w:r>
         <w:t xml:space="preserve"> </w:t>
@@ -22601,7 +22439,7 @@
         <w:pStyle w:val="BodyText"/>
       </w:pPr>
       <w:r>
-        <w:t xml:space="preserve">»أجرؤ لأنني أنطق بالحقيقة الت�� يعرفها الجميع ويخشى الجميع قولها! أنا</w:t>
+        <w:t xml:space="preserve">»أجرؤ لأنني أنطق بالحقيقة الت�� يعرفها الجميع ويخ��ى الجميع قولها! أنا</w:t>
       </w:r>
       <w:r>
         <w:t xml:space="preserve"> </w:t>
@@ -22803,7 +22641,7 @@
         <w:pStyle w:val="BodyText"/>
       </w:pPr>
       <w:r>
-        <w:t xml:space="preserve">تجمّد بنتاور في مكانه، كأنما ضربته صاعقة من سماء صافية.</w:t>
+        <w:t xml:space="preserve">تجمّد بنتاور في مكانه، كأنما ضربته ��اعقة من سماء صافية.</w:t>
       </w:r>
     </w:p>
     <w:p>
@@ -22857,7 +22695,7 @@
         <w:pStyle w:val="BodyText"/>
       </w:pPr>
       <w:r>
-        <w:t xml:space="preserve">»بل هي في صميم شؤوني.« قاطعه حوري بهدوء مرعب. »والآن، أنا لا أتحدث</w:t>
+        <w:t xml:space="preserve">قاطعه حوري بهدوء مرعب: »بل هي في صميم شؤوني. والآن، أنا لا أتحدث</w:t>
       </w:r>
       <w:r>
         <w:t xml:space="preserve"> </w:t>
@@ -22947,7 +22785,7 @@
         <w:pStyle w:val="BodyText"/>
       </w:pPr>
       <w:r>
-        <w:t xml:space="preserve">»لا سلطة للفرعون؟« قاطعه حوري بهدوءٍ قاتل، وابتسامته الباردة كانت أشد</w:t>
+        <w:t xml:space="preserve">قاطعه حوري بهدوءٍ قاتل، وابتسامته الباردة كانت أشد إيلامًا من غضبه: »لا سلطة للفرعون؟«</w:t>
       </w:r>
       <w:r>
         <w:t xml:space="preserve"> </w:t>
@@ -22993,7 +22831,7 @@
         <w:pStyle w:val="BodyText"/>
       </w:pPr>
       <w:r>
-        <w:t xml:space="preserve">قال حوري للجنود بنبرةٍ لا تقبل الجدال: »فُكّوا قيود الرجل. أما الطبيب،</w:t>
+        <w:t xml:space="preserve">قال حوري للجنود بنبرةٍ لا تقبل الجدال: »فُكّوا قيود الرجل. ��ما الطبيب،</w:t>
       </w:r>
       <w:r>
         <w:t xml:space="preserve"> </w:t>
@@ -23223,7 +23061,7 @@
         <w:pStyle w:val="BodyText"/>
       </w:pPr>
       <w:r>
-        <w:t xml:space="preserve">»أنا من عليه أن يشكر.« قال حوري، وللمرة الأولى بدا صوته أقل صرامة،</w:t>
+        <w:t xml:space="preserve">قال حوري، وللمرة الأولى بدا صوته أقل صرامة: »أنا من عليه أن يشكر.«</w:t>
       </w:r>
       <w:r>
         <w:t xml:space="preserve"> </w:t>
@@ -23409,7 +23247,7 @@
         <w:pStyle w:val="BodyText"/>
       </w:pPr>
       <w:r>
-        <w:t xml:space="preserve">كان يقلّب صفحات كتابٍ ضخم عن العمارة المصرية القديمة — كتاب أهداه</w:t>
+        <w:t xml:space="preserve">كان يقلّب صفحا�� كتابٍ ضخم عن العمارة المصرية القديمة — كتاب أهداه</w:t>
       </w:r>
       <w:r>
         <w:t xml:space="preserve"> </w:t>
@@ -24424,13 +24262,13 @@
         <w:pStyle w:val="BodyText"/>
       </w:pPr>
       <w:r>
-        <w:t xml:space="preserve">»ولهذا السبب تحديدًا نحتاجك.« ردّ الضابط بصوتٍ لا يقبل النقاش، صوت</w:t>
-      </w:r>
-      <w:r>
-        <w:t xml:space="preserve"> </w:t>
-      </w:r>
-      <w:r>
-        <w:t xml:space="preserve">رجلٍ اعتاد أن يُطاع. »الجيش يحتاج إلى أطباء كما يحتاج إلى سيوف. الجندي</w:t>
+        <w:t xml:space="preserve">ردّ الضابط بصوتٍ لا يقبل النقاش: »ولهذا السبب تحديدًا نحتاجك.«</w:t>
+      </w:r>
+      <w:r>
+        <w:t xml:space="preserve"> </w:t>
+      </w:r>
+      <w:r>
+        <w:t xml:space="preserve">رجلٍ اعتاد أن يُط��ع. »الجيش يحتاج إلى أطباء كما يحتاج إلى سيوف. الجندي</w:t>
       </w:r>
       <w:r>
         <w:t xml:space="preserve"> </w:t>
@@ -24604,7 +24442,7 @@
         <w:pStyle w:val="BodyText"/>
       </w:pPr>
       <w:r>
-        <w:t xml:space="preserve">»اسمعيني يا نفرتاري.« قال بصوتٍ هادئٍ لكنه حازم، صوت رجلٍ اتّخذ</w:t>
+        <w:t xml:space="preserve">قال بصوتٍ هادئٍ لكنه حازم: »اسمعيني يا نفرتاري.«</w:t>
       </w:r>
       <w:r>
         <w:t xml:space="preserve"> </w:t>
@@ -25080,7 +24918,7 @@
         <w:pStyle w:val="BodyText"/>
       </w:pPr>
       <w:r>
-        <w:t xml:space="preserve">في الليل، حين يُنصب المعسكر وتُشعل النيران، كان أحمد يبتعد عن الصخب</w:t>
+        <w:t xml:space="preserve">في الليل، حين يُنصب المعسكر وتُشعل ��لنيران، كان أحمد يبتعد عن الصخب</w:t>
       </w:r>
       <w:r>
         <w:t xml:space="preserve"> </w:t>
@@ -25544,7 +25382,7 @@
         <w:pStyle w:val="BodyText"/>
       </w:pPr>
       <w:r>
-        <w:t xml:space="preserve">صرخات حربٍ تصاعدت من الجانبين في آنٍ واحد، تخترق الأذنين وتهزّ</w:t>
+        <w:t xml:space="preserve">صرخات حربٍ تصاعدت من الجانبين في آنٍ واحد، تخت��ق الأذنين وتهزّ</w:t>
       </w:r>
       <w:r>
         <w:t xml:space="preserve"> </w:t>
@@ -27027,13 +26865,13 @@
         <w:pStyle w:val="BodyText"/>
       </w:pPr>
       <w:r>
-        <w:t xml:space="preserve">كان منحنيًا على جندي مصري جريح، يداه تعملان بسرعةٍ محمومة لوقف النزيف</w:t>
-      </w:r>
-      <w:r>
-        <w:t xml:space="preserve"> </w:t>
-      </w:r>
-      <w:r>
-        <w:t xml:space="preserve">المتدفق من فخذه المفتوح، حين سمع صرخةً خلفه — صرخة تحذيرٍ جاءت متأخرة</w:t>
+        <w:t xml:space="preserve">كان منحنيًا على جندي مصري جريح، يداه تعملان بسرعةٍ محمومة لوقف ا��نزيف</w:t>
+      </w:r>
+      <w:r>
+        <w:t xml:space="preserve"> </w:t>
+      </w:r>
+      <w:r>
+        <w:t xml:space="preserve">المتدفق من فخذه المفتوح، ��ين سمع صرخةً خلفه — صرخة تحذيرٍ جاءت متأخرة</w:t>
       </w:r>
       <w:r>
         <w:t xml:space="preserve"> </w:t>
@@ -27179,7 +27017,7 @@
         <w:pStyle w:val="BodyText"/>
       </w:pPr>
       <w:r>
-        <w:t xml:space="preserve">كانَ لا يَزالُ يُعالِجُ الجَرحى — فَهذا واجِبُه — لكِنَّ يَدَيه تَعمَلانِ آليًّا، بَينَما عَقلُه غائِبٌ في هُوَّةٍ مُظلِمَة.</w:t>
+        <w:t xml:space="preserve">كانَ لا يَزالُ يُعالِجُ الجَرحى — فَهذا واجِبُه — لكِنَّ يَدَيه تَعمَلانِ آليًّا، بَينَما عَقلُه غائِبٌ في هُوَّ��ٍ مُظلِمَة.</w:t>
       </w:r>
     </w:p>
     <w:p>
@@ -28216,13 +28054,7 @@
         <w:pStyle w:val="BodyText"/>
       </w:pPr>
       <w:r>
-        <w:t xml:space="preserve">»كم…؟« كان صوته أجشَّ، صدئًا، كصوت رجلٍ لم يتكلم منذ</w:t>
-      </w:r>
-      <w:r>
-        <w:t xml:space="preserve"> </w:t>
-      </w:r>
-      <w:r>
-        <w:t xml:space="preserve">سنوات.</w:t>
+        <w:t xml:space="preserve">سأل بصوتٍ أجشَّ صدئ، كصوت رجلٍ لم يتكلم منذ سنوات: »كم…؟«</w:t>
       </w:r>
     </w:p>
     <w:p>
@@ -28356,15 +28188,15 @@
         <w:t xml:space="preserve"> </w:t>
       </w:r>
       <w:r>
-        <w:t xml:space="preserve">والكوابيس التي باتت تطارده، الوجوه التي لا تتركه.</w:t>
-      </w:r>
-    </w:p>
-    <w:p>
-      <w:pPr>
-        <w:pStyle w:val="BodyText"/>
-      </w:pPr>
-      <w:r>
-        <w:t xml:space="preserve">وحكى لها عن الفتى. ذلك الطفل الليبي الذي لم ي��جاوز السادسة عشرة، الذي</w:t>
+        <w:t xml:space="preserve">والكوابيس التي با��ت تطارده، الوجوه التي لا تتركه.</w:t>
+      </w:r>
+    </w:p>
+    <w:p>
+      <w:pPr>
+        <w:pStyle w:val="BodyText"/>
+      </w:pPr>
+      <w:r>
+        <w:t xml:space="preserve">وح��ى لها عن الفتى. ذلك الطفل الليبي الذي لم ي��جاوز السادسة عشرة، الذي</w:t>
       </w:r>
       <w:r>
         <w:t xml:space="preserve"> </w:t>
@@ -28442,19 +28274,7 @@
         <w:pStyle w:val="BodyText"/>
       </w:pPr>
       <w:r>
-        <w:t xml:space="preserve">»الرجال الذين قتلتهم…« كان صوته يتكسَّر. »كانت لهم عائلات أيضًا.</w:t>
-      </w:r>
-      <w:r>
-        <w:t xml:space="preserve"> </w:t>
-      </w:r>
-      <w:r>
-        <w:t xml:space="preserve">وأحلام. وحياة. وأمهات ينتظرنهم. ذلك الفتى… كان طفلًا. طفلًا نادى أمه</w:t>
-      </w:r>
-      <w:r>
-        <w:t xml:space="preserve"> </w:t>
-      </w:r>
-      <w:r>
-        <w:t xml:space="preserve">وهو يموت«.</w:t>
+        <w:t xml:space="preserve">قال وصوته يتكسَّر: »الرجال الذين قتلتهم… كانت لهم عائلات أيضًا. وأحلام. وحياة. وأمهات ينتظرنهم. ذلك الفتى… كان طفلًا. طفلًا نادى أمه وهو يموت«.</w:t>
       </w:r>
     </w:p>
     <w:p>
@@ -28794,7 +28614,7 @@
         <w:t xml:space="preserve"> </w:t>
       </w:r>
       <w:r>
-        <w:t xml:space="preserve">تُريه وجه الفتى ونداء »أمي«. لكنه كان يتعلم، ببطءٍ، كيف يحملها.</w:t>
+        <w:t xml:space="preserve">تُريه وجه الفتى ونداء »أمي«. لكنه كان يتعلم، ببطءٍ، ��يف يحملها.</w:t>
       </w:r>
     </w:p>
     <w:p>
@@ -28988,7 +28808,7 @@
         <w:pStyle w:val="BodyText"/>
       </w:pPr>
       <w:r>
-        <w:t xml:space="preserve">»كلَّ صباحٍ منذ أن عُدتَ، كنتُ أنزلُ هنا وحدي،« قالت بصوتٍ خفيض. »كنتُ</w:t>
+        <w:t xml:space="preserve">قالت بصوتٍ خفيض: »كلَّ صباحٍ منذ أن عُدتَ، كنتُ أنزلُ هنا وحدي. كنتُ</w:t>
       </w:r>
       <w:r>
         <w:t xml:space="preserve"> </w:t>
@@ -29739,7 +29559,7 @@
         <w:t xml:space="preserve"> </w:t>
       </w:r>
       <w:r>
-        <w:t xml:space="preserve">شيء. الحرب هي أنين الجرحى في الليل وهم يتوسلون طلبًا للماء، أو</w:t>
+        <w:t xml:space="preserve">شيء. الحرب هي أنين ال��رحى في الليل وهم يتوسلون طلبًا للماء، أو</w:t>
       </w:r>
       <w:r>
         <w:t xml:space="preserve"> </w:t>
@@ -30481,7 +30301,7 @@
         <w:pStyle w:val="BodyText"/>
       </w:pPr>
       <w:r>
-        <w:t xml:space="preserve">»بنتاور لم يستسلم.« قال سن-نفر، وعيناه الذكيتان تراقبان ردة فعل أحمد</w:t>
+        <w:t xml:space="preserve">قال سن-نفر، وعيناه الذكيتان تراقبان ردة فعل أحمد: »بنتاور لم يستسلم.«</w:t>
       </w:r>
       <w:r>
         <w:t xml:space="preserve"> </w:t>
@@ -30745,7 +30565,7 @@
         <w:pStyle w:val="BodyText"/>
       </w:pPr>
       <w:r>
-        <w:t xml:space="preserve">رفع سن-نفر حاجبيه بدهشة مصطنعة، مبالغ فيها بشكل واضح.</w:t>
+        <w:t xml:space="preserve">رفع سن-نفر حاجبيه بدهشة مصطنعة، مبال�� فيها بشكل واضح.</w:t>
       </w:r>
     </w:p>
     <w:p>
@@ -30951,15 +30771,15 @@
         <w:t xml:space="preserve"> </w:t>
       </w:r>
       <w:r>
-        <w:t xml:space="preserve">لم يعد يعرف مصيره. هل حُفظ في مكان ما؟ هل بيع؟ هل تحطم؟</w:t>
-      </w:r>
-    </w:p>
-    <w:p>
-      <w:pPr>
-        <w:pStyle w:val="BodyText"/>
-      </w:pPr>
-      <w:r>
-        <w:t xml:space="preserve">بدون الجعران، لا يمكنه العودة إلى زمنه. كان قد بدأ يتقبل هذا الواقع</w:t>
+        <w:t xml:space="preserve">لم يعد يعرف مصيره. هل حُفظ في مكان ما؟ هل بيع�� هل تحطم؟</w:t>
+      </w:r>
+    </w:p>
+    <w:p>
+      <w:pPr>
+        <w:pStyle w:val="BodyText"/>
+      </w:pPr>
+      <w:r>
+        <w:t xml:space="preserve">بدون الجعران، لا يمكنه الع��دة إلى زمنه. كان قد بدأ يتقبل هذا الواقع</w:t>
       </w:r>
       <w:r>
         <w:t xml:space="preserve"> </w:t>
@@ -32132,7 +31952,7 @@
         <w:pStyle w:val="BodyText"/>
       </w:pPr>
       <w:r>
-        <w:t xml:space="preserve">كان التاجر الفينيقي يقف على بُعد خطواتٍ قليلة، مُنزوٍ في ظل عمودٍ حجري،</w:t>
+        <w:t xml:space="preserve">كان التاجر الفينيقي يقف على بُعد خطواتٍ قليلة، مُنزو�� في ظل عمودٍ حجري،</w:t>
       </w:r>
       <w:r>
         <w:t xml:space="preserve"> </w:t>
@@ -32326,13 +32146,13 @@
         <w:t xml:space="preserve"> </w:t>
       </w:r>
       <w:r>
-        <w:t xml:space="preserve">علَّمه كل شيء، الذي فتح له كنوز المعرفة القديمة، الذي منحه هويةً جديدةً</w:t>
-      </w:r>
-      <w:r>
-        <w:t xml:space="preserve"> </w:t>
-      </w:r>
-      <w:r>
-        <w:t xml:space="preserve">في هذا الزمن الغريب. هل من الممكن أن يكون قد…؟</w:t>
+        <w:t xml:space="preserve">علَّمه كل شيء، الذي فتح له كنوز المعرفة ��لقديمة، الذي منحه هويةً جديدةً</w:t>
+      </w:r>
+      <w:r>
+        <w:t xml:space="preserve"> </w:t>
+      </w:r>
+      <w:r>
+        <w:t xml:space="preserve">في هذا الز��ن الغريب. هل من الممكن أن يكون قد…؟</w:t>
       </w:r>
     </w:p>
     <w:p>
@@ -32750,7 +32570,7 @@
         <w:t xml:space="preserve"> </w:t>
       </w:r>
       <w:r>
-        <w:t xml:space="preserve">المطر. ضفاف النيل أو بلادك الغريبة… المكان طقسٌ يتغيّر. اليد التي أمسكها</w:t>
+        <w:t xml:space="preserve">المطر. ضفاف النيل أو بلادك الغريبة… المكان طقسٌ يتغيّر. اليد التي ��مسكها</w:t>
       </w:r>
       <w:r>
         <w:t xml:space="preserve"> </w:t>
@@ -33110,7 +32930,7 @@
         <w:pStyle w:val="BodyText"/>
       </w:pPr>
       <w:r>
-        <w:t xml:space="preserve">»ماذا حدث لها؟« سأل أحمد باهتمامٍ متزايد، وقد بدأ يستشعر ثقل</w:t>
+        <w:t xml:space="preserve">سأل أحمد باهتمامٍ متزايد، وقد بدأ يستشعر ثقل القصة: »ماذا حدث لها؟«</w:t>
       </w:r>
       <w:r>
         <w:t xml:space="preserve"> </w:t>
@@ -33302,7 +33122,7 @@
         <w:t xml:space="preserve"> </w:t>
       </w:r>
       <w:r>
-        <w:t xml:space="preserve">يرى عدوًا فحسب، بل رأى رجلًا محطَّمًا، رجلًا أكله الحزن من الداخل حتى لم</w:t>
+        <w:t xml:space="preserve">يرى عدوًا فحسب، ب�� رأى رجلًا محطَّمًا، رجلًا أكله الحزن من الداخل حتى لم</w:t>
       </w:r>
       <w:r>
         <w:t xml:space="preserve"> </w:t>
@@ -33462,7 +33282,7 @@
         <w:t xml:space="preserve"> </w:t>
       </w:r>
       <w:r>
-        <w:t xml:space="preserve">يحفظ كل حركة، كل همسة، كل لمسة. رجلٌ أرسله بنتَاوَر ليراقب ويسجِّل ويرفع</w:t>
+        <w:t xml:space="preserve">يحفظ كل حركة، ك�� همسة، كل لمسة. رجلٌ أرسله بنتَاوَر ليراقب ويسجِّل ويرفع</w:t>
       </w:r>
       <w:r>
         <w:t xml:space="preserve"> </w:t>
@@ -33482,7 +33302,7 @@
         <w:pStyle w:val="BodyText"/>
       </w:pPr>
       <w:r>
-        <w:t xml:space="preserve">وحين قبَّلها أحمد، ابتسم الجاسوس ابتسامةً باردة، وتراجع بخطواتٍ صامتة</w:t>
+        <w:t xml:space="preserve">وحين قبَّلها أحمد، ابتسم ا��جاسوس ابتسامةً باردة، وتراجع بخطواتٍ صامتة</w:t>
       </w:r>
       <w:r>
         <w:t xml:space="preserve"> </w:t>
@@ -34923,7 +34743,7 @@
         <w:pStyle w:val="BodyText"/>
       </w:pPr>
       <w:r>
-        <w:t xml:space="preserve">عاد العالم إلى حركته الطبيعية بشكلٍ مباشر. تحرك الرجال من جديد، أكمل</w:t>
+        <w:t xml:space="preserve">عاد العالم إلى حركته الطبيعية ��شكلٍ مباشر. تحرك الرجال من جديد، أكمل</w:t>
       </w:r>
       <w:r>
         <w:t xml:space="preserve"> </w:t>
@@ -35245,7 +35065,7 @@
         <w:pStyle w:val="BodyText"/>
       </w:pPr>
       <w:r>
-        <w:t xml:space="preserve">شعر أحمد باليأس يتسلل إلى قلبه كماءٍ باردٍ يسري في عروقه، يُجمّد كل</w:t>
+        <w:t xml:space="preserve">شعر أحمد باليأس يتسلل إلى قلبه كماءٍ باردٍ يسري في عروقه، يُجم��د كل</w:t>
       </w:r>
       <w:r>
         <w:t xml:space="preserve"> </w:t>
@@ -35601,7 +35421,7 @@
         <w:pStyle w:val="BodyText"/>
       </w:pPr>
       <w:r>
-        <w:t xml:space="preserve">»هذا كذب!« صرخ أحمد، وصوته يتكسر بين الغضب والخوف. »أنا لم أفعل</w:t>
+        <w:t xml:space="preserve">صرخ أحمد، وصوته يتكسر بين الغضب والخوف: »هذا كذب! أنا لم أفعل</w:t>
       </w:r>
       <w:r>
         <w:t xml:space="preserve"> </w:t>
@@ -35955,7 +35775,7 @@
         <w:pStyle w:val="BodyText"/>
       </w:pPr>
       <w:r>
-        <w:t xml:space="preserve">هل كانت تلك نبوءةً حقيقيةً أرسلتها الآلهة — أو أيًا كانت القوة التي</w:t>
+        <w:t xml:space="preserve">هل كانت تلك نبوءةً حقيقيةً أرسلتها الآلهة — أو أيًا كانت القو�� التي</w:t>
       </w:r>
       <w:r>
         <w:t xml:space="preserve"> </w:t>
@@ -37163,7 +36983,7 @@
         <w:pStyle w:val="BodyText"/>
       </w:pPr>
       <w:r>
-        <w:t xml:space="preserve">رأى أحمد نفرتاري تتقدم خطوةً، فمها ينفتح ليصرخ بشيء، لكن الحرسَيْن</w:t>
+        <w:t xml:space="preserve">رأى أحمد نفرتاري تتقدم خطوةً، فمها ينفتح ليصرخ بشيء، لكن الحرسَي��ن</w:t>
       </w:r>
       <w:r>
         <w:t xml:space="preserve"> </w:t>
@@ -37587,7 +37407,7 @@
         <w:pStyle w:val="BodyText"/>
       </w:pPr>
       <w:r>
-        <w:t xml:space="preserve">»قبلنا تحديك، أيها الغريب.« قالها ببطء، يزن كل كلمةٍ كمن يزن ذهبًا.</w:t>
+        <w:t xml:space="preserve">قالها ببطء، يزن كل كلمةٍ كمن يزن ذهبًا: »قبلنا تحديك، أيها الغريب.«</w:t>
       </w:r>
       <w:r>
         <w:t xml:space="preserve"> </w:t>
@@ -37661,7 +37481,7 @@
         <w:pStyle w:val="BodyText"/>
       </w:pPr>
       <w:r>
-        <w:t xml:space="preserve">أُعيدَ أَحمد إلى زِنزانَتِه، لكنَّ المُعامَلَةَ طَرَأَ علَيها تَحَسُّنٌ مُريب. خُبزٌ طازِج. لَحمٌ مَشوي. ساعَةٌ يَوميَّةٌ في الشَّمس.</w:t>
+        <w:t xml:space="preserve">أُعيدَ أَحمد إلى زِنزانَتِه، لكنَّ المُعامَلَةَ طَرَأَ علَيها تَحَسُّنٌ مُريب. خُبزٌ طازِج. لَحمٌ مَشوي. ساعَ��ٌ يَوميَّةٌ في الشَّمس.</w:t>
       </w:r>
     </w:p>
     <w:p>
@@ -38803,7 +38623,7 @@
         <w:pStyle w:val="BodyText"/>
       </w:pPr>
       <w:r>
-        <w:t xml:space="preserve">»وهل هذا مهمٌّ حقًا؟ الفرق بين المعجزة والمعرفة؟« رفعت يدها قبل أن</w:t>
+        <w:t xml:space="preserve">»وهل هذا مه��ٌّ حقًا؟ الفرق بين المعجزة والمعرفة؟« رفعت يدها قبل أن</w:t>
       </w:r>
       <w:r>
         <w:t xml:space="preserve"> </w:t>
@@ -38855,13 +38675,13 @@
         <w:pStyle w:val="BodyText"/>
       </w:pPr>
       <w:r>
-        <w:t xml:space="preserve">نهض من مكانه، وسار نحو النافذة الصغيرة التي تطل على الزقاق الخلفي. في</w:t>
-      </w:r>
-      <w:r>
-        <w:t xml:space="preserve"> </w:t>
-      </w:r>
-      <w:r>
-        <w:t xml:space="preserve">الخارج، كانت طيبة تغرق في سكون الليل، لكنه كان يعلم أن هذا السكون خادع.</w:t>
+        <w:t xml:space="preserve">نهض م�� مكانه، وسار نحو النافذة الصغيرة التي تطل على الزقاق الخلفي. في</w:t>
+      </w:r>
+      <w:r>
+        <w:t xml:space="preserve"> </w:t>
+      </w:r>
+      <w:r>
+        <w:t xml:space="preserve">الخارج، كانت طي��ة تغرق في سكون الليل، لكنه كان يعلم أن هذا السكون خادع.</w:t>
       </w:r>
       <w:r>
         <w:t xml:space="preserve"> </w:t>
@@ -38905,7 +38725,7 @@
         <w:pStyle w:val="BodyText"/>
       </w:pPr>
       <w:r>
-        <w:t xml:space="preserve">»لقد هُزم على الملأ،« قال متابعًا. »نعم، أمام الآلاف. رأوه يتراجع،</w:t>
+        <w:t xml:space="preserve">قال متابعًا: »لقد هُزم على الملأ. نعم، أمام الآلاف. رأوه يتراجع،</w:t>
       </w:r>
       <w:r>
         <w:t xml:space="preserve"> </w:t>
@@ -39467,7 +39287,7 @@
         <w:t xml:space="preserve"> </w:t>
       </w:r>
       <w:r>
-        <w:t xml:space="preserve">الواقفين في كل زاوية كتماثيل صامتة.</w:t>
+        <w:t xml:space="preserve">الواقف��ن في كل زاوية كتماثيل صامتة.</w:t>
       </w:r>
     </w:p>
     <w:p>
@@ -40049,7 +39869,7 @@
         <w:pStyle w:val="BodyText"/>
       </w:pPr>
       <w:r>
-        <w:t xml:space="preserve">»لم أحجبها، يا جلالة الملك.« قالها بصوت ثابت، أثبت مما توقع. »بل</w:t>
+        <w:t xml:space="preserve">قالها بصوت ثابت، أثبت مما توقع: »لم أحجبها، يا جلالة الملك. بل</w:t>
       </w:r>
       <w:r>
         <w:t xml:space="preserve"> </w:t>
@@ -40137,7 +39957,7 @@
         <w:pStyle w:val="BodyText"/>
       </w:pPr>
       <w:r>
-        <w:t xml:space="preserve">»إنما أقول الحقيقة، يا جلالة الملك.« أجاب بهدوءٍ مُصطَنَع.</w:t>
+        <w:t xml:space="preserve">أجاب بهدوءٍ مُصطَنَع: »إنما أقول الحقيقة، يا جلالة الملك.«</w:t>
       </w:r>
       <w:r>
         <w:t xml:space="preserve"> </w:t>
@@ -40181,7 +40001,7 @@
         <w:pStyle w:val="BodyText"/>
       </w:pPr>
       <w:r>
-        <w:t xml:space="preserve">»كان سن-نفر محقًّا في رسائله.« قال الفرعون أخيرًا. »أنت مختلفٌ حقًا.</w:t>
+        <w:t xml:space="preserve">قال الفرعون أخيرًا: »كان سن-نفر محقًّا في رسائله. أنت مختلفٌ حقًا.</w:t>
       </w:r>
       <w:r>
         <w:t xml:space="preserve"> </w:t>
@@ -40489,7 +40309,7 @@
         <w:pStyle w:val="BodyText"/>
       </w:pPr>
       <w:r>
-        <w:t xml:space="preserve">»لقد سمعتُ عما فعلته أثناء الوباء،« قال أخيرًا. »يقول الناس إنك</w:t>
+        <w:t xml:space="preserve">قال أخيرًا: »لقد سمعتُ عما فعلته أثناء الوباء. يقول الناس إنك</w:t>
       </w:r>
       <w:r>
         <w:t xml:space="preserve"> </w:t>
@@ -40509,7 +40329,7 @@
         <w:pStyle w:val="BodyText"/>
       </w:pPr>
       <w:r>
-        <w:t xml:space="preserve">»حاولتُ، يا جلالة الملك.« أجاب أحمد بتواضع حقيقي. »لكنني لم أستطع</w:t>
+        <w:t xml:space="preserve">أجاب أحمد بتواضع حقيقي: »حاولتُ، يا جلالة الملك. لكنني لم أستطع</w:t>
       </w:r>
       <w:r>
         <w:t xml:space="preserve"> </w:t>
@@ -40679,7 +40499,7 @@
         <w:pStyle w:val="BodyText"/>
       </w:pPr>
       <w:r>
-        <w:t xml:space="preserve">»نعم.« أجاب بصوت أخفض مما قصد. »كثيرين.«</w:t>
+        <w:t xml:space="preserve">أجاب بصوت أخفض مما قصد: »نعم. كثيرين.«</w:t>
       </w:r>
     </w:p>
     <w:p>
@@ -40833,7 +40653,7 @@
         <w:t xml:space="preserve"> </w:t>
       </w:r>
       <w:r>
-        <w:t xml:space="preserve">يستطيع، دون أن يكشف أكثر مما ينبغي. تحدث عن حركة الكواكب، وعن طبيعة</w:t>
+        <w:t xml:space="preserve">يستطيع، دون أن يكشف أكثر مم�� ينبغي. تحدث عن حركة الكواكب، وعن طبيعة</w:t>
       </w:r>
       <w:r>
         <w:t xml:space="preserve"> </w:t>
@@ -41033,7 +40853,7 @@
         <w:pStyle w:val="BodyText"/>
       </w:pPr>
       <w:r>
-        <w:t xml:space="preserve">»مصر لا تقوم بلا معابد.« قال أخيرًا بصوت حازم. »لكن المعبد الذي يمدّ</w:t>
+        <w:t xml:space="preserve">قال أخيرًا بصوت حازم: »مصر لا تقوم بلا معابد. لكن المعبد الذي يمدّ</w:t>
       </w:r>
       <w:r>
         <w:t xml:space="preserve"> </w:t>
@@ -41217,7 +41037,7 @@
         <w:pStyle w:val="BodyText"/>
       </w:pPr>
       <w:r>
-        <w:t xml:space="preserve">»ليس أمرًا.« قال الفرعون، وفي صوته شيء يشبه التعب. »طلبٌ من رجلٍ عجوز</w:t>
+        <w:t xml:space="preserve">قال الفرعون، وفي صوته شيء يشبه التعب: »ليس أمرًا. طلبٌ من رجلٍ عجوز</w:t>
       </w:r>
       <w:r>
         <w:t xml:space="preserve"> </w:t>
@@ -41459,7 +41279,7 @@
         <w:pStyle w:val="BodyText"/>
       </w:pPr>
       <w:r>
-        <w:t xml:space="preserve">»أنت تعرف أشياء لا يعرفها أحدٌ آخر.« تابع الفرعون�� وعيناه مثبتتان على</w:t>
+        <w:t xml:space="preserve">تابع الفرعون: »أنت تعرف أشياء لا يعرفها أحدٌ آخر.«�� وعيناه مثبتتان على</w:t>
       </w:r>
       <w:r>
         <w:t xml:space="preserve"> </w:t>
@@ -42836,7 +42656,7 @@
         <w:t xml:space="preserve"> </w:t>
       </w:r>
       <w:r>
-        <w:t xml:space="preserve">تستخدمُ طريقةً جديدةً في رصِّ الحجر — طريقةً لا يعرفها كبارُ</w:t>
+        <w:t xml:space="preserve">تستخدمُ طريقةً جديدةً في رصِّ الحجر — طريقةً لا ��عرفها كبارُ</w:t>
       </w:r>
       <w:r>
         <w:t xml:space="preserve"> </w:t>
@@ -43540,13 +43360,13 @@
         <w:pStyle w:val="BodyText"/>
       </w:pPr>
       <w:r>
-        <w:t xml:space="preserve">قرأ الأرقام بصوتٍ خافت. عرف أنها تخصّها. عرف ذلك كما يعرف المرء اسم</w:t>
-      </w:r>
-      <w:r>
-        <w:t xml:space="preserve"> </w:t>
-      </w:r>
-      <w:r>
-        <w:t xml:space="preserve">نج��ٍ بعيد لا يراه. لكن الرقم لم يفتح في داخله وجهًا ولا صوتًا. لم يسمع</w:t>
+        <w:t xml:space="preserve">قرأ الأرقام بصوتٍ خافت. عرف أنه�� تخصّها. عرف ذلك كما يعرف المرء اسم</w:t>
+      </w:r>
+      <w:r>
+        <w:t xml:space="preserve"> </w:t>
+      </w:r>
+      <w:r>
+        <w:t xml:space="preserve">نج��ٍ بعيد لا ي����ه. لكن الرقم لم يفتح في داخله وجهًا ولا صوتًا. لم يسمع</w:t>
       </w:r>
       <w:r>
         <w:t xml:space="preserve"> </w:t>
@@ -44280,7 +44100,7 @@
         <w:t xml:space="preserve"> </w:t>
       </w:r>
       <w:r>
-        <w:t xml:space="preserve">الذكريات هي ما حدث لك، هي ظلالٌ للماضي تتلاشى مع الشمس. أما أنت، فأنت ما</w:t>
+        <w:t xml:space="preserve">الذكريات هي ما حدث لك، هي ظلالٌ للماضي تتلاشى مع الشمس. أما أنت، فأن�� ما</w:t>
       </w:r>
       <w:r>
         <w:t xml:space="preserve"> </w:t>
@@ -44375,7 +44195,7 @@
         <w:t xml:space="preserve"> </w:t>
       </w:r>
       <w:r>
-        <w:t xml:space="preserve">كلُّ ما ملأه حاجةٌ طاغيةٌ للهروب من جدران المدينة الخانقة، بعيدًا عن</w:t>
+        <w:t xml:space="preserve">كلُّ ما ملأه حاجةٌ ��اغيةٌ للهروب من جدران المدينة الخانقة، بعيدًا عن</w:t>
       </w:r>
       <w:r>
         <w:t xml:space="preserve"> </w:t>
@@ -45171,7 +44991,7 @@
         <w:pStyle w:val="BodyText"/>
       </w:pPr>
       <w:r>
-        <w:t xml:space="preserve">»الجُعران الذي تحتفظ به. هل تعرف حقًا كيف يعمل سحره؟«.</w:t>
+        <w:t xml:space="preserve">»الجُعران الذي تحتفظ به. هل تعرف ح��ًا كيف يعمل سحره؟«.</w:t>
       </w:r>
     </w:p>
     <w:p>
@@ -45251,13 +45071,13 @@
         <w:t xml:space="preserve"> </w:t>
       </w:r>
       <w:r>
-        <w:t xml:space="preserve">صاعد لا ينحني؟ كانت هناك حضاراتٌ قبل حضارتكم، وحضاراتٌ قبلها، وصلت إلى</w:t>
-      </w:r>
-      <w:r>
-        <w:t xml:space="preserve"> </w:t>
-      </w:r>
-      <w:r>
-        <w:t xml:space="preserve">مرا��ٍ لا تحلم بها. ثم سقطت، ولم يبقَ منها سوى أثرٍ هنا وأثرٍ</w:t>
+        <w:t xml:space="preserve">صاعد لا ينحني؟ ��انت هناك حضاراتٌ قبل حضارتكم، وحضاراتٌ قبلها، وصلت إلى</w:t>
+      </w:r>
+      <w:r>
+        <w:t xml:space="preserve"> </w:t>
+      </w:r>
+      <w:r>
+        <w:t xml:space="preserve">مرا����ٍ لا تحلم بها. ثم سقطت، ولم يبقَ منها سوى أثرٍ هنا وأثرٍ</w:t>
       </w:r>
       <w:r>
         <w:t xml:space="preserve"> </w:t>
@@ -46598,7 +46418,7 @@
         <w:t xml:space="preserve"> </w:t>
       </w:r>
       <w:r>
-        <w:t xml:space="preserve">ف�� جسد الإنسان، مع شرحٍ دقيقٍ لكيفية دوران الدم في الجسم - كيف يضخه القلب إلى الرئتين ليتنقى، ثم يعيده إلى</w:t>
+        <w:t xml:space="preserve">ف�� جسد الإنسان، مع شرحٍ دقيقٍ لكيفية دوران الدم في الجسم - كيف يضخه القلب إلى الرئتي�� ليتنقى، ثم يعيده إلى</w:t>
       </w:r>
       <w:r>
         <w:t xml:space="preserve"> </w:t>
@@ -47902,7 +47722,7 @@
         <w:pStyle w:val="BodyText"/>
       </w:pPr>
       <w:r>
-        <w:t xml:space="preserve">كان هو السائل والجواب. اليد التي خبّأت، والعين التي ستبحث. البداية التي</w:t>
+        <w:t xml:space="preserve">كان هو السائل والجواب. اليد التي خبّأت، والعين ال��ي ستبحث. البداية التي</w:t>
       </w:r>
       <w:r>
         <w:t xml:space="preserve"> </w:t>
@@ -47986,7 +47806,7 @@
         <w:t xml:space="preserve"> </w:t>
       </w:r>
       <w:r>
-        <w:t xml:space="preserve">كونية لا يرى منها إلا خطوةً واحدة؟ هل كان حرًّا حين قرر دراسة الطب؟ هل</w:t>
+        <w:t xml:space="preserve">كون��ة لا يرى منها إلا خطوةً واحدة؟ هل كان حرًّا حين قرر دراسة الطب؟ هل</w:t>
       </w:r>
       <w:r>
         <w:t xml:space="preserve"> </w:t>
@@ -48548,7 +48368,7 @@
         <w:pStyle w:val="BodyText"/>
       </w:pPr>
       <w:r>
-        <w:t xml:space="preserve">قال أخيرًا، ونبرته تحمل حسمًا قاطعًا كالسيف المسلول: »أريد أن يكون</w:t>
+        <w:t xml:space="preserve">قال أخيرًا، ونبرته تحمل حسمًا قاطعًا ك��لسيف المسلول: »أريد أن يكون</w:t>
       </w:r>
       <w:r>
         <w:t xml:space="preserve"> </w:t>
@@ -48938,7 +48758,7 @@
         <w:pStyle w:val="BodyText"/>
       </w:pPr>
       <w:r>
-        <w:t xml:space="preserve">»والآن…« قال بنتاور، وقد عاد صوته إلى هدوءٍ مُخيف أشد رعبًا من</w:t>
+        <w:t xml:space="preserve">قال بنتاور، وقد عاد صوته إلى هدوءٍ مُخيف أشد رعبًا من السابق: »والآن…«</w:t>
       </w:r>
       <w:r>
         <w:t xml:space="preserve"> </w:t>
@@ -48958,7 +48778,7 @@
         <w:pStyle w:val="BodyText"/>
       </w:pPr>
       <w:r>
-        <w:t xml:space="preserve">أشار إلى رجاله بإيماءةٍ قاتلة، وأصابعه تقطع الهواء كالسيف.</w:t>
+        <w:t xml:space="preserve">أشار إلى رجاله ب��يماءةٍ قاتلة، وأصابعه تقطع الهواء كالسيف.</w:t>
       </w:r>
     </w:p>
     <w:p>
@@ -49454,7 +49274,7 @@
         <w:pStyle w:val="BodyText"/>
       </w:pPr>
       <w:r>
-        <w:t xml:space="preserve">الكاهن المتعجرف الذي لم ينحنِ يومًا لسلطان، الرجل الذي لم يخشَ شيئًا في</w:t>
+        <w:t xml:space="preserve">الكاهن المتعجرف الذي لم ينحنِ يومًا لسلطان، الرجل الذي لم يخش�� شيئًا في</w:t>
       </w:r>
       <w:r>
         <w:t xml:space="preserve"> </w:t>
@@ -49996,7 +49816,7 @@
         <w:pStyle w:val="BodyText"/>
       </w:pPr>
       <w:r>
-        <w:t xml:space="preserve">ثم ابتعد. خطوةً تلو الأخرى. خطواتٍ ثقيلة متعبة. لم يعدُ هذه المرة كما</w:t>
+        <w:t xml:space="preserve">ثم ابتعد. خطوةً تلو الأخرى. خطواتٍ ثقيلة متعبة. لم يعدُ هذ�� المرة كما</w:t>
       </w:r>
       <w:r>
         <w:t xml:space="preserve"> </w:t>
@@ -50544,7 +50364,7 @@
         <w:t xml:space="preserve"> </w:t>
       </w:r>
       <w:r>
-        <w:t xml:space="preserve">الذي يعيش فيه. الأعمدة الضخمة المرتفعة كأنها تحمل السماء على أكتافها.</w:t>
+        <w:t xml:space="preserve">الذي يعيش فيه. الأعمدة الضخمة المر��فعة كأنها تحمل السماء على أكتافها.</w:t>
       </w:r>
       <w:r>
         <w:t xml:space="preserve"> </w:t>
@@ -50598,7 +50418,7 @@
         <w:pStyle w:val="BodyText"/>
       </w:pPr>
       <w:r>
-        <w:t xml:space="preserve">الأعمدة متهالكة، بعضها سقط وتحطم. الألوان باهتة، أكلها الزمن والشمس</w:t>
+        <w:t xml:space="preserve">الأعمدة متهالكة، بعضها سقط وتحطم. الألوان باهتة، أكلها الز��ن والشمس</w:t>
       </w:r>
       <w:r>
         <w:t xml:space="preserve"> </w:t>
@@ -51156,7 +50976,7 @@
         <w:pStyle w:val="BodyText"/>
       </w:pPr>
       <w:r>
-        <w:t xml:space="preserve">ابتسامة رجلٍ أخيرًا وجد مكانه في الكون، حتى لو كان ذلك المكان يبعد عن</w:t>
+        <w:t xml:space="preserve">ابتسامة رجلٍ أخيرًا وجد مكانه في الكون، حتى لو كان ذ��ك المكان يبعد عن</w:t>
       </w:r>
       <w:r>
         <w:t xml:space="preserve"> </w:t>
@@ -51343,7 +51163,7 @@
         <w:pStyle w:val="BodyText"/>
       </w:pPr>
       <w:r>
-        <w:t xml:space="preserve">وَقَفَتِ الدكتورةُ ليلى حسن عِندَ مَدخَلِ الغُرفَةِ المُكتَشَفَةِ حَديثًا. خَلفَها، فَريقٌ من خَمسَةِ باحِثينَ في صَمت.</w:t>
+        <w:t xml:space="preserve">وَقَفَ��ِ الدكتورةُ ليلى حسن عِندَ مَدخَلِ الغُرفَةِ المُكتَشَفَةِ حَديثًا. خَلفَها، فَريقٌ من خَمسَةِ باحِثينَ في صَمت.</w:t>
       </w:r>
     </w:p>
     <w:p>
@@ -52773,7 +52593,7 @@
         </w:numPr>
       </w:pPr>
       <w:r>
-        <w:t xml:space="preserve">طيبة (الأُقصُر الحاليَّة) كانت عاصِمَةً دينيَّةً لِمصر، ومَعابدُها لا تَزال قائِمَةً اليَومَ كَما زُرتُها أَكثرَ من مَرَّة. وَقَفتُ أَمامَ أَعمِدَةِ الكَرنَك وحاوَلتُ أن أَتَخَيَّل كَم قَدَمًا مَشَت على هذه الحَجَرَة قَبلي. الرَّقمُ صَعبٌ على العَقل.</w:t>
+        <w:t xml:space="preserve">طيبة (الأُقصُر الحاليَّة) كانت عاصِمَةً دينيَّةً لِمصر، ومَعابدُها لا تَزال قائِمَةً اليَومَ كَما زُرتُها أَكثرَ من مَرَّة. وَقَفتُ أَمامَ أَعمِدَةِ الكَرنَك وحاوَلتُ أن أَتَخَيَّل كَم قَدَمًا مَشَت على هذه الحَجَرَة قَبلي. الرَّقمُ ��َعبٌ على العَقل.</w:t>
       </w:r>
     </w:p>
     <w:p>
@@ -52784,7 +52604,7 @@
         </w:numPr>
       </w:pPr>
       <w:r>
-        <w:t xml:space="preserve">بيت الحياة كانَ فِعلًا مَدرَسةً لِلكُتَّابِ والأَطبَّاءِ مُلحَقَةً بِالمَعابِدِ الكُبرى. كانَ المَعبَدُ في مِصرَ القَديمةِ مُؤسَّسَةً أَكبرَ من مُجَرَّدِ مَكانِ عِبادَة: مَدرَسَة، ومُستَشفى، ومَكتَبَة، وبَنكُ طَعام، ومَحكَمَة. كلُّ ذلك تَحتَ سَقفٍ واحد.</w:t>
+        <w:t xml:space="preserve">بيت الحياة كانَ فِعلًا مَدرَسةً لِلكُتَّابِ والأَطبَّاءِ مُلحَقَةً بِا��مَعابِدِ الكُبرى. كانَ المَعبَدُ في مِصرَ القَديمةِ مُؤسَّسَةً أَكبرَ من مُجَرَّدِ مَكانِ عِبادَة: مَدرَسَة، ومُستَشفى، ومَكتَبَة، وبَنكُ طَعام، ومَحكَمَة. كلُّ ذلك تَحتَ سَقفٍ واحد.</w:t>
       </w:r>
     </w:p>
     <w:p>
@@ -53876,7 +53696,7 @@
           <w:bCs/>
           <w:b/>
         </w:rPr>
-        <w:t xml:space="preserve">الدَّولَةُ القَديمَة</w:t>
+        <w:t xml:space="preserve">الدَّولَةُ القَديمَ��</w:t>
       </w:r>
       <w:r>
         <w:t xml:space="preserve"> </w:t>

--- a/غريب_في_طيبة.docx
+++ b/غريب_في_طيبة.docx
@@ -79,11 +79,210 @@
       <w:pPr>
         <w:pStyle w:val="Heading2"/>
       </w:pPr>
-      <w:bookmarkStart w:id="21" w:name="الإهداء"/>
+      <w:bookmarkStart w:id="21" w:name="حقوق-النشر"/>
+      <w:r>
+        <w:t xml:space="preserve">حُقوقُ النَّشر</w:t>
+      </w:r>
+      <w:bookmarkEnd w:id="21"/>
+    </w:p>
+    <w:p>
+      <w:pPr>
+        <w:pStyle w:val="GroupHeading"/>
+      </w:pPr>
+      <w:r>
+        <w:t xml:space="preserve">غَريبٌ في طِيبَة</w:t>
+      </w:r>
+    </w:p>
+    <w:p>
+      <w:pPr>
+        <w:pStyle w:val="BodyText"/>
+      </w:pPr>
+      <w:r>
+        <w:t xml:space="preserve">© أحمد علَّام، [سَنَةُ النَّشر].</w:t>
+      </w:r>
+    </w:p>
+    <w:p>
+      <w:pPr>
+        <w:pStyle w:val="BodyText"/>
+      </w:pPr>
+      <w:r>
+        <w:t xml:space="preserve">جَميعُ الحُقوق مَحفوظَة.</w:t>
+      </w:r>
+    </w:p>
+    <w:p>
+      <w:pPr>
+        <w:pStyle w:val="BodyText"/>
+      </w:pPr>
+      <w:r>
+        <w:t xml:space="preserve">لا يَجوزُ نَسخُ أَيِّ جُزءٍ مِن هذا الكِتابِ أَو تَخزينُه أَو نَقلُه بِأَيِّ</w:t>
+      </w:r>
+      <w:r>
+        <w:t xml:space="preserve"> </w:t>
+      </w:r>
+      <w:r>
+        <w:t xml:space="preserve">وَسيلَة — إلكترونيَّةٍ أَو ميكانيكيَّةٍ، بِما في ذلكَ التَّصويرُ والتَّسجيل —</w:t>
+      </w:r>
+      <w:r>
+        <w:t xml:space="preserve"> </w:t>
+      </w:r>
+      <w:r>
+        <w:t xml:space="preserve">دونَ إذنٍ خَطِّيٍّ مُسبَقٍ من المُؤَلِّف، فيما عَدا الاقتِباساتِ القَصيرَة</w:t>
+      </w:r>
+      <w:r>
+        <w:t xml:space="preserve"> </w:t>
+      </w:r>
+      <w:r>
+        <w:t xml:space="preserve">في المُراجَعاتِ النَّقديَّة.</w:t>
+      </w:r>
+    </w:p>
+    <w:p>
+      <w:pPr>
+        <w:pStyle w:val="BodyText"/>
+      </w:pPr>
+      <w:r>
+        <w:t xml:space="preserve">هذا العَمَلُ رِوايَةٌ خَياليَّة. الأَسماءُ والشَّخصياتُ والأَماكِنُ</w:t>
+      </w:r>
+      <w:r>
+        <w:t xml:space="preserve"> </w:t>
+      </w:r>
+      <w:r>
+        <w:t xml:space="preserve">والأَحداثُ — وإن استَنَدَت إلى أَرضيَّةٍ تاريخيَّةٍ مُوَثَّقَة من عَصرِ</w:t>
+      </w:r>
+      <w:r>
+        <w:t xml:space="preserve"> </w:t>
+      </w:r>
+      <w:r>
+        <w:t xml:space="preserve">رَعمسيس الثاني — فَهيَ نِتاجُ خَيالِ المُؤَلِّف، أَو مُستَخدَمَةٌ بِشَكلٍ</w:t>
+      </w:r>
+      <w:r>
+        <w:t xml:space="preserve"> </w:t>
+      </w:r>
+      <w:r>
+        <w:t xml:space="preserve">خَيالِيّ. أَيُّ تَشابُهٍ مع أَشخاصٍ أَحياءٍ أَو مَوتى مَحضُ مُصادَفَة.</w:t>
+      </w:r>
+    </w:p>
+    <w:p>
+      <w:pPr>
+        <w:pStyle w:val="BodyText"/>
+      </w:pPr>
+      <w:r>
+        <w:rPr>
+          <w:b/>
+        </w:rPr>
+        <w:t xml:space="preserve">الطَّبعَةُ الأُولى:</w:t>
+      </w:r>
+      <w:r>
+        <w:t xml:space="preserve"> </w:t>
+      </w:r>
+      <w:r>
+        <w:t xml:space="preserve">[الشَّهرُ والسَّنَة]</w:t>
+      </w:r>
+      <w:r>
+        <w:t xml:space="preserve"> </w:t>
+      </w:r>
+      <w:r>
+        <w:rPr>
+          <w:b/>
+        </w:rPr>
+        <w:t xml:space="preserve">رَقمُ الإيداع:</w:t>
+      </w:r>
+      <w:r>
+        <w:t xml:space="preserve"> </w:t>
+      </w:r>
+      <w:r>
+        <w:t xml:space="preserve">[يُحَدَّدُ من دارِ الكُتُب]</w:t>
+      </w:r>
+      <w:r>
+        <w:t xml:space="preserve"> </w:t>
+      </w:r>
+      <w:r>
+        <w:rPr>
+          <w:b/>
+        </w:rPr>
+        <w:t xml:space="preserve">ر.د.م.ك (ISBN):</w:t>
+      </w:r>
+      <w:r>
+        <w:t xml:space="preserve"> </w:t>
+      </w:r>
+      <w:r>
+        <w:t xml:space="preserve">[يُضافُ من النَّاشِر]</w:t>
+      </w:r>
+    </w:p>
+    <w:p>
+      <w:pPr>
+        <w:pStyle w:val="BodyText"/>
+      </w:pPr>
+      <w:r>
+        <w:rPr>
+          <w:b/>
+        </w:rPr>
+        <w:t xml:space="preserve">النَّاشِر:</w:t>
+      </w:r>
+      <w:r>
+        <w:t xml:space="preserve"> </w:t>
+      </w:r>
+      <w:r>
+        <w:t xml:space="preserve">[اسمُ دار النَّشر]</w:t>
+      </w:r>
+      <w:r>
+        <w:t xml:space="preserve"> </w:t>
+      </w:r>
+      <w:r>
+        <w:t xml:space="preserve">[العُنوان • المَوقِع • البَريدُ الإلِكترونيّ]</w:t>
+      </w:r>
+    </w:p>
+    <w:p>
+      <w:pPr>
+        <w:pStyle w:val="BodyText"/>
+      </w:pPr>
+      <w:r>
+        <w:rPr>
+          <w:b/>
+        </w:rPr>
+        <w:t xml:space="preserve">التَّصميمُ والإخراج:</w:t>
+      </w:r>
+      <w:r>
+        <w:t xml:space="preserve"> </w:t>
+      </w:r>
+      <w:r>
+        <w:t xml:space="preserve">[اسمُ المُصَمِّم]</w:t>
+      </w:r>
+      <w:r>
+        <w:t xml:space="preserve"> </w:t>
+      </w:r>
+      <w:r>
+        <w:rPr>
+          <w:b/>
+        </w:rPr>
+        <w:t xml:space="preserve">صورَةُ الغِلاف:</w:t>
+      </w:r>
+      <w:r>
+        <w:t xml:space="preserve"> </w:t>
+      </w:r>
+      <w:r>
+        <w:t xml:space="preserve">[اسمُ الفَنَّان/المَصدَر]</w:t>
+      </w:r>
+    </w:p>
+    <w:p>
+      <w:pPr>
+        <w:pStyle w:val="BodyText"/>
+      </w:pPr>
+      <w:r>
+        <w:rPr>
+          <w:i/>
+        </w:rPr>
+        <w:t xml:space="preserve">طُبِعَ في جُمهوريَّة مِصرَ العَرَبيَّة.</w:t>
+      </w:r>
+    </w:p>
+    <w:p>
+      <w:pPr>
+        <w:pStyle w:val="Heading2"/>
+      </w:pPr>
+      <w:bookmarkStart w:id="22" w:name="الإهداء"/>
       <w:r>
         <w:t xml:space="preserve">الإِهداء</w:t>
       </w:r>
-      <w:bookmarkEnd w:id="21"/>
+      <w:bookmarkEnd w:id="22"/>
     </w:p>
     <w:p>
       <w:pPr>
@@ -212,11 +411,11 @@
       <w:pPr>
         <w:pStyle w:val="Heading1"/>
       </w:pPr>
-      <w:bookmarkStart w:id="22" w:name="الفهرس"/>
+      <w:bookmarkStart w:id="23" w:name="الفهرس"/>
       <w:r>
         <w:t xml:space="preserve">الفِهرِس</w:t>
       </w:r>
-      <w:bookmarkEnd w:id="22"/>
+      <w:bookmarkEnd w:id="23"/>
     </w:p>
     <w:p>
       <w:pPr>
@@ -685,11 +884,11 @@
       <w:pPr>
         <w:pStyle w:val="Heading1"/>
       </w:pPr>
-      <w:bookmarkStart w:id="23" w:name="دليل-الشخصيات"/>
+      <w:bookmarkStart w:id="24" w:name="دليل-الشخصيات"/>
       <w:r>
         <w:t xml:space="preserve">دَليلُ الشَّخصيَّات</w:t>
       </w:r>
-      <w:bookmarkEnd w:id="23"/>
+      <w:bookmarkEnd w:id="24"/>
     </w:p>
     <w:p>
       <w:pPr>
@@ -921,11 +1120,11 @@
       <w:pPr>
         <w:pStyle w:val="Heading1"/>
       </w:pPr>
-      <w:bookmarkStart w:id="24" w:name="القسم-الأول-العتبة"/>
+      <w:bookmarkStart w:id="25" w:name="القسم-الأول-العتبة"/>
       <w:r>
         <w:t xml:space="preserve">القسم الأول — العَتَبَة</w:t>
       </w:r>
-      <w:bookmarkEnd w:id="24"/>
+      <w:bookmarkEnd w:id="25"/>
     </w:p>
     <w:p>
       <w:pPr>
@@ -950,11 +1149,11 @@
       <w:pPr>
         <w:pStyle w:val="Heading2"/>
       </w:pPr>
-      <w:bookmarkStart w:id="25" w:name="المقدمة"/>
+      <w:bookmarkStart w:id="26" w:name="المقدمة"/>
       <w:r>
         <w:t xml:space="preserve">المُقَدِّمَة</w:t>
       </w:r>
-      <w:bookmarkEnd w:id="25"/>
+      <w:bookmarkEnd w:id="26"/>
     </w:p>
     <w:p>
       <w:pPr>
@@ -1003,11 +1202,11 @@
       <w:pPr>
         <w:pStyle w:val="Heading2"/>
       </w:pPr>
-      <w:bookmarkStart w:id="26" w:name="الفصل-صفر-الطبيب-الوحيد"/>
+      <w:bookmarkStart w:id="27" w:name="الفصل-صفر-الطبيب-الوحيد"/>
       <w:r>
         <w:t xml:space="preserve">الفصل صفر — الطبيب الوحيد</w:t>
       </w:r>
-      <w:bookmarkEnd w:id="26"/>
+      <w:bookmarkEnd w:id="27"/>
     </w:p>
     <w:p>
       <w:pPr>
@@ -2482,11 +2681,11 @@
       <w:pPr>
         <w:pStyle w:val="Heading2"/>
       </w:pPr>
-      <w:bookmarkStart w:id="27" w:name="الفصل-الأول-نداء-الكرنك"/>
+      <w:bookmarkStart w:id="28" w:name="الفصل-الأول-نداء-الكرنك"/>
       <w:r>
         <w:t xml:space="preserve">الفصل الأول — نداء الكرنك</w:t>
       </w:r>
-      <w:bookmarkEnd w:id="27"/>
+      <w:bookmarkEnd w:id="28"/>
     </w:p>
     <w:p>
       <w:pPr>
@@ -2945,11 +3144,11 @@
       <w:pPr>
         <w:pStyle w:val="Heading2"/>
       </w:pPr>
-      <w:bookmarkStart w:id="28" w:name="الفصل-الثاني-المعادلة"/>
+      <w:bookmarkStart w:id="29" w:name="الفصل-الثاني-المعادلة"/>
       <w:r>
         <w:t xml:space="preserve">الفصل الثاني — المعادلة</w:t>
       </w:r>
-      <w:bookmarkEnd w:id="28"/>
+      <w:bookmarkEnd w:id="29"/>
     </w:p>
     <w:p>
       <w:pPr>
@@ -3315,11 +3514,11 @@
       <w:pPr>
         <w:pStyle w:val="Heading2"/>
       </w:pPr>
-      <w:bookmarkStart w:id="29" w:name="الفصل-الثالث-العبور"/>
+      <w:bookmarkStart w:id="30" w:name="الفصل-الثالث-العبور"/>
       <w:r>
         <w:t xml:space="preserve">الفصل الثالث — العبور</w:t>
       </w:r>
-      <w:bookmarkEnd w:id="29"/>
+      <w:bookmarkEnd w:id="30"/>
     </w:p>
     <w:p>
       <w:pPr>
@@ -3688,11 +3887,11 @@
       <w:pPr>
         <w:pStyle w:val="Heading1"/>
       </w:pPr>
-      <w:bookmarkStart w:id="30" w:name="القسم-الثاني-الغريب-في-طيبة"/>
+      <w:bookmarkStart w:id="31" w:name="القسم-الثاني-الغريب-في-طيبة"/>
       <w:r>
         <w:t xml:space="preserve">القسم الثاني — الغريبُ في طِيبَة</w:t>
       </w:r>
-      <w:bookmarkEnd w:id="30"/>
+      <w:bookmarkEnd w:id="31"/>
     </w:p>
     <w:p>
       <w:pPr>
@@ -3717,11 +3916,11 @@
       <w:pPr>
         <w:pStyle w:val="Heading2"/>
       </w:pPr>
-      <w:bookmarkStart w:id="31" w:name="الفصل-الرابع-لغة-الشفاء"/>
+      <w:bookmarkStart w:id="32" w:name="الفصل-الرابع-لغة-الشفاء"/>
       <w:r>
         <w:t xml:space="preserve">الفصل الرابع — لغة الشفاء</w:t>
       </w:r>
-      <w:bookmarkEnd w:id="31"/>
+      <w:bookmarkEnd w:id="32"/>
     </w:p>
     <w:p>
       <w:pPr>
@@ -3758,7 +3957,7 @@
         <w:t xml:space="preserve">مرّت</w:t>
       </w:r>
       <w:r>
-        <w:t xml:space="preserve"> ساعاتٌ، أو ربّما أيّام - فقد أضحى الزمن سائلًا بلا شكلٍ في تلك</w:t>
+        <w:t xml:space="preserve"> ساعاتٌ، أو ربّما أيّام — فقد أضحى الزمن سائلًا بلا شكلٍ في تلك</w:t>
       </w:r>
       <w:r>
         <w:t xml:space="preserve"> </w:t>
@@ -3784,7 +3983,7 @@
         <w:pStyle w:val="BodyText"/>
       </w:pPr>
       <w:r>
-        <w:t xml:space="preserve">لم تكن الغرفة تتجاوز في مساحتها أربعة أذرعٍ مربّعة - قبرٌ للأحياء</w:t>
+        <w:t xml:space="preserve">لم تكن الغرفة تتجاوز في مساحتها أربعة أذرعٍ مربّعة — قبرٌ للأحياء</w:t>
       </w:r>
       <w:r>
         <w:t xml:space="preserve"> </w:t>
@@ -3802,7 +4001,7 @@
         <w:t xml:space="preserve"> </w:t>
       </w:r>
       <w:r>
-        <w:t xml:space="preserve">تشبّعت بعرق من سبقوه إلى هذا المكان المنسيّ - أرواحٌ بائسةٌ</w:t>
+        <w:t xml:space="preserve">تشبّعت بعرق من سبقوه إلى هذا المكان المنسيّ — أرواحٌ بائسةٌ</w:t>
       </w:r>
       <w:r>
         <w:t xml:space="preserve"> </w:t>
@@ -3828,13 +4027,13 @@
         <w:pStyle w:val="BodyText"/>
       </w:pPr>
       <w:r>
-        <w:t xml:space="preserve">خلت الزنزانة من أيّ نافذةٍ حقيقية، عدا شقٍّ ضيّقٍ في أعلاها - جرحٌ</w:t>
-      </w:r>
-      <w:r>
-        <w:t xml:space="preserve"> </w:t>
-      </w:r>
-      <w:r>
-        <w:t xml:space="preserve">في جسد الجدار بالكاد يتّسع لإصبعٍ واحدة - يتسلّل منه خيطٌ هزيلٌ من</w:t>
+        <w:t xml:space="preserve">خلت الزنزانة من أيّ نافذةٍ حقيقية، عدا شقٍّ ضيّقٍ في أعلاها — جرحٌ</w:t>
+      </w:r>
+      <w:r>
+        <w:t xml:space="preserve"> </w:t>
+      </w:r>
+      <w:r>
+        <w:t xml:space="preserve">في جسد الجدار بالكاد يتّسع لإصبعٍ واحدة — يتسلّل منه خيطٌ هزيلٌ من</w:t>
       </w:r>
       <w:r>
         <w:t xml:space="preserve"> </w:t>
@@ -3858,7 +4057,7 @@
         <w:t xml:space="preserve"> </w:t>
       </w:r>
       <w:r>
-        <w:t xml:space="preserve">المقابل، علامته الوحيدة على مرور الوقت - حين يصعد الضوء، يكون</w:t>
+        <w:t xml:space="preserve">المقابل، علامته الوحيدة على مرور الوقت — حين يصعد الضوء، يكون</w:t>
       </w:r>
       <w:r>
         <w:t xml:space="preserve"> </w:t>
@@ -3958,7 +4157,7 @@
         <w:t xml:space="preserve"> </w:t>
       </w:r>
       <w:r>
-        <w:t xml:space="preserve">ببطءٍ في هذا الظلام، ولا أحد يعلم أين اختفى الدكتور أحمد سليم - لا</w:t>
+        <w:t xml:space="preserve">ببطءٍ في هذا الظلام، ولا أحد يعلم أين اختفى الدكتور أحمد سليم — لا</w:t>
       </w:r>
       <w:r>
         <w:t xml:space="preserve"> </w:t>
@@ -3984,13 +4183,13 @@
         <w:t xml:space="preserve"> </w:t>
       </w:r>
       <w:r>
-        <w:t xml:space="preserve">اللحظة الأولى. أمّا الجعران - ذلك المفتاح السحريّ الذي فتح له باب</w:t>
-      </w:r>
-      <w:r>
-        <w:t xml:space="preserve"> </w:t>
-      </w:r>
-      <w:r>
-        <w:t xml:space="preserve">الزمن - فلم يعد بحوزته؛ فقد انتزعه الحرّاس منه حين ألقوا القبض</w:t>
+        <w:t xml:space="preserve">اللحظة الأولى. أمّا الجعران — ذلك المفتاح السحريّ الذي فتح له باب</w:t>
+      </w:r>
+      <w:r>
+        <w:t xml:space="preserve"> </w:t>
+      </w:r>
+      <w:r>
+        <w:t xml:space="preserve">الزمن — فلم يعد بحوزته؛ فقد انتزعه الحرّاس منه حين ألقوا القبض</w:t>
       </w:r>
       <w:r>
         <w:t xml:space="preserve"> </w:t>
@@ -4022,7 +4221,7 @@
         <w:pStyle w:val="BodyText"/>
       </w:pPr>
       <w:r>
-        <w:t xml:space="preserve">لكنّ عقله - ذلك الحليف الوفيّ الذي لم يخذله قط - كان يعمل بلا</w:t>
+        <w:t xml:space="preserve">لكنّ عقله — ذلك الحليف الوفيّ الذي لم يخذله قط — كان يعمل بلا</w:t>
       </w:r>
       <w:r>
         <w:t xml:space="preserve"> </w:t>
@@ -4052,13 +4251,13 @@
         <w:t xml:space="preserve"> </w:t>
       </w:r>
       <w:r>
-        <w:t xml:space="preserve">كيف يمكن للعلم أن يفسّر ما حدث؟ كيف يمكن للمنطق - ذلك السلاح</w:t>
-      </w:r>
-      <w:r>
-        <w:t xml:space="preserve"> </w:t>
-      </w:r>
-      <w:r>
-        <w:t xml:space="preserve">الذي اعتمد عليه طوال حياته - أن ينقذه من هذا المأزق الذي يتحدّى</w:t>
+        <w:t xml:space="preserve">كيف يمكن للعلم أن يفسّر ما حدث؟ كيف يمكن للمنطق — ذلك السلاح</w:t>
+      </w:r>
+      <w:r>
+        <w:t xml:space="preserve"> </w:t>
+      </w:r>
+      <w:r>
+        <w:t xml:space="preserve">الذي اعتمد عليه طوال حياته — أن ينقذه من هذا المأزق الذي يتحدّى</w:t>
       </w:r>
       <w:r>
         <w:t xml:space="preserve"> </w:t>
@@ -4092,7 +4291,7 @@
         <w:pStyle w:val="BodyText"/>
       </w:pPr>
       <w:r>
-        <w:t xml:space="preserve">أغمض عينيه - رغم أنّ الظلام كان هو هو سواءً أغمضها أم فتحها -</w:t>
+        <w:t xml:space="preserve">أغمض عينيه — رغم أنّ الظلام كان هو هو سواءً أغمضها أم فتحها -</w:t>
       </w:r>
       <w:r>
         <w:t xml:space="preserve"> </w:t>
@@ -4218,7 +4417,7 @@
         <w:t xml:space="preserve"> </w:t>
       </w:r>
       <w:r>
-        <w:t xml:space="preserve">برتقاليًّا على وجهه الجامد الخالي من أيّ تعبير - حارسٌ بنيت</w:t>
+        <w:t xml:space="preserve">برتقاليًّا على وجهه الجامد الخالي من أيّ تعبير — حارسٌ بنيت</w:t>
       </w:r>
       <w:r>
         <w:t xml:space="preserve"> </w:t>
@@ -4242,7 +4441,7 @@
         <w:t xml:space="preserve"> </w:t>
       </w:r>
       <w:r>
-        <w:t xml:space="preserve">بسيطةٌ تنتهي بتميمةٍ على هيئة عين حورس - تلك العين المقدّسة التي</w:t>
+        <w:t xml:space="preserve">بسيطةٌ تنتهي بتميمةٍ على هيئة عين حورس — تلك العين المقدّسة التي</w:t>
       </w:r>
       <w:r>
         <w:t xml:space="preserve"> </w:t>
@@ -4280,7 +4479,7 @@
         <w:t xml:space="preserve"> </w:t>
       </w:r>
       <w:r>
-        <w:t xml:space="preserve">حادًّا. رأسه حليقٌ تمامًا - علامة الكهنة والأطبّاء في مصر القديمة</w:t>
+        <w:t xml:space="preserve">حادًّا. رأسه حليقٌ تمامًا — علامة الكهنة والأطبّاء في مصر القديمة</w:t>
       </w:r>
       <w:r>
         <w:t xml:space="preserve"> </w:t>
@@ -4644,13 +4843,13 @@
         <w:t xml:space="preserve"> </w:t>
       </w:r>
       <w:r>
-        <w:t xml:space="preserve">الحاكم - حفظته الآلهة - بفحصك وتقييم ادّعاءاتك. المنطق يقول</w:t>
-      </w:r>
-      <w:r>
-        <w:t xml:space="preserve"> </w:t>
-      </w:r>
-      <w:r>
-        <w:t xml:space="preserve">- وأنا رجلٌ أؤمن بالمنطق - إنّ من يدّعي مهنة الطبّ يجب أن يثبتها</w:t>
+        <w:t xml:space="preserve">الحاكم — حفظته الآلهة — بفحصك وتقييم ادّعاءاتك. المنطق يقول</w:t>
+      </w:r>
+      <w:r>
+        <w:t xml:space="preserve"> </w:t>
+      </w:r>
+      <w:r>
+        <w:t xml:space="preserve">— وأنا رجلٌ أؤمن بالمنطق — إنّ من يدّعي مهنة الطبّ يجب أن يثبتها</w:t>
       </w:r>
       <w:r>
         <w:t xml:space="preserve"> </w:t>
@@ -4700,7 +4899,7 @@
         <w:t xml:space="preserve"> </w:t>
       </w:r>
       <w:r>
-        <w:t xml:space="preserve">وبدايات العلم والطبّ. لكنّ إمحوتب الأصليّ - المهندس العبقريّ الذي</w:t>
+        <w:t xml:space="preserve">وبدايات العلم والطبّ. لكنّ إمحوتب الأصليّ — المهندس العبقريّ الذي</w:t>
       </w:r>
       <w:r>
         <w:t xml:space="preserve"> </w:t>
@@ -4834,7 +5033,7 @@
         <w:t xml:space="preserve"> </w:t>
       </w:r>
       <w:r>
-        <w:t xml:space="preserve">الأطباء والكهنة حافظت على شعلة المعرفة عبر قرونٍ من الزمن - فكرةٌ</w:t>
+        <w:t xml:space="preserve">الأطباء والكهنة حافظت على شعلة المعرفة عبر قرونٍ من الزمن — فكرةٌ</w:t>
       </w:r>
       <w:r>
         <w:t xml:space="preserve"> </w:t>
@@ -4914,7 +5113,7 @@
         <w:t xml:space="preserve"> </w:t>
       </w:r>
       <w:r>
-        <w:t xml:space="preserve">كان هذا سؤالًا يعرف إجابته كما يعرف اسمه - سؤالًا من صميم بردية</w:t>
+        <w:t xml:space="preserve">كان هذا سؤالًا يعرف إجابته كما يعرف اسمه — سؤالًا من صميم بردية</w:t>
       </w:r>
       <w:r>
         <w:t xml:space="preserve"> </w:t>
@@ -5178,7 +5377,7 @@
         <w:t xml:space="preserve"> </w:t>
       </w:r>
       <w:r>
-        <w:t xml:space="preserve">الأعضاء المحيطة به - قناتي الحياة اللتين تحملان بذور الأجنة، أو</w:t>
+        <w:t xml:space="preserve">الأعضاء المحيطة به — قناتي الحياة اللتين تحملان بذور الأجنة، أو</w:t>
       </w:r>
       <w:r>
         <w:t xml:space="preserve"> </w:t>
@@ -5224,7 +5423,7 @@
         <w:t xml:space="preserve"> </w:t>
       </w:r>
       <w:r>
-        <w:t xml:space="preserve">لحاء شجرةٍ نسمّيها الصفصاف - وأظنّكم تعرفونها أيضًا، فهي تنمو على</w:t>
+        <w:t xml:space="preserve">لحاء شجرةٍ نسمّيها الصفصاف — وأظنّكم تعرفونها أيضًا، فهي تنمو على</w:t>
       </w:r>
       <w:r>
         <w:t xml:space="preserve"> </w:t>
@@ -5320,7 +5519,7 @@
         <w:t xml:space="preserve"> </w:t>
       </w:r>
       <w:r>
-        <w:t xml:space="preserve">عمّا بدأ به - لم يعد تعبير المحقّق الشاكّ، بل تعبير الزميل</w:t>
+        <w:t xml:space="preserve">عمّا بدأ به — لم يعد تعبير المحقّق الشاكّ، بل تعبير الزميل</w:t>
       </w:r>
       <w:r>
         <w:t xml:space="preserve"> </w:t>
@@ -5745,11 +5944,11 @@
       <w:pPr>
         <w:pStyle w:val="Heading2"/>
       </w:pPr>
-      <w:bookmarkStart w:id="32" w:name="الفصل-الخامس-الاختبار-الأول"/>
+      <w:bookmarkStart w:id="33" w:name="الفصل-الخامس-الاختبار-الأول"/>
       <w:r>
         <w:t xml:space="preserve">الفصل الخامس — الاختبار الأول</w:t>
       </w:r>
-      <w:bookmarkEnd w:id="32"/>
+      <w:bookmarkEnd w:id="33"/>
     </w:p>
     <w:p>
       <w:pPr>
@@ -8117,7 +8316,7 @@
         <w:t xml:space="preserve"> </w:t>
       </w:r>
       <w:r>
-        <w:t xml:space="preserve">الاسم في صدره غامضًا لم يفهم معناه بعد. لم يكن يعلم حينها - وكيف له أن يعلم؟ - أن هذا الاسم سيصبح</w:t>
+        <w:t xml:space="preserve">الاسم في صدره غامضًا لم يفهم معناه بعد. لم يكن يعلم حينها — وكيف له أن يعلم؟ — أن هذا الاسم سيصبح</w:t>
       </w:r>
       <w:r>
         <w:t xml:space="preserve"> </w:t>
@@ -9278,11 +9477,11 @@
       <w:pPr>
         <w:pStyle w:val="Heading2"/>
       </w:pPr>
-      <w:bookmarkStart w:id="33" w:name="الفصل-السادس-كاتبة-المعبد"/>
+      <w:bookmarkStart w:id="34" w:name="الفصل-السادس-كاتبة-المعبد"/>
       <w:r>
         <w:t xml:space="preserve">الفصل السادس — كاتبة المعبد</w:t>
       </w:r>
-      <w:bookmarkEnd w:id="33"/>
+      <w:bookmarkEnd w:id="34"/>
     </w:p>
     <w:p>
       <w:pPr>
@@ -10225,11 +10424,11 @@
       <w:pPr>
         <w:pStyle w:val="Heading2"/>
       </w:pPr>
-      <w:bookmarkStart w:id="34" w:name="الفصل-السابع-المريض-الغامض"/>
+      <w:bookmarkStart w:id="35" w:name="الفصل-السابع-المريض-الغامض"/>
       <w:r>
         <w:t xml:space="preserve">الفصل السابع — المريض الغامض</w:t>
       </w:r>
-      <w:bookmarkEnd w:id="34"/>
+      <w:bookmarkEnd w:id="35"/>
     </w:p>
     <w:p>
       <w:pPr>
@@ -11218,11 +11417,11 @@
       <w:pPr>
         <w:pStyle w:val="Heading2"/>
       </w:pPr>
-      <w:bookmarkStart w:id="35" w:name="الفصل-الثامن-ليلة-الاعترافات"/>
+      <w:bookmarkStart w:id="36" w:name="الفصل-الثامن-ليلة-الاعترافات"/>
       <w:r>
         <w:t xml:space="preserve">الفصل الثامن — ليلة الاعترافات</w:t>
       </w:r>
-      <w:bookmarkEnd w:id="35"/>
+      <w:bookmarkEnd w:id="36"/>
     </w:p>
     <w:p>
       <w:pPr>
@@ -12677,11 +12876,11 @@
       <w:pPr>
         <w:pStyle w:val="Heading2"/>
       </w:pPr>
-      <w:bookmarkStart w:id="36" w:name="الفصل-التاسع-عدو-في-الظل"/>
+      <w:bookmarkStart w:id="37" w:name="الفصل-التاسع-عدو-في-الظل"/>
       <w:r>
         <w:t xml:space="preserve">الفصل التاسع — عدو في الظل</w:t>
       </w:r>
-      <w:bookmarkEnd w:id="36"/>
+      <w:bookmarkEnd w:id="37"/>
     </w:p>
     <w:p>
       <w:pPr>
@@ -14963,11 +15162,11 @@
       <w:pPr>
         <w:pStyle w:val="Heading1"/>
       </w:pPr>
-      <w:bookmarkStart w:id="37" w:name="القسم-الثالث-الأزمة-الكبرى"/>
+      <w:bookmarkStart w:id="38" w:name="القسم-الثالث-الأزمة-الكبرى"/>
       <w:r>
         <w:t xml:space="preserve">القسم الثالث — الأَزمَةُ الكبرى</w:t>
       </w:r>
-      <w:bookmarkEnd w:id="37"/>
+      <w:bookmarkEnd w:id="38"/>
     </w:p>
     <w:p>
       <w:pPr>
@@ -14992,11 +15191,11 @@
       <w:pPr>
         <w:pStyle w:val="Heading2"/>
       </w:pPr>
-      <w:bookmarkStart w:id="38" w:name="الفصل-العاشر-نذر-الكارثة"/>
+      <w:bookmarkStart w:id="39" w:name="الفصل-العاشر-نذر-الكارثة"/>
       <w:r>
         <w:t xml:space="preserve">الفصل العاشر — نذر الكارثة</w:t>
       </w:r>
-      <w:bookmarkEnd w:id="38"/>
+      <w:bookmarkEnd w:id="39"/>
     </w:p>
     <w:p>
       <w:pPr>
@@ -15404,7 +15603,7 @@
         <w:t xml:space="preserve"> </w:t>
       </w:r>
       <w:r>
-        <w:t xml:space="preserve">طفلان صغيران - صبيٌّ وفتاة لم يتجاوزا السابعة والخامسة - يرتجفان من</w:t>
+        <w:t xml:space="preserve">طفلان صغيران — صبيٌّ وفتاة لم يتجاوزا السابعة والخامسة — يرتجفان من</w:t>
       </w:r>
       <w:r>
         <w:t xml:space="preserve"> </w:t>
@@ -16318,7 +16517,7 @@
         <w:t xml:space="preserve"> </w:t>
       </w:r>
       <w:r>
-        <w:t xml:space="preserve">يستطع تحديده بالضبط - ربّما كان حبًّا، ربّما كان استسلامًا، ربّما كان</w:t>
+        <w:t xml:space="preserve">يستطع تحديده بالضبط — ربّما كان حبًّا، ربّما كان استسلامًا، ربّما كان</w:t>
       </w:r>
       <w:r>
         <w:t xml:space="preserve"> </w:t>
@@ -16332,13 +16531,13 @@
         <w:pStyle w:val="BodyText"/>
       </w:pPr>
       <w:r>
-        <w:t xml:space="preserve">»أنا كاهنة إيزيس، يا أحمد. قضيت خمس عشرة سنةً من عمري - منذ أن</w:t>
-      </w:r>
-      <w:r>
-        <w:t xml:space="preserve"> </w:t>
-      </w:r>
-      <w:r>
-        <w:t xml:space="preserve">كنت طفلةً في التاسعة - وأنا أتعلّم كيف أتخلّى عن الذات، كيف أذيب</w:t>
+        <w:t xml:space="preserve">»أنا كاهنة إيزيس، يا أحمد. قضيت خمس عشرة سنةً من عمري — منذ أن</w:t>
+      </w:r>
+      <w:r>
+        <w:t xml:space="preserve"> </w:t>
+      </w:r>
+      <w:r>
+        <w:t xml:space="preserve">كنت طفلةً في التاسعة — وأنا أتعلّم كيف أتخلّى عن الذات، كيف أذيب</w:t>
       </w:r>
       <w:r>
         <w:t xml:space="preserve"> </w:t>
@@ -16615,11 +16814,11 @@
       <w:pPr>
         <w:pStyle w:val="Heading2"/>
       </w:pPr>
-      <w:bookmarkStart w:id="39" w:name="الفصل-الحادي-عشر-الوباء"/>
+      <w:bookmarkStart w:id="40" w:name="الفصل-الحادي-عشر-الوباء"/>
       <w:r>
         <w:t xml:space="preserve">الفصل الحادي عشر — الوباء</w:t>
       </w:r>
-      <w:bookmarkEnd w:id="39"/>
+      <w:bookmarkEnd w:id="40"/>
     </w:p>
     <w:p>
       <w:pPr>
@@ -17407,7 +17606,7 @@
         <w:t xml:space="preserve"> </w:t>
       </w:r>
       <w:r>
-        <w:t xml:space="preserve">أحدث عقّار. ولعلّ هذا الدرس - درس العجز أمام آلام الروح - كان أقسى ما</w:t>
+        <w:t xml:space="preserve">أحدث عقّار. ولعلّ هذا الدرس — درس العجز أمام آلام الروح — كان أقسى ما</w:t>
       </w:r>
       <w:r>
         <w:t xml:space="preserve"> </w:t>
@@ -17715,13 +17914,13 @@
         <w:pStyle w:val="BodyText"/>
       </w:pPr>
       <w:r>
-        <w:t xml:space="preserve">لم ينتبه لخطواتها الخافتة على التراب حتى استقرّت يدها الدافئة - دافئةٌ</w:t>
-      </w:r>
-      <w:r>
-        <w:t xml:space="preserve"> </w:t>
-      </w:r>
-      <w:r>
-        <w:t xml:space="preserve">كنسمة الحياة ذاتها - على كتفه المنحني.</w:t>
+        <w:t xml:space="preserve">لم ينتبه لخطواتها الخافتة على التراب حتى استقرّت يدها الدافئة — دافئةٌ</w:t>
+      </w:r>
+      <w:r>
+        <w:t xml:space="preserve"> </w:t>
+      </w:r>
+      <w:r>
+        <w:t xml:space="preserve">كنسمة الحياة ذاتها — على كتفه المنحني.</w:t>
       </w:r>
     </w:p>
     <w:p>
@@ -17821,13 +18020,13 @@
         <w:t xml:space="preserve">بعد</w:t>
       </w:r>
       <w:r>
-        <w:t xml:space="preserve"> ساعة، أو ربّما دهرٍ كامل - فالزمن يتوقّف عن المعنى حين تفيض الروح</w:t>
-      </w:r>
-      <w:r>
-        <w:t xml:space="preserve"> </w:t>
-      </w:r>
-      <w:r>
-        <w:t xml:space="preserve">بالألم - جفّت دموعه أخيرًا.</w:t>
+        <w:t xml:space="preserve"> ساعة، أو ربّما دهرٍ كامل — فالزمن يتوقّف عن المعنى حين تفيض الروح</w:t>
+      </w:r>
+      <w:r>
+        <w:t xml:space="preserve"> </w:t>
+      </w:r>
+      <w:r>
+        <w:t xml:space="preserve">بالألم — جفّت دموعه أخيرًا.</w:t>
       </w:r>
     </w:p>
     <w:p>
@@ -18200,11 +18399,11 @@
       <w:pPr>
         <w:pStyle w:val="Heading2"/>
       </w:pPr>
-      <w:bookmarkStart w:id="40" w:name="الفصل-الثاني-عشر-في-قلب-الجحيم"/>
+      <w:bookmarkStart w:id="41" w:name="الفصل-الثاني-عشر-في-قلب-الجحيم"/>
       <w:r>
         <w:t xml:space="preserve">الفصل الثاني عشر — في قلب الجحيم</w:t>
       </w:r>
-      <w:bookmarkEnd w:id="40"/>
+      <w:bookmarkEnd w:id="41"/>
     </w:p>
     <w:p>
       <w:pPr>
@@ -18404,13 +18603,13 @@
         <w:pStyle w:val="BodyText"/>
       </w:pPr>
       <w:r>
-        <w:t xml:space="preserve">وجد إمحوتب في غرفته الخاصة، مسجّىً على فراشه. كان وجهه - ذلك الوجه</w:t>
-      </w:r>
-      <w:r>
-        <w:t xml:space="preserve"> </w:t>
-      </w:r>
-      <w:r>
-        <w:t xml:space="preserve">الحكيم الذي طالما أشعّ بالمعرفة - شاحبًا. وقد بدأت البقع الحمراء</w:t>
+        <w:t xml:space="preserve">وجد إمحوتب في غرفته الخاصة، مسجّىً على فراشه. كان وجهه — ذلك الوجه</w:t>
+      </w:r>
+      <w:r>
+        <w:t xml:space="preserve"> </w:t>
+      </w:r>
+      <w:r>
+        <w:t xml:space="preserve">الحكيم الذي طالما أشعّ بالمعرفة — شاحبًا. وقد بدأت البقع الحمراء</w:t>
       </w:r>
       <w:r>
         <w:t xml:space="preserve"> </w:t>
@@ -18502,7 +18701,7 @@
         <w:pStyle w:val="BodyText"/>
       </w:pPr>
       <w:r>
-        <w:t xml:space="preserve">»أعلم أنّك ستفعل يا بني. لكنّنا كلانا - أنا وأنت - نعرف الحقيقة التي</w:t>
+        <w:t xml:space="preserve">»أعلم أنّك ستفعل يا بني. لكنّنا كلانا — أنا وأنت — نعرف الحقيقة التي</w:t>
       </w:r>
       <w:r>
         <w:t xml:space="preserve"> </w:t>
@@ -18572,7 +18771,7 @@
         <w:t xml:space="preserve"> </w:t>
       </w:r>
       <w:r>
-        <w:t xml:space="preserve">ويزعم في مجالسه أنّك أنت - أنت الغريب - سبب هذا الوباء، وأنّك جلبت علينا</w:t>
+        <w:t xml:space="preserve">ويزعم في مجالسه أنّك أنت — أنت الغريب — سبب هذا الوباء، وأنّك جلبت علينا</w:t>
       </w:r>
       <w:r>
         <w:t xml:space="preserve"> </w:t>
@@ -18722,13 +18921,13 @@
         <w:t xml:space="preserve"> </w:t>
       </w:r>
       <w:r>
-        <w:t xml:space="preserve">متكرّرة من الماء النظيف والمرق الصافي المغذّي. حتى إنّه صلّى - هو الذي</w:t>
-      </w:r>
-      <w:r>
-        <w:t xml:space="preserve"> </w:t>
-      </w:r>
-      <w:r>
-        <w:t xml:space="preserve">لم يصلِّ صلاةً حقيقية منذ سنواتٍ طويلة في عالمه الأصلي - صلّى بكلّ لغةٍ</w:t>
+        <w:t xml:space="preserve">متكرّرة من الماء النظيف والمرق الصافي المغذّي. حتى إنّه صلّى — هو الذي</w:t>
+      </w:r>
+      <w:r>
+        <w:t xml:space="preserve"> </w:t>
+      </w:r>
+      <w:r>
+        <w:t xml:space="preserve">لم يصلِّ صلاةً حقيقية منذ سنواتٍ طويلة في عالمه الأصلي — صلّى بكلّ لغةٍ</w:t>
       </w:r>
       <w:r>
         <w:t xml:space="preserve"> </w:t>
@@ -21223,11 +21422,11 @@
       <w:pPr>
         <w:pStyle w:val="Heading2"/>
       </w:pPr>
-      <w:bookmarkStart w:id="41" w:name="الفصل-الثالث-عشر-الطفل-والقدر"/>
+      <w:bookmarkStart w:id="42" w:name="الفصل-الثالث-عشر-الطفل-والقدر"/>
       <w:r>
         <w:t xml:space="preserve">الفصل الثالث عشر — الطفل والقدر</w:t>
       </w:r>
-      <w:bookmarkEnd w:id="41"/>
+      <w:bookmarkEnd w:id="42"/>
     </w:p>
     <w:p>
       <w:pPr>
@@ -23098,7 +23297,7 @@
         <w:pStyle w:val="BodyText"/>
       </w:pPr>
       <w:r>
-        <w:t xml:space="preserve">كل ما كان يعرفه على وجه اليقين - يقينًا يحترق في صدره كجمرةٍ لا تنطفئ -</w:t>
+        <w:t xml:space="preserve">كل ما كان يعرفه على وجه اليقين — يقينًا يحترق في صدره كجمرةٍ لا تنطفئ -</w:t>
       </w:r>
       <w:r>
         <w:t xml:space="preserve"> </w:t>
@@ -23312,7 +23511,7 @@
         <w:t xml:space="preserve"> </w:t>
       </w:r>
       <w:r>
-        <w:t xml:space="preserve">يقول لها إنه ربما - ربما فقط - قد وقّع حكم الإعدام على ثلاثمئة نفسٍ</w:t>
+        <w:t xml:space="preserve">يقول لها إنه ربما — ربما فقط — قد وقّع حكم الإعدام على ثلاثمئة نفسٍ</w:t>
       </w:r>
       <w:r>
         <w:t xml:space="preserve"> </w:t>
@@ -23372,7 +23571,7 @@
         <w:t xml:space="preserve"> </w:t>
       </w:r>
       <w:r>
-        <w:t xml:space="preserve">لكنها - بحكمةٍ تعلّمتها من سنوات العمل مع المرضى وأسرارهم - لم تضغط</w:t>
+        <w:t xml:space="preserve">لكنها — بحكمةٍ تعلّمتها من سنوات العمل مع المرضى وأسرارهم — لم تضغط</w:t>
       </w:r>
       <w:r>
         <w:t xml:space="preserve"> </w:t>
@@ -23420,7 +23619,7 @@
         <w:pStyle w:val="BodyText"/>
       </w:pPr>
       <w:r>
-        <w:t xml:space="preserve">نعم، المرضى ينتظرون. والحياة - تلك السيّدة العنيدة - يجب أن تستمر في</w:t>
+        <w:t xml:space="preserve">نعم، المرضى ينتظرون. والحياة — تلك السيّدة العنيدة — يجب أن تستمر في</w:t>
       </w:r>
       <w:r>
         <w:t xml:space="preserve"> </w:t>
@@ -23439,11 +23638,11 @@
       <w:pPr>
         <w:pStyle w:val="Heading2"/>
       </w:pPr>
-      <w:bookmarkStart w:id="42" w:name="الفصل-الرابع-عشر-طبول-الحرب"/>
+      <w:bookmarkStart w:id="43" w:name="الفصل-الرابع-عشر-طبول-الحرب"/>
       <w:r>
         <w:t xml:space="preserve">الفصل الرابع عشر — طبول الحرب</w:t>
       </w:r>
-      <w:bookmarkEnd w:id="42"/>
+      <w:bookmarkEnd w:id="43"/>
     </w:p>
     <w:p>
       <w:pPr>
@@ -23481,7 +23680,7 @@
         <w:t xml:space="preserve"> </w:t>
       </w:r>
       <w:r>
-        <w:t xml:space="preserve">الوباء - شأنه شأن كل الأوبئة التي عرفتها البشرية - قد استنفد وقوده من</w:t>
+        <w:t xml:space="preserve">الوباء — شأنه شأن كل الأوبئة التي عرفتها البشرية — قد استنفد وقوده من</w:t>
       </w:r>
       <w:r>
         <w:t xml:space="preserve"> </w:t>
@@ -23539,13 +23738,13 @@
         <w:t xml:space="preserve"> </w:t>
       </w:r>
       <w:r>
-        <w:t xml:space="preserve">تتنفّس الموت. والناجون - أولئك المحظوظون أو المنكوبون، فمن يدري أيّهما</w:t>
-      </w:r>
-      <w:r>
-        <w:t xml:space="preserve"> </w:t>
-      </w:r>
-      <w:r>
-        <w:t xml:space="preserve">أصدق وصفًا - تجوّلوا في الشوارع المهجورة بعيونٍ زجاجيةٍ فارغة كعيون</w:t>
+        <w:t xml:space="preserve">تتنفّس الموت. والناجون — أولئك المحظوظون أو المنكوبون، فمن يدري أيّهما</w:t>
+      </w:r>
+      <w:r>
+        <w:t xml:space="preserve"> </w:t>
+      </w:r>
+      <w:r>
+        <w:t xml:space="preserve">أصدق وصفًا — تجوّلوا في الشوارع المهجورة بعيونٍ زجاجيةٍ فارغة كعيون</w:t>
       </w:r>
       <w:r>
         <w:t xml:space="preserve"> </w:t>
@@ -23661,7 +23860,7 @@
         <w:t xml:space="preserve"> </w:t>
       </w:r>
       <w:r>
-        <w:t xml:space="preserve">والفرعون - حفظه رع وبارك حكمه - يجمع الجيش من كل أنحاء الأرضين</w:t>
+        <w:t xml:space="preserve">والفرعون — حفظه رع وبارك حكمه — يجمع الجيش من كل أنحاء الأرضين</w:t>
       </w:r>
       <w:r>
         <w:t xml:space="preserve"> </w:t>
@@ -23929,13 +24128,13 @@
         <w:t xml:space="preserve"> </w:t>
       </w:r>
       <w:r>
-        <w:t xml:space="preserve">الميت لا يقاتل، لكن الجندي المُداوى يعود إلى الصفوف. وأنت - حسبما بلغني</w:t>
-      </w:r>
-      <w:r>
-        <w:t xml:space="preserve"> </w:t>
-      </w:r>
-      <w:r>
-        <w:t xml:space="preserve">من مصادر موثوقة - أفضل طبيب عرفته طيبة منذ عقود. ربما منذ</w:t>
+        <w:t xml:space="preserve">الميت لا يقاتل، لكن الجندي المُداوى يعود إلى الصفوف. وأنت — حسبما بلغني</w:t>
+      </w:r>
+      <w:r>
+        <w:t xml:space="preserve"> </w:t>
+      </w:r>
+      <w:r>
+        <w:t xml:space="preserve">من مصادر موثوقة — أفضل طبيب عرفته طيبة منذ عقود. ربما منذ</w:t>
       </w:r>
       <w:r>
         <w:t xml:space="preserve"> </w:t>
@@ -24413,7 +24612,7 @@
         <w:t xml:space="preserve"> </w:t>
       </w:r>
       <w:r>
-        <w:t xml:space="preserve">الطبية من قرونٍ لم تُولد بعد، والتي أمل - بكل جوارحه - أن تكون كافية</w:t>
+        <w:t xml:space="preserve">الطبية من قرونٍ لم تُولد بعد، والتي أمل — بكل جوارحه — أن تكون كافية</w:t>
       </w:r>
       <w:r>
         <w:t xml:space="preserve"> </w:t>
@@ -24439,7 +24638,7 @@
         <w:t xml:space="preserve"> </w:t>
       </w:r>
       <w:r>
-        <w:t xml:space="preserve">أو تخيّل أنه رأى - شخصًا يقف على سطح أحد المباني، يُلوّح بيدٍ لا يريد</w:t>
+        <w:t xml:space="preserve">أو تخيّل أنه رأى — شخصًا يقف على سطح أحد المباني، يُلوّح بيدٍ لا يريد</w:t>
       </w:r>
       <w:r>
         <w:t xml:space="preserve"> </w:t>
@@ -24809,7 +25008,7 @@
         <w:pStyle w:val="BodyText"/>
       </w:pPr>
       <w:r>
-        <w:t xml:space="preserve">توقف، ثم أضاف: »وإذا أُصبت - لا قدّر الآلهة - فابحث عني. سأكون في</w:t>
+        <w:t xml:space="preserve">توقف، ثم أضاف: »وإذا أُصبت — لا قدّر الآلهة — فابحث عني. سأكون في</w:t>
       </w:r>
       <w:r>
         <w:t xml:space="preserve"> </w:t>
@@ -24849,7 +25048,7 @@
         <w:t xml:space="preserve"> </w:t>
       </w:r>
       <w:r>
-        <w:t xml:space="preserve">كأقنعةٍ متبدّلة. كان يعلم - بحدسٍ طبيبٍ وتجربة رجلٍ عاش حياتين - أن</w:t>
+        <w:t xml:space="preserve">كأقنعةٍ متبدّلة. كان يعلم — بحدسٍ طبيبٍ وتجربة رجلٍ عاش حياتين — أن</w:t>
       </w:r>
       <w:r>
         <w:t xml:space="preserve"> </w:t>
@@ -24875,7 +25074,7 @@
         <w:pStyle w:val="BodyText"/>
       </w:pPr>
       <w:r>
-        <w:t xml:space="preserve">لكنه آثر الصمت. فقد تعلّم - في غرف الإنعاش وأسِرّة الموت - أن بعض</w:t>
+        <w:t xml:space="preserve">لكنه آثر الصمت. فقد تعلّم — في غرف الإنعاش وأسِرّة الموت — أن بعض</w:t>
       </w:r>
       <w:r>
         <w:t xml:space="preserve"> </w:t>
@@ -24888,11 +25087,11 @@
       <w:pPr>
         <w:pStyle w:val="Heading2"/>
       </w:pPr>
-      <w:bookmarkStart w:id="43" w:name="الفصل-الخامس-عشر-المعركة"/>
+      <w:bookmarkStart w:id="44" w:name="الفصل-الخامس-عشر-المعركة"/>
       <w:r>
         <w:t xml:space="preserve">الفصل الخامس عشر — المعركة</w:t>
       </w:r>
-      <w:bookmarkEnd w:id="43"/>
+      <w:bookmarkEnd w:id="44"/>
     </w:p>
     <w:p>
       <w:pPr>
@@ -25108,7 +25307,7 @@
         <w:t xml:space="preserve"> </w:t>
       </w:r>
       <w:r>
-        <w:t xml:space="preserve">ورائحة الخوف ذاتها - نعم، للخوف رائحة، اكتشف ذلك في تلك اللحظة - رائحة</w:t>
+        <w:t xml:space="preserve">ورائحة الخوف ذاتها — نعم، للخوف رائحة، اكتشف ذلك في تلك اللحظة — رائحة</w:t>
       </w:r>
       <w:r>
         <w:t xml:space="preserve"> </w:t>
@@ -25434,7 +25633,7 @@
         <w:pStyle w:val="BodyText"/>
       </w:pPr>
       <w:r>
-        <w:t xml:space="preserve">رأى الحياة تغادر عيونهم كشمعةٍ يطفئها النسيم - لحظةً تكون هناك، ثم</w:t>
+        <w:t xml:space="preserve">رأى الحياة تغادر عيونهم كشمعةٍ يطفئها النسيم — لحظةً تكون هناك، ثم</w:t>
       </w:r>
       <w:r>
         <w:t xml:space="preserve"> </w:t>
@@ -25958,7 +26157,7 @@
         <w:pStyle w:val="BodyText"/>
       </w:pPr>
       <w:r>
-        <w:t xml:space="preserve">لكن غريزة البقاء - تلك القوة البدائية الكامنة في كل كائنٍ حي - استيقظت</w:t>
+        <w:t xml:space="preserve">لكن غريزة البقاء — تلك القوة البدائية الكامنة في كل كائنٍ حي — استيقظت</w:t>
       </w:r>
       <w:r>
         <w:t xml:space="preserve"> </w:t>
@@ -26210,11 +26409,11 @@
       <w:pPr>
         <w:pStyle w:val="Heading2"/>
       </w:pPr>
-      <w:bookmarkStart w:id="44" w:name="الفصل-السادس-عشر-ثقل-الدم"/>
+      <w:bookmarkStart w:id="45" w:name="الفصل-السادس-عشر-ثقل-الدم"/>
       <w:r>
         <w:t xml:space="preserve">الفصل السادس عشر — ثقل الدم</w:t>
       </w:r>
-      <w:bookmarkEnd w:id="44"/>
+      <w:bookmarkEnd w:id="45"/>
     </w:p>
     <w:p>
       <w:pPr>
@@ -27129,11 +27328,11 @@
       <w:pPr>
         <w:pStyle w:val="Heading2"/>
       </w:pPr>
-      <w:bookmarkStart w:id="45" w:name="الفصل-السابع-عشر-العودة"/>
+      <w:bookmarkStart w:id="46" w:name="الفصل-السابع-عشر-العودة"/>
       <w:r>
         <w:t xml:space="preserve">الفصل السابع عشر — العودة</w:t>
       </w:r>
-      <w:bookmarkEnd w:id="45"/>
+      <w:bookmarkEnd w:id="46"/>
     </w:p>
     <w:p>
       <w:pPr>
@@ -27190,7 +27389,7 @@
         <w:t xml:space="preserve"> </w:t>
       </w:r>
       <w:r>
-        <w:t xml:space="preserve">وهتافات الجماهير تتعالى على جانبي الطريق - رجالٌ ونساء وأطفال يصرخون</w:t>
+        <w:t xml:space="preserve">وهتافات الجماهير تتعالى على جانبي الطريق — رجالٌ ونساء وأطفال يصرخون</w:t>
       </w:r>
       <w:r>
         <w:t xml:space="preserve"> </w:t>
@@ -28100,7 +28299,7 @@
         <w:pStyle w:val="BodyText"/>
       </w:pPr>
       <w:r>
-        <w:t xml:space="preserve">لم يختفِ الثقل. ولم تتوقف الكوابيس - كانت تزوره كل ليلة تقريبًا،</w:t>
+        <w:t xml:space="preserve">لم يختفِ الثقل. ولم تتوقف الكوابيس — كانت تزوره كل ليلة تقريبًا،</w:t>
       </w:r>
       <w:r>
         <w:t xml:space="preserve"> </w:t>
@@ -28192,7 +28391,7 @@
         <w:t xml:space="preserve"> </w:t>
       </w:r>
       <w:r>
-        <w:t xml:space="preserve">إنسانٌ جُرح، وأنَّ الجروح تلتئم - حتى تلك التي تبدو أبدية.</w:t>
+        <w:t xml:space="preserve">إنسانٌ جُرح، وأنَّ الجروح تلتئم — حتى تلك التي تبدو أبدية.</w:t>
       </w:r>
     </w:p>
     <w:p>
@@ -28386,11 +28585,11 @@
       <w:pPr>
         <w:pStyle w:val="Heading3"/>
       </w:pPr>
-      <w:bookmarkStart w:id="46" w:name="حتي"/>
+      <w:bookmarkStart w:id="47" w:name="حتي"/>
       <w:r>
         <w:t xml:space="preserve">حُتي</w:t>
       </w:r>
-      <w:bookmarkEnd w:id="46"/>
+      <w:bookmarkEnd w:id="47"/>
     </w:p>
     <w:p>
       <w:pPr>
@@ -28880,11 +29079,11 @@
       <w:pPr>
         <w:pStyle w:val="Heading1"/>
       </w:pPr>
-      <w:bookmarkStart w:id="47" w:name="القسم-الرابع-المؤامرة"/>
+      <w:bookmarkStart w:id="48" w:name="القسم-الرابع-المؤامرة"/>
       <w:r>
         <w:t xml:space="preserve">القسم الرابع — المؤامرة</w:t>
       </w:r>
-      <w:bookmarkEnd w:id="47"/>
+      <w:bookmarkEnd w:id="48"/>
     </w:p>
     <w:p>
       <w:pPr>
@@ -28909,21 +29108,21 @@
       <w:pPr>
         <w:pStyle w:val="Heading2"/>
       </w:pPr>
-      <w:bookmarkStart w:id="48" w:name="الفصل-الثامن-عشر-الظلال-تتحرك"/>
+      <w:bookmarkStart w:id="49" w:name="الفصل-الثامن-عشر-الظلال-تتحرك"/>
       <w:r>
         <w:t xml:space="preserve">الفصل الثامن عشر — الظلال تتحرك</w:t>
       </w:r>
-      <w:bookmarkEnd w:id="48"/>
+      <w:bookmarkEnd w:id="49"/>
     </w:p>
     <w:p>
       <w:pPr>
         <w:pStyle w:val="Heading3"/>
       </w:pPr>
-      <w:bookmarkStart w:id="49" w:name="علامة"/>
+      <w:bookmarkStart w:id="50" w:name="علامة"/>
       <w:r>
         <w:t xml:space="preserve">عَلامَة</w:t>
       </w:r>
-      <w:bookmarkEnd w:id="49"/>
+      <w:bookmarkEnd w:id="50"/>
     </w:p>
     <w:p>
       <w:pPr>
@@ -29240,7 +29439,7 @@
         <w:t xml:space="preserve"> </w:t>
       </w:r>
       <w:r>
-        <w:t xml:space="preserve">الليبي الذي قتله يحدّق فيه - لا بلوم، بل بفهم صامت، كمن يقول »أعرف</w:t>
+        <w:t xml:space="preserve">الليبي الذي قتله يحدّق فيه — لا بلوم، بل بفهم صامت، كمن يقول »أعرف</w:t>
       </w:r>
       <w:r>
         <w:t xml:space="preserve"> </w:t>
@@ -29408,7 +29607,7 @@
         <w:pStyle w:val="BodyText"/>
       </w:pPr>
       <w:r>
-        <w:t xml:space="preserve">لأنه نظر في عينيه. نظر فيهما طويلًا - ثانية، ثانيتان، دهر بأكمله مضغوط</w:t>
+        <w:t xml:space="preserve">لأنه نظر في عينيه. نظر فيهما طويلًا — ثانية، ثانيتان، دهر بأكمله مضغوط</w:t>
       </w:r>
       <w:r>
         <w:t xml:space="preserve"> </w:t>
@@ -29518,7 +29717,7 @@
         <w:pStyle w:val="BodyText"/>
       </w:pPr>
       <w:r>
-        <w:t xml:space="preserve">ربما لا توجد إجابة. ربما هذا هو الثمن الحقيقي للحرب - ليس الجروح التي</w:t>
+        <w:t xml:space="preserve">ربما لا توجد إجابة. ربما هذا هو الثمن الحقيقي للحرب — ليس الجروح التي</w:t>
       </w:r>
       <w:r>
         <w:t xml:space="preserve"> </w:t>
@@ -29620,7 +29819,7 @@
         <w:t xml:space="preserve"> </w:t>
       </w:r>
       <w:r>
-        <w:t xml:space="preserve">حياة ينقذها كانت تخفف - ولو قليلًا - من ثقل الحياة التي أخذها. ليس</w:t>
+        <w:t xml:space="preserve">حياة ينقذها كانت تخفف — ولو قليلًا — من ثقل الحياة التي أخذها. ليس</w:t>
       </w:r>
       <w:r>
         <w:t xml:space="preserve"> </w:t>
@@ -29722,7 +29921,7 @@
         <w:t xml:space="preserve"> </w:t>
       </w:r>
       <w:r>
-        <w:t xml:space="preserve">لمدة سبعة أيام« - أتاه خبر غير متوقع.</w:t>
+        <w:t xml:space="preserve">لمدة سبعة أيام« — أتاه خبر غير متوقع.</w:t>
       </w:r>
     </w:p>
     <w:p>
@@ -29872,7 +30071,7 @@
         <w:t xml:space="preserve"> </w:t>
       </w:r>
       <w:r>
-        <w:t xml:space="preserve">غامضة دائمة، ابتسامة يصعب قراءتها - هل هي ودية؟ ساخرة؟ محذرة؟ كل ذلك</w:t>
+        <w:t xml:space="preserve">غامضة دائمة، ابتسامة يصعب قراءتها — هل هي ودية؟ ساخرة؟ محذرة؟ كل ذلك</w:t>
       </w:r>
       <w:r>
         <w:t xml:space="preserve"> </w:t>
@@ -29886,7 +30085,7 @@
         <w:pStyle w:val="BodyText"/>
       </w:pPr>
       <w:r>
-        <w:t xml:space="preserve">لم يكن يشبه البيروقراطيين المتصلبين الذين قابلهم أحمد من قبل - أولئك</w:t>
+        <w:t xml:space="preserve">لم يكن يشبه البيروقراطيين المتصلبين الذين قابلهم أحمد من قبل — أولئك</w:t>
       </w:r>
       <w:r>
         <w:t xml:space="preserve"> </w:t>
@@ -29982,7 +30181,7 @@
         <w:t xml:space="preserve"> </w:t>
       </w:r>
       <w:r>
-        <w:t xml:space="preserve">استقامت ظهره، لكنه لم يبدُ متصلبًا - بل مرتاحًا في جلده، واثقًا من</w:t>
+        <w:t xml:space="preserve">استقامت ظهره، لكنه لم يبدُ متصلبًا — بل مرتاحًا في جلده، واثقًا من</w:t>
       </w:r>
       <w:r>
         <w:t xml:space="preserve"> </w:t>
@@ -29996,7 +30195,7 @@
         <w:pStyle w:val="BodyText"/>
       </w:pPr>
       <w:r>
-        <w:t xml:space="preserve">»أنا هنا لأخبرك أن الفرعون - له الحياة والرخاء والصحة - لا يزال يرغب</w:t>
+        <w:t xml:space="preserve">»أنا هنا لأخبرك أن الفرعون — له الحياة والرخاء والصحة — لا يزال يرغب</w:t>
       </w:r>
       <w:r>
         <w:t xml:space="preserve"> </w:t>
@@ -30082,13 +30281,13 @@
         <w:t xml:space="preserve"> </w:t>
       </w:r>
       <w:r>
-        <w:t xml:space="preserve">بدقة. »منذ أن أفلتَ من محاكمته بفضل تدخل الفرعون - وهو تدخل أغضب كثيرين</w:t>
-      </w:r>
-      <w:r>
-        <w:t xml:space="preserve"> </w:t>
-      </w:r>
-      <w:r>
-        <w:t xml:space="preserve">في البلاط، لكن هذا حديث آخر - وهو يعمل في الخفاء كالثعبان في</w:t>
+        <w:t xml:space="preserve">بدقة. »منذ أن أفلتَ من محاكمته بفضل تدخل الفرعون — وهو تدخل أغضب كثيرين</w:t>
+      </w:r>
+      <w:r>
+        <w:t xml:space="preserve"> </w:t>
+      </w:r>
+      <w:r>
+        <w:t xml:space="preserve">في البلاط، لكن هذا حديث آخر — وهو يعمل في الخفاء كالثعبان في</w:t>
       </w:r>
       <w:r>
         <w:t xml:space="preserve"> </w:t>
@@ -30110,7 +30309,7 @@
         <w:pStyle w:val="BodyText"/>
       </w:pPr>
       <w:r>
-        <w:t xml:space="preserve">»يجمع الحلفاء من بين الكهنة الساخطين - وهم كثر، لأسباب تتعلق بالسياسة</w:t>
+        <w:t xml:space="preserve">»يجمع الحلفاء من بين الكهنة الساخطين — وهم كثر، لأسباب تتعلق بالسياسة</w:t>
       </w:r>
       <w:r>
         <w:t xml:space="preserve"> </w:t>
@@ -30122,13 +30321,13 @@
         <w:t xml:space="preserve"> </w:t>
       </w:r>
       <w:r>
-        <w:t xml:space="preserve">والحانات. ويحاول إقناع بعض النبلاء - أولئك الذين يشعرون بأن مكانتهم</w:t>
-      </w:r>
-      <w:r>
-        <w:t xml:space="preserve"> </w:t>
-      </w:r>
-      <w:r>
-        <w:t xml:space="preserve">مهددة - بأنك خطرٌ يهدد استقرار مصر بأسرها.«</w:t>
+        <w:t xml:space="preserve">والحانات. ويحاول إقناع بعض النبلاء — أولئك الذين يشعرون بأن مكانتهم</w:t>
+      </w:r>
+      <w:r>
+        <w:t xml:space="preserve"> </w:t>
+      </w:r>
+      <w:r>
+        <w:t xml:space="preserve">مهددة — بأنك خطرٌ يهدد استقرار مصر بأسرها.«</w:t>
       </w:r>
     </w:p>
     <w:p>
@@ -30164,7 +30363,7 @@
         <w:pStyle w:val="BodyText"/>
       </w:pPr>
       <w:r>
-        <w:t xml:space="preserve">»هذا لا يهم، يا صديقي. لم يعد يهم ما تريده أنت. لقد أصبحتَ رمزًا - رغم</w:t>
+        <w:t xml:space="preserve">»هذا لا يهم، يا صديقي. لم يعد يهم ما تريده أنت. لقد أصبحتَ رمزًا — رغم</w:t>
       </w:r>
       <w:r>
         <w:t xml:space="preserve"> </w:t>
@@ -30238,19 +30437,19 @@
         <w:t xml:space="preserve"> </w:t>
       </w:r>
       <w:r>
-        <w:t xml:space="preserve">ظرف. لا تثق بالغرباء، حتى لو بدوا ودودين - خاصة إذا بدوا ودودين جدًا. لا</w:t>
-      </w:r>
-      <w:r>
-        <w:t xml:space="preserve"> </w:t>
-      </w:r>
-      <w:r>
-        <w:t xml:space="preserve">تأكل أو تشرب شيئًا لم تره وهو يُحضَّر أمامك. وإذا حدث أي شيء غريب - أي</w:t>
-      </w:r>
-      <w:r>
-        <w:t xml:space="preserve"> </w:t>
-      </w:r>
-      <w:r>
-        <w:t xml:space="preserve">شيء على الإطلاق - فأخبرني فورًا.«</w:t>
+        <w:t xml:space="preserve">ظرف. لا تثق بالغرباء، حتى لو بدوا ودودين — خاصة إذا بدوا ودودين جدًا. لا</w:t>
+      </w:r>
+      <w:r>
+        <w:t xml:space="preserve"> </w:t>
+      </w:r>
+      <w:r>
+        <w:t xml:space="preserve">تأكل أو تشرب شيئًا لم تره وهو يُحضَّر أمامك. وإذا حدث أي شيء غريب — أي</w:t>
+      </w:r>
+      <w:r>
+        <w:t xml:space="preserve"> </w:t>
+      </w:r>
+      <w:r>
+        <w:t xml:space="preserve">شيء على الإطلاق — فأخبرني فورًا.«</w:t>
       </w:r>
     </w:p>
     <w:p>
@@ -30390,7 +30589,7 @@
         <w:pStyle w:val="BodyText"/>
       </w:pPr>
       <w:r>
-        <w:t xml:space="preserve">»نعم، نحن نعلم بكل ذلك. لدينا عيون في كل مكان - هذه طبيعة عملنا. وهذا</w:t>
+        <w:t xml:space="preserve">»نعم، نحن نعلم بكل ذلك. لدينا عيون في كل مكان — هذه طبيعة عملنا. وهذا</w:t>
       </w:r>
       <w:r>
         <w:t xml:space="preserve"> </w:t>
@@ -30486,7 +30685,7 @@
         <w:pStyle w:val="BodyText"/>
       </w:pPr>
       <w:r>
-        <w:t xml:space="preserve">لم يستسلم بنتاور. لم يكن هذا مفاجئًا في الحقيقة - الرجال من طينته لا</w:t>
+        <w:t xml:space="preserve">لم يستسلم بنتاور. لم يكن هذا مفاجئًا في الحقيقة — الرجال من طينته لا</w:t>
       </w:r>
       <w:r>
         <w:t xml:space="preserve"> </w:t>
@@ -30602,7 +30801,7 @@
         <w:t xml:space="preserve"> </w:t>
       </w:r>
       <w:r>
-        <w:t xml:space="preserve">نفس النجوم التي رآها آلاف المرات في سماء القاهرة الحديثة - الجبار،</w:t>
+        <w:t xml:space="preserve">نفس النجوم التي رآها آلاف المرات في سماء القاهرة الحديثة — الجبار،</w:t>
       </w:r>
       <w:r>
         <w:t xml:space="preserve"> </w:t>
@@ -30660,7 +30859,7 @@
         <w:t xml:space="preserve"> </w:t>
       </w:r>
       <w:r>
-        <w:t xml:space="preserve">ابتلعت الحياة الآخرين. الطب الحديث بكل معجزاته - المضادات الحيوية،</w:t>
+        <w:t xml:space="preserve">ابتلعت الحياة الآخرين. الطب الحديث بكل معجزاته — المضادات الحيوية،</w:t>
       </w:r>
       <w:r>
         <w:t xml:space="preserve"> </w:t>
@@ -30896,7 +31095,7 @@
         <w:t xml:space="preserve"> </w:t>
       </w:r>
       <w:r>
-        <w:t xml:space="preserve">ناعم أبيض. كان وجهه في ضوء القمر يبدو مختلفًا - أقل غموضًا، أكثر</w:t>
+        <w:t xml:space="preserve">ناعم أبيض. كان وجهه في ضوء القمر يبدو مختلفًا — أقل غموضًا، أكثر</w:t>
       </w:r>
       <w:r>
         <w:t xml:space="preserve"> </w:t>
@@ -31066,7 +31265,7 @@
         <w:pStyle w:val="BodyText"/>
       </w:pPr>
       <w:r>
-        <w:t xml:space="preserve">»استخدمت كل صداقاتها في المعابد - وهي صداقات كثيرة ومتشعبة. رشت بعض</w:t>
+        <w:t xml:space="preserve">»استخدمت كل صداقاتها في المعابد — وهي صداقات كثيرة ومتشعبة. رشت بعض</w:t>
       </w:r>
       <w:r>
         <w:t xml:space="preserve"> </w:t>
@@ -31204,7 +31403,7 @@
         <w:t xml:space="preserve"> </w:t>
       </w:r>
       <w:r>
-        <w:t xml:space="preserve">إليك شخصيًا. أولًا، لأن نفرتاري طلبت ذلك - وأنا لا أرفض طلبًا لامرأة</w:t>
+        <w:t xml:space="preserve">إليك شخصيًا. أولًا، لأن نفرتاري طلبت ذلك — وأنا لا أرفض طلبًا لامرأة</w:t>
       </w:r>
       <w:r>
         <w:t xml:space="preserve"> </w:t>
@@ -31542,11 +31741,11 @@
       <w:pPr>
         <w:pStyle w:val="Heading3"/>
       </w:pPr>
-      <w:bookmarkStart w:id="50" w:name="عيد-الأوبت"/>
+      <w:bookmarkStart w:id="51" w:name="عيد-الأوبت"/>
       <w:r>
         <w:t xml:space="preserve">عيد الأوبت</w:t>
       </w:r>
-      <w:bookmarkEnd w:id="50"/>
+      <w:bookmarkEnd w:id="51"/>
     </w:p>
     <w:p>
       <w:pPr>
@@ -31684,11 +31883,11 @@
       <w:pPr>
         <w:pStyle w:val="Heading3"/>
       </w:pPr>
-      <w:bookmarkStart w:id="51" w:name="لحظة-شك"/>
+      <w:bookmarkStart w:id="52" w:name="لحظة-شك"/>
       <w:r>
         <w:t xml:space="preserve">لحظة شك</w:t>
       </w:r>
-      <w:bookmarkEnd w:id="51"/>
+      <w:bookmarkEnd w:id="52"/>
     </w:p>
     <w:p>
       <w:pPr>
@@ -33121,14 +33320,14 @@
       <w:pPr>
         <w:pStyle w:val="Heading3"/>
       </w:pPr>
-      <w:bookmarkStart w:id="52" w:name="الضربة-الأولى-التي-أصابت"/>
+      <w:bookmarkStart w:id="53" w:name="الضربة-الأولى-التي-أصابت"/>
       <w:r>
         <w:rPr>
           <w:b/>
         </w:rPr>
         <w:t xml:space="preserve">الضربة الأولى التي أصابت</w:t>
       </w:r>
-      <w:bookmarkEnd w:id="52"/>
+      <w:bookmarkEnd w:id="53"/>
     </w:p>
     <w:p>
       <w:pPr>
@@ -33435,11 +33634,11 @@
       <w:pPr>
         <w:pStyle w:val="Heading2"/>
       </w:pPr>
-      <w:bookmarkStart w:id="53" w:name="الفصل-التاسع-عشر-المطاردة-في-السوق"/>
+      <w:bookmarkStart w:id="54" w:name="الفصل-التاسع-عشر-المطاردة-في-السوق"/>
       <w:r>
         <w:t xml:space="preserve">الفصل التاسع عشر — المطاردة في السوق</w:t>
       </w:r>
-      <w:bookmarkEnd w:id="53"/>
+      <w:bookmarkEnd w:id="54"/>
     </w:p>
     <w:p>
       <w:pPr>
@@ -35295,11 +35494,11 @@
       <w:pPr>
         <w:pStyle w:val="Heading3"/>
       </w:pPr>
-      <w:bookmarkStart w:id="54" w:name="في-غرفة-بنتاور-تلك-الليلة-نفسها"/>
+      <w:bookmarkStart w:id="55" w:name="في-غرفة-بنتاور-تلك-الليلة-نفسها"/>
       <w:r>
         <w:t xml:space="preserve">في غرفة بنتاور — تلك الليلة نفسها</w:t>
       </w:r>
-      <w:bookmarkEnd w:id="54"/>
+      <w:bookmarkEnd w:id="55"/>
     </w:p>
     <w:p>
       <w:pPr>
@@ -35643,11 +35842,11 @@
       <w:pPr>
         <w:pStyle w:val="Heading2"/>
       </w:pPr>
-      <w:bookmarkStart w:id="55" w:name="الفصل-العشرون-المحاكمة"/>
+      <w:bookmarkStart w:id="56" w:name="الفصل-العشرون-المحاكمة"/>
       <w:r>
         <w:t xml:space="preserve">الفصل العشرون — المحاكمة</w:t>
       </w:r>
-      <w:bookmarkEnd w:id="55"/>
+      <w:bookmarkEnd w:id="56"/>
     </w:p>
     <w:p>
       <w:pPr>
@@ -37561,11 +37760,11 @@
       <w:pPr>
         <w:pStyle w:val="Heading3"/>
       </w:pPr>
-      <w:bookmarkStart w:id="56" w:name="نفرتاري-الليلة-التي-قبل-الفجر"/>
+      <w:bookmarkStart w:id="57" w:name="نفرتاري-الليلة-التي-قبل-الفجر"/>
       <w:r>
         <w:t xml:space="preserve">نفرتاري — اللَّيلَةُ الَّتي قَبلَ الفَجر</w:t>
       </w:r>
-      <w:bookmarkEnd w:id="56"/>
+      <w:bookmarkEnd w:id="57"/>
     </w:p>
     <w:p>
       <w:pPr>
@@ -37968,11 +38167,11 @@
       <w:pPr>
         <w:pStyle w:val="Heading2"/>
       </w:pPr>
-      <w:bookmarkStart w:id="57" w:name="الفصل-الحادي-والعشرون-يوم-الكسوف"/>
+      <w:bookmarkStart w:id="58" w:name="الفصل-الحادي-والعشرون-يوم-الكسوف"/>
       <w:r>
         <w:t xml:space="preserve">الفصل الحادي والعشرون — يوم الكسوف</w:t>
       </w:r>
-      <w:bookmarkEnd w:id="57"/>
+      <w:bookmarkEnd w:id="58"/>
     </w:p>
     <w:p>
       <w:pPr>
@@ -38605,11 +38804,11 @@
       <w:pPr>
         <w:pStyle w:val="Heading1"/>
       </w:pPr>
-      <w:bookmarkStart w:id="58" w:name="القسم-الخامس-الوداع-والعودة"/>
+      <w:bookmarkStart w:id="59" w:name="القسم-الخامس-الوداع-والعودة"/>
       <w:r>
         <w:t xml:space="preserve">القسم الخامس — الوداع والعودة</w:t>
       </w:r>
-      <w:bookmarkEnd w:id="58"/>
+      <w:bookmarkEnd w:id="59"/>
     </w:p>
     <w:p>
       <w:pPr>
@@ -38643,24 +38842,24 @@
       <w:pPr>
         <w:pStyle w:val="Heading2"/>
       </w:pPr>
-      <w:bookmarkStart w:id="59" w:name="الفصل-الثاني-والعشرون-ما-بعد-الظلام"/>
+      <w:bookmarkStart w:id="60" w:name="الفصل-الثاني-والعشرون-ما-بعد-الظلام"/>
       <w:r>
         <w:t xml:space="preserve">الفصل الثاني والعشرون — ما بعد الظلام</w:t>
       </w:r>
-      <w:bookmarkEnd w:id="59"/>
+      <w:bookmarkEnd w:id="60"/>
     </w:p>
     <w:p>
       <w:pPr>
         <w:pStyle w:val="Heading3"/>
       </w:pPr>
-      <w:bookmarkStart w:id="60" w:name="الجزء-الأول-الأثر"/>
+      <w:bookmarkStart w:id="61" w:name="الجزء-الأول-الأثر"/>
       <w:r>
         <w:rPr>
           <w:b/>
         </w:rPr>
         <w:t xml:space="preserve">الجزءُ الأوَّل: الأَثَر</w:t>
       </w:r>
-      <w:bookmarkEnd w:id="60"/>
+      <w:bookmarkEnd w:id="61"/>
     </w:p>
     <w:p>
       <w:pPr>
@@ -38974,7 +39173,7 @@
         <w:t xml:space="preserve"> </w:t>
       </w:r>
       <w:r>
-        <w:t xml:space="preserve">بمنزل إمحوتب - رحمه الله - وقد أسند ظهره المتعب إلى الجدار البارد. كانت</w:t>
+        <w:t xml:space="preserve">بمنزل إمحوتب — رحمه الله — وقد أسند ظهره المتعب إلى الجدار البارد. كانت</w:t>
       </w:r>
       <w:r>
         <w:t xml:space="preserve"> </w:t>
@@ -40486,14 +40685,14 @@
       <w:pPr>
         <w:pStyle w:val="Heading3"/>
       </w:pPr>
-      <w:bookmarkStart w:id="61" w:name="الجزء-الثاني-عرش-رعمسيس"/>
+      <w:bookmarkStart w:id="62" w:name="الجزء-الثاني-عرش-رعمسيس"/>
       <w:r>
         <w:rPr>
           <w:b/>
         </w:rPr>
         <w:t xml:space="preserve">الجزءُ الثاني: عَرشُ رَعمسيس</w:t>
       </w:r>
-      <w:bookmarkEnd w:id="61"/>
+      <w:bookmarkEnd w:id="62"/>
     </w:p>
     <w:p>
       <w:pPr>
@@ -41511,14 +41710,14 @@
       <w:pPr>
         <w:pStyle w:val="Heading3"/>
       </w:pPr>
-      <w:bookmarkStart w:id="62" w:name="الجزء-الثالث-تحت-النجوم"/>
+      <w:bookmarkStart w:id="63" w:name="الجزء-الثالث-تحت-النجوم"/>
       <w:r>
         <w:rPr>
           <w:b/>
         </w:rPr>
         <w:t xml:space="preserve">الجزءُ الثالث: تحتَ النُّجوم</w:t>
       </w:r>
-      <w:bookmarkEnd w:id="62"/>
+      <w:bookmarkEnd w:id="63"/>
     </w:p>
     <w:p>
       <w:pPr>
@@ -42915,11 +43114,11 @@
       <w:pPr>
         <w:pStyle w:val="Heading3"/>
       </w:pPr>
-      <w:bookmarkStart w:id="63" w:name="وجه-من-ماض-آخر"/>
+      <w:bookmarkStart w:id="64" w:name="وجه-من-ماض-آخر"/>
       <w:r>
         <w:t xml:space="preserve">وجهٌ من ماضٍ آخر</w:t>
       </w:r>
-      <w:bookmarkEnd w:id="63"/>
+      <w:bookmarkEnd w:id="64"/>
     </w:p>
     <w:p>
       <w:pPr>
@@ -43982,11 +44181,11 @@
       <w:pPr>
         <w:pStyle w:val="Heading2"/>
       </w:pPr>
-      <w:bookmarkStart w:id="64" w:name="الفصل-الثالث-والعشرون-تآكل-الذاكرة"/>
+      <w:bookmarkStart w:id="65" w:name="الفصل-الثالث-والعشرون-تآكل-الذاكرة"/>
       <w:r>
         <w:t xml:space="preserve">الفصل الثالث والعشرون — تآكل الذاكرة</w:t>
       </w:r>
-      <w:bookmarkEnd w:id="64"/>
+      <w:bookmarkEnd w:id="65"/>
     </w:p>
     <w:p>
       <w:pPr>
@@ -45261,13 +45460,13 @@
         <w:t xml:space="preserve"> </w:t>
       </w:r>
       <w:r>
-        <w:t xml:space="preserve">وجودي كله - كل ضحكاتي ودموعي، كل أحلامي وكوابيسي، كل ما حققته وكل ما</w:t>
-      </w:r>
-      <w:r>
-        <w:t xml:space="preserve"> </w:t>
-      </w:r>
-      <w:r>
-        <w:t xml:space="preserve">أخفقت فيه - لا يساوي ذرةً في ميزان الكون العظيم.</w:t>
+        <w:t xml:space="preserve">وجودي كله — كل ضحكاتي ودموعي، كل أحلامي وكوابيسي، كل ما حققته وكل ما</w:t>
+      </w:r>
+      <w:r>
+        <w:t xml:space="preserve"> </w:t>
+      </w:r>
+      <w:r>
+        <w:t xml:space="preserve">أخفقت فيه — لا يساوي ذرةً في ميزان الكون العظيم.</w:t>
       </w:r>
     </w:p>
     <w:p>
@@ -46794,11 +46993,11 @@
       <w:pPr>
         <w:pStyle w:val="Heading2"/>
       </w:pPr>
-      <w:bookmarkStart w:id="65" w:name="الفصل-الرابع-والعشرون-الدائرة-المغلقة"/>
+      <w:bookmarkStart w:id="66" w:name="الفصل-الرابع-والعشرون-الدائرة-المغلقة"/>
       <w:r>
         <w:t xml:space="preserve">الفصل الرابع والعشرون — الدائرة المغلقة</w:t>
       </w:r>
-      <w:bookmarkEnd w:id="65"/>
+      <w:bookmarkEnd w:id="66"/>
     </w:p>
     <w:p>
       <w:pPr>
@@ -46823,14 +47022,14 @@
       <w:pPr>
         <w:pStyle w:val="Heading3"/>
       </w:pPr>
-      <w:bookmarkStart w:id="66" w:name="الجزء-الأول-البردية"/>
+      <w:bookmarkStart w:id="67" w:name="الجزء-الأول-البردية"/>
       <w:r>
         <w:rPr>
           <w:b/>
         </w:rPr>
         <w:t xml:space="preserve">الجزء الأول: البردية</w:t>
       </w:r>
-      <w:bookmarkEnd w:id="66"/>
+      <w:bookmarkEnd w:id="67"/>
     </w:p>
     <w:p>
       <w:pPr>
@@ -47050,7 +47249,7 @@
         <w:t xml:space="preserve"> </w:t>
       </w:r>
       <w:r>
-        <w:t xml:space="preserve">في جسد الإنسان، مع شرحٍ دقيقٍ لكيفية دوران الدم في الجسم - كيف يضخه القلب إلى الرئتين ليتنقى، ثم يعيده إلى</w:t>
+        <w:t xml:space="preserve">في جسد الإنسان، مع شرحٍ دقيقٍ لكيفية دوران الدم في الجسم — كيف يضخه القلب إلى الرئتين ليتنقى، ثم يعيده إلى</w:t>
       </w:r>
       <w:r>
         <w:t xml:space="preserve"> </w:t>
@@ -47815,7 +48014,7 @@
         <w:t xml:space="preserve"> </w:t>
       </w:r>
       <w:r>
-        <w:t xml:space="preserve">الإغلاق بالشمع المُذاب والمختوم بختمه الخاص - ختم صنعه بنفسه يحمل رمز</w:t>
+        <w:t xml:space="preserve">الإغلاق بالشمع المُذاب والمختوم بختمه الخاص — ختم صنعه بنفسه يحمل رمز</w:t>
       </w:r>
       <w:r>
         <w:t xml:space="preserve"> </w:t>
@@ -48585,14 +48784,14 @@
       <w:pPr>
         <w:pStyle w:val="Heading3"/>
       </w:pPr>
-      <w:bookmarkStart w:id="67" w:name="الجزء-الثاني-الصراع-على-ضفة-النيل"/>
+      <w:bookmarkStart w:id="68" w:name="الجزء-الثاني-الصراع-على-ضفة-النيل"/>
       <w:r>
         <w:rPr>
           <w:b/>
         </w:rPr>
         <w:t xml:space="preserve">الجزء الثاني: الصراع على ضفة النيل</w:t>
       </w:r>
-      <w:bookmarkEnd w:id="67"/>
+      <w:bookmarkEnd w:id="68"/>
     </w:p>
     <w:p>
       <w:pPr>
@@ -51673,11 +51872,11 @@
       <w:pPr>
         <w:pStyle w:val="Heading2"/>
       </w:pPr>
-      <w:bookmarkStart w:id="68" w:name="الفصل-الخامس-والعشرون-رسالة-الغريب"/>
+      <w:bookmarkStart w:id="69" w:name="الفصل-الخامس-والعشرون-رسالة-الغريب"/>
       <w:r>
         <w:t xml:space="preserve">الفصل الخامس والعشرون — رسالة الغريب</w:t>
       </w:r>
-      <w:bookmarkEnd w:id="68"/>
+      <w:bookmarkEnd w:id="69"/>
     </w:p>
     <w:p>
       <w:pPr>
@@ -52819,11 +53018,11 @@
       <w:pPr>
         <w:pStyle w:val="Heading1"/>
       </w:pPr>
-      <w:bookmarkStart w:id="69" w:name="كلمة-من-المؤلف"/>
+      <w:bookmarkStart w:id="70" w:name="كلمة-من-المؤلف"/>
       <w:r>
         <w:t xml:space="preserve">كَلِمةٌ من المؤلِّف</w:t>
       </w:r>
-      <w:bookmarkEnd w:id="69"/>
+      <w:bookmarkEnd w:id="70"/>
     </w:p>
     <w:p>
       <w:pPr>
@@ -53028,11 +53227,11 @@
       <w:pPr>
         <w:pStyle w:val="Heading2"/>
       </w:pPr>
-      <w:bookmarkStart w:id="70" w:name="عن-الدقة-التاريخية"/>
+      <w:bookmarkStart w:id="71" w:name="عن-الدقة-التاريخية"/>
       <w:r>
         <w:t xml:space="preserve">عن الدقَّة التاريخيَّة</w:t>
       </w:r>
-      <w:bookmarkEnd w:id="70"/>
+      <w:bookmarkEnd w:id="71"/>
     </w:p>
     <w:p>
       <w:pPr>
@@ -53134,11 +53333,11 @@
       <w:pPr>
         <w:pStyle w:val="Heading2"/>
       </w:pPr>
-      <w:bookmarkStart w:id="71" w:name="عن-الحرية-الأدبية"/>
+      <w:bookmarkStart w:id="72" w:name="عن-الحرية-الأدبية"/>
       <w:r>
         <w:t xml:space="preserve">عن الحُرِّيَّة الأَدَبيَّة</w:t>
       </w:r>
-      <w:bookmarkEnd w:id="71"/>
+      <w:bookmarkEnd w:id="72"/>
     </w:p>
     <w:p>
       <w:pPr>
@@ -53207,11 +53406,11 @@
       <w:pPr>
         <w:pStyle w:val="Heading2"/>
       </w:pPr>
-      <w:bookmarkStart w:id="72" w:name="عن-الكتابة-من-خارج-المهنة"/>
+      <w:bookmarkStart w:id="73" w:name="عن-الكتابة-من-خارج-المهنة"/>
       <w:r>
         <w:t xml:space="preserve">عن الكِتابةِ من خارجِ المِهنَة</w:t>
       </w:r>
-      <w:bookmarkEnd w:id="72"/>
+      <w:bookmarkEnd w:id="73"/>
     </w:p>
     <w:p>
       <w:pPr>
@@ -53260,11 +53459,11 @@
       <w:pPr>
         <w:pStyle w:val="Heading2"/>
       </w:pPr>
-      <w:bookmarkStart w:id="73" w:name="شكر-أخير-للقارئ"/>
+      <w:bookmarkStart w:id="74" w:name="شكر-أخير-للقارئ"/>
       <w:r>
         <w:t xml:space="preserve">شُكرٌ أَخيرٌ لِلقارئ</w:t>
       </w:r>
-      <w:bookmarkEnd w:id="73"/>
+      <w:bookmarkEnd w:id="74"/>
     </w:p>
     <w:p>
       <w:pPr>
@@ -53322,11 +53521,11 @@
       <w:pPr>
         <w:pStyle w:val="Heading1"/>
       </w:pPr>
-      <w:bookmarkStart w:id="74" w:name="شكر-وتقدير"/>
+      <w:bookmarkStart w:id="75" w:name="شكر-وتقدير"/>
       <w:r>
         <w:t xml:space="preserve">شُكرٌ وتَقدير</w:t>
       </w:r>
-      <w:bookmarkEnd w:id="74"/>
+      <w:bookmarkEnd w:id="75"/>
     </w:p>
     <w:p>
       <w:pPr>
@@ -53399,11 +53598,11 @@
       <w:pPr>
         <w:pStyle w:val="Heading1"/>
       </w:pPr>
-      <w:bookmarkStart w:id="75" w:name="المصادر-التاريخية"/>
+      <w:bookmarkStart w:id="76" w:name="المصادر-التاريخية"/>
       <w:r>
         <w:t xml:space="preserve">المَصادِرُ التَّاريخيَّة</w:t>
       </w:r>
-      <w:bookmarkEnd w:id="75"/>
+      <w:bookmarkEnd w:id="76"/>
     </w:p>
     <w:p>
       <w:pPr>
@@ -53452,11 +53651,11 @@
       <w:pPr>
         <w:pStyle w:val="Heading2"/>
       </w:pPr>
-      <w:bookmarkStart w:id="76" w:name="أولا-البرديات-والوثائق-المصرية-القديمة"/>
+      <w:bookmarkStart w:id="77" w:name="أولا-البرديات-والوثائق-المصرية-القديمة"/>
       <w:r>
         <w:t xml:space="preserve">أَوَّلًا: البَردِيَّاتُ والوَثائِقُ المِصريَّةُ القَديمَة</w:t>
       </w:r>
-      <w:bookmarkEnd w:id="76"/>
+      <w:bookmarkEnd w:id="77"/>
     </w:p>
     <w:p>
       <w:pPr>
@@ -53640,11 +53839,11 @@
       <w:pPr>
         <w:pStyle w:val="Heading2"/>
       </w:pPr>
-      <w:bookmarkStart w:id="77" w:name="ثانيا-المراجع-الأكاديمية-في-المصريات"/>
+      <w:bookmarkStart w:id="78" w:name="ثانيا-المراجع-الأكاديمية-في-المصريات"/>
       <w:r>
         <w:t xml:space="preserve">ثانيًا: المَراجِعُ الأَكاديميَّةُ في المِصريَّات</w:t>
       </w:r>
-      <w:bookmarkEnd w:id="77"/>
+      <w:bookmarkEnd w:id="78"/>
     </w:p>
     <w:p>
       <w:pPr>
@@ -53812,11 +54011,11 @@
       <w:pPr>
         <w:pStyle w:val="Heading2"/>
       </w:pPr>
-      <w:bookmarkStart w:id="78" w:name="ثالثا-الطب-المصري-القديم"/>
+      <w:bookmarkStart w:id="79" w:name="ثالثا-الطب-المصري-القديم"/>
       <w:r>
         <w:t xml:space="preserve">ثالثًا: الطِّبُّ المِصريُّ القَديم</w:t>
       </w:r>
-      <w:bookmarkEnd w:id="78"/>
+      <w:bookmarkEnd w:id="79"/>
     </w:p>
     <w:p>
       <w:pPr>
@@ -53978,11 +54177,11 @@
       <w:pPr>
         <w:pStyle w:val="Heading2"/>
       </w:pPr>
-      <w:bookmarkStart w:id="79" w:name="رابعا-عهد-رعمسيس-الثاني-وعصر-الرعامسة"/>
+      <w:bookmarkStart w:id="80" w:name="رابعا-عهد-رعمسيس-الثاني-وعصر-الرعامسة"/>
       <w:r>
         <w:t xml:space="preserve">رابِعًا: عَهدُ رَعمسيس الثاني وعَصرُ الرَّعامِسَة</w:t>
       </w:r>
-      <w:bookmarkEnd w:id="79"/>
+      <w:bookmarkEnd w:id="80"/>
     </w:p>
     <w:p>
       <w:pPr>
@@ -54084,11 +54283,11 @@
       <w:pPr>
         <w:pStyle w:val="Heading2"/>
       </w:pPr>
-      <w:bookmarkStart w:id="80" w:name="خامسا-العلم-الفلكي-والكسوف"/>
+      <w:bookmarkStart w:id="81" w:name="خامسا-العلم-الفلكي-والكسوف"/>
       <w:r>
         <w:t xml:space="preserve">خامسًا: العِلمُ الفَلَكيُّ والكُسوف</w:t>
       </w:r>
-      <w:bookmarkEnd w:id="80"/>
+      <w:bookmarkEnd w:id="81"/>
     </w:p>
     <w:p>
       <w:pPr>
@@ -54166,11 +54365,11 @@
       <w:pPr>
         <w:pStyle w:val="Heading2"/>
       </w:pPr>
-      <w:bookmarkStart w:id="81" w:name="سادسا-المواقع-والمتاحف"/>
+      <w:bookmarkStart w:id="82" w:name="سادسا-المواقع-والمتاحف"/>
       <w:r>
         <w:t xml:space="preserve">سادِسًا: المَواقِعُ والمُتاحِف</w:t>
       </w:r>
-      <w:bookmarkEnd w:id="81"/>
+      <w:bookmarkEnd w:id="82"/>
     </w:p>
     <w:p>
       <w:pPr>
@@ -54236,11 +54435,11 @@
       <w:pPr>
         <w:pStyle w:val="Heading2"/>
       </w:pPr>
-      <w:bookmarkStart w:id="82" w:name="سابعا-ما-ليس-تاريخيا"/>
+      <w:bookmarkStart w:id="83" w:name="سابعا-ما-ليس-تاريخيا"/>
       <w:r>
         <w:t xml:space="preserve">سابِعًا: ما لَيسَ تاريخيًّا</w:t>
       </w:r>
-      <w:bookmarkEnd w:id="82"/>
+      <w:bookmarkEnd w:id="83"/>
     </w:p>
     <w:p>
       <w:pPr>
@@ -54407,11 +54606,11 @@
       <w:pPr>
         <w:pStyle w:val="Heading1"/>
       </w:pPr>
-      <w:bookmarkStart w:id="83" w:name="من-بردية-أحمد-الطبية"/>
+      <w:bookmarkStart w:id="84" w:name="من-بردية-أحمد-الطبية"/>
       <w:r>
         <w:t xml:space="preserve">من بَردِيَّةِ أَحمد الطِّبِّيَّة</w:t>
       </w:r>
-      <w:bookmarkEnd w:id="83"/>
+      <w:bookmarkEnd w:id="84"/>
     </w:p>
     <w:p>
       <w:pPr>
@@ -54496,11 +54695,11 @@
       <w:pPr>
         <w:pStyle w:val="Heading2"/>
       </w:pPr>
-      <w:bookmarkStart w:id="84" w:name="تعليم-التلميذ"/>
+      <w:bookmarkStart w:id="85" w:name="تعليم-التلميذ"/>
       <w:r>
         <w:t xml:space="preserve">١. تَعليمُ التِّلميذ</w:t>
       </w:r>
-      <w:bookmarkEnd w:id="84"/>
+      <w:bookmarkEnd w:id="85"/>
     </w:p>
     <w:p>
       <w:pPr>
@@ -54598,11 +54797,11 @@
       <w:pPr>
         <w:pStyle w:val="Heading2"/>
       </w:pPr>
-      <w:bookmarkStart w:id="85" w:name="في-الجرح-المتعفن"/>
+      <w:bookmarkStart w:id="86" w:name="في-الجرح-المتعفن"/>
       <w:r>
         <w:t xml:space="preserve">٢. في الجُرحِ المُتَعَفِّن</w:t>
       </w:r>
-      <w:bookmarkEnd w:id="85"/>
+      <w:bookmarkEnd w:id="86"/>
     </w:p>
     <w:p>
       <w:pPr>
@@ -54814,11 +55013,11 @@
       <w:pPr>
         <w:pStyle w:val="Heading2"/>
       </w:pPr>
-      <w:bookmarkStart w:id="86" w:name="في-فحص-الصدر"/>
+      <w:bookmarkStart w:id="87" w:name="في-فحص-الصدر"/>
       <w:r>
         <w:t xml:space="preserve">٣. في فَحصِ الصَّدر</w:t>
       </w:r>
-      <w:bookmarkEnd w:id="86"/>
+      <w:bookmarkEnd w:id="87"/>
     </w:p>
     <w:p>
       <w:pPr>
@@ -54906,11 +55105,11 @@
       <w:pPr>
         <w:pStyle w:val="Heading2"/>
       </w:pPr>
-      <w:bookmarkStart w:id="87" w:name="في-الفتاة-الصماء"/>
+      <w:bookmarkStart w:id="88" w:name="في-الفتاة-الصماء"/>
       <w:r>
         <w:t xml:space="preserve">٤. في الفَتاةِ الصَّمَّاء</w:t>
       </w:r>
-      <w:bookmarkEnd w:id="87"/>
+      <w:bookmarkEnd w:id="88"/>
     </w:p>
     <w:p>
       <w:pPr>
@@ -55040,11 +55239,11 @@
       <w:pPr>
         <w:pStyle w:val="Heading2"/>
       </w:pPr>
-      <w:bookmarkStart w:id="88" w:name="في-الكسر-المفتوح"/>
+      <w:bookmarkStart w:id="89" w:name="في-الكسر-المفتوح"/>
       <w:r>
         <w:t xml:space="preserve">٥. في الكَسرِ المَفتوح</w:t>
       </w:r>
-      <w:bookmarkEnd w:id="88"/>
+      <w:bookmarkEnd w:id="89"/>
     </w:p>
     <w:p>
       <w:pPr>
@@ -55131,11 +55330,11 @@
       <w:pPr>
         <w:pStyle w:val="Heading2"/>
       </w:pPr>
-      <w:bookmarkStart w:id="89" w:name="في-الموت"/>
+      <w:bookmarkStart w:id="90" w:name="في-الموت"/>
       <w:r>
         <w:t xml:space="preserve">٦. في المَوت</w:t>
       </w:r>
-      <w:bookmarkEnd w:id="89"/>
+      <w:bookmarkEnd w:id="90"/>
     </w:p>
     <w:p>
       <w:pPr>
@@ -55234,11 +55433,11 @@
       <w:pPr>
         <w:pStyle w:val="Heading2"/>
       </w:pPr>
-      <w:bookmarkStart w:id="90" w:name="كلمة-أخيرة-للتلميذ"/>
+      <w:bookmarkStart w:id="91" w:name="كلمة-أخيرة-للتلميذ"/>
       <w:r>
         <w:t xml:space="preserve">٧. كَلِمَةٌ أَخيرَة لِلتِّلميذ</w:t>
       </w:r>
-      <w:bookmarkEnd w:id="90"/>
+      <w:bookmarkEnd w:id="91"/>
     </w:p>
     <w:p>
       <w:pPr>
@@ -55371,11 +55570,11 @@
       <w:pPr>
         <w:pStyle w:val="Heading1"/>
       </w:pPr>
-      <w:bookmarkStart w:id="91" w:name="مسرد-المصطلحات"/>
+      <w:bookmarkStart w:id="92" w:name="مسرد-المصطلحات"/>
       <w:r>
         <w:t xml:space="preserve">مَسرَدُ المُصطَلَحات</w:t>
       </w:r>
-      <w:bookmarkEnd w:id="91"/>
+      <w:bookmarkEnd w:id="92"/>
     </w:p>
     <w:p>
       <w:pPr>
@@ -55400,11 +55599,11 @@
       <w:pPr>
         <w:pStyle w:val="Heading2"/>
       </w:pPr>
-      <w:bookmarkStart w:id="92" w:name="الأماكن"/>
+      <w:bookmarkStart w:id="93" w:name="الأماكن"/>
       <w:r>
         <w:t xml:space="preserve">الأَماكِن</w:t>
       </w:r>
-      <w:bookmarkEnd w:id="92"/>
+      <w:bookmarkEnd w:id="93"/>
     </w:p>
     <w:p>
       <w:pPr>
@@ -55515,11 +55714,11 @@
       <w:pPr>
         <w:pStyle w:val="Heading2"/>
       </w:pPr>
-      <w:bookmarkStart w:id="93" w:name="الآلهة"/>
+      <w:bookmarkStart w:id="94" w:name="الآلهة"/>
       <w:r>
         <w:t xml:space="preserve">الآلِهَة</w:t>
       </w:r>
-      <w:bookmarkEnd w:id="93"/>
+      <w:bookmarkEnd w:id="94"/>
     </w:p>
     <w:p>
       <w:pPr>
@@ -55693,11 +55892,11 @@
       <w:pPr>
         <w:pStyle w:val="Heading2"/>
       </w:pPr>
-      <w:bookmarkStart w:id="94" w:name="الأشخاص-والرتب"/>
+      <w:bookmarkStart w:id="95" w:name="الأشخاص-والرتب"/>
       <w:r>
         <w:t xml:space="preserve">الأَشخاصُ والرُّتَب</w:t>
       </w:r>
-      <w:bookmarkEnd w:id="94"/>
+      <w:bookmarkEnd w:id="95"/>
     </w:p>
     <w:p>
       <w:pPr>
@@ -55808,11 +56007,11 @@
       <w:pPr>
         <w:pStyle w:val="Heading2"/>
       </w:pPr>
-      <w:bookmarkStart w:id="95" w:name="الأدوات-والمفاهيم"/>
+      <w:bookmarkStart w:id="96" w:name="الأدوات-والمفاهيم"/>
       <w:r>
         <w:t xml:space="preserve">الأَدَواتُ والمفاهيم</w:t>
       </w:r>
-      <w:bookmarkEnd w:id="95"/>
+      <w:bookmarkEnd w:id="96"/>
     </w:p>
     <w:p>
       <w:pPr>
@@ -56070,11 +56269,11 @@
       <w:pPr>
         <w:pStyle w:val="Heading2"/>
       </w:pPr>
-      <w:bookmarkStart w:id="96" w:name="الحقبة-الزمنية"/>
+      <w:bookmarkStart w:id="97" w:name="الحقبة-الزمنية"/>
       <w:r>
         <w:t xml:space="preserve">الحِقبَةُ الزَّمَنيَّة</w:t>
       </w:r>
-      <w:bookmarkEnd w:id="96"/>
+      <w:bookmarkEnd w:id="97"/>
     </w:p>
     <w:p>
       <w:pPr>
@@ -56164,11 +56363,11 @@
       <w:pPr>
         <w:pStyle w:val="Heading1"/>
       </w:pPr>
-      <w:bookmarkStart w:id="97" w:name="عن-المؤلف"/>
+      <w:bookmarkStart w:id="98" w:name="عن-المؤلف"/>
       <w:r>
         <w:t xml:space="preserve">عن المؤلِّف</w:t>
       </w:r>
-      <w:bookmarkEnd w:id="97"/>
+      <w:bookmarkEnd w:id="98"/>
     </w:p>
     <w:p>
       <w:pPr>
@@ -56215,11 +56414,11 @@
       <w:pPr>
         <w:pStyle w:val="Heading1"/>
       </w:pPr>
-      <w:bookmarkStart w:id="98" w:name="نبذة-الغلاف-الخلفي"/>
+      <w:bookmarkStart w:id="99" w:name="نبذة-الغلاف-الخلفي"/>
       <w:r>
         <w:t xml:space="preserve">نَبذَةُ الغِلافِ الخَلفيّ</w:t>
       </w:r>
-      <w:bookmarkEnd w:id="98"/>
+      <w:bookmarkEnd w:id="99"/>
     </w:p>
     <w:p>
       <w:pPr>

--- a/غريب_في_طيبة.docx
+++ b/غريب_في_طيبة.docx
@@ -79,210 +79,11 @@
       <w:pPr>
         <w:pStyle w:val="Heading2"/>
       </w:pPr>
-      <w:bookmarkStart w:id="21" w:name="حقوق-النشر"/>
-      <w:r>
-        <w:t xml:space="preserve">حُقوقُ النَّشر</w:t>
+      <w:bookmarkStart w:id="21" w:name="الإهداء"/>
+      <w:r>
+        <w:t xml:space="preserve">الإِهداء</w:t>
       </w:r>
       <w:bookmarkEnd w:id="21"/>
-    </w:p>
-    <w:p>
-      <w:pPr>
-        <w:pStyle w:val="GroupHeading"/>
-      </w:pPr>
-      <w:r>
-        <w:t xml:space="preserve">غَريبٌ في طِيبَة</w:t>
-      </w:r>
-    </w:p>
-    <w:p>
-      <w:pPr>
-        <w:pStyle w:val="BodyText"/>
-      </w:pPr>
-      <w:r>
-        <w:t xml:space="preserve">© أحمد علَّام، [سَنَةُ النَّشر].</w:t>
-      </w:r>
-    </w:p>
-    <w:p>
-      <w:pPr>
-        <w:pStyle w:val="BodyText"/>
-      </w:pPr>
-      <w:r>
-        <w:t xml:space="preserve">جَميعُ الحُقوق مَحفوظَة.</w:t>
-      </w:r>
-    </w:p>
-    <w:p>
-      <w:pPr>
-        <w:pStyle w:val="BodyText"/>
-      </w:pPr>
-      <w:r>
-        <w:t xml:space="preserve">لا يَجوزُ نَسخُ أَيِّ جُزءٍ مِن هذا الكِتابِ أَو تَخزينُه أَو نَقلُه بِأَيِّ</w:t>
-      </w:r>
-      <w:r>
-        <w:t xml:space="preserve"> </w:t>
-      </w:r>
-      <w:r>
-        <w:t xml:space="preserve">وَسيلَة — إلكترونيَّةٍ أَو ميكانيكيَّةٍ، بِما في ذلكَ التَّصويرُ والتَّسجيل —</w:t>
-      </w:r>
-      <w:r>
-        <w:t xml:space="preserve"> </w:t>
-      </w:r>
-      <w:r>
-        <w:t xml:space="preserve">دونَ إذنٍ خَطِّيٍّ مُسبَقٍ من المُؤَلِّف، فيما عَدا الاقتِباساتِ القَصيرَة</w:t>
-      </w:r>
-      <w:r>
-        <w:t xml:space="preserve"> </w:t>
-      </w:r>
-      <w:r>
-        <w:t xml:space="preserve">في المُراجَعاتِ النَّقديَّة.</w:t>
-      </w:r>
-    </w:p>
-    <w:p>
-      <w:pPr>
-        <w:pStyle w:val="BodyText"/>
-      </w:pPr>
-      <w:r>
-        <w:t xml:space="preserve">هذا العَمَلُ رِوايَةٌ خَياليَّة. الأَسماءُ والشَّخصياتُ والأَماكِنُ</w:t>
-      </w:r>
-      <w:r>
-        <w:t xml:space="preserve"> </w:t>
-      </w:r>
-      <w:r>
-        <w:t xml:space="preserve">والأَحداثُ — وإن استَنَدَت إلى أَرضيَّةٍ تاريخيَّةٍ مُوَثَّقَة من عَصرِ</w:t>
-      </w:r>
-      <w:r>
-        <w:t xml:space="preserve"> </w:t>
-      </w:r>
-      <w:r>
-        <w:t xml:space="preserve">رَعمسيس الثاني — فَهيَ نِتاجُ خَيالِ المُؤَلِّف، أَو مُستَخدَمَةٌ بِشَكلٍ</w:t>
-      </w:r>
-      <w:r>
-        <w:t xml:space="preserve"> </w:t>
-      </w:r>
-      <w:r>
-        <w:t xml:space="preserve">خَيالِيّ. أَيُّ تَشابُهٍ مع أَشخاصٍ أَحياءٍ أَو مَوتى مَحضُ مُصادَفَة.</w:t>
-      </w:r>
-    </w:p>
-    <w:p>
-      <w:pPr>
-        <w:pStyle w:val="BodyText"/>
-      </w:pPr>
-      <w:r>
-        <w:rPr>
-          <w:b/>
-        </w:rPr>
-        <w:t xml:space="preserve">الطَّبعَةُ الأُولى:</w:t>
-      </w:r>
-      <w:r>
-        <w:t xml:space="preserve"> </w:t>
-      </w:r>
-      <w:r>
-        <w:t xml:space="preserve">[الشَّهرُ والسَّنَة]</w:t>
-      </w:r>
-      <w:r>
-        <w:t xml:space="preserve"> </w:t>
-      </w:r>
-      <w:r>
-        <w:rPr>
-          <w:b/>
-        </w:rPr>
-        <w:t xml:space="preserve">رَقمُ الإيداع:</w:t>
-      </w:r>
-      <w:r>
-        <w:t xml:space="preserve"> </w:t>
-      </w:r>
-      <w:r>
-        <w:t xml:space="preserve">[يُحَدَّدُ من دارِ الكُتُب]</w:t>
-      </w:r>
-      <w:r>
-        <w:t xml:space="preserve"> </w:t>
-      </w:r>
-      <w:r>
-        <w:rPr>
-          <w:b/>
-        </w:rPr>
-        <w:t xml:space="preserve">ر.د.م.ك (ISBN):</w:t>
-      </w:r>
-      <w:r>
-        <w:t xml:space="preserve"> </w:t>
-      </w:r>
-      <w:r>
-        <w:t xml:space="preserve">[يُضافُ من النَّاشِر]</w:t>
-      </w:r>
-    </w:p>
-    <w:p>
-      <w:pPr>
-        <w:pStyle w:val="BodyText"/>
-      </w:pPr>
-      <w:r>
-        <w:rPr>
-          <w:b/>
-        </w:rPr>
-        <w:t xml:space="preserve">النَّاشِر:</w:t>
-      </w:r>
-      <w:r>
-        <w:t xml:space="preserve"> </w:t>
-      </w:r>
-      <w:r>
-        <w:t xml:space="preserve">[اسمُ دار النَّشر]</w:t>
-      </w:r>
-      <w:r>
-        <w:t xml:space="preserve"> </w:t>
-      </w:r>
-      <w:r>
-        <w:t xml:space="preserve">[العُنوان • المَوقِع • البَريدُ الإلِكترونيّ]</w:t>
-      </w:r>
-    </w:p>
-    <w:p>
-      <w:pPr>
-        <w:pStyle w:val="BodyText"/>
-      </w:pPr>
-      <w:r>
-        <w:rPr>
-          <w:b/>
-        </w:rPr>
-        <w:t xml:space="preserve">التَّصميمُ والإخراج:</w:t>
-      </w:r>
-      <w:r>
-        <w:t xml:space="preserve"> </w:t>
-      </w:r>
-      <w:r>
-        <w:t xml:space="preserve">[اسمُ المُصَمِّم]</w:t>
-      </w:r>
-      <w:r>
-        <w:t xml:space="preserve"> </w:t>
-      </w:r>
-      <w:r>
-        <w:rPr>
-          <w:b/>
-        </w:rPr>
-        <w:t xml:space="preserve">صورَةُ الغِلاف:</w:t>
-      </w:r>
-      <w:r>
-        <w:t xml:space="preserve"> </w:t>
-      </w:r>
-      <w:r>
-        <w:t xml:space="preserve">[اسمُ الفَنَّان/المَصدَر]</w:t>
-      </w:r>
-    </w:p>
-    <w:p>
-      <w:pPr>
-        <w:pStyle w:val="BodyText"/>
-      </w:pPr>
-      <w:r>
-        <w:rPr>
-          <w:i/>
-        </w:rPr>
-        <w:t xml:space="preserve">طُبِعَ في جُمهوريَّة مِصرَ العَرَبيَّة.</w:t>
-      </w:r>
-    </w:p>
-    <w:p>
-      <w:pPr>
-        <w:pStyle w:val="Heading2"/>
-      </w:pPr>
-      <w:bookmarkStart w:id="22" w:name="الإهداء"/>
-      <w:r>
-        <w:t xml:space="preserve">الإِهداء</w:t>
-      </w:r>
-      <w:bookmarkEnd w:id="22"/>
     </w:p>
     <w:p>
       <w:pPr>
@@ -411,11 +212,11 @@
       <w:pPr>
         <w:pStyle w:val="Heading1"/>
       </w:pPr>
-      <w:bookmarkStart w:id="23" w:name="الفهرس"/>
+      <w:bookmarkStart w:id="22" w:name="الفهرس"/>
       <w:r>
         <w:t xml:space="preserve">الفِهرِس</w:t>
       </w:r>
-      <w:bookmarkEnd w:id="23"/>
+      <w:bookmarkEnd w:id="22"/>
     </w:p>
     <w:p>
       <w:pPr>
@@ -884,11 +685,11 @@
       <w:pPr>
         <w:pStyle w:val="Heading1"/>
       </w:pPr>
-      <w:bookmarkStart w:id="24" w:name="دليل-الشخصيات"/>
+      <w:bookmarkStart w:id="23" w:name="دليل-الشخصيات"/>
       <w:r>
         <w:t xml:space="preserve">دَليلُ الشَّخصيَّات</w:t>
       </w:r>
-      <w:bookmarkEnd w:id="24"/>
+      <w:bookmarkEnd w:id="23"/>
     </w:p>
     <w:p>
       <w:pPr>
@@ -1120,40 +921,40 @@
       <w:pPr>
         <w:pStyle w:val="Heading1"/>
       </w:pPr>
-      <w:bookmarkStart w:id="25" w:name="القسم-الأول-العتبة"/>
+      <w:bookmarkStart w:id="24" w:name="القسم-الأول-العتبة"/>
       <w:r>
         <w:t xml:space="preserve">القسم الأول — العَتَبَة</w:t>
       </w:r>
+      <w:bookmarkEnd w:id="24"/>
+    </w:p>
+    <w:p>
+      <w:pPr>
+        <w:pStyle w:val="BlockText"/>
+      </w:pPr>
+      <w:r>
+        <w:rPr>
+          <w:i/>
+        </w:rPr>
+        <w:t xml:space="preserve">»الإنسانُ طينٌ وتِبن، واللَّهُ هو البَاني.«</w:t>
+      </w:r>
+    </w:p>
+    <w:p>
+      <w:pPr>
+        <w:pStyle w:val="BlockText"/>
+      </w:pPr>
+      <w:r>
+        <w:t xml:space="preserve">— مِن تَعاليم أمنمأوبي، نِهايَة الدَّولَة الحَديثَة</w:t>
+      </w:r>
+    </w:p>
+    <w:p>
+      <w:pPr>
+        <w:pStyle w:val="Heading2"/>
+      </w:pPr>
+      <w:bookmarkStart w:id="25" w:name="المقدمة"/>
+      <w:r>
+        <w:t xml:space="preserve">المُقَدِّمَة</w:t>
+      </w:r>
       <w:bookmarkEnd w:id="25"/>
-    </w:p>
-    <w:p>
-      <w:pPr>
-        <w:pStyle w:val="BlockText"/>
-      </w:pPr>
-      <w:r>
-        <w:rPr>
-          <w:i/>
-        </w:rPr>
-        <w:t xml:space="preserve">»الإنسانُ طينٌ وتِبن، واللَّهُ هو البَاني.«</w:t>
-      </w:r>
-    </w:p>
-    <w:p>
-      <w:pPr>
-        <w:pStyle w:val="BlockText"/>
-      </w:pPr>
-      <w:r>
-        <w:t xml:space="preserve">— مِن تَعاليم أمنمأوبي، نِهايَة الدَّولَة الحَديثَة</w:t>
-      </w:r>
-    </w:p>
-    <w:p>
-      <w:pPr>
-        <w:pStyle w:val="Heading2"/>
-      </w:pPr>
-      <w:bookmarkStart w:id="26" w:name="المقدمة"/>
-      <w:r>
-        <w:t xml:space="preserve">المُقَدِّمَة</w:t>
-      </w:r>
-      <w:bookmarkEnd w:id="26"/>
     </w:p>
     <w:p>
       <w:pPr>
@@ -1202,11 +1003,11 @@
       <w:pPr>
         <w:pStyle w:val="Heading2"/>
       </w:pPr>
-      <w:bookmarkStart w:id="27" w:name="الفصل-صفر-الطبيب-الوحيد"/>
+      <w:bookmarkStart w:id="26" w:name="الفصل-صفر-الطبيب-الوحيد"/>
       <w:r>
         <w:t xml:space="preserve">الفصل صفر — الطبيب الوحيد</w:t>
       </w:r>
-      <w:bookmarkEnd w:id="27"/>
+      <w:bookmarkEnd w:id="26"/>
     </w:p>
     <w:p>
       <w:pPr>
@@ -2681,11 +2482,11 @@
       <w:pPr>
         <w:pStyle w:val="Heading2"/>
       </w:pPr>
-      <w:bookmarkStart w:id="28" w:name="الفصل-الأول-نداء-الكرنك"/>
+      <w:bookmarkStart w:id="27" w:name="الفصل-الأول-نداء-الكرنك"/>
       <w:r>
         <w:t xml:space="preserve">الفصل الأول — نداء الكرنك</w:t>
       </w:r>
-      <w:bookmarkEnd w:id="28"/>
+      <w:bookmarkEnd w:id="27"/>
     </w:p>
     <w:p>
       <w:pPr>
@@ -3144,11 +2945,11 @@
       <w:pPr>
         <w:pStyle w:val="Heading2"/>
       </w:pPr>
-      <w:bookmarkStart w:id="29" w:name="الفصل-الثاني-المعادلة"/>
+      <w:bookmarkStart w:id="28" w:name="الفصل-الثاني-المعادلة"/>
       <w:r>
         <w:t xml:space="preserve">الفصل الثاني — المعادلة</w:t>
       </w:r>
-      <w:bookmarkEnd w:id="29"/>
+      <w:bookmarkEnd w:id="28"/>
     </w:p>
     <w:p>
       <w:pPr>
@@ -3514,11 +3315,11 @@
       <w:pPr>
         <w:pStyle w:val="Heading2"/>
       </w:pPr>
-      <w:bookmarkStart w:id="30" w:name="الفصل-الثالث-العبور"/>
+      <w:bookmarkStart w:id="29" w:name="الفصل-الثالث-العبور"/>
       <w:r>
         <w:t xml:space="preserve">الفصل الثالث — العبور</w:t>
       </w:r>
-      <w:bookmarkEnd w:id="30"/>
+      <w:bookmarkEnd w:id="29"/>
     </w:p>
     <w:p>
       <w:pPr>
@@ -3887,40 +3688,40 @@
       <w:pPr>
         <w:pStyle w:val="Heading1"/>
       </w:pPr>
-      <w:bookmarkStart w:id="31" w:name="القسم-الثاني-الغريب-في-طيبة"/>
+      <w:bookmarkStart w:id="30" w:name="القسم-الثاني-الغريب-في-طيبة"/>
       <w:r>
         <w:t xml:space="preserve">القسم الثاني — الغريبُ في طِيبَة</w:t>
       </w:r>
+      <w:bookmarkEnd w:id="30"/>
+    </w:p>
+    <w:p>
+      <w:pPr>
+        <w:pStyle w:val="BlockText"/>
+      </w:pPr>
+      <w:r>
+        <w:rPr>
+          <w:i/>
+        </w:rPr>
+        <w:t xml:space="preserve">»لا تَفخَر بِعِلمِكَ — فَقَد تَجِدُ الحِكمَةَ عِندَ الإماءِ اللَّواتي يَطحَنَّ على الأَحجار.«</w:t>
+      </w:r>
+    </w:p>
+    <w:p>
+      <w:pPr>
+        <w:pStyle w:val="BlockText"/>
+      </w:pPr>
+      <w:r>
+        <w:t xml:space="preserve">— مِن تَعاليم بتاح-حُتب، الدَّولَة القَديمَة</w:t>
+      </w:r>
+    </w:p>
+    <w:p>
+      <w:pPr>
+        <w:pStyle w:val="Heading2"/>
+      </w:pPr>
+      <w:bookmarkStart w:id="31" w:name="الفصل-الرابع-لغة-الشفاء"/>
+      <w:r>
+        <w:t xml:space="preserve">الفصل الرابع — لغة الشفاء</w:t>
+      </w:r>
       <w:bookmarkEnd w:id="31"/>
-    </w:p>
-    <w:p>
-      <w:pPr>
-        <w:pStyle w:val="BlockText"/>
-      </w:pPr>
-      <w:r>
-        <w:rPr>
-          <w:i/>
-        </w:rPr>
-        <w:t xml:space="preserve">»لا تَفخَر بِعِلمِكَ — فَقَد تَجِدُ الحِكمَةَ عِندَ الإماءِ اللَّواتي يَطحَنَّ على الأَحجار.«</w:t>
-      </w:r>
-    </w:p>
-    <w:p>
-      <w:pPr>
-        <w:pStyle w:val="BlockText"/>
-      </w:pPr>
-      <w:r>
-        <w:t xml:space="preserve">— مِن تَعاليم بتاح-حُتب، الدَّولَة القَديمَة</w:t>
-      </w:r>
-    </w:p>
-    <w:p>
-      <w:pPr>
-        <w:pStyle w:val="Heading2"/>
-      </w:pPr>
-      <w:bookmarkStart w:id="32" w:name="الفصل-الرابع-لغة-الشفاء"/>
-      <w:r>
-        <w:t xml:space="preserve">الفصل الرابع — لغة الشفاء</w:t>
-      </w:r>
-      <w:bookmarkEnd w:id="32"/>
     </w:p>
     <w:p>
       <w:pPr>
@@ -5944,11 +5745,11 @@
       <w:pPr>
         <w:pStyle w:val="Heading2"/>
       </w:pPr>
-      <w:bookmarkStart w:id="33" w:name="الفصل-الخامس-الاختبار-الأول"/>
+      <w:bookmarkStart w:id="32" w:name="الفصل-الخامس-الاختبار-الأول"/>
       <w:r>
         <w:t xml:space="preserve">الفصل الخامس — الاختبار الأول</w:t>
       </w:r>
-      <w:bookmarkEnd w:id="33"/>
+      <w:bookmarkEnd w:id="32"/>
     </w:p>
     <w:p>
       <w:pPr>
@@ -9477,11 +9278,11 @@
       <w:pPr>
         <w:pStyle w:val="Heading2"/>
       </w:pPr>
-      <w:bookmarkStart w:id="34" w:name="الفصل-السادس-كاتبة-المعبد"/>
+      <w:bookmarkStart w:id="33" w:name="الفصل-السادس-كاتبة-المعبد"/>
       <w:r>
         <w:t xml:space="preserve">الفصل السادس — كاتبة المعبد</w:t>
       </w:r>
-      <w:bookmarkEnd w:id="34"/>
+      <w:bookmarkEnd w:id="33"/>
     </w:p>
     <w:p>
       <w:pPr>
@@ -10424,11 +10225,11 @@
       <w:pPr>
         <w:pStyle w:val="Heading2"/>
       </w:pPr>
-      <w:bookmarkStart w:id="35" w:name="الفصل-السابع-المريض-الغامض"/>
+      <w:bookmarkStart w:id="34" w:name="الفصل-السابع-المريض-الغامض"/>
       <w:r>
         <w:t xml:space="preserve">الفصل السابع — المريض الغامض</w:t>
       </w:r>
-      <w:bookmarkEnd w:id="35"/>
+      <w:bookmarkEnd w:id="34"/>
     </w:p>
     <w:p>
       <w:pPr>
@@ -11417,11 +11218,11 @@
       <w:pPr>
         <w:pStyle w:val="Heading2"/>
       </w:pPr>
-      <w:bookmarkStart w:id="36" w:name="الفصل-الثامن-ليلة-الاعترافات"/>
+      <w:bookmarkStart w:id="35" w:name="الفصل-الثامن-ليلة-الاعترافات"/>
       <w:r>
         <w:t xml:space="preserve">الفصل الثامن — ليلة الاعترافات</w:t>
       </w:r>
-      <w:bookmarkEnd w:id="36"/>
+      <w:bookmarkEnd w:id="35"/>
     </w:p>
     <w:p>
       <w:pPr>
@@ -12876,11 +12677,11 @@
       <w:pPr>
         <w:pStyle w:val="Heading2"/>
       </w:pPr>
-      <w:bookmarkStart w:id="37" w:name="الفصل-التاسع-عدو-في-الظل"/>
+      <w:bookmarkStart w:id="36" w:name="الفصل-التاسع-عدو-في-الظل"/>
       <w:r>
         <w:t xml:space="preserve">الفصل التاسع — عدو في الظل</w:t>
       </w:r>
-      <w:bookmarkEnd w:id="37"/>
+      <w:bookmarkEnd w:id="36"/>
     </w:p>
     <w:p>
       <w:pPr>
@@ -15162,40 +14963,40 @@
       <w:pPr>
         <w:pStyle w:val="Heading1"/>
       </w:pPr>
-      <w:bookmarkStart w:id="38" w:name="القسم-الثالث-الأزمة-الكبرى"/>
+      <w:bookmarkStart w:id="37" w:name="القسم-الثالث-الأزمة-الكبرى"/>
       <w:r>
         <w:t xml:space="preserve">القسم الثالث — الأَزمَةُ الكبرى</w:t>
       </w:r>
+      <w:bookmarkEnd w:id="37"/>
+    </w:p>
+    <w:p>
+      <w:pPr>
+        <w:pStyle w:val="BlockText"/>
+      </w:pPr>
+      <w:r>
+        <w:rPr>
+          <w:i/>
+        </w:rPr>
+        <w:t xml:space="preserve">»لَستُ أنا مَن يَشفي، بَل إيزيسُ التي في يَدي.«</w:t>
+      </w:r>
+    </w:p>
+    <w:p>
+      <w:pPr>
+        <w:pStyle w:val="BlockText"/>
+      </w:pPr>
+      <w:r>
+        <w:t xml:space="preserve">— مِن رُقَى بَرديَّة إيبرس، الدَّولَة الحَديثَة</w:t>
+      </w:r>
+    </w:p>
+    <w:p>
+      <w:pPr>
+        <w:pStyle w:val="Heading2"/>
+      </w:pPr>
+      <w:bookmarkStart w:id="38" w:name="الفصل-العاشر-نذر-الكارثة"/>
+      <w:r>
+        <w:t xml:space="preserve">الفصل العاشر — نذر الكارثة</w:t>
+      </w:r>
       <w:bookmarkEnd w:id="38"/>
-    </w:p>
-    <w:p>
-      <w:pPr>
-        <w:pStyle w:val="BlockText"/>
-      </w:pPr>
-      <w:r>
-        <w:rPr>
-          <w:i/>
-        </w:rPr>
-        <w:t xml:space="preserve">»لَستُ أنا مَن يَشفي، بَل إيزيسُ التي في يَدي.«</w:t>
-      </w:r>
-    </w:p>
-    <w:p>
-      <w:pPr>
-        <w:pStyle w:val="BlockText"/>
-      </w:pPr>
-      <w:r>
-        <w:t xml:space="preserve">— مِن رُقَى بَرديَّة إيبرس، الدَّولَة الحَديثَة</w:t>
-      </w:r>
-    </w:p>
-    <w:p>
-      <w:pPr>
-        <w:pStyle w:val="Heading2"/>
-      </w:pPr>
-      <w:bookmarkStart w:id="39" w:name="الفصل-العاشر-نذر-الكارثة"/>
-      <w:r>
-        <w:t xml:space="preserve">الفصل العاشر — نذر الكارثة</w:t>
-      </w:r>
-      <w:bookmarkEnd w:id="39"/>
     </w:p>
     <w:p>
       <w:pPr>
@@ -16814,11 +16615,11 @@
       <w:pPr>
         <w:pStyle w:val="Heading2"/>
       </w:pPr>
-      <w:bookmarkStart w:id="40" w:name="الفصل-الحادي-عشر-الوباء"/>
+      <w:bookmarkStart w:id="39" w:name="الفصل-الحادي-عشر-الوباء"/>
       <w:r>
         <w:t xml:space="preserve">الفصل الحادي عشر — الوباء</w:t>
       </w:r>
-      <w:bookmarkEnd w:id="40"/>
+      <w:bookmarkEnd w:id="39"/>
     </w:p>
     <w:p>
       <w:pPr>
@@ -18399,11 +18200,11 @@
       <w:pPr>
         <w:pStyle w:val="Heading2"/>
       </w:pPr>
-      <w:bookmarkStart w:id="41" w:name="الفصل-الثاني-عشر-في-قلب-الجحيم"/>
+      <w:bookmarkStart w:id="40" w:name="الفصل-الثاني-عشر-في-قلب-الجحيم"/>
       <w:r>
         <w:t xml:space="preserve">الفصل الثاني عشر — في قلب الجحيم</w:t>
       </w:r>
-      <w:bookmarkEnd w:id="41"/>
+      <w:bookmarkEnd w:id="40"/>
     </w:p>
     <w:p>
       <w:pPr>
@@ -21422,11 +21223,11 @@
       <w:pPr>
         <w:pStyle w:val="Heading2"/>
       </w:pPr>
-      <w:bookmarkStart w:id="42" w:name="الفصل-الثالث-عشر-الطفل-والقدر"/>
+      <w:bookmarkStart w:id="41" w:name="الفصل-الثالث-عشر-الطفل-والقدر"/>
       <w:r>
         <w:t xml:space="preserve">الفصل الثالث عشر — الطفل والقدر</w:t>
       </w:r>
-      <w:bookmarkEnd w:id="42"/>
+      <w:bookmarkEnd w:id="41"/>
     </w:p>
     <w:p>
       <w:pPr>
@@ -23638,11 +23439,11 @@
       <w:pPr>
         <w:pStyle w:val="Heading2"/>
       </w:pPr>
-      <w:bookmarkStart w:id="43" w:name="الفصل-الرابع-عشر-طبول-الحرب"/>
+      <w:bookmarkStart w:id="42" w:name="الفصل-الرابع-عشر-طبول-الحرب"/>
       <w:r>
         <w:t xml:space="preserve">الفصل الرابع عشر — طبول الحرب</w:t>
       </w:r>
-      <w:bookmarkEnd w:id="43"/>
+      <w:bookmarkEnd w:id="42"/>
     </w:p>
     <w:p>
       <w:pPr>
@@ -25087,11 +24888,11 @@
       <w:pPr>
         <w:pStyle w:val="Heading2"/>
       </w:pPr>
-      <w:bookmarkStart w:id="44" w:name="الفصل-الخامس-عشر-المعركة"/>
+      <w:bookmarkStart w:id="43" w:name="الفصل-الخامس-عشر-المعركة"/>
       <w:r>
         <w:t xml:space="preserve">الفصل الخامس عشر — المعركة</w:t>
       </w:r>
-      <w:bookmarkEnd w:id="44"/>
+      <w:bookmarkEnd w:id="43"/>
     </w:p>
     <w:p>
       <w:pPr>
@@ -26409,11 +26210,11 @@
       <w:pPr>
         <w:pStyle w:val="Heading2"/>
       </w:pPr>
-      <w:bookmarkStart w:id="45" w:name="الفصل-السادس-عشر-ثقل-الدم"/>
+      <w:bookmarkStart w:id="44" w:name="الفصل-السادس-عشر-ثقل-الدم"/>
       <w:r>
         <w:t xml:space="preserve">الفصل السادس عشر — ثقل الدم</w:t>
       </w:r>
-      <w:bookmarkEnd w:id="45"/>
+      <w:bookmarkEnd w:id="44"/>
     </w:p>
     <w:p>
       <w:pPr>
@@ -27328,11 +27129,11 @@
       <w:pPr>
         <w:pStyle w:val="Heading2"/>
       </w:pPr>
-      <w:bookmarkStart w:id="46" w:name="الفصل-السابع-عشر-العودة"/>
+      <w:bookmarkStart w:id="45" w:name="الفصل-السابع-عشر-العودة"/>
       <w:r>
         <w:t xml:space="preserve">الفصل السابع عشر — العودة</w:t>
       </w:r>
-      <w:bookmarkEnd w:id="46"/>
+      <w:bookmarkEnd w:id="45"/>
     </w:p>
     <w:p>
       <w:pPr>
@@ -28585,11 +28386,11 @@
       <w:pPr>
         <w:pStyle w:val="Heading3"/>
       </w:pPr>
-      <w:bookmarkStart w:id="47" w:name="حتي"/>
+      <w:bookmarkStart w:id="46" w:name="حتي"/>
       <w:r>
         <w:t xml:space="preserve">حُتي</w:t>
       </w:r>
-      <w:bookmarkEnd w:id="47"/>
+      <w:bookmarkEnd w:id="46"/>
     </w:p>
     <w:p>
       <w:pPr>
@@ -29079,50 +28880,50 @@
       <w:pPr>
         <w:pStyle w:val="Heading1"/>
       </w:pPr>
-      <w:bookmarkStart w:id="48" w:name="القسم-الرابع-المؤامرة"/>
+      <w:bookmarkStart w:id="47" w:name="القسم-الرابع-المؤامرة"/>
       <w:r>
         <w:t xml:space="preserve">القسم الرابع — المؤامرة</w:t>
       </w:r>
+      <w:bookmarkEnd w:id="47"/>
+    </w:p>
+    <w:p>
+      <w:pPr>
+        <w:pStyle w:val="BlockText"/>
+      </w:pPr>
+      <w:r>
+        <w:rPr>
+          <w:i/>
+        </w:rPr>
+        <w:t xml:space="preserve">»الخَصمُ الذي تَراهُ أَقَلُّ خَطَرًا مِن الصَّديقِ الذي لا تَراه.«</w:t>
+      </w:r>
+    </w:p>
+    <w:p>
+      <w:pPr>
+        <w:pStyle w:val="BlockText"/>
+      </w:pPr>
+      <w:r>
+        <w:t xml:space="preserve">— مُستَوحًى مِن تَعاليم أَني</w:t>
+      </w:r>
+    </w:p>
+    <w:p>
+      <w:pPr>
+        <w:pStyle w:val="Heading2"/>
+      </w:pPr>
+      <w:bookmarkStart w:id="48" w:name="الفصل-الثامن-عشر-الظلال-تتحرك"/>
+      <w:r>
+        <w:t xml:space="preserve">الفصل الثامن عشر — الظلال تتحرك</w:t>
+      </w:r>
       <w:bookmarkEnd w:id="48"/>
     </w:p>
     <w:p>
       <w:pPr>
-        <w:pStyle w:val="BlockText"/>
-      </w:pPr>
-      <w:r>
-        <w:rPr>
-          <w:i/>
-        </w:rPr>
-        <w:t xml:space="preserve">»الخَصمُ الذي تَراهُ أَقَلُّ خَطَرًا مِن الصَّديقِ الذي لا تَراه.«</w:t>
-      </w:r>
-    </w:p>
-    <w:p>
-      <w:pPr>
-        <w:pStyle w:val="BlockText"/>
-      </w:pPr>
-      <w:r>
-        <w:t xml:space="preserve">— مُستَوحًى مِن تَعاليم أَني</w:t>
-      </w:r>
-    </w:p>
-    <w:p>
-      <w:pPr>
-        <w:pStyle w:val="Heading2"/>
-      </w:pPr>
-      <w:bookmarkStart w:id="49" w:name="الفصل-الثامن-عشر-الظلال-تتحرك"/>
-      <w:r>
-        <w:t xml:space="preserve">الفصل الثامن عشر — الظلال تتحرك</w:t>
+        <w:pStyle w:val="Heading3"/>
+      </w:pPr>
+      <w:bookmarkStart w:id="49" w:name="علامة"/>
+      <w:r>
+        <w:t xml:space="preserve">عَلامَة</w:t>
       </w:r>
       <w:bookmarkEnd w:id="49"/>
-    </w:p>
-    <w:p>
-      <w:pPr>
-        <w:pStyle w:val="Heading3"/>
-      </w:pPr>
-      <w:bookmarkStart w:id="50" w:name="علامة"/>
-      <w:r>
-        <w:t xml:space="preserve">عَلامَة</w:t>
-      </w:r>
-      <w:bookmarkEnd w:id="50"/>
     </w:p>
     <w:p>
       <w:pPr>
@@ -31741,11 +31542,11 @@
       <w:pPr>
         <w:pStyle w:val="Heading3"/>
       </w:pPr>
-      <w:bookmarkStart w:id="51" w:name="عيد-الأوبت"/>
+      <w:bookmarkStart w:id="50" w:name="عيد-الأوبت"/>
       <w:r>
         <w:t xml:space="preserve">عيد الأوبت</w:t>
       </w:r>
-      <w:bookmarkEnd w:id="51"/>
+      <w:bookmarkEnd w:id="50"/>
     </w:p>
     <w:p>
       <w:pPr>
@@ -31883,11 +31684,11 @@
       <w:pPr>
         <w:pStyle w:val="Heading3"/>
       </w:pPr>
-      <w:bookmarkStart w:id="52" w:name="لحظة-شك"/>
+      <w:bookmarkStart w:id="51" w:name="لحظة-شك"/>
       <w:r>
         <w:t xml:space="preserve">لحظة شك</w:t>
       </w:r>
-      <w:bookmarkEnd w:id="52"/>
+      <w:bookmarkEnd w:id="51"/>
     </w:p>
     <w:p>
       <w:pPr>
@@ -33320,14 +33121,14 @@
       <w:pPr>
         <w:pStyle w:val="Heading3"/>
       </w:pPr>
-      <w:bookmarkStart w:id="53" w:name="الضربة-الأولى-التي-أصابت"/>
+      <w:bookmarkStart w:id="52" w:name="الضربة-الأولى-التي-أصابت"/>
       <w:r>
         <w:rPr>
           <w:b/>
         </w:rPr>
         <w:t xml:space="preserve">الضربة الأولى التي أصابت</w:t>
       </w:r>
-      <w:bookmarkEnd w:id="53"/>
+      <w:bookmarkEnd w:id="52"/>
     </w:p>
     <w:p>
       <w:pPr>
@@ -33634,11 +33435,11 @@
       <w:pPr>
         <w:pStyle w:val="Heading2"/>
       </w:pPr>
-      <w:bookmarkStart w:id="54" w:name="الفصل-التاسع-عشر-المطاردة-في-السوق"/>
+      <w:bookmarkStart w:id="53" w:name="الفصل-التاسع-عشر-المطاردة-في-السوق"/>
       <w:r>
         <w:t xml:space="preserve">الفصل التاسع عشر — المطاردة في السوق</w:t>
       </w:r>
-      <w:bookmarkEnd w:id="54"/>
+      <w:bookmarkEnd w:id="53"/>
     </w:p>
     <w:p>
       <w:pPr>
@@ -35494,11 +35295,11 @@
       <w:pPr>
         <w:pStyle w:val="Heading3"/>
       </w:pPr>
-      <w:bookmarkStart w:id="55" w:name="في-غرفة-بنتاور-تلك-الليلة-نفسها"/>
+      <w:bookmarkStart w:id="54" w:name="في-غرفة-بنتاور-تلك-الليلة-نفسها"/>
       <w:r>
         <w:t xml:space="preserve">في غرفة بنتاور — تلك الليلة نفسها</w:t>
       </w:r>
-      <w:bookmarkEnd w:id="55"/>
+      <w:bookmarkEnd w:id="54"/>
     </w:p>
     <w:p>
       <w:pPr>
@@ -35842,11 +35643,11 @@
       <w:pPr>
         <w:pStyle w:val="Heading2"/>
       </w:pPr>
-      <w:bookmarkStart w:id="56" w:name="الفصل-العشرون-المحاكمة"/>
+      <w:bookmarkStart w:id="55" w:name="الفصل-العشرون-المحاكمة"/>
       <w:r>
         <w:t xml:space="preserve">الفصل العشرون — المحاكمة</w:t>
       </w:r>
-      <w:bookmarkEnd w:id="56"/>
+      <w:bookmarkEnd w:id="55"/>
     </w:p>
     <w:p>
       <w:pPr>
@@ -37760,11 +37561,11 @@
       <w:pPr>
         <w:pStyle w:val="Heading3"/>
       </w:pPr>
-      <w:bookmarkStart w:id="57" w:name="نفرتاري-الليلة-التي-قبل-الفجر"/>
+      <w:bookmarkStart w:id="56" w:name="نفرتاري-الليلة-التي-قبل-الفجر"/>
       <w:r>
         <w:t xml:space="preserve">نفرتاري — اللَّيلَةُ الَّتي قَبلَ الفَجر</w:t>
       </w:r>
-      <w:bookmarkEnd w:id="57"/>
+      <w:bookmarkEnd w:id="56"/>
     </w:p>
     <w:p>
       <w:pPr>
@@ -38167,11 +37968,11 @@
       <w:pPr>
         <w:pStyle w:val="Heading2"/>
       </w:pPr>
-      <w:bookmarkStart w:id="58" w:name="الفصل-الحادي-والعشرون-يوم-الكسوف"/>
+      <w:bookmarkStart w:id="57" w:name="الفصل-الحادي-والعشرون-يوم-الكسوف"/>
       <w:r>
         <w:t xml:space="preserve">الفصل الحادي والعشرون — يوم الكسوف</w:t>
       </w:r>
-      <w:bookmarkEnd w:id="58"/>
+      <w:bookmarkEnd w:id="57"/>
     </w:p>
     <w:p>
       <w:pPr>
@@ -38804,62 +38605,62 @@
       <w:pPr>
         <w:pStyle w:val="Heading1"/>
       </w:pPr>
-      <w:bookmarkStart w:id="59" w:name="القسم-الخامس-الوداع-والعودة"/>
+      <w:bookmarkStart w:id="58" w:name="القسم-الخامس-الوداع-والعودة"/>
       <w:r>
         <w:t xml:space="preserve">القسم الخامس — الوداع والعودة</w:t>
       </w:r>
+      <w:bookmarkEnd w:id="58"/>
+    </w:p>
+    <w:p>
+      <w:pPr>
+        <w:pStyle w:val="BlockText"/>
+      </w:pPr>
+      <w:r>
+        <w:rPr>
+          <w:i/>
+        </w:rPr>
+        <w:t xml:space="preserve">»جيلٌ يَمضي وآخَرُ يتبقى. والَّذينَ كانوا قَبلُ يَرقُدونَ الآنَ في مَقابِرِهِم.</w:t>
+      </w:r>
+      <w:r>
+        <w:t xml:space="preserve"> </w:t>
+      </w:r>
+      <w:r>
+        <w:rPr>
+          <w:i/>
+        </w:rPr>
+        <w:t xml:space="preserve">طَيِّبْ قَلبَكَ — فَلا يَعودُ أَحَدٌ لِيَقولَ ما حالُ الذَّاهِبين.«</w:t>
+      </w:r>
+    </w:p>
+    <w:p>
+      <w:pPr>
+        <w:pStyle w:val="BlockText"/>
+      </w:pPr>
+      <w:r>
+        <w:t xml:space="preserve">— مِن أُغنيَّة الهارِب، مَقبَرَة إنتِف</w:t>
+      </w:r>
+    </w:p>
+    <w:p>
+      <w:pPr>
+        <w:pStyle w:val="Heading2"/>
+      </w:pPr>
+      <w:bookmarkStart w:id="59" w:name="الفصل-الثاني-والعشرون-ما-بعد-الظلام"/>
+      <w:r>
+        <w:t xml:space="preserve">الفصل الثاني والعشرون — ما بعد الظلام</w:t>
+      </w:r>
       <w:bookmarkEnd w:id="59"/>
     </w:p>
     <w:p>
       <w:pPr>
-        <w:pStyle w:val="BlockText"/>
-      </w:pPr>
-      <w:r>
-        <w:rPr>
-          <w:i/>
-        </w:rPr>
-        <w:t xml:space="preserve">»جيلٌ يَمضي وآخَرُ يتبقى. والَّذينَ كانوا قَبلُ يَرقُدونَ الآنَ في مَقابِرِهِم.</w:t>
-      </w:r>
-      <w:r>
-        <w:t xml:space="preserve"> </w:t>
-      </w:r>
-      <w:r>
-        <w:rPr>
-          <w:i/>
-        </w:rPr>
-        <w:t xml:space="preserve">طَيِّبْ قَلبَكَ — فَلا يَعودُ أَحَدٌ لِيَقولَ ما حالُ الذَّاهِبين.«</w:t>
-      </w:r>
-    </w:p>
-    <w:p>
-      <w:pPr>
-        <w:pStyle w:val="BlockText"/>
-      </w:pPr>
-      <w:r>
-        <w:t xml:space="preserve">— مِن أُغنيَّة الهارِب، مَقبَرَة إنتِف</w:t>
-      </w:r>
-    </w:p>
-    <w:p>
-      <w:pPr>
-        <w:pStyle w:val="Heading2"/>
-      </w:pPr>
-      <w:bookmarkStart w:id="60" w:name="الفصل-الثاني-والعشرون-ما-بعد-الظلام"/>
-      <w:r>
-        <w:t xml:space="preserve">الفصل الثاني والعشرون — ما بعد الظلام</w:t>
+        <w:pStyle w:val="Heading3"/>
+      </w:pPr>
+      <w:bookmarkStart w:id="60" w:name="الجزء-الأول-الأثر"/>
+      <w:r>
+        <w:rPr>
+          <w:b/>
+        </w:rPr>
+        <w:t xml:space="preserve">الجزءُ الأوَّل: الأَثَر</w:t>
       </w:r>
       <w:bookmarkEnd w:id="60"/>
-    </w:p>
-    <w:p>
-      <w:pPr>
-        <w:pStyle w:val="Heading3"/>
-      </w:pPr>
-      <w:bookmarkStart w:id="61" w:name="الجزء-الأول-الأثر"/>
-      <w:r>
-        <w:rPr>
-          <w:b/>
-        </w:rPr>
-        <w:t xml:space="preserve">الجزءُ الأوَّل: الأَثَر</w:t>
-      </w:r>
-      <w:bookmarkEnd w:id="61"/>
     </w:p>
     <w:p>
       <w:pPr>
@@ -40685,14 +40486,14 @@
       <w:pPr>
         <w:pStyle w:val="Heading3"/>
       </w:pPr>
-      <w:bookmarkStart w:id="62" w:name="الجزء-الثاني-عرش-رعمسيس"/>
+      <w:bookmarkStart w:id="61" w:name="الجزء-الثاني-عرش-رعمسيس"/>
       <w:r>
         <w:rPr>
           <w:b/>
         </w:rPr>
         <w:t xml:space="preserve">الجزءُ الثاني: عَرشُ رَعمسيس</w:t>
       </w:r>
-      <w:bookmarkEnd w:id="62"/>
+      <w:bookmarkEnd w:id="61"/>
     </w:p>
     <w:p>
       <w:pPr>
@@ -41710,14 +41511,14 @@
       <w:pPr>
         <w:pStyle w:val="Heading3"/>
       </w:pPr>
-      <w:bookmarkStart w:id="63" w:name="الجزء-الثالث-تحت-النجوم"/>
+      <w:bookmarkStart w:id="62" w:name="الجزء-الثالث-تحت-النجوم"/>
       <w:r>
         <w:rPr>
           <w:b/>
         </w:rPr>
         <w:t xml:space="preserve">الجزءُ الثالث: تحتَ النُّجوم</w:t>
       </w:r>
-      <w:bookmarkEnd w:id="63"/>
+      <w:bookmarkEnd w:id="62"/>
     </w:p>
     <w:p>
       <w:pPr>
@@ -43114,11 +42915,11 @@
       <w:pPr>
         <w:pStyle w:val="Heading3"/>
       </w:pPr>
-      <w:bookmarkStart w:id="64" w:name="وجه-من-ماض-آخر"/>
+      <w:bookmarkStart w:id="63" w:name="وجه-من-ماض-آخر"/>
       <w:r>
         <w:t xml:space="preserve">وجهٌ من ماضٍ آخر</w:t>
       </w:r>
-      <w:bookmarkEnd w:id="64"/>
+      <w:bookmarkEnd w:id="63"/>
     </w:p>
     <w:p>
       <w:pPr>
@@ -44181,11 +43982,11 @@
       <w:pPr>
         <w:pStyle w:val="Heading2"/>
       </w:pPr>
-      <w:bookmarkStart w:id="65" w:name="الفصل-الثالث-والعشرون-تآكل-الذاكرة"/>
+      <w:bookmarkStart w:id="64" w:name="الفصل-الثالث-والعشرون-تآكل-الذاكرة"/>
       <w:r>
         <w:t xml:space="preserve">الفصل الثالث والعشرون — تآكل الذاكرة</w:t>
       </w:r>
-      <w:bookmarkEnd w:id="65"/>
+      <w:bookmarkEnd w:id="64"/>
     </w:p>
     <w:p>
       <w:pPr>
@@ -46993,11 +46794,11 @@
       <w:pPr>
         <w:pStyle w:val="Heading2"/>
       </w:pPr>
-      <w:bookmarkStart w:id="66" w:name="الفصل-الرابع-والعشرون-الدائرة-المغلقة"/>
+      <w:bookmarkStart w:id="65" w:name="الفصل-الرابع-والعشرون-الدائرة-المغلقة"/>
       <w:r>
         <w:t xml:space="preserve">الفصل الرابع والعشرون — الدائرة المغلقة</w:t>
       </w:r>
-      <w:bookmarkEnd w:id="66"/>
+      <w:bookmarkEnd w:id="65"/>
     </w:p>
     <w:p>
       <w:pPr>
@@ -47022,14 +46823,14 @@
       <w:pPr>
         <w:pStyle w:val="Heading3"/>
       </w:pPr>
-      <w:bookmarkStart w:id="67" w:name="الجزء-الأول-البردية"/>
+      <w:bookmarkStart w:id="66" w:name="الجزء-الأول-البردية"/>
       <w:r>
         <w:rPr>
           <w:b/>
         </w:rPr>
         <w:t xml:space="preserve">الجزء الأول: البردية</w:t>
       </w:r>
-      <w:bookmarkEnd w:id="67"/>
+      <w:bookmarkEnd w:id="66"/>
     </w:p>
     <w:p>
       <w:pPr>
@@ -48784,14 +48585,14 @@
       <w:pPr>
         <w:pStyle w:val="Heading3"/>
       </w:pPr>
-      <w:bookmarkStart w:id="68" w:name="الجزء-الثاني-الصراع-على-ضفة-النيل"/>
+      <w:bookmarkStart w:id="67" w:name="الجزء-الثاني-الصراع-على-ضفة-النيل"/>
       <w:r>
         <w:rPr>
           <w:b/>
         </w:rPr>
         <w:t xml:space="preserve">الجزء الثاني: الصراع على ضفة النيل</w:t>
       </w:r>
-      <w:bookmarkEnd w:id="68"/>
+      <w:bookmarkEnd w:id="67"/>
     </w:p>
     <w:p>
       <w:pPr>
@@ -51872,11 +51673,11 @@
       <w:pPr>
         <w:pStyle w:val="Heading2"/>
       </w:pPr>
-      <w:bookmarkStart w:id="69" w:name="الفصل-الخامس-والعشرون-رسالة-الغريب"/>
+      <w:bookmarkStart w:id="68" w:name="الفصل-الخامس-والعشرون-رسالة-الغريب"/>
       <w:r>
         <w:t xml:space="preserve">الفصل الخامس والعشرون — رسالة الغريب</w:t>
       </w:r>
-      <w:bookmarkEnd w:id="69"/>
+      <w:bookmarkEnd w:id="68"/>
     </w:p>
     <w:p>
       <w:pPr>
@@ -53018,11 +52819,11 @@
       <w:pPr>
         <w:pStyle w:val="Heading1"/>
       </w:pPr>
-      <w:bookmarkStart w:id="70" w:name="كلمة-من-المؤلف"/>
+      <w:bookmarkStart w:id="69" w:name="كلمة-من-المؤلف"/>
       <w:r>
         <w:t xml:space="preserve">كَلِمةٌ من المؤلِّف</w:t>
       </w:r>
-      <w:bookmarkEnd w:id="70"/>
+      <w:bookmarkEnd w:id="69"/>
     </w:p>
     <w:p>
       <w:pPr>
@@ -53227,11 +53028,11 @@
       <w:pPr>
         <w:pStyle w:val="Heading2"/>
       </w:pPr>
-      <w:bookmarkStart w:id="71" w:name="عن-الدقة-التاريخية"/>
+      <w:bookmarkStart w:id="70" w:name="عن-الدقة-التاريخية"/>
       <w:r>
         <w:t xml:space="preserve">عن الدقَّة التاريخيَّة</w:t>
       </w:r>
-      <w:bookmarkEnd w:id="71"/>
+      <w:bookmarkEnd w:id="70"/>
     </w:p>
     <w:p>
       <w:pPr>
@@ -53333,11 +53134,11 @@
       <w:pPr>
         <w:pStyle w:val="Heading2"/>
       </w:pPr>
-      <w:bookmarkStart w:id="72" w:name="عن-الحرية-الأدبية"/>
+      <w:bookmarkStart w:id="71" w:name="عن-الحرية-الأدبية"/>
       <w:r>
         <w:t xml:space="preserve">عن الحُرِّيَّة الأَدَبيَّة</w:t>
       </w:r>
-      <w:bookmarkEnd w:id="72"/>
+      <w:bookmarkEnd w:id="71"/>
     </w:p>
     <w:p>
       <w:pPr>
@@ -53406,11 +53207,11 @@
       <w:pPr>
         <w:pStyle w:val="Heading2"/>
       </w:pPr>
-      <w:bookmarkStart w:id="73" w:name="عن-الكتابة-من-خارج-المهنة"/>
+      <w:bookmarkStart w:id="72" w:name="عن-الكتابة-من-خارج-المهنة"/>
       <w:r>
         <w:t xml:space="preserve">عن الكِتابةِ من خارجِ المِهنَة</w:t>
       </w:r>
-      <w:bookmarkEnd w:id="73"/>
+      <w:bookmarkEnd w:id="72"/>
     </w:p>
     <w:p>
       <w:pPr>
@@ -53459,11 +53260,11 @@
       <w:pPr>
         <w:pStyle w:val="Heading2"/>
       </w:pPr>
-      <w:bookmarkStart w:id="74" w:name="شكر-أخير-للقارئ"/>
+      <w:bookmarkStart w:id="73" w:name="شكر-أخير-للقارئ"/>
       <w:r>
         <w:t xml:space="preserve">شُكرٌ أَخيرٌ لِلقارئ</w:t>
       </w:r>
-      <w:bookmarkEnd w:id="74"/>
+      <w:bookmarkEnd w:id="73"/>
     </w:p>
     <w:p>
       <w:pPr>
@@ -53521,11 +53322,11 @@
       <w:pPr>
         <w:pStyle w:val="Heading1"/>
       </w:pPr>
-      <w:bookmarkStart w:id="75" w:name="شكر-وتقدير"/>
+      <w:bookmarkStart w:id="74" w:name="شكر-وتقدير"/>
       <w:r>
         <w:t xml:space="preserve">شُكرٌ وتَقدير</w:t>
       </w:r>
-      <w:bookmarkEnd w:id="75"/>
+      <w:bookmarkEnd w:id="74"/>
     </w:p>
     <w:p>
       <w:pPr>
@@ -53598,11 +53399,11 @@
       <w:pPr>
         <w:pStyle w:val="Heading1"/>
       </w:pPr>
-      <w:bookmarkStart w:id="76" w:name="المصادر-التاريخية"/>
+      <w:bookmarkStart w:id="75" w:name="المصادر-التاريخية"/>
       <w:r>
         <w:t xml:space="preserve">المَصادِرُ التَّاريخيَّة</w:t>
       </w:r>
-      <w:bookmarkEnd w:id="76"/>
+      <w:bookmarkEnd w:id="75"/>
     </w:p>
     <w:p>
       <w:pPr>
@@ -53651,11 +53452,11 @@
       <w:pPr>
         <w:pStyle w:val="Heading2"/>
       </w:pPr>
-      <w:bookmarkStart w:id="77" w:name="أولا-البرديات-والوثائق-المصرية-القديمة"/>
+      <w:bookmarkStart w:id="76" w:name="أولا-البرديات-والوثائق-المصرية-القديمة"/>
       <w:r>
         <w:t xml:space="preserve">أَوَّلًا: البَردِيَّاتُ والوَثائِقُ المِصريَّةُ القَديمَة</w:t>
       </w:r>
-      <w:bookmarkEnd w:id="77"/>
+      <w:bookmarkEnd w:id="76"/>
     </w:p>
     <w:p>
       <w:pPr>
@@ -53839,11 +53640,11 @@
       <w:pPr>
         <w:pStyle w:val="Heading2"/>
       </w:pPr>
-      <w:bookmarkStart w:id="78" w:name="ثانيا-المراجع-الأكاديمية-في-المصريات"/>
+      <w:bookmarkStart w:id="77" w:name="ثانيا-المراجع-الأكاديمية-في-المصريات"/>
       <w:r>
         <w:t xml:space="preserve">ثانيًا: المَراجِعُ الأَكاديميَّةُ في المِصريَّات</w:t>
       </w:r>
-      <w:bookmarkEnd w:id="78"/>
+      <w:bookmarkEnd w:id="77"/>
     </w:p>
     <w:p>
       <w:pPr>
@@ -54011,11 +53812,11 @@
       <w:pPr>
         <w:pStyle w:val="Heading2"/>
       </w:pPr>
-      <w:bookmarkStart w:id="79" w:name="ثالثا-الطب-المصري-القديم"/>
+      <w:bookmarkStart w:id="78" w:name="ثالثا-الطب-المصري-القديم"/>
       <w:r>
         <w:t xml:space="preserve">ثالثًا: الطِّبُّ المِصريُّ القَديم</w:t>
       </w:r>
-      <w:bookmarkEnd w:id="79"/>
+      <w:bookmarkEnd w:id="78"/>
     </w:p>
     <w:p>
       <w:pPr>
@@ -54177,11 +53978,11 @@
       <w:pPr>
         <w:pStyle w:val="Heading2"/>
       </w:pPr>
-      <w:bookmarkStart w:id="80" w:name="رابعا-عهد-رعمسيس-الثاني-وعصر-الرعامسة"/>
+      <w:bookmarkStart w:id="79" w:name="رابعا-عهد-رعمسيس-الثاني-وعصر-الرعامسة"/>
       <w:r>
         <w:t xml:space="preserve">رابِعًا: عَهدُ رَعمسيس الثاني وعَصرُ الرَّعامِسَة</w:t>
       </w:r>
-      <w:bookmarkEnd w:id="80"/>
+      <w:bookmarkEnd w:id="79"/>
     </w:p>
     <w:p>
       <w:pPr>
@@ -54283,11 +54084,11 @@
       <w:pPr>
         <w:pStyle w:val="Heading2"/>
       </w:pPr>
-      <w:bookmarkStart w:id="81" w:name="خامسا-العلم-الفلكي-والكسوف"/>
+      <w:bookmarkStart w:id="80" w:name="خامسا-العلم-الفلكي-والكسوف"/>
       <w:r>
         <w:t xml:space="preserve">خامسًا: العِلمُ الفَلَكيُّ والكُسوف</w:t>
       </w:r>
-      <w:bookmarkEnd w:id="81"/>
+      <w:bookmarkEnd w:id="80"/>
     </w:p>
     <w:p>
       <w:pPr>
@@ -54365,11 +54166,11 @@
       <w:pPr>
         <w:pStyle w:val="Heading2"/>
       </w:pPr>
-      <w:bookmarkStart w:id="82" w:name="سادسا-المواقع-والمتاحف"/>
+      <w:bookmarkStart w:id="81" w:name="سادسا-المواقع-والمتاحف"/>
       <w:r>
         <w:t xml:space="preserve">سادِسًا: المَواقِعُ والمُتاحِف</w:t>
       </w:r>
-      <w:bookmarkEnd w:id="82"/>
+      <w:bookmarkEnd w:id="81"/>
     </w:p>
     <w:p>
       <w:pPr>
@@ -54435,11 +54236,11 @@
       <w:pPr>
         <w:pStyle w:val="Heading2"/>
       </w:pPr>
-      <w:bookmarkStart w:id="83" w:name="سابعا-ما-ليس-تاريخيا"/>
+      <w:bookmarkStart w:id="82" w:name="سابعا-ما-ليس-تاريخيا"/>
       <w:r>
         <w:t xml:space="preserve">سابِعًا: ما لَيسَ تاريخيًّا</w:t>
       </w:r>
-      <w:bookmarkEnd w:id="83"/>
+      <w:bookmarkEnd w:id="82"/>
     </w:p>
     <w:p>
       <w:pPr>
@@ -54606,11 +54407,11 @@
       <w:pPr>
         <w:pStyle w:val="Heading1"/>
       </w:pPr>
-      <w:bookmarkStart w:id="84" w:name="من-بردية-أحمد-الطبية"/>
+      <w:bookmarkStart w:id="83" w:name="من-بردية-أحمد-الطبية"/>
       <w:r>
         <w:t xml:space="preserve">من بَردِيَّةِ أَحمد الطِّبِّيَّة</w:t>
       </w:r>
-      <w:bookmarkEnd w:id="84"/>
+      <w:bookmarkEnd w:id="83"/>
     </w:p>
     <w:p>
       <w:pPr>
@@ -54695,113 +54496,113 @@
       <w:pPr>
         <w:pStyle w:val="Heading2"/>
       </w:pPr>
-      <w:bookmarkStart w:id="85" w:name="تعليم-التلميذ"/>
+      <w:bookmarkStart w:id="84" w:name="تعليم-التلميذ"/>
       <w:r>
         <w:t xml:space="preserve">١. تَعليمُ التِّلميذ</w:t>
       </w:r>
+      <w:bookmarkEnd w:id="84"/>
+    </w:p>
+    <w:p>
+      <w:pPr>
+        <w:pStyle w:val="BlockText"/>
+      </w:pPr>
+      <w:r>
+        <w:rPr>
+          <w:i/>
+        </w:rPr>
+        <w:t xml:space="preserve">إذا جاءَكَ شَابٌّ يَطلُبُ أن يَتَعَلَّمَ الطِّبّ، فَلا تَسأَلهُ</w:t>
+      </w:r>
+      <w:r>
+        <w:rPr>
+          <w:i/>
+        </w:rPr>
+        <w:t xml:space="preserve"> </w:t>
+      </w:r>
+      <w:r>
+        <w:rPr>
+          <w:i/>
+        </w:rPr>
+        <w:t xml:space="preserve">أَوَّلًا: »ما اسمُ والِدِك؟« ولا: »ما رُتبَتُكَ في المَعبَد؟« بَل</w:t>
+      </w:r>
+      <w:r>
+        <w:rPr>
+          <w:i/>
+        </w:rPr>
+        <w:t xml:space="preserve"> </w:t>
+      </w:r>
+      <w:r>
+        <w:rPr>
+          <w:i/>
+        </w:rPr>
+        <w:t xml:space="preserve">سَلهُ:</w:t>
+      </w:r>
+    </w:p>
+    <w:p>
+      <w:pPr>
+        <w:pStyle w:val="BlockText"/>
+      </w:pPr>
+      <w:r>
+        <w:rPr>
+          <w:i/>
+        </w:rPr>
+        <w:t xml:space="preserve">— ما الَّذي يُؤلِمُكَ في الآخَر؟</w:t>
+      </w:r>
+    </w:p>
+    <w:p>
+      <w:pPr>
+        <w:pStyle w:val="BlockText"/>
+      </w:pPr>
+      <w:r>
+        <w:rPr>
+          <w:i/>
+        </w:rPr>
+        <w:t xml:space="preserve">إن قال: »لا شَيء، أَنا قَويّ،« فَأَعِدهُ إلى أَهلِه. الطِّبُّ ليسَ</w:t>
+      </w:r>
+      <w:r>
+        <w:rPr>
+          <w:i/>
+        </w:rPr>
+        <w:t xml:space="preserve"> </w:t>
+      </w:r>
+      <w:r>
+        <w:rPr>
+          <w:i/>
+        </w:rPr>
+        <w:t xml:space="preserve">لِلأَقوياء. الطِّبُّ لِمَن يَشعُرُ بِأَلَمِ الآخَرِ في صَدرِه قَبلَ</w:t>
+      </w:r>
+      <w:r>
+        <w:rPr>
+          <w:i/>
+        </w:rPr>
+        <w:t xml:space="preserve"> </w:t>
+      </w:r>
+      <w:r>
+        <w:rPr>
+          <w:i/>
+        </w:rPr>
+        <w:t xml:space="preserve">أن يَلمِسَ نَبضَه.</w:t>
+      </w:r>
+    </w:p>
+    <w:p>
+      <w:pPr>
+        <w:pStyle w:val="BlockText"/>
+      </w:pPr>
+      <w:r>
+        <w:rPr>
+          <w:i/>
+        </w:rPr>
+        <w:t xml:space="preserve">وإن قال: »كلُّ شَيء،« فَخُذهُ إلَيك. هذا الَّذي سَيَتَعَلَّم.</w:t>
+      </w:r>
+    </w:p>
+    <w:p>
+      <w:pPr>
+        <w:pStyle w:val="Heading2"/>
+      </w:pPr>
+      <w:bookmarkStart w:id="85" w:name="في-الجرح-المتعفن"/>
+      <w:r>
+        <w:t xml:space="preserve">٢. في الجُرحِ المُتَعَفِّن</w:t>
+      </w:r>
       <w:bookmarkEnd w:id="85"/>
-    </w:p>
-    <w:p>
-      <w:pPr>
-        <w:pStyle w:val="BlockText"/>
-      </w:pPr>
-      <w:r>
-        <w:rPr>
-          <w:i/>
-        </w:rPr>
-        <w:t xml:space="preserve">إذا جاءَكَ شَابٌّ يَطلُبُ أن يَتَعَلَّمَ الطِّبّ، فَلا تَسأَلهُ</w:t>
-      </w:r>
-      <w:r>
-        <w:rPr>
-          <w:i/>
-        </w:rPr>
-        <w:t xml:space="preserve"> </w:t>
-      </w:r>
-      <w:r>
-        <w:rPr>
-          <w:i/>
-        </w:rPr>
-        <w:t xml:space="preserve">أَوَّلًا: »ما اسمُ والِدِك؟« ولا: »ما رُتبَتُكَ في المَعبَد؟« بَل</w:t>
-      </w:r>
-      <w:r>
-        <w:rPr>
-          <w:i/>
-        </w:rPr>
-        <w:t xml:space="preserve"> </w:t>
-      </w:r>
-      <w:r>
-        <w:rPr>
-          <w:i/>
-        </w:rPr>
-        <w:t xml:space="preserve">سَلهُ:</w:t>
-      </w:r>
-    </w:p>
-    <w:p>
-      <w:pPr>
-        <w:pStyle w:val="BlockText"/>
-      </w:pPr>
-      <w:r>
-        <w:rPr>
-          <w:i/>
-        </w:rPr>
-        <w:t xml:space="preserve">— ما الَّذي يُؤلِمُكَ في الآخَر؟</w:t>
-      </w:r>
-    </w:p>
-    <w:p>
-      <w:pPr>
-        <w:pStyle w:val="BlockText"/>
-      </w:pPr>
-      <w:r>
-        <w:rPr>
-          <w:i/>
-        </w:rPr>
-        <w:t xml:space="preserve">إن قال: »لا شَيء، أَنا قَويّ،« فَأَعِدهُ إلى أَهلِه. الطِّبُّ ليسَ</w:t>
-      </w:r>
-      <w:r>
-        <w:rPr>
-          <w:i/>
-        </w:rPr>
-        <w:t xml:space="preserve"> </w:t>
-      </w:r>
-      <w:r>
-        <w:rPr>
-          <w:i/>
-        </w:rPr>
-        <w:t xml:space="preserve">لِلأَقوياء. الطِّبُّ لِمَن يَشعُرُ بِأَلَمِ الآخَرِ في صَدرِه قَبلَ</w:t>
-      </w:r>
-      <w:r>
-        <w:rPr>
-          <w:i/>
-        </w:rPr>
-        <w:t xml:space="preserve"> </w:t>
-      </w:r>
-      <w:r>
-        <w:rPr>
-          <w:i/>
-        </w:rPr>
-        <w:t xml:space="preserve">أن يَلمِسَ نَبضَه.</w:t>
-      </w:r>
-    </w:p>
-    <w:p>
-      <w:pPr>
-        <w:pStyle w:val="BlockText"/>
-      </w:pPr>
-      <w:r>
-        <w:rPr>
-          <w:i/>
-        </w:rPr>
-        <w:t xml:space="preserve">وإن قال: »كلُّ شَيء،« فَخُذهُ إلَيك. هذا الَّذي سَيَتَعَلَّم.</w:t>
-      </w:r>
-    </w:p>
-    <w:p>
-      <w:pPr>
-        <w:pStyle w:val="Heading2"/>
-      </w:pPr>
-      <w:bookmarkStart w:id="86" w:name="في-الجرح-المتعفن"/>
-      <w:r>
-        <w:t xml:space="preserve">٢. في الجُرحِ المُتَعَفِّن</w:t>
-      </w:r>
-      <w:bookmarkEnd w:id="86"/>
     </w:p>
     <w:p>
       <w:pPr>
@@ -55013,103 +54814,103 @@
       <w:pPr>
         <w:pStyle w:val="Heading2"/>
       </w:pPr>
-      <w:bookmarkStart w:id="87" w:name="في-فحص-الصدر"/>
+      <w:bookmarkStart w:id="86" w:name="في-فحص-الصدر"/>
       <w:r>
         <w:t xml:space="preserve">٣. في فَحصِ الصَّدر</w:t>
       </w:r>
+      <w:bookmarkEnd w:id="86"/>
+    </w:p>
+    <w:p>
+      <w:pPr>
+        <w:pStyle w:val="BlockText"/>
+      </w:pPr>
+      <w:r>
+        <w:rPr>
+          <w:i/>
+        </w:rPr>
+        <w:t xml:space="preserve">ضَع أُذُنَكَ على صَدرِ المَريض. لا تَستَحِ. لا الكاهِنُ ولا الضَّابِطُ</w:t>
+      </w:r>
+      <w:r>
+        <w:rPr>
+          <w:i/>
+        </w:rPr>
+        <w:t xml:space="preserve"> </w:t>
+      </w:r>
+      <w:r>
+        <w:rPr>
+          <w:i/>
+        </w:rPr>
+        <w:t xml:space="preserve">ولا الفَلَّاح يَملِكُ صَدرًا أَطهَرَ من صَدرِ آخَر. كلُّهم يَتَنَفَّسون</w:t>
+      </w:r>
+      <w:r>
+        <w:rPr>
+          <w:i/>
+        </w:rPr>
+        <w:t xml:space="preserve"> </w:t>
+      </w:r>
+      <w:r>
+        <w:rPr>
+          <w:i/>
+        </w:rPr>
+        <w:t xml:space="preserve">الهَواءَ نَفسَه.</w:t>
+      </w:r>
+    </w:p>
+    <w:p>
+      <w:pPr>
+        <w:pStyle w:val="BlockText"/>
+      </w:pPr>
+      <w:r>
+        <w:rPr>
+          <w:i/>
+        </w:rPr>
+        <w:t xml:space="preserve">إن سَمِعتَ صَوتًا كَخَفقِ الجَناحَين بَينَ النَّفَسَين، فَالقَلبُ</w:t>
+      </w:r>
+      <w:r>
+        <w:rPr>
+          <w:i/>
+        </w:rPr>
+        <w:t xml:space="preserve"> </w:t>
+      </w:r>
+      <w:r>
+        <w:rPr>
+          <w:i/>
+        </w:rPr>
+        <w:t xml:space="preserve">يَتَّعِب. إن سَمِعتَ صَفيرًا كَأَنَّ الهَواءَ يَمُرُّ مِن قَصَبَةٍ</w:t>
+      </w:r>
+      <w:r>
+        <w:rPr>
+          <w:i/>
+        </w:rPr>
+        <w:t xml:space="preserve"> </w:t>
+      </w:r>
+      <w:r>
+        <w:rPr>
+          <w:i/>
+        </w:rPr>
+        <w:t xml:space="preserve">ضَيِّقَة، فَفي الرِّئَةِ مَرَض. إن لم تَسمَع شَيئًا — اقتَرِب أَكثَر،</w:t>
+      </w:r>
+      <w:r>
+        <w:rPr>
+          <w:i/>
+        </w:rPr>
+        <w:t xml:space="preserve"> </w:t>
+      </w:r>
+      <w:r>
+        <w:rPr>
+          <w:i/>
+        </w:rPr>
+        <w:t xml:space="preserve">ولا تَخَفْ مِن أن تَخَطِئ. الطَّبيبُ الَّذي لا يَخطِئُ لم يَفحَص أَحَدًا.</w:t>
+      </w:r>
+    </w:p>
+    <w:p>
+      <w:pPr>
+        <w:pStyle w:val="Heading2"/>
+      </w:pPr>
+      <w:bookmarkStart w:id="87" w:name="في-الفتاة-الصماء"/>
+      <w:r>
+        <w:t xml:space="preserve">٤. في الفَتاةِ الصَّمَّاء</w:t>
+      </w:r>
       <w:bookmarkEnd w:id="87"/>
-    </w:p>
-    <w:p>
-      <w:pPr>
-        <w:pStyle w:val="BlockText"/>
-      </w:pPr>
-      <w:r>
-        <w:rPr>
-          <w:i/>
-        </w:rPr>
-        <w:t xml:space="preserve">ضَع أُذُنَكَ على صَدرِ المَريض. لا تَستَحِ. لا الكاهِنُ ولا الضَّابِطُ</w:t>
-      </w:r>
-      <w:r>
-        <w:rPr>
-          <w:i/>
-        </w:rPr>
-        <w:t xml:space="preserve"> </w:t>
-      </w:r>
-      <w:r>
-        <w:rPr>
-          <w:i/>
-        </w:rPr>
-        <w:t xml:space="preserve">ولا الفَلَّاح يَملِكُ صَدرًا أَطهَرَ من صَدرِ آخَر. كلُّهم يَتَنَفَّسون</w:t>
-      </w:r>
-      <w:r>
-        <w:rPr>
-          <w:i/>
-        </w:rPr>
-        <w:t xml:space="preserve"> </w:t>
-      </w:r>
-      <w:r>
-        <w:rPr>
-          <w:i/>
-        </w:rPr>
-        <w:t xml:space="preserve">الهَواءَ نَفسَه.</w:t>
-      </w:r>
-    </w:p>
-    <w:p>
-      <w:pPr>
-        <w:pStyle w:val="BlockText"/>
-      </w:pPr>
-      <w:r>
-        <w:rPr>
-          <w:i/>
-        </w:rPr>
-        <w:t xml:space="preserve">إن سَمِعتَ صَوتًا كَخَفقِ الجَناحَين بَينَ النَّفَسَين، فَالقَلبُ</w:t>
-      </w:r>
-      <w:r>
-        <w:rPr>
-          <w:i/>
-        </w:rPr>
-        <w:t xml:space="preserve"> </w:t>
-      </w:r>
-      <w:r>
-        <w:rPr>
-          <w:i/>
-        </w:rPr>
-        <w:t xml:space="preserve">يَتَّعِب. إن سَمِعتَ صَفيرًا كَأَنَّ الهَواءَ يَمُرُّ مِن قَصَبَةٍ</w:t>
-      </w:r>
-      <w:r>
-        <w:rPr>
-          <w:i/>
-        </w:rPr>
-        <w:t xml:space="preserve"> </w:t>
-      </w:r>
-      <w:r>
-        <w:rPr>
-          <w:i/>
-        </w:rPr>
-        <w:t xml:space="preserve">ضَيِّقَة، فَفي الرِّئَةِ مَرَض. إن لم تَسمَع شَيئًا — اقتَرِب أَكثَر،</w:t>
-      </w:r>
-      <w:r>
-        <w:rPr>
-          <w:i/>
-        </w:rPr>
-        <w:t xml:space="preserve"> </w:t>
-      </w:r>
-      <w:r>
-        <w:rPr>
-          <w:i/>
-        </w:rPr>
-        <w:t xml:space="preserve">ولا تَخَفْ مِن أن تَخَطِئ. الطَّبيبُ الَّذي لا يَخطِئُ لم يَفحَص أَحَدًا.</w:t>
-      </w:r>
-    </w:p>
-    <w:p>
-      <w:pPr>
-        <w:pStyle w:val="Heading2"/>
-      </w:pPr>
-      <w:bookmarkStart w:id="88" w:name="في-الفتاة-الصماء"/>
-      <w:r>
-        <w:t xml:space="preserve">٤. في الفَتاةِ الصَّمَّاء</w:t>
-      </w:r>
-      <w:bookmarkEnd w:id="88"/>
     </w:p>
     <w:p>
       <w:pPr>
@@ -55239,10 +55040,101 @@
       <w:pPr>
         <w:pStyle w:val="Heading2"/>
       </w:pPr>
-      <w:bookmarkStart w:id="89" w:name="في-الكسر-المفتوح"/>
+      <w:bookmarkStart w:id="88" w:name="في-الكسر-المفتوح"/>
       <w:r>
         <w:t xml:space="preserve">٥. في الكَسرِ المَفتوح</w:t>
       </w:r>
+      <w:bookmarkEnd w:id="88"/>
+    </w:p>
+    <w:p>
+      <w:pPr>
+        <w:pStyle w:val="BlockText"/>
+      </w:pPr>
+      <w:r>
+        <w:rPr>
+          <w:i/>
+        </w:rPr>
+        <w:t xml:space="preserve">إذا انكَسَرَ العَظمُ وخَرَقَ الجِلدَ، فَالخَطَرُ ليسَ في العَظمِ بَل</w:t>
+      </w:r>
+      <w:r>
+        <w:rPr>
+          <w:i/>
+        </w:rPr>
+        <w:t xml:space="preserve"> </w:t>
+      </w:r>
+      <w:r>
+        <w:rPr>
+          <w:i/>
+        </w:rPr>
+        <w:t xml:space="preserve">في الجُرح. اِغسِل أَوَّلًا، ثُمَّ ثَبِّت. لا تَعكِس التَّرتيب.</w:t>
+      </w:r>
+    </w:p>
+    <w:p>
+      <w:pPr>
+        <w:pStyle w:val="BlockText"/>
+      </w:pPr>
+      <w:r>
+        <w:rPr>
+          <w:i/>
+        </w:rPr>
+        <w:t xml:space="preserve">جَبيرَتي المُفَضَّلَة: لِحاءُ النَّخل، مَنقوعًا في الماءِ ساعَة، ثُمَّ</w:t>
+      </w:r>
+      <w:r>
+        <w:rPr>
+          <w:i/>
+        </w:rPr>
+        <w:t xml:space="preserve"> </w:t>
+      </w:r>
+      <w:r>
+        <w:rPr>
+          <w:i/>
+        </w:rPr>
+        <w:t xml:space="preserve">مَلفوفًا حَولَ الكَسرِ كَما تَلُفُّ المَوميَاء. حِينَ يَجِفّ، يَصيرُ كَالحَجَر.</w:t>
+      </w:r>
+    </w:p>
+    <w:p>
+      <w:pPr>
+        <w:pStyle w:val="BlockText"/>
+      </w:pPr>
+      <w:r>
+        <w:rPr>
+          <w:i/>
+        </w:rPr>
+        <w:t xml:space="preserve">لا تَنسَ أَن تَفحَصَ الإصبَع كلَّ يَوم. إن صارَ بارِدًا أَو أَزرَقًا،</w:t>
+      </w:r>
+      <w:r>
+        <w:rPr>
+          <w:i/>
+        </w:rPr>
+        <w:t xml:space="preserve"> </w:t>
+      </w:r>
+      <w:r>
+        <w:rPr>
+          <w:i/>
+        </w:rPr>
+        <w:t xml:space="preserve">فَالجَبيرَةُ شَديدَةٌ ولا بُدَّ من فَكِّها. إصبَعٌ بارِدٌ أَخطَرُ من</w:t>
+      </w:r>
+      <w:r>
+        <w:rPr>
+          <w:i/>
+        </w:rPr>
+        <w:t xml:space="preserve"> </w:t>
+      </w:r>
+      <w:r>
+        <w:rPr>
+          <w:i/>
+        </w:rPr>
+        <w:t xml:space="preserve">كَسرٍ مَفتوح.</w:t>
+      </w:r>
+    </w:p>
+    <w:p>
+      <w:pPr>
+        <w:pStyle w:val="Heading2"/>
+      </w:pPr>
+      <w:bookmarkStart w:id="89" w:name="في-الموت"/>
+      <w:r>
+        <w:t xml:space="preserve">٦. في المَوت</w:t>
+      </w:r>
       <w:bookmarkEnd w:id="89"/>
     </w:p>
     <w:p>
@@ -55253,7 +55145,7 @@
         <w:rPr>
           <w:i/>
         </w:rPr>
-        <w:t xml:space="preserve">إذا انكَسَرَ العَظمُ وخَرَقَ الجِلدَ، فَالخَطَرُ ليسَ في العَظمِ بَل</w:t>
+        <w:t xml:space="preserve">سَيَموتُ في يَدَيكَ مَرضى. لا تَكذِب على نَفسِك. حَتَّى أَفضَلُ</w:t>
       </w:r>
       <w:r>
         <w:rPr>
@@ -55265,7 +55157,7 @@
         <w:rPr>
           <w:i/>
         </w:rPr>
-        <w:t xml:space="preserve">في الجُرح. اِغسِل أَوَّلًا، ثُمَّ ثَبِّت. لا تَعكِس التَّرتيب.</w:t>
+        <w:t xml:space="preserve">الأَطِبَّاءِ في المَعابِدِ الكُبرى يَخسَرون.</w:t>
       </w:r>
     </w:p>
     <w:p>
@@ -55276,7 +55168,7 @@
         <w:rPr>
           <w:i/>
         </w:rPr>
-        <w:t xml:space="preserve">جَبيرَتي المُفَضَّلَة: لِحاءُ النَّخل، مَنقوعًا في الماءِ ساعَة، ثُمَّ</w:t>
+        <w:t xml:space="preserve">لكِن — إن مَاتَ مَريضُكَ — لا تُغطِّ وَجهَه ثُمَّ تَنصَرِف. اِجلِس.</w:t>
       </w:r>
       <w:r>
         <w:rPr>
@@ -55288,7 +55180,19 @@
         <w:rPr>
           <w:i/>
         </w:rPr>
-        <w:t xml:space="preserve">مَلفوفًا حَولَ الكَسرِ كَما تَلُفُّ المَوميَاء. حِينَ يَجِفّ، يَصيرُ كَالحَجَر.</w:t>
+        <w:t xml:space="preserve">اُكتُب اسمَه. اُكتُب ما حاوَلت. اُكتُب ما الَّذي ما كانَ يَنبَغي أن</w:t>
+      </w:r>
+      <w:r>
+        <w:rPr>
+          <w:i/>
+        </w:rPr>
+        <w:t xml:space="preserve"> </w:t>
+      </w:r>
+      <w:r>
+        <w:rPr>
+          <w:i/>
+        </w:rPr>
+        <w:t xml:space="preserve">تَفعَلَه. اُكتُب ما الَّذي تَتَعَلَّمُهُ مِن مَوتِه.</w:t>
       </w:r>
     </w:p>
     <w:p>
@@ -55299,7 +55203,7 @@
         <w:rPr>
           <w:i/>
         </w:rPr>
-        <w:t xml:space="preserve">لا تَنسَ أَن تَفحَصَ الإصبَع كلَّ يَوم. إن صارَ بارِدًا أَو أَزرَقًا،</w:t>
+        <w:t xml:space="preserve">الأَطِبَّاءُ الَّذينَ لا يَكتُبون عن مَوتاهُم يُعيدونَ المَوتَ ذاتَه</w:t>
       </w:r>
       <w:r>
         <w:rPr>
@@ -55311,7 +55215,7 @@
         <w:rPr>
           <w:i/>
         </w:rPr>
-        <w:t xml:space="preserve">فَالجَبيرَةُ شَديدَةٌ ولا بُدَّ من فَكِّها. إصبَعٌ بارِدٌ أَخطَرُ من</w:t>
+        <w:t xml:space="preserve">في مَرضى آخَرين. والأَطِبَّاءُ الَّذينَ يَكتُبونَ يُنقِذون مَن سَيَأتي</w:t>
       </w:r>
       <w:r>
         <w:rPr>
@@ -55323,16 +55227,16 @@
         <w:rPr>
           <w:i/>
         </w:rPr>
-        <w:t xml:space="preserve">كَسرٍ مَفتوح.</w:t>
+        <w:t xml:space="preserve">بَعد عام. ومَن سَيَأتي بَعد أَلفِ عام.</w:t>
       </w:r>
     </w:p>
     <w:p>
       <w:pPr>
         <w:pStyle w:val="Heading2"/>
       </w:pPr>
-      <w:bookmarkStart w:id="90" w:name="في-الموت"/>
-      <w:r>
-        <w:t xml:space="preserve">٦. في المَوت</w:t>
+      <w:bookmarkStart w:id="90" w:name="كلمة-أخيرة-للتلميذ"/>
+      <w:r>
+        <w:t xml:space="preserve">٧. كَلِمَةٌ أَخيرَة لِلتِّلميذ</w:t>
       </w:r>
       <w:bookmarkEnd w:id="90"/>
     </w:p>
@@ -55344,7 +55248,7 @@
         <w:rPr>
           <w:i/>
         </w:rPr>
-        <w:t xml:space="preserve">سَيَموتُ في يَدَيكَ مَرضى. لا تَكذِب على نَفسِك. حَتَّى أَفضَلُ</w:t>
+        <w:t xml:space="preserve">إذا قَرَأتَ هذه البَردِيَّةَ بَعدَ أن غادَرتُ — وأَنا أَعرِفُ أنَّني</w:t>
       </w:r>
       <w:r>
         <w:rPr>
@@ -55356,7 +55260,7 @@
         <w:rPr>
           <w:i/>
         </w:rPr>
-        <w:t xml:space="preserve">الأَطِبَّاءِ في المَعابِدِ الكُبرى يَخسَرون.</w:t>
+        <w:t xml:space="preserve">سَأُغادِر — فاذكُر:</w:t>
       </w:r>
     </w:p>
     <w:p>
@@ -55367,7 +55271,7 @@
         <w:rPr>
           <w:i/>
         </w:rPr>
-        <w:t xml:space="preserve">لكِن — إن مَاتَ مَريضُكَ — لا تُغطِّ وَجهَه ثُمَّ تَنصَرِف. اِجلِس.</w:t>
+        <w:t xml:space="preserve">لم أَكُن أَفضَلَ مِنكَ. كنتُ فَقَط جِئتُ من مَكانٍ آخَر. والمَكانُ</w:t>
       </w:r>
       <w:r>
         <w:rPr>
@@ -55379,7 +55283,7 @@
         <w:rPr>
           <w:i/>
         </w:rPr>
-        <w:t xml:space="preserve">اُكتُب اسمَه. اُكتُب ما حاوَلت. اُكتُب ما الَّذي ما كانَ يَنبَغي أن</w:t>
+        <w:t xml:space="preserve">الآخَرُ ليسَ سَماء. هو زَمَنٌ آخَر. سَيَأتي الَّذينَ يَأتونَ بَعدَكَ</w:t>
       </w:r>
       <w:r>
         <w:rPr>
@@ -55391,7 +55295,19 @@
         <w:rPr>
           <w:i/>
         </w:rPr>
-        <w:t xml:space="preserve">تَفعَلَه. اُكتُب ما الَّذي تَتَعَلَّمُهُ مِن مَوتِه.</w:t>
+        <w:t xml:space="preserve">ومَعهُم آلاتٌ تُريهِم داخِلَ الجِسم بِلا فَتح. لا تَخَف. الطِّبُّ</w:t>
+      </w:r>
+      <w:r>
+        <w:rPr>
+          <w:i/>
+        </w:rPr>
+        <w:t xml:space="preserve"> </w:t>
+      </w:r>
+      <w:r>
+        <w:rPr>
+          <w:i/>
+        </w:rPr>
+        <w:t xml:space="preserve">سيَكبَرُ. والطِّبيبُ سيَبقى صَغيرًا أَمامَه. هذه طَبيعَةُ الأَمر.</w:t>
       </w:r>
     </w:p>
     <w:p>
@@ -55402,7 +55318,7 @@
         <w:rPr>
           <w:i/>
         </w:rPr>
-        <w:t xml:space="preserve">الأَطِبَّاءُ الَّذينَ لا يَكتُبون عن مَوتاهُم يُعيدونَ المَوتَ ذاتَه</w:t>
+        <w:t xml:space="preserve">لكِنَّ شَيئًا لن يَتَغَيَّر: اليَدُ الَّتي تَلمِسُ يَدَ المَريض.</w:t>
       </w:r>
       <w:r>
         <w:rPr>
@@ -55414,7 +55330,7 @@
         <w:rPr>
           <w:i/>
         </w:rPr>
-        <w:t xml:space="preserve">في مَرضى آخَرين. والأَطِبَّاءُ الَّذينَ يَكتُبونَ يُنقِذون مَن سَيَأتي</w:t>
+        <w:t xml:space="preserve">الكَلِمَةُ الَّتي تَقولُها لِلأُمِّ حِينَ تَخسَرُ ابنَها. السَّكينَة</w:t>
       </w:r>
       <w:r>
         <w:rPr>
@@ -55426,155 +55342,40 @@
         <w:rPr>
           <w:i/>
         </w:rPr>
-        <w:t xml:space="preserve">بَعد عام. ومَن سَيَأتي بَعد أَلفِ عام.</w:t>
-      </w:r>
-    </w:p>
-    <w:p>
-      <w:pPr>
-        <w:pStyle w:val="Heading2"/>
-      </w:pPr>
-      <w:bookmarkStart w:id="91" w:name="كلمة-أخيرة-للتلميذ"/>
-      <w:r>
-        <w:t xml:space="preserve">٧. كَلِمَةٌ أَخيرَة لِلتِّلميذ</w:t>
+        <w:t xml:space="preserve">الَّتي تَترُكُها في غُرفَةِ المُحتَضِر.</w:t>
+      </w:r>
+    </w:p>
+    <w:p>
+      <w:pPr>
+        <w:pStyle w:val="BlockText"/>
+      </w:pPr>
+      <w:r>
+        <w:rPr>
+          <w:i/>
+        </w:rPr>
+        <w:t xml:space="preserve">هذا ما تَتَعَلَّمُه مِنّي. الباقي تَتَعَلَّمُه من زَمانِكَ أَنتَ.</w:t>
+      </w:r>
+    </w:p>
+    <w:p>
+      <w:pPr>
+        <w:pStyle w:val="BlockText"/>
+      </w:pPr>
+      <w:r>
+        <w:rPr>
+          <w:i/>
+        </w:rPr>
+        <w:t xml:space="preserve">— أحمد، طَبيبُ بَيتِ الحَياة، طِيبَة، السَّنَة الَّتي لم أَعُدها.</w:t>
+      </w:r>
+    </w:p>
+    <w:p>
+      <w:pPr>
+        <w:pStyle w:val="Heading1"/>
+      </w:pPr>
+      <w:bookmarkStart w:id="91" w:name="مسرد-المصطلحات"/>
+      <w:r>
+        <w:t xml:space="preserve">مَسرَدُ المُصطَلَحات</w:t>
       </w:r>
       <w:bookmarkEnd w:id="91"/>
-    </w:p>
-    <w:p>
-      <w:pPr>
-        <w:pStyle w:val="BlockText"/>
-      </w:pPr>
-      <w:r>
-        <w:rPr>
-          <w:i/>
-        </w:rPr>
-        <w:t xml:space="preserve">إذا قَرَأتَ هذه البَردِيَّةَ بَعدَ أن غادَرتُ — وأَنا أَعرِفُ أنَّني</w:t>
-      </w:r>
-      <w:r>
-        <w:rPr>
-          <w:i/>
-        </w:rPr>
-        <w:t xml:space="preserve"> </w:t>
-      </w:r>
-      <w:r>
-        <w:rPr>
-          <w:i/>
-        </w:rPr>
-        <w:t xml:space="preserve">سَأُغادِر — فاذكُر:</w:t>
-      </w:r>
-    </w:p>
-    <w:p>
-      <w:pPr>
-        <w:pStyle w:val="BlockText"/>
-      </w:pPr>
-      <w:r>
-        <w:rPr>
-          <w:i/>
-        </w:rPr>
-        <w:t xml:space="preserve">لم أَكُن أَفضَلَ مِنكَ. كنتُ فَقَط جِئتُ من مَكانٍ آخَر. والمَكانُ</w:t>
-      </w:r>
-      <w:r>
-        <w:rPr>
-          <w:i/>
-        </w:rPr>
-        <w:t xml:space="preserve"> </w:t>
-      </w:r>
-      <w:r>
-        <w:rPr>
-          <w:i/>
-        </w:rPr>
-        <w:t xml:space="preserve">الآخَرُ ليسَ سَماء. هو زَمَنٌ آخَر. سَيَأتي الَّذينَ يَأتونَ بَعدَكَ</w:t>
-      </w:r>
-      <w:r>
-        <w:rPr>
-          <w:i/>
-        </w:rPr>
-        <w:t xml:space="preserve"> </w:t>
-      </w:r>
-      <w:r>
-        <w:rPr>
-          <w:i/>
-        </w:rPr>
-        <w:t xml:space="preserve">ومَعهُم آلاتٌ تُريهِم داخِلَ الجِسم بِلا فَتح. لا تَخَف. الطِّبُّ</w:t>
-      </w:r>
-      <w:r>
-        <w:rPr>
-          <w:i/>
-        </w:rPr>
-        <w:t xml:space="preserve"> </w:t>
-      </w:r>
-      <w:r>
-        <w:rPr>
-          <w:i/>
-        </w:rPr>
-        <w:t xml:space="preserve">سيَكبَرُ. والطِّبيبُ سيَبقى صَغيرًا أَمامَه. هذه طَبيعَةُ الأَمر.</w:t>
-      </w:r>
-    </w:p>
-    <w:p>
-      <w:pPr>
-        <w:pStyle w:val="BlockText"/>
-      </w:pPr>
-      <w:r>
-        <w:rPr>
-          <w:i/>
-        </w:rPr>
-        <w:t xml:space="preserve">لكِنَّ شَيئًا لن يَتَغَيَّر: اليَدُ الَّتي تَلمِسُ يَدَ المَريض.</w:t>
-      </w:r>
-      <w:r>
-        <w:rPr>
-          <w:i/>
-        </w:rPr>
-        <w:t xml:space="preserve"> </w:t>
-      </w:r>
-      <w:r>
-        <w:rPr>
-          <w:i/>
-        </w:rPr>
-        <w:t xml:space="preserve">الكَلِمَةُ الَّتي تَقولُها لِلأُمِّ حِينَ تَخسَرُ ابنَها. السَّكينَة</w:t>
-      </w:r>
-      <w:r>
-        <w:rPr>
-          <w:i/>
-        </w:rPr>
-        <w:t xml:space="preserve"> </w:t>
-      </w:r>
-      <w:r>
-        <w:rPr>
-          <w:i/>
-        </w:rPr>
-        <w:t xml:space="preserve">الَّتي تَترُكُها في غُرفَةِ المُحتَضِر.</w:t>
-      </w:r>
-    </w:p>
-    <w:p>
-      <w:pPr>
-        <w:pStyle w:val="BlockText"/>
-      </w:pPr>
-      <w:r>
-        <w:rPr>
-          <w:i/>
-        </w:rPr>
-        <w:t xml:space="preserve">هذا ما تَتَعَلَّمُه مِنّي. الباقي تَتَعَلَّمُه من زَمانِكَ أَنتَ.</w:t>
-      </w:r>
-    </w:p>
-    <w:p>
-      <w:pPr>
-        <w:pStyle w:val="BlockText"/>
-      </w:pPr>
-      <w:r>
-        <w:rPr>
-          <w:i/>
-        </w:rPr>
-        <w:t xml:space="preserve">— أحمد، طَبيبُ بَيتِ الحَياة، طِيبَة، السَّنَة الَّتي لم أَعُدها.</w:t>
-      </w:r>
-    </w:p>
-    <w:p>
-      <w:pPr>
-        <w:pStyle w:val="Heading1"/>
-      </w:pPr>
-      <w:bookmarkStart w:id="92" w:name="مسرد-المصطلحات"/>
-      <w:r>
-        <w:t xml:space="preserve">مَسرَدُ المُصطَلَحات</w:t>
-      </w:r>
-      <w:bookmarkEnd w:id="92"/>
     </w:p>
     <w:p>
       <w:pPr>
@@ -55599,11 +55400,11 @@
       <w:pPr>
         <w:pStyle w:val="Heading2"/>
       </w:pPr>
-      <w:bookmarkStart w:id="93" w:name="الأماكن"/>
+      <w:bookmarkStart w:id="92" w:name="الأماكن"/>
       <w:r>
         <w:t xml:space="preserve">الأَماكِن</w:t>
       </w:r>
-      <w:bookmarkEnd w:id="93"/>
+      <w:bookmarkEnd w:id="92"/>
     </w:p>
     <w:p>
       <w:pPr>
@@ -55714,11 +55515,11 @@
       <w:pPr>
         <w:pStyle w:val="Heading2"/>
       </w:pPr>
-      <w:bookmarkStart w:id="94" w:name="الآلهة"/>
+      <w:bookmarkStart w:id="93" w:name="الآلهة"/>
       <w:r>
         <w:t xml:space="preserve">الآلِهَة</w:t>
       </w:r>
-      <w:bookmarkEnd w:id="94"/>
+      <w:bookmarkEnd w:id="93"/>
     </w:p>
     <w:p>
       <w:pPr>
@@ -55892,11 +55693,11 @@
       <w:pPr>
         <w:pStyle w:val="Heading2"/>
       </w:pPr>
-      <w:bookmarkStart w:id="95" w:name="الأشخاص-والرتب"/>
+      <w:bookmarkStart w:id="94" w:name="الأشخاص-والرتب"/>
       <w:r>
         <w:t xml:space="preserve">الأَشخاصُ والرُّتَب</w:t>
       </w:r>
-      <w:bookmarkEnd w:id="95"/>
+      <w:bookmarkEnd w:id="94"/>
     </w:p>
     <w:p>
       <w:pPr>
@@ -56007,11 +55808,11 @@
       <w:pPr>
         <w:pStyle w:val="Heading2"/>
       </w:pPr>
-      <w:bookmarkStart w:id="96" w:name="الأدوات-والمفاهيم"/>
+      <w:bookmarkStart w:id="95" w:name="الأدوات-والمفاهيم"/>
       <w:r>
         <w:t xml:space="preserve">الأَدَواتُ والمفاهيم</w:t>
       </w:r>
-      <w:bookmarkEnd w:id="96"/>
+      <w:bookmarkEnd w:id="95"/>
     </w:p>
     <w:p>
       <w:pPr>
@@ -56269,11 +56070,11 @@
       <w:pPr>
         <w:pStyle w:val="Heading2"/>
       </w:pPr>
-      <w:bookmarkStart w:id="97" w:name="الحقبة-الزمنية"/>
+      <w:bookmarkStart w:id="96" w:name="الحقبة-الزمنية"/>
       <w:r>
         <w:t xml:space="preserve">الحِقبَةُ الزَّمَنيَّة</w:t>
       </w:r>
-      <w:bookmarkEnd w:id="97"/>
+      <w:bookmarkEnd w:id="96"/>
     </w:p>
     <w:p>
       <w:pPr>
@@ -56363,11 +56164,11 @@
       <w:pPr>
         <w:pStyle w:val="Heading1"/>
       </w:pPr>
-      <w:bookmarkStart w:id="98" w:name="عن-المؤلف"/>
+      <w:bookmarkStart w:id="97" w:name="عن-المؤلف"/>
       <w:r>
         <w:t xml:space="preserve">عن المؤلِّف</w:t>
       </w:r>
-      <w:bookmarkEnd w:id="98"/>
+      <w:bookmarkEnd w:id="97"/>
     </w:p>
     <w:p>
       <w:pPr>
@@ -56414,11 +56215,11 @@
       <w:pPr>
         <w:pStyle w:val="Heading1"/>
       </w:pPr>
-      <w:bookmarkStart w:id="99" w:name="نبذة-الغلاف-الخلفي"/>
+      <w:bookmarkStart w:id="98" w:name="نبذة-الغلاف-الخلفي"/>
       <w:r>
         <w:t xml:space="preserve">نَبذَةُ الغِلافِ الخَلفيّ</w:t>
       </w:r>
-      <w:bookmarkEnd w:id="99"/>
+      <w:bookmarkEnd w:id="98"/>
     </w:p>
     <w:p>
       <w:pPr>

--- a/غريب_في_طيبة.docx
+++ b/غريب_في_طيبة.docx
@@ -1081,86 +1081,96 @@
         <w:pStyle w:val="BodyText"/>
       </w:pPr>
       <w:r>
-        <w:t xml:space="preserve">تذكّر، وهو يتكئ على حافة النافذة بكتفٍ مُنهَك، سنوات دراسته الأولى في</w:t>
-      </w:r>
-      <w:r>
-        <w:t xml:space="preserve"> </w:t>
-      </w:r>
-      <w:r>
-        <w:t xml:space="preserve">كلية الطب. تذكّر كيف كان يسهر الليالي الطوال لا للمذاكرة فحسب، بل ليقرأ</w:t>
-      </w:r>
-      <w:r>
-        <w:t xml:space="preserve"> </w:t>
-      </w:r>
-      <w:r>
-        <w:t xml:space="preserve">عن تاريخ الطب، عن أبقراط وجالينوس وابن سينا والرازي، وعن أولئك الذين</w:t>
-      </w:r>
-      <w:r>
-        <w:t xml:space="preserve"> </w:t>
-      </w:r>
-      <w:r>
-        <w:t xml:space="preserve">سبقوهم جميعًا بآلاف السنين: أطباء مصر القديمة، حاملو أسرار الشفاء</w:t>
-      </w:r>
-      <w:r>
-        <w:t xml:space="preserve"> </w:t>
-      </w:r>
-      <w:r>
-        <w:t xml:space="preserve">الأولى.</w:t>
-      </w:r>
-    </w:p>
-    <w:p>
-      <w:pPr>
-        <w:pStyle w:val="BodyText"/>
-      </w:pPr>
-      <w:r>
-        <w:t xml:space="preserve">كان جدُّه، الدكتور محمود سليم، عالم آثار ذائع الصيت قضى ستِّين عامًا من</w:t>
-      </w:r>
-      <w:r>
-        <w:t xml:space="preserve"> </w:t>
-      </w:r>
-      <w:r>
-        <w:t xml:space="preserve">عمره بين البرديَّات الهشَّة ومعابد الأقصر الشامخة. كان يأتي إلى بيت</w:t>
-      </w:r>
-      <w:r>
-        <w:t xml:space="preserve"> </w:t>
-      </w:r>
-      <w:r>
-        <w:t xml:space="preserve">العائلة كلَّ جمعة، يحمل حقيبته الجلديَّة المليئة بالكتب والمخطوطات،</w:t>
-      </w:r>
-      <w:r>
-        <w:t xml:space="preserve"> </w:t>
-      </w:r>
-      <w:r>
-        <w:t xml:space="preserve">ويجلس مع أحمد الصغير ساعاتٍ طويلة يقصُّ عليه حكايات »الأطبَّاء</w:t>
-      </w:r>
-      <w:r>
-        <w:t xml:space="preserve"> </w:t>
-      </w:r>
-      <w:r>
-        <w:t xml:space="preserve">القدماء«.</w:t>
-      </w:r>
-    </w:p>
-    <w:p>
-      <w:pPr>
-        <w:pStyle w:val="BodyText"/>
-      </w:pPr>
+        <w:t xml:space="preserve">تذكّر جدَّه الدكتور محمود سليم، عالم الآثار الذي ترك له مكتبةً عامرة</w:t>
+      </w:r>
+      <w:r>
+        <w:t xml:space="preserve"> </w:t>
+      </w:r>
+      <w:r>
+        <w:t xml:space="preserve">بالبرديَّات وصناديق الصور وخاتمًا فضيًا نُقش عليه جُعران صغير. كان</w:t>
+      </w:r>
+      <w:r>
+        <w:t xml:space="preserve"> </w:t>
+      </w:r>
+      <w:r>
+        <w:t xml:space="preserve">العجوز يردّد دائمًا:</w:t>
+      </w:r>
+      <w:r>
+        <w:t xml:space="preserve"> </w:t>
+      </w:r>
       <w:r>
         <w:rPr>
           <w:i/>
         </w:rPr>
-        <w:t xml:space="preserve">»كانوا يعالجون الرُّوحَ قبل الجَسد يا أحمد،«</w:t>
-      </w:r>
-      <w:r>
-        <w:t xml:space="preserve"> </w:t>
-      </w:r>
-      <w:r>
-        <w:t xml:space="preserve">كان الجدُّ يقول، وعيناه</w:t>
-      </w:r>
-      <w:r>
-        <w:t xml:space="preserve"> </w:t>
-      </w:r>
-      <w:r>
-        <w:t xml:space="preserve">تلمعان.</w:t>
+        <w:t xml:space="preserve">»الطبيب الحقيقي يعالج الروح قبل الجسد.«</w:t>
+      </w:r>
+      <w:r>
+        <w:t xml:space="preserve"> </w:t>
+      </w:r>
+      <w:r>
+        <w:t xml:space="preserve">يومها</w:t>
+      </w:r>
+      <w:r>
+        <w:t xml:space="preserve"> </w:t>
+      </w:r>
+      <w:r>
+        <w:t xml:space="preserve">بدت العبارة لطفلٍ أسطورةً جميلة؛ أما الآن، في عيادةٍ باردةٍ بعد ثلاثين</w:t>
+      </w:r>
+      <w:r>
+        <w:t xml:space="preserve"> </w:t>
+      </w:r>
+      <w:r>
+        <w:t xml:space="preserve">عامًا، فقد صارت سؤالًا مزعجًا.</w:t>
+      </w:r>
+    </w:p>
+    <w:p>
+      <w:pPr>
+        <w:pStyle w:val="BodyText"/>
+      </w:pPr>
+      <w:r>
+        <w:t xml:space="preserve">كان أحمد يرتدي الخاتم في إصبعه الأيمن، يديره كلما ضاق صدره. كان الجُعران</w:t>
+      </w:r>
+      <w:r>
+        <w:t xml:space="preserve"> </w:t>
+      </w:r>
+      <w:r>
+        <w:t xml:space="preserve">الصغير باردًا دائمًا، كأنّه يحتفظ ببرودة عالمٍ آخر.</w:t>
+      </w:r>
+    </w:p>
+    <w:p>
+      <w:pPr>
+        <w:pStyle w:val="BodyText"/>
+      </w:pPr>
+      <w:r>
+        <w:t xml:space="preserve">رنّ هاتفه، مقطعًا حبل أفكاره.</w:t>
+      </w:r>
+    </w:p>
+    <w:p>
+      <w:pPr>
+        <w:pStyle w:val="BodyText"/>
+      </w:pPr>
+      <w:r>
+        <w:t xml:space="preserve">نظر إلى الشاشة المضيئة: »ليلى«.</w:t>
+      </w:r>
+    </w:p>
+    <w:p>
+      <w:pPr>
+        <w:pStyle w:val="BodyText"/>
+      </w:pPr>
+      <w:r>
+        <w:t xml:space="preserve">شعر بشيء يتقبّض في صدره — ليس حبًا بقايا، ولا حنينًا، بل شيئًا أشبه</w:t>
+      </w:r>
+      <w:r>
+        <w:t xml:space="preserve"> </w:t>
+      </w:r>
+      <w:r>
+        <w:t xml:space="preserve">بالتعب العميق المتراكم. تجاهل المكالمة، وترك الهاتف يرن مرات ومرات حتى</w:t>
+      </w:r>
+      <w:r>
+        <w:t xml:space="preserve"> </w:t>
+      </w:r>
+      <w:r>
+        <w:t xml:space="preserve">صمت أخيرًا، ثم أرسلت له رسالة نصية قصيرة:</w:t>
       </w:r>
       <w:r>
         <w:t xml:space="preserve"> </w:t>
@@ -1169,7 +1179,7 @@
         <w:rPr>
           <w:i/>
         </w:rPr>
-        <w:t xml:space="preserve">»كانوا يدركون أنَّ المرضَ ليس مجرَّد علَّةٍ في عضو، بل اختلالٌ</w:t>
+        <w:t xml:space="preserve">»أحتاج أن أتحدث معك.</w:t>
       </w:r>
       <w:r>
         <w:rPr>
@@ -1181,192 +1191,6 @@
         <w:rPr>
           <w:i/>
         </w:rPr>
-        <w:t xml:space="preserve">في التَّوازن الكونيّ — في الماعت. حين يَكذِبُ الإنسان أو يَظلِم، يَمرضُ</w:t>
-      </w:r>
-      <w:r>
-        <w:rPr>
-          <w:i/>
-        </w:rPr>
-        <w:t xml:space="preserve"> </w:t>
-      </w:r>
-      <w:r>
-        <w:rPr>
-          <w:i/>
-        </w:rPr>
-        <w:t xml:space="preserve">جَسدُه لأنَّ روحه مريضة. والطبيب الحقيقيُّ يعيد الروحَ إلى توازنها</w:t>
-      </w:r>
-      <w:r>
-        <w:rPr>
-          <w:i/>
-        </w:rPr>
-        <w:t xml:space="preserve"> </w:t>
-      </w:r>
-      <w:r>
-        <w:rPr>
-          <w:i/>
-        </w:rPr>
-        <w:t xml:space="preserve">المفقود.«</w:t>
-      </w:r>
-    </w:p>
-    <w:p>
-      <w:pPr>
-        <w:pStyle w:val="BodyText"/>
-      </w:pPr>
-      <w:r>
-        <w:t xml:space="preserve">كانت هذه الكلمات تبدو لأحمد الطفل كأساطير من عالم الخيال. لكنَّها</w:t>
-      </w:r>
-      <w:r>
-        <w:t xml:space="preserve"> </w:t>
-      </w:r>
-      <w:r>
-        <w:t xml:space="preserve">الآن، وهو يقف في عيادته الباردة بعد ثلاثين عامًا، بدأت تحمل معنى</w:t>
-      </w:r>
-      <w:r>
-        <w:t xml:space="preserve"> </w:t>
-      </w:r>
-      <w:r>
-        <w:t xml:space="preserve">مُلحًّا ومُقلقًا. ألم تكن المريضة التي غادرت قبل قليل تعاني بالضبط من</w:t>
-      </w:r>
-      <w:r>
-        <w:t xml:space="preserve"> </w:t>
-      </w:r>
-      <w:r>
-        <w:t xml:space="preserve">هذا الاختلال؟</w:t>
-      </w:r>
-    </w:p>
-    <w:p>
-      <w:pPr>
-        <w:pStyle w:val="BodyText"/>
-      </w:pPr>
-      <w:r>
-        <w:t xml:space="preserve">لكن الجد توفي قبل خمس سنوات، رحل بهدوء كما عاش، تاركًا وراءه مكتبة ضخمة</w:t>
-      </w:r>
-      <w:r>
-        <w:t xml:space="preserve"> </w:t>
-      </w:r>
-      <w:r>
-        <w:t xml:space="preserve">عامرة بالكتب والمخطوطات عن الطب المصري القديم، وصناديق مليئة بالصور</w:t>
-      </w:r>
-      <w:r>
-        <w:t xml:space="preserve"> </w:t>
-      </w:r>
-      <w:r>
-        <w:t xml:space="preserve">والملاحظات والرسومات، وخاتمًا فضيًا عتيقًا نُقش عليه جعران صغير بتفاصيل</w:t>
-      </w:r>
-      <w:r>
-        <w:t xml:space="preserve"> </w:t>
-      </w:r>
-      <w:r>
-        <w:t xml:space="preserve">دقيقة لا تكاد تُرى بالعين المجردة. أوصى الجد بالخاتم لأحمد خاصة، وكتب في</w:t>
-      </w:r>
-      <w:r>
-        <w:t xml:space="preserve"> </w:t>
-      </w:r>
-      <w:r>
-        <w:t xml:space="preserve">وصيته:</w:t>
-      </w:r>
-      <w:r>
-        <w:t xml:space="preserve"> </w:t>
-      </w:r>
-      <w:r>
-        <w:rPr>
-          <w:i/>
-        </w:rPr>
-        <w:t xml:space="preserve">»هذا الخاتم ليس مجرد حُلية، يا حفيدي. احتفظ به قريبًا منك</w:t>
-      </w:r>
-      <w:r>
-        <w:rPr>
-          <w:i/>
-        </w:rPr>
-        <w:t xml:space="preserve"> </w:t>
-      </w:r>
-      <w:r>
-        <w:rPr>
-          <w:i/>
-        </w:rPr>
-        <w:t xml:space="preserve">دائمًا. يومًا ما، ستفهم لماذا.«</w:t>
-      </w:r>
-    </w:p>
-    <w:p>
-      <w:pPr>
-        <w:pStyle w:val="BodyText"/>
-      </w:pPr>
-      <w:r>
-        <w:t xml:space="preserve">كان أحمد يرتدي هذا الخاتم الآن في إصبعه الأيمن، يديره بحركة عصبية</w:t>
-      </w:r>
-      <w:r>
-        <w:t xml:space="preserve"> </w:t>
-      </w:r>
-      <w:r>
-        <w:t xml:space="preserve">متواترة كلما شعر بالضيق أو القلق، وهي عادة لم يكن واعيًا بها تمامًا. كان</w:t>
-      </w:r>
-      <w:r>
-        <w:t xml:space="preserve"> </w:t>
-      </w:r>
-      <w:r>
-        <w:t xml:space="preserve">الجعران الفضي الصغير باردًا دائمًا، حتى في أشد أيام الصيف قيظًا، كأنه</w:t>
-      </w:r>
-      <w:r>
-        <w:t xml:space="preserve"> </w:t>
-      </w:r>
-      <w:r>
-        <w:t xml:space="preserve">يحتفظ ببرودة عالم آخر.</w:t>
-      </w:r>
-    </w:p>
-    <w:p>
-      <w:pPr>
-        <w:pStyle w:val="BodyText"/>
-      </w:pPr>
-      <w:r>
-        <w:t xml:space="preserve">رنّ هاتفه، مقطعًا حبل أفكاره.</w:t>
-      </w:r>
-    </w:p>
-    <w:p>
-      <w:pPr>
-        <w:pStyle w:val="BodyText"/>
-      </w:pPr>
-      <w:r>
-        <w:t xml:space="preserve">نظر إلى الشاشة المضيئة: »ليلى«.</w:t>
-      </w:r>
-    </w:p>
-    <w:p>
-      <w:pPr>
-        <w:pStyle w:val="BodyText"/>
-      </w:pPr>
-      <w:r>
-        <w:t xml:space="preserve">شعر بشيء يتقبّض في صدره — ليس حبًا بقايا، ولا حنينًا، بل شيئًا أشبه</w:t>
-      </w:r>
-      <w:r>
-        <w:t xml:space="preserve"> </w:t>
-      </w:r>
-      <w:r>
-        <w:t xml:space="preserve">بالتعب العميق المتراكم. تجاهل المكالمة، وترك الهاتف يرن مرات ومرات حتى</w:t>
-      </w:r>
-      <w:r>
-        <w:t xml:space="preserve"> </w:t>
-      </w:r>
-      <w:r>
-        <w:t xml:space="preserve">صمت أخيرًا، ثم أرسلت له رسالة نصية قصيرة:</w:t>
-      </w:r>
-      <w:r>
-        <w:t xml:space="preserve"> </w:t>
-      </w:r>
-      <w:r>
-        <w:rPr>
-          <w:i/>
-        </w:rPr>
-        <w:t xml:space="preserve">»أحتاج أن أتحدث معك.</w:t>
-      </w:r>
-      <w:r>
-        <w:rPr>
-          <w:i/>
-        </w:rPr>
-        <w:t xml:space="preserve"> </w:t>
-      </w:r>
-      <w:r>
-        <w:rPr>
-          <w:i/>
-        </w:rPr>
         <w:t xml:space="preserve">مهم.«</w:t>
       </w:r>
     </w:p>
@@ -1383,371 +1207,41 @@
         <w:pStyle w:val="BodyText"/>
       </w:pPr>
       <w:r>
-        <w:t xml:space="preserve">أَفلَتَ الهاتِفَ على الطاوِلَة. وقَبلَ أن يُديرَ وَجهَه، عَبَرَتهُ ذِكرى لم</w:t>
-      </w:r>
-      <w:r>
-        <w:t xml:space="preserve"> </w:t>
-      </w:r>
-      <w:r>
-        <w:t xml:space="preserve">يَستَدعِها — لَيلَةُ الرابِعِ والعِشرينَ من ديسمبر، قَبلَ أن تَرحَلَ</w:t>
-      </w:r>
-      <w:r>
-        <w:t xml:space="preserve"> </w:t>
-      </w:r>
-      <w:r>
-        <w:t xml:space="preserve">بِأَشهُرٍ قَليلَة. كانَ المَطَرُ يَقرَعُ زُجاجَ النَّافِذَة في شُقَّتِهِما</w:t>
-      </w:r>
-      <w:r>
-        <w:t xml:space="preserve"> </w:t>
-      </w:r>
-      <w:r>
-        <w:t xml:space="preserve">القَديمَة في المُهَندِسين، وكانَ هو يَقرَأُ في كِتابٍ عن جِراحَةِ</w:t>
-      </w:r>
-      <w:r>
-        <w:t xml:space="preserve"> </w:t>
-      </w:r>
-      <w:r>
-        <w:t xml:space="preserve">الجُمجُمَةِ في عَهدِ الأُسرَة الثامِنَةَ عَشرَة. جاءَت لَيلى بِفِنجانَي</w:t>
-      </w:r>
-      <w:r>
-        <w:t xml:space="preserve"> </w:t>
-      </w:r>
-      <w:r>
-        <w:t xml:space="preserve">قَهوَة، وَضَعَت أَمامَهُ فِنجانَهُ، ثُمَّ جَلَسَت أَمامَهُ على الأَرضِ،</w:t>
-      </w:r>
-      <w:r>
-        <w:t xml:space="preserve"> </w:t>
-      </w:r>
-      <w:r>
-        <w:t xml:space="preserve">حافيَةَ القَدَمَين. مَدَّت يَدَها فَلَمَسَت ظَهرَ كَفِّهِ على الكِتاب</w:t>
-      </w:r>
-      <w:r>
-        <w:t xml:space="preserve"> </w:t>
-      </w:r>
-      <w:r>
-        <w:t xml:space="preserve">لَحظَةً، ثُمَّ سَحَبَتها.</w:t>
-      </w:r>
-    </w:p>
-    <w:p>
-      <w:pPr>
-        <w:pStyle w:val="BodyText"/>
-      </w:pPr>
-      <w:r>
-        <w:t xml:space="preserve">قالَت بِصَوتٍ هادِئ: »أَنتَ مُتَزَوِّجٌ مِن المَوتى، يا أَحمَد. لا مِنّي.«</w:t>
-      </w:r>
-    </w:p>
-    <w:p>
-      <w:pPr>
-        <w:pStyle w:val="BodyText"/>
-      </w:pPr>
-      <w:r>
-        <w:t xml:space="preserve">لم يَرفَع رَأسَه. قالَ شَيئًا عن دِراسَةٍ يَجِبُ أن يَكتُبَها قَبلَ الفَجر،</w:t>
-      </w:r>
-      <w:r>
-        <w:t xml:space="preserve"> </w:t>
-      </w:r>
-      <w:r>
-        <w:t xml:space="preserve">وأَكمَلَ القِراءَة. شَرِبَت قَهوَتَها وَحدَها، وقامَت دونَ أن تُكَرِّر.</w:t>
-      </w:r>
-      <w:r>
-        <w:t xml:space="preserve"> </w:t>
-      </w:r>
-      <w:r>
-        <w:t xml:space="preserve">الفِنجانُ الذي تَرَكَتهُ أَمامَهُ بَرَدَ في مَكانِه.</w:t>
-      </w:r>
-    </w:p>
-    <w:p>
-      <w:pPr>
-        <w:pStyle w:val="BodyText"/>
-      </w:pPr>
-      <w:r>
-        <w:t xml:space="preserve">ليلى… طليقته منذ عامين وثلاثة أشهر وأحد عشر يومًا — كان يتذكر</w:t>
-      </w:r>
-      <w:r>
-        <w:t xml:space="preserve"> </w:t>
-      </w:r>
-      <w:r>
-        <w:t xml:space="preserve">التاريخ بدقة لأن الألم له طريقته في الحفر في الذاكرة. لقد اتصلت به ثلاث</w:t>
-      </w:r>
-      <w:r>
-        <w:t xml:space="preserve"> </w:t>
-      </w:r>
-      <w:r>
-        <w:t xml:space="preserve">مرات اليوم، وهو رقم غير معتاد. لا بدّ أنها تريد شيئًا. ربما مجرد تذكيره</w:t>
-      </w:r>
-      <w:r>
-        <w:t xml:space="preserve"> </w:t>
-      </w:r>
-      <w:r>
-        <w:t xml:space="preserve">بفشله الذريع في الحفاظ على زواجهما، فهي لم تكن تفوّت فرصة لغرس هذا</w:t>
-      </w:r>
-      <w:r>
-        <w:t xml:space="preserve"> </w:t>
-      </w:r>
-      <w:r>
-        <w:t xml:space="preserve">الخنجر.</w:t>
-      </w:r>
-    </w:p>
-    <w:p>
-      <w:pPr>
-        <w:pStyle w:val="BodyText"/>
-      </w:pPr>
-      <w:r>
-        <w:t xml:space="preserve">عبرت في ذاكرته صورتُها كما كانت في عامهما الأول. كانا قد تعرَّفا في</w:t>
-      </w:r>
-      <w:r>
-        <w:t xml:space="preserve"> </w:t>
-      </w:r>
-      <w:r>
-        <w:t xml:space="preserve">المكتبة الطبية بكلية القاهرة، حيث كانت ليلى طالبةَ آدابٍ ضلَّت في الجناح</w:t>
-      </w:r>
-      <w:r>
-        <w:t xml:space="preserve"> </w:t>
-      </w:r>
-      <w:r>
-        <w:t xml:space="preserve">الخطأ، وهو طالبُ طبٍّ يحتمي خلف الكتب من ضوضاء العالم. سألته يومئذٍ عن</w:t>
-      </w:r>
-      <w:r>
-        <w:t xml:space="preserve"> </w:t>
-      </w:r>
-      <w:r>
-        <w:t xml:space="preserve">كتاب »المتنبي وفلسفة الموت«، فأخرجه من بين كومة كتبه الطبية مبتسمًا —</w:t>
-      </w:r>
-      <w:r>
-        <w:t xml:space="preserve"> </w:t>
-      </w:r>
-      <w:r>
-        <w:t xml:space="preserve">لم تكن تعلم أنَّه قرأ ذلك الديوان مرَّتين. تحدَّثا ساعتين على درج</w:t>
-      </w:r>
-      <w:r>
-        <w:t xml:space="preserve"> </w:t>
-      </w:r>
-      <w:r>
-        <w:t xml:space="preserve">المكتبة. كان ذلك أوَّل يومٍ في حياته يشعر فيه أنَّ أحدًا يستطيع أن يصل</w:t>
-      </w:r>
-      <w:r>
-        <w:t xml:space="preserve"> </w:t>
-      </w:r>
-      <w:r>
-        <w:t xml:space="preserve">إلى مكانٍ في داخله ظنَّ أنَّه أُغلق إلى الأبد.</w:t>
-      </w:r>
-    </w:p>
-    <w:p>
-      <w:pPr>
-        <w:pStyle w:val="BodyText"/>
-      </w:pPr>
-      <w:r>
-        <w:t xml:space="preserve">تزوَّجا بعد عامين. وفي السنوات الأولى، كانت هي جسرَه إلى الأحياء.</w:t>
-      </w:r>
-      <w:r>
-        <w:t xml:space="preserve"> </w:t>
-      </w:r>
-      <w:r>
-        <w:t xml:space="preserve">كانت تُخرجه من غرفة مكتبه إلى السوق وحفلات الموسيقى وعشاءاتٍ صاخبةٍ مع</w:t>
-      </w:r>
-      <w:r>
-        <w:t xml:space="preserve"> </w:t>
-      </w:r>
-      <w:r>
-        <w:t xml:space="preserve">زملائها من الأدباء، وتقول له ضاحكةً: »أنت تشفي أجساد الأحياء</w:t>
-      </w:r>
-      <w:r>
-        <w:t xml:space="preserve"> </w:t>
-      </w:r>
-      <w:r>
-        <w:t xml:space="preserve">بالنهار، فدع روحك تعيش معهم في المساء«. كانت تضحك من قلبٍ مفتوح، وتبكي</w:t>
-      </w:r>
-      <w:r>
-        <w:t xml:space="preserve"> </w:t>
-      </w:r>
-      <w:r>
-        <w:t xml:space="preserve">دون استئذان، وتُحبّ الكتب القديمة بقدر ما يُحبّها هو، ولكنَّها كانت تقرأ</w:t>
-      </w:r>
-      <w:r>
-        <w:t xml:space="preserve"> </w:t>
-      </w:r>
-      <w:r>
-        <w:t xml:space="preserve">فيها الإنسانَ لا الفرعون. وإذا حدّثها عن مصر القديمة لم تسخر؛ كانت تسأل</w:t>
-      </w:r>
-      <w:r>
-        <w:t xml:space="preserve"> </w:t>
-      </w:r>
-      <w:r>
-        <w:t xml:space="preserve">عن الأسماء واللغات والنساء اللواتي لم تُكتب أصواتهن على الحجر، ثم تقول</w:t>
-      </w:r>
-      <w:r>
-        <w:t xml:space="preserve"> </w:t>
-      </w:r>
-      <w:r>
-        <w:t xml:space="preserve">له نصف مازحة: »إن أصررتَ أن تعيش مع الموتى، فسأتعلّم لغتهم لأعيدك إلى</w:t>
-      </w:r>
-      <w:r>
-        <w:t xml:space="preserve"> </w:t>
-      </w:r>
-      <w:r>
-        <w:t xml:space="preserve">الأحياء«.</w:t>
-      </w:r>
-    </w:p>
-    <w:p>
-      <w:pPr>
-        <w:pStyle w:val="BodyText"/>
-      </w:pPr>
-      <w:r>
-        <w:t xml:space="preserve">ثم بدأت بردياته القديمة تتسلَّل. شيئًا فشيئًا، صار يقضي أمسياته في</w:t>
-      </w:r>
-      <w:r>
-        <w:t xml:space="preserve"> </w:t>
-      </w:r>
-      <w:r>
-        <w:t xml:space="preserve">مكتبه بدلًا من السهر معها، يتفحَّص لفائف بردي رقمية ومعابد على شاشة</w:t>
-      </w:r>
-      <w:r>
-        <w:t xml:space="preserve"> </w:t>
-      </w:r>
-      <w:r>
-        <w:t xml:space="preserve">الحاسوب. صار يتحدَّث عن إمحوتب وعن »بردية إيبرس« أكثر ممَّا يتحدَّث عن</w:t>
-      </w:r>
-      <w:r>
-        <w:t xml:space="preserve"> </w:t>
-      </w:r>
-      <w:r>
-        <w:t xml:space="preserve">يومه. كانت تنظر إليه أحيانًا بصمت، ثمَّ تنهض وتذهب إلى النوم وحدها.</w:t>
-      </w:r>
-    </w:p>
-    <w:p>
-      <w:pPr>
-        <w:pStyle w:val="BodyText"/>
-      </w:pPr>
-      <w:r>
-        <w:t xml:space="preserve">في تلك الليلة الشتائية، بعد عشر سنوات من الزواج، جاءت إليه في مكتبه —</w:t>
-      </w:r>
-      <w:r>
-        <w:t xml:space="preserve"> </w:t>
-      </w:r>
-      <w:r>
-        <w:t xml:space="preserve">هذا المكتب ذاته — وهو منهمك في قراءة بحث عن التقنيات الجراحية في مصر</w:t>
-      </w:r>
-      <w:r>
-        <w:t xml:space="preserve"> </w:t>
-      </w:r>
-      <w:r>
-        <w:t xml:space="preserve">القديمة، وقالت بصوت هادئ جليدي كان أشدّ إيلامًا من الصراخ:</w:t>
-      </w:r>
-    </w:p>
-    <w:p>
-      <w:pPr>
-        <w:pStyle w:val="BodyText"/>
-      </w:pPr>
-      <w:r>
-        <w:rPr>
-          <w:i/>
-        </w:rPr>
-        <w:t xml:space="preserve">»أنت هنا، لكنك لست هنا. جسدك معي، لكن روحك في مكان آخر، في زمان آخر.</w:t>
-      </w:r>
-      <w:r>
-        <w:rPr>
-          <w:i/>
-        </w:rPr>
-        <w:t xml:space="preserve"> </w:t>
-      </w:r>
-      <w:r>
-        <w:rPr>
-          <w:i/>
-        </w:rPr>
-        <w:t xml:space="preserve">أنا متزوجة من شبح رجل، من قشرة فارغة. أنا — حتى أنا — مجرد ملحقٍ في</w:t>
-      </w:r>
-      <w:r>
-        <w:rPr>
-          <w:i/>
-        </w:rPr>
-        <w:t xml:space="preserve"> </w:t>
-      </w:r>
-      <w:r>
-        <w:rPr>
-          <w:i/>
-        </w:rPr>
-        <w:t xml:space="preserve">حياتك، مجرد تفصيلٍ هامشيٍّ في هوامش كتاب أنت الوحيد الذي تقرأه.«</w:t>
-      </w:r>
-    </w:p>
-    <w:p>
-      <w:pPr>
-        <w:pStyle w:val="BodyText"/>
-      </w:pPr>
-      <w:r>
-        <w:t xml:space="preserve">ثم أضافت، وهي تلتقط معطفها الأسود من على المشجب:</w:t>
-      </w:r>
-      <w:r>
-        <w:t xml:space="preserve"> </w:t>
-      </w:r>
-      <w:r>
-        <w:rPr>
-          <w:i/>
-        </w:rPr>
-        <w:t xml:space="preserve">»أنت متعلق بالأموات</w:t>
-      </w:r>
-      <w:r>
-        <w:rPr>
-          <w:i/>
-        </w:rPr>
-        <w:t xml:space="preserve"> </w:t>
-      </w:r>
-      <w:r>
-        <w:rPr>
-          <w:i/>
-        </w:rPr>
-        <w:t xml:space="preserve">أكثر من الأحياء، يا أحمد. تعيش أسيرًا للماضي، وتنسى أن الحاضر يحتاجك</w:t>
-      </w:r>
-      <w:r>
-        <w:rPr>
-          <w:i/>
-        </w:rPr>
-        <w:t xml:space="preserve"> </w:t>
-      </w:r>
-      <w:r>
-        <w:rPr>
-          <w:i/>
-        </w:rPr>
-        <w:t xml:space="preserve">أيضًا. أنا… لم أعد أستطيع المنافسة مع فراعنة ماتوا قبل ثلاثة آلاف</w:t>
-      </w:r>
-      <w:r>
-        <w:rPr>
-          <w:i/>
-        </w:rPr>
-        <w:t xml:space="preserve"> </w:t>
-      </w:r>
-      <w:r>
-        <w:rPr>
-          <w:i/>
-        </w:rPr>
-        <w:t xml:space="preserve">سنة.«</w:t>
-      </w:r>
-    </w:p>
-    <w:p>
-      <w:pPr>
-        <w:pStyle w:val="BodyText"/>
-      </w:pPr>
-      <w:r>
-        <w:t xml:space="preserve">أغلقت الباب خلفها بهدوء، ولم تعد.</w:t>
-      </w:r>
-    </w:p>
-    <w:p>
-      <w:pPr>
-        <w:pStyle w:val="BodyText"/>
-      </w:pPr>
-      <w:r>
-        <w:t xml:space="preserve">ربما كانت على حق، اعترف لنفسه الآن وهو يحدّق في انعكاسه الباهت على زجاج</w:t>
-      </w:r>
-      <w:r>
-        <w:t xml:space="preserve"> </w:t>
-      </w:r>
-      <w:r>
-        <w:t xml:space="preserve">النافذة. ربما كانت على حق في كل كلمة. لكن الاعتراف بالخطأ شيء، والقدرة</w:t>
-      </w:r>
-      <w:r>
-        <w:t xml:space="preserve"> </w:t>
-      </w:r>
-      <w:r>
-        <w:t xml:space="preserve">على التغيير شيء آخر تمامًا.</w:t>
+        <w:t xml:space="preserve">أَفلَتَ الهاتِفَ على الطاوِلَة، فعَبَرَتهُ اللَّيلَةُ التي قالت فيها ليلى،</w:t>
+      </w:r>
+      <w:r>
+        <w:t xml:space="preserve"> </w:t>
+      </w:r>
+      <w:r>
+        <w:t xml:space="preserve">والمطر يقرع زجاج شقّتهما القديمة: »أَنتَ مُتَزَوِّجٌ مِن المَوتى، يا</w:t>
+      </w:r>
+      <w:r>
+        <w:t xml:space="preserve"> </w:t>
+      </w:r>
+      <w:r>
+        <w:t xml:space="preserve">أَحمَد. لا مِنّي.«</w:t>
+      </w:r>
+    </w:p>
+    <w:p>
+      <w:pPr>
+        <w:pStyle w:val="BodyText"/>
+      </w:pPr>
+      <w:r>
+        <w:t xml:space="preserve">لم يرفع رأسه يومها عن كتاب جراحةٍ قديم. تركت فنجان القهوة يبرد أمامه،</w:t>
+      </w:r>
+      <w:r>
+        <w:t xml:space="preserve"> </w:t>
+      </w:r>
+      <w:r>
+        <w:t xml:space="preserve">ثم قامت. وبعد أشهرٍ قليلة أغلقت الباب خلفها ولم تعد.</w:t>
+      </w:r>
+    </w:p>
+    <w:p>
+      <w:pPr>
+        <w:pStyle w:val="BodyText"/>
+      </w:pPr>
+      <w:r>
+        <w:t xml:space="preserve">ربما كانت على حق. لكن الاعتراف بالخطأ شيء، والقدرة على التغيير شيء آخر.</w:t>
       </w:r>
     </w:p>
     <w:p>
@@ -1851,51 +1345,19 @@
         <w:pStyle w:val="BodyText"/>
       </w:pPr>
       <w:r>
-        <w:t xml:space="preserve">دفع الباب الخشبي الثقيل، فصرّ بصوت مألوف حميم، وانسابت إليه رائحة الكتب</w:t>
-      </w:r>
-      <w:r>
-        <w:t xml:space="preserve"> </w:t>
-      </w:r>
-      <w:r>
-        <w:t xml:space="preserve">القديمة الممزوجة بعبق البخور الخفيف. كانت الرفوف الخشبية الداكنة ترتفع</w:t>
-      </w:r>
-      <w:r>
-        <w:t xml:space="preserve"> </w:t>
-      </w:r>
-      <w:r>
-        <w:t xml:space="preserve">حتى السقف، محمّلة بآلاف الكتب والمخطوطات والمجلدات، بعضها يعود لمئات</w:t>
-      </w:r>
-      <w:r>
-        <w:t xml:space="preserve"> </w:t>
-      </w:r>
-      <w:r>
-        <w:t xml:space="preserve">السنين. الضوء كان خافتًا ذهبيًا، يتسرب من مصابيح نحاسية قديمة تتدلى من</w:t>
-      </w:r>
-      <w:r>
-        <w:t xml:space="preserve"> </w:t>
-      </w:r>
-      <w:r>
-        <w:t xml:space="preserve">السقف كنجوم في سماء داخلية.</w:t>
-      </w:r>
-    </w:p>
-    <w:p>
-      <w:pPr>
-        <w:pStyle w:val="BodyText"/>
-      </w:pPr>
-      <w:r>
-        <w:t xml:space="preserve">رفع الأستاذ راوي رأسه من فوق كتاب كان يرممه بأصابع خبيرة. كان رجلًا</w:t>
-      </w:r>
-      <w:r>
-        <w:t xml:space="preserve"> </w:t>
-      </w:r>
-      <w:r>
-        <w:t xml:space="preserve">نحيلًا جدًا، يبدو كأنه مصنوع من ورق البردي ذاته، بنظارتين سميكتين</w:t>
-      </w:r>
-      <w:r>
-        <w:t xml:space="preserve"> </w:t>
-      </w:r>
-      <w:r>
-        <w:t xml:space="preserve">تكبّران عينيه حتى تبدوان كعيني بومة حكيمة.</w:t>
+        <w:t xml:space="preserve">دفع الباب الخشبي الثقيل، فصرّ بصوت مألوف، وانسابت إليه رائحة الكتب</w:t>
+      </w:r>
+      <w:r>
+        <w:t xml:space="preserve"> </w:t>
+      </w:r>
+      <w:r>
+        <w:t xml:space="preserve">القديمة والبخور. رفع الأستاذ راوي رأسه من فوق كتابٍ كان يرمّمه بأصابع</w:t>
+      </w:r>
+      <w:r>
+        <w:t xml:space="preserve"> </w:t>
+      </w:r>
+      <w:r>
+        <w:t xml:space="preserve">خبيرة.</w:t>
       </w:r>
     </w:p>
     <w:p>
@@ -1957,31 +1419,19 @@
         <w:pStyle w:val="BodyText"/>
       </w:pPr>
       <w:r>
-        <w:t xml:space="preserve">قضى أحمد ساعة كاملة يتصفح الكتب، يشمّ رائحتها، يتحسس أغلفتها الجلدية</w:t>
-      </w:r>
-      <w:r>
-        <w:t xml:space="preserve"> </w:t>
-      </w:r>
-      <w:r>
-        <w:t xml:space="preserve">المتشققة. اشترى أخيرًا نسخة نادرة من ترجمة بردية إيبرس الطبية بتعليقات</w:t>
-      </w:r>
-      <w:r>
-        <w:t xml:space="preserve"> </w:t>
-      </w:r>
-      <w:r>
-        <w:t xml:space="preserve">مخطوطة بيد مترجمها الأصلي، وكتابًا قديمًا عنوانه »بيوت الحياة في طيبة</w:t>
-      </w:r>
-      <w:r>
-        <w:t xml:space="preserve"> </w:t>
-      </w:r>
-      <w:r>
-        <w:t xml:space="preserve">القديمة: أسرار معابد الشفاء«، وهو كتاب لم يسمع به من قبل رغم سعة</w:t>
-      </w:r>
-      <w:r>
-        <w:t xml:space="preserve"> </w:t>
-      </w:r>
-      <w:r>
-        <w:t xml:space="preserve">اطلاعه.</w:t>
+        <w:t xml:space="preserve">قضى أحمد ساعةً يتصفح الكتب، ثم اشترى ترجمةً نادرة لبردية إيبرس الطبية،</w:t>
+      </w:r>
+      <w:r>
+        <w:t xml:space="preserve"> </w:t>
+      </w:r>
+      <w:r>
+        <w:t xml:space="preserve">وكتابًا قديمًا عنوانه »بيوت الحياة في طيبة القديمة: أسرار معابد</w:t>
+      </w:r>
+      <w:r>
+        <w:t xml:space="preserve"> </w:t>
+      </w:r>
+      <w:r>
+        <w:t xml:space="preserve">الشفاء«.</w:t>
       </w:r>
     </w:p>
     <w:p>
@@ -3758,163 +3208,27 @@
         <w:t xml:space="preserve">مرّت</w:t>
       </w:r>
       <w:r>
-        <w:t xml:space="preserve"> ساعاتٌ، أو ربّما أيّام — فقد أضحى الزمن سائلًا بلا شكلٍ في تلك</w:t>
-      </w:r>
-      <w:r>
-        <w:t xml:space="preserve"> </w:t>
-      </w:r>
-      <w:r>
-        <w:t xml:space="preserve">العتمة المطبقة، كنهرٍ أسود يجري بلا ضفافٍ ولا منبعٍ ولا مصبّ. فقد</w:t>
-      </w:r>
-      <w:r>
-        <w:t xml:space="preserve"> </w:t>
-      </w:r>
-      <w:r>
-        <w:t xml:space="preserve">أحمد كلّ إحساسٍ بتعاقب الليل والنهار، وباتت روحه معلّقةً في فراغٍ</w:t>
-      </w:r>
-      <w:r>
-        <w:t xml:space="preserve"> </w:t>
-      </w:r>
-      <w:r>
-        <w:t xml:space="preserve">لا زمنيٍّ، كريشةٍ تتأرجح في هاويةٍ لا قرار لها.</w:t>
-      </w:r>
-    </w:p>
-    <w:p>
-      <w:pPr>
-        <w:pStyle w:val="BodyText"/>
-      </w:pPr>
-      <w:r>
-        <w:t xml:space="preserve">لم تكن الغرفة تتجاوز في مساحتها أربعة أذرعٍ مربّعة — قبرٌ للأحياء</w:t>
-      </w:r>
-      <w:r>
-        <w:t xml:space="preserve"> </w:t>
-      </w:r>
-      <w:r>
-        <w:t xml:space="preserve">أكثر منها زنزانةً للمحتجزين. جدرانها من الطوب اللّبن الخشن تنضح</w:t>
-      </w:r>
-      <w:r>
-        <w:t xml:space="preserve"> </w:t>
-      </w:r>
-      <w:r>
-        <w:t xml:space="preserve">برطوبةٍ لزجةٍ تتسلّل إلى العظام، وأرضيّتها من التراب المدكوك قد</w:t>
-      </w:r>
-      <w:r>
-        <w:t xml:space="preserve"> </w:t>
-      </w:r>
-      <w:r>
-        <w:t xml:space="preserve">تشبّعت بعرق من سبقوه إلى هذا المكان المنسيّ — أرواحٌ بائسةٌ</w:t>
-      </w:r>
-      <w:r>
-        <w:t xml:space="preserve"> </w:t>
-      </w:r>
-      <w:r>
-        <w:t xml:space="preserve">ربّما لا يزال صداها يتردّد في جزيئات الهواء الفاسد. كانت رائحة</w:t>
-      </w:r>
-      <w:r>
-        <w:t xml:space="preserve"> </w:t>
-      </w:r>
-      <w:r>
-        <w:t xml:space="preserve">العفونة تخنقه كيدٍ غليظةٍ تضغط على حنجرته، ممتزجةً برائحة البول</w:t>
-      </w:r>
-      <w:r>
-        <w:t xml:space="preserve"> </w:t>
-      </w:r>
-      <w:r>
-        <w:t xml:space="preserve">القديم وعرق الخوف المتراكم عبر سنواتٍ من الأسى.</w:t>
-      </w:r>
-    </w:p>
-    <w:p>
-      <w:pPr>
-        <w:pStyle w:val="BodyText"/>
-      </w:pPr>
-      <w:r>
-        <w:t xml:space="preserve">خلت الزنزانة من أيّ نافذةٍ حقيقية، عدا شقٍّ ضيّقٍ في أعلاها — جرحٌ</w:t>
-      </w:r>
-      <w:r>
-        <w:t xml:space="preserve"> </w:t>
-      </w:r>
-      <w:r>
-        <w:t xml:space="preserve">في جسد الجدار بالكاد يتّسع لإصبعٍ واحدة — يتسلّل منه خيطٌ هزيلٌ من</w:t>
-      </w:r>
-      <w:r>
-        <w:t xml:space="preserve"> </w:t>
-      </w:r>
-      <w:r>
-        <w:t xml:space="preserve">الضوء، واهٍ كأمل محتضر، لكنّه كان شاهدًا صامتًا على أنّ الشمس لا</w:t>
-      </w:r>
-      <w:r>
-        <w:t xml:space="preserve"> </w:t>
-      </w:r>
-      <w:r>
-        <w:t xml:space="preserve">تزال تشرق في مكانٍ ما خارج هذا القبر الحيّ. كان أحمد يرقب ذلك</w:t>
-      </w:r>
-      <w:r>
-        <w:t xml:space="preserve"> </w:t>
-      </w:r>
-      <w:r>
-        <w:t xml:space="preserve">الخيط الذهبيّ بعينين محمومتين، يتتبّع حركته البطيئة على الجدار</w:t>
-      </w:r>
-      <w:r>
-        <w:t xml:space="preserve"> </w:t>
-      </w:r>
-      <w:r>
-        <w:t xml:space="preserve">المقابل، علامته الوحيدة على مرور الوقت — حين يصعد الضوء، يكون</w:t>
-      </w:r>
-      <w:r>
-        <w:t xml:space="preserve"> </w:t>
-      </w:r>
-      <w:r>
-        <w:t xml:space="preserve">الصباح؛ وحين يهبط، يقترب المساء؛ وحين يختفي، يبتلعه ظلامٌ لا نهاية</w:t>
-      </w:r>
-      <w:r>
-        <w:t xml:space="preserve"> </w:t>
-      </w:r>
-      <w:r>
-        <w:t xml:space="preserve">له.</w:t>
-      </w:r>
-    </w:p>
-    <w:p>
-      <w:pPr>
-        <w:pStyle w:val="BodyText"/>
-      </w:pPr>
-      <w:r>
-        <w:t xml:space="preserve">كان الجوع والعطش قد بدآ ينهشان جسده الهزيل كذئبين صبورين،</w:t>
-      </w:r>
-      <w:r>
-        <w:t xml:space="preserve"> </w:t>
-      </w:r>
-      <w:r>
-        <w:t xml:space="preserve">يقضمان لحمه قضمةً قضمةً، لكنّهما لا يقتلان. شفتاه تشقّقتا حتى نزفتا،</w:t>
-      </w:r>
-      <w:r>
-        <w:t xml:space="preserve"> </w:t>
-      </w:r>
-      <w:r>
-        <w:t xml:space="preserve">ولسانه تورّم وجفّ كقطعة جلدٍ عتيقة. معدته الفارغة كانت تتقلّص</w:t>
-      </w:r>
-      <w:r>
-        <w:t xml:space="preserve"> </w:t>
-      </w:r>
-      <w:r>
-        <w:t xml:space="preserve">في نوباتٍ مؤلمةٍ، ثم تستسلم لصمتٍ مريب، كحيوانٍ جريحٍ كفّ عن المقاومة.</w:t>
-      </w:r>
-      <w:r>
-        <w:t xml:space="preserve"> </w:t>
-      </w:r>
-      <w:r>
-        <w:t xml:space="preserve">بيد أنّ الخوف والقلق كانا أشدّ فتكًا بروحه من كلّ عذابات الجسد -</w:t>
-      </w:r>
-      <w:r>
-        <w:t xml:space="preserve"> </w:t>
-      </w:r>
-      <w:r>
-        <w:t xml:space="preserve">كانا سمًّا بطيئًا يتسرّب إلى عقله، يحوّل أفكاره إلى كوابيس</w:t>
-      </w:r>
-      <w:r>
-        <w:t xml:space="preserve"> </w:t>
-      </w:r>
-      <w:r>
-        <w:t xml:space="preserve">يقظةٍ لا تنتهي.</w:t>
+        <w:t xml:space="preserve"> ساعاتٌ، أو ربّما أيّام. لم يعد أحمد يميّز الليل من النهار إلا بخيط</w:t>
+      </w:r>
+      <w:r>
+        <w:t xml:space="preserve"> </w:t>
+      </w:r>
+      <w:r>
+        <w:t xml:space="preserve">ضوءٍ ضئيل يتسلّل من شقٍّ في أعلى الجدار.</w:t>
+      </w:r>
+    </w:p>
+    <w:p>
+      <w:pPr>
+        <w:pStyle w:val="BodyText"/>
+      </w:pPr>
+      <w:r>
+        <w:t xml:space="preserve">كانت الغرفة أضيق من قبر؛ طوبٌ رطب، ترابٌ عفن، ورائحة بولٍ قديم. تشققت</w:t>
+      </w:r>
+      <w:r>
+        <w:t xml:space="preserve"> </w:t>
+      </w:r>
+      <w:r>
+        <w:t xml:space="preserve">شفتاه، وتورّم لسانه، ولم يبقَ من جسده إلا ما يكفي ليظلّ واعيًا بالخوف.</w:t>
       </w:r>
     </w:p>
     <w:p>
@@ -3978,93 +3292,27 @@
         <w:pStyle w:val="BodyText"/>
       </w:pPr>
       <w:r>
-        <w:t xml:space="preserve">لم يكن معه شيءٌ سوى ملابسه الغريبة التي جلبت عليه الشبهات منذ</w:t>
-      </w:r>
-      <w:r>
-        <w:t xml:space="preserve"> </w:t>
-      </w:r>
-      <w:r>
-        <w:t xml:space="preserve">اللحظة الأولى. أمّا الجعران — ذلك المفتاح السحريّ الذي فتح له باب</w:t>
-      </w:r>
-      <w:r>
-        <w:t xml:space="preserve"> </w:t>
-      </w:r>
-      <w:r>
-        <w:t xml:space="preserve">الزمن — فلم يعد بحوزته؛ فقد انتزعه الحرّاس منه حين ألقوا القبض</w:t>
-      </w:r>
-      <w:r>
-        <w:t xml:space="preserve"> </w:t>
-      </w:r>
-      <w:r>
-        <w:t xml:space="preserve">عليها كما ينتزع الصيّاد فريسته الثمينة. رآهم يتقاذفونه بينهم،</w:t>
-      </w:r>
-      <w:r>
-        <w:t xml:space="preserve"> </w:t>
-      </w:r>
-      <w:r>
-        <w:t xml:space="preserve">يتأمّلون بريقه الذهبيّ بعيونٍ جشعة، ثم يلقونه في كيسٍ جلديٍّ مع</w:t>
-      </w:r>
-      <w:r>
-        <w:t xml:space="preserve"> </w:t>
-      </w:r>
-      <w:r>
-        <w:t xml:space="preserve">بقية ممتلكاته المصادرة. وبدون الجعران، كان بلا مفتاحٍ للعودة،</w:t>
-      </w:r>
-      <w:r>
-        <w:t xml:space="preserve"> </w:t>
-      </w:r>
-      <w:r>
-        <w:t xml:space="preserve">طائرًا مقصوص الجناحين في قفصٍ من الزمن ذاته.</w:t>
-      </w:r>
-    </w:p>
-    <w:p>
-      <w:pPr>
-        <w:pStyle w:val="BodyText"/>
-      </w:pPr>
-      <w:r>
-        <w:t xml:space="preserve">لكنّ عقله — ذلك الحليف الوفيّ الذي لم يخذله قط — كان يعمل بلا</w:t>
-      </w:r>
-      <w:r>
-        <w:t xml:space="preserve"> </w:t>
-      </w:r>
-      <w:r>
-        <w:t xml:space="preserve">توقّف، كآلةٍ لا تعرف الكلل. يحلّل المعطيات المتاحة، ويضع</w:t>
-      </w:r>
-      <w:r>
-        <w:t xml:space="preserve"> </w:t>
-      </w:r>
-      <w:r>
-        <w:t xml:space="preserve">الفرضيّات والاحتمالات، ويبحث عن مخرجٍ في متاهةٍ تبدو بلا أبواب. كان</w:t>
-      </w:r>
-      <w:r>
-        <w:t xml:space="preserve"> </w:t>
-      </w:r>
-      <w:r>
-        <w:t xml:space="preserve">طبيبًا منذ عشرين عامًا، وباحثًا أمضى نصف عمره بين الكتب</w:t>
-      </w:r>
-      <w:r>
-        <w:t xml:space="preserve"> </w:t>
-      </w:r>
-      <w:r>
-        <w:t xml:space="preserve">والمختبرات، ورجلًا يؤمن بالعلم والمنطق إيمان العابد بإلهه. لكن</w:t>
-      </w:r>
-      <w:r>
-        <w:t xml:space="preserve"> </w:t>
-      </w:r>
-      <w:r>
-        <w:t xml:space="preserve">كيف يمكن للعلم أن يفسّر ما حدث؟ كيف يمكن للمنطق — ذلك السلاح</w:t>
-      </w:r>
-      <w:r>
-        <w:t xml:space="preserve"> </w:t>
-      </w:r>
-      <w:r>
-        <w:t xml:space="preserve">الذي اعتمد عليه طوال حياته — أن ينقذه من هذا المأزق الذي يتحدّى</w:t>
-      </w:r>
-      <w:r>
-        <w:t xml:space="preserve"> </w:t>
-      </w:r>
-      <w:r>
-        <w:t xml:space="preserve">كلّ قوانين الفيزياء المعروفة؟</w:t>
+        <w:t xml:space="preserve">لم يكن معه شيءٌ سوى ملابسه الغريبة. أمّا الجعران فقد انتزعه الحراس مع</w:t>
+      </w:r>
+      <w:r>
+        <w:t xml:space="preserve"> </w:t>
+      </w:r>
+      <w:r>
+        <w:t xml:space="preserve">بقية ممتلكاته، وبذهابه انغلق باب العودة.</w:t>
+      </w:r>
+    </w:p>
+    <w:p>
+      <w:pPr>
+        <w:pStyle w:val="BodyText"/>
+      </w:pPr>
+      <w:r>
+        <w:t xml:space="preserve">لكنّ عقله ظل يعمل. كان عليه أن يجد سببًا واحدًا يجعل هؤلاء الناس يبقونه</w:t>
+      </w:r>
+      <w:r>
+        <w:t xml:space="preserve"> </w:t>
+      </w:r>
+      <w:r>
+        <w:t xml:space="preserve">حيًّا.</w:t>
       </w:r>
     </w:p>
     <w:p>
@@ -4092,49 +3340,13 @@
         <w:pStyle w:val="BodyText"/>
       </w:pPr>
       <w:r>
-        <w:t xml:space="preserve">أغمض عينيه — رغم أنّ الظلام كان هو هو سواءً أغمضها أم فتحها -</w:t>
-      </w:r>
-      <w:r>
-        <w:t xml:space="preserve"> </w:t>
-      </w:r>
-      <w:r>
-        <w:t xml:space="preserve">وبدأ يستعرض مخزون معرفته كمن يفتّش في خزانةٍ قديمة. ماذا يعرف</w:t>
-      </w:r>
-      <w:r>
-        <w:t xml:space="preserve"> </w:t>
-      </w:r>
-      <w:r>
-        <w:t xml:space="preserve">عن مصر القديمة؟ كثيرًا، لكنّ معظمه معرفةٌ نظريةٌ أكاديمية. ماذا يعرف</w:t>
-      </w:r>
-      <w:r>
-        <w:t xml:space="preserve"> </w:t>
-      </w:r>
-      <w:r>
-        <w:t xml:space="preserve">عن الطبّ الفرعوني؟ أكثر، فقد كان شغفه الأول. تذكّر ساعاتٍ طويلةً</w:t>
-      </w:r>
-      <w:r>
-        <w:t xml:space="preserve"> </w:t>
-      </w:r>
-      <w:r>
-        <w:t xml:space="preserve">قضاها في مكتبة كلية الطبّ، يطالع ترجمات البرديّات الطبية القديمة</w:t>
-      </w:r>
-      <w:r>
-        <w:t xml:space="preserve"> </w:t>
-      </w:r>
-      <w:r>
-        <w:t xml:space="preserve">- بردية إدوين سميث، وبردية إيبرس، وبردية هيرست، وبردية كاهون. تذكّر</w:t>
-      </w:r>
-      <w:r>
-        <w:t xml:space="preserve"> </w:t>
-      </w:r>
-      <w:r>
-        <w:t xml:space="preserve">دهشته حين اكتشف أنّ أولئك الأطبّاء القدماء عرفوا أشياء لم</w:t>
-      </w:r>
-      <w:r>
-        <w:t xml:space="preserve"> </w:t>
-      </w:r>
-      <w:r>
-        <w:t xml:space="preserve">تعاود أوروبا اكتشافها إلا بعد ثلاثة آلاف عام.</w:t>
+        <w:t xml:space="preserve">أغمض عينيه — رغم أنّ الظلام كان هو هو — واستعرض ما يعرفه عن الطبّ</w:t>
+      </w:r>
+      <w:r>
+        <w:t xml:space="preserve"> </w:t>
+      </w:r>
+      <w:r>
+        <w:t xml:space="preserve">المصري القديم: البرديات، الجروح، العسل، الخياطة، التشخيص بالملاحظة.</w:t>
       </w:r>
     </w:p>
     <w:p>
@@ -4394,91 +3606,19 @@
         <w:pStyle w:val="BodyText"/>
       </w:pPr>
       <w:r>
-        <w:t xml:space="preserve">كانت هذه أول مرةٍ يستخدم فيها أحمد اللغة المصرية القديمة في</w:t>
-      </w:r>
-      <w:r>
-        <w:t xml:space="preserve"> </w:t>
-      </w:r>
-      <w:r>
-        <w:t xml:space="preserve">محادثةٍ حقيقيةٍ مع ناطقٍ أصليٍّ بها. كان قد درسها لعشر سنواتٍ كاملة،</w:t>
-      </w:r>
-      <w:r>
-        <w:t xml:space="preserve"> </w:t>
-      </w:r>
-      <w:r>
-        <w:t xml:space="preserve">أولًا كهوايةٍ نشأت من شغفه بتاريخ الطبّ القديم، ثم كتخصّصٍ</w:t>
-      </w:r>
-      <w:r>
-        <w:t xml:space="preserve"> </w:t>
-      </w:r>
-      <w:r>
-        <w:t xml:space="preserve">أكاديميٍّ رافق أبحاثه في الأنثروبولوجيا الطبية. قضى ساعاتٍ لا تحصى</w:t>
-      </w:r>
-      <w:r>
-        <w:t xml:space="preserve"> </w:t>
-      </w:r>
-      <w:r>
-        <w:t xml:space="preserve">مع البروفيسور هانز فيشر في جامعة هايدلبرغ، يتدرّب على نطق الأصوات</w:t>
-      </w:r>
-      <w:r>
-        <w:t xml:space="preserve"> </w:t>
-      </w:r>
-      <w:r>
-        <w:t xml:space="preserve">المعاد بناؤها، ويحفظ قوائم المفردات، ويحلّل تراكيب الجمل في</w:t>
-      </w:r>
-      <w:r>
-        <w:t xml:space="preserve"> </w:t>
-      </w:r>
-      <w:r>
-        <w:t xml:space="preserve">البرديّات القديمة. لكنّ الفارق بين اللغة المعاد بناؤها في قاعات</w:t>
-      </w:r>
-      <w:r>
-        <w:t xml:space="preserve"> </w:t>
-      </w:r>
-      <w:r>
-        <w:t xml:space="preserve">الجامعات وبين اللغة الحيّة على ألسنة أهلها كان كالفارق بين</w:t>
-      </w:r>
-      <w:r>
-        <w:t xml:space="preserve"> </w:t>
-      </w:r>
-      <w:r>
-        <w:t xml:space="preserve">صورة النار ولهيبها الحقيقي. بعض الكلمات كان ينطقها بشكلٍ يبدو</w:t>
-      </w:r>
-      <w:r>
-        <w:t xml:space="preserve"> </w:t>
-      </w:r>
-      <w:r>
-        <w:t xml:space="preserve">غريبًا على آذان السامعين، وبعض التراكيب كانت قديمةً جدًا أو غير</w:t>
-      </w:r>
-      <w:r>
-        <w:t xml:space="preserve"> </w:t>
-      </w:r>
-      <w:r>
-        <w:t xml:space="preserve">مألوفةٍ في هذا العصر بالذات، وبعض المصطلحات الطبية التي درسها كانت</w:t>
-      </w:r>
-      <w:r>
-        <w:t xml:space="preserve"> </w:t>
-      </w:r>
-      <w:r>
-        <w:t xml:space="preserve">من برديّاتٍ تعود لعصورٍ مختلفة، ممتدةٍ عبر ألفي عامٍ من التطوّر</w:t>
-      </w:r>
-      <w:r>
-        <w:t xml:space="preserve"> </w:t>
-      </w:r>
-      <w:r>
-        <w:t xml:space="preserve">اللغوي. كان يتحدّث كمن يمزج لهجاتٍ من عصورٍ متباينة، كأنّ رجلًا من</w:t>
-      </w:r>
-      <w:r>
-        <w:t xml:space="preserve"> </w:t>
-      </w:r>
-      <w:r>
-        <w:t xml:space="preserve">القرن الحادي والعشرين يتحدّث بخليطٍ من إنجليزية شكسبير وإنجليزية</w:t>
-      </w:r>
-      <w:r>
-        <w:t xml:space="preserve"> </w:t>
-      </w:r>
-      <w:r>
-        <w:t xml:space="preserve">تشوسر وإنجليزية البيوولف.</w:t>
+        <w:t xml:space="preserve">كانت هذه أول مرّةٍ يستخدم فيها المصرية القديمة مع أهلها. درسها سنواتٍ</w:t>
+      </w:r>
+      <w:r>
+        <w:t xml:space="preserve"> </w:t>
+      </w:r>
+      <w:r>
+        <w:t xml:space="preserve">طويلة، لكن اللغة الحية على ألسنة أصحابها كانت شيئًا آخر؛ كان ينطق بعض</w:t>
+      </w:r>
+      <w:r>
+        <w:t xml:space="preserve"> </w:t>
+      </w:r>
+      <w:r>
+        <w:t xml:space="preserve">الكلمات كمن يمزج عصورًا متباعدة في جملةٍ واحدة.</w:t>
       </w:r>
     </w:p>
     <w:p>
@@ -4682,43 +3822,13 @@
         <w:pStyle w:val="BodyText"/>
       </w:pPr>
       <w:r>
-        <w:t xml:space="preserve">شعر أحمد بموجةٍ من الدهشة تجتاحه، موجةٌ كادت تفقده توازنه</w:t>
-      </w:r>
-      <w:r>
-        <w:t xml:space="preserve"> </w:t>
-      </w:r>
-      <w:r>
-        <w:t xml:space="preserve">الهشّ أصلًا. إمحوتب! الاسم الأسطوريّ الذي طالعه في عشرات الكتب</w:t>
-      </w:r>
-      <w:r>
-        <w:t xml:space="preserve"> </w:t>
-      </w:r>
-      <w:r>
-        <w:t xml:space="preserve">والأبحاث، الاسم الذي ارتبط في ذهنه بفجر الحضارة الإنسانية</w:t>
-      </w:r>
-      <w:r>
-        <w:t xml:space="preserve"> </w:t>
-      </w:r>
-      <w:r>
-        <w:t xml:space="preserve">وبدايات العلم والطبّ. لكنّ إمحوتب الأصليّ — المهندس العبقريّ الذي</w:t>
-      </w:r>
-      <w:r>
-        <w:t xml:space="preserve"> </w:t>
-      </w:r>
-      <w:r>
-        <w:t xml:space="preserve">صمّم هرم زوسر المدرّج، والطبيب الأسطوريّ الذي ألّه بعد موته -</w:t>
-      </w:r>
-      <w:r>
-        <w:t xml:space="preserve"> </w:t>
-      </w:r>
-      <w:r>
-        <w:t xml:space="preserve">عاش قبل ألفٍ وثلاثمئة عامٍ من هذا الزمن الذي يقف فيه أحمد</w:t>
-      </w:r>
-      <w:r>
-        <w:t xml:space="preserve"> </w:t>
-      </w:r>
-      <w:r>
-        <w:t xml:space="preserve">الآن!</w:t>
+        <w:t xml:space="preserve">شعر أحمد بدهشةٍ كادت تفقده توازنه. إمحوتب! الاسم الذي طالعه في عشرات</w:t>
+      </w:r>
+      <w:r>
+        <w:t xml:space="preserve"> </w:t>
+      </w:r>
+      <w:r>
+        <w:t xml:space="preserve">الكتب. لكنّ إمحوتب الأصلي عاش قبل هذا الزمن بأكثر من ألف عام.</w:t>
       </w:r>
     </w:p>
     <w:p>
@@ -4772,81 +3882,21 @@
         <w:pStyle w:val="BodyText"/>
       </w:pPr>
       <w:r>
-        <w:t xml:space="preserve">»أتعرف الجدّ الأكبر؟ تعرف الحكيم الأعظم الذي صار إلهًا؟«</w:t>
-      </w:r>
-      <w:r>
-        <w:t xml:space="preserve"> </w:t>
-      </w:r>
-      <w:r>
-        <w:t xml:space="preserve">قالها بنبرةٍ ممزوجةٍ بالدهشة والفخر. »نعم، أنا من سلالته المباركة.</w:t>
-      </w:r>
-      <w:r>
-        <w:t xml:space="preserve"> </w:t>
-      </w:r>
-      <w:r>
-        <w:t xml:space="preserve">عائلتي تخدم معابده منذ أجيالٍ لا تحصى، أولًا في منف العظيمة حيث</w:t>
-      </w:r>
-      <w:r>
-        <w:t xml:space="preserve"> </w:t>
-      </w:r>
-      <w:r>
-        <w:t xml:space="preserve">ولد وعاش، ثم هنا في طيبة حيث امتدّ ظلّ آمون. كلّ جيلٍ يسمّي</w:t>
-      </w:r>
-      <w:r>
-        <w:t xml:space="preserve"> </w:t>
-      </w:r>
-      <w:r>
-        <w:t xml:space="preserve">أحد أبنائه باسم الحكيم الأعظم، تبركًا بذكراه وتيمّنًا بروحه.</w:t>
-      </w:r>
-      <w:r>
-        <w:t xml:space="preserve"> </w:t>
-      </w:r>
-      <w:r>
-        <w:t xml:space="preserve">أنا إمحوتب الخامس والعشرون في هذه السلسلة الشريفة التي تمتدّ عبر</w:t>
-      </w:r>
-      <w:r>
-        <w:t xml:space="preserve"> </w:t>
-      </w:r>
-      <w:r>
-        <w:t xml:space="preserve">أكثر من ألف عامٍ من الخدمة للعلم والشفاء.«</w:t>
-      </w:r>
-    </w:p>
-    <w:p>
-      <w:pPr>
-        <w:pStyle w:val="BodyText"/>
-      </w:pPr>
-      <w:r>
-        <w:t xml:space="preserve">أحسّ أحمد براحةٍ غريبةٍ غمرت صدره. هذا يفسّر اللغز. ليس هو</w:t>
-      </w:r>
-      <w:r>
-        <w:t xml:space="preserve"> </w:t>
-      </w:r>
-      <w:r>
-        <w:t xml:space="preserve">إمحوتب الأصليّ الذي عاش في عهد الأسرة الثالثة، بل حفيدٌ من حفدائه</w:t>
-      </w:r>
-      <w:r>
-        <w:t xml:space="preserve"> </w:t>
-      </w:r>
-      <w:r>
-        <w:t xml:space="preserve">البعيدين، يحمل اسمه الخالد ويرث إرثه الطبيّ العظيم. سلالةٌ من</w:t>
-      </w:r>
-      <w:r>
-        <w:t xml:space="preserve"> </w:t>
-      </w:r>
-      <w:r>
-        <w:t xml:space="preserve">الأطباء والكهنة حافظت على شعلة المعرفة عبر قرونٍ من الزمن — فكرةٌ</w:t>
-      </w:r>
-      <w:r>
-        <w:t xml:space="preserve"> </w:t>
-      </w:r>
-      <w:r>
-        <w:t xml:space="preserve">أخّاذةٌ بجمالها، وتأكيدٌ على أنّ العلم يمكن أن يكون إرثًا يتناقله</w:t>
-      </w:r>
-      <w:r>
-        <w:t xml:space="preserve"> </w:t>
-      </w:r>
-      <w:r>
-        <w:t xml:space="preserve">الأبناء عن الآباء.</w:t>
+        <w:t xml:space="preserve">»أتعرف الجدّ الأكبر؟« قالها بدهشةٍ وفخر. »نعم، أنا من سلالته. كلّ جيلٍ</w:t>
+      </w:r>
+      <w:r>
+        <w:t xml:space="preserve"> </w:t>
+      </w:r>
+      <w:r>
+        <w:t xml:space="preserve">في عائلتي يسمّي أحد أبنائه باسمه. أنا إمحوتب الخامس والعشرون.«</w:t>
+      </w:r>
+    </w:p>
+    <w:p>
+      <w:pPr>
+        <w:pStyle w:val="BodyText"/>
+      </w:pPr>
+      <w:r>
+        <w:t xml:space="preserve">تنفّس أحمد. إذن ليس هو الأسطورة، بل حفيدٌ يحمل اسمها ومهنتها.</w:t>
       </w:r>
     </w:p>
     <w:p>
@@ -5807,25 +4857,13 @@
         <w:pStyle w:val="BodyText"/>
       </w:pPr>
       <w:r>
-        <w:t xml:space="preserve">ثمّ جاء الطلب الذي رفع حواجب الجميع في دهشةٍ واستغراب: أصرّ</w:t>
-      </w:r>
-      <w:r>
-        <w:t xml:space="preserve"> </w:t>
-      </w:r>
-      <w:r>
-        <w:t xml:space="preserve">أحمد إصرارًا لا يقبل النقاش على أن تغلى كلّ الأدوات المعدنية في</w:t>
-      </w:r>
-      <w:r>
-        <w:t xml:space="preserve"> </w:t>
-      </w:r>
-      <w:r>
-        <w:t xml:space="preserve">الماء حتّى يثور ويغلي غليانًا عنيفًا، وأن يغسل كلّ شيءٍ بالنبيذ</w:t>
-      </w:r>
-      <w:r>
-        <w:t xml:space="preserve"> </w:t>
-      </w:r>
-      <w:r>
-        <w:t xml:space="preserve">القويّ بعد ذلك. نظر إليه المساعدون بعيونٍ مستغربة، لكنّ نظرةً</w:t>
+        <w:t xml:space="preserve">ثمّ جاء الطلب الذي رفع حواجب الجميع: أن تُغلى الأدوات المعدنية، وأن</w:t>
+      </w:r>
+      <w:r>
+        <w:t xml:space="preserve"> </w:t>
+      </w:r>
+      <w:r>
+        <w:t xml:space="preserve">يُغسل كلّ شيءٍ بالنبيذ القوي. نظر المساعدون إليه باستغراب، لكنّ نظرةً</w:t>
       </w:r>
       <w:r>
         <w:t xml:space="preserve"> </w:t>
@@ -5859,37 +4897,13 @@
         <w:pStyle w:val="BodyText"/>
       </w:pPr>
       <w:r>
-        <w:t xml:space="preserve">أجاب أحمد، وهو يختار كلماته بعنايةٍ كمن يمشي على جسرٍ رقيقٍ بين</w:t>
-      </w:r>
-      <w:r>
-        <w:t xml:space="preserve"> </w:t>
-      </w:r>
-      <w:r>
-        <w:t xml:space="preserve">عالمين، مستخدمًا لغةً يفهمها الكاهن-الطبيب: »لقتل الأرواح</w:t>
-      </w:r>
-      <w:r>
-        <w:t xml:space="preserve"> </w:t>
-      </w:r>
-      <w:r>
-        <w:t xml:space="preserve">الخبيثة غير المرئيّة التي تسكن في الهواء والماء والأيدي، تلك التي</w:t>
-      </w:r>
-      <w:r>
-        <w:t xml:space="preserve"> </w:t>
-      </w:r>
-      <w:r>
-        <w:t xml:space="preserve">تتسلّل إلى الجروح فتفسدها وتملؤها بالقيح والعفونة. إنّ النار</w:t>
-      </w:r>
-      <w:r>
-        <w:t xml:space="preserve"> </w:t>
-      </w:r>
-      <w:r>
-        <w:t xml:space="preserve">والنبيذ القويّ هما عدوّان لدودان لهذه الأرواح</w:t>
-      </w:r>
-      <w:r>
-        <w:t xml:space="preserve"> </w:t>
-      </w:r>
-      <w:r>
-        <w:t xml:space="preserve">الشرّيرة.«</w:t>
+        <w:t xml:space="preserve">أجاب أحمد بلغةٍ يفهمها الكاهن-الطبيب: »لقتل أرواحٍ خبيثة لا تُرى،</w:t>
+      </w:r>
+      <w:r>
+        <w:t xml:space="preserve"> </w:t>
+      </w:r>
+      <w:r>
+        <w:t xml:space="preserve">تتسلّل إلى الجروح فتفسدها. النار والنبيذ عدوّان لها.«</w:t>
       </w:r>
     </w:p>
     <w:p>
@@ -5935,99 +4949,33 @@
         <w:pStyle w:val="BodyText"/>
       </w:pPr>
       <w:r>
-        <w:t xml:space="preserve">وقف أحمد أمام الطاولة الحجرية الباردة، والمشرط البرونزيّ يستقرّ</w:t>
-      </w:r>
-      <w:r>
-        <w:t xml:space="preserve"> </w:t>
-      </w:r>
-      <w:r>
-        <w:t xml:space="preserve">في راحة يده اليمنى. كانت يداه ترتجفان ارتجافةً خفيفةً لا تكاد</w:t>
-      </w:r>
-      <w:r>
-        <w:t xml:space="preserve"> </w:t>
-      </w:r>
-      <w:r>
-        <w:t xml:space="preserve">تلاحظ، لكنّه كان يحسّ بها في كلّ ليفةٍ من ألياف عضلاته. لم</w:t>
-      </w:r>
-      <w:r>
-        <w:t xml:space="preserve"> </w:t>
-      </w:r>
-      <w:r>
-        <w:t xml:space="preserve">يجر عمليةً جراحيةً منذ سنواتٍ ثلاث، منذ تلك الليلة المشؤومة التي</w:t>
-      </w:r>
-      <w:r>
-        <w:t xml:space="preserve"> </w:t>
-      </w:r>
-      <w:r>
-        <w:t xml:space="preserve">قرّر فيها ترك المشرط. فما باله الآن بعمليةٍ بأدواتٍ بدائيةٍ</w:t>
-      </w:r>
-      <w:r>
-        <w:t xml:space="preserve"> </w:t>
-      </w:r>
-      <w:r>
-        <w:t xml:space="preserve">صنعت قبل اختراع الفولاذ، وبدون تعقيمٍ حقيقيٍّ يثق به، وبلا أجهزةٍ</w:t>
-      </w:r>
-      <w:r>
-        <w:t xml:space="preserve"> </w:t>
-      </w:r>
-      <w:r>
-        <w:t xml:space="preserve">تخبره عن نبض القلب وضغط الدم ومستوى الأكسجين في الدم؟</w:t>
-      </w:r>
-    </w:p>
-    <w:p>
-      <w:pPr>
-        <w:pStyle w:val="BodyText"/>
-      </w:pPr>
-      <w:r>
-        <w:t xml:space="preserve">أغمض عينيه للحظة، وأخذ نفسًا عميقًا ملأ رئتيه حتّى كادتا تنفجران.</w:t>
-      </w:r>
-      <w:r>
-        <w:t xml:space="preserve"> </w:t>
-      </w:r>
-      <w:r>
-        <w:t xml:space="preserve">استحضر سنوات التدريب الطويلة في كلية الطبّ ومستشفيات القاهرة،</w:t>
-      </w:r>
-      <w:r>
-        <w:t xml:space="preserve"> </w:t>
-      </w:r>
-      <w:r>
-        <w:t xml:space="preserve">تلك الليالي البيضاء التي قضاها واقفًا على قدميه ساعاتٍ لا تنتهي،</w:t>
-      </w:r>
-      <w:r>
-        <w:t xml:space="preserve"> </w:t>
-      </w:r>
-      <w:r>
-        <w:t xml:space="preserve">الصراخ في غرف الطوارئ، ودموع الأمّهات حين يخبرهنّ أنّ</w:t>
-      </w:r>
-      <w:r>
-        <w:t xml:space="preserve"> </w:t>
-      </w:r>
-      <w:r>
-        <w:t xml:space="preserve">أطفالهنّ سينجون. تذكّر وجوه المرضى الذين أنقذهم: الطفلة ذات</w:t>
-      </w:r>
-      <w:r>
-        <w:t xml:space="preserve"> </w:t>
-      </w:r>
-      <w:r>
-        <w:t xml:space="preserve">الضفائر السوداء، والعجوز الذي ابتسم له ابتسامة امتنان، والشابّ الذي</w:t>
-      </w:r>
-      <w:r>
-        <w:t xml:space="preserve"> </w:t>
-      </w:r>
-      <w:r>
-        <w:t xml:space="preserve">عاد بعد سنةٍ ليريه صورة مولوده الأوّل. تذكّر قسمه الذي نطق</w:t>
-      </w:r>
-      <w:r>
-        <w:t xml:space="preserve"> </w:t>
-      </w:r>
-      <w:r>
-        <w:t xml:space="preserve">به يوم تخرّجه، وتذكّر لماذا أصبح طبيبًا في المقام الأوّل: لأنّ في</w:t>
-      </w:r>
-      <w:r>
-        <w:t xml:space="preserve"> </w:t>
-      </w:r>
-      <w:r>
-        <w:t xml:space="preserve">يديه قوّة انتزاع الأرواح من فكّي الموت.</w:t>
+        <w:t xml:space="preserve">وقف أحمد أمام الطاولة الحجرية، والمشرط البرونزيّ في يده. لم يُجرِ</w:t>
+      </w:r>
+      <w:r>
+        <w:t xml:space="preserve"> </w:t>
+      </w:r>
+      <w:r>
+        <w:t xml:space="preserve">عمليةً منذ ثلاث سنوات؛ وها هو الآن يفعلها بأدواتٍ بدائية، وبلا أجهزةٍ</w:t>
+      </w:r>
+      <w:r>
+        <w:t xml:space="preserve"> </w:t>
+      </w:r>
+      <w:r>
+        <w:t xml:space="preserve">تخبره عن النبض والضغط والأكسجين.</w:t>
+      </w:r>
+    </w:p>
+    <w:p>
+      <w:pPr>
+        <w:pStyle w:val="BodyText"/>
+      </w:pPr>
+      <w:r>
+        <w:t xml:space="preserve">أغمض عينيه للحظة، واستحضر سنوات التدريب في مستشفيات القاهرة: الضوء</w:t>
+      </w:r>
+      <w:r>
+        <w:t xml:space="preserve"> </w:t>
+      </w:r>
+      <w:r>
+        <w:t xml:space="preserve">الأبيض، صراخ الطوارئ، ووجوه المرضى الذين عادوا إلى الحياة بين يديه.</w:t>
       </w:r>
     </w:p>
     <w:p>
@@ -6089,57 +5037,27 @@
         <w:pStyle w:val="BodyText"/>
       </w:pPr>
       <w:r>
-        <w:t xml:space="preserve">تعمّق أكثر، طبقةً تلو أخرى، بحذرٍ ودرايةٍ تذكّر بمن يحفر في أرضٍ</w:t>
-      </w:r>
-      <w:r>
-        <w:t xml:space="preserve"> </w:t>
-      </w:r>
-      <w:r>
-        <w:t xml:space="preserve">قد تخفي كنزًا أو لغمًا. طبقة الجلد، ثمّ طبقة الدهن الصفراء، ثمّ</w:t>
-      </w:r>
-      <w:r>
-        <w:t xml:space="preserve"> </w:t>
-      </w:r>
-      <w:r>
-        <w:t xml:space="preserve">غمد العضلات الورديّ، ثمّ العضلات نفسها بأليافها المتشابكة. كان</w:t>
-      </w:r>
-      <w:r>
-        <w:t xml:space="preserve"> </w:t>
-      </w:r>
-      <w:r>
-        <w:t xml:space="preserve">يفصل الأنسجة بأصابعه أكثر ممّا يقطعها بالمشرط، تقنيةٌ تعلّمها من</w:t>
-      </w:r>
-      <w:r>
-        <w:t xml:space="preserve"> </w:t>
-      </w:r>
-      <w:r>
-        <w:t xml:space="preserve">أستاذه العجوز الذي كان يقول: »المشرط للجلد، والأصابع لما</w:t>
-      </w:r>
-      <w:r>
-        <w:t xml:space="preserve"> </w:t>
-      </w:r>
-      <w:r>
-        <w:t xml:space="preserve">تحته.«</w:t>
-      </w:r>
-    </w:p>
-    <w:p>
-      <w:pPr>
-        <w:pStyle w:val="BodyText"/>
-      </w:pPr>
-      <w:r>
-        <w:t xml:space="preserve">وأخيرًا، وصل إلى الغشاء البريتونيّ اللامع. فتحه بحركةٍ رقيقة،</w:t>
-      </w:r>
-      <w:r>
-        <w:t xml:space="preserve"> </w:t>
-      </w:r>
-      <w:r>
-        <w:t xml:space="preserve">فانكشف التجويف البطنيّ بأسراره: الأمعاء الملتفّة كثعبانٍ نائم،</w:t>
-      </w:r>
-      <w:r>
-        <w:t xml:space="preserve"> </w:t>
-      </w:r>
-      <w:r>
-        <w:t xml:space="preserve">والثّرب الشحميّ يغلّفها.</w:t>
+        <w:t xml:space="preserve">تعمّق طبقةً بعد طبقة، يفصل الأنسجة بأصابعه أكثر مما يقطعها بالمشرط،</w:t>
+      </w:r>
+      <w:r>
+        <w:t xml:space="preserve"> </w:t>
+      </w:r>
+      <w:r>
+        <w:t xml:space="preserve">كما علّمه أستاذه العجوز: »المشرط للجلد، والأصابع لما تحته.«</w:t>
+      </w:r>
+    </w:p>
+    <w:p>
+      <w:pPr>
+        <w:pStyle w:val="BodyText"/>
+      </w:pPr>
+      <w:r>
+        <w:t xml:space="preserve">وأخيرًا وصل إلى الغشاء البريتونيّ. فتحه بحركةٍ رقيقة، فانكشف التجويف</w:t>
+      </w:r>
+      <w:r>
+        <w:t xml:space="preserve"> </w:t>
+      </w:r>
+      <w:r>
+        <w:t xml:space="preserve">البطنيّ.</w:t>
       </w:r>
     </w:p>
     <w:p>
@@ -6205,25 +5123,13 @@
         <w:pStyle w:val="BodyText"/>
       </w:pPr>
       <w:r>
-        <w:t xml:space="preserve">كانت كما توقّع: متورّمةً، حمراء قانئة، ومغطّاةً بطبقةٍ رقيقةٍ من</w:t>
-      </w:r>
-      <w:r>
-        <w:t xml:space="preserve"> </w:t>
-      </w:r>
-      <w:r>
-        <w:t xml:space="preserve">القيح اللزج. كانت على وشك الانفجار كقنبلةٍ موقوتةٍ تنتظر</w:t>
-      </w:r>
-      <w:r>
-        <w:t xml:space="preserve"> </w:t>
-      </w:r>
-      <w:r>
-        <w:t xml:space="preserve">اللحظة المناسبة لتنثر سمومها في تجويف بطن الصبيّ الصغير،</w:t>
-      </w:r>
-      <w:r>
-        <w:t xml:space="preserve"> </w:t>
-      </w:r>
-      <w:r>
-        <w:t xml:space="preserve">فتحوّله إلى مقبرة.</w:t>
+        <w:t xml:space="preserve">كانت كما توقّع: متورّمةً، حمراء، ومغطّاةً بطبقةٍ رقيقةٍ من القيح. كانت</w:t>
+      </w:r>
+      <w:r>
+        <w:t xml:space="preserve"> </w:t>
+      </w:r>
+      <w:r>
+        <w:t xml:space="preserve">على وشك الانفجار.</w:t>
       </w:r>
     </w:p>
     <w:p>
@@ -6285,25 +5191,13 @@
         <w:pStyle w:val="BodyText"/>
       </w:pPr>
       <w:r>
-        <w:t xml:space="preserve">رفع الوعاء ليراه إمحوتب، وقال: »هذا هو مكمن الداء الذي كاد</w:t>
-      </w:r>
-      <w:r>
-        <w:t xml:space="preserve"> </w:t>
-      </w:r>
-      <w:r>
-        <w:t xml:space="preserve">يقتل هذا الصبيّ.« أشار إلى الزائدة المتورّمة في الوعاء. »عضوٌ ضئيلٌ لا نفع له في الجسد، بقايا من</w:t>
-      </w:r>
-      <w:r>
-        <w:t xml:space="preserve"> </w:t>
-      </w:r>
-      <w:r>
-        <w:t xml:space="preserve">زمنٍ قديمٍ حين كان أجدادنا يأكلون طعامًا مختلفًا. لكنّه حين يفسد</w:t>
-      </w:r>
-      <w:r>
-        <w:t xml:space="preserve"> </w:t>
-      </w:r>
-      <w:r>
-        <w:t xml:space="preserve">ويمتلئ بالعفونة، يغدو قاتلًا لا يرحم.«</w:t>
+        <w:t xml:space="preserve">رفع الوعاء ليراه إمحوتب، وقال: »هذا هو مكمن الداء الذي كاد يقتل</w:t>
+      </w:r>
+      <w:r>
+        <w:t xml:space="preserve"> </w:t>
+      </w:r>
+      <w:r>
+        <w:t xml:space="preserve">الصبيّ. عضوٌ ضئيل، لكنه إذا فسد صار قاتلًا.«</w:t>
       </w:r>
     </w:p>
     <w:p>
@@ -6363,19 +5257,13 @@
         <w:t xml:space="preserve"> </w:t>
       </w:r>
       <w:r>
-        <w:t xml:space="preserve">ثمّ وضع طبقةً رقيقةً من العسل النقيّ الذهبيّ على الأنسجة الداخلية؛</w:t>
-      </w:r>
-      <w:r>
-        <w:t xml:space="preserve"> </w:t>
-      </w:r>
-      <w:r>
-        <w:t xml:space="preserve">العسل الذي يعرف أنّه مضادٌّ طبيعيٌّ للبكتيريا، سلاحٌ استخدمه</w:t>
-      </w:r>
-      <w:r>
-        <w:t xml:space="preserve"> </w:t>
-      </w:r>
-      <w:r>
-        <w:t xml:space="preserve">أجداد هؤلاء الناس قبل أن يفهموها لماذا يعمل.</w:t>
+        <w:t xml:space="preserve">ثمّ وضع طبقةً رقيقةً من العسل النقيّ على الأنسجة الداخلية؛ كان يعرف أنه</w:t>
+      </w:r>
+      <w:r>
+        <w:t xml:space="preserve"> </w:t>
+      </w:r>
+      <w:r>
+        <w:t xml:space="preserve">قد يمنح الجرح فرصةً أفضل للنجاة.</w:t>
       </w:r>
     </w:p>
     <w:p>
@@ -18690,51 +17578,19 @@
         <w:t xml:space="preserve">أمضى</w:t>
       </w:r>
       <w:r>
-        <w:t xml:space="preserve"> أحمد اليومين التاليين سجينًا طوعيًّا بجانب فراش إمحوتب، يجرّب كلّ</w:t>
-      </w:r>
-      <w:r>
-        <w:t xml:space="preserve"> </w:t>
-      </w:r>
-      <w:r>
-        <w:t xml:space="preserve">ما تعلّمه في حياتيه: حياته المستقبلية وحياته القديمة.</w:t>
-      </w:r>
-    </w:p>
-    <w:p>
-      <w:pPr>
-        <w:pStyle w:val="BodyText"/>
-      </w:pPr>
-      <w:r>
-        <w:t xml:space="preserve">أعطاه مغليّ لحاء الصفصاف المرّ لخفض الحمّى التي كانت تلتهم جسده.</w:t>
-      </w:r>
-      <w:r>
-        <w:t xml:space="preserve"> </w:t>
-      </w:r>
-      <w:r>
-        <w:t xml:space="preserve">طهّر بثوره بمزيجٍ دقيق من العسل الصافي والخلّ المعتّق، مستخدمًا معرفته</w:t>
-      </w:r>
-      <w:r>
-        <w:t xml:space="preserve"> </w:t>
-      </w:r>
-      <w:r>
-        <w:t xml:space="preserve">بخصائصهما المضادة للجراثيم. حرص على إبقائه رطبًا بجرعاتٍ صغيرة</w:t>
-      </w:r>
-      <w:r>
-        <w:t xml:space="preserve"> </w:t>
-      </w:r>
-      <w:r>
-        <w:t xml:space="preserve">متكرّرة من الماء النظيف والمرق الصافي المغذّي. حتى إنّه صلّى — هو الذي</w:t>
-      </w:r>
-      <w:r>
-        <w:t xml:space="preserve"> </w:t>
-      </w:r>
-      <w:r>
-        <w:t xml:space="preserve">لم يصلِّ صلاةً حقيقية منذ سنواتٍ طويلة في عالمه الأصلي — صلّى بكلّ لغةٍ</w:t>
-      </w:r>
-      <w:r>
-        <w:t xml:space="preserve"> </w:t>
-      </w:r>
-      <w:r>
-        <w:t xml:space="preserve">يعرفها، لأيّ إلهٍ قد يستجيب، مصريًّا كان أو غير ذلك.</w:t>
+        <w:t xml:space="preserve"> أحمد اليومين التاليين سجينًا طوعيًّا بجانب فراش إمحوتب. أعطاه لحاء</w:t>
+      </w:r>
+      <w:r>
+        <w:t xml:space="preserve"> </w:t>
+      </w:r>
+      <w:r>
+        <w:t xml:space="preserve">الصفصاف للحمّى، وطهّر بثوره بالعسل والخل، وسقاه الماء والمرق جرعاتٍ</w:t>
+      </w:r>
+      <w:r>
+        <w:t xml:space="preserve"> </w:t>
+      </w:r>
+      <w:r>
+        <w:t xml:space="preserve">صغيرة. ثم فعل ما لم يفعله منذ سنوات: صلّى بأيّ لغةٍ قد تسمعها السماء.</w:t>
       </w:r>
     </w:p>
     <w:p>
@@ -18842,19 +17698,13 @@
         <w:t xml:space="preserve"> </w:t>
       </w:r>
       <w:r>
-        <w:t xml:space="preserve">هذا الزَّمَن: »بردية تحوت«. الأسطورةُ التي بَحَثَ عنها جَدُّه سِتِّينَ</w:t>
-      </w:r>
-      <w:r>
-        <w:t xml:space="preserve"> </w:t>
-      </w:r>
-      <w:r>
-        <w:t xml:space="preserve">عامًا ولم يَجِدْها. هل يُمكن أن تكونَ هذه التي بَين يَدَيه؟ هل يَكتُبُ</w:t>
-      </w:r>
-      <w:r>
-        <w:t xml:space="preserve"> </w:t>
-      </w:r>
-      <w:r>
-        <w:t xml:space="preserve">الآن ما سَيَبحَثُ عنه بَعدَ ثَلاثةِ آلافِ عام؟</w:t>
+        <w:t xml:space="preserve">هذا الزَّمَن: »بردية تحوت«. هل يَكتُبُ الآن ما سَيَبحَثُ عنه بَعدَ</w:t>
+      </w:r>
+      <w:r>
+        <w:t xml:space="preserve"> </w:t>
+      </w:r>
+      <w:r>
+        <w:t xml:space="preserve">ثَلاثةِ آلافِ عام؟</w:t>
       </w:r>
       <w:r>
         <w:t xml:space="preserve"> </w:t>
@@ -35679,37 +34529,13 @@
         <w:pStyle w:val="BodyText"/>
       </w:pPr>
       <w:r>
-        <w:t xml:space="preserve">كانت أضيق وأحلك من أي مكانٍ عرفه في حياته، أضيق حتى من زنزانته الأولى</w:t>
-      </w:r>
-      <w:r>
-        <w:t xml:space="preserve"> </w:t>
-      </w:r>
-      <w:r>
-        <w:t xml:space="preserve">التي ظنّها يومًا قبرًا للأحياء. لا نافذة تطلّ على السماء، لا شقّ في</w:t>
-      </w:r>
-      <w:r>
-        <w:t xml:space="preserve"> </w:t>
-      </w:r>
-      <w:r>
-        <w:t xml:space="preserve">الجدار يتسلل منه خيط ضوء، فقط ظلامٌ مطلقٌ كثيفٌ يمكن أن يلمسه بيديه لو</w:t>
-      </w:r>
-      <w:r>
-        <w:t xml:space="preserve"> </w:t>
-      </w:r>
-      <w:r>
-        <w:t xml:space="preserve">مدّهما في الفراغ. وكانت رائحة العفونة والرطوبة تتغلغل في عظامه، تأكل</w:t>
-      </w:r>
-      <w:r>
-        <w:t xml:space="preserve"> </w:t>
-      </w:r>
-      <w:r>
-        <w:t xml:space="preserve">رئتيه مع كل نفسٍ يستنشقه، وكأن المكان نفسه كائنٌ حيٌّ يحاول ابتلاعه</w:t>
-      </w:r>
-      <w:r>
-        <w:t xml:space="preserve"> </w:t>
-      </w:r>
-      <w:r>
-        <w:t xml:space="preserve">ببطء.</w:t>
+        <w:t xml:space="preserve">كانت أضيق وأحلك من زنزانته الأولى. لا نافذة، لا شقّ ضوء، فقط ظلامٌ</w:t>
+      </w:r>
+      <w:r>
+        <w:t xml:space="preserve"> </w:t>
+      </w:r>
+      <w:r>
+        <w:t xml:space="preserve">كثيفٌ ورائحة عفونةٍ تتغلغل في رئتيه.</w:t>
       </w:r>
     </w:p>
     <w:p>
@@ -35743,83 +34569,41 @@
         <w:pStyle w:val="BodyText"/>
       </w:pPr>
       <w:r>
-        <w:t xml:space="preserve">في عتمة الزنزانة التي لا تنتهي، كان عقله يعمل بلا توقف، يدور كعجلةٍ</w:t>
-      </w:r>
-      <w:r>
-        <w:t xml:space="preserve"> </w:t>
-      </w:r>
-      <w:r>
-        <w:t xml:space="preserve">مجنونةٍ لا تعرف السكون.</w:t>
-      </w:r>
-    </w:p>
-    <w:p>
-      <w:pPr>
-        <w:pStyle w:val="BodyText"/>
-      </w:pPr>
-      <w:r>
-        <w:t xml:space="preserve">فكَّر في نفرتاري. تخيّل وجهها في الظلام، عينيها السوداوين اللتين تشبهان</w:t>
-      </w:r>
-      <w:r>
-        <w:t xml:space="preserve"> </w:t>
-      </w:r>
-      <w:r>
-        <w:t xml:space="preserve">بحيرتين من الحبر، شفتيها اللتين قبّلها ذات ليلةٍ تحت ضوء القمر. هل هي</w:t>
-      </w:r>
-      <w:r>
-        <w:t xml:space="preserve"> </w:t>
-      </w:r>
-      <w:r>
-        <w:t xml:space="preserve">بخير؟ هل حاولوا إيذاءها هي أيضًا؟ هل زجّوا بها في زنزانةٍ مثل زنزانته،</w:t>
-      </w:r>
-      <w:r>
-        <w:t xml:space="preserve"> </w:t>
-      </w:r>
-      <w:r>
-        <w:t xml:space="preserve">وحيدةً ومرتعبة؟ أم أنها لا تزال حرةً، تحارب من أجله بينما هو عاجزٌ عن</w:t>
-      </w:r>
-      <w:r>
-        <w:t xml:space="preserve"> </w:t>
-      </w:r>
-      <w:r>
-        <w:t xml:space="preserve">حماية نفسه؟</w:t>
-      </w:r>
-    </w:p>
-    <w:p>
-      <w:pPr>
-        <w:pStyle w:val="BodyText"/>
-      </w:pPr>
-      <w:r>
-        <w:t xml:space="preserve">فكَّر في بنتَاوَر. ذلك الرجل الذي رأى في عينيه يومًا ما وميض الطيبة،</w:t>
-      </w:r>
-      <w:r>
-        <w:t xml:space="preserve"> </w:t>
-      </w:r>
-      <w:r>
-        <w:t xml:space="preserve">قبل أن يحطمه الحزن ويحوّله إلى هذا الوحش المتعطش للسلطة. تذكّر قصته التي</w:t>
-      </w:r>
-      <w:r>
-        <w:t xml:space="preserve"> </w:t>
-      </w:r>
-      <w:r>
-        <w:t xml:space="preserve">رواها له إمحوتب — قصة الابنة الراحلة، والزوجة التي ذوت من الحسرة،</w:t>
-      </w:r>
-      <w:r>
-        <w:t xml:space="preserve"> </w:t>
-      </w:r>
-      <w:r>
-        <w:t xml:space="preserve">والقلب الذي تحوّل إلى حجر. كيف صعد بهذه السرعة المخيفة في سلّم الكهنوت؟</w:t>
-      </w:r>
-      <w:r>
-        <w:t xml:space="preserve"> </w:t>
-      </w:r>
-      <w:r>
-        <w:t xml:space="preserve">ومن يدعمه حقًا من وراء الستار؟ ترى، هل يعلم أنني أعرف ماضيه المؤلم؟ وهل</w:t>
-      </w:r>
-      <w:r>
-        <w:t xml:space="preserve"> </w:t>
-      </w:r>
-      <w:r>
-        <w:t xml:space="preserve">يهمّ ذلك الآن وأنا في قبضته، أسيرٌ ينتظر حكم الموت؟</w:t>
+        <w:t xml:space="preserve">في العتمة، كان عقله يدور بلا توقف.</w:t>
+      </w:r>
+    </w:p>
+    <w:p>
+      <w:pPr>
+        <w:pStyle w:val="BodyText"/>
+      </w:pPr>
+      <w:r>
+        <w:t xml:space="preserve">فكَّر في نفرتاري. هل هي بخير؟ هل حاولوا إيذاءها؟ أم أنها لا تزال حرّةً،</w:t>
+      </w:r>
+      <w:r>
+        <w:t xml:space="preserve"> </w:t>
+      </w:r>
+      <w:r>
+        <w:t xml:space="preserve">تحارب من أجله بينما هو عاجزٌ عن حماية نفسه؟</w:t>
+      </w:r>
+    </w:p>
+    <w:p>
+      <w:pPr>
+        <w:pStyle w:val="BodyText"/>
+      </w:pPr>
+      <w:r>
+        <w:t xml:space="preserve">فكَّر في بنتَاوَر: الابنة الراحلة، الحزن الذي تحوّل إلى حجر، والطريق</w:t>
+      </w:r>
+      <w:r>
+        <w:t xml:space="preserve"> </w:t>
+      </w:r>
+      <w:r>
+        <w:t xml:space="preserve">الغامض الذي أوصله إلى هذه السلطة. هل يعلم أن أحمد يعرف ماضيه؟ وهل يهمّ</w:t>
+      </w:r>
+      <w:r>
+        <w:t xml:space="preserve"> </w:t>
+      </w:r>
+      <w:r>
+        <w:t xml:space="preserve">ذلك الآن؟</w:t>
       </w:r>
     </w:p>
     <w:p>
@@ -35859,105 +34643,43 @@
         <w:pStyle w:val="BodyText"/>
       </w:pPr>
       <w:r>
-        <w:t xml:space="preserve">وفكَّر في الرؤيا التي شاهدها في ذلك الزقاق الضيق — تلك الصور المرعبة</w:t>
-      </w:r>
-      <w:r>
-        <w:t xml:space="preserve"> </w:t>
-      </w:r>
-      <w:r>
-        <w:t xml:space="preserve">التي اقتحمت عقله دون استئذان: القاهرة الحديثة وقد تحولت إلى أنقاضٍ</w:t>
-      </w:r>
-      <w:r>
-        <w:t xml:space="preserve"> </w:t>
-      </w:r>
-      <w:r>
-        <w:t xml:space="preserve">وركام، طيبة العظيمة تلتهمها ألسنة النيران الجائعة، وهو نفسه يسقط ويسقط</w:t>
-      </w:r>
-      <w:r>
-        <w:t xml:space="preserve"> </w:t>
-      </w:r>
-      <w:r>
-        <w:t xml:space="preserve">في هاويةٍ لا قرار لها.</w:t>
-      </w:r>
-    </w:p>
-    <w:p>
-      <w:pPr>
-        <w:pStyle w:val="BodyText"/>
-      </w:pPr>
-      <w:r>
-        <w:t xml:space="preserve">هل كانت تلك نبوءةً حقيقيةً أرسلتها الآلهة — أو أيًا كانت القوارب التي</w:t>
-      </w:r>
-      <w:r>
-        <w:t xml:space="preserve"> </w:t>
-      </w:r>
-      <w:r>
-        <w:t xml:space="preserve">تحرك خيوط هذا الكون؟ أم كانت مجرد كابوسٍ ولّده الخوف الذي يسكن أعماقه</w:t>
-      </w:r>
-      <w:r>
-        <w:t xml:space="preserve"> </w:t>
-      </w:r>
-      <w:r>
-        <w:t xml:space="preserve">منذ اللحظة الأولى التي وطئت فيها قدماه هذا الزمن الغريب؟</w:t>
-      </w:r>
-    </w:p>
-    <w:p>
-      <w:pPr>
-        <w:pStyle w:val="BodyText"/>
-      </w:pPr>
-      <w:r>
-        <w:t xml:space="preserve">ثم، في غياهب تلك الظلمة التي لا نهاية لها، لمع في ذهنه شيءٌ ما —</w:t>
-      </w:r>
-      <w:r>
-        <w:t xml:space="preserve"> </w:t>
-      </w:r>
-      <w:r>
-        <w:t xml:space="preserve">شرارةٌ صغيرةٌ في ليلٍ حالك.</w:t>
-      </w:r>
-    </w:p>
-    <w:p>
-      <w:pPr>
-        <w:pStyle w:val="BodyText"/>
-      </w:pPr>
-      <w:r>
-        <w:t xml:space="preserve">تذكَّر محادثةً دارت بينه وبين إمحوتب، قبل أشهرٍ طويلة، حين كان الشيخ</w:t>
-      </w:r>
-      <w:r>
-        <w:t xml:space="preserve"> </w:t>
-      </w:r>
-      <w:r>
-        <w:t xml:space="preserve">الحكيم يجلس معه في مكتبته الصغيرة، محاطًا بلفائف البردي العتيقة، يحدثه</w:t>
-      </w:r>
-      <w:r>
-        <w:t xml:space="preserve"> </w:t>
-      </w:r>
-      <w:r>
-        <w:t xml:space="preserve">عن علم الفلك المصري القديم بصوته الهادئ الرخيم.</w:t>
-      </w:r>
-    </w:p>
-    <w:p>
-      <w:pPr>
-        <w:pStyle w:val="BodyText"/>
-      </w:pPr>
-      <w:r>
-        <w:t xml:space="preserve">كان إمحوتب يقول، وعيناه تلمعان بحكمة السنين: »نحن الكهنة نعرف كيف</w:t>
-      </w:r>
-      <w:r>
-        <w:t xml:space="preserve"> </w:t>
-      </w:r>
-      <w:r>
-        <w:t xml:space="preserve">نتنبأ بالكسوف، يا بني. إنه علمٌ دقيقٌ متقن، توارثناه جيلًا بعد جيل منذ</w:t>
-      </w:r>
-      <w:r>
-        <w:t xml:space="preserve"> </w:t>
-      </w:r>
-      <w:r>
-        <w:t xml:space="preserve">أن بنى أجدادنا الأوائل أهراماتهم العظيمة. نرصد حركة القمر، ونحسب دوراته،</w:t>
-      </w:r>
-      <w:r>
-        <w:t xml:space="preserve"> </w:t>
-      </w:r>
-      <w:r>
-        <w:t xml:space="preserve">ونعرف متى سيحجب وجه رع المقدس.«</w:t>
+        <w:t xml:space="preserve">وفكَّر في الرؤيا: القاهرة ركامًا، طيبة مشتعلة، وهو يسقط في هاويةٍ لا</w:t>
+      </w:r>
+      <w:r>
+        <w:t xml:space="preserve"> </w:t>
+      </w:r>
+      <w:r>
+        <w:t xml:space="preserve">قرار لها. أكانت نبوءةً، أم كابوسًا صنعه الخوف؟</w:t>
+      </w:r>
+    </w:p>
+    <w:p>
+      <w:pPr>
+        <w:pStyle w:val="BodyText"/>
+      </w:pPr>
+      <w:r>
+        <w:t xml:space="preserve">ثم لمع في ذهنه شيءٌ ما — شرارةٌ صغيرةٌ في ليلٍ حالك.</w:t>
+      </w:r>
+    </w:p>
+    <w:p>
+      <w:pPr>
+        <w:pStyle w:val="BodyText"/>
+      </w:pPr>
+      <w:r>
+        <w:t xml:space="preserve">تذكَّر حديثًا قديمًا مع إمحوتب عن علم الفلك.</w:t>
+      </w:r>
+    </w:p>
+    <w:p>
+      <w:pPr>
+        <w:pStyle w:val="BodyText"/>
+      </w:pPr>
+      <w:r>
+        <w:t xml:space="preserve">كان الشيخ يقول: »نحن الكهنة نعرف كيف نتنبأ بالكسوف. نرصد حركة القمر،</w:t>
+      </w:r>
+      <w:r>
+        <w:t xml:space="preserve"> </w:t>
+      </w:r>
+      <w:r>
+        <w:t xml:space="preserve">ونحسب دوراته، ونعرف متى سيحجب وجه رع المقدس.«</w:t>
       </w:r>
     </w:p>
     <w:p>
@@ -35979,31 +34701,13 @@
         <w:pStyle w:val="BodyText"/>
       </w:pPr>
       <w:r>
-        <w:t xml:space="preserve">هز إمحوتب رأسه متمهلا، وابتسامة غامضة ترتسم على شفتيه: »نستخدمها، يا</w:t>
-      </w:r>
-      <w:r>
-        <w:t xml:space="preserve"> </w:t>
-      </w:r>
-      <w:r>
-        <w:t xml:space="preserve">أحمد. نستخدمها بحكمة. الشعب يخشى الكسوف خشيةً عظيمة، يظنه غضبًا من</w:t>
-      </w:r>
-      <w:r>
-        <w:t xml:space="preserve"> </w:t>
-      </w:r>
-      <w:r>
-        <w:t xml:space="preserve">الآلهة على مصر وأهلها. وأحيانًا… أحيانًا نستغل هذا الخوف لتحقيق</w:t>
-      </w:r>
-      <w:r>
-        <w:t xml:space="preserve"> </w:t>
-      </w:r>
-      <w:r>
-        <w:t xml:space="preserve">غاياتٍ معينة لإقناعهم بما نريد، لتوجيههم في الاتجاه</w:t>
-      </w:r>
-      <w:r>
-        <w:t xml:space="preserve"> </w:t>
-      </w:r>
-      <w:r>
-        <w:t xml:space="preserve">الصحيح.«</w:t>
+        <w:t xml:space="preserve">هز إمحوتب رأسه. »نستخدمها. الشعب يخشى الكسوف، وأحيانًا يكفي الخوف</w:t>
+      </w:r>
+      <w:r>
+        <w:t xml:space="preserve"> </w:t>
+      </w:r>
+      <w:r>
+        <w:t xml:space="preserve">ليتّجه الناس حيث نريد.«</w:t>
       </w:r>
     </w:p>
     <w:p>
@@ -36025,31 +34729,13 @@
         <w:pStyle w:val="BodyText"/>
       </w:pPr>
       <w:r>
-        <w:t xml:space="preserve">قبل أن يسافر عبر الزمن، قبل أن يلمس الجُعْران ويجد نفسه غريقًا في بحر</w:t>
-      </w:r>
-      <w:r>
-        <w:t xml:space="preserve"> </w:t>
-      </w:r>
-      <w:r>
-        <w:t xml:space="preserve">التاريخ، كان يقرأ مقالًا علميًا على شاشة هاتفه الذكي عن ظواهر الكسوف في</w:t>
-      </w:r>
-      <w:r>
-        <w:t xml:space="preserve"> </w:t>
-      </w:r>
-      <w:r>
-        <w:t xml:space="preserve">مصر القديمة. كان المقال يتحدث عن كسوفٍ شمسيٍّ كليّ حدث في عهد رعمسيس</w:t>
-      </w:r>
-      <w:r>
-        <w:t xml:space="preserve"> </w:t>
-      </w:r>
-      <w:r>
-        <w:t xml:space="preserve">الثاني العظيم، تحديدًا في السنة الثانية والثلاثين من حكمه</w:t>
-      </w:r>
-      <w:r>
-        <w:t xml:space="preserve"> </w:t>
-      </w:r>
-      <w:r>
-        <w:t xml:space="preserve">الطويل.</w:t>
+        <w:t xml:space="preserve">قبل أن يسافر عبر الزمن، كان قد قرأ مقالًا عن كسوفٍ شمسيٍّ كليّ وقع في</w:t>
+      </w:r>
+      <w:r>
+        <w:t xml:space="preserve"> </w:t>
+      </w:r>
+      <w:r>
+        <w:t xml:space="preserve">عهد رعمسيس الثاني، في السنة الثانية والثلاثين من حكمه.</w:t>
       </w:r>
     </w:p>
     <w:p>
@@ -36065,27 +34751,13 @@
         <w:pStyle w:val="BodyText"/>
       </w:pPr>
       <w:r>
-        <w:t xml:space="preserve">جلس أحمد في الظلام، وقلبه يخفق بعنف. هذه هي السنة الحالية! هذه هي السنة</w:t>
-      </w:r>
-      <w:r>
-        <w:t xml:space="preserve"> </w:t>
-      </w:r>
-      <w:r>
-        <w:t xml:space="preserve">التي يعيشها الآن!</w:t>
-      </w:r>
-    </w:p>
-    <w:p>
-      <w:pPr>
-        <w:pStyle w:val="BodyText"/>
-      </w:pPr>
-      <w:r>
-        <w:t xml:space="preserve">ومتى سيحدث هذا الكسوف؟ حاول أن يستدعي تفاصيل المقال من ذاكرته المرهقة.</w:t>
-      </w:r>
-      <w:r>
-        <w:t xml:space="preserve"> </w:t>
-      </w:r>
-      <w:r>
-        <w:t xml:space="preserve">في الشهر الثالث من فصل الشتاء — وهو الشهر الذي هم فيه الآن!</w:t>
+        <w:t xml:space="preserve">جلس أحمد في الظلام، وقلبه يخفق بعنف. هذه هي السنة الحالية. وهذا هو</w:t>
+      </w:r>
+      <w:r>
+        <w:t xml:space="preserve"> </w:t>
+      </w:r>
+      <w:r>
+        <w:t xml:space="preserve">الشهر نفسه.</w:t>
       </w:r>
     </w:p>
     <w:p>
@@ -44018,25 +42690,13 @@
         <w:pStyle w:val="BodyText"/>
       </w:pPr>
       <w:r>
-        <w:t xml:space="preserve">ذات صباح، فتح أحمد عينيه وحاول أن يستدعي رقم هاتفه في القاهرة. ذلك</w:t>
-      </w:r>
-      <w:r>
-        <w:t xml:space="preserve"> </w:t>
-      </w:r>
-      <w:r>
-        <w:t xml:space="preserve">الرقم الذي نُحت في ذاكرته كالنقوش على جدران المعابد منذ عشرين عامًا.</w:t>
-      </w:r>
-      <w:r>
-        <w:t xml:space="preserve"> </w:t>
-      </w:r>
-      <w:r>
-        <w:t xml:space="preserve">الرقم الذي خطّه في ألف استمارةٍ رسمية، وردّده ألف مرة، الرقم الذي</w:t>
-      </w:r>
-      <w:r>
-        <w:t xml:space="preserve"> </w:t>
-      </w:r>
-      <w:r>
-        <w:t xml:space="preserve">كان جزءًا من هويته.</w:t>
+        <w:t xml:space="preserve">ذات صباح، فتح أحمد عينيه وحاول أن يستدعي رقم هاتفه في القاهرة؛ الرقم</w:t>
+      </w:r>
+      <w:r>
+        <w:t xml:space="preserve"> </w:t>
+      </w:r>
+      <w:r>
+        <w:t xml:space="preserve">الذي كان يومًا جزءًا من هويته.</w:t>
       </w:r>
     </w:p>
     <w:p>
@@ -44298,24 +42958,6 @@
       <w:r>
         <w:t xml:space="preserve">أمه التي غادرت هذا العالم قبل خمس سنوات، تاركةً في صدره فجوةً لم تلتئم.</w:t>
       </w:r>
-      <w:r>
-        <w:t xml:space="preserve"> </w:t>
-      </w:r>
-      <w:r>
-        <w:t xml:space="preserve">أمه التي كان يزورها كل جمعةٍ كمن يحجّ إلى مقامٍ مقدس. أمه التي كانت تعدّ</w:t>
-      </w:r>
-      <w:r>
-        <w:t xml:space="preserve"> </w:t>
-      </w:r>
-      <w:r>
-        <w:t xml:space="preserve">له الملوخية الخضراء على طريقتها الخاصة، بالثوم المحمّر ورائحة الكزبرة</w:t>
-      </w:r>
-      <w:r>
-        <w:t xml:space="preserve"> </w:t>
-      </w:r>
-      <w:r>
-        <w:t xml:space="preserve">التي تملأ البيت دفئًا.</w:t>
-      </w:r>
     </w:p>
     <w:p>
       <w:pPr>
@@ -44386,19 +43028,13 @@
         <w:pStyle w:val="BodyText"/>
       </w:pPr>
       <w:r>
-        <w:t xml:space="preserve">كان الرسم أمامه مسخًا مشوّهًا لا يمتّ للإنسانية بصلة. لم يكن وجهًا، بل</w:t>
-      </w:r>
-      <w:r>
-        <w:t xml:space="preserve"> </w:t>
-      </w:r>
-      <w:r>
-        <w:t xml:space="preserve">كان شاهد إدانةٍ صامتًا على محاولةٍ يائسةٍ لاستعادة كنزٍ سُرق في</w:t>
-      </w:r>
-      <w:r>
-        <w:t xml:space="preserve"> </w:t>
-      </w:r>
-      <w:r>
-        <w:t xml:space="preserve">غفلة.</w:t>
+        <w:t xml:space="preserve">كان الرسم أمامه مسخًا مشوّهًا. لم يكن وجهًا، بل شاهد إدانةٍ على كنزٍ</w:t>
+      </w:r>
+      <w:r>
+        <w:t xml:space="preserve"> </w:t>
+      </w:r>
+      <w:r>
+        <w:t xml:space="preserve">سُرق في غفلة.</w:t>
       </w:r>
     </w:p>
     <w:p>
@@ -44660,25 +43296,19 @@
         <w:pStyle w:val="BodyText"/>
       </w:pPr>
       <w:r>
-        <w:t xml:space="preserve">»كأن يدًا خفيةً تمسك إسفنجةً وتمحو لوح ذاكرتي، سطرًا بعد سطر، صفحةً</w:t>
-      </w:r>
-      <w:r>
-        <w:t xml:space="preserve"> </w:t>
-      </w:r>
-      <w:r>
-        <w:t xml:space="preserve">بعد صفحة، يومًا إثر يوم. الليلة الفائتة، حاولت أن أستحضر وجه أمي. أمي يا</w:t>
-      </w:r>
-      <w:r>
-        <w:t xml:space="preserve"> </w:t>
-      </w:r>
-      <w:r>
-        <w:t xml:space="preserve">نفرتاري! المرأة التي حملتني تسعة أشهر وأرضعتني وربّتني. لم أستطع أن</w:t>
-      </w:r>
-      <w:r>
-        <w:t xml:space="preserve"> </w:t>
-      </w:r>
-      <w:r>
-        <w:t xml:space="preserve">أتذكر عينيها. كيف لابنٍ أن ينسى عيني أمه؟«.</w:t>
+        <w:t xml:space="preserve">»كأن يدًا خفيةً تمحو لوح ذاكرتي، سطرًا بعد سطر. الليلة الفائتة حاولت أن</w:t>
+      </w:r>
+      <w:r>
+        <w:t xml:space="preserve"> </w:t>
+      </w:r>
+      <w:r>
+        <w:t xml:space="preserve">أستحضر وجه أمي. لم أستطع أن أتذكر عينيها. كيف لابنٍ أن ينسى عيني</w:t>
+      </w:r>
+      <w:r>
+        <w:t xml:space="preserve"> </w:t>
+      </w:r>
+      <w:r>
+        <w:t xml:space="preserve">أمه؟«.</w:t>
       </w:r>
     </w:p>
     <w:p>
@@ -44800,25 +43430,19 @@
         <w:pStyle w:val="BodyText"/>
       </w:pPr>
       <w:r>
-        <w:t xml:space="preserve">»يتبقى ما أنت عليه في هذه اللحظة بالذات. يتبقى الطبيب الذي انتشل</w:t>
-      </w:r>
-      <w:r>
-        <w:t xml:space="preserve"> </w:t>
-      </w:r>
-      <w:r>
-        <w:t xml:space="preserve">الآلاف من فك الموت. يتبقى الرجل الذي وقف في وجه الطاعون كأنه جبل، وتحدى</w:t>
-      </w:r>
-      <w:r>
-        <w:t xml:space="preserve"> </w:t>
-      </w:r>
-      <w:r>
-        <w:t xml:space="preserve">الحرب ولم يخضع، وأحبط المؤامرات ولم ينكسر. يتبقى الإنسان الذي يجلس أمامي</w:t>
-      </w:r>
-      <w:r>
-        <w:t xml:space="preserve"> </w:t>
-      </w:r>
-      <w:r>
-        <w:t xml:space="preserve">الآن، بكل جراحه وشجاعته«.</w:t>
+        <w:t xml:space="preserve">»يتبقى ما أنت عليه الآن: الطبيب الذي انتشل الآلاف من فك الموت، والرجل</w:t>
+      </w:r>
+      <w:r>
+        <w:t xml:space="preserve"> </w:t>
+      </w:r>
+      <w:r>
+        <w:t xml:space="preserve">الذي لم تكسره الحرب ولا المؤامرات. يتبقى الإنسان الذي يجلس أمامي، بكل</w:t>
+      </w:r>
+      <w:r>
+        <w:t xml:space="preserve"> </w:t>
+      </w:r>
+      <w:r>
+        <w:t xml:space="preserve">جراحه وشجاعته«.</w:t>
       </w:r>
     </w:p>
     <w:p>
@@ -44834,25 +43458,13 @@
         <w:pStyle w:val="BodyText"/>
       </w:pPr>
       <w:r>
-        <w:t xml:space="preserve">قاطعته بهدوءٍ حازمٍ كحدّ السيف: »الذكريات ليست هي الإنسان يا أحمد.</w:t>
-      </w:r>
-      <w:r>
-        <w:t xml:space="preserve"> </w:t>
-      </w:r>
-      <w:r>
-        <w:t xml:space="preserve">الذكريات هي ما حدث لك، هي ظلالٌ للماضي تتلاشى مع الشمس. أما أنت، فأنا ما</w:t>
-      </w:r>
-      <w:r>
-        <w:t xml:space="preserve"> </w:t>
-      </w:r>
-      <w:r>
-        <w:t xml:space="preserve">تختار أن تكونه في كل نَفَسٍ تستنشقه، في كل قرارٍ تتخذه، في هذه اللحظة</w:t>
-      </w:r>
-      <w:r>
-        <w:t xml:space="preserve"> </w:t>
-      </w:r>
-      <w:r>
-        <w:t xml:space="preserve">الحاضرة تحديدًا«.</w:t>
+        <w:t xml:space="preserve">قاطعته بهدوءٍ حازم: »الذكريات ليست الإنسان يا أحمد. هي ما حدث لك، أما</w:t>
+      </w:r>
+      <w:r>
+        <w:t xml:space="preserve"> </w:t>
+      </w:r>
+      <w:r>
+        <w:t xml:space="preserve">أنت فما تختار أن تكونه الآن«.</w:t>
       </w:r>
     </w:p>
     <w:p>
@@ -45783,13 +44395,7 @@
         <w:pStyle w:val="BodyText"/>
       </w:pPr>
       <w:r>
-        <w:t xml:space="preserve">قال الشيخ: »ليس سحرًا يا أحمد، ولا هو بمعجزةٍ من السماء. إنه علم.</w:t>
-      </w:r>
-      <w:r>
-        <w:t xml:space="preserve"> </w:t>
-      </w:r>
-      <w:r>
-        <w:t xml:space="preserve">تقنيةٌ متقدمة، أقدم بكثير من الأهرامات نفسها«.</w:t>
+        <w:t xml:space="preserve">قال الشيخ: »ليس سحرًا يا أحمد. إنه علم. تقنيةٌ أقدم من الأهرامات«.</w:t>
       </w:r>
     </w:p>
     <w:p>
@@ -45805,19 +44411,13 @@
         <w:pStyle w:val="BodyText"/>
       </w:pPr>
       <w:r>
-        <w:t xml:space="preserve">»بدائي؟« ابتسم الشيخ ابتسامةً فيها شيءٌ من الأسى. »تظن أن التقدم خطٌ</w:t>
-      </w:r>
-      <w:r>
-        <w:t xml:space="preserve"> </w:t>
-      </w:r>
-      <w:r>
-        <w:t xml:space="preserve">صاعد لا ينحني؟ كانت هناك حضاراتٌ قبل حضارتكم، وحضاراتٌ قبلها، وصلت إلى</w:t>
-      </w:r>
-      <w:r>
-        <w:t xml:space="preserve"> </w:t>
-      </w:r>
-      <w:r>
-        <w:t xml:space="preserve">مراتبَ لا تحلم بها. ثم سقطت، ولم يبقَ منها سوى أثرٍ هنا وأثرٍ</w:t>
+        <w:t xml:space="preserve">»بدائي؟« ابتسم الشيخ بأسى. »تظن أن التقدم خطٌّ صاعد لا ينحني؟ كانت</w:t>
+      </w:r>
+      <w:r>
+        <w:t xml:space="preserve"> </w:t>
+      </w:r>
+      <w:r>
+        <w:t xml:space="preserve">هناك حضاراتٌ قبل حضارتكم، ثم سقطت ولم يبقَ منها إلا أثرٌ هنا وأثرٌ</w:t>
       </w:r>
       <w:r>
         <w:t xml:space="preserve"> </w:t>
@@ -45839,13 +44439,13 @@
         <w:pStyle w:val="BodyText"/>
       </w:pPr>
       <w:r>
-        <w:t xml:space="preserve">»للكون قوانين صارمة يا أحمد. لكنها ليست جدرانًا صمّاء. فيها مفاصل. مَن</w:t>
-      </w:r>
-      <w:r>
-        <w:t xml:space="preserve"> </w:t>
-      </w:r>
-      <w:r>
-        <w:t xml:space="preserve">يعرف موضع المفصل يطوي الزمن كما تُطوى ورقة بردي.«</w:t>
+        <w:t xml:space="preserve">»للكون قوانين صارمة، لكنها ليست جدرانًا صمّاء. فيها مفاصل. من يعرف</w:t>
+      </w:r>
+      <w:r>
+        <w:t xml:space="preserve"> </w:t>
+      </w:r>
+      <w:r>
+        <w:t xml:space="preserve">موضع المفصل يطوي الزمن كما تُطوى ورقة بردي.«</w:t>
       </w:r>
     </w:p>
     <w:p>
@@ -45867,13 +44467,13 @@
         <w:pStyle w:val="BodyText"/>
       </w:pPr>
       <w:r>
-        <w:t xml:space="preserve">»الجُعران يرقب السماء. سبعة مواضع، سبع لحظاتٍ في الدورة الكبرى. إذا</w:t>
-      </w:r>
-      <w:r>
-        <w:t xml:space="preserve"> </w:t>
-      </w:r>
-      <w:r>
-        <w:t xml:space="preserve">اصطفت كما ينبغي، رقّ الحجاب. ثوانٍ قليلة تكفي لمن يحمل المفتاح.«</w:t>
+        <w:t xml:space="preserve">»الجُعران يرقب السماء. سبعة مواضع في الدورة الكبرى. إذا اصطفت كما</w:t>
+      </w:r>
+      <w:r>
+        <w:t xml:space="preserve"> </w:t>
+      </w:r>
+      <w:r>
+        <w:t xml:space="preserve">ينبغي، رقّ الحجاب. ثوانٍ قليلة تكفي لمن يحمل المفتاح.«</w:t>
       </w:r>
     </w:p>
     <w:p>
@@ -45889,25 +44489,13 @@
         <w:pStyle w:val="BodyText"/>
       </w:pPr>
       <w:r>
-        <w:t xml:space="preserve">»نعم. في ليلة الانقلاب الصيفي، حين اصطفت سبعة نجومٍ من كوكبة الجبار مع</w:t>
-      </w:r>
-      <w:r>
-        <w:t xml:space="preserve"> </w:t>
-      </w:r>
-      <w:r>
-        <w:t xml:space="preserve">هرم خوفو ومعبد الكرنك وواحة آمون في سيوة. في تلك الليلة، ولثوانٍ لا</w:t>
-      </w:r>
-      <w:r>
-        <w:t xml:space="preserve"> </w:t>
-      </w:r>
-      <w:r>
-        <w:t xml:space="preserve">تتجاوز عدد أصابع اليد الواحدة، انشقت البوابة، فسقطتَ منها إلى</w:t>
-      </w:r>
-      <w:r>
-        <w:t xml:space="preserve"> </w:t>
-      </w:r>
-      <w:r>
-        <w:t xml:space="preserve">هنا«.</w:t>
+        <w:t xml:space="preserve">»نعم. في ليلة الانقلاب الصيفي، حين اصطفّت علامات السماء مع مواضع الأرض.</w:t>
+      </w:r>
+      <w:r>
+        <w:t xml:space="preserve"> </w:t>
+      </w:r>
+      <w:r>
+        <w:t xml:space="preserve">لثوانٍ قليلة انشقّت البوابة، فسقطتَ منها إلى هنا«.</w:t>
       </w:r>
     </w:p>
     <w:p>
@@ -45947,13 +44535,7 @@
         <w:pStyle w:val="BodyText"/>
       </w:pPr>
       <w:r>
-        <w:t xml:space="preserve">»لكنك لن تستخدمه. لقد حسمت أمرك بالبقاء، حتى لو لم تعترف بذلك لنفسك</w:t>
-      </w:r>
-      <w:r>
-        <w:t xml:space="preserve"> </w:t>
-      </w:r>
-      <w:r>
-        <w:t xml:space="preserve">بعد. أنا أعرف ذلك، وقلبك في أعماقه يعرفه أيضًا«.</w:t>
+        <w:t xml:space="preserve">»لكنك لن تستخدمه. لقد حسمت أمرك بالبقاء، حتى لو لم تعترف بذلك بعد«.</w:t>
       </w:r>
     </w:p>
     <w:p>
@@ -46079,13 +44661,7 @@
         <w:pStyle w:val="BodyText"/>
       </w:pPr>
       <w:r>
-        <w:t xml:space="preserve">»الجُعران ليس الطريق الوحيد يا أحمد. هناك مسالك أخرى، أقدم وأخطر وأكثر</w:t>
-      </w:r>
-      <w:r>
-        <w:t xml:space="preserve"> </w:t>
-      </w:r>
-      <w:r>
-        <w:t xml:space="preserve">كلفة. تعلمتُها منذ زمنٍ لا تستطيع أن تتخيله«.</w:t>
+        <w:t xml:space="preserve">»الجُعران ليس الطريق الوحيد. هناك مسالك أخرى، أقدم وأخطر وأكثر كلفة«.</w:t>
       </w:r>
     </w:p>
     <w:p>
@@ -46281,49 +44857,27 @@
         <w:pStyle w:val="BodyText"/>
       </w:pPr>
       <w:r>
-        <w:t xml:space="preserve">تدحرجت الأسئلة في رأسه، كل سؤالٍ يُولِّد عشرة أسئلة أخرى. من هو هذا</w:t>
-      </w:r>
-      <w:r>
-        <w:t xml:space="preserve"> </w:t>
-      </w:r>
-      <w:r>
-        <w:t xml:space="preserve">الرجل الذي يظهر في كل منعطف؟ وما علاقته بالمفاتيح السبعة؟ ولماذا يبدو</w:t>
-      </w:r>
-      <w:r>
-        <w:t xml:space="preserve"> </w:t>
-      </w:r>
-      <w:r>
-        <w:t xml:space="preserve">وكأنه يعرف عن أحمد أكثر مما يعرفه أحمد عن نفسه؟</w:t>
-      </w:r>
-    </w:p>
-    <w:p>
-      <w:pPr>
-        <w:pStyle w:val="BodyText"/>
-      </w:pPr>
-      <w:r>
-        <w:t xml:space="preserve">لم تكن لديه إجابات. لكنه امتلك شيئًا آخر.</w:t>
-      </w:r>
-    </w:p>
-    <w:p>
-      <w:pPr>
-        <w:pStyle w:val="BodyText"/>
-      </w:pPr>
-      <w:r>
-        <w:t xml:space="preserve">سلامًا داخليًا.</w:t>
-      </w:r>
-    </w:p>
-    <w:p>
-      <w:pPr>
-        <w:pStyle w:val="BodyText"/>
-      </w:pPr>
-      <w:r>
-        <w:t xml:space="preserve">سلامٌ عميقٌ كالنيل في ساعات الفجر الأولى. لم يَعرِف هذا السكون منذ</w:t>
-      </w:r>
-      <w:r>
-        <w:t xml:space="preserve"> </w:t>
-      </w:r>
-      <w:r>
-        <w:t xml:space="preserve">أن ابتلعته دوَّامة الزَّمن وألقت به على شواطئ هذا العصر الغابر.</w:t>
+        <w:t xml:space="preserve">تدحرجت الأسئلة في رأسه: من هذا الرجل؟ وما علاقته بالجُعران؟ ولماذا يعرف</w:t>
+      </w:r>
+      <w:r>
+        <w:t xml:space="preserve"> </w:t>
+      </w:r>
+      <w:r>
+        <w:t xml:space="preserve">عنه أكثر مما يعرف هو عن نفسه؟</w:t>
+      </w:r>
+    </w:p>
+    <w:p>
+      <w:pPr>
+        <w:pStyle w:val="BodyText"/>
+      </w:pPr>
+      <w:r>
+        <w:t xml:space="preserve">لم تكن لديه إجابات. لكنه امتلك شيئًا آخر: سلامًا داخليًّا لم يعرفه منذ</w:t>
+      </w:r>
+      <w:r>
+        <w:t xml:space="preserve"> </w:t>
+      </w:r>
+      <w:r>
+        <w:t xml:space="preserve">ابتلعته دوَّامة الزمن.</w:t>
       </w:r>
     </w:p>
     <w:p>
@@ -46439,73 +44993,13 @@
         <w:pStyle w:val="BodyText"/>
       </w:pPr>
       <w:r>
-        <w:t xml:space="preserve">كتب كل ما يتذكره عن زمنه. المدن الشاهقة التي تخترق السحاب، والأسماء</w:t>
-      </w:r>
-      <w:r>
-        <w:t xml:space="preserve"> </w:t>
-      </w:r>
-      <w:r>
-        <w:t xml:space="preserve">التي حفرتها الذاكرة في وجدانه، والتقنيات التي كانت تبدو له بديهية قبل أن</w:t>
-      </w:r>
-      <w:r>
-        <w:t xml:space="preserve"> </w:t>
-      </w:r>
-      <w:r>
-        <w:t xml:space="preserve">يدرك كم هي معجزة. كتب عن الأحداث التاريخية الكبرى التي هزّت العالم</w:t>
-      </w:r>
-      <w:r>
-        <w:t xml:space="preserve"> </w:t>
-      </w:r>
-      <w:r>
-        <w:t xml:space="preserve">وأعادت تشكيل خريطته. كتب عن السيارات التي تجري بلا خيول، والطائرات التي</w:t>
-      </w:r>
-      <w:r>
-        <w:t xml:space="preserve"> </w:t>
-      </w:r>
-      <w:r>
-        <w:t xml:space="preserve">تشق السماء كالطيور المعدنية العملاقة، والهواتف المحمولة التي تحمل أصوات</w:t>
-      </w:r>
-      <w:r>
-        <w:t xml:space="preserve"> </w:t>
-      </w:r>
-      <w:r>
-        <w:t xml:space="preserve">الأحبة عبر آلاف الأميال. كتب عن الحروب العالمية التي حصدت الملايين، وعن الثورات التي أطاحت</w:t>
-      </w:r>
-      <w:r>
-        <w:t xml:space="preserve"> </w:t>
-      </w:r>
-      <w:r>
-        <w:t xml:space="preserve">بالملوك وأقامت</w:t>
-      </w:r>
-      <w:r>
-        <w:t xml:space="preserve"> </w:t>
-      </w:r>
-      <w:r>
-        <w:t xml:space="preserve">الجمهوريات. كتب عن الاكتشافات العلمية التي فتحت أبوابًا كان البشر</w:t>
-      </w:r>
-      <w:r>
-        <w:t xml:space="preserve"> </w:t>
-      </w:r>
-      <w:r>
-        <w:t xml:space="preserve">يظنونها موصدة إلى الأبد. كتب عن المضادات الحيوية التي تقتل الجراثيم</w:t>
-      </w:r>
-      <w:r>
-        <w:t xml:space="preserve"> </w:t>
-      </w:r>
-      <w:r>
-        <w:t xml:space="preserve">اللامرئية، والعمليات الجراحية المعقدة التي تفتح صدر الإنسان وتُصلح قلبه</w:t>
-      </w:r>
-      <w:r>
-        <w:t xml:space="preserve"> </w:t>
-      </w:r>
-      <w:r>
-        <w:t xml:space="preserve">ثم تغلقه من جديد، والأمراض الحديثة التي لم يسمع بها أحدٌ في هذا</w:t>
-      </w:r>
-      <w:r>
-        <w:t xml:space="preserve"> </w:t>
-      </w:r>
-      <w:r>
-        <w:t xml:space="preserve">الزمان.</w:t>
+        <w:t xml:space="preserve">كتب كل ما يتذكره عن زمنه: المدن الشاهقة، السيارات، الطائرات، الهواتف،</w:t>
+      </w:r>
+      <w:r>
+        <w:t xml:space="preserve"> </w:t>
+      </w:r>
+      <w:r>
+        <w:t xml:space="preserve">الحروب، الاكتشافات، والمضادات الحيوية التي تقتل جراثيم لا تراها العين.</w:t>
       </w:r>
     </w:p>
     <w:p>
@@ -47006,222 +45500,31 @@
         <w:pStyle w:val="BodyText"/>
       </w:pPr>
       <w:r>
-        <w:t xml:space="preserve">ومع كل ليلة، نمت البردية وكبرت، لتصبح موسوعةً طبيةً لا مثيل لها في</w:t>
-      </w:r>
-      <w:r>
-        <w:t xml:space="preserve"> </w:t>
-      </w:r>
-      <w:r>
-        <w:t xml:space="preserve">العالم القديم بأسره.</w:t>
-      </w:r>
-    </w:p>
-    <w:p>
-      <w:pPr>
-        <w:pStyle w:val="BodyText"/>
-      </w:pPr>
-      <w:r>
-        <w:t xml:space="preserve">بدأت بفصولٍ عن</w:t>
-      </w:r>
-      <w:r>
-        <w:t xml:space="preserve"> </w:t>
-      </w:r>
-      <w:r>
-        <w:rPr>
-          <w:b/>
-        </w:rPr>
-        <w:t xml:space="preserve">علم التشريح</w:t>
-      </w:r>
-      <w:r>
-        <w:t xml:space="preserve">؛ رسوماتٌ تفصيليةٌ للقلب بحجراته</w:t>
-      </w:r>
-      <w:r>
-        <w:t xml:space="preserve"> </w:t>
-      </w:r>
-      <w:r>
-        <w:t xml:space="preserve">الأربع وصماماته، وللرئتين بفصوصهما وشُعبهما الهوائية، وللكبد بفصوصه</w:t>
-      </w:r>
-      <w:r>
-        <w:t xml:space="preserve"> </w:t>
-      </w:r>
-      <w:r>
-        <w:t xml:space="preserve">وقنواته الصفراوية. رسم شبكة الأوعية الدموية كخريطة لأنهار حمراء تجري</w:t>
-      </w:r>
-      <w:r>
-        <w:t xml:space="preserve"> </w:t>
-      </w:r>
-      <w:r>
-        <w:t xml:space="preserve">في جسد الإنسان، مع شرحٍ دقيقٍ لكيفية دوران الدم في الجسم — كيف يضخه القلب إلى الرئتين ليتنقى، ثم يعيده إلى</w:t>
-      </w:r>
-      <w:r>
-        <w:t xml:space="preserve"> </w:t>
-      </w:r>
-      <w:r>
-        <w:t xml:space="preserve">القلب ليُرسله إلى سائر الأعضاء. كان هذا المفهوم سابقًا لعصره بآلاف</w:t>
-      </w:r>
-      <w:r>
-        <w:t xml:space="preserve"> </w:t>
-      </w:r>
-      <w:r>
-        <w:t xml:space="preserve">السنين، وكان يعلم أنه سيبدو جنونًا لمن سيقرأه، لكنه كتبه بالأدلة</w:t>
-      </w:r>
-      <w:r>
-        <w:t xml:space="preserve"> </w:t>
-      </w:r>
-      <w:r>
-        <w:t xml:space="preserve">والبراهين التي يمكن لأي طبيبٍ فضولي أن يتحقق منها بنفسه.</w:t>
-      </w:r>
-    </w:p>
-    <w:p>
-      <w:pPr>
-        <w:pStyle w:val="BodyText"/>
-      </w:pPr>
-      <w:r>
-        <w:t xml:space="preserve">ثم أضاف قسمًا عن</w:t>
-      </w:r>
-      <w:r>
-        <w:t xml:space="preserve"> </w:t>
-      </w:r>
-      <w:r>
-        <w:rPr>
-          <w:b/>
-        </w:rPr>
-        <w:t xml:space="preserve">فن الجراحة</w:t>
-      </w:r>
-      <w:r>
-        <w:t xml:space="preserve">؛ كيفية تطهير الجروح بالخل والنبيذ</w:t>
-      </w:r>
-      <w:r>
-        <w:t xml:space="preserve"> </w:t>
-      </w:r>
-      <w:r>
-        <w:t xml:space="preserve">القوي لمنع التقيح والعفن، وكيفية خياطة الجلد بإبر معقمة وخيوط من أمعاء</w:t>
-      </w:r>
-      <w:r>
-        <w:t xml:space="preserve"> </w:t>
-      </w:r>
-      <w:r>
-        <w:t xml:space="preserve">الحيوانات المُجففة. كتب عن كيفية استئصال الزائدة الدودية الملتهبة قبل أن</w:t>
-      </w:r>
-      <w:r>
-        <w:t xml:space="preserve"> </w:t>
-      </w:r>
-      <w:r>
-        <w:t xml:space="preserve">تنفجر وتقتل صاحبها، موضحًا العلامات التي تدل على الالتهاب، وموقع الشق</w:t>
-      </w:r>
-      <w:r>
-        <w:t xml:space="preserve"> </w:t>
-      </w:r>
-      <w:r>
-        <w:t xml:space="preserve">الصحيح، وكيفية ربط الأوعية الدموية لمنع النزيف. كتب عن إعادة العظام</w:t>
-      </w:r>
-      <w:r>
-        <w:t xml:space="preserve"> </w:t>
-      </w:r>
-      <w:r>
-        <w:t xml:space="preserve">المكسورة إلى موضعها الصحيح وتثبيتها بالجبائر، وعن علامات الكسور الخطيرة</w:t>
-      </w:r>
-      <w:r>
-        <w:t xml:space="preserve"> </w:t>
-      </w:r>
-      <w:r>
-        <w:t xml:space="preserve">التي تتطلب البتر لإنقاذ الحياة.</w:t>
-      </w:r>
-    </w:p>
-    <w:p>
-      <w:pPr>
-        <w:pStyle w:val="BodyText"/>
-      </w:pPr>
-      <w:r>
-        <w:t xml:space="preserve">ثم ألحق به قسمًا عن</w:t>
-      </w:r>
-      <w:r>
-        <w:t xml:space="preserve"> </w:t>
-      </w:r>
-      <w:r>
-        <w:rPr>
-          <w:b/>
-        </w:rPr>
-        <w:t xml:space="preserve">الأمراض المعدية</w:t>
-      </w:r>
-      <w:r>
-        <w:t xml:space="preserve">؛ شرحٌ مُفصّل لكيفية انتقال</w:t>
-      </w:r>
-      <w:r>
-        <w:t xml:space="preserve"> </w:t>
-      </w:r>
-      <w:r>
-        <w:t xml:space="preserve">العدوى من شخصٍ لآخر عبر اللمس والهواء والماء الملوث. كتب عن أهمية الحجر</w:t>
-      </w:r>
-      <w:r>
-        <w:t xml:space="preserve"> </w:t>
-      </w:r>
-      <w:r>
-        <w:t xml:space="preserve">الصحي للمرضى المُعدين، وكيف يمكن لمريض واحد أن ينشر المرض في مدينة</w:t>
-      </w:r>
-      <w:r>
-        <w:t xml:space="preserve"> </w:t>
-      </w:r>
-      <w:r>
-        <w:t xml:space="preserve">بأكملها إذا لم يُعزل. شدد على ضرورة غسل الأيدي قبل لمس المرضى وبعده،</w:t>
-      </w:r>
-      <w:r>
-        <w:t xml:space="preserve"> </w:t>
-      </w:r>
-      <w:r>
-        <w:t xml:space="preserve">وعلى تعقيم الأدوات الطبية بالنار أو الغليان قبل استخدامها.</w:t>
-      </w:r>
-    </w:p>
-    <w:p>
-      <w:pPr>
-        <w:pStyle w:val="BodyText"/>
-      </w:pPr>
-      <w:r>
-        <w:t xml:space="preserve">وأخيرًا، خصص قسمًا لـ</w:t>
-      </w:r>
-      <w:r>
-        <w:rPr>
-          <w:b/>
-        </w:rPr>
-        <w:t xml:space="preserve">علم الأدوية والعقاقير</w:t>
-      </w:r>
-      <w:r>
-        <w:t xml:space="preserve">؛ مستعرضًا فوائد</w:t>
-      </w:r>
-      <w:r>
-        <w:t xml:space="preserve"> </w:t>
-      </w:r>
-      <w:r>
-        <w:t xml:space="preserve">العسل كمضادٍ للجراثيم يمكن استخدامه لعلاج الجروح والحروق، وكيفية استخلاص</w:t>
-      </w:r>
-      <w:r>
-        <w:t xml:space="preserve"> </w:t>
-      </w:r>
-      <w:r>
-        <w:t xml:space="preserve">مواد قاتلة للبكتيريا من بعض أنواع العفن الأخضر الذي ينمو على الخبز</w:t>
-      </w:r>
-      <w:r>
-        <w:t xml:space="preserve"> </w:t>
-      </w:r>
-      <w:r>
-        <w:t xml:space="preserve">القديم. كان يعلم أنه يصف البنسلين بأبسط صوره، ويأمل أن يجد من يفهم</w:t>
-      </w:r>
-      <w:r>
-        <w:t xml:space="preserve"> </w:t>
-      </w:r>
-      <w:r>
-        <w:t xml:space="preserve">ويُجرّب. أضاف قائمةً مفصلةً بالأعشاب الطبية المتوفرة في مصر واستخداماتها</w:t>
-      </w:r>
-      <w:r>
-        <w:t xml:space="preserve"> </w:t>
-      </w:r>
-      <w:r>
-        <w:t xml:space="preserve">الدقيقة: لحاء الصفصاف لتسكين الألم والحمى، والثوم لعلاج الالتهابات،</w:t>
-      </w:r>
-      <w:r>
-        <w:t xml:space="preserve"> </w:t>
-      </w:r>
-      <w:r>
-        <w:t xml:space="preserve">والأفيون للآلام الشديدة مع التحذير من خطر الإدمان.</w:t>
+        <w:t xml:space="preserve">ومع كل ليلة، نمت البردية وكبرت: تشريحٌ، وجراحةٌ، وعدوى، وأدوية. رسم</w:t>
+      </w:r>
+      <w:r>
+        <w:t xml:space="preserve"> </w:t>
+      </w:r>
+      <w:r>
+        <w:t xml:space="preserve">القلب والرئتين والأوعية، ودوّن ما يعرفه عن تطهير الجروح وخياطتها وردّ</w:t>
+      </w:r>
+      <w:r>
+        <w:t xml:space="preserve"> </w:t>
+      </w:r>
+      <w:r>
+        <w:t xml:space="preserve">العظام ومنع النزيف، ثم أضاف ما يقدر عليه عن الحجر الصحي وغسل الأيدي</w:t>
+      </w:r>
+      <w:r>
+        <w:t xml:space="preserve"> </w:t>
+      </w:r>
+      <w:r>
+        <w:t xml:space="preserve">والعسل والصفصاف والأفيون. لم يكتب كلّ شيءٍ كما عرفه في زمنه؛ كتب ما يمكن</w:t>
+      </w:r>
+      <w:r>
+        <w:t xml:space="preserve"> </w:t>
+      </w:r>
+      <w:r>
+        <w:t xml:space="preserve">لطبيبٍ في طيبة أن يبدأ منه.</w:t>
       </w:r>
     </w:p>
     <w:p>
@@ -47287,31 +45590,19 @@
         <w:pStyle w:val="BodyText"/>
       </w:pPr>
       <w:r>
-        <w:t xml:space="preserve">كانت تملي عليه أسماء الأعشاب والنباتات باللغة المصرية القديمة الدقيقة،</w:t>
-      </w:r>
-      <w:r>
-        <w:t xml:space="preserve"> </w:t>
-      </w:r>
-      <w:r>
-        <w:t xml:space="preserve">مُصححةً نطقه أحيانًا، ومُضيفةً معلومات عن أماكن نمو كل نبتة وموسم</w:t>
-      </w:r>
-      <w:r>
-        <w:t xml:space="preserve"> </w:t>
-      </w:r>
-      <w:r>
-        <w:t xml:space="preserve">قطافها. كانت تنظر إلى رسوماته التشريحية بعينٍ ناقدة خبيرة، وتُصحح له بعض</w:t>
-      </w:r>
-      <w:r>
-        <w:t xml:space="preserve"> </w:t>
-      </w:r>
-      <w:r>
-        <w:t xml:space="preserve">التفاصيل بناءً على ما شاهدته في تحنيط الجثث وعلاج المرضى. كانت تطرح عليه</w:t>
-      </w:r>
-      <w:r>
-        <w:t xml:space="preserve"> </w:t>
-      </w:r>
-      <w:r>
-        <w:t xml:space="preserve">أسئلةً ذكية لاذعة أحيانًا:</w:t>
+        <w:t xml:space="preserve">كانت تملي عليه أسماء الأعشاب والنباتات باللغة المصرية القديمة، وتُصحح له</w:t>
+      </w:r>
+      <w:r>
+        <w:t xml:space="preserve"> </w:t>
+      </w:r>
+      <w:r>
+        <w:t xml:space="preserve">بعض التفاصيل مما رأته في التحنيط وعلاج المرضى. وكانت تطرح عليه أسئلةً</w:t>
+      </w:r>
+      <w:r>
+        <w:t xml:space="preserve"> </w:t>
+      </w:r>
+      <w:r>
+        <w:t xml:space="preserve">ذكية لاذعة أحيانًا:</w:t>
       </w:r>
     </w:p>
     <w:p>
@@ -47367,13 +45658,7 @@
         <w:pStyle w:val="BodyText"/>
       </w:pPr>
       <w:r>
-        <w:t xml:space="preserve">كانت أسئلتها تُجبره على تبسيط شروحاته وجعلها أكثر وضوحًا. كانت تُعيده</w:t>
-      </w:r>
-      <w:r>
-        <w:t xml:space="preserve"> </w:t>
-      </w:r>
-      <w:r>
-        <w:t xml:space="preserve">إلى جوهر الفكرة حين يتوه في التفاصيل، وتُذكّره بأنه يكتب لأطباء هذا</w:t>
+        <w:t xml:space="preserve">كانت أسئلتها تُجبره على تبسيط شروحه، وتُذكّره بأنه يكتب لأطباء هذا</w:t>
       </w:r>
       <w:r>
         <w:t xml:space="preserve"> </w:t>
@@ -47641,21 +45926,7 @@
         <w:t xml:space="preserve">حين</w:t>
       </w:r>
       <w:r>
-        <w:t xml:space="preserve"> اكتملت البردية، كانت عملًا ضخمًا يفوق كل تصوراته.</w:t>
-      </w:r>
-    </w:p>
-    <w:p>
-      <w:pPr>
-        <w:pStyle w:val="BodyText"/>
-      </w:pPr>
-      <w:r>
-        <w:t xml:space="preserve">عشرات اللفائف، ومئات الصفحات المكتوبة بخطٍ دقيق، وآلاف الرسومات</w:t>
-      </w:r>
-      <w:r>
-        <w:t xml:space="preserve"> </w:t>
-      </w:r>
-      <w:r>
-        <w:t xml:space="preserve">والملاحظات. كانت بلا شك أشمل وثيقةٍ طبيةٍ في العالم القديم بأسره.</w:t>
+        <w:t xml:space="preserve"> اكتملت البردية، كانت عشرات اللفائف ومئات الصفحات والرسومات.</w:t>
       </w:r>
     </w:p>
     <w:p>
@@ -47679,19 +45950,7 @@
         <w:pStyle w:val="BodyText"/>
       </w:pPr>
       <w:r>
-        <w:t xml:space="preserve">تذكر فجأةً شيئًا قاله له إمحوتب قبل وفاته، في تلك الليلة الأخيرة حين</w:t>
-      </w:r>
-      <w:r>
-        <w:t xml:space="preserve"> </w:t>
-      </w:r>
-      <w:r>
-        <w:t xml:space="preserve">كان يحتضر بين ذراعيه. كان صوت الشيخ العجوز واهنًا، لكن كلماته كانت</w:t>
-      </w:r>
-      <w:r>
-        <w:t xml:space="preserve"> </w:t>
-      </w:r>
-      <w:r>
-        <w:t xml:space="preserve">واضحة:</w:t>
+        <w:t xml:space="preserve">تذكر فجأةً شيئًا قاله له إمحوتب قبل وفاته:</w:t>
       </w:r>
     </w:p>
     <w:p>
@@ -47705,45 +45964,27 @@
         <w:t xml:space="preserve"> </w:t>
       </w:r>
       <w:r>
-        <w:t xml:space="preserve">الكهنة، ومعظمهم قد ماتوا ونسيها الأحياء. استخدمها أجدادنا لحفظ أقدس</w:t>
-      </w:r>
-      <w:r>
-        <w:t xml:space="preserve"> </w:t>
-      </w:r>
-      <w:r>
-        <w:t xml:space="preserve">الوثائق وأثمنها، الوثائق التي لا يجب أن تقع في أيدي غير</w:t>
-      </w:r>
-      <w:r>
-        <w:t xml:space="preserve"> </w:t>
-      </w:r>
-      <w:r>
-        <w:t xml:space="preserve">المستحقين«.</w:t>
-      </w:r>
-    </w:p>
-    <w:p>
-      <w:pPr>
-        <w:pStyle w:val="BodyText"/>
-      </w:pPr>
-      <w:r>
-        <w:t xml:space="preserve">كان إمحوتب قد وصف له مكانها بدقة، وهو يلهث أنفاسه الأخيرة: خلف جدارٍ في</w:t>
-      </w:r>
-      <w:r>
-        <w:t xml:space="preserve"> </w:t>
-      </w:r>
-      <w:r>
-        <w:t xml:space="preserve">القاعة الشرقية، أسفل لوحةٍ جداريةٍ تصور الإله تحوت، رب الحكمة والكتابة،</w:t>
-      </w:r>
-      <w:r>
-        <w:t xml:space="preserve"> </w:t>
-      </w:r>
-      <w:r>
-        <w:t xml:space="preserve">وهو يحمل لوحه وقلمه. الحجر الثالث من اليسارِ في الصف الخامس من الأرض -</w:t>
-      </w:r>
-      <w:r>
-        <w:t xml:space="preserve"> </w:t>
-      </w:r>
-      <w:r>
-        <w:t xml:space="preserve">إذا ضغطت عليه بطريقة معينة، سينزلق الجدار.</w:t>
+        <w:t xml:space="preserve">الكهنة. استخدمها أجدادنا لحفظ أقدس الوثائق«.</w:t>
+      </w:r>
+    </w:p>
+    <w:p>
+      <w:pPr>
+        <w:pStyle w:val="BodyText"/>
+      </w:pPr>
+      <w:r>
+        <w:t xml:space="preserve">كان إمحوتب قد وصف له مكانها: خلف جدارٍ في القاعة الشرقية، أسفل لوحة</w:t>
+      </w:r>
+      <w:r>
+        <w:t xml:space="preserve"> </w:t>
+      </w:r>
+      <w:r>
+        <w:t xml:space="preserve">تحوت. الحجر الثالث من اليسار في الصف الخامس؛ إذا ضغط عليه، انزلق</w:t>
+      </w:r>
+      <w:r>
+        <w:t xml:space="preserve"> </w:t>
+      </w:r>
+      <w:r>
+        <w:t xml:space="preserve">الجدار.</w:t>
       </w:r>
     </w:p>
     <w:p>
@@ -47923,25 +46164,13 @@
         <w:pStyle w:val="BodyText"/>
       </w:pPr>
       <w:r>
-        <w:t xml:space="preserve">كانت صغيرة، لا تتسع لأكثر من خمسة أشخاص. كانت معتمةً عتمةً مطلقة حتى</w:t>
-      </w:r>
-      <w:r>
-        <w:t xml:space="preserve"> </w:t>
-      </w:r>
-      <w:r>
-        <w:t xml:space="preserve">أشعل أحمد مشعله الصغير. كانت رائحة الغبار والبخور الجاف تملأ هواءها</w:t>
-      </w:r>
-      <w:r>
-        <w:t xml:space="preserve"> </w:t>
-      </w:r>
-      <w:r>
-        <w:t xml:space="preserve">الثقيل. كان من الواضح أن أحدًا لم يدخلها منذ عقود، فالغبار كان يكسو</w:t>
-      </w:r>
-      <w:r>
-        <w:t xml:space="preserve"> </w:t>
-      </w:r>
-      <w:r>
-        <w:t xml:space="preserve">كل شيء.</w:t>
+        <w:t xml:space="preserve">كانت صغيرة، لا تتسع لأكثر من خمسة أشخاص. أشعل مشعله الصغير، فانكشفت</w:t>
+      </w:r>
+      <w:r>
+        <w:t xml:space="preserve"> </w:t>
+      </w:r>
+      <w:r>
+        <w:t xml:space="preserve">رائحة الغبار والبخور الجاف في هواءٍ ثقيل لم يدخله أحد منذ عقود.</w:t>
       </w:r>
     </w:p>
     <w:p>
@@ -48143,25 +46372,13 @@
         <w:t xml:space="preserve"> </w:t>
       </w:r>
       <w:r>
-        <w:t xml:space="preserve">نظارته السميكة، »لغيَّرت كل ما نعرفه عن الطب المصري القديم. تخيَّل!</w:t>
-      </w:r>
-      <w:r>
-        <w:t xml:space="preserve"> </w:t>
-      </w:r>
-      <w:r>
-        <w:t xml:space="preserve">وثيقة تتحدث عن دوران الدم قبل هارفي بثلاثة آلاف سنة! وثيقة تصف الجراثيم</w:t>
-      </w:r>
-      <w:r>
-        <w:t xml:space="preserve"> </w:t>
-      </w:r>
-      <w:r>
-        <w:t xml:space="preserve">قبل أن يعرف البشر وجود المجهر! كيف يمكن لقدماء المصريين أن يعرفوا كل</w:t>
-      </w:r>
-      <w:r>
-        <w:t xml:space="preserve"> </w:t>
-      </w:r>
-      <w:r>
-        <w:t xml:space="preserve">هذا؟«</w:t>
+        <w:t xml:space="preserve">نظارته السميكة، »لغيَّرت كل ما نعرفه عن الطب المصري القديم. وثيقة تتحدث</w:t>
+      </w:r>
+      <w:r>
+        <w:t xml:space="preserve"> </w:t>
+      </w:r>
+      <w:r>
+        <w:t xml:space="preserve">عن الجسد والمرض كأنها جاءت من زمنٍ آخر.«</w:t>
       </w:r>
     </w:p>
     <w:p>
@@ -48301,13 +46518,13 @@
         <w:pStyle w:val="BodyText"/>
       </w:pPr>
       <w:r>
-        <w:t xml:space="preserve">سقط على ركبتيه، وثقل الزمن كله يهوي على كتفيه. كان يلهث، وقلبه</w:t>
-      </w:r>
-      <w:r>
-        <w:t xml:space="preserve"> </w:t>
-      </w:r>
-      <w:r>
-        <w:t xml:space="preserve">يخفق بجنون، وعقله يدور في دوائر لا نهاية لها.</w:t>
+        <w:t xml:space="preserve">سقط على ركبتيه، وثقل الزمن كله يهوي على كتفيه. كان يلهث، وقلبه يخفق</w:t>
+      </w:r>
+      <w:r>
+        <w:t xml:space="preserve"> </w:t>
+      </w:r>
+      <w:r>
+        <w:t xml:space="preserve">بجنون.</w:t>
       </w:r>
     </w:p>
     <w:p>
@@ -50036,13 +48253,13 @@
         <w:pStyle w:val="BodyText"/>
       </w:pPr>
       <w:r>
-        <w:t xml:space="preserve">كانت تلك اللمسة أبلغ من أي كلام. لم تكن رحمةً، بل كانت ازدراءً. كانت</w:t>
-      </w:r>
-      <w:r>
-        <w:t xml:space="preserve"> </w:t>
-      </w:r>
-      <w:r>
-        <w:t xml:space="preserve">الآلهة تقول له: أنت لا تستحق حتى أن نقتلك.</w:t>
+        <w:t xml:space="preserve">كانت تلك اللمسة أبلغ من أي كلام. لم تكن رحمةً، بل ازدراءً صامتًا: أنت</w:t>
+      </w:r>
+      <w:r>
+        <w:t xml:space="preserve"> </w:t>
+      </w:r>
+      <w:r>
+        <w:t xml:space="preserve">لا تستحق حتى أن نقتلك.</w:t>
       </w:r>
     </w:p>
     <w:p>
@@ -51708,39 +49925,25 @@
         <w:pStyle w:val="BodyText"/>
       </w:pPr>
       <w:r>
-        <w:t xml:space="preserve">لم يَعرِفوا أنَّها كانَت ذاتَ يَومٍ مُتَزَوِّجَةً من طَبيبٍ اسمُه أَحمد سليم، يَقضي ليالِيَه في كُتُبِ التَّاريخِ القَديم. ولا أنَّها هَجَرَتهُ في لَيلَةٍ ماطِرَة، مُتَّهِمَةً إيَّاهُ بأَنَّه »مُتَزَوِّجٌ من المَوتى لا من الأَحياء«. ولا أنَّ الرَّجُلَ اختَفى بَعدَها بِأَشهُرٍ قَليلَة، في رِحلَةٍ إلى الأُقصُر، فأُغلِقَ ملَفُّه في النِّهايَةِ بِوَصفِه »حالَةَ اختِفاءٍ غامِض«.</w:t>
-      </w:r>
-    </w:p>
-    <w:p>
-      <w:pPr>
-        <w:pStyle w:val="BodyText"/>
-      </w:pPr>
-      <w:r>
-        <w:t xml:space="preserve">ثُمَّ فَعَلَت شَيئًا لم يَتَوَقَّعه أَحَد. تَخَلَّت عن مَسيرَتِها في المُحاماة، وعادَت إلى مَقاعِدِ الدِّراسَة، وتَخَصَّصَت في عِلمِ المِصرِيَّات. أَمضَت عَشرَ سَنَواتٍ تَنهَلُ من العِلمِ الَّذي عَشِقَهُ أَحمد.</w:t>
-      </w:r>
-    </w:p>
-    <w:p>
-      <w:pPr>
-        <w:pStyle w:val="BodyText"/>
-      </w:pPr>
-      <w:r>
-        <w:t xml:space="preserve">في البِدايَة، أَقنَعَت نَفسَها أنَّها تُريدُ أن تَفهَم. لكِن مع تَوالي السِّنينَ أَدرَكَت أنَّها لم تَكُن تَبحَثُ عن فَهم، بَل كانَت تَبحَثُ عَنه هو.</w:t>
-      </w:r>
-    </w:p>
-    <w:p>
-      <w:pPr>
-        <w:pStyle w:val="BodyText"/>
-      </w:pPr>
-      <w:r>
-        <w:t xml:space="preserve">في السَّنَةِ الخامِسَةِ من الدُّكتوراه، وَقَفَت ذاتَ صَباحٍ أَمامَ بَردِيَّةِ إيبرس الطِّبِّيَّة في مَتحَفِ لايبزيغ، وقَرَأَت سَطرًا عن »خُراجِ الجِلد« لم تَستَطِع أن تَتَجاوَزَه. ظَلَّت ساعَةً كامِلَةً تَنظُرُ إلَيه. في تلكَ اللَّيلَة، كَتَبَت في دَفتَرِها جُملَةً واحِدَة: »هل قَرَأَ أَحمدُ هذا السَّطر؟« ثُمَّ مَحَتها. ثُمَّ أَعادَت كِتابَتَها.</w:t>
-      </w:r>
-    </w:p>
-    <w:p>
-      <w:pPr>
-        <w:pStyle w:val="BodyText"/>
-      </w:pPr>
-      <w:r>
-        <w:t xml:space="preserve">وفي السَّنَةِ الثَّامِنَة، حينَ دافَعَت عن أُطروحَتِها، أَدرَكَت وهي تَنزِلُ من المَنَصَّة أنَّها لم تَكُن تُدافِعُ على أُطروحَة. كانَت تَتَرافَعُ عن غائِب.</w:t>
+        <w:t xml:space="preserve">لم يَكُن أَحَدٌ مِنهُم يَعرِفُ أنَّها كانت زوجة أحمد سليم، ولا أنه اختفى</w:t>
+      </w:r>
+      <w:r>
+        <w:t xml:space="preserve"> </w:t>
+      </w:r>
+      <w:r>
+        <w:t xml:space="preserve">بعد أشهرٍ من رحيلها في رحلةٍ إلى الأقصر. بعد ذلك تركت المحاماة، ودرست علم</w:t>
+      </w:r>
+      <w:r>
+        <w:t xml:space="preserve"> </w:t>
+      </w:r>
+      <w:r>
+        <w:t xml:space="preserve">المصريات عشر سنوات. قالت لنفسها إنها تريد أن تفهم؛ ثم فهمت متأخرةً أنها</w:t>
+      </w:r>
+      <w:r>
+        <w:t xml:space="preserve"> </w:t>
+      </w:r>
+      <w:r>
+        <w:t xml:space="preserve">كانت تبحث عنه.</w:t>
       </w:r>
     </w:p>
     <w:p>
@@ -51868,7 +50071,19 @@
         <w:pStyle w:val="BodyText"/>
       </w:pPr>
       <w:r>
-        <w:t xml:space="preserve">على وَرَقِ البَردي، تَجَلَّت رُسومٌ تَشريحيَّة: القَلبُ البَشَريُّ بِتَفاصيلِه الَّتي لم تُكشَف لِلبَشَريَّة إلَّا في القَرنِ التَّاسِعَ عَشَر. الدَّورَةُ الدَّمَوِيَّةُ مَوصوفَةً بِوُضوح. والأَعضاءُ الدَّاخِلِيَّةُ بِأُسلوبٍ عِلميٍّ صِرف، يَستَحيلُ أن يَنتَميَ إلى عَصرٍ كانَ فيه الطِّبُّ مَزيجًا من السِّحرِ والتَّخمين.</w:t>
+        <w:t xml:space="preserve">على ورق البردي، تجلّت رسوماتٌ تشريحية لا تشبه أيّ شيءٍ من ذلك العصر:</w:t>
+      </w:r>
+      <w:r>
+        <w:t xml:space="preserve"> </w:t>
+      </w:r>
+      <w:r>
+        <w:t xml:space="preserve">قلبٌ بتفاصيله، ودورةٌ دمويةٌ موصوفة بوضوح، وأعضاءٌ داخلية بأسلوبٍ علميٍّ</w:t>
+      </w:r>
+      <w:r>
+        <w:t xml:space="preserve"> </w:t>
+      </w:r>
+      <w:r>
+        <w:t xml:space="preserve">صارم.</w:t>
       </w:r>
     </w:p>
     <w:p>
@@ -51946,7 +50161,7 @@
         <w:pStyle w:val="BodyText"/>
       </w:pPr>
       <w:r>
-        <w:t xml:space="preserve">كان هناك لوحٌ حجريٌّ صغير، بحجم كفّ اليد تقريبًا، موضوعٌ بعنايةٍ مقصودة بجوار مومياء أحمد. بدا وكأنّ أحدًا قد أخفاه هناك عمدًا، ليجده من يستحقّ أن يجده.</w:t>
+        <w:t xml:space="preserve">كان هناك لوحٌ حجريٌّ صغير بجوار مومياء أحمد، موضوعٌ بعنايةٍ مقصودة.</w:t>
       </w:r>
     </w:p>
     <w:p>
@@ -51962,7 +50177,13 @@
         <w:pStyle w:val="BodyText"/>
       </w:pPr>
       <w:r>
-        <w:t xml:space="preserve">على الجدار المقابل، كان هناك نقشٌ لم تلاحظه من قبل، ربّما لأنّ الظلال كانت تخفيه. كان يبدو أحدث من بقيّة نقوش الغرفة، محفورًا بعنايةٍ فائقة تنمّ عن يدٍ ماهرة وقلبٍ ممتلئ بالتبجيل.</w:t>
+        <w:t xml:space="preserve">على الجدار المقابل، ظهر نقشٌ لم تلاحظه من قبل. بدا أحدث من بقيّة نقوش</w:t>
+      </w:r>
+      <w:r>
+        <w:t xml:space="preserve"> </w:t>
+      </w:r>
+      <w:r>
+        <w:t xml:space="preserve">الغرفة، ومحفورًا بعنايةٍ صابرة.</w:t>
       </w:r>
     </w:p>
     <w:p>
@@ -52088,7 +50309,7 @@
         <w:t xml:space="preserve">انحَنَتِ</w:t>
       </w:r>
       <w:r>
-        <w:t xml:space="preserve"> الدكتورةُ ليلى والتَقَطَتِ اللَّوحَ الحَجَريَّ الصَّغير بِحَذَرٍ شَديد. كانَ بارِدًا تَحتَ أَصابِعِها، أَملَسَ من كَثرَةِ ما لُمِسَ عَبرَ العُصور.</w:t>
+        <w:t xml:space="preserve"> الدكتورةُ ليلى والتَقَطَتِ اللَّوحَ الحَجَريَّ الصَّغير بِحَذَر.</w:t>
       </w:r>
     </w:p>
     <w:p>
